--- a/LLDD/word/BE/LLDD-BE-API-Document-Detail-Aggregate.docx
+++ b/LLDD/word/BE/LLDD-BE-API-Document-Detail-Aggregate.docx
@@ -4376,7 +4376,7 @@
               </w:rPr>
               <w:t>{</w:t>
               <w:br/>
-              <w:t xml:space="preserve">  "docNo": "2569/00123"</w:t>
+              <w:t xml:space="preserve">  "docNo": "2026/00123"</w:t>
               <w:br/>
               <w:t>}</w:t>
             </w:r>
@@ -4652,7 +4652,7 @@
               </w:rPr>
               <w:t>{</w:t>
               <w:br/>
-              <w:t xml:space="preserve">  "docNo": "2569/00123",</w:t>
+              <w:t xml:space="preserve">  "docNo": "2026/00123",</w:t>
               <w:br/>
               <w:t xml:space="preserve">  "statusCode": "06",</w:t>
               <w:br/>

--- a/LLDD/word/BE/LLDD-BE-API-Document-Detail-Aggregate.docx
+++ b/LLDD/word/BE/LLDD-BE-API-Document-Detail-Aggregate.docx
@@ -103,11 +103,15 @@
               <w:keepLines/>
               <w:spacing w:after="0"/>
             </w:pPr>
-            <w:r/>
-            <w:r>
-              <w:rPr>
-                <w:rFonts w:ascii="Arial" w:hAnsi="Arial" w:eastAsia="Arial"/>
-                <w:b w:val="0"/>
+            <w:r>
+              <w:rPr>
+                <w:rFonts w:ascii="Arial" w:hAnsi="Arial" w:eastAsia="Arial"/>
+                <w:sz w:val="18"/>
+              </w:rPr>
+            </w:r>
+            <w:r>
+              <w:rPr>
+                <w:rFonts w:ascii="Arial" w:hAnsi="Arial" w:eastAsia="Arial"/>
                 <w:sz w:val="18"/>
               </w:rPr>
               <w:t>วัตถุประสงค์</w:t>
@@ -124,11 +128,15 @@
               <w:keepLines/>
               <w:spacing w:after="0"/>
             </w:pPr>
-            <w:r/>
-            <w:r>
-              <w:rPr>
-                <w:rFonts w:ascii="Arial" w:hAnsi="Arial" w:eastAsia="Arial"/>
-                <w:b w:val="0"/>
+            <w:r>
+              <w:rPr>
+                <w:rFonts w:ascii="Arial" w:hAnsi="Arial" w:eastAsia="Arial"/>
+                <w:sz w:val="18"/>
+              </w:rPr>
+            </w:r>
+            <w:r>
+              <w:rPr>
+                <w:rFonts w:ascii="Arial" w:hAnsi="Arial" w:eastAsia="Arial"/>
                 <w:sz w:val="18"/>
               </w:rPr>
               <w:t>ใช้เป็นรายละเอียดระดับพัฒนาสำหรับออกแบบ ลงมือพัฒนา ตรวจทาน และทดสอบขอบเขตที่ระบุในฉบับนี้</w:t>
@@ -150,11 +158,15 @@
               <w:keepLines/>
               <w:spacing w:after="0"/>
             </w:pPr>
-            <w:r/>
-            <w:r>
-              <w:rPr>
-                <w:rFonts w:ascii="Arial" w:hAnsi="Arial" w:eastAsia="Arial"/>
-                <w:b w:val="0"/>
+            <w:r>
+              <w:rPr>
+                <w:rFonts w:ascii="Arial" w:hAnsi="Arial" w:eastAsia="Arial"/>
+                <w:sz w:val="18"/>
+              </w:rPr>
+            </w:r>
+            <w:r>
+              <w:rPr>
+                <w:rFonts w:ascii="Arial" w:hAnsi="Arial" w:eastAsia="Arial"/>
                 <w:sz w:val="18"/>
               </w:rPr>
               <w:t>ลำดับการอ่าน</w:t>
@@ -171,11 +183,15 @@
               <w:keepLines/>
               <w:spacing w:after="0"/>
             </w:pPr>
-            <w:r/>
-            <w:r>
-              <w:rPr>
-                <w:rFonts w:ascii="Arial" w:hAnsi="Arial" w:eastAsia="Arial"/>
-                <w:b w:val="0"/>
+            <w:r>
+              <w:rPr>
+                <w:rFonts w:ascii="Arial" w:hAnsi="Arial" w:eastAsia="Arial"/>
+                <w:sz w:val="18"/>
+              </w:rPr>
+            </w:r>
+            <w:r>
+              <w:rPr>
+                <w:rFonts w:ascii="Arial" w:hAnsi="Arial" w:eastAsia="Arial"/>
                 <w:sz w:val="18"/>
               </w:rPr>
               <w:t>เริ่มจาก Overview และ Scope จากนั้นตรวจ Field/Validation, Implementation, Contract, Processing Flow, Acceptance Criteria และ Test Checklist ตามลำดับ</w:t>
@@ -197,11 +213,15 @@
               <w:keepLines/>
               <w:spacing w:after="0"/>
             </w:pPr>
-            <w:r/>
-            <w:r>
-              <w:rPr>
-                <w:rFonts w:ascii="Arial" w:hAnsi="Arial" w:eastAsia="Arial"/>
-                <w:b w:val="0"/>
+            <w:r>
+              <w:rPr>
+                <w:rFonts w:ascii="Arial" w:hAnsi="Arial" w:eastAsia="Arial"/>
+                <w:sz w:val="18"/>
+              </w:rPr>
+            </w:r>
+            <w:r>
+              <w:rPr>
+                <w:rFonts w:ascii="Arial" w:hAnsi="Arial" w:eastAsia="Arial"/>
                 <w:sz w:val="18"/>
               </w:rPr>
               <w:t>ผลลัพธ์ที่คาดหวัง</w:t>
@@ -218,11 +238,15 @@
               <w:keepLines/>
               <w:spacing w:after="0"/>
             </w:pPr>
-            <w:r/>
-            <w:r>
-              <w:rPr>
-                <w:rFonts w:ascii="Arial" w:hAnsi="Arial" w:eastAsia="Arial"/>
-                <w:b w:val="0"/>
+            <w:r>
+              <w:rPr>
+                <w:rFonts w:ascii="Arial" w:hAnsi="Arial" w:eastAsia="Arial"/>
+                <w:sz w:val="18"/>
+              </w:rPr>
+            </w:r>
+            <w:r>
+              <w:rPr>
+                <w:rFonts w:ascii="Arial" w:hAnsi="Arial" w:eastAsia="Arial"/>
                 <w:sz w:val="18"/>
               </w:rPr>
               <w:t>ผู้อ่านสามารถระบุ input, ขั้นตอนประมวลผล, output, เงื่อนไขผิดพลาด และหลักฐานการทดสอบได้จากเนื้อหาในฉบับเดียว</w:t>
@@ -322,11 +346,15 @@
               <w:keepLines/>
               <w:spacing w:after="0"/>
             </w:pPr>
-            <w:r/>
-            <w:r>
-              <w:rPr>
-                <w:rFonts w:ascii="Arial" w:hAnsi="Arial" w:eastAsia="Arial"/>
-                <w:b w:val="0"/>
+            <w:r>
+              <w:rPr>
+                <w:rFonts w:ascii="Arial" w:hAnsi="Arial" w:eastAsia="Arial"/>
+                <w:sz w:val="18"/>
+              </w:rPr>
+            </w:r>
+            <w:r>
+              <w:rPr>
+                <w:rFonts w:ascii="Arial" w:hAnsi="Arial" w:eastAsia="Arial"/>
                 <w:sz w:val="18"/>
               </w:rPr>
               <w:t>Track</w:t>
@@ -343,11 +371,15 @@
               <w:keepLines/>
               <w:spacing w:after="0"/>
             </w:pPr>
-            <w:r/>
-            <w:r>
-              <w:rPr>
-                <w:rFonts w:ascii="Arial" w:hAnsi="Arial" w:eastAsia="Arial"/>
-                <w:b w:val="0"/>
+            <w:r>
+              <w:rPr>
+                <w:rFonts w:ascii="Arial" w:hAnsi="Arial" w:eastAsia="Arial"/>
+                <w:sz w:val="18"/>
+              </w:rPr>
+            </w:r>
+            <w:r>
+              <w:rPr>
+                <w:rFonts w:ascii="Arial" w:hAnsi="Arial" w:eastAsia="Arial"/>
                 <w:sz w:val="18"/>
               </w:rPr>
               <w:t>BE</w:t>
@@ -369,11 +401,15 @@
               <w:keepLines/>
               <w:spacing w:after="0"/>
             </w:pPr>
-            <w:r/>
-            <w:r>
-              <w:rPr>
-                <w:rFonts w:ascii="Arial" w:hAnsi="Arial" w:eastAsia="Arial"/>
-                <w:b w:val="0"/>
+            <w:r>
+              <w:rPr>
+                <w:rFonts w:ascii="Arial" w:hAnsi="Arial" w:eastAsia="Arial"/>
+                <w:sz w:val="18"/>
+              </w:rPr>
+            </w:r>
+            <w:r>
+              <w:rPr>
+                <w:rFonts w:ascii="Arial" w:hAnsi="Arial" w:eastAsia="Arial"/>
                 <w:sz w:val="18"/>
               </w:rPr>
               <w:t>Estimate</w:t>
@@ -390,11 +426,15 @@
               <w:keepLines/>
               <w:spacing w:after="0"/>
             </w:pPr>
-            <w:r/>
-            <w:r>
-              <w:rPr>
-                <w:rFonts w:ascii="Arial" w:hAnsi="Arial" w:eastAsia="Arial"/>
-                <w:b w:val="0"/>
+            <w:r>
+              <w:rPr>
+                <w:rFonts w:ascii="Arial" w:hAnsi="Arial" w:eastAsia="Arial"/>
+                <w:sz w:val="18"/>
+              </w:rPr>
+            </w:r>
+            <w:r>
+              <w:rPr>
+                <w:rFonts w:ascii="Arial" w:hAnsi="Arial" w:eastAsia="Arial"/>
                 <w:sz w:val="18"/>
               </w:rPr>
               <w:t>27 ชั่วโมง</w:t>
@@ -416,11 +456,15 @@
               <w:keepLines/>
               <w:spacing w:after="0"/>
             </w:pPr>
-            <w:r/>
-            <w:r>
-              <w:rPr>
-                <w:rFonts w:ascii="Arial" w:hAnsi="Arial" w:eastAsia="Arial"/>
-                <w:b w:val="0"/>
+            <w:r>
+              <w:rPr>
+                <w:rFonts w:ascii="Arial" w:hAnsi="Arial" w:eastAsia="Arial"/>
+                <w:sz w:val="18"/>
+              </w:rPr>
+            </w:r>
+            <w:r>
+              <w:rPr>
+                <w:rFonts w:ascii="Arial" w:hAnsi="Arial" w:eastAsia="Arial"/>
                 <w:sz w:val="18"/>
               </w:rPr>
               <w:t>Owner</w:t>
@@ -437,14 +481,18 @@
               <w:keepLines/>
               <w:spacing w:after="0"/>
             </w:pPr>
-            <w:r/>
-            <w:r>
-              <w:rPr>
-                <w:rFonts w:ascii="Arial" w:hAnsi="Arial" w:eastAsia="Arial"/>
-                <w:b w:val="0"/>
-                <w:sz w:val="18"/>
-              </w:rPr>
-              <w:t>Butsaba &lt;But&gt; Podamrong</w:t>
+            <w:r>
+              <w:rPr>
+                <w:rFonts w:ascii="Arial" w:hAnsi="Arial" w:eastAsia="Arial"/>
+                <w:sz w:val="18"/>
+              </w:rPr>
+            </w:r>
+            <w:r>
+              <w:rPr>
+                <w:rFonts w:ascii="Arial" w:hAnsi="Arial" w:eastAsia="Arial"/>
+                <w:sz w:val="18"/>
+              </w:rPr>
+              <w:t>Tunyatorn &lt;Vava&gt; Kiatkongphongsa</w:t>
             </w:r>
           </w:p>
         </w:tc>
@@ -463,11 +511,15 @@
               <w:keepLines/>
               <w:spacing w:after="0"/>
             </w:pPr>
-            <w:r/>
-            <w:r>
-              <w:rPr>
-                <w:rFonts w:ascii="Arial" w:hAnsi="Arial" w:eastAsia="Arial"/>
-                <w:b w:val="0"/>
+            <w:r>
+              <w:rPr>
+                <w:rFonts w:ascii="Arial" w:hAnsi="Arial" w:eastAsia="Arial"/>
+                <w:sz w:val="18"/>
+              </w:rPr>
+            </w:r>
+            <w:r>
+              <w:rPr>
+                <w:rFonts w:ascii="Arial" w:hAnsi="Arial" w:eastAsia="Arial"/>
                 <w:sz w:val="18"/>
               </w:rPr>
               <w:t>Objective</w:t>
@@ -484,11 +536,15 @@
               <w:keepLines/>
               <w:spacing w:after="0"/>
             </w:pPr>
-            <w:r/>
-            <w:r>
-              <w:rPr>
-                <w:rFonts w:ascii="Arial" w:hAnsi="Arial" w:eastAsia="Arial"/>
-                <w:b w:val="0"/>
+            <w:r>
+              <w:rPr>
+                <w:rFonts w:ascii="Arial" w:hAnsi="Arial" w:eastAsia="Arial"/>
+                <w:sz w:val="18"/>
+              </w:rPr>
+            </w:r>
+            <w:r>
+              <w:rPr>
+                <w:rFonts w:ascii="Arial" w:hAnsi="Arial" w:eastAsia="Arial"/>
                 <w:sz w:val="18"/>
               </w:rPr>
               <w:t>ออกแบบ aggregate API สำหรับโหลดรายละเอียดเอกสารครบทุก section ให้หน้า FE detail</w:t>
@@ -754,11 +810,15 @@
               <w:keepLines/>
               <w:spacing w:after="0"/>
             </w:pPr>
-            <w:r/>
-            <w:r>
-              <w:rPr>
-                <w:rFonts w:ascii="Arial" w:hAnsi="Arial" w:eastAsia="Arial"/>
-                <w:b w:val="0"/>
+            <w:r>
+              <w:rPr>
+                <w:rFonts w:ascii="Arial" w:hAnsi="Arial" w:eastAsia="Arial"/>
+                <w:sz w:val="18"/>
+              </w:rPr>
+            </w:r>
+            <w:r>
+              <w:rPr>
+                <w:rFonts w:ascii="Arial" w:hAnsi="Arial" w:eastAsia="Arial"/>
                 <w:sz w:val="18"/>
               </w:rPr>
               <w:t>docNo</w:t>
@@ -775,11 +835,15 @@
               <w:keepLines/>
               <w:spacing w:after="0"/>
             </w:pPr>
-            <w:r/>
-            <w:r>
-              <w:rPr>
-                <w:rFonts w:ascii="Arial" w:hAnsi="Arial" w:eastAsia="Arial"/>
-                <w:b w:val="0"/>
+            <w:r>
+              <w:rPr>
+                <w:rFonts w:ascii="Arial" w:hAnsi="Arial" w:eastAsia="Arial"/>
+                <w:sz w:val="18"/>
+              </w:rPr>
+            </w:r>
+            <w:r>
+              <w:rPr>
+                <w:rFonts w:ascii="Arial" w:hAnsi="Arial" w:eastAsia="Arial"/>
                 <w:sz w:val="18"/>
               </w:rPr>
               <w:t>YYYY/xxxxx</w:t>
@@ -796,11 +860,15 @@
               <w:keepLines/>
               <w:spacing w:after="0"/>
             </w:pPr>
-            <w:r/>
-            <w:r>
-              <w:rPr>
-                <w:rFonts w:ascii="Arial" w:hAnsi="Arial" w:eastAsia="Arial"/>
-                <w:b w:val="0"/>
+            <w:r>
+              <w:rPr>
+                <w:rFonts w:ascii="Arial" w:hAnsi="Arial" w:eastAsia="Arial"/>
+                <w:sz w:val="18"/>
+              </w:rPr>
+            </w:r>
+            <w:r>
+              <w:rPr>
+                <w:rFonts w:ascii="Arial" w:hAnsi="Arial" w:eastAsia="Arial"/>
                 <w:sz w:val="18"/>
               </w:rPr>
               <w:t>required when opening existing document</w:t>
@@ -817,11 +885,15 @@
               <w:keepLines/>
               <w:spacing w:after="0"/>
             </w:pPr>
-            <w:r/>
-            <w:r>
-              <w:rPr>
-                <w:rFonts w:ascii="Arial" w:hAnsi="Arial" w:eastAsia="Arial"/>
-                <w:b w:val="0"/>
+            <w:r>
+              <w:rPr>
+                <w:rFonts w:ascii="Arial" w:hAnsi="Arial" w:eastAsia="Arial"/>
+                <w:sz w:val="18"/>
+              </w:rPr>
+            </w:r>
+            <w:r>
+              <w:rPr>
+                <w:rFonts w:ascii="Arial" w:hAnsi="Arial" w:eastAsia="Arial"/>
                 <w:sz w:val="18"/>
               </w:rPr>
               <w:t>ใช้ปี พ.ศ. และ running 5 หลัก</w:t>
@@ -843,11 +915,15 @@
               <w:keepLines/>
               <w:spacing w:after="0"/>
             </w:pPr>
-            <w:r/>
-            <w:r>
-              <w:rPr>
-                <w:rFonts w:ascii="Arial" w:hAnsi="Arial" w:eastAsia="Arial"/>
-                <w:b w:val="0"/>
+            <w:r>
+              <w:rPr>
+                <w:rFonts w:ascii="Arial" w:hAnsi="Arial" w:eastAsia="Arial"/>
+                <w:sz w:val="18"/>
+              </w:rPr>
+            </w:r>
+            <w:r>
+              <w:rPr>
+                <w:rFonts w:ascii="Arial" w:hAnsi="Arial" w:eastAsia="Arial"/>
                 <w:sz w:val="18"/>
               </w:rPr>
               <w:t>storeCode</w:t>
@@ -864,11 +940,15 @@
               <w:keepLines/>
               <w:spacing w:after="0"/>
             </w:pPr>
-            <w:r/>
-            <w:r>
-              <w:rPr>
-                <w:rFonts w:ascii="Arial" w:hAnsi="Arial" w:eastAsia="Arial"/>
-                <w:b w:val="0"/>
+            <w:r>
+              <w:rPr>
+                <w:rFonts w:ascii="Arial" w:hAnsi="Arial" w:eastAsia="Arial"/>
+                <w:sz w:val="18"/>
+              </w:rPr>
+            </w:r>
+            <w:r>
+              <w:rPr>
+                <w:rFonts w:ascii="Arial" w:hAnsi="Arial" w:eastAsia="Arial"/>
                 <w:sz w:val="18"/>
               </w:rPr>
               <w:t>string 5 digits</w:t>
@@ -885,11 +965,15 @@
               <w:keepLines/>
               <w:spacing w:after="0"/>
             </w:pPr>
-            <w:r/>
-            <w:r>
-              <w:rPr>
-                <w:rFonts w:ascii="Arial" w:hAnsi="Arial" w:eastAsia="Arial"/>
-                <w:b w:val="0"/>
+            <w:r>
+              <w:rPr>
+                <w:rFonts w:ascii="Arial" w:hAnsi="Arial" w:eastAsia="Arial"/>
+                <w:sz w:val="18"/>
+              </w:rPr>
+            </w:r>
+            <w:r>
+              <w:rPr>
+                <w:rFonts w:ascii="Arial" w:hAnsi="Arial" w:eastAsia="Arial"/>
                 <w:sz w:val="18"/>
               </w:rPr>
               <w:t>numeric length = 5</w:t>
@@ -906,11 +990,15 @@
               <w:keepLines/>
               <w:spacing w:after="0"/>
             </w:pPr>
-            <w:r/>
-            <w:r>
-              <w:rPr>
-                <w:rFonts w:ascii="Arial" w:hAnsi="Arial" w:eastAsia="Arial"/>
-                <w:b w:val="0"/>
+            <w:r>
+              <w:rPr>
+                <w:rFonts w:ascii="Arial" w:hAnsi="Arial" w:eastAsia="Arial"/>
+                <w:sz w:val="18"/>
+              </w:rPr>
+            </w:r>
+            <w:r>
+              <w:rPr>
+                <w:rFonts w:ascii="Arial" w:hAnsi="Arial" w:eastAsia="Arial"/>
                 <w:sz w:val="18"/>
               </w:rPr>
               <w:t>แสดง leading zero</w:t>
@@ -932,11 +1020,15 @@
               <w:keepLines/>
               <w:spacing w:after="0"/>
             </w:pPr>
-            <w:r/>
-            <w:r>
-              <w:rPr>
-                <w:rFonts w:ascii="Arial" w:hAnsi="Arial" w:eastAsia="Arial"/>
-                <w:b w:val="0"/>
+            <w:r>
+              <w:rPr>
+                <w:rFonts w:ascii="Arial" w:hAnsi="Arial" w:eastAsia="Arial"/>
+                <w:sz w:val="18"/>
+              </w:rPr>
+            </w:r>
+            <w:r>
+              <w:rPr>
+                <w:rFonts w:ascii="Arial" w:hAnsi="Arial" w:eastAsia="Arial"/>
                 <w:sz w:val="18"/>
               </w:rPr>
               <w:t>amount</w:t>
@@ -953,11 +1045,15 @@
               <w:keepLines/>
               <w:spacing w:after="0"/>
             </w:pPr>
-            <w:r/>
-            <w:r>
-              <w:rPr>
-                <w:rFonts w:ascii="Arial" w:hAnsi="Arial" w:eastAsia="Arial"/>
-                <w:b w:val="0"/>
+            <w:r>
+              <w:rPr>
+                <w:rFonts w:ascii="Arial" w:hAnsi="Arial" w:eastAsia="Arial"/>
+                <w:sz w:val="18"/>
+              </w:rPr>
+            </w:r>
+            <w:r>
+              <w:rPr>
+                <w:rFonts w:ascii="Arial" w:hAnsi="Arial" w:eastAsia="Arial"/>
                 <w:sz w:val="18"/>
               </w:rPr>
               <w:t>number, 2 decimals</w:t>
@@ -974,11 +1070,15 @@
               <w:keepLines/>
               <w:spacing w:after="0"/>
             </w:pPr>
-            <w:r/>
-            <w:r>
-              <w:rPr>
-                <w:rFonts w:ascii="Arial" w:hAnsi="Arial" w:eastAsia="Arial"/>
-                <w:b w:val="0"/>
+            <w:r>
+              <w:rPr>
+                <w:rFonts w:ascii="Arial" w:hAnsi="Arial" w:eastAsia="Arial"/>
+                <w:sz w:val="18"/>
+              </w:rPr>
+            </w:r>
+            <w:r>
+              <w:rPr>
+                <w:rFonts w:ascii="Arial" w:hAnsi="Arial" w:eastAsia="Arial"/>
                 <w:sz w:val="18"/>
               </w:rPr>
               <w:t>&gt;= 0</w:t>
@@ -995,14 +1095,32 @@
               <w:keepLines/>
               <w:spacing w:after="0"/>
             </w:pPr>
-            <w:r/>
-            <w:r>
-              <w:rPr>
-                <w:rFonts w:ascii="Arial" w:hAnsi="Arial" w:eastAsia="Arial"/>
-                <w:b w:val="0"/>
-                <w:sz w:val="18"/>
-              </w:rPr>
-              <w:t>format `#,##0.00` บาท</w:t>
+            <w:r>
+              <w:rPr>
+                <w:rFonts w:ascii="Arial" w:hAnsi="Arial" w:eastAsia="Arial"/>
+                <w:sz w:val="18"/>
+              </w:rPr>
+            </w:r>
+            <w:r>
+              <w:rPr>
+                <w:rFonts w:ascii="Arial" w:hAnsi="Arial" w:eastAsia="Arial"/>
+                <w:sz w:val="18"/>
+              </w:rPr>
+              <w:t xml:space="preserve">format </w:t>
+            </w:r>
+            <w:r>
+              <w:rPr>
+                <w:rFonts w:ascii="Courier New" w:hAnsi="Courier New" w:eastAsia="Arial"/>
+                <w:sz w:val="18"/>
+              </w:rPr>
+              <w:t>#,##0.00</w:t>
+            </w:r>
+            <w:r>
+              <w:rPr>
+                <w:rFonts w:ascii="Arial" w:hAnsi="Arial" w:eastAsia="Arial"/>
+                <w:sz w:val="18"/>
+              </w:rPr>
+              <w:t xml:space="preserve"> บาท</w:t>
             </w:r>
           </w:p>
         </w:tc>
@@ -1021,11 +1139,15 @@
               <w:keepLines/>
               <w:spacing w:after="0"/>
             </w:pPr>
-            <w:r/>
-            <w:r>
-              <w:rPr>
-                <w:rFonts w:ascii="Arial" w:hAnsi="Arial" w:eastAsia="Arial"/>
-                <w:b w:val="0"/>
+            <w:r>
+              <w:rPr>
+                <w:rFonts w:ascii="Arial" w:hAnsi="Arial" w:eastAsia="Arial"/>
+                <w:sz w:val="18"/>
+              </w:rPr>
+            </w:r>
+            <w:r>
+              <w:rPr>
+                <w:rFonts w:ascii="Arial" w:hAnsi="Arial" w:eastAsia="Arial"/>
                 <w:sz w:val="18"/>
               </w:rPr>
               <w:t>percent</w:t>
@@ -1042,11 +1164,15 @@
               <w:keepLines/>
               <w:spacing w:after="0"/>
             </w:pPr>
-            <w:r/>
-            <w:r>
-              <w:rPr>
-                <w:rFonts w:ascii="Arial" w:hAnsi="Arial" w:eastAsia="Arial"/>
-                <w:b w:val="0"/>
+            <w:r>
+              <w:rPr>
+                <w:rFonts w:ascii="Arial" w:hAnsi="Arial" w:eastAsia="Arial"/>
+                <w:sz w:val="18"/>
+              </w:rPr>
+            </w:r>
+            <w:r>
+              <w:rPr>
+                <w:rFonts w:ascii="Arial" w:hAnsi="Arial" w:eastAsia="Arial"/>
                 <w:sz w:val="18"/>
               </w:rPr>
               <w:t>number, 2 decimals</w:t>
@@ -1063,11 +1189,15 @@
               <w:keepLines/>
               <w:spacing w:after="0"/>
             </w:pPr>
-            <w:r/>
-            <w:r>
-              <w:rPr>
-                <w:rFonts w:ascii="Arial" w:hAnsi="Arial" w:eastAsia="Arial"/>
-                <w:b w:val="0"/>
+            <w:r>
+              <w:rPr>
+                <w:rFonts w:ascii="Arial" w:hAnsi="Arial" w:eastAsia="Arial"/>
+                <w:sz w:val="18"/>
+              </w:rPr>
+            </w:r>
+            <w:r>
+              <w:rPr>
+                <w:rFonts w:ascii="Arial" w:hAnsi="Arial" w:eastAsia="Arial"/>
                 <w:sz w:val="18"/>
               </w:rPr>
               <w:t>0-100</w:t>
@@ -1084,14 +1214,32 @@
               <w:keepLines/>
               <w:spacing w:after="0"/>
             </w:pPr>
-            <w:r/>
-            <w:r>
-              <w:rPr>
-                <w:rFonts w:ascii="Arial" w:hAnsi="Arial" w:eastAsia="Arial"/>
-                <w:b w:val="0"/>
-                <w:sz w:val="18"/>
-              </w:rPr>
-              <w:t>ใช้ `%` และรวม allocation ต้องเท่ากับ 100</w:t>
+            <w:r>
+              <w:rPr>
+                <w:rFonts w:ascii="Arial" w:hAnsi="Arial" w:eastAsia="Arial"/>
+                <w:sz w:val="18"/>
+              </w:rPr>
+            </w:r>
+            <w:r>
+              <w:rPr>
+                <w:rFonts w:ascii="Arial" w:hAnsi="Arial" w:eastAsia="Arial"/>
+                <w:sz w:val="18"/>
+              </w:rPr>
+              <w:t xml:space="preserve">ใช้ </w:t>
+            </w:r>
+            <w:r>
+              <w:rPr>
+                <w:rFonts w:ascii="Courier New" w:hAnsi="Courier New" w:eastAsia="Arial"/>
+                <w:sz w:val="18"/>
+              </w:rPr>
+              <w:t>%</w:t>
+            </w:r>
+            <w:r>
+              <w:rPr>
+                <w:rFonts w:ascii="Arial" w:hAnsi="Arial" w:eastAsia="Arial"/>
+                <w:sz w:val="18"/>
+              </w:rPr>
+              <w:t xml:space="preserve"> และรวม allocation ต้องเท่ากับ 100</w:t>
             </w:r>
           </w:p>
         </w:tc>
@@ -1110,11 +1258,15 @@
               <w:keepLines/>
               <w:spacing w:after="0"/>
             </w:pPr>
-            <w:r/>
-            <w:r>
-              <w:rPr>
-                <w:rFonts w:ascii="Arial" w:hAnsi="Arial" w:eastAsia="Arial"/>
-                <w:b w:val="0"/>
+            <w:r>
+              <w:rPr>
+                <w:rFonts w:ascii="Arial" w:hAnsi="Arial" w:eastAsia="Arial"/>
+                <w:sz w:val="18"/>
+              </w:rPr>
+            </w:r>
+            <w:r>
+              <w:rPr>
+                <w:rFonts w:ascii="Arial" w:hAnsi="Arial" w:eastAsia="Arial"/>
                 <w:sz w:val="18"/>
               </w:rPr>
               <w:t>date</w:t>
@@ -1131,11 +1283,15 @@
               <w:keepLines/>
               <w:spacing w:after="0"/>
             </w:pPr>
-            <w:r/>
-            <w:r>
-              <w:rPr>
-                <w:rFonts w:ascii="Arial" w:hAnsi="Arial" w:eastAsia="Arial"/>
-                <w:b w:val="0"/>
+            <w:r>
+              <w:rPr>
+                <w:rFonts w:ascii="Arial" w:hAnsi="Arial" w:eastAsia="Arial"/>
+                <w:sz w:val="18"/>
+              </w:rPr>
+            </w:r>
+            <w:r>
+              <w:rPr>
+                <w:rFonts w:ascii="Arial" w:hAnsi="Arial" w:eastAsia="Arial"/>
                 <w:sz w:val="18"/>
               </w:rPr>
               <w:t>DD/MM/YYYY</w:t>
@@ -1152,11 +1308,15 @@
               <w:keepLines/>
               <w:spacing w:after="0"/>
             </w:pPr>
-            <w:r/>
-            <w:r>
-              <w:rPr>
-                <w:rFonts w:ascii="Arial" w:hAnsi="Arial" w:eastAsia="Arial"/>
-                <w:b w:val="0"/>
+            <w:r>
+              <w:rPr>
+                <w:rFonts w:ascii="Arial" w:hAnsi="Arial" w:eastAsia="Arial"/>
+                <w:sz w:val="18"/>
+              </w:rPr>
+            </w:r>
+            <w:r>
+              <w:rPr>
+                <w:rFonts w:ascii="Arial" w:hAnsi="Arial" w:eastAsia="Arial"/>
                 <w:sz w:val="18"/>
               </w:rPr>
               <w:t>valid date</w:t>
@@ -1173,11 +1333,15 @@
               <w:keepLines/>
               <w:spacing w:after="0"/>
             </w:pPr>
-            <w:r/>
-            <w:r>
-              <w:rPr>
-                <w:rFonts w:ascii="Arial" w:hAnsi="Arial" w:eastAsia="Arial"/>
-                <w:b w:val="0"/>
+            <w:r>
+              <w:rPr>
+                <w:rFonts w:ascii="Arial" w:hAnsi="Arial" w:eastAsia="Arial"/>
+                <w:sz w:val="18"/>
+              </w:rPr>
+            </w:r>
+            <w:r>
+              <w:rPr>
+                <w:rFonts w:ascii="Arial" w:hAnsi="Arial" w:eastAsia="Arial"/>
                 <w:sz w:val="18"/>
               </w:rPr>
               <w:t>FE แสดง พ.ศ. หาก source เป็น ISO ค.ศ.</w:t>
@@ -1199,11 +1363,15 @@
               <w:keepLines/>
               <w:spacing w:after="0"/>
             </w:pPr>
-            <w:r/>
-            <w:r>
-              <w:rPr>
-                <w:rFonts w:ascii="Arial" w:hAnsi="Arial" w:eastAsia="Arial"/>
-                <w:b w:val="0"/>
+            <w:r>
+              <w:rPr>
+                <w:rFonts w:ascii="Arial" w:hAnsi="Arial" w:eastAsia="Arial"/>
+                <w:sz w:val="18"/>
+              </w:rPr>
+            </w:r>
+            <w:r>
+              <w:rPr>
+                <w:rFonts w:ascii="Arial" w:hAnsi="Arial" w:eastAsia="Arial"/>
                 <w:sz w:val="18"/>
               </w:rPr>
               <w:t>attachment</w:t>
@@ -1220,11 +1388,15 @@
               <w:keepLines/>
               <w:spacing w:after="0"/>
             </w:pPr>
-            <w:r/>
-            <w:r>
-              <w:rPr>
-                <w:rFonts w:ascii="Arial" w:hAnsi="Arial" w:eastAsia="Arial"/>
-                <w:b w:val="0"/>
+            <w:r>
+              <w:rPr>
+                <w:rFonts w:ascii="Arial" w:hAnsi="Arial" w:eastAsia="Arial"/>
+                <w:sz w:val="18"/>
+              </w:rPr>
+            </w:r>
+            <w:r>
+              <w:rPr>
+                <w:rFonts w:ascii="Arial" w:hAnsi="Arial" w:eastAsia="Arial"/>
                 <w:sz w:val="18"/>
               </w:rPr>
               <w:t>file</w:t>
@@ -1241,11 +1413,15 @@
               <w:keepLines/>
               <w:spacing w:after="0"/>
             </w:pPr>
-            <w:r/>
-            <w:r>
-              <w:rPr>
-                <w:rFonts w:ascii="Arial" w:hAnsi="Arial" w:eastAsia="Arial"/>
-                <w:b w:val="0"/>
+            <w:r>
+              <w:rPr>
+                <w:rFonts w:ascii="Arial" w:hAnsi="Arial" w:eastAsia="Arial"/>
+                <w:sz w:val="18"/>
+              </w:rPr>
+            </w:r>
+            <w:r>
+              <w:rPr>
+                <w:rFonts w:ascii="Arial" w:hAnsi="Arial" w:eastAsia="Arial"/>
                 <w:sz w:val="18"/>
               </w:rPr>
               <w:t>&lt;= 5 MB</w:t>
@@ -1262,11 +1438,15 @@
               <w:keepLines/>
               <w:spacing w:after="0"/>
             </w:pPr>
-            <w:r/>
-            <w:r>
-              <w:rPr>
-                <w:rFonts w:ascii="Arial" w:hAnsi="Arial" w:eastAsia="Arial"/>
-                <w:b w:val="0"/>
+            <w:r>
+              <w:rPr>
+                <w:rFonts w:ascii="Arial" w:hAnsi="Arial" w:eastAsia="Arial"/>
+                <w:sz w:val="18"/>
+              </w:rPr>
+            </w:r>
+            <w:r>
+              <w:rPr>
+                <w:rFonts w:ascii="Arial" w:hAnsi="Arial" w:eastAsia="Arial"/>
                 <w:sz w:val="18"/>
               </w:rPr>
               <w:t>รองรับ vsd, dwg, afp, pdf, mda, zip, wav, mp3, gif, jpg, tif, tiff, htm, html, txt, xml, mpg, mov, ivs, doc, docx, xls, xlsx, pps, ppt, pot, csv</w:t>
@@ -1288,11 +1468,15 @@
               <w:keepLines/>
               <w:spacing w:after="0"/>
             </w:pPr>
-            <w:r/>
-            <w:r>
-              <w:rPr>
-                <w:rFonts w:ascii="Arial" w:hAnsi="Arial" w:eastAsia="Arial"/>
-                <w:b w:val="0"/>
+            <w:r>
+              <w:rPr>
+                <w:rFonts w:ascii="Arial" w:hAnsi="Arial" w:eastAsia="Arial"/>
+                <w:sz w:val="18"/>
+              </w:rPr>
+            </w:r>
+            <w:r>
+              <w:rPr>
+                <w:rFonts w:ascii="Arial" w:hAnsi="Arial" w:eastAsia="Arial"/>
                 <w:sz w:val="18"/>
               </w:rPr>
               <w:t>docNo</w:t>
@@ -1309,11 +1493,15 @@
               <w:keepLines/>
               <w:spacing w:after="0"/>
             </w:pPr>
-            <w:r/>
-            <w:r>
-              <w:rPr>
-                <w:rFonts w:ascii="Arial" w:hAnsi="Arial" w:eastAsia="Arial"/>
-                <w:b w:val="0"/>
+            <w:r>
+              <w:rPr>
+                <w:rFonts w:ascii="Arial" w:hAnsi="Arial" w:eastAsia="Arial"/>
+                <w:sz w:val="18"/>
+              </w:rPr>
+            </w:r>
+            <w:r>
+              <w:rPr>
+                <w:rFonts w:ascii="Arial" w:hAnsi="Arial" w:eastAsia="Arial"/>
                 <w:sz w:val="18"/>
               </w:rPr>
               <w:t>YYYY/xxxxx</w:t>
@@ -1330,11 +1518,15 @@
               <w:keepLines/>
               <w:spacing w:after="0"/>
             </w:pPr>
-            <w:r/>
-            <w:r>
-              <w:rPr>
-                <w:rFonts w:ascii="Arial" w:hAnsi="Arial" w:eastAsia="Arial"/>
-                <w:b w:val="0"/>
+            <w:r>
+              <w:rPr>
+                <w:rFonts w:ascii="Arial" w:hAnsi="Arial" w:eastAsia="Arial"/>
+                <w:sz w:val="18"/>
+              </w:rPr>
+            </w:r>
+            <w:r>
+              <w:rPr>
+                <w:rFonts w:ascii="Arial" w:hAnsi="Arial" w:eastAsia="Arial"/>
                 <w:sz w:val="18"/>
               </w:rPr>
               <w:t>required path param</w:t>
@@ -1351,11 +1543,15 @@
               <w:keepLines/>
               <w:spacing w:after="0"/>
             </w:pPr>
-            <w:r/>
-            <w:r>
-              <w:rPr>
-                <w:rFonts w:ascii="Arial" w:hAnsi="Arial" w:eastAsia="Arial"/>
-                <w:b w:val="0"/>
+            <w:r>
+              <w:rPr>
+                <w:rFonts w:ascii="Arial" w:hAnsi="Arial" w:eastAsia="Arial"/>
+                <w:sz w:val="18"/>
+              </w:rPr>
+            </w:r>
+            <w:r>
+              <w:rPr>
+                <w:rFonts w:ascii="Arial" w:hAnsi="Arial" w:eastAsia="Arial"/>
                 <w:sz w:val="18"/>
               </w:rPr>
               <w:t>หาเอกสารและ section ทั้งหมด</w:t>
@@ -1377,11 +1573,15 @@
               <w:keepLines/>
               <w:spacing w:after="0"/>
             </w:pPr>
-            <w:r/>
-            <w:r>
-              <w:rPr>
-                <w:rFonts w:ascii="Arial" w:hAnsi="Arial" w:eastAsia="Arial"/>
-                <w:b w:val="0"/>
+            <w:r>
+              <w:rPr>
+                <w:rFonts w:ascii="Arial" w:hAnsi="Arial" w:eastAsia="Arial"/>
+                <w:sz w:val="18"/>
+              </w:rPr>
+            </w:r>
+            <w:r>
+              <w:rPr>
+                <w:rFonts w:ascii="Arial" w:hAnsi="Arial" w:eastAsia="Arial"/>
                 <w:sz w:val="18"/>
               </w:rPr>
               <w:t>visibleSections/editableSections</w:t>
@@ -1398,11 +1598,15 @@
               <w:keepLines/>
               <w:spacing w:after="0"/>
             </w:pPr>
-            <w:r/>
-            <w:r>
-              <w:rPr>
-                <w:rFonts w:ascii="Arial" w:hAnsi="Arial" w:eastAsia="Arial"/>
-                <w:b w:val="0"/>
+            <w:r>
+              <w:rPr>
+                <w:rFonts w:ascii="Arial" w:hAnsi="Arial" w:eastAsia="Arial"/>
+                <w:sz w:val="18"/>
+              </w:rPr>
+            </w:r>
+            <w:r>
+              <w:rPr>
+                <w:rFonts w:ascii="Arial" w:hAnsi="Arial" w:eastAsia="Arial"/>
                 <w:sz w:val="18"/>
               </w:rPr>
               <w:t>array</w:t>
@@ -1419,11 +1623,15 @@
               <w:keepLines/>
               <w:spacing w:after="0"/>
             </w:pPr>
-            <w:r/>
-            <w:r>
-              <w:rPr>
-                <w:rFonts w:ascii="Arial" w:hAnsi="Arial" w:eastAsia="Arial"/>
-                <w:b w:val="0"/>
+            <w:r>
+              <w:rPr>
+                <w:rFonts w:ascii="Arial" w:hAnsi="Arial" w:eastAsia="Arial"/>
+                <w:sz w:val="18"/>
+              </w:rPr>
+            </w:r>
+            <w:r>
+              <w:rPr>
+                <w:rFonts w:ascii="Arial" w:hAnsi="Arial" w:eastAsia="Arial"/>
                 <w:sz w:val="18"/>
               </w:rPr>
               <w:t>computed by BE</w:t>
@@ -1440,11 +1648,15 @@
               <w:keepLines/>
               <w:spacing w:after="0"/>
             </w:pPr>
-            <w:r/>
-            <w:r>
-              <w:rPr>
-                <w:rFonts w:ascii="Arial" w:hAnsi="Arial" w:eastAsia="Arial"/>
-                <w:b w:val="0"/>
+            <w:r>
+              <w:rPr>
+                <w:rFonts w:ascii="Arial" w:hAnsi="Arial" w:eastAsia="Arial"/>
+                <w:sz w:val="18"/>
+              </w:rPr>
+            </w:r>
+            <w:r>
+              <w:rPr>
+                <w:rFonts w:ascii="Arial" w:hAnsi="Arial" w:eastAsia="Arial"/>
                 <w:sz w:val="18"/>
               </w:rPr>
               <w:t>FE render ตาม key ที่ส่งมาเท่านั้น</w:t>
@@ -1466,11 +1678,15 @@
               <w:keepLines/>
               <w:spacing w:after="0"/>
             </w:pPr>
-            <w:r/>
-            <w:r>
-              <w:rPr>
-                <w:rFonts w:ascii="Arial" w:hAnsi="Arial" w:eastAsia="Arial"/>
-                <w:b w:val="0"/>
+            <w:r>
+              <w:rPr>
+                <w:rFonts w:ascii="Arial" w:hAnsi="Arial" w:eastAsia="Arial"/>
+                <w:sz w:val="18"/>
+              </w:rPr>
+            </w:r>
+            <w:r>
+              <w:rPr>
+                <w:rFonts w:ascii="Arial" w:hAnsi="Arial" w:eastAsia="Arial"/>
                 <w:sz w:val="18"/>
               </w:rPr>
               <w:t>actionOptions</w:t>
@@ -1487,11 +1703,15 @@
               <w:keepLines/>
               <w:spacing w:after="0"/>
             </w:pPr>
-            <w:r/>
-            <w:r>
-              <w:rPr>
-                <w:rFonts w:ascii="Arial" w:hAnsi="Arial" w:eastAsia="Arial"/>
-                <w:b w:val="0"/>
+            <w:r>
+              <w:rPr>
+                <w:rFonts w:ascii="Arial" w:hAnsi="Arial" w:eastAsia="Arial"/>
+                <w:sz w:val="18"/>
+              </w:rPr>
+            </w:r>
+            <w:r>
+              <w:rPr>
+                <w:rFonts w:ascii="Arial" w:hAnsi="Arial" w:eastAsia="Arial"/>
                 <w:sz w:val="18"/>
               </w:rPr>
               <w:t>array</w:t>
@@ -1508,11 +1728,15 @@
               <w:keepLines/>
               <w:spacing w:after="0"/>
             </w:pPr>
-            <w:r/>
-            <w:r>
-              <w:rPr>
-                <w:rFonts w:ascii="Arial" w:hAnsi="Arial" w:eastAsia="Arial"/>
-                <w:b w:val="0"/>
+            <w:r>
+              <w:rPr>
+                <w:rFonts w:ascii="Arial" w:hAnsi="Arial" w:eastAsia="Arial"/>
+                <w:sz w:val="18"/>
+              </w:rPr>
+            </w:r>
+            <w:r>
+              <w:rPr>
+                <w:rFonts w:ascii="Arial" w:hAnsi="Arial" w:eastAsia="Arial"/>
                 <w:sz w:val="18"/>
               </w:rPr>
               <w:t>computed by BE</w:t>
@@ -1529,11 +1753,15 @@
               <w:keepLines/>
               <w:spacing w:after="0"/>
             </w:pPr>
-            <w:r/>
-            <w:r>
-              <w:rPr>
-                <w:rFonts w:ascii="Arial" w:hAnsi="Arial" w:eastAsia="Arial"/>
-                <w:b w:val="0"/>
+            <w:r>
+              <w:rPr>
+                <w:rFonts w:ascii="Arial" w:hAnsi="Arial" w:eastAsia="Arial"/>
+                <w:sz w:val="18"/>
+              </w:rPr>
+            </w:r>
+            <w:r>
+              <w:rPr>
+                <w:rFonts w:ascii="Arial" w:hAnsi="Arial" w:eastAsia="Arial"/>
                 <w:sz w:val="18"/>
               </w:rPr>
               <w:t>radio options + requireComment สำหรับ action panel</w:t>
@@ -1659,11 +1887,15 @@
               <w:keepLines/>
               <w:spacing w:after="0"/>
             </w:pPr>
-            <w:r/>
-            <w:r>
-              <w:rPr>
-                <w:rFonts w:ascii="Arial" w:hAnsi="Arial" w:eastAsia="Arial"/>
-                <w:b w:val="0"/>
+            <w:r>
+              <w:rPr>
+                <w:rFonts w:ascii="Arial" w:hAnsi="Arial" w:eastAsia="Arial"/>
+                <w:sz w:val="18"/>
+              </w:rPr>
+            </w:r>
+            <w:r>
+              <w:rPr>
+                <w:rFonts w:ascii="Arial" w:hAnsi="Arial" w:eastAsia="Arial"/>
                 <w:sz w:val="18"/>
               </w:rPr>
               <w:t>doc-header</w:t>
@@ -1680,11 +1912,15 @@
               <w:keepLines/>
               <w:spacing w:after="0"/>
             </w:pPr>
-            <w:r/>
-            <w:r>
-              <w:rPr>
-                <w:rFonts w:ascii="Arial" w:hAnsi="Arial" w:eastAsia="Arial"/>
-                <w:b w:val="0"/>
+            <w:r>
+              <w:rPr>
+                <w:rFonts w:ascii="Arial" w:hAnsi="Arial" w:eastAsia="Arial"/>
+                <w:sz w:val="18"/>
+              </w:rPr>
+            </w:r>
+            <w:r>
+              <w:rPr>
+                <w:rFonts w:ascii="Arial" w:hAnsi="Arial" w:eastAsia="Arial"/>
                 <w:sz w:val="18"/>
               </w:rPr>
               <w:t>ข้อมูลร้านถูกกระทบ / header</w:t>
@@ -1701,11 +1937,15 @@
               <w:keepLines/>
               <w:spacing w:after="0"/>
             </w:pPr>
-            <w:r/>
-            <w:r>
-              <w:rPr>
-                <w:rFonts w:ascii="Arial" w:hAnsi="Arial" w:eastAsia="Arial"/>
-                <w:b w:val="0"/>
+            <w:r>
+              <w:rPr>
+                <w:rFonts w:ascii="Arial" w:hAnsi="Arial" w:eastAsia="Arial"/>
+                <w:sz w:val="18"/>
+              </w:rPr>
+            </w:r>
+            <w:r>
+              <w:rPr>
+                <w:rFonts w:ascii="Arial" w:hAnsi="Arial" w:eastAsia="Arial"/>
                 <w:sz w:val="18"/>
               </w:rPr>
               <w:t>read-only ทุก role</w:t>
@@ -1727,11 +1967,15 @@
               <w:keepLines/>
               <w:spacing w:after="0"/>
             </w:pPr>
-            <w:r/>
-            <w:r>
-              <w:rPr>
-                <w:rFonts w:ascii="Arial" w:hAnsi="Arial" w:eastAsia="Arial"/>
-                <w:b w:val="0"/>
+            <w:r>
+              <w:rPr>
+                <w:rFonts w:ascii="Arial" w:hAnsi="Arial" w:eastAsia="Arial"/>
+                <w:sz w:val="18"/>
+              </w:rPr>
+            </w:r>
+            <w:r>
+              <w:rPr>
+                <w:rFonts w:ascii="Arial" w:hAnsi="Arial" w:eastAsia="Arial"/>
                 <w:sz w:val="18"/>
               </w:rPr>
               <w:t>sec-sales</w:t>
@@ -1748,11 +1992,15 @@
               <w:keepLines/>
               <w:spacing w:after="0"/>
             </w:pPr>
-            <w:r/>
-            <w:r>
-              <w:rPr>
-                <w:rFonts w:ascii="Arial" w:hAnsi="Arial" w:eastAsia="Arial"/>
-                <w:b w:val="0"/>
+            <w:r>
+              <w:rPr>
+                <w:rFonts w:ascii="Arial" w:hAnsi="Arial" w:eastAsia="Arial"/>
+                <w:sz w:val="18"/>
+              </w:rPr>
+            </w:r>
+            <w:r>
+              <w:rPr>
+                <w:rFonts w:ascii="Arial" w:hAnsi="Arial" w:eastAsia="Arial"/>
                 <w:sz w:val="18"/>
               </w:rPr>
               <w:t>แนวโน้มยอดขายรายวัน</w:t>
@@ -1769,11 +2017,15 @@
               <w:keepLines/>
               <w:spacing w:after="0"/>
             </w:pPr>
-            <w:r/>
-            <w:r>
-              <w:rPr>
-                <w:rFonts w:ascii="Arial" w:hAnsi="Arial" w:eastAsia="Arial"/>
-                <w:b w:val="0"/>
+            <w:r>
+              <w:rPr>
+                <w:rFonts w:ascii="Arial" w:hAnsi="Arial" w:eastAsia="Arial"/>
+                <w:sz w:val="18"/>
+              </w:rPr>
+            </w:r>
+            <w:r>
+              <w:rPr>
+                <w:rFonts w:ascii="Arial" w:hAnsi="Arial" w:eastAsia="Arial"/>
                 <w:sz w:val="18"/>
               </w:rPr>
               <w:t>read-only ทุก role</w:t>
@@ -1795,11 +2047,15 @@
               <w:keepLines/>
               <w:spacing w:after="0"/>
             </w:pPr>
-            <w:r/>
-            <w:r>
-              <w:rPr>
-                <w:rFonts w:ascii="Arial" w:hAnsi="Arial" w:eastAsia="Arial"/>
-                <w:b w:val="0"/>
+            <w:r>
+              <w:rPr>
+                <w:rFonts w:ascii="Arial" w:hAnsi="Arial" w:eastAsia="Arial"/>
+                <w:sz w:val="18"/>
+              </w:rPr>
+            </w:r>
+            <w:r>
+              <w:rPr>
+                <w:rFonts w:ascii="Arial" w:hAnsi="Arial" w:eastAsia="Arial"/>
                 <w:sz w:val="18"/>
               </w:rPr>
               <w:t>sec-map</w:t>
@@ -1816,11 +2072,15 @@
               <w:keepLines/>
               <w:spacing w:after="0"/>
             </w:pPr>
-            <w:r/>
-            <w:r>
-              <w:rPr>
-                <w:rFonts w:ascii="Arial" w:hAnsi="Arial" w:eastAsia="Arial"/>
-                <w:b w:val="0"/>
+            <w:r>
+              <w:rPr>
+                <w:rFonts w:ascii="Arial" w:hAnsi="Arial" w:eastAsia="Arial"/>
+                <w:sz w:val="18"/>
+              </w:rPr>
+            </w:r>
+            <w:r>
+              <w:rPr>
+                <w:rFonts w:ascii="Arial" w:hAnsi="Arial" w:eastAsia="Arial"/>
                 <w:sz w:val="18"/>
               </w:rPr>
               <w:t>แผนที่ AllMap</w:t>
@@ -1837,11 +2097,15 @@
               <w:keepLines/>
               <w:spacing w:after="0"/>
             </w:pPr>
-            <w:r/>
-            <w:r>
-              <w:rPr>
-                <w:rFonts w:ascii="Arial" w:hAnsi="Arial" w:eastAsia="Arial"/>
-                <w:b w:val="0"/>
+            <w:r>
+              <w:rPr>
+                <w:rFonts w:ascii="Arial" w:hAnsi="Arial" w:eastAsia="Arial"/>
+                <w:sz w:val="18"/>
+              </w:rPr>
+            </w:r>
+            <w:r>
+              <w:rPr>
+                <w:rFonts w:ascii="Arial" w:hAnsi="Arial" w:eastAsia="Arial"/>
                 <w:sz w:val="18"/>
               </w:rPr>
               <w:t>read-only ทุก role</w:t>
@@ -1863,11 +2127,15 @@
               <w:keepLines/>
               <w:spacing w:after="0"/>
             </w:pPr>
-            <w:r/>
-            <w:r>
-              <w:rPr>
-                <w:rFonts w:ascii="Arial" w:hAnsi="Arial" w:eastAsia="Arial"/>
-                <w:b w:val="0"/>
+            <w:r>
+              <w:rPr>
+                <w:rFonts w:ascii="Arial" w:hAnsi="Arial" w:eastAsia="Arial"/>
+                <w:sz w:val="18"/>
+              </w:rPr>
+            </w:r>
+            <w:r>
+              <w:rPr>
+                <w:rFonts w:ascii="Arial" w:hAnsi="Arial" w:eastAsia="Arial"/>
                 <w:sz w:val="18"/>
               </w:rPr>
               <w:t>sec-newstore</w:t>
@@ -1884,11 +2152,15 @@
               <w:keepLines/>
               <w:spacing w:after="0"/>
             </w:pPr>
-            <w:r/>
-            <w:r>
-              <w:rPr>
-                <w:rFonts w:ascii="Arial" w:hAnsi="Arial" w:eastAsia="Arial"/>
-                <w:b w:val="0"/>
+            <w:r>
+              <w:rPr>
+                <w:rFonts w:ascii="Arial" w:hAnsi="Arial" w:eastAsia="Arial"/>
+                <w:sz w:val="18"/>
+              </w:rPr>
+            </w:r>
+            <w:r>
+              <w:rPr>
+                <w:rFonts w:ascii="Arial" w:hAnsi="Arial" w:eastAsia="Arial"/>
                 <w:sz w:val="18"/>
               </w:rPr>
               <w:t>ร้านเปิดใหม่</w:t>
@@ -1905,11 +2177,15 @@
               <w:keepLines/>
               <w:spacing w:after="0"/>
             </w:pPr>
-            <w:r/>
-            <w:r>
-              <w:rPr>
-                <w:rFonts w:ascii="Arial" w:hAnsi="Arial" w:eastAsia="Arial"/>
-                <w:b w:val="0"/>
+            <w:r>
+              <w:rPr>
+                <w:rFonts w:ascii="Arial" w:hAnsi="Arial" w:eastAsia="Arial"/>
+                <w:sz w:val="18"/>
+              </w:rPr>
+            </w:r>
+            <w:r>
+              <w:rPr>
+                <w:rFonts w:ascii="Arial" w:hAnsi="Arial" w:eastAsia="Arial"/>
                 <w:sz w:val="18"/>
               </w:rPr>
               <w:t>editable เมื่อ BE ส่งใน editableSections</w:t>
@@ -1931,11 +2207,15 @@
               <w:keepLines/>
               <w:spacing w:after="0"/>
             </w:pPr>
-            <w:r/>
-            <w:r>
-              <w:rPr>
-                <w:rFonts w:ascii="Arial" w:hAnsi="Arial" w:eastAsia="Arial"/>
-                <w:b w:val="0"/>
+            <w:r>
+              <w:rPr>
+                <w:rFonts w:ascii="Arial" w:hAnsi="Arial" w:eastAsia="Arial"/>
+                <w:sz w:val="18"/>
+              </w:rPr>
+            </w:r>
+            <w:r>
+              <w:rPr>
+                <w:rFonts w:ascii="Arial" w:hAnsi="Arial" w:eastAsia="Arial"/>
                 <w:sz w:val="18"/>
               </w:rPr>
               <w:t>sec-competitor</w:t>
@@ -1952,11 +2232,15 @@
               <w:keepLines/>
               <w:spacing w:after="0"/>
             </w:pPr>
-            <w:r/>
-            <w:r>
-              <w:rPr>
-                <w:rFonts w:ascii="Arial" w:hAnsi="Arial" w:eastAsia="Arial"/>
-                <w:b w:val="0"/>
+            <w:r>
+              <w:rPr>
+                <w:rFonts w:ascii="Arial" w:hAnsi="Arial" w:eastAsia="Arial"/>
+                <w:sz w:val="18"/>
+              </w:rPr>
+            </w:r>
+            <w:r>
+              <w:rPr>
+                <w:rFonts w:ascii="Arial" w:hAnsi="Arial" w:eastAsia="Arial"/>
                 <w:sz w:val="18"/>
               </w:rPr>
               <w:t>ร้านคู่แข่งเปิดกระทบ</w:t>
@@ -1973,11 +2257,15 @@
               <w:keepLines/>
               <w:spacing w:after="0"/>
             </w:pPr>
-            <w:r/>
-            <w:r>
-              <w:rPr>
-                <w:rFonts w:ascii="Arial" w:hAnsi="Arial" w:eastAsia="Arial"/>
-                <w:b w:val="0"/>
+            <w:r>
+              <w:rPr>
+                <w:rFonts w:ascii="Arial" w:hAnsi="Arial" w:eastAsia="Arial"/>
+                <w:sz w:val="18"/>
+              </w:rPr>
+            </w:r>
+            <w:r>
+              <w:rPr>
+                <w:rFonts w:ascii="Arial" w:hAnsi="Arial" w:eastAsia="Arial"/>
                 <w:sz w:val="18"/>
               </w:rPr>
               <w:t>editable เมื่อ BE ส่งใน editableSections</w:t>
@@ -1999,11 +2287,15 @@
               <w:keepLines/>
               <w:spacing w:after="0"/>
             </w:pPr>
-            <w:r/>
-            <w:r>
-              <w:rPr>
-                <w:rFonts w:ascii="Arial" w:hAnsi="Arial" w:eastAsia="Arial"/>
-                <w:b w:val="0"/>
+            <w:r>
+              <w:rPr>
+                <w:rFonts w:ascii="Arial" w:hAnsi="Arial" w:eastAsia="Arial"/>
+                <w:sz w:val="18"/>
+              </w:rPr>
+            </w:r>
+            <w:r>
+              <w:rPr>
+                <w:rFonts w:ascii="Arial" w:hAnsi="Arial" w:eastAsia="Arial"/>
                 <w:sz w:val="18"/>
               </w:rPr>
               <w:t>sec-factor</w:t>
@@ -2020,11 +2312,15 @@
               <w:keepLines/>
               <w:spacing w:after="0"/>
             </w:pPr>
-            <w:r/>
-            <w:r>
-              <w:rPr>
-                <w:rFonts w:ascii="Arial" w:hAnsi="Arial" w:eastAsia="Arial"/>
-                <w:b w:val="0"/>
+            <w:r>
+              <w:rPr>
+                <w:rFonts w:ascii="Arial" w:hAnsi="Arial" w:eastAsia="Arial"/>
+                <w:sz w:val="18"/>
+              </w:rPr>
+            </w:r>
+            <w:r>
+              <w:rPr>
+                <w:rFonts w:ascii="Arial" w:hAnsi="Arial" w:eastAsia="Arial"/>
                 <w:sz w:val="18"/>
               </w:rPr>
               <w:t>ปัจจัยอื่นๆ</w:t>
@@ -2041,11 +2337,15 @@
               <w:keepLines/>
               <w:spacing w:after="0"/>
             </w:pPr>
-            <w:r/>
-            <w:r>
-              <w:rPr>
-                <w:rFonts w:ascii="Arial" w:hAnsi="Arial" w:eastAsia="Arial"/>
-                <w:b w:val="0"/>
+            <w:r>
+              <w:rPr>
+                <w:rFonts w:ascii="Arial" w:hAnsi="Arial" w:eastAsia="Arial"/>
+                <w:sz w:val="18"/>
+              </w:rPr>
+            </w:r>
+            <w:r>
+              <w:rPr>
+                <w:rFonts w:ascii="Arial" w:hAnsi="Arial" w:eastAsia="Arial"/>
                 <w:sz w:val="18"/>
               </w:rPr>
               <w:t>editable เมื่อ BE ส่งใน editableSections</w:t>
@@ -2067,11 +2367,15 @@
               <w:keepLines/>
               <w:spacing w:after="0"/>
             </w:pPr>
-            <w:r/>
-            <w:r>
-              <w:rPr>
-                <w:rFonts w:ascii="Arial" w:hAnsi="Arial" w:eastAsia="Arial"/>
-                <w:b w:val="0"/>
+            <w:r>
+              <w:rPr>
+                <w:rFonts w:ascii="Arial" w:hAnsi="Arial" w:eastAsia="Arial"/>
+                <w:sz w:val="18"/>
+              </w:rPr>
+            </w:r>
+            <w:r>
+              <w:rPr>
+                <w:rFonts w:ascii="Arial" w:hAnsi="Arial" w:eastAsia="Arial"/>
                 <w:sz w:val="18"/>
               </w:rPr>
               <w:t>sec-attach</w:t>
@@ -2088,11 +2392,15 @@
               <w:keepLines/>
               <w:spacing w:after="0"/>
             </w:pPr>
-            <w:r/>
-            <w:r>
-              <w:rPr>
-                <w:rFonts w:ascii="Arial" w:hAnsi="Arial" w:eastAsia="Arial"/>
-                <w:b w:val="0"/>
+            <w:r>
+              <w:rPr>
+                <w:rFonts w:ascii="Arial" w:hAnsi="Arial" w:eastAsia="Arial"/>
+                <w:sz w:val="18"/>
+              </w:rPr>
+            </w:r>
+            <w:r>
+              <w:rPr>
+                <w:rFonts w:ascii="Arial" w:hAnsi="Arial" w:eastAsia="Arial"/>
                 <w:sz w:val="18"/>
               </w:rPr>
               <w:t>เอกสารแนบทั้งหมด</w:t>
@@ -2109,11 +2417,15 @@
               <w:keepLines/>
               <w:spacing w:after="0"/>
             </w:pPr>
-            <w:r/>
-            <w:r>
-              <w:rPr>
-                <w:rFonts w:ascii="Arial" w:hAnsi="Arial" w:eastAsia="Arial"/>
-                <w:b w:val="0"/>
+            <w:r>
+              <w:rPr>
+                <w:rFonts w:ascii="Arial" w:hAnsi="Arial" w:eastAsia="Arial"/>
+                <w:sz w:val="18"/>
+              </w:rPr>
+            </w:r>
+            <w:r>
+              <w:rPr>
+                <w:rFonts w:ascii="Arial" w:hAnsi="Arial" w:eastAsia="Arial"/>
                 <w:sz w:val="18"/>
               </w:rPr>
               <w:t>upload ได้เมื่อ canUploadAttachment=true</w:t>
@@ -2135,11 +2447,15 @@
               <w:keepLines/>
               <w:spacing w:after="0"/>
             </w:pPr>
-            <w:r/>
-            <w:r>
-              <w:rPr>
-                <w:rFonts w:ascii="Arial" w:hAnsi="Arial" w:eastAsia="Arial"/>
-                <w:b w:val="0"/>
+            <w:r>
+              <w:rPr>
+                <w:rFonts w:ascii="Arial" w:hAnsi="Arial" w:eastAsia="Arial"/>
+                <w:sz w:val="18"/>
+              </w:rPr>
+            </w:r>
+            <w:r>
+              <w:rPr>
+                <w:rFonts w:ascii="Arial" w:hAnsi="Arial" w:eastAsia="Arial"/>
                 <w:sz w:val="18"/>
               </w:rPr>
               <w:t>sec-calc</w:t>
@@ -2156,11 +2472,15 @@
               <w:keepLines/>
               <w:spacing w:after="0"/>
             </w:pPr>
-            <w:r/>
-            <w:r>
-              <w:rPr>
-                <w:rFonts w:ascii="Arial" w:hAnsi="Arial" w:eastAsia="Arial"/>
-                <w:b w:val="0"/>
+            <w:r>
+              <w:rPr>
+                <w:rFonts w:ascii="Arial" w:hAnsi="Arial" w:eastAsia="Arial"/>
+                <w:sz w:val="18"/>
+              </w:rPr>
+            </w:r>
+            <w:r>
+              <w:rPr>
+                <w:rFonts w:ascii="Arial" w:hAnsi="Arial" w:eastAsia="Arial"/>
                 <w:sz w:val="18"/>
               </w:rPr>
               <w:t>คำนวณเงินชดเชย</w:t>
@@ -2177,11 +2497,15 @@
               <w:keepLines/>
               <w:spacing w:after="0"/>
             </w:pPr>
-            <w:r/>
-            <w:r>
-              <w:rPr>
-                <w:rFonts w:ascii="Arial" w:hAnsi="Arial" w:eastAsia="Arial"/>
-                <w:b w:val="0"/>
+            <w:r>
+              <w:rPr>
+                <w:rFonts w:ascii="Arial" w:hAnsi="Arial" w:eastAsia="Arial"/>
+                <w:sz w:val="18"/>
+              </w:rPr>
+            </w:r>
+            <w:r>
+              <w:rPr>
+                <w:rFonts w:ascii="Arial" w:hAnsi="Arial" w:eastAsia="Arial"/>
                 <w:sz w:val="18"/>
               </w:rPr>
               <w:t>visible เมื่อ BE ส่งใน visibleSections</w:t>
@@ -2203,11 +2527,15 @@
               <w:keepLines/>
               <w:spacing w:after="0"/>
             </w:pPr>
-            <w:r/>
-            <w:r>
-              <w:rPr>
-                <w:rFonts w:ascii="Arial" w:hAnsi="Arial" w:eastAsia="Arial"/>
-                <w:b w:val="0"/>
+            <w:r>
+              <w:rPr>
+                <w:rFonts w:ascii="Arial" w:hAnsi="Arial" w:eastAsia="Arial"/>
+                <w:sz w:val="18"/>
+              </w:rPr>
+            </w:r>
+            <w:r>
+              <w:rPr>
+                <w:rFonts w:ascii="Arial" w:hAnsi="Arial" w:eastAsia="Arial"/>
                 <w:sz w:val="18"/>
               </w:rPr>
               <w:t>sec-comp-history</w:t>
@@ -2224,11 +2552,15 @@
               <w:keepLines/>
               <w:spacing w:after="0"/>
             </w:pPr>
-            <w:r/>
-            <w:r>
-              <w:rPr>
-                <w:rFonts w:ascii="Arial" w:hAnsi="Arial" w:eastAsia="Arial"/>
-                <w:b w:val="0"/>
+            <w:r>
+              <w:rPr>
+                <w:rFonts w:ascii="Arial" w:hAnsi="Arial" w:eastAsia="Arial"/>
+                <w:sz w:val="18"/>
+              </w:rPr>
+            </w:r>
+            <w:r>
+              <w:rPr>
+                <w:rFonts w:ascii="Arial" w:hAnsi="Arial" w:eastAsia="Arial"/>
                 <w:sz w:val="18"/>
               </w:rPr>
               <w:t>ประวัติการชดเชย</w:t>
@@ -2245,11 +2577,15 @@
               <w:keepLines/>
               <w:spacing w:after="0"/>
             </w:pPr>
-            <w:r/>
-            <w:r>
-              <w:rPr>
-                <w:rFonts w:ascii="Arial" w:hAnsi="Arial" w:eastAsia="Arial"/>
-                <w:b w:val="0"/>
+            <w:r>
+              <w:rPr>
+                <w:rFonts w:ascii="Arial" w:hAnsi="Arial" w:eastAsia="Arial"/>
+                <w:sz w:val="18"/>
+              </w:rPr>
+            </w:r>
+            <w:r>
+              <w:rPr>
+                <w:rFonts w:ascii="Arial" w:hAnsi="Arial" w:eastAsia="Arial"/>
                 <w:sz w:val="18"/>
               </w:rPr>
               <w:t>read-only ทุก role</w:t>
@@ -2271,11 +2607,15 @@
               <w:keepLines/>
               <w:spacing w:after="0"/>
             </w:pPr>
-            <w:r/>
-            <w:r>
-              <w:rPr>
-                <w:rFonts w:ascii="Arial" w:hAnsi="Arial" w:eastAsia="Arial"/>
-                <w:b w:val="0"/>
+            <w:r>
+              <w:rPr>
+                <w:rFonts w:ascii="Arial" w:hAnsi="Arial" w:eastAsia="Arial"/>
+                <w:sz w:val="18"/>
+              </w:rPr>
+            </w:r>
+            <w:r>
+              <w:rPr>
+                <w:rFonts w:ascii="Arial" w:hAnsi="Arial" w:eastAsia="Arial"/>
                 <w:sz w:val="18"/>
               </w:rPr>
               <w:t>sec-decision-history</w:t>
@@ -2292,11 +2632,15 @@
               <w:keepLines/>
               <w:spacing w:after="0"/>
             </w:pPr>
-            <w:r/>
-            <w:r>
-              <w:rPr>
-                <w:rFonts w:ascii="Arial" w:hAnsi="Arial" w:eastAsia="Arial"/>
-                <w:b w:val="0"/>
+            <w:r>
+              <w:rPr>
+                <w:rFonts w:ascii="Arial" w:hAnsi="Arial" w:eastAsia="Arial"/>
+                <w:sz w:val="18"/>
+              </w:rPr>
+            </w:r>
+            <w:r>
+              <w:rPr>
+                <w:rFonts w:ascii="Arial" w:hAnsi="Arial" w:eastAsia="Arial"/>
                 <w:sz w:val="18"/>
               </w:rPr>
               <w:t>ผลการพิจารณา (ประวัติ)</w:t>
@@ -2313,11 +2657,15 @@
               <w:keepLines/>
               <w:spacing w:after="0"/>
             </w:pPr>
-            <w:r/>
-            <w:r>
-              <w:rPr>
-                <w:rFonts w:ascii="Arial" w:hAnsi="Arial" w:eastAsia="Arial"/>
-                <w:b w:val="0"/>
+            <w:r>
+              <w:rPr>
+                <w:rFonts w:ascii="Arial" w:hAnsi="Arial" w:eastAsia="Arial"/>
+                <w:sz w:val="18"/>
+              </w:rPr>
+            </w:r>
+            <w:r>
+              <w:rPr>
+                <w:rFonts w:ascii="Arial" w:hAnsi="Arial" w:eastAsia="Arial"/>
                 <w:sz w:val="18"/>
               </w:rPr>
               <w:t>read-only ทุก role</w:t>
@@ -2339,11 +2687,15 @@
               <w:keepLines/>
               <w:spacing w:after="0"/>
             </w:pPr>
-            <w:r/>
-            <w:r>
-              <w:rPr>
-                <w:rFonts w:ascii="Arial" w:hAnsi="Arial" w:eastAsia="Arial"/>
-                <w:b w:val="0"/>
+            <w:r>
+              <w:rPr>
+                <w:rFonts w:ascii="Arial" w:hAnsi="Arial" w:eastAsia="Arial"/>
+                <w:sz w:val="18"/>
+              </w:rPr>
+            </w:r>
+            <w:r>
+              <w:rPr>
+                <w:rFonts w:ascii="Arial" w:hAnsi="Arial" w:eastAsia="Arial"/>
                 <w:sz w:val="18"/>
               </w:rPr>
               <w:t>sec-action</w:t>
@@ -2360,11 +2712,15 @@
               <w:keepLines/>
               <w:spacing w:after="0"/>
             </w:pPr>
-            <w:r/>
-            <w:r>
-              <w:rPr>
-                <w:rFonts w:ascii="Arial" w:hAnsi="Arial" w:eastAsia="Arial"/>
-                <w:b w:val="0"/>
+            <w:r>
+              <w:rPr>
+                <w:rFonts w:ascii="Arial" w:hAnsi="Arial" w:eastAsia="Arial"/>
+                <w:sz w:val="18"/>
+              </w:rPr>
+            </w:r>
+            <w:r>
+              <w:rPr>
+                <w:rFonts w:ascii="Arial" w:hAnsi="Arial" w:eastAsia="Arial"/>
                 <w:sz w:val="18"/>
               </w:rPr>
               <w:t>พิจารณา / ส่งดำเนินการ</w:t>
@@ -2381,11 +2737,15 @@
               <w:keepLines/>
               <w:spacing w:after="0"/>
             </w:pPr>
-            <w:r/>
-            <w:r>
-              <w:rPr>
-                <w:rFonts w:ascii="Arial" w:hAnsi="Arial" w:eastAsia="Arial"/>
-                <w:b w:val="0"/>
+            <w:r>
+              <w:rPr>
+                <w:rFonts w:ascii="Arial" w:hAnsi="Arial" w:eastAsia="Arial"/>
+                <w:sz w:val="18"/>
+              </w:rPr>
+            </w:r>
+            <w:r>
+              <w:rPr>
+                <w:rFonts w:ascii="Arial" w:hAnsi="Arial" w:eastAsia="Arial"/>
                 <w:sz w:val="18"/>
               </w:rPr>
               <w:t>visible เมื่อ canAction=true</w:t>
@@ -2511,11 +2871,15 @@
               <w:keepLines/>
               <w:spacing w:after="0"/>
             </w:pPr>
-            <w:r/>
-            <w:r>
-              <w:rPr>
-                <w:rFonts w:ascii="Arial" w:hAnsi="Arial" w:eastAsia="Arial"/>
-                <w:b w:val="0"/>
+            <w:r>
+              <w:rPr>
+                <w:rFonts w:ascii="Arial" w:hAnsi="Arial" w:eastAsia="Arial"/>
+                <w:sz w:val="18"/>
+              </w:rPr>
+            </w:r>
+            <w:r>
+              <w:rPr>
+                <w:rFonts w:ascii="Arial" w:hAnsi="Arial" w:eastAsia="Arial"/>
                 <w:sz w:val="18"/>
               </w:rPr>
               <w:t>viewerRbacRoleCode</w:t>
@@ -2532,11 +2896,15 @@
               <w:keepLines/>
               <w:spacing w:after="0"/>
             </w:pPr>
-            <w:r/>
-            <w:r>
-              <w:rPr>
-                <w:rFonts w:ascii="Arial" w:hAnsi="Arial" w:eastAsia="Arial"/>
-                <w:b w:val="0"/>
+            <w:r>
+              <w:rPr>
+                <w:rFonts w:ascii="Arial" w:hAnsi="Arial" w:eastAsia="Arial"/>
+                <w:sz w:val="18"/>
+              </w:rPr>
+            </w:r>
+            <w:r>
+              <w:rPr>
+                <w:rFonts w:ascii="Arial" w:hAnsi="Arial" w:eastAsia="Arial"/>
                 <w:sz w:val="18"/>
               </w:rPr>
               <w:t>รหัส role/RBAC ของผู้ใช้ เช่น R-01/R-02/R-10</w:t>
@@ -2553,11 +2921,15 @@
               <w:keepLines/>
               <w:spacing w:after="0"/>
             </w:pPr>
-            <w:r/>
-            <w:r>
-              <w:rPr>
-                <w:rFonts w:ascii="Arial" w:hAnsi="Arial" w:eastAsia="Arial"/>
-                <w:b w:val="0"/>
+            <w:r>
+              <w:rPr>
+                <w:rFonts w:ascii="Arial" w:hAnsi="Arial" w:eastAsia="Arial"/>
+                <w:sz w:val="18"/>
+              </w:rPr>
+            </w:r>
+            <w:r>
+              <w:rPr>
+                <w:rFonts w:ascii="Arial" w:hAnsi="Arial" w:eastAsia="Arial"/>
                 <w:sz w:val="18"/>
               </w:rPr>
               <w:t>แสดง/trace เท่านั้น ไม่ map เป็น section</w:t>
@@ -2579,11 +2951,15 @@
               <w:keepLines/>
               <w:spacing w:after="0"/>
             </w:pPr>
-            <w:r/>
-            <w:r>
-              <w:rPr>
-                <w:rFonts w:ascii="Arial" w:hAnsi="Arial" w:eastAsia="Arial"/>
-                <w:b w:val="0"/>
+            <w:r>
+              <w:rPr>
+                <w:rFonts w:ascii="Arial" w:hAnsi="Arial" w:eastAsia="Arial"/>
+                <w:sz w:val="18"/>
+              </w:rPr>
+            </w:r>
+            <w:r>
+              <w:rPr>
+                <w:rFonts w:ascii="Arial" w:hAnsi="Arial" w:eastAsia="Arial"/>
                 <w:sz w:val="18"/>
               </w:rPr>
               <w:t>roleProfileCode</w:t>
@@ -2600,11 +2976,15 @@
               <w:keepLines/>
               <w:spacing w:after="0"/>
             </w:pPr>
-            <w:r/>
-            <w:r>
-              <w:rPr>
-                <w:rFonts w:ascii="Arial" w:hAnsi="Arial" w:eastAsia="Arial"/>
-                <w:b w:val="0"/>
+            <w:r>
+              <w:rPr>
+                <w:rFonts w:ascii="Arial" w:hAnsi="Arial" w:eastAsia="Arial"/>
+                <w:sz w:val="18"/>
+              </w:rPr>
+            </w:r>
+            <w:r>
+              <w:rPr>
+                <w:rFonts w:ascii="Arial" w:hAnsi="Arial" w:eastAsia="Arial"/>
                 <w:sz w:val="18"/>
               </w:rPr>
               <w:t>profile สำหรับหน้า Document Detail เช่น P-06/P-08/P-01/P-02/P-03</w:t>
@@ -2621,11 +3001,15 @@
               <w:keepLines/>
               <w:spacing w:after="0"/>
             </w:pPr>
-            <w:r/>
-            <w:r>
-              <w:rPr>
-                <w:rFonts w:ascii="Arial" w:hAnsi="Arial" w:eastAsia="Arial"/>
-                <w:b w:val="0"/>
+            <w:r>
+              <w:rPr>
+                <w:rFonts w:ascii="Arial" w:hAnsi="Arial" w:eastAsia="Arial"/>
+                <w:sz w:val="18"/>
+              </w:rPr>
+            </w:r>
+            <w:r>
+              <w:rPr>
+                <w:rFonts w:ascii="Arial" w:hAnsi="Arial" w:eastAsia="Arial"/>
                 <w:sz w:val="18"/>
               </w:rPr>
               <w:t>เลือกชุด visible/edit/action ที่ BE คำนวณแล้ว; แยก namespace จาก statusCode</w:t>
@@ -2647,11 +3031,15 @@
               <w:keepLines/>
               <w:spacing w:after="0"/>
             </w:pPr>
-            <w:r/>
-            <w:r>
-              <w:rPr>
-                <w:rFonts w:ascii="Arial" w:hAnsi="Arial" w:eastAsia="Arial"/>
-                <w:b w:val="0"/>
+            <w:r>
+              <w:rPr>
+                <w:rFonts w:ascii="Arial" w:hAnsi="Arial" w:eastAsia="Arial"/>
+                <w:sz w:val="18"/>
+              </w:rPr>
+            </w:r>
+            <w:r>
+              <w:rPr>
+                <w:rFonts w:ascii="Arial" w:hAnsi="Arial" w:eastAsia="Arial"/>
                 <w:sz w:val="18"/>
               </w:rPr>
               <w:t>visibleSections</w:t>
@@ -2668,11 +3056,15 @@
               <w:keepLines/>
               <w:spacing w:after="0"/>
             </w:pPr>
-            <w:r/>
-            <w:r>
-              <w:rPr>
-                <w:rFonts w:ascii="Arial" w:hAnsi="Arial" w:eastAsia="Arial"/>
-                <w:b w:val="0"/>
+            <w:r>
+              <w:rPr>
+                <w:rFonts w:ascii="Arial" w:hAnsi="Arial" w:eastAsia="Arial"/>
+                <w:sz w:val="18"/>
+              </w:rPr>
+            </w:r>
+            <w:r>
+              <w:rPr>
+                <w:rFonts w:ascii="Arial" w:hAnsi="Arial" w:eastAsia="Arial"/>
                 <w:sz w:val="18"/>
               </w:rPr>
               <w:t>section key ที่ต้องแสดง</w:t>
@@ -2689,11 +3081,15 @@
               <w:keepLines/>
               <w:spacing w:after="0"/>
             </w:pPr>
-            <w:r/>
-            <w:r>
-              <w:rPr>
-                <w:rFonts w:ascii="Arial" w:hAnsi="Arial" w:eastAsia="Arial"/>
-                <w:b w:val="0"/>
+            <w:r>
+              <w:rPr>
+                <w:rFonts w:ascii="Arial" w:hAnsi="Arial" w:eastAsia="Arial"/>
+                <w:sz w:val="18"/>
+              </w:rPr>
+            </w:r>
+            <w:r>
+              <w:rPr>
+                <w:rFonts w:ascii="Arial" w:hAnsi="Arial" w:eastAsia="Arial"/>
                 <w:sz w:val="18"/>
               </w:rPr>
               <w:t>ซ่อน section ที่ไม่อยู่ใน array</w:t>
@@ -2715,11 +3111,15 @@
               <w:keepLines/>
               <w:spacing w:after="0"/>
             </w:pPr>
-            <w:r/>
-            <w:r>
-              <w:rPr>
-                <w:rFonts w:ascii="Arial" w:hAnsi="Arial" w:eastAsia="Arial"/>
-                <w:b w:val="0"/>
+            <w:r>
+              <w:rPr>
+                <w:rFonts w:ascii="Arial" w:hAnsi="Arial" w:eastAsia="Arial"/>
+                <w:sz w:val="18"/>
+              </w:rPr>
+            </w:r>
+            <w:r>
+              <w:rPr>
+                <w:rFonts w:ascii="Arial" w:hAnsi="Arial" w:eastAsia="Arial"/>
                 <w:sz w:val="18"/>
               </w:rPr>
               <w:t>editableSections</w:t>
@@ -2736,11 +3136,15 @@
               <w:keepLines/>
               <w:spacing w:after="0"/>
             </w:pPr>
-            <w:r/>
-            <w:r>
-              <w:rPr>
-                <w:rFonts w:ascii="Arial" w:hAnsi="Arial" w:eastAsia="Arial"/>
-                <w:b w:val="0"/>
+            <w:r>
+              <w:rPr>
+                <w:rFonts w:ascii="Arial" w:hAnsi="Arial" w:eastAsia="Arial"/>
+                <w:sz w:val="18"/>
+              </w:rPr>
+            </w:r>
+            <w:r>
+              <w:rPr>
+                <w:rFonts w:ascii="Arial" w:hAnsi="Arial" w:eastAsia="Arial"/>
                 <w:sz w:val="18"/>
               </w:rPr>
               <w:t>section key ที่แก้ไขได้</w:t>
@@ -2757,11 +3161,15 @@
               <w:keepLines/>
               <w:spacing w:after="0"/>
             </w:pPr>
-            <w:r/>
-            <w:r>
-              <w:rPr>
-                <w:rFonts w:ascii="Arial" w:hAnsi="Arial" w:eastAsia="Arial"/>
-                <w:b w:val="0"/>
+            <w:r>
+              <w:rPr>
+                <w:rFonts w:ascii="Arial" w:hAnsi="Arial" w:eastAsia="Arial"/>
+                <w:sz w:val="18"/>
+              </w:rPr>
+            </w:r>
+            <w:r>
+              <w:rPr>
+                <w:rFonts w:ascii="Arial" w:hAnsi="Arial" w:eastAsia="Arial"/>
                 <w:sz w:val="18"/>
               </w:rPr>
               <w:t>เปิด input/button เฉพาะ section เหล่านี้</w:t>
@@ -2783,11 +3191,15 @@
               <w:keepLines/>
               <w:spacing w:after="0"/>
             </w:pPr>
-            <w:r/>
-            <w:r>
-              <w:rPr>
-                <w:rFonts w:ascii="Arial" w:hAnsi="Arial" w:eastAsia="Arial"/>
-                <w:b w:val="0"/>
+            <w:r>
+              <w:rPr>
+                <w:rFonts w:ascii="Arial" w:hAnsi="Arial" w:eastAsia="Arial"/>
+                <w:sz w:val="18"/>
+              </w:rPr>
+            </w:r>
+            <w:r>
+              <w:rPr>
+                <w:rFonts w:ascii="Arial" w:hAnsi="Arial" w:eastAsia="Arial"/>
                 <w:sz w:val="18"/>
               </w:rPr>
               <w:t>canUploadAttachment</w:t>
@@ -2804,11 +3216,15 @@
               <w:keepLines/>
               <w:spacing w:after="0"/>
             </w:pPr>
-            <w:r/>
-            <w:r>
-              <w:rPr>
-                <w:rFonts w:ascii="Arial" w:hAnsi="Arial" w:eastAsia="Arial"/>
-                <w:b w:val="0"/>
+            <w:r>
+              <w:rPr>
+                <w:rFonts w:ascii="Arial" w:hAnsi="Arial" w:eastAsia="Arial"/>
+                <w:sz w:val="18"/>
+              </w:rPr>
+            </w:r>
+            <w:r>
+              <w:rPr>
+                <w:rFonts w:ascii="Arial" w:hAnsi="Arial" w:eastAsia="Arial"/>
                 <w:sz w:val="18"/>
               </w:rPr>
               <w:t>boolean</w:t>
@@ -2825,11 +3241,15 @@
               <w:keepLines/>
               <w:spacing w:after="0"/>
             </w:pPr>
-            <w:r/>
-            <w:r>
-              <w:rPr>
-                <w:rFonts w:ascii="Arial" w:hAnsi="Arial" w:eastAsia="Arial"/>
-                <w:b w:val="0"/>
+            <w:r>
+              <w:rPr>
+                <w:rFonts w:ascii="Arial" w:hAnsi="Arial" w:eastAsia="Arial"/>
+                <w:sz w:val="18"/>
+              </w:rPr>
+            </w:r>
+            <w:r>
+              <w:rPr>
+                <w:rFonts w:ascii="Arial" w:hAnsi="Arial" w:eastAsia="Arial"/>
                 <w:sz w:val="18"/>
               </w:rPr>
               <w:t>เปิด/ปิด upload control</w:t>
@@ -2851,11 +3271,15 @@
               <w:keepLines/>
               <w:spacing w:after="0"/>
             </w:pPr>
-            <w:r/>
-            <w:r>
-              <w:rPr>
-                <w:rFonts w:ascii="Arial" w:hAnsi="Arial" w:eastAsia="Arial"/>
-                <w:b w:val="0"/>
+            <w:r>
+              <w:rPr>
+                <w:rFonts w:ascii="Arial" w:hAnsi="Arial" w:eastAsia="Arial"/>
+                <w:sz w:val="18"/>
+              </w:rPr>
+            </w:r>
+            <w:r>
+              <w:rPr>
+                <w:rFonts w:ascii="Arial" w:hAnsi="Arial" w:eastAsia="Arial"/>
                 <w:sz w:val="18"/>
               </w:rPr>
               <w:t>canAction</w:t>
@@ -2872,11 +3296,15 @@
               <w:keepLines/>
               <w:spacing w:after="0"/>
             </w:pPr>
-            <w:r/>
-            <w:r>
-              <w:rPr>
-                <w:rFonts w:ascii="Arial" w:hAnsi="Arial" w:eastAsia="Arial"/>
-                <w:b w:val="0"/>
+            <w:r>
+              <w:rPr>
+                <w:rFonts w:ascii="Arial" w:hAnsi="Arial" w:eastAsia="Arial"/>
+                <w:sz w:val="18"/>
+              </w:rPr>
+            </w:r>
+            <w:r>
+              <w:rPr>
+                <w:rFonts w:ascii="Arial" w:hAnsi="Arial" w:eastAsia="Arial"/>
                 <w:sz w:val="18"/>
               </w:rPr>
               <w:t>boolean</w:t>
@@ -2893,11 +3321,15 @@
               <w:keepLines/>
               <w:spacing w:after="0"/>
             </w:pPr>
-            <w:r/>
-            <w:r>
-              <w:rPr>
-                <w:rFonts w:ascii="Arial" w:hAnsi="Arial" w:eastAsia="Arial"/>
-                <w:b w:val="0"/>
+            <w:r>
+              <w:rPr>
+                <w:rFonts w:ascii="Arial" w:hAnsi="Arial" w:eastAsia="Arial"/>
+                <w:sz w:val="18"/>
+              </w:rPr>
+            </w:r>
+            <w:r>
+              <w:rPr>
+                <w:rFonts w:ascii="Arial" w:hAnsi="Arial" w:eastAsia="Arial"/>
                 <w:sz w:val="18"/>
               </w:rPr>
               <w:t>เปิด/ปิด action panel</w:t>
@@ -2919,11 +3351,15 @@
               <w:keepLines/>
               <w:spacing w:after="0"/>
             </w:pPr>
-            <w:r/>
-            <w:r>
-              <w:rPr>
-                <w:rFonts w:ascii="Arial" w:hAnsi="Arial" w:eastAsia="Arial"/>
-                <w:b w:val="0"/>
+            <w:r>
+              <w:rPr>
+                <w:rFonts w:ascii="Arial" w:hAnsi="Arial" w:eastAsia="Arial"/>
+                <w:sz w:val="18"/>
+              </w:rPr>
+            </w:r>
+            <w:r>
+              <w:rPr>
+                <w:rFonts w:ascii="Arial" w:hAnsi="Arial" w:eastAsia="Arial"/>
                 <w:sz w:val="18"/>
               </w:rPr>
               <w:t>actionOptions</w:t>
@@ -2940,11 +3376,15 @@
               <w:keepLines/>
               <w:spacing w:after="0"/>
             </w:pPr>
-            <w:r/>
-            <w:r>
-              <w:rPr>
-                <w:rFonts w:ascii="Arial" w:hAnsi="Arial" w:eastAsia="Arial"/>
-                <w:b w:val="0"/>
+            <w:r>
+              <w:rPr>
+                <w:rFonts w:ascii="Arial" w:hAnsi="Arial" w:eastAsia="Arial"/>
+                <w:sz w:val="18"/>
+              </w:rPr>
+            </w:r>
+            <w:r>
+              <w:rPr>
+                <w:rFonts w:ascii="Arial" w:hAnsi="Arial" w:eastAsia="Arial"/>
                 <w:sz w:val="18"/>
               </w:rPr>
               <w:t>array ของ label + requireComment</w:t>
@@ -2961,11 +3401,15 @@
               <w:keepLines/>
               <w:spacing w:after="0"/>
             </w:pPr>
-            <w:r/>
-            <w:r>
-              <w:rPr>
-                <w:rFonts w:ascii="Arial" w:hAnsi="Arial" w:eastAsia="Arial"/>
-                <w:b w:val="0"/>
+            <w:r>
+              <w:rPr>
+                <w:rFonts w:ascii="Arial" w:hAnsi="Arial" w:eastAsia="Arial"/>
+                <w:sz w:val="18"/>
+              </w:rPr>
+            </w:r>
+            <w:r>
+              <w:rPr>
+                <w:rFonts w:ascii="Arial" w:hAnsi="Arial" w:eastAsia="Arial"/>
                 <w:sz w:val="18"/>
               </w:rPr>
               <w:t>render radio โดยไม่คำนวณปลายทาง</w:t>
@@ -3060,11 +3504,15 @@
               <w:keepLines/>
               <w:spacing w:after="0"/>
             </w:pPr>
-            <w:r/>
-            <w:r>
-              <w:rPr>
-                <w:rFonts w:ascii="Arial" w:hAnsi="Arial" w:eastAsia="Arial"/>
-                <w:b w:val="0"/>
+            <w:r>
+              <w:rPr>
+                <w:rFonts w:ascii="Arial" w:hAnsi="Arial" w:eastAsia="Arial"/>
+                <w:sz w:val="18"/>
+              </w:rPr>
+            </w:r>
+            <w:r>
+              <w:rPr>
+                <w:rFonts w:ascii="Arial" w:hAnsi="Arial" w:eastAsia="Arial"/>
                 <w:sz w:val="18"/>
               </w:rPr>
               <w:t>Input</w:t>
@@ -3081,11 +3529,15 @@
               <w:keepLines/>
               <w:spacing w:after="0"/>
             </w:pPr>
-            <w:r/>
-            <w:r>
-              <w:rPr>
-                <w:rFonts w:ascii="Arial" w:hAnsi="Arial" w:eastAsia="Arial"/>
-                <w:b w:val="0"/>
+            <w:r>
+              <w:rPr>
+                <w:rFonts w:ascii="Arial" w:hAnsi="Arial" w:eastAsia="Arial"/>
+                <w:sz w:val="18"/>
+              </w:rPr>
+            </w:r>
+            <w:r>
+              <w:rPr>
+                <w:rFonts w:ascii="Arial" w:hAnsi="Arial" w:eastAsia="Arial"/>
                 <w:sz w:val="18"/>
               </w:rPr>
               <w:t>GET /api/v1/documents/{docNo}; GET /api/v1/competitors</w:t>
@@ -3107,11 +3559,15 @@
               <w:keepLines/>
               <w:spacing w:after="0"/>
             </w:pPr>
-            <w:r/>
-            <w:r>
-              <w:rPr>
-                <w:rFonts w:ascii="Arial" w:hAnsi="Arial" w:eastAsia="Arial"/>
-                <w:b w:val="0"/>
+            <w:r>
+              <w:rPr>
+                <w:rFonts w:ascii="Arial" w:hAnsi="Arial" w:eastAsia="Arial"/>
+                <w:sz w:val="18"/>
+              </w:rPr>
+            </w:r>
+            <w:r>
+              <w:rPr>
+                <w:rFonts w:ascii="Arial" w:hAnsi="Arial" w:eastAsia="Arial"/>
                 <w:sz w:val="18"/>
               </w:rPr>
               <w:t>Progress</w:t>
@@ -3128,11 +3584,15 @@
               <w:keepLines/>
               <w:spacing w:after="0"/>
             </w:pPr>
-            <w:r/>
-            <w:r>
-              <w:rPr>
-                <w:rFonts w:ascii="Arial" w:hAnsi="Arial" w:eastAsia="Arial"/>
-                <w:b w:val="0"/>
+            <w:r>
+              <w:rPr>
+                <w:rFonts w:ascii="Arial" w:hAnsi="Arial" w:eastAsia="Arial"/>
+                <w:sz w:val="18"/>
+              </w:rPr>
+            </w:r>
+            <w:r>
+              <w:rPr>
+                <w:rFonts w:ascii="Arial" w:hAnsi="Arial" w:eastAsia="Arial"/>
                 <w:sz w:val="18"/>
               </w:rPr>
               <w:t>Validate docNo; Load header; Load child sections; Compute role profile</w:t>
@@ -3154,11 +3614,15 @@
               <w:keepLines/>
               <w:spacing w:after="0"/>
             </w:pPr>
-            <w:r/>
-            <w:r>
-              <w:rPr>
-                <w:rFonts w:ascii="Arial" w:hAnsi="Arial" w:eastAsia="Arial"/>
-                <w:b w:val="0"/>
+            <w:r>
+              <w:rPr>
+                <w:rFonts w:ascii="Arial" w:hAnsi="Arial" w:eastAsia="Arial"/>
+                <w:sz w:val="18"/>
+              </w:rPr>
+            </w:r>
+            <w:r>
+              <w:rPr>
+                <w:rFonts w:ascii="Arial" w:hAnsi="Arial" w:eastAsia="Arial"/>
                 <w:sz w:val="18"/>
               </w:rPr>
               <w:t>Output</w:t>
@@ -3175,11 +3639,15 @@
               <w:keepLines/>
               <w:spacing w:after="0"/>
             </w:pPr>
-            <w:r/>
-            <w:r>
-              <w:rPr>
-                <w:rFonts w:ascii="Arial" w:hAnsi="Arial" w:eastAsia="Arial"/>
-                <w:b w:val="0"/>
+            <w:r>
+              <w:rPr>
+                <w:rFonts w:ascii="Arial" w:hAnsi="Arial" w:eastAsia="Arial"/>
+                <w:sz w:val="18"/>
+              </w:rPr>
+            </w:r>
+            <w:r>
+              <w:rPr>
+                <w:rFonts w:ascii="Arial" w:hAnsi="Arial" w:eastAsia="Arial"/>
                 <w:sz w:val="18"/>
               </w:rPr>
               <w:t>Rendered UI state or normalized API response with status/message and audit-ready trace reference.</w:t>
@@ -3320,11 +3788,15 @@
               <w:keepLines/>
               <w:spacing w:after="0"/>
             </w:pPr>
-            <w:r/>
-            <w:r>
-              <w:rPr>
-                <w:rFonts w:ascii="Arial" w:hAnsi="Arial" w:eastAsia="Arial"/>
-                <w:b w:val="0"/>
+            <w:r>
+              <w:rPr>
+                <w:rFonts w:ascii="Arial" w:hAnsi="Arial" w:eastAsia="Arial"/>
+                <w:sz w:val="18"/>
+              </w:rPr>
+            </w:r>
+            <w:r>
+              <w:rPr>
+                <w:rFonts w:ascii="Arial" w:hAnsi="Arial" w:eastAsia="Arial"/>
                 <w:sz w:val="18"/>
               </w:rPr>
               <w:t>GET /api/v1/documents/{docNo}</w:t>
@@ -3341,11 +3813,15 @@
               <w:keepLines/>
               <w:spacing w:after="0"/>
             </w:pPr>
-            <w:r/>
-            <w:r>
-              <w:rPr>
-                <w:rFonts w:ascii="Arial" w:hAnsi="Arial" w:eastAsia="Arial"/>
-                <w:b w:val="0"/>
+            <w:r>
+              <w:rPr>
+                <w:rFonts w:ascii="Arial" w:hAnsi="Arial" w:eastAsia="Arial"/>
+                <w:sz w:val="18"/>
+              </w:rPr>
+            </w:r>
+            <w:r>
+              <w:rPr>
+                <w:rFonts w:ascii="Arial" w:hAnsi="Arial" w:eastAsia="Arial"/>
                 <w:sz w:val="18"/>
               </w:rPr>
               <w:t>Document aggregate API</w:t>
@@ -3362,11 +3838,15 @@
               <w:keepLines/>
               <w:spacing w:after="0"/>
             </w:pPr>
-            <w:r/>
-            <w:r>
-              <w:rPr>
-                <w:rFonts w:ascii="Arial" w:hAnsi="Arial" w:eastAsia="Arial"/>
-                <w:b w:val="0"/>
+            <w:r>
+              <w:rPr>
+                <w:rFonts w:ascii="Arial" w:hAnsi="Arial" w:eastAsia="Arial"/>
+                <w:sz w:val="18"/>
+              </w:rPr>
+            </w:r>
+            <w:r>
+              <w:rPr>
+                <w:rFonts w:ascii="Arial" w:hAnsi="Arial" w:eastAsia="Arial"/>
                 <w:sz w:val="18"/>
               </w:rPr>
               <w:t>Validate docNo</w:t>
@@ -3383,11 +3863,15 @@
               <w:keepLines/>
               <w:spacing w:after="0"/>
             </w:pPr>
-            <w:r/>
-            <w:r>
-              <w:rPr>
-                <w:rFonts w:ascii="Arial" w:hAnsi="Arial" w:eastAsia="Arial"/>
-                <w:b w:val="0"/>
+            <w:r>
+              <w:rPr>
+                <w:rFonts w:ascii="Arial" w:hAnsi="Arial" w:eastAsia="Arial"/>
+                <w:sz w:val="18"/>
+              </w:rPr>
+            </w:r>
+            <w:r>
+              <w:rPr>
+                <w:rFonts w:ascii="Arial" w:hAnsi="Arial" w:eastAsia="Arial"/>
                 <w:sz w:val="18"/>
               </w:rPr>
               <w:t>404 when doc not found</w:t>
@@ -3409,11 +3893,15 @@
               <w:keepLines/>
               <w:spacing w:after="0"/>
             </w:pPr>
-            <w:r/>
-            <w:r>
-              <w:rPr>
-                <w:rFonts w:ascii="Arial" w:hAnsi="Arial" w:eastAsia="Arial"/>
-                <w:b w:val="0"/>
+            <w:r>
+              <w:rPr>
+                <w:rFonts w:ascii="Arial" w:hAnsi="Arial" w:eastAsia="Arial"/>
+                <w:sz w:val="18"/>
+              </w:rPr>
+            </w:r>
+            <w:r>
+              <w:rPr>
+                <w:rFonts w:ascii="Arial" w:hAnsi="Arial" w:eastAsia="Arial"/>
                 <w:sz w:val="18"/>
               </w:rPr>
               <w:t>GET /api/v1/competitors</w:t>
@@ -3430,11 +3918,15 @@
               <w:keepLines/>
               <w:spacing w:after="0"/>
             </w:pPr>
-            <w:r/>
-            <w:r>
-              <w:rPr>
-                <w:rFonts w:ascii="Arial" w:hAnsi="Arial" w:eastAsia="Arial"/>
-                <w:b w:val="0"/>
+            <w:r>
+              <w:rPr>
+                <w:rFonts w:ascii="Arial" w:hAnsi="Arial" w:eastAsia="Arial"/>
+                <w:sz w:val="18"/>
+              </w:rPr>
+            </w:r>
+            <w:r>
+              <w:rPr>
+                <w:rFonts w:ascii="Arial" w:hAnsi="Arial" w:eastAsia="Arial"/>
                 <w:sz w:val="18"/>
               </w:rPr>
               <w:t>Competitor lookup</w:t>
@@ -3451,11 +3943,15 @@
               <w:keepLines/>
               <w:spacing w:after="0"/>
             </w:pPr>
-            <w:r/>
-            <w:r>
-              <w:rPr>
-                <w:rFonts w:ascii="Arial" w:hAnsi="Arial" w:eastAsia="Arial"/>
-                <w:b w:val="0"/>
+            <w:r>
+              <w:rPr>
+                <w:rFonts w:ascii="Arial" w:hAnsi="Arial" w:eastAsia="Arial"/>
+                <w:sz w:val="18"/>
+              </w:rPr>
+            </w:r>
+            <w:r>
+              <w:rPr>
+                <w:rFonts w:ascii="Arial" w:hAnsi="Arial" w:eastAsia="Arial"/>
                 <w:sz w:val="18"/>
               </w:rPr>
               <w:t>Load header</w:t>
@@ -3472,11 +3968,15 @@
               <w:keepLines/>
               <w:spacing w:after="0"/>
             </w:pPr>
-            <w:r/>
-            <w:r>
-              <w:rPr>
-                <w:rFonts w:ascii="Arial" w:hAnsi="Arial" w:eastAsia="Arial"/>
-                <w:b w:val="0"/>
+            <w:r>
+              <w:rPr>
+                <w:rFonts w:ascii="Arial" w:hAnsi="Arial" w:eastAsia="Arial"/>
+                <w:sz w:val="18"/>
+              </w:rPr>
+            </w:r>
+            <w:r>
+              <w:rPr>
+                <w:rFonts w:ascii="Arial" w:hAnsi="Arial" w:eastAsia="Arial"/>
                 <w:sz w:val="18"/>
               </w:rPr>
               <w:t>role profile output matches FE Document Detail spec</w:t>
@@ -3594,11 +4094,15 @@
               <w:keepLines/>
               <w:spacing w:after="0"/>
             </w:pPr>
-            <w:r/>
-            <w:r>
-              <w:rPr>
-                <w:rFonts w:ascii="Arial" w:hAnsi="Arial" w:eastAsia="Arial"/>
-                <w:b w:val="0"/>
+            <w:r>
+              <w:rPr>
+                <w:rFonts w:ascii="Arial" w:hAnsi="Arial" w:eastAsia="Arial"/>
+                <w:sz w:val="18"/>
+              </w:rPr>
+            </w:r>
+            <w:r>
+              <w:rPr>
+                <w:rFonts w:ascii="Arial" w:hAnsi="Arial" w:eastAsia="Arial"/>
                 <w:sz w:val="18"/>
               </w:rPr>
               <w:t>1</w:t>
@@ -3615,11 +4119,15 @@
               <w:keepLines/>
               <w:spacing w:after="0"/>
             </w:pPr>
-            <w:r/>
-            <w:r>
-              <w:rPr>
-                <w:rFonts w:ascii="Arial" w:hAnsi="Arial" w:eastAsia="Arial"/>
-                <w:b w:val="0"/>
+            <w:r>
+              <w:rPr>
+                <w:rFonts w:ascii="Arial" w:hAnsi="Arial" w:eastAsia="Arial"/>
+                <w:sz w:val="18"/>
+              </w:rPr>
+            </w:r>
+            <w:r>
+              <w:rPr>
+                <w:rFonts w:ascii="Arial" w:hAnsi="Arial" w:eastAsia="Arial"/>
                 <w:sz w:val="18"/>
               </w:rPr>
               <w:t>Validate docNo</w:t>
@@ -3636,11 +4144,15 @@
               <w:keepLines/>
               <w:spacing w:after="0"/>
             </w:pPr>
-            <w:r/>
-            <w:r>
-              <w:rPr>
-                <w:rFonts w:ascii="Arial" w:hAnsi="Arial" w:eastAsia="Arial"/>
-                <w:b w:val="0"/>
+            <w:r>
+              <w:rPr>
+                <w:rFonts w:ascii="Arial" w:hAnsi="Arial" w:eastAsia="Arial"/>
+                <w:sz w:val="18"/>
+              </w:rPr>
+            </w:r>
+            <w:r>
+              <w:rPr>
+                <w:rFonts w:ascii="Arial" w:hAnsi="Arial" w:eastAsia="Arial"/>
                 <w:sz w:val="18"/>
               </w:rPr>
               <w:t>detail success</w:t>
@@ -3662,11 +4174,15 @@
               <w:keepLines/>
               <w:spacing w:after="0"/>
             </w:pPr>
-            <w:r/>
-            <w:r>
-              <w:rPr>
-                <w:rFonts w:ascii="Arial" w:hAnsi="Arial" w:eastAsia="Arial"/>
-                <w:b w:val="0"/>
+            <w:r>
+              <w:rPr>
+                <w:rFonts w:ascii="Arial" w:hAnsi="Arial" w:eastAsia="Arial"/>
+                <w:sz w:val="18"/>
+              </w:rPr>
+            </w:r>
+            <w:r>
+              <w:rPr>
+                <w:rFonts w:ascii="Arial" w:hAnsi="Arial" w:eastAsia="Arial"/>
                 <w:sz w:val="18"/>
               </w:rPr>
               <w:t>2</w:t>
@@ -3683,11 +4199,15 @@
               <w:keepLines/>
               <w:spacing w:after="0"/>
             </w:pPr>
-            <w:r/>
-            <w:r>
-              <w:rPr>
-                <w:rFonts w:ascii="Arial" w:hAnsi="Arial" w:eastAsia="Arial"/>
-                <w:b w:val="0"/>
+            <w:r>
+              <w:rPr>
+                <w:rFonts w:ascii="Arial" w:hAnsi="Arial" w:eastAsia="Arial"/>
+                <w:sz w:val="18"/>
+              </w:rPr>
+            </w:r>
+            <w:r>
+              <w:rPr>
+                <w:rFonts w:ascii="Arial" w:hAnsi="Arial" w:eastAsia="Arial"/>
                 <w:sz w:val="18"/>
               </w:rPr>
               <w:t>Load header</w:t>
@@ -3704,11 +4224,15 @@
               <w:keepLines/>
               <w:spacing w:after="0"/>
             </w:pPr>
-            <w:r/>
-            <w:r>
-              <w:rPr>
-                <w:rFonts w:ascii="Arial" w:hAnsi="Arial" w:eastAsia="Arial"/>
-                <w:b w:val="0"/>
+            <w:r>
+              <w:rPr>
+                <w:rFonts w:ascii="Arial" w:hAnsi="Arial" w:eastAsia="Arial"/>
+                <w:sz w:val="18"/>
+              </w:rPr>
+            </w:r>
+            <w:r>
+              <w:rPr>
+                <w:rFonts w:ascii="Arial" w:hAnsi="Arial" w:eastAsia="Arial"/>
                 <w:sz w:val="18"/>
               </w:rPr>
               <w:t>detail not found</w:t>
@@ -3730,11 +4254,15 @@
               <w:keepLines/>
               <w:spacing w:after="0"/>
             </w:pPr>
-            <w:r/>
-            <w:r>
-              <w:rPr>
-                <w:rFonts w:ascii="Arial" w:hAnsi="Arial" w:eastAsia="Arial"/>
-                <w:b w:val="0"/>
+            <w:r>
+              <w:rPr>
+                <w:rFonts w:ascii="Arial" w:hAnsi="Arial" w:eastAsia="Arial"/>
+                <w:sz w:val="18"/>
+              </w:rPr>
+            </w:r>
+            <w:r>
+              <w:rPr>
+                <w:rFonts w:ascii="Arial" w:hAnsi="Arial" w:eastAsia="Arial"/>
                 <w:sz w:val="18"/>
               </w:rPr>
               <w:t>3</w:t>
@@ -3751,11 +4279,15 @@
               <w:keepLines/>
               <w:spacing w:after="0"/>
             </w:pPr>
-            <w:r/>
-            <w:r>
-              <w:rPr>
-                <w:rFonts w:ascii="Arial" w:hAnsi="Arial" w:eastAsia="Arial"/>
-                <w:b w:val="0"/>
+            <w:r>
+              <w:rPr>
+                <w:rFonts w:ascii="Arial" w:hAnsi="Arial" w:eastAsia="Arial"/>
+                <w:sz w:val="18"/>
+              </w:rPr>
+            </w:r>
+            <w:r>
+              <w:rPr>
+                <w:rFonts w:ascii="Arial" w:hAnsi="Arial" w:eastAsia="Arial"/>
                 <w:sz w:val="18"/>
               </w:rPr>
               <w:t>Load child sections</w:t>
@@ -3772,11 +4304,15 @@
               <w:keepLines/>
               <w:spacing w:after="0"/>
             </w:pPr>
-            <w:r/>
-            <w:r>
-              <w:rPr>
-                <w:rFonts w:ascii="Arial" w:hAnsi="Arial" w:eastAsia="Arial"/>
-                <w:b w:val="0"/>
+            <w:r>
+              <w:rPr>
+                <w:rFonts w:ascii="Arial" w:hAnsi="Arial" w:eastAsia="Arial"/>
+                <w:sz w:val="18"/>
+              </w:rPr>
+            </w:r>
+            <w:r>
+              <w:rPr>
+                <w:rFonts w:ascii="Arial" w:hAnsi="Arial" w:eastAsia="Arial"/>
                 <w:sz w:val="18"/>
               </w:rPr>
               <w:t>role profile output</w:t>
@@ -3798,11 +4334,15 @@
               <w:keepLines/>
               <w:spacing w:after="0"/>
             </w:pPr>
-            <w:r/>
-            <w:r>
-              <w:rPr>
-                <w:rFonts w:ascii="Arial" w:hAnsi="Arial" w:eastAsia="Arial"/>
-                <w:b w:val="0"/>
+            <w:r>
+              <w:rPr>
+                <w:rFonts w:ascii="Arial" w:hAnsi="Arial" w:eastAsia="Arial"/>
+                <w:sz w:val="18"/>
+              </w:rPr>
+            </w:r>
+            <w:r>
+              <w:rPr>
+                <w:rFonts w:ascii="Arial" w:hAnsi="Arial" w:eastAsia="Arial"/>
                 <w:sz w:val="18"/>
               </w:rPr>
               <w:t>4</w:t>
@@ -3819,11 +4359,15 @@
               <w:keepLines/>
               <w:spacing w:after="0"/>
             </w:pPr>
-            <w:r/>
-            <w:r>
-              <w:rPr>
-                <w:rFonts w:ascii="Arial" w:hAnsi="Arial" w:eastAsia="Arial"/>
-                <w:b w:val="0"/>
+            <w:r>
+              <w:rPr>
+                <w:rFonts w:ascii="Arial" w:hAnsi="Arial" w:eastAsia="Arial"/>
+                <w:sz w:val="18"/>
+              </w:rPr>
+            </w:r>
+            <w:r>
+              <w:rPr>
+                <w:rFonts w:ascii="Arial" w:hAnsi="Arial" w:eastAsia="Arial"/>
                 <w:sz w:val="18"/>
               </w:rPr>
               <w:t>Compute role profile</w:t>
@@ -3840,11 +4384,15 @@
               <w:keepLines/>
               <w:spacing w:after="0"/>
             </w:pPr>
-            <w:r/>
-            <w:r>
-              <w:rPr>
-                <w:rFonts w:ascii="Arial" w:hAnsi="Arial" w:eastAsia="Arial"/>
-                <w:b w:val="0"/>
+            <w:r>
+              <w:rPr>
+                <w:rFonts w:ascii="Arial" w:hAnsi="Arial" w:eastAsia="Arial"/>
+                <w:sz w:val="18"/>
+              </w:rPr>
+            </w:r>
+            <w:r>
+              <w:rPr>
+                <w:rFonts w:ascii="Arial" w:hAnsi="Arial" w:eastAsia="Arial"/>
                 <w:sz w:val="18"/>
               </w:rPr>
               <w:t>empty child sections</w:t>
@@ -3866,11 +4414,15 @@
               <w:keepLines/>
               <w:spacing w:after="0"/>
             </w:pPr>
-            <w:r/>
-            <w:r>
-              <w:rPr>
-                <w:rFonts w:ascii="Arial" w:hAnsi="Arial" w:eastAsia="Arial"/>
-                <w:b w:val="0"/>
+            <w:r>
+              <w:rPr>
+                <w:rFonts w:ascii="Arial" w:hAnsi="Arial" w:eastAsia="Arial"/>
+                <w:sz w:val="18"/>
+              </w:rPr>
+            </w:r>
+            <w:r>
+              <w:rPr>
+                <w:rFonts w:ascii="Arial" w:hAnsi="Arial" w:eastAsia="Arial"/>
                 <w:sz w:val="18"/>
               </w:rPr>
               <w:t>5</w:t>
@@ -3887,11 +4439,15 @@
               <w:keepLines/>
               <w:spacing w:after="0"/>
             </w:pPr>
-            <w:r/>
-            <w:r>
-              <w:rPr>
-                <w:rFonts w:ascii="Arial" w:hAnsi="Arial" w:eastAsia="Arial"/>
-                <w:b w:val="0"/>
+            <w:r>
+              <w:rPr>
+                <w:rFonts w:ascii="Arial" w:hAnsi="Arial" w:eastAsia="Arial"/>
+                <w:sz w:val="18"/>
+              </w:rPr>
+            </w:r>
+            <w:r>
+              <w:rPr>
+                <w:rFonts w:ascii="Arial" w:hAnsi="Arial" w:eastAsia="Arial"/>
                 <w:sz w:val="18"/>
               </w:rPr>
               <w:t>Map to FE response shape</w:t>
@@ -3908,11 +4464,15 @@
               <w:keepLines/>
               <w:spacing w:after="0"/>
             </w:pPr>
-            <w:r/>
-            <w:r>
-              <w:rPr>
-                <w:rFonts w:ascii="Arial" w:hAnsi="Arial" w:eastAsia="Arial"/>
-                <w:b w:val="0"/>
+            <w:r>
+              <w:rPr>
+                <w:rFonts w:ascii="Arial" w:hAnsi="Arial" w:eastAsia="Arial"/>
+                <w:sz w:val="18"/>
+              </w:rPr>
+            </w:r>
+            <w:r>
+              <w:rPr>
+                <w:rFonts w:ascii="Arial" w:hAnsi="Arial" w:eastAsia="Arial"/>
                 <w:sz w:val="18"/>
               </w:rPr>
               <w:t>detail success</w:t>
@@ -3934,11 +4494,15 @@
               <w:keepLines/>
               <w:spacing w:after="0"/>
             </w:pPr>
-            <w:r/>
-            <w:r>
-              <w:rPr>
-                <w:rFonts w:ascii="Arial" w:hAnsi="Arial" w:eastAsia="Arial"/>
-                <w:b w:val="0"/>
+            <w:r>
+              <w:rPr>
+                <w:rFonts w:ascii="Arial" w:hAnsi="Arial" w:eastAsia="Arial"/>
+                <w:sz w:val="18"/>
+              </w:rPr>
+            </w:r>
+            <w:r>
+              <w:rPr>
+                <w:rFonts w:ascii="Arial" w:hAnsi="Arial" w:eastAsia="Arial"/>
                 <w:sz w:val="18"/>
               </w:rPr>
               <w:t>6</w:t>
@@ -3955,11 +4519,15 @@
               <w:keepLines/>
               <w:spacing w:after="0"/>
             </w:pPr>
-            <w:r/>
-            <w:r>
-              <w:rPr>
-                <w:rFonts w:ascii="Arial" w:hAnsi="Arial" w:eastAsia="Arial"/>
-                <w:b w:val="0"/>
+            <w:r>
+              <w:rPr>
+                <w:rFonts w:ascii="Arial" w:hAnsi="Arial" w:eastAsia="Arial"/>
+                <w:sz w:val="18"/>
+              </w:rPr>
+            </w:r>
+            <w:r>
+              <w:rPr>
+                <w:rFonts w:ascii="Arial" w:hAnsi="Arial" w:eastAsia="Arial"/>
                 <w:sz w:val="18"/>
               </w:rPr>
               <w:t>Return aggregate</w:t>
@@ -3976,11 +4544,15 @@
               <w:keepLines/>
               <w:spacing w:after="0"/>
             </w:pPr>
-            <w:r/>
-            <w:r>
-              <w:rPr>
-                <w:rFonts w:ascii="Arial" w:hAnsi="Arial" w:eastAsia="Arial"/>
-                <w:b w:val="0"/>
+            <w:r>
+              <w:rPr>
+                <w:rFonts w:ascii="Arial" w:hAnsi="Arial" w:eastAsia="Arial"/>
+                <w:sz w:val="18"/>
+              </w:rPr>
+            </w:r>
+            <w:r>
+              <w:rPr>
+                <w:rFonts w:ascii="Arial" w:hAnsi="Arial" w:eastAsia="Arial"/>
                 <w:sz w:val="18"/>
               </w:rPr>
               <w:t>detail not found</w:t>
@@ -4121,11 +4693,15 @@
               <w:keepLines/>
               <w:spacing w:after="0"/>
             </w:pPr>
-            <w:r/>
-            <w:r>
-              <w:rPr>
-                <w:rFonts w:ascii="Arial" w:hAnsi="Arial" w:eastAsia="Arial"/>
-                <w:b w:val="0"/>
+            <w:r>
+              <w:rPr>
+                <w:rFonts w:ascii="Arial" w:hAnsi="Arial" w:eastAsia="Arial"/>
+                <w:sz w:val="18"/>
+              </w:rPr>
+            </w:r>
+            <w:r>
+              <w:rPr>
+                <w:rFonts w:ascii="Arial" w:hAnsi="Arial" w:eastAsia="Arial"/>
                 <w:sz w:val="18"/>
               </w:rPr>
               <w:t>Get detail</w:t>
@@ -4142,11 +4718,15 @@
               <w:keepLines/>
               <w:spacing w:after="0"/>
             </w:pPr>
-            <w:r/>
-            <w:r>
-              <w:rPr>
-                <w:rFonts w:ascii="Arial" w:hAnsi="Arial" w:eastAsia="Arial"/>
-                <w:b w:val="0"/>
+            <w:r>
+              <w:rPr>
+                <w:rFonts w:ascii="Arial" w:hAnsi="Arial" w:eastAsia="Arial"/>
+                <w:sz w:val="18"/>
+              </w:rPr>
+            </w:r>
+            <w:r>
+              <w:rPr>
+                <w:rFonts w:ascii="Arial" w:hAnsi="Arial" w:eastAsia="Arial"/>
                 <w:sz w:val="18"/>
               </w:rPr>
               <w:t>GET</w:t>
@@ -4163,11 +4743,15 @@
               <w:keepLines/>
               <w:spacing w:after="0"/>
             </w:pPr>
-            <w:r/>
-            <w:r>
-              <w:rPr>
-                <w:rFonts w:ascii="Arial" w:hAnsi="Arial" w:eastAsia="Arial"/>
-                <w:b w:val="0"/>
+            <w:r>
+              <w:rPr>
+                <w:rFonts w:ascii="Arial" w:hAnsi="Arial" w:eastAsia="Arial"/>
+                <w:sz w:val="18"/>
+              </w:rPr>
+            </w:r>
+            <w:r>
+              <w:rPr>
+                <w:rFonts w:ascii="Arial" w:hAnsi="Arial" w:eastAsia="Arial"/>
                 <w:sz w:val="18"/>
               </w:rPr>
               <w:t>documentAggregate.service.getByDocNo</w:t>
@@ -4184,11 +4768,15 @@
               <w:keepLines/>
               <w:spacing w:after="0"/>
             </w:pPr>
-            <w:r/>
-            <w:r>
-              <w:rPr>
-                <w:rFonts w:ascii="Arial" w:hAnsi="Arial" w:eastAsia="Arial"/>
-                <w:b w:val="0"/>
+            <w:r>
+              <w:rPr>
+                <w:rFonts w:ascii="Arial" w:hAnsi="Arial" w:eastAsia="Arial"/>
+                <w:sz w:val="18"/>
+              </w:rPr>
+            </w:r>
+            <w:r>
+              <w:rPr>
+                <w:rFonts w:ascii="Arial" w:hAnsi="Arial" w:eastAsia="Arial"/>
                 <w:sz w:val="18"/>
               </w:rPr>
               <w:t>return 12 sections</w:t>
@@ -4210,11 +4798,15 @@
               <w:keepLines/>
               <w:spacing w:after="0"/>
             </w:pPr>
-            <w:r/>
-            <w:r>
-              <w:rPr>
-                <w:rFonts w:ascii="Arial" w:hAnsi="Arial" w:eastAsia="Arial"/>
-                <w:b w:val="0"/>
+            <w:r>
+              <w:rPr>
+                <w:rFonts w:ascii="Arial" w:hAnsi="Arial" w:eastAsia="Arial"/>
+                <w:sz w:val="18"/>
+              </w:rPr>
+            </w:r>
+            <w:r>
+              <w:rPr>
+                <w:rFonts w:ascii="Arial" w:hAnsi="Arial" w:eastAsia="Arial"/>
                 <w:sz w:val="18"/>
               </w:rPr>
               <w:t>Get lookup</w:t>
@@ -4231,11 +4823,15 @@
               <w:keepLines/>
               <w:spacing w:after="0"/>
             </w:pPr>
-            <w:r/>
-            <w:r>
-              <w:rPr>
-                <w:rFonts w:ascii="Arial" w:hAnsi="Arial" w:eastAsia="Arial"/>
-                <w:b w:val="0"/>
+            <w:r>
+              <w:rPr>
+                <w:rFonts w:ascii="Arial" w:hAnsi="Arial" w:eastAsia="Arial"/>
+                <w:sz w:val="18"/>
+              </w:rPr>
+            </w:r>
+            <w:r>
+              <w:rPr>
+                <w:rFonts w:ascii="Arial" w:hAnsi="Arial" w:eastAsia="Arial"/>
                 <w:sz w:val="18"/>
               </w:rPr>
               <w:t>GET</w:t>
@@ -4252,11 +4848,15 @@
               <w:keepLines/>
               <w:spacing w:after="0"/>
             </w:pPr>
-            <w:r/>
-            <w:r>
-              <w:rPr>
-                <w:rFonts w:ascii="Arial" w:hAnsi="Arial" w:eastAsia="Arial"/>
-                <w:b w:val="0"/>
+            <w:r>
+              <w:rPr>
+                <w:rFonts w:ascii="Arial" w:hAnsi="Arial" w:eastAsia="Arial"/>
+                <w:sz w:val="18"/>
+              </w:rPr>
+            </w:r>
+            <w:r>
+              <w:rPr>
+                <w:rFonts w:ascii="Arial" w:hAnsi="Arial" w:eastAsia="Arial"/>
                 <w:sz w:val="18"/>
               </w:rPr>
               <w:t>lookup service</w:t>
@@ -4273,11 +4873,15 @@
               <w:keepLines/>
               <w:spacing w:after="0"/>
             </w:pPr>
-            <w:r/>
-            <w:r>
-              <w:rPr>
-                <w:rFonts w:ascii="Arial" w:hAnsi="Arial" w:eastAsia="Arial"/>
-                <w:b w:val="0"/>
+            <w:r>
+              <w:rPr>
+                <w:rFonts w:ascii="Arial" w:hAnsi="Arial" w:eastAsia="Arial"/>
+                <w:sz w:val="18"/>
+              </w:rPr>
+            </w:r>
+            <w:r>
+              <w:rPr>
+                <w:rFonts w:ascii="Arial" w:hAnsi="Arial" w:eastAsia="Arial"/>
                 <w:sz w:val="18"/>
               </w:rPr>
               <w:t>return status/competitors/factors</w:t>
@@ -4516,11 +5120,15 @@
               <w:keepLines/>
               <w:spacing w:after="0"/>
             </w:pPr>
-            <w:r/>
-            <w:r>
-              <w:rPr>
-                <w:rFonts w:ascii="Arial" w:hAnsi="Arial" w:eastAsia="Arial"/>
-                <w:b w:val="0"/>
+            <w:r>
+              <w:rPr>
+                <w:rFonts w:ascii="Arial" w:hAnsi="Arial" w:eastAsia="Arial"/>
+                <w:sz w:val="18"/>
+              </w:rPr>
+            </w:r>
+            <w:r>
+              <w:rPr>
+                <w:rFonts w:ascii="Arial" w:hAnsi="Arial" w:eastAsia="Arial"/>
                 <w:sz w:val="18"/>
               </w:rPr>
               <w:t>docNo</w:t>
@@ -4537,11 +5145,15 @@
               <w:keepLines/>
               <w:spacing w:after="0"/>
             </w:pPr>
-            <w:r/>
-            <w:r>
-              <w:rPr>
-                <w:rFonts w:ascii="Arial" w:hAnsi="Arial" w:eastAsia="Arial"/>
-                <w:b w:val="0"/>
+            <w:r>
+              <w:rPr>
+                <w:rFonts w:ascii="Arial" w:hAnsi="Arial" w:eastAsia="Arial"/>
+                <w:sz w:val="18"/>
+              </w:rPr>
+            </w:r>
+            <w:r>
+              <w:rPr>
+                <w:rFonts w:ascii="Arial" w:hAnsi="Arial" w:eastAsia="Arial"/>
                 <w:sz w:val="18"/>
               </w:rPr>
               <w:t>string</w:t>
@@ -4558,11 +5170,15 @@
               <w:keepLines/>
               <w:spacing w:after="0"/>
             </w:pPr>
-            <w:r/>
-            <w:r>
-              <w:rPr>
-                <w:rFonts w:ascii="Arial" w:hAnsi="Arial" w:eastAsia="Arial"/>
-                <w:b w:val="0"/>
+            <w:r>
+              <w:rPr>
+                <w:rFonts w:ascii="Arial" w:hAnsi="Arial" w:eastAsia="Arial"/>
+                <w:sz w:val="18"/>
+              </w:rPr>
+            </w:r>
+            <w:r>
+              <w:rPr>
+                <w:rFonts w:ascii="Arial" w:hAnsi="Arial" w:eastAsia="Arial"/>
                 <w:sz w:val="18"/>
               </w:rPr>
               <w:t>No</w:t>
@@ -4579,11 +5195,15 @@
               <w:keepLines/>
               <w:spacing w:after="0"/>
             </w:pPr>
-            <w:r/>
-            <w:r>
-              <w:rPr>
-                <w:rFonts w:ascii="Arial" w:hAnsi="Arial" w:eastAsia="Arial"/>
-                <w:b w:val="0"/>
+            <w:r>
+              <w:rPr>
+                <w:rFonts w:ascii="Arial" w:hAnsi="Arial" w:eastAsia="Arial"/>
+                <w:sz w:val="18"/>
+              </w:rPr>
+            </w:r>
+            <w:r>
+              <w:rPr>
+                <w:rFonts w:ascii="Arial" w:hAnsi="Arial" w:eastAsia="Arial"/>
                 <w:sz w:val="18"/>
               </w:rPr>
               <w:t>พ.ศ. YYYY/xxxxx</w:t>
@@ -4848,11 +5468,15 @@
               <w:keepLines/>
               <w:spacing w:after="0"/>
             </w:pPr>
-            <w:r/>
-            <w:r>
-              <w:rPr>
-                <w:rFonts w:ascii="Arial" w:hAnsi="Arial" w:eastAsia="Arial"/>
-                <w:b w:val="0"/>
+            <w:r>
+              <w:rPr>
+                <w:rFonts w:ascii="Arial" w:hAnsi="Arial" w:eastAsia="Arial"/>
+                <w:sz w:val="18"/>
+              </w:rPr>
+            </w:r>
+            <w:r>
+              <w:rPr>
+                <w:rFonts w:ascii="Arial" w:hAnsi="Arial" w:eastAsia="Arial"/>
                 <w:sz w:val="18"/>
               </w:rPr>
               <w:t>docNo</w:t>
@@ -4869,11 +5493,15 @@
               <w:keepLines/>
               <w:spacing w:after="0"/>
             </w:pPr>
-            <w:r/>
-            <w:r>
-              <w:rPr>
-                <w:rFonts w:ascii="Arial" w:hAnsi="Arial" w:eastAsia="Arial"/>
-                <w:b w:val="0"/>
+            <w:r>
+              <w:rPr>
+                <w:rFonts w:ascii="Arial" w:hAnsi="Arial" w:eastAsia="Arial"/>
+                <w:sz w:val="18"/>
+              </w:rPr>
+            </w:r>
+            <w:r>
+              <w:rPr>
+                <w:rFonts w:ascii="Arial" w:hAnsi="Arial" w:eastAsia="Arial"/>
                 <w:sz w:val="18"/>
               </w:rPr>
               <w:t>string</w:t>
@@ -4890,11 +5518,15 @@
               <w:keepLines/>
               <w:spacing w:after="0"/>
             </w:pPr>
-            <w:r/>
-            <w:r>
-              <w:rPr>
-                <w:rFonts w:ascii="Arial" w:hAnsi="Arial" w:eastAsia="Arial"/>
-                <w:b w:val="0"/>
+            <w:r>
+              <w:rPr>
+                <w:rFonts w:ascii="Arial" w:hAnsi="Arial" w:eastAsia="Arial"/>
+                <w:sz w:val="18"/>
+              </w:rPr>
+            </w:r>
+            <w:r>
+              <w:rPr>
+                <w:rFonts w:ascii="Arial" w:hAnsi="Arial" w:eastAsia="Arial"/>
                 <w:sz w:val="18"/>
               </w:rPr>
               <w:t>Yes</w:t>
@@ -4911,11 +5543,15 @@
               <w:keepLines/>
               <w:spacing w:after="0"/>
             </w:pPr>
-            <w:r/>
-            <w:r>
-              <w:rPr>
-                <w:rFonts w:ascii="Arial" w:hAnsi="Arial" w:eastAsia="Arial"/>
-                <w:b w:val="0"/>
+            <w:r>
+              <w:rPr>
+                <w:rFonts w:ascii="Arial" w:hAnsi="Arial" w:eastAsia="Arial"/>
+                <w:sz w:val="18"/>
+              </w:rPr>
+            </w:r>
+            <w:r>
+              <w:rPr>
+                <w:rFonts w:ascii="Arial" w:hAnsi="Arial" w:eastAsia="Arial"/>
                 <w:sz w:val="18"/>
               </w:rPr>
               <w:t>พ.ศ. YYYY/xxxxx</w:t>
@@ -4937,11 +5573,15 @@
               <w:keepLines/>
               <w:spacing w:after="0"/>
             </w:pPr>
-            <w:r/>
-            <w:r>
-              <w:rPr>
-                <w:rFonts w:ascii="Arial" w:hAnsi="Arial" w:eastAsia="Arial"/>
-                <w:b w:val="0"/>
+            <w:r>
+              <w:rPr>
+                <w:rFonts w:ascii="Arial" w:hAnsi="Arial" w:eastAsia="Arial"/>
+                <w:sz w:val="18"/>
+              </w:rPr>
+            </w:r>
+            <w:r>
+              <w:rPr>
+                <w:rFonts w:ascii="Arial" w:hAnsi="Arial" w:eastAsia="Arial"/>
                 <w:sz w:val="18"/>
               </w:rPr>
               <w:t>statusCode</w:t>
@@ -4958,11 +5598,15 @@
               <w:keepLines/>
               <w:spacing w:after="0"/>
             </w:pPr>
-            <w:r/>
-            <w:r>
-              <w:rPr>
-                <w:rFonts w:ascii="Arial" w:hAnsi="Arial" w:eastAsia="Arial"/>
-                <w:b w:val="0"/>
+            <w:r>
+              <w:rPr>
+                <w:rFonts w:ascii="Arial" w:hAnsi="Arial" w:eastAsia="Arial"/>
+                <w:sz w:val="18"/>
+              </w:rPr>
+            </w:r>
+            <w:r>
+              <w:rPr>
+                <w:rFonts w:ascii="Arial" w:hAnsi="Arial" w:eastAsia="Arial"/>
                 <w:sz w:val="18"/>
               </w:rPr>
               <w:t>string</w:t>
@@ -4979,11 +5623,15 @@
               <w:keepLines/>
               <w:spacing w:after="0"/>
             </w:pPr>
-            <w:r/>
-            <w:r>
-              <w:rPr>
-                <w:rFonts w:ascii="Arial" w:hAnsi="Arial" w:eastAsia="Arial"/>
-                <w:b w:val="0"/>
+            <w:r>
+              <w:rPr>
+                <w:rFonts w:ascii="Arial" w:hAnsi="Arial" w:eastAsia="Arial"/>
+                <w:sz w:val="18"/>
+              </w:rPr>
+            </w:r>
+            <w:r>
+              <w:rPr>
+                <w:rFonts w:ascii="Arial" w:hAnsi="Arial" w:eastAsia="Arial"/>
                 <w:sz w:val="18"/>
               </w:rPr>
               <w:t>Yes</w:t>
@@ -5000,11 +5648,15 @@
               <w:keepLines/>
               <w:spacing w:after="0"/>
             </w:pPr>
-            <w:r/>
-            <w:r>
-              <w:rPr>
-                <w:rFonts w:ascii="Arial" w:hAnsi="Arial" w:eastAsia="Arial"/>
-                <w:b w:val="0"/>
+            <w:r>
+              <w:rPr>
+                <w:rFonts w:ascii="Arial" w:hAnsi="Arial" w:eastAsia="Arial"/>
+                <w:sz w:val="18"/>
+              </w:rPr>
+            </w:r>
+            <w:r>
+              <w:rPr>
+                <w:rFonts w:ascii="Arial" w:hAnsi="Arial" w:eastAsia="Arial"/>
                 <w:sz w:val="18"/>
               </w:rPr>
               <w:t>canonical code; do not replace with display label</w:t>
@@ -5026,11 +5678,15 @@
               <w:keepLines/>
               <w:spacing w:after="0"/>
             </w:pPr>
-            <w:r/>
-            <w:r>
-              <w:rPr>
-                <w:rFonts w:ascii="Arial" w:hAnsi="Arial" w:eastAsia="Arial"/>
-                <w:b w:val="0"/>
+            <w:r>
+              <w:rPr>
+                <w:rFonts w:ascii="Arial" w:hAnsi="Arial" w:eastAsia="Arial"/>
+                <w:sz w:val="18"/>
+              </w:rPr>
+            </w:r>
+            <w:r>
+              <w:rPr>
+                <w:rFonts w:ascii="Arial" w:hAnsi="Arial" w:eastAsia="Arial"/>
                 <w:sz w:val="18"/>
               </w:rPr>
               <w:t>viewerRbacRoleCode</w:t>
@@ -5047,11 +5703,15 @@
               <w:keepLines/>
               <w:spacing w:after="0"/>
             </w:pPr>
-            <w:r/>
-            <w:r>
-              <w:rPr>
-                <w:rFonts w:ascii="Arial" w:hAnsi="Arial" w:eastAsia="Arial"/>
-                <w:b w:val="0"/>
+            <w:r>
+              <w:rPr>
+                <w:rFonts w:ascii="Arial" w:hAnsi="Arial" w:eastAsia="Arial"/>
+                <w:sz w:val="18"/>
+              </w:rPr>
+            </w:r>
+            <w:r>
+              <w:rPr>
+                <w:rFonts w:ascii="Arial" w:hAnsi="Arial" w:eastAsia="Arial"/>
                 <w:sz w:val="18"/>
               </w:rPr>
               <w:t>string</w:t>
@@ -5068,11 +5728,15 @@
               <w:keepLines/>
               <w:spacing w:after="0"/>
             </w:pPr>
-            <w:r/>
-            <w:r>
-              <w:rPr>
-                <w:rFonts w:ascii="Arial" w:hAnsi="Arial" w:eastAsia="Arial"/>
-                <w:b w:val="0"/>
+            <w:r>
+              <w:rPr>
+                <w:rFonts w:ascii="Arial" w:hAnsi="Arial" w:eastAsia="Arial"/>
+                <w:sz w:val="18"/>
+              </w:rPr>
+            </w:r>
+            <w:r>
+              <w:rPr>
+                <w:rFonts w:ascii="Arial" w:hAnsi="Arial" w:eastAsia="Arial"/>
                 <w:sz w:val="18"/>
               </w:rPr>
               <w:t>Yes</w:t>
@@ -5089,11 +5753,15 @@
               <w:keepLines/>
               <w:spacing w:after="0"/>
             </w:pPr>
-            <w:r/>
-            <w:r>
-              <w:rPr>
-                <w:rFonts w:ascii="Arial" w:hAnsi="Arial" w:eastAsia="Arial"/>
-                <w:b w:val="0"/>
+            <w:r>
+              <w:rPr>
+                <w:rFonts w:ascii="Arial" w:hAnsi="Arial" w:eastAsia="Arial"/>
+                <w:sz w:val="18"/>
+              </w:rPr>
+            </w:r>
+            <w:r>
+              <w:rPr>
+                <w:rFonts w:ascii="Arial" w:hAnsi="Arial" w:eastAsia="Arial"/>
                 <w:sz w:val="18"/>
               </w:rPr>
               <w:t>UTF-8; use value domain described by endpoint purpose</w:t>
@@ -5115,11 +5783,15 @@
               <w:keepLines/>
               <w:spacing w:after="0"/>
             </w:pPr>
-            <w:r/>
-            <w:r>
-              <w:rPr>
-                <w:rFonts w:ascii="Arial" w:hAnsi="Arial" w:eastAsia="Arial"/>
-                <w:b w:val="0"/>
+            <w:r>
+              <w:rPr>
+                <w:rFonts w:ascii="Arial" w:hAnsi="Arial" w:eastAsia="Arial"/>
+                <w:sz w:val="18"/>
+              </w:rPr>
+            </w:r>
+            <w:r>
+              <w:rPr>
+                <w:rFonts w:ascii="Arial" w:hAnsi="Arial" w:eastAsia="Arial"/>
                 <w:sz w:val="18"/>
               </w:rPr>
               <w:t>roleProfileCode</w:t>
@@ -5136,11 +5808,15 @@
               <w:keepLines/>
               <w:spacing w:after="0"/>
             </w:pPr>
-            <w:r/>
-            <w:r>
-              <w:rPr>
-                <w:rFonts w:ascii="Arial" w:hAnsi="Arial" w:eastAsia="Arial"/>
-                <w:b w:val="0"/>
+            <w:r>
+              <w:rPr>
+                <w:rFonts w:ascii="Arial" w:hAnsi="Arial" w:eastAsia="Arial"/>
+                <w:sz w:val="18"/>
+              </w:rPr>
+            </w:r>
+            <w:r>
+              <w:rPr>
+                <w:rFonts w:ascii="Arial" w:hAnsi="Arial" w:eastAsia="Arial"/>
                 <w:sz w:val="18"/>
               </w:rPr>
               <w:t>string</w:t>
@@ -5157,11 +5833,15 @@
               <w:keepLines/>
               <w:spacing w:after="0"/>
             </w:pPr>
-            <w:r/>
-            <w:r>
-              <w:rPr>
-                <w:rFonts w:ascii="Arial" w:hAnsi="Arial" w:eastAsia="Arial"/>
-                <w:b w:val="0"/>
+            <w:r>
+              <w:rPr>
+                <w:rFonts w:ascii="Arial" w:hAnsi="Arial" w:eastAsia="Arial"/>
+                <w:sz w:val="18"/>
+              </w:rPr>
+            </w:r>
+            <w:r>
+              <w:rPr>
+                <w:rFonts w:ascii="Arial" w:hAnsi="Arial" w:eastAsia="Arial"/>
                 <w:sz w:val="18"/>
               </w:rPr>
               <w:t>Yes</w:t>
@@ -5178,11 +5858,15 @@
               <w:keepLines/>
               <w:spacing w:after="0"/>
             </w:pPr>
-            <w:r/>
-            <w:r>
-              <w:rPr>
-                <w:rFonts w:ascii="Arial" w:hAnsi="Arial" w:eastAsia="Arial"/>
-                <w:b w:val="0"/>
+            <w:r>
+              <w:rPr>
+                <w:rFonts w:ascii="Arial" w:hAnsi="Arial" w:eastAsia="Arial"/>
+                <w:sz w:val="18"/>
+              </w:rPr>
+            </w:r>
+            <w:r>
+              <w:rPr>
+                <w:rFonts w:ascii="Arial" w:hAnsi="Arial" w:eastAsia="Arial"/>
                 <w:sz w:val="18"/>
               </w:rPr>
               <w:t>UTF-8; use value domain described by endpoint purpose</w:t>
@@ -5204,11 +5888,15 @@
               <w:keepLines/>
               <w:spacing w:after="0"/>
             </w:pPr>
-            <w:r/>
-            <w:r>
-              <w:rPr>
-                <w:rFonts w:ascii="Arial" w:hAnsi="Arial" w:eastAsia="Arial"/>
-                <w:b w:val="0"/>
+            <w:r>
+              <w:rPr>
+                <w:rFonts w:ascii="Arial" w:hAnsi="Arial" w:eastAsia="Arial"/>
+                <w:sz w:val="18"/>
+              </w:rPr>
+            </w:r>
+            <w:r>
+              <w:rPr>
+                <w:rFonts w:ascii="Arial" w:hAnsi="Arial" w:eastAsia="Arial"/>
                 <w:sz w:val="18"/>
               </w:rPr>
               <w:t>visibleSections</w:t>
@@ -5225,11 +5913,15 @@
               <w:keepLines/>
               <w:spacing w:after="0"/>
             </w:pPr>
-            <w:r/>
-            <w:r>
-              <w:rPr>
-                <w:rFonts w:ascii="Arial" w:hAnsi="Arial" w:eastAsia="Arial"/>
-                <w:b w:val="0"/>
+            <w:r>
+              <w:rPr>
+                <w:rFonts w:ascii="Arial" w:hAnsi="Arial" w:eastAsia="Arial"/>
+                <w:sz w:val="18"/>
+              </w:rPr>
+            </w:r>
+            <w:r>
+              <w:rPr>
+                <w:rFonts w:ascii="Arial" w:hAnsi="Arial" w:eastAsia="Arial"/>
                 <w:sz w:val="18"/>
               </w:rPr>
               <w:t>array&lt;string&gt;</w:t>
@@ -5246,11 +5938,15 @@
               <w:keepLines/>
               <w:spacing w:after="0"/>
             </w:pPr>
-            <w:r/>
-            <w:r>
-              <w:rPr>
-                <w:rFonts w:ascii="Arial" w:hAnsi="Arial" w:eastAsia="Arial"/>
-                <w:b w:val="0"/>
+            <w:r>
+              <w:rPr>
+                <w:rFonts w:ascii="Arial" w:hAnsi="Arial" w:eastAsia="Arial"/>
+                <w:sz w:val="18"/>
+              </w:rPr>
+            </w:r>
+            <w:r>
+              <w:rPr>
+                <w:rFonts w:ascii="Arial" w:hAnsi="Arial" w:eastAsia="Arial"/>
                 <w:sz w:val="18"/>
               </w:rPr>
               <w:t>Yes</w:t>
@@ -5267,11 +5963,15 @@
               <w:keepLines/>
               <w:spacing w:after="0"/>
             </w:pPr>
-            <w:r/>
-            <w:r>
-              <w:rPr>
-                <w:rFonts w:ascii="Arial" w:hAnsi="Arial" w:eastAsia="Arial"/>
-                <w:b w:val="0"/>
+            <w:r>
+              <w:rPr>
+                <w:rFonts w:ascii="Arial" w:hAnsi="Arial" w:eastAsia="Arial"/>
+                <w:sz w:val="18"/>
+              </w:rPr>
+            </w:r>
+            <w:r>
+              <w:rPr>
+                <w:rFonts w:ascii="Arial" w:hAnsi="Arial" w:eastAsia="Arial"/>
                 <w:sz w:val="18"/>
               </w:rPr>
               <w:t>JSON array; element type shown in Type column</w:t>
@@ -5293,11 +5993,15 @@
               <w:keepLines/>
               <w:spacing w:after="0"/>
             </w:pPr>
-            <w:r/>
-            <w:r>
-              <w:rPr>
-                <w:rFonts w:ascii="Arial" w:hAnsi="Arial" w:eastAsia="Arial"/>
-                <w:b w:val="0"/>
+            <w:r>
+              <w:rPr>
+                <w:rFonts w:ascii="Arial" w:hAnsi="Arial" w:eastAsia="Arial"/>
+                <w:sz w:val="18"/>
+              </w:rPr>
+            </w:r>
+            <w:r>
+              <w:rPr>
+                <w:rFonts w:ascii="Arial" w:hAnsi="Arial" w:eastAsia="Arial"/>
                 <w:sz w:val="18"/>
               </w:rPr>
               <w:t>editableSections</w:t>
@@ -5314,11 +6018,15 @@
               <w:keepLines/>
               <w:spacing w:after="0"/>
             </w:pPr>
-            <w:r/>
-            <w:r>
-              <w:rPr>
-                <w:rFonts w:ascii="Arial" w:hAnsi="Arial" w:eastAsia="Arial"/>
-                <w:b w:val="0"/>
+            <w:r>
+              <w:rPr>
+                <w:rFonts w:ascii="Arial" w:hAnsi="Arial" w:eastAsia="Arial"/>
+                <w:sz w:val="18"/>
+              </w:rPr>
+            </w:r>
+            <w:r>
+              <w:rPr>
+                <w:rFonts w:ascii="Arial" w:hAnsi="Arial" w:eastAsia="Arial"/>
                 <w:sz w:val="18"/>
               </w:rPr>
               <w:t>array&lt;object&gt;</w:t>
@@ -5335,11 +6043,15 @@
               <w:keepLines/>
               <w:spacing w:after="0"/>
             </w:pPr>
-            <w:r/>
-            <w:r>
-              <w:rPr>
-                <w:rFonts w:ascii="Arial" w:hAnsi="Arial" w:eastAsia="Arial"/>
-                <w:b w:val="0"/>
+            <w:r>
+              <w:rPr>
+                <w:rFonts w:ascii="Arial" w:hAnsi="Arial" w:eastAsia="Arial"/>
+                <w:sz w:val="18"/>
+              </w:rPr>
+            </w:r>
+            <w:r>
+              <w:rPr>
+                <w:rFonts w:ascii="Arial" w:hAnsi="Arial" w:eastAsia="Arial"/>
                 <w:sz w:val="18"/>
               </w:rPr>
               <w:t>Yes</w:t>
@@ -5356,11 +6068,15 @@
               <w:keepLines/>
               <w:spacing w:after="0"/>
             </w:pPr>
-            <w:r/>
-            <w:r>
-              <w:rPr>
-                <w:rFonts w:ascii="Arial" w:hAnsi="Arial" w:eastAsia="Arial"/>
-                <w:b w:val="0"/>
+            <w:r>
+              <w:rPr>
+                <w:rFonts w:ascii="Arial" w:hAnsi="Arial" w:eastAsia="Arial"/>
+                <w:sz w:val="18"/>
+              </w:rPr>
+            </w:r>
+            <w:r>
+              <w:rPr>
+                <w:rFonts w:ascii="Arial" w:hAnsi="Arial" w:eastAsia="Arial"/>
                 <w:sz w:val="18"/>
               </w:rPr>
               <w:t>JSON array; element type shown in Type column</w:t>
@@ -5382,11 +6098,15 @@
               <w:keepLines/>
               <w:spacing w:after="0"/>
             </w:pPr>
-            <w:r/>
-            <w:r>
-              <w:rPr>
-                <w:rFonts w:ascii="Arial" w:hAnsi="Arial" w:eastAsia="Arial"/>
-                <w:b w:val="0"/>
+            <w:r>
+              <w:rPr>
+                <w:rFonts w:ascii="Arial" w:hAnsi="Arial" w:eastAsia="Arial"/>
+                <w:sz w:val="18"/>
+              </w:rPr>
+            </w:r>
+            <w:r>
+              <w:rPr>
+                <w:rFonts w:ascii="Arial" w:hAnsi="Arial" w:eastAsia="Arial"/>
                 <w:sz w:val="18"/>
               </w:rPr>
               <w:t>canUploadAttachment</w:t>
@@ -5403,11 +6123,15 @@
               <w:keepLines/>
               <w:spacing w:after="0"/>
             </w:pPr>
-            <w:r/>
-            <w:r>
-              <w:rPr>
-                <w:rFonts w:ascii="Arial" w:hAnsi="Arial" w:eastAsia="Arial"/>
-                <w:b w:val="0"/>
+            <w:r>
+              <w:rPr>
+                <w:rFonts w:ascii="Arial" w:hAnsi="Arial" w:eastAsia="Arial"/>
+                <w:sz w:val="18"/>
+              </w:rPr>
+            </w:r>
+            <w:r>
+              <w:rPr>
+                <w:rFonts w:ascii="Arial" w:hAnsi="Arial" w:eastAsia="Arial"/>
                 <w:sz w:val="18"/>
               </w:rPr>
               <w:t>boolean</w:t>
@@ -5424,11 +6148,15 @@
               <w:keepLines/>
               <w:spacing w:after="0"/>
             </w:pPr>
-            <w:r/>
-            <w:r>
-              <w:rPr>
-                <w:rFonts w:ascii="Arial" w:hAnsi="Arial" w:eastAsia="Arial"/>
-                <w:b w:val="0"/>
+            <w:r>
+              <w:rPr>
+                <w:rFonts w:ascii="Arial" w:hAnsi="Arial" w:eastAsia="Arial"/>
+                <w:sz w:val="18"/>
+              </w:rPr>
+            </w:r>
+            <w:r>
+              <w:rPr>
+                <w:rFonts w:ascii="Arial" w:hAnsi="Arial" w:eastAsia="Arial"/>
                 <w:sz w:val="18"/>
               </w:rPr>
               <w:t>Yes</w:t>
@@ -5445,11 +6173,15 @@
               <w:keepLines/>
               <w:spacing w:after="0"/>
             </w:pPr>
-            <w:r/>
-            <w:r>
-              <w:rPr>
-                <w:rFonts w:ascii="Arial" w:hAnsi="Arial" w:eastAsia="Arial"/>
-                <w:b w:val="0"/>
+            <w:r>
+              <w:rPr>
+                <w:rFonts w:ascii="Arial" w:hAnsi="Arial" w:eastAsia="Arial"/>
+                <w:sz w:val="18"/>
+              </w:rPr>
+            </w:r>
+            <w:r>
+              <w:rPr>
+                <w:rFonts w:ascii="Arial" w:hAnsi="Arial" w:eastAsia="Arial"/>
                 <w:sz w:val="18"/>
               </w:rPr>
               <w:t>UTF-8; use value domain described by endpoint purpose</w:t>
@@ -5471,11 +6203,15 @@
               <w:keepLines/>
               <w:spacing w:after="0"/>
             </w:pPr>
-            <w:r/>
-            <w:r>
-              <w:rPr>
-                <w:rFonts w:ascii="Arial" w:hAnsi="Arial" w:eastAsia="Arial"/>
-                <w:b w:val="0"/>
+            <w:r>
+              <w:rPr>
+                <w:rFonts w:ascii="Arial" w:hAnsi="Arial" w:eastAsia="Arial"/>
+                <w:sz w:val="18"/>
+              </w:rPr>
+            </w:r>
+            <w:r>
+              <w:rPr>
+                <w:rFonts w:ascii="Arial" w:hAnsi="Arial" w:eastAsia="Arial"/>
                 <w:sz w:val="18"/>
               </w:rPr>
               <w:t>canAction</w:t>
@@ -5492,11 +6228,15 @@
               <w:keepLines/>
               <w:spacing w:after="0"/>
             </w:pPr>
-            <w:r/>
-            <w:r>
-              <w:rPr>
-                <w:rFonts w:ascii="Arial" w:hAnsi="Arial" w:eastAsia="Arial"/>
-                <w:b w:val="0"/>
+            <w:r>
+              <w:rPr>
+                <w:rFonts w:ascii="Arial" w:hAnsi="Arial" w:eastAsia="Arial"/>
+                <w:sz w:val="18"/>
+              </w:rPr>
+            </w:r>
+            <w:r>
+              <w:rPr>
+                <w:rFonts w:ascii="Arial" w:hAnsi="Arial" w:eastAsia="Arial"/>
                 <w:sz w:val="18"/>
               </w:rPr>
               <w:t>boolean</w:t>
@@ -5513,11 +6253,15 @@
               <w:keepLines/>
               <w:spacing w:after="0"/>
             </w:pPr>
-            <w:r/>
-            <w:r>
-              <w:rPr>
-                <w:rFonts w:ascii="Arial" w:hAnsi="Arial" w:eastAsia="Arial"/>
-                <w:b w:val="0"/>
+            <w:r>
+              <w:rPr>
+                <w:rFonts w:ascii="Arial" w:hAnsi="Arial" w:eastAsia="Arial"/>
+                <w:sz w:val="18"/>
+              </w:rPr>
+            </w:r>
+            <w:r>
+              <w:rPr>
+                <w:rFonts w:ascii="Arial" w:hAnsi="Arial" w:eastAsia="Arial"/>
                 <w:sz w:val="18"/>
               </w:rPr>
               <w:t>Yes</w:t>
@@ -5534,11 +6278,15 @@
               <w:keepLines/>
               <w:spacing w:after="0"/>
             </w:pPr>
-            <w:r/>
-            <w:r>
-              <w:rPr>
-                <w:rFonts w:ascii="Arial" w:hAnsi="Arial" w:eastAsia="Arial"/>
-                <w:b w:val="0"/>
+            <w:r>
+              <w:rPr>
+                <w:rFonts w:ascii="Arial" w:hAnsi="Arial" w:eastAsia="Arial"/>
+                <w:sz w:val="18"/>
+              </w:rPr>
+            </w:r>
+            <w:r>
+              <w:rPr>
+                <w:rFonts w:ascii="Arial" w:hAnsi="Arial" w:eastAsia="Arial"/>
                 <w:sz w:val="18"/>
               </w:rPr>
               <w:t>UTF-8; use value domain described by endpoint purpose</w:t>
@@ -5560,11 +6308,15 @@
               <w:keepLines/>
               <w:spacing w:after="0"/>
             </w:pPr>
-            <w:r/>
-            <w:r>
-              <w:rPr>
-                <w:rFonts w:ascii="Arial" w:hAnsi="Arial" w:eastAsia="Arial"/>
-                <w:b w:val="0"/>
+            <w:r>
+              <w:rPr>
+                <w:rFonts w:ascii="Arial" w:hAnsi="Arial" w:eastAsia="Arial"/>
+                <w:sz w:val="18"/>
+              </w:rPr>
+            </w:r>
+            <w:r>
+              <w:rPr>
+                <w:rFonts w:ascii="Arial" w:hAnsi="Arial" w:eastAsia="Arial"/>
                 <w:sz w:val="18"/>
               </w:rPr>
               <w:t>actionOptions</w:t>
@@ -5581,11 +6333,15 @@
               <w:keepLines/>
               <w:spacing w:after="0"/>
             </w:pPr>
-            <w:r/>
-            <w:r>
-              <w:rPr>
-                <w:rFonts w:ascii="Arial" w:hAnsi="Arial" w:eastAsia="Arial"/>
-                <w:b w:val="0"/>
+            <w:r>
+              <w:rPr>
+                <w:rFonts w:ascii="Arial" w:hAnsi="Arial" w:eastAsia="Arial"/>
+                <w:sz w:val="18"/>
+              </w:rPr>
+            </w:r>
+            <w:r>
+              <w:rPr>
+                <w:rFonts w:ascii="Arial" w:hAnsi="Arial" w:eastAsia="Arial"/>
                 <w:sz w:val="18"/>
               </w:rPr>
               <w:t>array&lt;object&gt;</w:t>
@@ -5602,11 +6358,15 @@
               <w:keepLines/>
               <w:spacing w:after="0"/>
             </w:pPr>
-            <w:r/>
-            <w:r>
-              <w:rPr>
-                <w:rFonts w:ascii="Arial" w:hAnsi="Arial" w:eastAsia="Arial"/>
-                <w:b w:val="0"/>
+            <w:r>
+              <w:rPr>
+                <w:rFonts w:ascii="Arial" w:hAnsi="Arial" w:eastAsia="Arial"/>
+                <w:sz w:val="18"/>
+              </w:rPr>
+            </w:r>
+            <w:r>
+              <w:rPr>
+                <w:rFonts w:ascii="Arial" w:hAnsi="Arial" w:eastAsia="Arial"/>
                 <w:sz w:val="18"/>
               </w:rPr>
               <w:t>Yes</w:t>
@@ -5623,11 +6383,15 @@
               <w:keepLines/>
               <w:spacing w:after="0"/>
             </w:pPr>
-            <w:r/>
-            <w:r>
-              <w:rPr>
-                <w:rFonts w:ascii="Arial" w:hAnsi="Arial" w:eastAsia="Arial"/>
-                <w:b w:val="0"/>
+            <w:r>
+              <w:rPr>
+                <w:rFonts w:ascii="Arial" w:hAnsi="Arial" w:eastAsia="Arial"/>
+                <w:sz w:val="18"/>
+              </w:rPr>
+            </w:r>
+            <w:r>
+              <w:rPr>
+                <w:rFonts w:ascii="Arial" w:hAnsi="Arial" w:eastAsia="Arial"/>
                 <w:sz w:val="18"/>
               </w:rPr>
               <w:t>JSON array; element type shown in Type column</w:t>
@@ -5649,11 +6413,15 @@
               <w:keepLines/>
               <w:spacing w:after="0"/>
             </w:pPr>
-            <w:r/>
-            <w:r>
-              <w:rPr>
-                <w:rFonts w:ascii="Arial" w:hAnsi="Arial" w:eastAsia="Arial"/>
-                <w:b w:val="0"/>
+            <w:r>
+              <w:rPr>
+                <w:rFonts w:ascii="Arial" w:hAnsi="Arial" w:eastAsia="Arial"/>
+                <w:sz w:val="18"/>
+              </w:rPr>
+            </w:r>
+            <w:r>
+              <w:rPr>
+                <w:rFonts w:ascii="Arial" w:hAnsi="Arial" w:eastAsia="Arial"/>
                 <w:sz w:val="18"/>
               </w:rPr>
               <w:t>actionOptions[].label</w:t>
@@ -5670,11 +6438,15 @@
               <w:keepLines/>
               <w:spacing w:after="0"/>
             </w:pPr>
-            <w:r/>
-            <w:r>
-              <w:rPr>
-                <w:rFonts w:ascii="Arial" w:hAnsi="Arial" w:eastAsia="Arial"/>
-                <w:b w:val="0"/>
+            <w:r>
+              <w:rPr>
+                <w:rFonts w:ascii="Arial" w:hAnsi="Arial" w:eastAsia="Arial"/>
+                <w:sz w:val="18"/>
+              </w:rPr>
+            </w:r>
+            <w:r>
+              <w:rPr>
+                <w:rFonts w:ascii="Arial" w:hAnsi="Arial" w:eastAsia="Arial"/>
                 <w:sz w:val="18"/>
               </w:rPr>
               <w:t>string</w:t>
@@ -5691,11 +6463,15 @@
               <w:keepLines/>
               <w:spacing w:after="0"/>
             </w:pPr>
-            <w:r/>
-            <w:r>
-              <w:rPr>
-                <w:rFonts w:ascii="Arial" w:hAnsi="Arial" w:eastAsia="Arial"/>
-                <w:b w:val="0"/>
+            <w:r>
+              <w:rPr>
+                <w:rFonts w:ascii="Arial" w:hAnsi="Arial" w:eastAsia="Arial"/>
+                <w:sz w:val="18"/>
+              </w:rPr>
+            </w:r>
+            <w:r>
+              <w:rPr>
+                <w:rFonts w:ascii="Arial" w:hAnsi="Arial" w:eastAsia="Arial"/>
                 <w:sz w:val="18"/>
               </w:rPr>
               <w:t>Yes</w:t>
@@ -5712,11 +6488,15 @@
               <w:keepLines/>
               <w:spacing w:after="0"/>
             </w:pPr>
-            <w:r/>
-            <w:r>
-              <w:rPr>
-                <w:rFonts w:ascii="Arial" w:hAnsi="Arial" w:eastAsia="Arial"/>
-                <w:b w:val="0"/>
+            <w:r>
+              <w:rPr>
+                <w:rFonts w:ascii="Arial" w:hAnsi="Arial" w:eastAsia="Arial"/>
+                <w:sz w:val="18"/>
+              </w:rPr>
+            </w:r>
+            <w:r>
+              <w:rPr>
+                <w:rFonts w:ascii="Arial" w:hAnsi="Arial" w:eastAsia="Arial"/>
                 <w:sz w:val="18"/>
               </w:rPr>
               <w:t>UTF-8; use value domain described by endpoint purpose</w:t>
@@ -5738,11 +6518,15 @@
               <w:keepLines/>
               <w:spacing w:after="0"/>
             </w:pPr>
-            <w:r/>
-            <w:r>
-              <w:rPr>
-                <w:rFonts w:ascii="Arial" w:hAnsi="Arial" w:eastAsia="Arial"/>
-                <w:b w:val="0"/>
+            <w:r>
+              <w:rPr>
+                <w:rFonts w:ascii="Arial" w:hAnsi="Arial" w:eastAsia="Arial"/>
+                <w:sz w:val="18"/>
+              </w:rPr>
+            </w:r>
+            <w:r>
+              <w:rPr>
+                <w:rFonts w:ascii="Arial" w:hAnsi="Arial" w:eastAsia="Arial"/>
                 <w:sz w:val="18"/>
               </w:rPr>
               <w:t>actionOptions[].requireComment</w:t>
@@ -5759,11 +6543,15 @@
               <w:keepLines/>
               <w:spacing w:after="0"/>
             </w:pPr>
-            <w:r/>
-            <w:r>
-              <w:rPr>
-                <w:rFonts w:ascii="Arial" w:hAnsi="Arial" w:eastAsia="Arial"/>
-                <w:b w:val="0"/>
+            <w:r>
+              <w:rPr>
+                <w:rFonts w:ascii="Arial" w:hAnsi="Arial" w:eastAsia="Arial"/>
+                <w:sz w:val="18"/>
+              </w:rPr>
+            </w:r>
+            <w:r>
+              <w:rPr>
+                <w:rFonts w:ascii="Arial" w:hAnsi="Arial" w:eastAsia="Arial"/>
                 <w:sz w:val="18"/>
               </w:rPr>
               <w:t>boolean</w:t>
@@ -5780,11 +6568,15 @@
               <w:keepLines/>
               <w:spacing w:after="0"/>
             </w:pPr>
-            <w:r/>
-            <w:r>
-              <w:rPr>
-                <w:rFonts w:ascii="Arial" w:hAnsi="Arial" w:eastAsia="Arial"/>
-                <w:b w:val="0"/>
+            <w:r>
+              <w:rPr>
+                <w:rFonts w:ascii="Arial" w:hAnsi="Arial" w:eastAsia="Arial"/>
+                <w:sz w:val="18"/>
+              </w:rPr>
+            </w:r>
+            <w:r>
+              <w:rPr>
+                <w:rFonts w:ascii="Arial" w:hAnsi="Arial" w:eastAsia="Arial"/>
                 <w:sz w:val="18"/>
               </w:rPr>
               <w:t>Yes</w:t>
@@ -5801,11 +6593,15 @@
               <w:keepLines/>
               <w:spacing w:after="0"/>
             </w:pPr>
-            <w:r/>
-            <w:r>
-              <w:rPr>
-                <w:rFonts w:ascii="Arial" w:hAnsi="Arial" w:eastAsia="Arial"/>
-                <w:b w:val="0"/>
+            <w:r>
+              <w:rPr>
+                <w:rFonts w:ascii="Arial" w:hAnsi="Arial" w:eastAsia="Arial"/>
+                <w:sz w:val="18"/>
+              </w:rPr>
+            </w:r>
+            <w:r>
+              <w:rPr>
+                <w:rFonts w:ascii="Arial" w:hAnsi="Arial" w:eastAsia="Arial"/>
                 <w:sz w:val="18"/>
               </w:rPr>
               <w:t>UTF-8; use value domain described by endpoint purpose</w:t>
@@ -5827,11 +6623,15 @@
               <w:keepLines/>
               <w:spacing w:after="0"/>
             </w:pPr>
-            <w:r/>
-            <w:r>
-              <w:rPr>
-                <w:rFonts w:ascii="Arial" w:hAnsi="Arial" w:eastAsia="Arial"/>
-                <w:b w:val="0"/>
+            <w:r>
+              <w:rPr>
+                <w:rFonts w:ascii="Arial" w:hAnsi="Arial" w:eastAsia="Arial"/>
+                <w:sz w:val="18"/>
+              </w:rPr>
+            </w:r>
+            <w:r>
+              <w:rPr>
+                <w:rFonts w:ascii="Arial" w:hAnsi="Arial" w:eastAsia="Arial"/>
                 <w:sz w:val="18"/>
               </w:rPr>
               <w:t>impactedStore</w:t>
@@ -5848,11 +6648,15 @@
               <w:keepLines/>
               <w:spacing w:after="0"/>
             </w:pPr>
-            <w:r/>
-            <w:r>
-              <w:rPr>
-                <w:rFonts w:ascii="Arial" w:hAnsi="Arial" w:eastAsia="Arial"/>
-                <w:b w:val="0"/>
+            <w:r>
+              <w:rPr>
+                <w:rFonts w:ascii="Arial" w:hAnsi="Arial" w:eastAsia="Arial"/>
+                <w:sz w:val="18"/>
+              </w:rPr>
+            </w:r>
+            <w:r>
+              <w:rPr>
+                <w:rFonts w:ascii="Arial" w:hAnsi="Arial" w:eastAsia="Arial"/>
                 <w:sz w:val="18"/>
               </w:rPr>
               <w:t>object</w:t>
@@ -5869,11 +6673,15 @@
               <w:keepLines/>
               <w:spacing w:after="0"/>
             </w:pPr>
-            <w:r/>
-            <w:r>
-              <w:rPr>
-                <w:rFonts w:ascii="Arial" w:hAnsi="Arial" w:eastAsia="Arial"/>
-                <w:b w:val="0"/>
+            <w:r>
+              <w:rPr>
+                <w:rFonts w:ascii="Arial" w:hAnsi="Arial" w:eastAsia="Arial"/>
+                <w:sz w:val="18"/>
+              </w:rPr>
+            </w:r>
+            <w:r>
+              <w:rPr>
+                <w:rFonts w:ascii="Arial" w:hAnsi="Arial" w:eastAsia="Arial"/>
                 <w:sz w:val="18"/>
               </w:rPr>
               <w:t>Yes</w:t>
@@ -5890,11 +6698,15 @@
               <w:keepLines/>
               <w:spacing w:after="0"/>
             </w:pPr>
-            <w:r/>
-            <w:r>
-              <w:rPr>
-                <w:rFonts w:ascii="Arial" w:hAnsi="Arial" w:eastAsia="Arial"/>
-                <w:b w:val="0"/>
+            <w:r>
+              <w:rPr>
+                <w:rFonts w:ascii="Arial" w:hAnsi="Arial" w:eastAsia="Arial"/>
+                <w:sz w:val="18"/>
+              </w:rPr>
+            </w:r>
+            <w:r>
+              <w:rPr>
+                <w:rFonts w:ascii="Arial" w:hAnsi="Arial" w:eastAsia="Arial"/>
                 <w:sz w:val="18"/>
               </w:rPr>
               <w:t>JSON object; nested fields listed below</w:t>
@@ -5916,11 +6728,15 @@
               <w:keepLines/>
               <w:spacing w:after="0"/>
             </w:pPr>
-            <w:r/>
-            <w:r>
-              <w:rPr>
-                <w:rFonts w:ascii="Arial" w:hAnsi="Arial" w:eastAsia="Arial"/>
-                <w:b w:val="0"/>
+            <w:r>
+              <w:rPr>
+                <w:rFonts w:ascii="Arial" w:hAnsi="Arial" w:eastAsia="Arial"/>
+                <w:sz w:val="18"/>
+              </w:rPr>
+            </w:r>
+            <w:r>
+              <w:rPr>
+                <w:rFonts w:ascii="Arial" w:hAnsi="Arial" w:eastAsia="Arial"/>
                 <w:sz w:val="18"/>
               </w:rPr>
               <w:t>impactedStore.storeCode</w:t>
@@ -5937,11 +6753,15 @@
               <w:keepLines/>
               <w:spacing w:after="0"/>
             </w:pPr>
-            <w:r/>
-            <w:r>
-              <w:rPr>
-                <w:rFonts w:ascii="Arial" w:hAnsi="Arial" w:eastAsia="Arial"/>
-                <w:b w:val="0"/>
+            <w:r>
+              <w:rPr>
+                <w:rFonts w:ascii="Arial" w:hAnsi="Arial" w:eastAsia="Arial"/>
+                <w:sz w:val="18"/>
+              </w:rPr>
+            </w:r>
+            <w:r>
+              <w:rPr>
+                <w:rFonts w:ascii="Arial" w:hAnsi="Arial" w:eastAsia="Arial"/>
                 <w:sz w:val="18"/>
               </w:rPr>
               <w:t>string</w:t>
@@ -5958,11 +6778,15 @@
               <w:keepLines/>
               <w:spacing w:after="0"/>
             </w:pPr>
-            <w:r/>
-            <w:r>
-              <w:rPr>
-                <w:rFonts w:ascii="Arial" w:hAnsi="Arial" w:eastAsia="Arial"/>
-                <w:b w:val="0"/>
+            <w:r>
+              <w:rPr>
+                <w:rFonts w:ascii="Arial" w:hAnsi="Arial" w:eastAsia="Arial"/>
+                <w:sz w:val="18"/>
+              </w:rPr>
+            </w:r>
+            <w:r>
+              <w:rPr>
+                <w:rFonts w:ascii="Arial" w:hAnsi="Arial" w:eastAsia="Arial"/>
                 <w:sz w:val="18"/>
               </w:rPr>
               <w:t>Yes</w:t>
@@ -5979,11 +6803,15 @@
               <w:keepLines/>
               <w:spacing w:after="0"/>
             </w:pPr>
-            <w:r/>
-            <w:r>
-              <w:rPr>
-                <w:rFonts w:ascii="Arial" w:hAnsi="Arial" w:eastAsia="Arial"/>
-                <w:b w:val="0"/>
+            <w:r>
+              <w:rPr>
+                <w:rFonts w:ascii="Arial" w:hAnsi="Arial" w:eastAsia="Arial"/>
+                <w:sz w:val="18"/>
+              </w:rPr>
+            </w:r>
+            <w:r>
+              <w:rPr>
+                <w:rFonts w:ascii="Arial" w:hAnsi="Arial" w:eastAsia="Arial"/>
                 <w:sz w:val="18"/>
               </w:rPr>
               <w:t>exactly 5 digits; preserve leading zero</w:t>
@@ -6005,11 +6833,15 @@
               <w:keepLines/>
               <w:spacing w:after="0"/>
             </w:pPr>
-            <w:r/>
-            <w:r>
-              <w:rPr>
-                <w:rFonts w:ascii="Arial" w:hAnsi="Arial" w:eastAsia="Arial"/>
-                <w:b w:val="0"/>
+            <w:r>
+              <w:rPr>
+                <w:rFonts w:ascii="Arial" w:hAnsi="Arial" w:eastAsia="Arial"/>
+                <w:sz w:val="18"/>
+              </w:rPr>
+            </w:r>
+            <w:r>
+              <w:rPr>
+                <w:rFonts w:ascii="Arial" w:hAnsi="Arial" w:eastAsia="Arial"/>
                 <w:sz w:val="18"/>
               </w:rPr>
               <w:t>newStores</w:t>
@@ -6026,11 +6858,15 @@
               <w:keepLines/>
               <w:spacing w:after="0"/>
             </w:pPr>
-            <w:r/>
-            <w:r>
-              <w:rPr>
-                <w:rFonts w:ascii="Arial" w:hAnsi="Arial" w:eastAsia="Arial"/>
-                <w:b w:val="0"/>
+            <w:r>
+              <w:rPr>
+                <w:rFonts w:ascii="Arial" w:hAnsi="Arial" w:eastAsia="Arial"/>
+                <w:sz w:val="18"/>
+              </w:rPr>
+            </w:r>
+            <w:r>
+              <w:rPr>
+                <w:rFonts w:ascii="Arial" w:hAnsi="Arial" w:eastAsia="Arial"/>
                 <w:sz w:val="18"/>
               </w:rPr>
               <w:t>array&lt;object&gt;</w:t>
@@ -6047,11 +6883,15 @@
               <w:keepLines/>
               <w:spacing w:after="0"/>
             </w:pPr>
-            <w:r/>
-            <w:r>
-              <w:rPr>
-                <w:rFonts w:ascii="Arial" w:hAnsi="Arial" w:eastAsia="Arial"/>
-                <w:b w:val="0"/>
+            <w:r>
+              <w:rPr>
+                <w:rFonts w:ascii="Arial" w:hAnsi="Arial" w:eastAsia="Arial"/>
+                <w:sz w:val="18"/>
+              </w:rPr>
+            </w:r>
+            <w:r>
+              <w:rPr>
+                <w:rFonts w:ascii="Arial" w:hAnsi="Arial" w:eastAsia="Arial"/>
                 <w:sz w:val="18"/>
               </w:rPr>
               <w:t>Yes</w:t>
@@ -6068,11 +6908,15 @@
               <w:keepLines/>
               <w:spacing w:after="0"/>
             </w:pPr>
-            <w:r/>
-            <w:r>
-              <w:rPr>
-                <w:rFonts w:ascii="Arial" w:hAnsi="Arial" w:eastAsia="Arial"/>
-                <w:b w:val="0"/>
+            <w:r>
+              <w:rPr>
+                <w:rFonts w:ascii="Arial" w:hAnsi="Arial" w:eastAsia="Arial"/>
+                <w:sz w:val="18"/>
+              </w:rPr>
+            </w:r>
+            <w:r>
+              <w:rPr>
+                <w:rFonts w:ascii="Arial" w:hAnsi="Arial" w:eastAsia="Arial"/>
                 <w:sz w:val="18"/>
               </w:rPr>
               <w:t>JSON array; element type shown in Type column</w:t>
@@ -6300,11 +7144,15 @@
               <w:keepLines/>
               <w:spacing w:after="0"/>
             </w:pPr>
-            <w:r/>
-            <w:r>
-              <w:rPr>
-                <w:rFonts w:ascii="Arial" w:hAnsi="Arial" w:eastAsia="Arial"/>
-                <w:b w:val="0"/>
+            <w:r>
+              <w:rPr>
+                <w:rFonts w:ascii="Arial" w:hAnsi="Arial" w:eastAsia="Arial"/>
+                <w:sz w:val="18"/>
+              </w:rPr>
+            </w:r>
+            <w:r>
+              <w:rPr>
+                <w:rFonts w:ascii="Arial" w:hAnsi="Arial" w:eastAsia="Arial"/>
                 <w:sz w:val="18"/>
               </w:rPr>
               <w:t>q</w:t>
@@ -6321,11 +7169,15 @@
               <w:keepLines/>
               <w:spacing w:after="0"/>
             </w:pPr>
-            <w:r/>
-            <w:r>
-              <w:rPr>
-                <w:rFonts w:ascii="Arial" w:hAnsi="Arial" w:eastAsia="Arial"/>
-                <w:b w:val="0"/>
+            <w:r>
+              <w:rPr>
+                <w:rFonts w:ascii="Arial" w:hAnsi="Arial" w:eastAsia="Arial"/>
+                <w:sz w:val="18"/>
+              </w:rPr>
+            </w:r>
+            <w:r>
+              <w:rPr>
+                <w:rFonts w:ascii="Arial" w:hAnsi="Arial" w:eastAsia="Arial"/>
                 <w:sz w:val="18"/>
               </w:rPr>
               <w:t>string</w:t>
@@ -6342,11 +7194,15 @@
               <w:keepLines/>
               <w:spacing w:after="0"/>
             </w:pPr>
-            <w:r/>
-            <w:r>
-              <w:rPr>
-                <w:rFonts w:ascii="Arial" w:hAnsi="Arial" w:eastAsia="Arial"/>
-                <w:b w:val="0"/>
+            <w:r>
+              <w:rPr>
+                <w:rFonts w:ascii="Arial" w:hAnsi="Arial" w:eastAsia="Arial"/>
+                <w:sz w:val="18"/>
+              </w:rPr>
+            </w:r>
+            <w:r>
+              <w:rPr>
+                <w:rFonts w:ascii="Arial" w:hAnsi="Arial" w:eastAsia="Arial"/>
                 <w:sz w:val="18"/>
               </w:rPr>
               <w:t>No</w:t>
@@ -6363,11 +7219,15 @@
               <w:keepLines/>
               <w:spacing w:after="0"/>
             </w:pPr>
-            <w:r/>
-            <w:r>
-              <w:rPr>
-                <w:rFonts w:ascii="Arial" w:hAnsi="Arial" w:eastAsia="Arial"/>
-                <w:b w:val="0"/>
+            <w:r>
+              <w:rPr>
+                <w:rFonts w:ascii="Arial" w:hAnsi="Arial" w:eastAsia="Arial"/>
+                <w:sz w:val="18"/>
+              </w:rPr>
+            </w:r>
+            <w:r>
+              <w:rPr>
+                <w:rFonts w:ascii="Arial" w:hAnsi="Arial" w:eastAsia="Arial"/>
                 <w:sz w:val="18"/>
               </w:rPr>
               <w:t>UTF-8; use value domain described by endpoint purpose</w:t>
@@ -6586,11 +7446,15 @@
               <w:keepLines/>
               <w:spacing w:after="0"/>
             </w:pPr>
-            <w:r/>
-            <w:r>
-              <w:rPr>
-                <w:rFonts w:ascii="Arial" w:hAnsi="Arial" w:eastAsia="Arial"/>
-                <w:b w:val="0"/>
+            <w:r>
+              <w:rPr>
+                <w:rFonts w:ascii="Arial" w:hAnsi="Arial" w:eastAsia="Arial"/>
+                <w:sz w:val="18"/>
+              </w:rPr>
+            </w:r>
+            <w:r>
+              <w:rPr>
+                <w:rFonts w:ascii="Arial" w:hAnsi="Arial" w:eastAsia="Arial"/>
                 <w:sz w:val="18"/>
               </w:rPr>
               <w:t>items</w:t>
@@ -6607,11 +7471,15 @@
               <w:keepLines/>
               <w:spacing w:after="0"/>
             </w:pPr>
-            <w:r/>
-            <w:r>
-              <w:rPr>
-                <w:rFonts w:ascii="Arial" w:hAnsi="Arial" w:eastAsia="Arial"/>
-                <w:b w:val="0"/>
+            <w:r>
+              <w:rPr>
+                <w:rFonts w:ascii="Arial" w:hAnsi="Arial" w:eastAsia="Arial"/>
+                <w:sz w:val="18"/>
+              </w:rPr>
+            </w:r>
+            <w:r>
+              <w:rPr>
+                <w:rFonts w:ascii="Arial" w:hAnsi="Arial" w:eastAsia="Arial"/>
                 <w:sz w:val="18"/>
               </w:rPr>
               <w:t>array&lt;object&gt;</w:t>
@@ -6628,11 +7496,15 @@
               <w:keepLines/>
               <w:spacing w:after="0"/>
             </w:pPr>
-            <w:r/>
-            <w:r>
-              <w:rPr>
-                <w:rFonts w:ascii="Arial" w:hAnsi="Arial" w:eastAsia="Arial"/>
-                <w:b w:val="0"/>
+            <w:r>
+              <w:rPr>
+                <w:rFonts w:ascii="Arial" w:hAnsi="Arial" w:eastAsia="Arial"/>
+                <w:sz w:val="18"/>
+              </w:rPr>
+            </w:r>
+            <w:r>
+              <w:rPr>
+                <w:rFonts w:ascii="Arial" w:hAnsi="Arial" w:eastAsia="Arial"/>
                 <w:sz w:val="18"/>
               </w:rPr>
               <w:t>Yes</w:t>
@@ -6649,11 +7521,15 @@
               <w:keepLines/>
               <w:spacing w:after="0"/>
             </w:pPr>
-            <w:r/>
-            <w:r>
-              <w:rPr>
-                <w:rFonts w:ascii="Arial" w:hAnsi="Arial" w:eastAsia="Arial"/>
-                <w:b w:val="0"/>
+            <w:r>
+              <w:rPr>
+                <w:rFonts w:ascii="Arial" w:hAnsi="Arial" w:eastAsia="Arial"/>
+                <w:sz w:val="18"/>
+              </w:rPr>
+            </w:r>
+            <w:r>
+              <w:rPr>
+                <w:rFonts w:ascii="Arial" w:hAnsi="Arial" w:eastAsia="Arial"/>
                 <w:sz w:val="18"/>
               </w:rPr>
               <w:t>JSON array; element type shown in Type column</w:t>
@@ -6675,11 +7551,15 @@
               <w:keepLines/>
               <w:spacing w:after="0"/>
             </w:pPr>
-            <w:r/>
-            <w:r>
-              <w:rPr>
-                <w:rFonts w:ascii="Arial" w:hAnsi="Arial" w:eastAsia="Arial"/>
-                <w:b w:val="0"/>
+            <w:r>
+              <w:rPr>
+                <w:rFonts w:ascii="Arial" w:hAnsi="Arial" w:eastAsia="Arial"/>
+                <w:sz w:val="18"/>
+              </w:rPr>
+            </w:r>
+            <w:r>
+              <w:rPr>
+                <w:rFonts w:ascii="Arial" w:hAnsi="Arial" w:eastAsia="Arial"/>
                 <w:sz w:val="18"/>
               </w:rPr>
               <w:t>items[].competitorCode</w:t>
@@ -6696,11 +7576,15 @@
               <w:keepLines/>
               <w:spacing w:after="0"/>
             </w:pPr>
-            <w:r/>
-            <w:r>
-              <w:rPr>
-                <w:rFonts w:ascii="Arial" w:hAnsi="Arial" w:eastAsia="Arial"/>
-                <w:b w:val="0"/>
+            <w:r>
+              <w:rPr>
+                <w:rFonts w:ascii="Arial" w:hAnsi="Arial" w:eastAsia="Arial"/>
+                <w:sz w:val="18"/>
+              </w:rPr>
+            </w:r>
+            <w:r>
+              <w:rPr>
+                <w:rFonts w:ascii="Arial" w:hAnsi="Arial" w:eastAsia="Arial"/>
                 <w:sz w:val="18"/>
               </w:rPr>
               <w:t>string</w:t>
@@ -6717,11 +7601,15 @@
               <w:keepLines/>
               <w:spacing w:after="0"/>
             </w:pPr>
-            <w:r/>
-            <w:r>
-              <w:rPr>
-                <w:rFonts w:ascii="Arial" w:hAnsi="Arial" w:eastAsia="Arial"/>
-                <w:b w:val="0"/>
+            <w:r>
+              <w:rPr>
+                <w:rFonts w:ascii="Arial" w:hAnsi="Arial" w:eastAsia="Arial"/>
+                <w:sz w:val="18"/>
+              </w:rPr>
+            </w:r>
+            <w:r>
+              <w:rPr>
+                <w:rFonts w:ascii="Arial" w:hAnsi="Arial" w:eastAsia="Arial"/>
                 <w:sz w:val="18"/>
               </w:rPr>
               <w:t>Yes</w:t>
@@ -6738,11 +7626,15 @@
               <w:keepLines/>
               <w:spacing w:after="0"/>
             </w:pPr>
-            <w:r/>
-            <w:r>
-              <w:rPr>
-                <w:rFonts w:ascii="Arial" w:hAnsi="Arial" w:eastAsia="Arial"/>
-                <w:b w:val="0"/>
+            <w:r>
+              <w:rPr>
+                <w:rFonts w:ascii="Arial" w:hAnsi="Arial" w:eastAsia="Arial"/>
+                <w:sz w:val="18"/>
+              </w:rPr>
+            </w:r>
+            <w:r>
+              <w:rPr>
+                <w:rFonts w:ascii="Arial" w:hAnsi="Arial" w:eastAsia="Arial"/>
                 <w:sz w:val="18"/>
               </w:rPr>
               <w:t>UTF-8; use value domain described by endpoint purpose</w:t>
@@ -6764,11 +7656,15 @@
               <w:keepLines/>
               <w:spacing w:after="0"/>
             </w:pPr>
-            <w:r/>
-            <w:r>
-              <w:rPr>
-                <w:rFonts w:ascii="Arial" w:hAnsi="Arial" w:eastAsia="Arial"/>
-                <w:b w:val="0"/>
+            <w:r>
+              <w:rPr>
+                <w:rFonts w:ascii="Arial" w:hAnsi="Arial" w:eastAsia="Arial"/>
+                <w:sz w:val="18"/>
+              </w:rPr>
+            </w:r>
+            <w:r>
+              <w:rPr>
+                <w:rFonts w:ascii="Arial" w:hAnsi="Arial" w:eastAsia="Arial"/>
                 <w:sz w:val="18"/>
               </w:rPr>
               <w:t>items[].competitorName</w:t>
@@ -6785,11 +7681,15 @@
               <w:keepLines/>
               <w:spacing w:after="0"/>
             </w:pPr>
-            <w:r/>
-            <w:r>
-              <w:rPr>
-                <w:rFonts w:ascii="Arial" w:hAnsi="Arial" w:eastAsia="Arial"/>
-                <w:b w:val="0"/>
+            <w:r>
+              <w:rPr>
+                <w:rFonts w:ascii="Arial" w:hAnsi="Arial" w:eastAsia="Arial"/>
+                <w:sz w:val="18"/>
+              </w:rPr>
+            </w:r>
+            <w:r>
+              <w:rPr>
+                <w:rFonts w:ascii="Arial" w:hAnsi="Arial" w:eastAsia="Arial"/>
                 <w:sz w:val="18"/>
               </w:rPr>
               <w:t>string</w:t>
@@ -6806,11 +7706,15 @@
               <w:keepLines/>
               <w:spacing w:after="0"/>
             </w:pPr>
-            <w:r/>
-            <w:r>
-              <w:rPr>
-                <w:rFonts w:ascii="Arial" w:hAnsi="Arial" w:eastAsia="Arial"/>
-                <w:b w:val="0"/>
+            <w:r>
+              <w:rPr>
+                <w:rFonts w:ascii="Arial" w:hAnsi="Arial" w:eastAsia="Arial"/>
+                <w:sz w:val="18"/>
+              </w:rPr>
+            </w:r>
+            <w:r>
+              <w:rPr>
+                <w:rFonts w:ascii="Arial" w:hAnsi="Arial" w:eastAsia="Arial"/>
                 <w:sz w:val="18"/>
               </w:rPr>
               <w:t>Yes</w:t>
@@ -6827,11 +7731,15 @@
               <w:keepLines/>
               <w:spacing w:after="0"/>
             </w:pPr>
-            <w:r/>
-            <w:r>
-              <w:rPr>
-                <w:rFonts w:ascii="Arial" w:hAnsi="Arial" w:eastAsia="Arial"/>
-                <w:b w:val="0"/>
+            <w:r>
+              <w:rPr>
+                <w:rFonts w:ascii="Arial" w:hAnsi="Arial" w:eastAsia="Arial"/>
+                <w:sz w:val="18"/>
+              </w:rPr>
+            </w:r>
+            <w:r>
+              <w:rPr>
+                <w:rFonts w:ascii="Arial" w:hAnsi="Arial" w:eastAsia="Arial"/>
                 <w:sz w:val="18"/>
               </w:rPr>
               <w:t>UTF-8; use value domain described by endpoint purpose</w:t>
@@ -6957,11 +7865,15 @@
               <w:keepLines/>
               <w:spacing w:after="0"/>
             </w:pPr>
-            <w:r/>
-            <w:r>
-              <w:rPr>
-                <w:rFonts w:ascii="Arial" w:hAnsi="Arial" w:eastAsia="Arial"/>
-                <w:b w:val="0"/>
+            <w:r>
+              <w:rPr>
+                <w:rFonts w:ascii="Arial" w:hAnsi="Arial" w:eastAsia="Arial"/>
+                <w:sz w:val="18"/>
+              </w:rPr>
+            </w:r>
+            <w:r>
+              <w:rPr>
+                <w:rFonts w:ascii="Arial" w:hAnsi="Arial" w:eastAsia="Arial"/>
                 <w:sz w:val="18"/>
               </w:rPr>
               <w:t>compensation_documents</w:t>
@@ -6978,11 +7890,15 @@
               <w:keepLines/>
               <w:spacing w:after="0"/>
             </w:pPr>
-            <w:r/>
-            <w:r>
-              <w:rPr>
-                <w:rFonts w:ascii="Arial" w:hAnsi="Arial" w:eastAsia="Arial"/>
-                <w:b w:val="0"/>
+            <w:r>
+              <w:rPr>
+                <w:rFonts w:ascii="Arial" w:hAnsi="Arial" w:eastAsia="Arial"/>
+                <w:sz w:val="18"/>
+              </w:rPr>
+            </w:r>
+            <w:r>
+              <w:rPr>
+                <w:rFonts w:ascii="Arial" w:hAnsi="Arial" w:eastAsia="Arial"/>
                 <w:sz w:val="18"/>
               </w:rPr>
               <w:t>R</w:t>
@@ -6999,11 +7915,15 @@
               <w:keepLines/>
               <w:spacing w:after="0"/>
             </w:pPr>
-            <w:r/>
-            <w:r>
-              <w:rPr>
-                <w:rFonts w:ascii="Arial" w:hAnsi="Arial" w:eastAsia="Arial"/>
-                <w:b w:val="0"/>
+            <w:r>
+              <w:rPr>
+                <w:rFonts w:ascii="Arial" w:hAnsi="Arial" w:eastAsia="Arial"/>
+                <w:sz w:val="18"/>
+              </w:rPr>
+            </w:r>
+            <w:r>
+              <w:rPr>
+                <w:rFonts w:ascii="Arial" w:hAnsi="Arial" w:eastAsia="Arial"/>
                 <w:sz w:val="18"/>
               </w:rPr>
               <w:t>หัวเอกสาร สถานะ และ section ปัจจุบัน</w:t>
@@ -7025,11 +7945,15 @@
               <w:keepLines/>
               <w:spacing w:after="0"/>
             </w:pPr>
-            <w:r/>
-            <w:r>
-              <w:rPr>
-                <w:rFonts w:ascii="Arial" w:hAnsi="Arial" w:eastAsia="Arial"/>
-                <w:b w:val="0"/>
+            <w:r>
+              <w:rPr>
+                <w:rFonts w:ascii="Arial" w:hAnsi="Arial" w:eastAsia="Arial"/>
+                <w:sz w:val="18"/>
+              </w:rPr>
+            </w:r>
+            <w:r>
+              <w:rPr>
+                <w:rFonts w:ascii="Arial" w:hAnsi="Arial" w:eastAsia="Arial"/>
                 <w:sz w:val="18"/>
               </w:rPr>
               <w:t>impacted_stores</w:t>
@@ -7046,11 +7970,15 @@
               <w:keepLines/>
               <w:spacing w:after="0"/>
             </w:pPr>
-            <w:r/>
-            <w:r>
-              <w:rPr>
-                <w:rFonts w:ascii="Arial" w:hAnsi="Arial" w:eastAsia="Arial"/>
-                <w:b w:val="0"/>
+            <w:r>
+              <w:rPr>
+                <w:rFonts w:ascii="Arial" w:hAnsi="Arial" w:eastAsia="Arial"/>
+                <w:sz w:val="18"/>
+              </w:rPr>
+            </w:r>
+            <w:r>
+              <w:rPr>
+                <w:rFonts w:ascii="Arial" w:hAnsi="Arial" w:eastAsia="Arial"/>
                 <w:sz w:val="18"/>
               </w:rPr>
               <w:t>R</w:t>
@@ -7067,11 +7995,15 @@
               <w:keepLines/>
               <w:spacing w:after="0"/>
             </w:pPr>
-            <w:r/>
-            <w:r>
-              <w:rPr>
-                <w:rFonts w:ascii="Arial" w:hAnsi="Arial" w:eastAsia="Arial"/>
-                <w:b w:val="0"/>
+            <w:r>
+              <w:rPr>
+                <w:rFonts w:ascii="Arial" w:hAnsi="Arial" w:eastAsia="Arial"/>
+                <w:sz w:val="18"/>
+              </w:rPr>
+            </w:r>
+            <w:r>
+              <w:rPr>
+                <w:rFonts w:ascii="Arial" w:hAnsi="Arial" w:eastAsia="Arial"/>
                 <w:sz w:val="18"/>
               </w:rPr>
               <w:t>ข้อมูลร้านถูกกระทบ</w:t>
@@ -7093,11 +8025,15 @@
               <w:keepLines/>
               <w:spacing w:after="0"/>
             </w:pPr>
-            <w:r/>
-            <w:r>
-              <w:rPr>
-                <w:rFonts w:ascii="Arial" w:hAnsi="Arial" w:eastAsia="Arial"/>
-                <w:b w:val="0"/>
+            <w:r>
+              <w:rPr>
+                <w:rFonts w:ascii="Arial" w:hAnsi="Arial" w:eastAsia="Arial"/>
+                <w:sz w:val="18"/>
+              </w:rPr>
+            </w:r>
+            <w:r>
+              <w:rPr>
+                <w:rFonts w:ascii="Arial" w:hAnsi="Arial" w:eastAsia="Arial"/>
                 <w:sz w:val="18"/>
               </w:rPr>
               <w:t>document_new_stores</w:t>
@@ -7114,11 +8050,15 @@
               <w:keepLines/>
               <w:spacing w:after="0"/>
             </w:pPr>
-            <w:r/>
-            <w:r>
-              <w:rPr>
-                <w:rFonts w:ascii="Arial" w:hAnsi="Arial" w:eastAsia="Arial"/>
-                <w:b w:val="0"/>
+            <w:r>
+              <w:rPr>
+                <w:rFonts w:ascii="Arial" w:hAnsi="Arial" w:eastAsia="Arial"/>
+                <w:sz w:val="18"/>
+              </w:rPr>
+            </w:r>
+            <w:r>
+              <w:rPr>
+                <w:rFonts w:ascii="Arial" w:hAnsi="Arial" w:eastAsia="Arial"/>
                 <w:sz w:val="18"/>
               </w:rPr>
               <w:t>R</w:t>
@@ -7135,11 +8075,15 @@
               <w:keepLines/>
               <w:spacing w:after="0"/>
             </w:pPr>
-            <w:r/>
-            <w:r>
-              <w:rPr>
-                <w:rFonts w:ascii="Arial" w:hAnsi="Arial" w:eastAsia="Arial"/>
-                <w:b w:val="0"/>
+            <w:r>
+              <w:rPr>
+                <w:rFonts w:ascii="Arial" w:hAnsi="Arial" w:eastAsia="Arial"/>
+                <w:sz w:val="18"/>
+              </w:rPr>
+            </w:r>
+            <w:r>
+              <w:rPr>
+                <w:rFonts w:ascii="Arial" w:hAnsi="Arial" w:eastAsia="Arial"/>
                 <w:sz w:val="18"/>
               </w:rPr>
               <w:t>ร้านเปิดใหม่และ compensate_percent</w:t>
@@ -7161,11 +8105,15 @@
               <w:keepLines/>
               <w:spacing w:after="0"/>
             </w:pPr>
-            <w:r/>
-            <w:r>
-              <w:rPr>
-                <w:rFonts w:ascii="Arial" w:hAnsi="Arial" w:eastAsia="Arial"/>
-                <w:b w:val="0"/>
+            <w:r>
+              <w:rPr>
+                <w:rFonts w:ascii="Arial" w:hAnsi="Arial" w:eastAsia="Arial"/>
+                <w:sz w:val="18"/>
+              </w:rPr>
+            </w:r>
+            <w:r>
+              <w:rPr>
+                <w:rFonts w:ascii="Arial" w:hAnsi="Arial" w:eastAsia="Arial"/>
                 <w:sz w:val="18"/>
               </w:rPr>
               <w:t>document_competitors</w:t>
@@ -7182,11 +8130,15 @@
               <w:keepLines/>
               <w:spacing w:after="0"/>
             </w:pPr>
-            <w:r/>
-            <w:r>
-              <w:rPr>
-                <w:rFonts w:ascii="Arial" w:hAnsi="Arial" w:eastAsia="Arial"/>
-                <w:b w:val="0"/>
+            <w:r>
+              <w:rPr>
+                <w:rFonts w:ascii="Arial" w:hAnsi="Arial" w:eastAsia="Arial"/>
+                <w:sz w:val="18"/>
+              </w:rPr>
+            </w:r>
+            <w:r>
+              <w:rPr>
+                <w:rFonts w:ascii="Arial" w:hAnsi="Arial" w:eastAsia="Arial"/>
                 <w:sz w:val="18"/>
               </w:rPr>
               <w:t>R</w:t>
@@ -7203,11 +8155,15 @@
               <w:keepLines/>
               <w:spacing w:after="0"/>
             </w:pPr>
-            <w:r/>
-            <w:r>
-              <w:rPr>
-                <w:rFonts w:ascii="Arial" w:hAnsi="Arial" w:eastAsia="Arial"/>
-                <w:b w:val="0"/>
+            <w:r>
+              <w:rPr>
+                <w:rFonts w:ascii="Arial" w:hAnsi="Arial" w:eastAsia="Arial"/>
+                <w:sz w:val="18"/>
+              </w:rPr>
+            </w:r>
+            <w:r>
+              <w:rPr>
+                <w:rFonts w:ascii="Arial" w:hAnsi="Arial" w:eastAsia="Arial"/>
                 <w:sz w:val="18"/>
               </w:rPr>
               <w:t>คู่แข่ง</w:t>
@@ -7229,11 +8185,15 @@
               <w:keepLines/>
               <w:spacing w:after="0"/>
             </w:pPr>
-            <w:r/>
-            <w:r>
-              <w:rPr>
-                <w:rFonts w:ascii="Arial" w:hAnsi="Arial" w:eastAsia="Arial"/>
-                <w:b w:val="0"/>
+            <w:r>
+              <w:rPr>
+                <w:rFonts w:ascii="Arial" w:hAnsi="Arial" w:eastAsia="Arial"/>
+                <w:sz w:val="18"/>
+              </w:rPr>
+            </w:r>
+            <w:r>
+              <w:rPr>
+                <w:rFonts w:ascii="Arial" w:hAnsi="Arial" w:eastAsia="Arial"/>
                 <w:sz w:val="18"/>
               </w:rPr>
               <w:t>document_external_factors</w:t>
@@ -7250,11 +8210,15 @@
               <w:keepLines/>
               <w:spacing w:after="0"/>
             </w:pPr>
-            <w:r/>
-            <w:r>
-              <w:rPr>
-                <w:rFonts w:ascii="Arial" w:hAnsi="Arial" w:eastAsia="Arial"/>
-                <w:b w:val="0"/>
+            <w:r>
+              <w:rPr>
+                <w:rFonts w:ascii="Arial" w:hAnsi="Arial" w:eastAsia="Arial"/>
+                <w:sz w:val="18"/>
+              </w:rPr>
+            </w:r>
+            <w:r>
+              <w:rPr>
+                <w:rFonts w:ascii="Arial" w:hAnsi="Arial" w:eastAsia="Arial"/>
                 <w:sz w:val="18"/>
               </w:rPr>
               <w:t>R</w:t>
@@ -7271,11 +8235,15 @@
               <w:keepLines/>
               <w:spacing w:after="0"/>
             </w:pPr>
-            <w:r/>
-            <w:r>
-              <w:rPr>
-                <w:rFonts w:ascii="Arial" w:hAnsi="Arial" w:eastAsia="Arial"/>
-                <w:b w:val="0"/>
+            <w:r>
+              <w:rPr>
+                <w:rFonts w:ascii="Arial" w:hAnsi="Arial" w:eastAsia="Arial"/>
+                <w:sz w:val="18"/>
+              </w:rPr>
+            </w:r>
+            <w:r>
+              <w:rPr>
+                <w:rFonts w:ascii="Arial" w:hAnsi="Arial" w:eastAsia="Arial"/>
                 <w:sz w:val="18"/>
               </w:rPr>
               <w:t>ปัจจัยภายนอก</w:t>
@@ -7297,11 +8265,15 @@
               <w:keepLines/>
               <w:spacing w:after="0"/>
             </w:pPr>
-            <w:r/>
-            <w:r>
-              <w:rPr>
-                <w:rFonts w:ascii="Arial" w:hAnsi="Arial" w:eastAsia="Arial"/>
-                <w:b w:val="0"/>
+            <w:r>
+              <w:rPr>
+                <w:rFonts w:ascii="Arial" w:hAnsi="Arial" w:eastAsia="Arial"/>
+                <w:sz w:val="18"/>
+              </w:rPr>
+            </w:r>
+            <w:r>
+              <w:rPr>
+                <w:rFonts w:ascii="Arial" w:hAnsi="Arial" w:eastAsia="Arial"/>
                 <w:sz w:val="18"/>
               </w:rPr>
               <w:t>document_attachments</w:t>
@@ -7318,11 +8290,15 @@
               <w:keepLines/>
               <w:spacing w:after="0"/>
             </w:pPr>
-            <w:r/>
-            <w:r>
-              <w:rPr>
-                <w:rFonts w:ascii="Arial" w:hAnsi="Arial" w:eastAsia="Arial"/>
-                <w:b w:val="0"/>
+            <w:r>
+              <w:rPr>
+                <w:rFonts w:ascii="Arial" w:hAnsi="Arial" w:eastAsia="Arial"/>
+                <w:sz w:val="18"/>
+              </w:rPr>
+            </w:r>
+            <w:r>
+              <w:rPr>
+                <w:rFonts w:ascii="Arial" w:hAnsi="Arial" w:eastAsia="Arial"/>
                 <w:sz w:val="18"/>
               </w:rPr>
               <w:t>R</w:t>
@@ -7339,11 +8315,15 @@
               <w:keepLines/>
               <w:spacing w:after="0"/>
             </w:pPr>
-            <w:r/>
-            <w:r>
-              <w:rPr>
-                <w:rFonts w:ascii="Arial" w:hAnsi="Arial" w:eastAsia="Arial"/>
-                <w:b w:val="0"/>
+            <w:r>
+              <w:rPr>
+                <w:rFonts w:ascii="Arial" w:hAnsi="Arial" w:eastAsia="Arial"/>
+                <w:sz w:val="18"/>
+              </w:rPr>
+            </w:r>
+            <w:r>
+              <w:rPr>
+                <w:rFonts w:ascii="Arial" w:hAnsi="Arial" w:eastAsia="Arial"/>
                 <w:sz w:val="18"/>
               </w:rPr>
               <w:t>metadata ไฟล์แนบ</w:t>
@@ -7365,11 +8345,15 @@
               <w:keepLines/>
               <w:spacing w:after="0"/>
             </w:pPr>
-            <w:r/>
-            <w:r>
-              <w:rPr>
-                <w:rFonts w:ascii="Arial" w:hAnsi="Arial" w:eastAsia="Arial"/>
-                <w:b w:val="0"/>
+            <w:r>
+              <w:rPr>
+                <w:rFonts w:ascii="Arial" w:hAnsi="Arial" w:eastAsia="Arial"/>
+                <w:sz w:val="18"/>
+              </w:rPr>
+            </w:r>
+            <w:r>
+              <w:rPr>
+                <w:rFonts w:ascii="Arial" w:hAnsi="Arial" w:eastAsia="Arial"/>
                 <w:sz w:val="18"/>
               </w:rPr>
               <w:t>consideration_logs</w:t>
@@ -7386,11 +8370,15 @@
               <w:keepLines/>
               <w:spacing w:after="0"/>
             </w:pPr>
-            <w:r/>
-            <w:r>
-              <w:rPr>
-                <w:rFonts w:ascii="Arial" w:hAnsi="Arial" w:eastAsia="Arial"/>
-                <w:b w:val="0"/>
+            <w:r>
+              <w:rPr>
+                <w:rFonts w:ascii="Arial" w:hAnsi="Arial" w:eastAsia="Arial"/>
+                <w:sz w:val="18"/>
+              </w:rPr>
+            </w:r>
+            <w:r>
+              <w:rPr>
+                <w:rFonts w:ascii="Arial" w:hAnsi="Arial" w:eastAsia="Arial"/>
                 <w:sz w:val="18"/>
               </w:rPr>
               <w:t>R</w:t>
@@ -7407,11 +8395,15 @@
               <w:keepLines/>
               <w:spacing w:after="0"/>
             </w:pPr>
-            <w:r/>
-            <w:r>
-              <w:rPr>
-                <w:rFonts w:ascii="Arial" w:hAnsi="Arial" w:eastAsia="Arial"/>
-                <w:b w:val="0"/>
+            <w:r>
+              <w:rPr>
+                <w:rFonts w:ascii="Arial" w:hAnsi="Arial" w:eastAsia="Arial"/>
+                <w:sz w:val="18"/>
+              </w:rPr>
+            </w:r>
+            <w:r>
+              <w:rPr>
+                <w:rFonts w:ascii="Arial" w:hAnsi="Arial" w:eastAsia="Arial"/>
                 <w:sz w:val="18"/>
               </w:rPr>
               <w:t>timeline/history</w:t>
@@ -7429,7 +8421,80 @@
         <w:pageBreakBefore w:val="0"/>
       </w:pPr>
       <w:r>
-        <w:t>9. Processing Flow</w:t>
+        <w:t>9. Skeleton Code (store-backend + BFF)</w:t>
+      </w:r>
+    </w:p>
+    <w:p>
+      <w:pPr>
+        <w:keepNext w:val="0"/>
+      </w:pPr>
+      <w:r>
+        <w:t xml:space="preserve">โครงโค้ดตั้งต้นของเอกสารฉบับนี้ ยึด convention จริงของ </w:t>
+      </w:r>
+      <w:r>
+        <w:rPr>
+          <w:rFonts w:ascii="Courier New" w:hAnsi="Courier New"/>
+        </w:rPr>
+        <w:t>srm-sps-spsap-store-backend</w:t>
+      </w:r>
+      <w:r>
+        <w:t xml:space="preserve"> (NestJS 11 + TypeORM, schema </w:t>
+      </w:r>
+      <w:r>
+        <w:rPr>
+          <w:rFonts w:ascii="Courier New" w:hAnsi="Courier New"/>
+        </w:rPr>
+        <w:t>sps_store</w:t>
+      </w:r>
+      <w:r>
+        <w:t xml:space="preserve">, custom provider </w:t>
+      </w:r>
+      <w:r>
+        <w:rPr>
+          <w:rFonts w:ascii="Courier New" w:hAnsi="Courier New"/>
+        </w:rPr>
+        <w:t>DATA_SOURCE</w:t>
+      </w:r>
+      <w:r>
+        <w:t xml:space="preserve"> ที่ route SELECT ไป slave pool) และ </w:t>
+      </w:r>
+      <w:r>
+        <w:rPr>
+          <w:rFonts w:ascii="Courier New" w:hAnsi="Courier New"/>
+        </w:rPr>
+        <w:t>srm-sps-spsap-sbp-bff</w:t>
+      </w:r>
+      <w:r>
+        <w:t xml:space="preserve"> (ไม่มี DB, forward ผ่าน client service). ทุกจุดที่ต้องเติมกำกับด้วย </w:t>
+      </w:r>
+      <w:r>
+        <w:rPr>
+          <w:rFonts w:ascii="Courier New" w:hAnsi="Courier New"/>
+        </w:rPr>
+        <w:t>// TODO:</w:t>
+      </w:r>
+      <w:r>
+        <w:t xml:space="preserve"> และ response ทุกเส้นถูกห่อเป็น </w:t>
+      </w:r>
+      <w:r>
+        <w:rPr>
+          <w:rFonts w:ascii="Courier New" w:hAnsi="Courier New"/>
+        </w:rPr>
+        <w:t>{success, data}</w:t>
+      </w:r>
+      <w:r>
+        <w:t xml:space="preserve"> โดย ResponseInterceptor อยู่แล้ว จึงห้าม service ห่อซ้ำ</w:t>
+      </w:r>
+    </w:p>
+    <w:p>
+      <w:pPr>
+        <w:pStyle w:val="Heading3"/>
+        <w:keepNext/>
+        <w:keepLines/>
+        <w:pageBreakBefore w:val="0"/>
+      </w:pPr>
+      <w:r>
+        <w:t>9.1 ผังไฟล์ที่ต้องสร้าง</w:t>
       </w:r>
     </w:p>
     <w:tbl>
@@ -7465,7 +8530,7 @@
                 <w:b/>
                 <w:sz w:val="18"/>
               </w:rPr>
-              <w:t>Step</w:t>
+              <w:t>Path</w:t>
             </w:r>
           </w:p>
         </w:tc>
@@ -7487,7 +8552,7 @@
                 <w:b/>
                 <w:sz w:val="18"/>
               </w:rPr>
-              <w:t>Description</w:t>
+              <w:t>หน้าที่</w:t>
             </w:r>
           </w:p>
         </w:tc>
@@ -7506,14 +8571,18 @@
               <w:keepLines/>
               <w:spacing w:after="0"/>
             </w:pPr>
-            <w:r/>
-            <w:r>
-              <w:rPr>
-                <w:rFonts w:ascii="Arial" w:hAnsi="Arial" w:eastAsia="Arial"/>
-                <w:b w:val="0"/>
-                <w:sz w:val="18"/>
-              </w:rPr>
-              <w:t>1</w:t>
+            <w:r>
+              <w:rPr>
+                <w:rFonts w:ascii="Arial" w:hAnsi="Arial" w:eastAsia="Arial"/>
+                <w:sz w:val="18"/>
+              </w:rPr>
+            </w:r>
+            <w:r>
+              <w:rPr>
+                <w:rFonts w:ascii="Arial" w:hAnsi="Arial" w:eastAsia="Arial"/>
+                <w:sz w:val="18"/>
+              </w:rPr>
+              <w:t>store-backend · src/modules/sbpgi-document-detail-aggregate/sbpgi-document-detail-aggregate.controller.ts</w:t>
             </w:r>
           </w:p>
         </w:tc>
@@ -7527,14 +8596,39 @@
               <w:keepLines/>
               <w:spacing w:after="0"/>
             </w:pPr>
-            <w:r/>
-            <w:r>
-              <w:rPr>
-                <w:rFonts w:ascii="Arial" w:hAnsi="Arial" w:eastAsia="Arial"/>
-                <w:b w:val="0"/>
-                <w:sz w:val="18"/>
-              </w:rPr>
-              <w:t>Validate docNo</w:t>
+            <w:r>
+              <w:rPr>
+                <w:rFonts w:ascii="Arial" w:hAnsi="Arial" w:eastAsia="Arial"/>
+                <w:sz w:val="18"/>
+              </w:rPr>
+            </w:r>
+            <w:r>
+              <w:rPr>
+                <w:rFonts w:ascii="Arial" w:hAnsi="Arial" w:eastAsia="Arial"/>
+                <w:sz w:val="18"/>
+              </w:rPr>
+              <w:t xml:space="preserve">route ทั้งหมดของเอกสารนี้ (2 เส้น) + </w:t>
+            </w:r>
+            <w:r>
+              <w:rPr>
+                <w:rFonts w:ascii="Courier New" w:hAnsi="Courier New" w:eastAsia="Arial"/>
+                <w:sz w:val="18"/>
+              </w:rPr>
+              <w:t>@UseGuards(HttpHeaderGuard)</w:t>
+            </w:r>
+            <w:r>
+              <w:rPr>
+                <w:rFonts w:ascii="Arial" w:hAnsi="Arial" w:eastAsia="Arial"/>
+                <w:sz w:val="18"/>
+              </w:rPr>
+              <w:t xml:space="preserve"> + </w:t>
+            </w:r>
+            <w:r>
+              <w:rPr>
+                <w:rFonts w:ascii="Courier New" w:hAnsi="Courier New" w:eastAsia="Arial"/>
+                <w:sz w:val="18"/>
+              </w:rPr>
+              <w:t>@UserId()</w:t>
             </w:r>
           </w:p>
         </w:tc>
@@ -7553,14 +8647,18 @@
               <w:keepLines/>
               <w:spacing w:after="0"/>
             </w:pPr>
-            <w:r/>
-            <w:r>
-              <w:rPr>
-                <w:rFonts w:ascii="Arial" w:hAnsi="Arial" w:eastAsia="Arial"/>
-                <w:b w:val="0"/>
-                <w:sz w:val="18"/>
-              </w:rPr>
-              <w:t>2</w:t>
+            <w:r>
+              <w:rPr>
+                <w:rFonts w:ascii="Arial" w:hAnsi="Arial" w:eastAsia="Arial"/>
+                <w:sz w:val="18"/>
+              </w:rPr>
+            </w:r>
+            <w:r>
+              <w:rPr>
+                <w:rFonts w:ascii="Arial" w:hAnsi="Arial" w:eastAsia="Arial"/>
+                <w:sz w:val="18"/>
+              </w:rPr>
+              <w:t>store-backend · src/modules/sbpgi-document-detail-aggregate/sbpgi-document-detail-aggregate.service.ts</w:t>
             </w:r>
           </w:p>
         </w:tc>
@@ -7574,14 +8672,32 @@
               <w:keepLines/>
               <w:spacing w:after="0"/>
             </w:pPr>
-            <w:r/>
-            <w:r>
-              <w:rPr>
-                <w:rFonts w:ascii="Arial" w:hAnsi="Arial" w:eastAsia="Arial"/>
-                <w:b w:val="0"/>
-                <w:sz w:val="18"/>
-              </w:rPr>
-              <w:t>Load header</w:t>
+            <w:r>
+              <w:rPr>
+                <w:rFonts w:ascii="Arial" w:hAnsi="Arial" w:eastAsia="Arial"/>
+                <w:sz w:val="18"/>
+              </w:rPr>
+            </w:r>
+            <w:r>
+              <w:rPr>
+                <w:rFonts w:ascii="Arial" w:hAnsi="Arial" w:eastAsia="Arial"/>
+                <w:sz w:val="18"/>
+              </w:rPr>
+              <w:t xml:space="preserve">business logic — inject </w:t>
+            </w:r>
+            <w:r>
+              <w:rPr>
+                <w:rFonts w:ascii="Courier New" w:hAnsi="Courier New" w:eastAsia="Arial"/>
+                <w:sz w:val="18"/>
+              </w:rPr>
+              <w:t>'DATA_SOURCE'</w:t>
+            </w:r>
+            <w:r>
+              <w:rPr>
+                <w:rFonts w:ascii="Arial" w:hAnsi="Arial" w:eastAsia="Arial"/>
+                <w:sz w:val="18"/>
+              </w:rPr>
+              <w:t xml:space="preserve"> แล้วยิง raw SQL, mutation ใช้ QueryRunner transaction</w:t>
             </w:r>
           </w:p>
         </w:tc>
@@ -7600,14 +8716,18 @@
               <w:keepLines/>
               <w:spacing w:after="0"/>
             </w:pPr>
-            <w:r/>
-            <w:r>
-              <w:rPr>
-                <w:rFonts w:ascii="Arial" w:hAnsi="Arial" w:eastAsia="Arial"/>
-                <w:b w:val="0"/>
-                <w:sz w:val="18"/>
-              </w:rPr>
-              <w:t>3</w:t>
+            <w:r>
+              <w:rPr>
+                <w:rFonts w:ascii="Arial" w:hAnsi="Arial" w:eastAsia="Arial"/>
+                <w:sz w:val="18"/>
+              </w:rPr>
+            </w:r>
+            <w:r>
+              <w:rPr>
+                <w:rFonts w:ascii="Arial" w:hAnsi="Arial" w:eastAsia="Arial"/>
+                <w:sz w:val="18"/>
+              </w:rPr>
+              <w:t>store-backend · src/modules/sbpgi-document-detail-aggregate/sbpgi-document-detail-aggregate.sql.ts</w:t>
             </w:r>
           </w:p>
         </w:tc>
@@ -7621,14 +8741,18 @@
               <w:keepLines/>
               <w:spacing w:after="0"/>
             </w:pPr>
-            <w:r/>
-            <w:r>
-              <w:rPr>
-                <w:rFonts w:ascii="Arial" w:hAnsi="Arial" w:eastAsia="Arial"/>
-                <w:b w:val="0"/>
-                <w:sz w:val="18"/>
-              </w:rPr>
-              <w:t>Load child sections</w:t>
+            <w:r>
+              <w:rPr>
+                <w:rFonts w:ascii="Arial" w:hAnsi="Arial" w:eastAsia="Arial"/>
+                <w:sz w:val="18"/>
+              </w:rPr>
+            </w:r>
+            <w:r>
+              <w:rPr>
+                <w:rFonts w:ascii="Arial" w:hAnsi="Arial" w:eastAsia="Arial"/>
+                <w:sz w:val="18"/>
+              </w:rPr>
+              <w:t>เก็บ SQL ต่อ endpoint (คัดจากหัวข้อ 10) แยกออกจาก service ให้ทดสอบ/รีวิวง่าย</w:t>
             </w:r>
           </w:p>
         </w:tc>
@@ -7647,14 +8771,18 @@
               <w:keepLines/>
               <w:spacing w:after="0"/>
             </w:pPr>
-            <w:r/>
-            <w:r>
-              <w:rPr>
-                <w:rFonts w:ascii="Arial" w:hAnsi="Arial" w:eastAsia="Arial"/>
-                <w:b w:val="0"/>
-                <w:sz w:val="18"/>
-              </w:rPr>
-              <w:t>4</w:t>
+            <w:r>
+              <w:rPr>
+                <w:rFonts w:ascii="Arial" w:hAnsi="Arial" w:eastAsia="Arial"/>
+                <w:sz w:val="18"/>
+              </w:rPr>
+            </w:r>
+            <w:r>
+              <w:rPr>
+                <w:rFonts w:ascii="Arial" w:hAnsi="Arial" w:eastAsia="Arial"/>
+                <w:sz w:val="18"/>
+              </w:rPr>
+              <w:t>store-backend · src/modules/sbpgi-document-detail-aggregate/dto/sbpgi-document-detail-aggregate.dto.ts</w:t>
             </w:r>
           </w:p>
         </w:tc>
@@ -7668,14 +8796,18 @@
               <w:keepLines/>
               <w:spacing w:after="0"/>
             </w:pPr>
-            <w:r/>
-            <w:r>
-              <w:rPr>
-                <w:rFonts w:ascii="Arial" w:hAnsi="Arial" w:eastAsia="Arial"/>
-                <w:b w:val="0"/>
-                <w:sz w:val="18"/>
-              </w:rPr>
-              <w:t>Compute role profile</w:t>
+            <w:r>
+              <w:rPr>
+                <w:rFonts w:ascii="Arial" w:hAnsi="Arial" w:eastAsia="Arial"/>
+                <w:sz w:val="18"/>
+              </w:rPr>
+            </w:r>
+            <w:r>
+              <w:rPr>
+                <w:rFonts w:ascii="Arial" w:hAnsi="Arial" w:eastAsia="Arial"/>
+                <w:sz w:val="18"/>
+              </w:rPr>
+              <w:t>DTO + class-validator ตาม validation ในหัวข้อฟิลด์ของเอกสารนี้</w:t>
             </w:r>
           </w:p>
         </w:tc>
@@ -7694,14 +8826,18 @@
               <w:keepLines/>
               <w:spacing w:after="0"/>
             </w:pPr>
-            <w:r/>
-            <w:r>
-              <w:rPr>
-                <w:rFonts w:ascii="Arial" w:hAnsi="Arial" w:eastAsia="Arial"/>
-                <w:b w:val="0"/>
-                <w:sz w:val="18"/>
-              </w:rPr>
-              <w:t>5</w:t>
+            <w:r>
+              <w:rPr>
+                <w:rFonts w:ascii="Arial" w:hAnsi="Arial" w:eastAsia="Arial"/>
+                <w:sz w:val="18"/>
+              </w:rPr>
+            </w:r>
+            <w:r>
+              <w:rPr>
+                <w:rFonts w:ascii="Arial" w:hAnsi="Arial" w:eastAsia="Arial"/>
+                <w:sz w:val="18"/>
+              </w:rPr>
+              <w:t>store-backend · src/modules/sbpgi-document-detail-aggregate/sbpgi-document-detail-aggregate.module.ts</w:t>
             </w:r>
           </w:p>
         </w:tc>
@@ -7715,14 +8851,25 @@
               <w:keepLines/>
               <w:spacing w:after="0"/>
             </w:pPr>
-            <w:r/>
-            <w:r>
-              <w:rPr>
-                <w:rFonts w:ascii="Arial" w:hAnsi="Arial" w:eastAsia="Arial"/>
-                <w:b w:val="0"/>
-                <w:sz w:val="18"/>
-              </w:rPr>
-              <w:t>Map to FE response shape</w:t>
+            <w:r>
+              <w:rPr>
+                <w:rFonts w:ascii="Arial" w:hAnsi="Arial" w:eastAsia="Arial"/>
+                <w:sz w:val="18"/>
+              </w:rPr>
+            </w:r>
+            <w:r>
+              <w:rPr>
+                <w:rFonts w:ascii="Arial" w:hAnsi="Arial" w:eastAsia="Arial"/>
+                <w:sz w:val="18"/>
+              </w:rPr>
+              <w:t xml:space="preserve">ประกอบ controller/service/providers แล้ว register ที่ </w:t>
+            </w:r>
+            <w:r>
+              <w:rPr>
+                <w:rFonts w:ascii="Courier New" w:hAnsi="Courier New" w:eastAsia="Arial"/>
+                <w:sz w:val="18"/>
+              </w:rPr>
+              <w:t>app.module.ts</w:t>
             </w:r>
           </w:p>
         </w:tc>
@@ -7741,11 +8888,3172 @@
               <w:keepLines/>
               <w:spacing w:after="0"/>
             </w:pPr>
+            <w:r>
+              <w:rPr>
+                <w:rFonts w:ascii="Arial" w:hAnsi="Arial" w:eastAsia="Arial"/>
+                <w:sz w:val="18"/>
+              </w:rPr>
+            </w:r>
+            <w:r>
+              <w:rPr>
+                <w:rFonts w:ascii="Arial" w:hAnsi="Arial" w:eastAsia="Arial"/>
+                <w:sz w:val="18"/>
+              </w:rPr>
+              <w:t>store-backend · src/entitys/compensation-documents.entity.ts</w:t>
+            </w:r>
+          </w:p>
+        </w:tc>
+        <w:tc>
+          <w:tcPr>
+            <w:tcW w:type="dxa" w:w="5040"/>
+            <w:vAlign w:val="center"/>
+          </w:tcPr>
+          <w:p>
+            <w:pPr>
+              <w:keepLines/>
+              <w:spacing w:after="0"/>
+            </w:pPr>
+            <w:r>
+              <w:rPr>
+                <w:rFonts w:ascii="Arial" w:hAnsi="Arial" w:eastAsia="Arial"/>
+                <w:sz w:val="18"/>
+              </w:rPr>
+            </w:r>
+            <w:r>
+              <w:rPr>
+                <w:rFonts w:ascii="Arial" w:hAnsi="Arial" w:eastAsia="Arial"/>
+                <w:sz w:val="18"/>
+              </w:rPr>
+              <w:t xml:space="preserve">entity ของ </w:t>
+            </w:r>
+            <w:r>
+              <w:rPr>
+                <w:rFonts w:ascii="Courier New" w:hAnsi="Courier New" w:eastAsia="Arial"/>
+                <w:sz w:val="18"/>
+              </w:rPr>
+              <w:t>compensation_documents</w:t>
+            </w:r>
+            <w:r>
+              <w:rPr>
+                <w:rFonts w:ascii="Arial" w:hAnsi="Arial" w:eastAsia="Arial"/>
+                <w:sz w:val="18"/>
+              </w:rPr>
+              <w:t xml:space="preserve"> (</w:t>
+            </w:r>
+            <w:r>
+              <w:rPr>
+                <w:rFonts w:ascii="Courier New" w:hAnsi="Courier New" w:eastAsia="Arial"/>
+                <w:sz w:val="18"/>
+              </w:rPr>
+              <w:t>@Entity({schema: process.env.DB_SCHEMA})</w:t>
+            </w:r>
+            <w:r>
+              <w:rPr>
+                <w:rFonts w:ascii="Arial" w:hAnsi="Arial" w:eastAsia="Arial"/>
+                <w:sz w:val="18"/>
+              </w:rPr>
+              <w:t xml:space="preserve">, ไม่ประกาศ relation) — </w:t>
+            </w:r>
+            <w:r>
+              <w:rPr>
+                <w:rFonts w:ascii="Arial" w:hAnsi="Arial" w:eastAsia="Arial"/>
+                <w:b/>
+                <w:sz w:val="18"/>
+              </w:rPr>
+              <w:t>entity ร่วมหลายเอกสาร: ประกาศครั้งเดียวแล้วอ้างอิง อย่าสร้างซ้ำ</w:t>
+            </w:r>
+          </w:p>
+        </w:tc>
+      </w:tr>
+      <w:tr>
+        <w:trPr>
+          <w:cantSplit/>
+        </w:trPr>
+        <w:tc>
+          <w:tcPr>
+            <w:tcW w:type="dxa" w:w="5040"/>
+            <w:vAlign w:val="center"/>
+          </w:tcPr>
+          <w:p>
+            <w:pPr>
+              <w:keepLines/>
+              <w:spacing w:after="0"/>
+            </w:pPr>
+            <w:r>
+              <w:rPr>
+                <w:rFonts w:ascii="Arial" w:hAnsi="Arial" w:eastAsia="Arial"/>
+                <w:sz w:val="18"/>
+              </w:rPr>
+            </w:r>
+            <w:r>
+              <w:rPr>
+                <w:rFonts w:ascii="Arial" w:hAnsi="Arial" w:eastAsia="Arial"/>
+                <w:sz w:val="18"/>
+              </w:rPr>
+              <w:t>store-backend · src/entitys/impacted-stores.entity.ts</w:t>
+            </w:r>
+          </w:p>
+        </w:tc>
+        <w:tc>
+          <w:tcPr>
+            <w:tcW w:type="dxa" w:w="5040"/>
+            <w:vAlign w:val="center"/>
+          </w:tcPr>
+          <w:p>
+            <w:pPr>
+              <w:keepLines/>
+              <w:spacing w:after="0"/>
+            </w:pPr>
+            <w:r>
+              <w:rPr>
+                <w:rFonts w:ascii="Arial" w:hAnsi="Arial" w:eastAsia="Arial"/>
+                <w:sz w:val="18"/>
+              </w:rPr>
+            </w:r>
+            <w:r>
+              <w:rPr>
+                <w:rFonts w:ascii="Arial" w:hAnsi="Arial" w:eastAsia="Arial"/>
+                <w:sz w:val="18"/>
+              </w:rPr>
+              <w:t xml:space="preserve">entity ของ </w:t>
+            </w:r>
+            <w:r>
+              <w:rPr>
+                <w:rFonts w:ascii="Courier New" w:hAnsi="Courier New" w:eastAsia="Arial"/>
+                <w:sz w:val="18"/>
+              </w:rPr>
+              <w:t>impacted_stores</w:t>
+            </w:r>
+            <w:r>
+              <w:rPr>
+                <w:rFonts w:ascii="Arial" w:hAnsi="Arial" w:eastAsia="Arial"/>
+                <w:sz w:val="18"/>
+              </w:rPr>
+              <w:t xml:space="preserve"> (</w:t>
+            </w:r>
+            <w:r>
+              <w:rPr>
+                <w:rFonts w:ascii="Courier New" w:hAnsi="Courier New" w:eastAsia="Arial"/>
+                <w:sz w:val="18"/>
+              </w:rPr>
+              <w:t>@Entity({schema: process.env.DB_SCHEMA})</w:t>
+            </w:r>
+            <w:r>
+              <w:rPr>
+                <w:rFonts w:ascii="Arial" w:hAnsi="Arial" w:eastAsia="Arial"/>
+                <w:sz w:val="18"/>
+              </w:rPr>
+              <w:t>, ไม่ประกาศ relation)</w:t>
+            </w:r>
+          </w:p>
+        </w:tc>
+      </w:tr>
+      <w:tr>
+        <w:trPr>
+          <w:cantSplit/>
+        </w:trPr>
+        <w:tc>
+          <w:tcPr>
+            <w:tcW w:type="dxa" w:w="5040"/>
+            <w:vAlign w:val="center"/>
+          </w:tcPr>
+          <w:p>
+            <w:pPr>
+              <w:keepLines/>
+              <w:spacing w:after="0"/>
+            </w:pPr>
+            <w:r>
+              <w:rPr>
+                <w:rFonts w:ascii="Arial" w:hAnsi="Arial" w:eastAsia="Arial"/>
+                <w:sz w:val="18"/>
+              </w:rPr>
+            </w:r>
+            <w:r>
+              <w:rPr>
+                <w:rFonts w:ascii="Arial" w:hAnsi="Arial" w:eastAsia="Arial"/>
+                <w:sz w:val="18"/>
+              </w:rPr>
+              <w:t>store-backend · src/entitys/document-new-stores.entity.ts</w:t>
+            </w:r>
+          </w:p>
+        </w:tc>
+        <w:tc>
+          <w:tcPr>
+            <w:tcW w:type="dxa" w:w="5040"/>
+            <w:vAlign w:val="center"/>
+          </w:tcPr>
+          <w:p>
+            <w:pPr>
+              <w:keepLines/>
+              <w:spacing w:after="0"/>
+            </w:pPr>
+            <w:r>
+              <w:rPr>
+                <w:rFonts w:ascii="Arial" w:hAnsi="Arial" w:eastAsia="Arial"/>
+                <w:sz w:val="18"/>
+              </w:rPr>
+            </w:r>
+            <w:r>
+              <w:rPr>
+                <w:rFonts w:ascii="Arial" w:hAnsi="Arial" w:eastAsia="Arial"/>
+                <w:sz w:val="18"/>
+              </w:rPr>
+              <w:t xml:space="preserve">entity ของ </w:t>
+            </w:r>
+            <w:r>
+              <w:rPr>
+                <w:rFonts w:ascii="Courier New" w:hAnsi="Courier New" w:eastAsia="Arial"/>
+                <w:sz w:val="18"/>
+              </w:rPr>
+              <w:t>document_new_stores</w:t>
+            </w:r>
+            <w:r>
+              <w:rPr>
+                <w:rFonts w:ascii="Arial" w:hAnsi="Arial" w:eastAsia="Arial"/>
+                <w:sz w:val="18"/>
+              </w:rPr>
+              <w:t xml:space="preserve"> (</w:t>
+            </w:r>
+            <w:r>
+              <w:rPr>
+                <w:rFonts w:ascii="Courier New" w:hAnsi="Courier New" w:eastAsia="Arial"/>
+                <w:sz w:val="18"/>
+              </w:rPr>
+              <w:t>@Entity({schema: process.env.DB_SCHEMA})</w:t>
+            </w:r>
+            <w:r>
+              <w:rPr>
+                <w:rFonts w:ascii="Arial" w:hAnsi="Arial" w:eastAsia="Arial"/>
+                <w:sz w:val="18"/>
+              </w:rPr>
+              <w:t>, ไม่ประกาศ relation)</w:t>
+            </w:r>
+          </w:p>
+        </w:tc>
+      </w:tr>
+      <w:tr>
+        <w:trPr>
+          <w:cantSplit/>
+        </w:trPr>
+        <w:tc>
+          <w:tcPr>
+            <w:tcW w:type="dxa" w:w="5040"/>
+            <w:vAlign w:val="center"/>
+          </w:tcPr>
+          <w:p>
+            <w:pPr>
+              <w:keepLines/>
+              <w:spacing w:after="0"/>
+            </w:pPr>
+            <w:r>
+              <w:rPr>
+                <w:rFonts w:ascii="Arial" w:hAnsi="Arial" w:eastAsia="Arial"/>
+                <w:sz w:val="18"/>
+              </w:rPr>
+            </w:r>
+            <w:r>
+              <w:rPr>
+                <w:rFonts w:ascii="Arial" w:hAnsi="Arial" w:eastAsia="Arial"/>
+                <w:sz w:val="18"/>
+              </w:rPr>
+              <w:t>store-backend · src/providers/sbpgi/sbpgi.ts</w:t>
+            </w:r>
+          </w:p>
+        </w:tc>
+        <w:tc>
+          <w:tcPr>
+            <w:tcW w:type="dxa" w:w="5040"/>
+            <w:vAlign w:val="center"/>
+          </w:tcPr>
+          <w:p>
+            <w:pPr>
+              <w:keepLines/>
+              <w:spacing w:after="0"/>
+            </w:pPr>
+            <w:r>
+              <w:rPr>
+                <w:rFonts w:ascii="Arial" w:hAnsi="Arial" w:eastAsia="Arial"/>
+                <w:sz w:val="18"/>
+              </w:rPr>
+            </w:r>
+            <w:r>
+              <w:rPr>
+                <w:rFonts w:ascii="Arial" w:hAnsi="Arial" w:eastAsia="Arial"/>
+                <w:sz w:val="18"/>
+              </w:rPr>
+              <w:t xml:space="preserve">repository provider แบบ factory ผูก token string กับ </w:t>
+            </w:r>
+            <w:r>
+              <w:rPr>
+                <w:rFonts w:ascii="Courier New" w:hAnsi="Courier New" w:eastAsia="Arial"/>
+                <w:sz w:val="18"/>
+              </w:rPr>
+              <w:t>DATA_SOURCE</w:t>
+            </w:r>
+            <w:r>
+              <w:rPr>
+                <w:rFonts w:ascii="Arial" w:hAnsi="Arial" w:eastAsia="Arial"/>
+                <w:sz w:val="18"/>
+              </w:rPr>
+              <w:t xml:space="preserve"> — </w:t>
+            </w:r>
+            <w:r>
+              <w:rPr>
+                <w:rFonts w:ascii="Arial" w:hAnsi="Arial" w:eastAsia="Arial"/>
+                <w:b/>
+                <w:sz w:val="18"/>
+              </w:rPr>
+              <w:t>ไฟล์ร่วมของทุกเอกสาร BE ให้ merge array เพิ่ม ห้ามเขียนทับ</w:t>
+            </w:r>
+          </w:p>
+        </w:tc>
+      </w:tr>
+      <w:tr>
+        <w:trPr>
+          <w:cantSplit/>
+        </w:trPr>
+        <w:tc>
+          <w:tcPr>
+            <w:tcW w:type="dxa" w:w="5040"/>
+            <w:vAlign w:val="center"/>
+          </w:tcPr>
+          <w:p>
+            <w:pPr>
+              <w:keepLines/>
+              <w:spacing w:after="0"/>
+            </w:pPr>
+            <w:r>
+              <w:rPr>
+                <w:rFonts w:ascii="Arial" w:hAnsi="Arial" w:eastAsia="Arial"/>
+                <w:sz w:val="18"/>
+              </w:rPr>
+            </w:r>
+            <w:r>
+              <w:rPr>
+                <w:rFonts w:ascii="Arial" w:hAnsi="Arial" w:eastAsia="Arial"/>
+                <w:sz w:val="18"/>
+              </w:rPr>
+              <w:t>store-backend · sql/deploy-sbpgi-document-detail-aggregate.sql</w:t>
+            </w:r>
+          </w:p>
+        </w:tc>
+        <w:tc>
+          <w:tcPr>
+            <w:tcW w:type="dxa" w:w="5040"/>
+            <w:vAlign w:val="center"/>
+          </w:tcPr>
+          <w:p>
+            <w:pPr>
+              <w:keepLines/>
+              <w:spacing w:after="0"/>
+            </w:pPr>
+            <w:r>
+              <w:rPr>
+                <w:rFonts w:ascii="Arial" w:hAnsi="Arial" w:eastAsia="Arial"/>
+                <w:sz w:val="18"/>
+              </w:rPr>
+            </w:r>
+            <w:r>
+              <w:rPr>
+                <w:rFonts w:ascii="Arial" w:hAnsi="Arial" w:eastAsia="Arial"/>
+                <w:sz w:val="18"/>
+              </w:rPr>
+              <w:t>DDL production แบบ idempotent (ทีมนี้ไม่ใช้ migration เป็นหลัก)</w:t>
+            </w:r>
+          </w:p>
+        </w:tc>
+      </w:tr>
+      <w:tr>
+        <w:trPr>
+          <w:cantSplit/>
+        </w:trPr>
+        <w:tc>
+          <w:tcPr>
+            <w:tcW w:type="dxa" w:w="5040"/>
+            <w:vAlign w:val="center"/>
+          </w:tcPr>
+          <w:p>
+            <w:pPr>
+              <w:keepLines/>
+              <w:spacing w:after="0"/>
+            </w:pPr>
+            <w:r>
+              <w:rPr>
+                <w:rFonts w:ascii="Arial" w:hAnsi="Arial" w:eastAsia="Arial"/>
+                <w:sz w:val="18"/>
+              </w:rPr>
+            </w:r>
+            <w:r>
+              <w:rPr>
+                <w:rFonts w:ascii="Arial" w:hAnsi="Arial" w:eastAsia="Arial"/>
+                <w:sz w:val="18"/>
+              </w:rPr>
+              <w:t>BFF · src/common/client-services/sbpgi-client.service.ts</w:t>
+            </w:r>
+          </w:p>
+        </w:tc>
+        <w:tc>
+          <w:tcPr>
+            <w:tcW w:type="dxa" w:w="5040"/>
+            <w:vAlign w:val="center"/>
+          </w:tcPr>
+          <w:p>
+            <w:pPr>
+              <w:keepLines/>
+              <w:spacing w:after="0"/>
+            </w:pPr>
+            <w:r>
+              <w:rPr>
+                <w:rFonts w:ascii="Arial" w:hAnsi="Arial" w:eastAsia="Arial"/>
+                <w:sz w:val="18"/>
+              </w:rPr>
+            </w:r>
+            <w:r>
+              <w:rPr>
+                <w:rFonts w:ascii="Arial" w:hAnsi="Arial" w:eastAsia="Arial"/>
+                <w:sz w:val="18"/>
+              </w:rPr>
+              <w:t xml:space="preserve">client ต่อจาก </w:t>
+            </w:r>
+            <w:r>
+              <w:rPr>
+                <w:rFonts w:ascii="Courier New" w:hAnsi="Courier New" w:eastAsia="Arial"/>
+                <w:sz w:val="18"/>
+              </w:rPr>
+              <w:t>BaseClientService</w:t>
+            </w:r>
+            <w:r>
+              <w:rPr>
+                <w:rFonts w:ascii="Arial" w:hAnsi="Arial" w:eastAsia="Arial"/>
+                <w:sz w:val="18"/>
+              </w:rPr>
+              <w:t xml:space="preserve"> ตั้ง baseUrl + </w:t>
+            </w:r>
+            <w:r>
+              <w:rPr>
+                <w:rFonts w:ascii="Courier New" w:hAnsi="Courier New" w:eastAsia="Arial"/>
+                <w:sz w:val="18"/>
+              </w:rPr>
+              <w:t>x-api-key</w:t>
+            </w:r>
+            <w:r>
+              <w:rPr>
+                <w:rFonts w:ascii="Arial" w:hAnsi="Arial" w:eastAsia="Arial"/>
+                <w:sz w:val="18"/>
+              </w:rPr>
+              <w:t xml:space="preserve"> ตอน </w:t>
+            </w:r>
+            <w:r>
+              <w:rPr>
+                <w:rFonts w:ascii="Courier New" w:hAnsi="Courier New" w:eastAsia="Arial"/>
+                <w:sz w:val="18"/>
+              </w:rPr>
+              <w:t>onModuleInit</w:t>
+            </w:r>
+          </w:p>
+        </w:tc>
+      </w:tr>
+      <w:tr>
+        <w:trPr>
+          <w:cantSplit/>
+        </w:trPr>
+        <w:tc>
+          <w:tcPr>
+            <w:tcW w:type="dxa" w:w="5040"/>
+            <w:vAlign w:val="center"/>
+          </w:tcPr>
+          <w:p>
+            <w:pPr>
+              <w:keepLines/>
+              <w:spacing w:after="0"/>
+            </w:pPr>
+            <w:r>
+              <w:rPr>
+                <w:rFonts w:ascii="Arial" w:hAnsi="Arial" w:eastAsia="Arial"/>
+                <w:sz w:val="18"/>
+              </w:rPr>
+            </w:r>
+            <w:r>
+              <w:rPr>
+                <w:rFonts w:ascii="Arial" w:hAnsi="Arial" w:eastAsia="Arial"/>
+                <w:sz w:val="18"/>
+              </w:rPr>
+              <w:t>BFF · src/modules/sbpgi-document-detail-aggregate/sbpgi-document-detail-aggregate.controller.ts</w:t>
+            </w:r>
+          </w:p>
+        </w:tc>
+        <w:tc>
+          <w:tcPr>
+            <w:tcW w:type="dxa" w:w="5040"/>
+            <w:vAlign w:val="center"/>
+          </w:tcPr>
+          <w:p>
+            <w:pPr>
+              <w:keepLines/>
+              <w:spacing w:after="0"/>
+            </w:pPr>
+            <w:r>
+              <w:rPr>
+                <w:rFonts w:ascii="Arial" w:hAnsi="Arial" w:eastAsia="Arial"/>
+                <w:sz w:val="18"/>
+              </w:rPr>
+            </w:r>
+            <w:r>
+              <w:rPr>
+                <w:rFonts w:ascii="Arial" w:hAnsi="Arial" w:eastAsia="Arial"/>
+                <w:sz w:val="18"/>
+              </w:rPr>
+              <w:t xml:space="preserve">route ฝั่ง BFF prefix </w:t>
+            </w:r>
+            <w:r>
+              <w:rPr>
+                <w:rFonts w:ascii="Courier New" w:hAnsi="Courier New" w:eastAsia="Arial"/>
+                <w:sz w:val="18"/>
+              </w:rPr>
+              <w:t>/bff/sbpgi/…</w:t>
+            </w:r>
+            <w:r>
+              <w:rPr>
+                <w:rFonts w:ascii="Arial" w:hAnsi="Arial" w:eastAsia="Arial"/>
+                <w:sz w:val="18"/>
+              </w:rPr>
+              <w:t xml:space="preserve"> + </w:t>
+            </w:r>
+            <w:r>
+              <w:rPr>
+                <w:rFonts w:ascii="Courier New" w:hAnsi="Courier New" w:eastAsia="Arial"/>
+                <w:sz w:val="18"/>
+              </w:rPr>
+              <w:t>@UseGuards(AuthGuard('jwt'))</w:t>
+            </w:r>
+          </w:p>
+        </w:tc>
+      </w:tr>
+      <w:tr>
+        <w:trPr>
+          <w:cantSplit/>
+        </w:trPr>
+        <w:tc>
+          <w:tcPr>
+            <w:tcW w:type="dxa" w:w="5040"/>
+            <w:vAlign w:val="center"/>
+          </w:tcPr>
+          <w:p>
+            <w:pPr>
+              <w:keepLines/>
+              <w:spacing w:after="0"/>
+            </w:pPr>
+            <w:r>
+              <w:rPr>
+                <w:rFonts w:ascii="Arial" w:hAnsi="Arial" w:eastAsia="Arial"/>
+                <w:sz w:val="18"/>
+              </w:rPr>
+            </w:r>
+            <w:r>
+              <w:rPr>
+                <w:rFonts w:ascii="Arial" w:hAnsi="Arial" w:eastAsia="Arial"/>
+                <w:sz w:val="18"/>
+              </w:rPr>
+              <w:t>BFF · src/modules/sbpgi-document-detail-aggregate/sbpgi-document-detail-aggregate.service.ts</w:t>
+            </w:r>
+          </w:p>
+        </w:tc>
+        <w:tc>
+          <w:tcPr>
+            <w:tcW w:type="dxa" w:w="5040"/>
+            <w:vAlign w:val="center"/>
+          </w:tcPr>
+          <w:p>
+            <w:pPr>
+              <w:keepLines/>
+              <w:spacing w:after="0"/>
+            </w:pPr>
+            <w:r>
+              <w:rPr>
+                <w:rFonts w:ascii="Arial" w:hAnsi="Arial" w:eastAsia="Arial"/>
+                <w:sz w:val="18"/>
+              </w:rPr>
+            </w:r>
+            <w:r>
+              <w:rPr>
+                <w:rFonts w:ascii="Arial" w:hAnsi="Arial" w:eastAsia="Arial"/>
+                <w:sz w:val="18"/>
+              </w:rPr>
+              <w:t xml:space="preserve">แนบ </w:t>
+            </w:r>
+            <w:r>
+              <w:rPr>
+                <w:rFonts w:ascii="Courier New" w:hAnsi="Courier New" w:eastAsia="Arial"/>
+                <w:sz w:val="18"/>
+              </w:rPr>
+              <w:t>x-user-id</w:t>
+            </w:r>
+            <w:r>
+              <w:rPr>
+                <w:rFonts w:ascii="Arial" w:hAnsi="Arial" w:eastAsia="Arial"/>
+                <w:sz w:val="18"/>
+              </w:rPr>
+              <w:t xml:space="preserve"> / </w:t>
+            </w:r>
+            <w:r>
+              <w:rPr>
+                <w:rFonts w:ascii="Courier New" w:hAnsi="Courier New" w:eastAsia="Arial"/>
+                <w:sz w:val="18"/>
+              </w:rPr>
+              <w:t>x-user-group-id</w:t>
+            </w:r>
+            <w:r>
+              <w:rPr>
+                <w:rFonts w:ascii="Arial" w:hAnsi="Arial" w:eastAsia="Arial"/>
+                <w:sz w:val="18"/>
+              </w:rPr>
+              <w:t xml:space="preserve"> / </w:t>
+            </w:r>
+            <w:r>
+              <w:rPr>
+                <w:rFonts w:ascii="Courier New" w:hAnsi="Courier New" w:eastAsia="Arial"/>
+                <w:sz w:val="18"/>
+              </w:rPr>
+              <w:t>x-user-permissions</w:t>
+            </w:r>
+            <w:r>
+              <w:rPr>
+                <w:rFonts w:ascii="Arial" w:hAnsi="Arial" w:eastAsia="Arial"/>
+                <w:sz w:val="18"/>
+              </w:rPr>
+              <w:t xml:space="preserve"> แล้ว forward ไป backend</w:t>
+            </w:r>
+          </w:p>
+        </w:tc>
+      </w:tr>
+    </w:tbl>
+    <w:p/>
+    <w:p>
+      <w:pPr>
+        <w:pStyle w:val="Heading3"/>
+        <w:keepNext/>
+        <w:keepLines/>
+        <w:pageBreakBefore w:val="0"/>
+      </w:pPr>
+      <w:r>
+        <w:t>9.2 Controller (store-backend)</w:t>
+      </w:r>
+    </w:p>
+    <w:p>
+      <w:pPr>
+        <w:keepLines w:val="0"/>
+        <w:ind w:left="288"/>
+      </w:pPr>
+      <w:r>
+        <w:rPr>
+          <w:rFonts w:ascii="Courier New" w:hAnsi="Courier New"/>
+          <w:sz w:val="16"/>
+        </w:rPr>
+        <w:t>// src/modules/sbpgi-document-detail-aggregate/sbpgi-document-detail-aggregate.controller.ts</w:t>
+        <w:br/>
+        <w:t>import { Controller, Get, Param, Query, UseGuards } from '@nestjs/common';</w:t>
+        <w:br/>
+        <w:t>import { HttpHeaderGuard } from '../../guards/http-header.guard';</w:t>
+        <w:br/>
+        <w:t>import { UserId } from '../../common/decorators/user-id.decorator';</w:t>
+        <w:br/>
+        <w:t>import { SbpgiDocumentDetailAggregateService } from './sbpgi-document-detail-aggregate.service';</w:t>
+        <w:br/>
+        <w:t>import { DocumentDetailAggregateQueryDto } from './dto/sbpgi-document-detail-aggregate.dto';</w:t>
+        <w:br/>
+        <w:br/>
+        <w:t>// LLDD BE - API Document Detail Aggregate</w:t>
+        <w:br/>
+        <w:t>// BFF เรียกด้วย x-api-key และแนบ x-user-id / x-user-group-id / x-user-permissions มาให้</w:t>
+        <w:br/>
+        <w:t>@Controller('sbpgi')</w:t>
+        <w:br/>
+        <w:t>@UseGuards(HttpHeaderGuard)</w:t>
+        <w:br/>
+        <w:t>export class SbpgiDocumentDetailAggregateController {</w:t>
+        <w:br/>
+        <w:t xml:space="preserve">  constructor(private readonly service: SbpgiDocumentDetailAggregateService) {}</w:t>
+        <w:br/>
+        <w:br/>
+        <w:t xml:space="preserve">  // GET /api/v1/documents/{docNo} — Document aggregate API</w:t>
+        <w:br/>
+        <w:t xml:space="preserve">  @Get('documents/:docNo')</w:t>
+        <w:br/>
+        <w:t xml:space="preserve">  getDocumentsByDocNo(@Param('docNo') docNo: string, @UserId() userId: string) {</w:t>
+        <w:br/>
+        <w:t xml:space="preserve">    // TODO: ตรวจ x-user-permissions ก่อนเรียก service ถ้า endpoint นี้จำกัดสิทธิ์เมนู</w:t>
+        <w:br/>
+        <w:t xml:space="preserve">    return this.service.getDocumentsByDocNo(docNo, userId);</w:t>
+        <w:br/>
+        <w:t xml:space="preserve">  }</w:t>
+        <w:br/>
+        <w:br/>
+        <w:t xml:space="preserve">  // GET /api/v1/competitors — Competitor lookup</w:t>
+        <w:br/>
+        <w:t xml:space="preserve">  @Get('competitors')</w:t>
+        <w:br/>
+        <w:t xml:space="preserve">  getCompetitors(@Query() query: DocumentDetailAggregateQueryDto, @UserId() userId: string) {</w:t>
+        <w:br/>
+        <w:t xml:space="preserve">    // TODO: ตรวจ x-user-permissions ก่อนเรียก service ถ้า endpoint นี้จำกัดสิทธิ์เมนู</w:t>
+        <w:br/>
+        <w:t xml:space="preserve">    return this.service.getCompetitors(query, userId);</w:t>
+        <w:br/>
+        <w:t xml:space="preserve">  }</w:t>
+        <w:br/>
+        <w:t>}</w:t>
+      </w:r>
+    </w:p>
+    <w:p>
+      <w:pPr>
+        <w:pStyle w:val="Heading3"/>
+        <w:keepNext/>
+        <w:keepLines/>
+        <w:pageBreakBefore w:val="0"/>
+      </w:pPr>
+      <w:r>
+        <w:t>9.3 DTO + Validation</w:t>
+      </w:r>
+    </w:p>
+    <w:p>
+      <w:pPr>
+        <w:keepLines w:val="0"/>
+        <w:ind w:left="288"/>
+      </w:pPr>
+      <w:r>
+        <w:rPr>
+          <w:rFonts w:ascii="Courier New" w:hAnsi="Courier New"/>
+          <w:sz w:val="16"/>
+        </w:rPr>
+        <w:t>// src/modules/sbpgi-document-detail-aggregate/dto/sbpgi-document-detail-aggregate.dto.ts</w:t>
+        <w:br/>
+        <w:t>import { Type } from 'class-transformer';</w:t>
+        <w:br/>
+        <w:t>import {</w:t>
+        <w:br/>
+        <w:t xml:space="preserve">  IsArray, IsBoolean, IsIn, IsInt, IsNotEmpty, IsNumber, IsObject, IsOptional,</w:t>
+        <w:br/>
+        <w:t xml:space="preserve">  IsString, Matches, Max, MaxLength, Min,</w:t>
+        <w:br/>
+        <w:t>} from 'class-validator';</w:t>
+        <w:br/>
+        <w:br/>
+        <w:t>// ValidationPipe ระดับ global ตั้ง whitelist + forbidNonWhitelisted + transform ไว้แล้ว (main.ts)</w:t>
+        <w:br/>
+        <w:t>// property ที่ไม่ประกาศที่นี่จะถูก reject เป็น 400 อัตโนมัติ</w:t>
+        <w:br/>
+        <w:br/>
+        <w:t>// query ร่วมของ GET ทุกเส้นในโมดูลนี้ (path param ใช้ @Param แยก)</w:t>
+        <w:br/>
+        <w:t>export class DocumentDetailAggregateQueryDto {</w:t>
+        <w:br/>
+        <w:t xml:space="preserve">  /** required เฉพาะบาง endpoint — ตรวจซ้ำใน service */</w:t>
+        <w:br/>
+        <w:t xml:space="preserve">  @IsOptional()</w:t>
+        <w:br/>
+        <w:t xml:space="preserve">  @IsString()</w:t>
+        <w:br/>
+        <w:t xml:space="preserve">  q?: string;</w:t>
+        <w:br/>
+        <w:t>}</w:t>
+      </w:r>
+    </w:p>
+    <w:p>
+      <w:pPr>
+        <w:pStyle w:val="Heading3"/>
+        <w:keepNext/>
+        <w:keepLines/>
+        <w:pageBreakBefore w:val="0"/>
+      </w:pPr>
+      <w:r>
+        <w:t>9.4 Service (inject `DATA_SOURCE` + raw SQL)</w:t>
+      </w:r>
+    </w:p>
+    <w:p>
+      <w:pPr>
+        <w:keepNext w:val="0"/>
+      </w:pPr>
+      <w:r>
+        <w:t xml:space="preserve">service ประกาศ method ครบทุกเส้นที่ controller เรียก และ </w:t>
+      </w:r>
+      <w:r>
+        <w:rPr>
+          <w:b/>
+        </w:rPr>
+        <w:t>signature มาจากแหล่งเดียวกับ controller</w:t>
+      </w:r>
+      <w:r>
+        <w:t xml:space="preserve"> (จำนวน/ลำดับพารามิเตอร์จึงตรงกันเสมอ) — เส้นที่ยังไม่ได้ implement เป็น stub ที่ </w:t>
+      </w:r>
+      <w:r>
+        <w:rPr>
+          <w:rFonts w:ascii="Courier New" w:hAnsi="Courier New"/>
+        </w:rPr>
+        <w:t>throw new NotImplementedException(...)</w:t>
+      </w:r>
+      <w:r>
+        <w:t xml:space="preserve"> ให้ TypeScript compile ผ่านตั้งแต่วันแรก</w:t>
+      </w:r>
+    </w:p>
+    <w:p>
+      <w:pPr>
+        <w:keepLines w:val="0"/>
+        <w:ind w:left="288"/>
+      </w:pPr>
+      <w:r>
+        <w:rPr>
+          <w:rFonts w:ascii="Courier New" w:hAnsi="Courier New"/>
+          <w:sz w:val="16"/>
+        </w:rPr>
+        <w:t>// src/modules/sbpgi-document-detail-aggregate/sbpgi-document-detail-aggregate.service.ts</w:t>
+        <w:br/>
+        <w:t>import { Inject, Injectable, Logger, NotFoundException, NotImplementedException } from '@nestjs/common';</w:t>
+        <w:br/>
+        <w:t>import { DataSource } from 'typeorm';</w:t>
+        <w:br/>
+        <w:t>import { SBPGI_SQL } from './sbpgi-document-detail-aggregate.sql';</w:t>
+        <w:br/>
+        <w:br/>
+        <w:t>@Injectable()</w:t>
+        <w:br/>
+        <w:t>export class SbpgiDocumentDetailAggregateService {</w:t>
+        <w:br/>
+        <w:t xml:space="preserve">  private readonly logger = new Logger(SbpgiDocumentDetailAggregateService.name);</w:t>
+        <w:br/>
+        <w:br/>
+        <w:t xml:space="preserve">  constructor(</w:t>
+        <w:br/>
+        <w:t xml:space="preserve">    // DATA_SOURCE override query(): SELECT/WITH ไป slave pool, write ไป master</w:t>
+        <w:br/>
+        <w:t xml:space="preserve">    @Inject('DATA_SOURCE') private readonly dataSource: DataSource,</w:t>
+        <w:br/>
+        <w:t xml:space="preserve">  ) {}</w:t>
+        <w:br/>
+        <w:br/>
+        <w:t xml:space="preserve">  // GET /api/v1/documents/{docNo} — Document aggregate API</w:t>
+        <w:br/>
+        <w:t xml:space="preserve">  async getDocumentsByDocNo(docNo: string, userId: string) {</w:t>
+        <w:br/>
+        <w:t xml:space="preserve">    const page = 1;</w:t>
+        <w:br/>
+        <w:t xml:space="preserve">    const size = 100; // endpoint นี้ไม่มี query param — ไม่แบ่งหน้า</w:t>
+        <w:br/>
+        <w:t xml:space="preserve">    // SQL เต็มอยู่ในหัวข้อ Database SQL ของเอกสารนี้ (คีย์ 'GET /api/v1/documents/{docNo}')</w:t>
+        <w:br/>
+        <w:t xml:space="preserve">    // ⚠️ SQL ตัวอย่างบางเส้นเขียนด้วย named parameter (:size/:offset) แต่ dataSource.query()</w:t>
+        <w:br/>
+        <w:t xml:space="preserve">    //    รับเฉพาะ positional $1..$n — ต้องแปลงชื่อเป็นลำดับก่อน หรือใช้ QueryBuilder แทน</w:t>
+        <w:br/>
+        <w:t xml:space="preserve">    const rows = await this.dataSource.query(SBPGI_SQL.getDocumentsByDocNo, [</w:t>
+        <w:br/>
+        <w:t xml:space="preserve">      // TODO: เรียงพารามิเตอร์ให้ตรงกับ $1..$n ของ SQL จริง</w:t>
+        <w:br/>
+        <w:t xml:space="preserve">      userId, (page - 1) * size, size,</w:t>
+        <w:br/>
+        <w:t xml:space="preserve">    ]);</w:t>
+        <w:br/>
+        <w:t xml:space="preserve">    // TODO: total ต้องมาจาก COUNT(*) แยก query หรือ window function ไม่ใช่ rows.length</w:t>
+        <w:br/>
+        <w:t xml:space="preserve">    return { page, size, total: rows.length, items: rows };</w:t>
+        <w:br/>
+        <w:t xml:space="preserve">  }</w:t>
+        <w:br/>
+        <w:br/>
+        <w:t xml:space="preserve">  // GET /api/v1/competitors — Competitor lookup</w:t>
+        <w:br/>
+        <w:t xml:space="preserve">  async getCompetitors(query: DocumentDetailAggregateQueryDto, userId: string) {</w:t>
+        <w:br/>
+        <w:t xml:space="preserve">    // TODO: implement ตาม business rule ของ GET /api/v1/competitors</w:t>
+        <w:br/>
+        <w:t xml:space="preserve">    //       (SQL อยู่ในหัวข้อ Database SQL คีย์ 'GET /api/v1/competitors')</w:t>
+        <w:br/>
+        <w:t xml:space="preserve">    throw new NotImplementedException('getCompetitors ยังไม่ implement');</w:t>
+        <w:br/>
+        <w:t xml:space="preserve">  }</w:t>
+        <w:br/>
+        <w:t>}</w:t>
+      </w:r>
+    </w:p>
+    <w:p>
+      <w:pPr>
+        <w:pStyle w:val="Heading3"/>
+        <w:keepNext/>
+        <w:keepLines/>
+        <w:pageBreakBefore w:val="0"/>
+      </w:pPr>
+      <w:r>
+        <w:t>9.5 Entity (TypeORM)</w:t>
+      </w:r>
+    </w:p>
+    <w:p>
+      <w:pPr>
+        <w:keepLines w:val="0"/>
+        <w:ind w:left="288"/>
+      </w:pPr>
+      <w:r>
+        <w:rPr>
+          <w:rFonts w:ascii="Courier New" w:hAnsi="Courier New"/>
+          <w:sz w:val="16"/>
+        </w:rPr>
+        <w:t>// src/entitys/compensation-documents.entity.ts</w:t>
+        <w:br/>
+        <w:t>import { Column, Entity, PrimaryColumn } from 'typeorm';</w:t>
+        <w:br/>
+        <w:br/>
+        <w:t>@Entity({ name: 'compensation_documents', schema: process.env.DB_SCHEMA })</w:t>
+        <w:br/>
+        <w:t>export class CompensationDocument {</w:t>
+        <w:br/>
+        <w:t xml:space="preserve">  @PrimaryColumn({ name: 'doc_no', type: 'varchar', length: 12 })</w:t>
+        <w:br/>
+        <w:t xml:space="preserve">  docNo: string;</w:t>
+        <w:br/>
+        <w:br/>
+        <w:t xml:space="preserve">  @Column({ name: 'impact_process_id', type: 'bigint', nullable: true })</w:t>
+        <w:br/>
+        <w:t xml:space="preserve">  impactProcessId?: number;</w:t>
+        <w:br/>
+        <w:br/>
+        <w:t xml:space="preserve">  @Column({ name: 'impacted_store_code', type: 'char', length: 5 })</w:t>
+        <w:br/>
+        <w:t xml:space="preserve">  impactedStoreCode: string;</w:t>
+        <w:br/>
+        <w:br/>
+        <w:t xml:space="preserve">  @Column({ name: 'status_code', type: 'varchar', length: 2 })</w:t>
+        <w:br/>
+        <w:t xml:space="preserve">  statusCode: string;</w:t>
+        <w:br/>
+        <w:br/>
+        <w:t xml:space="preserve">  @Column({ name: 'current_section_code', type: 'varchar', length: 2 })</w:t>
+        <w:br/>
+        <w:t xml:space="preserve">  currentSectionCode: string;</w:t>
+        <w:br/>
+        <w:br/>
+        <w:t xml:space="preserve">  @Column({ name: 'round_no', type: 'int', nullable: true })</w:t>
+        <w:br/>
+        <w:t xml:space="preserve">  roundNo?: number;</w:t>
+        <w:br/>
+        <w:br/>
+        <w:t xml:space="preserve">  @Column({ name: 'loop_no', type: 'int', nullable: true })</w:t>
+        <w:br/>
+        <w:t xml:space="preserve">  loopNo?: number;</w:t>
+        <w:br/>
+        <w:br/>
+        <w:t xml:space="preserve">  @Column({ name: 'statement_id', type: 'varchar', length: 30, nullable: true })</w:t>
+        <w:br/>
+        <w:t xml:space="preserve">  statementId?: string;</w:t>
+        <w:br/>
+        <w:br/>
+        <w:t xml:space="preserve">  @Column({ name: 'statement_date', type: 'date', nullable: true })</w:t>
+        <w:br/>
+        <w:t xml:space="preserve">  statementDate?: Date;</w:t>
+        <w:br/>
+        <w:br/>
+        <w:t xml:space="preserve">  @Column({ name: 'account_year', type: 'int', nullable: true })</w:t>
+        <w:br/>
+        <w:t xml:space="preserve">  accountYear?: number;</w:t>
+        <w:br/>
+        <w:br/>
+        <w:t xml:space="preserve">  @Column({ name: 'account_month', type: 'int', nullable: true })</w:t>
+        <w:br/>
+        <w:t xml:space="preserve">  accountMonth?: number;</w:t>
+        <w:br/>
+        <w:br/>
+        <w:t xml:space="preserve">  @Column({ name: 'compensate_amount', type: 'numeric', precision: 15, scale: 2, nullable: true })</w:t>
+        <w:br/>
+        <w:t xml:space="preserve">  compensateAmount?: string;</w:t>
+        <w:br/>
+        <w:br/>
+        <w:t xml:space="preserve">  @Column({ name: 'allmap_url', type: 'text', nullable: true })</w:t>
+        <w:br/>
+        <w:t xml:space="preserve">  allmapUrl?: string;</w:t>
+        <w:br/>
+        <w:br/>
+        <w:t xml:space="preserve">  @Column({ name: 'approver_snapshot', type: 'jsonb', nullable: true })</w:t>
+        <w:br/>
+        <w:t xml:space="preserve">  approverSnapshot?: Record&lt;string, unknown&gt;;</w:t>
+        <w:br/>
+        <w:br/>
+        <w:t xml:space="preserve">  @Column({ name: 'created_at', type: 'timestamptz', nullable: true })</w:t>
+        <w:br/>
+        <w:t xml:space="preserve">  createdAt?: Date;</w:t>
+        <w:br/>
+        <w:br/>
+        <w:t xml:space="preserve">  @Column({ name: 'updated_at', type: 'timestamptz', nullable: true })</w:t>
+        <w:br/>
+        <w:t xml:space="preserve">  updatedAt?: Date;</w:t>
+        <w:br/>
+        <w:br/>
+        <w:t xml:space="preserve">  // TODO: ตรวจความยาว/precision กับ DDL จริงใน sql/deploy-sbpgi-*.sql ก่อน merge</w:t>
+        <w:br/>
+        <w:t xml:space="preserve">  //       entity ชุดนี้ไม่ประกาศ relation ตาม convention (join ด้วย raw SQL)</w:t>
+        <w:br/>
+        <w:t>}</w:t>
+      </w:r>
+    </w:p>
+    <w:p>
+      <w:pPr>
+        <w:keepLines w:val="0"/>
+        <w:ind w:left="288"/>
+      </w:pPr>
+      <w:r>
+        <w:rPr>
+          <w:rFonts w:ascii="Courier New" w:hAnsi="Courier New"/>
+          <w:sz w:val="16"/>
+        </w:rPr>
+        <w:t>// src/entitys/impacted-stores.entity.ts</w:t>
+        <w:br/>
+        <w:t>import { Column, Entity, PrimaryColumn } from 'typeorm';</w:t>
+        <w:br/>
+        <w:br/>
+        <w:t>@Entity({ name: 'impacted_stores', schema: process.env.DB_SCHEMA })</w:t>
+        <w:br/>
+        <w:t>export class ImpactedStore {</w:t>
+        <w:br/>
+        <w:t xml:space="preserve">  @PrimaryColumn({ name: 'store_code', type: 'char', length: 5 })</w:t>
+        <w:br/>
+        <w:t xml:space="preserve">  storeCode: string;</w:t>
+        <w:br/>
+        <w:br/>
+        <w:t xml:space="preserve">  @Column({ name: 'store_name', type: 'varchar', length: 200 })</w:t>
+        <w:br/>
+        <w:t xml:space="preserve">  storeName: string;</w:t>
+        <w:br/>
+        <w:br/>
+        <w:t xml:space="preserve">  @Column({ name: 'zone_code', type: 'varchar', length: 10, nullable: true })</w:t>
+        <w:br/>
+        <w:t xml:space="preserve">  zoneCode?: string;</w:t>
+        <w:br/>
+        <w:br/>
+        <w:t xml:space="preserve">  @Column({ name: 'region_code', type: 'varchar', length: 10, nullable: true })</w:t>
+        <w:br/>
+        <w:t xml:space="preserve">  regionCode?: string;</w:t>
+        <w:br/>
+        <w:br/>
+        <w:t xml:space="preserve">  @Column({ name: 'store_type', type: 'varchar', length: 5, nullable: true })</w:t>
+        <w:br/>
+        <w:t xml:space="preserve">  storeType?: string;</w:t>
+        <w:br/>
+        <w:br/>
+        <w:t xml:space="preserve">  @Column({ name: 'transfer_sbp_date', type: 'date', nullable: true })</w:t>
+        <w:br/>
+        <w:t xml:space="preserve">  transferSbpDate?: Date;</w:t>
+        <w:br/>
+        <w:br/>
+        <w:t xml:space="preserve">  @Column({ name: 'is_active', type: 'boolean', default: true })</w:t>
+        <w:br/>
+        <w:t xml:space="preserve">  isActive: boolean;</w:t>
+        <w:br/>
+        <w:br/>
+        <w:t xml:space="preserve">  // TODO: ตรวจความยาว/precision กับ DDL จริงใน sql/deploy-sbpgi-*.sql ก่อน merge</w:t>
+        <w:br/>
+        <w:t xml:space="preserve">  //       entity ชุดนี้ไม่ประกาศ relation ตาม convention (join ด้วย raw SQL)</w:t>
+        <w:br/>
+        <w:t>}</w:t>
+      </w:r>
+    </w:p>
+    <w:p>
+      <w:r>
+        <w:t>ตารางที่เหลือของเอกสารนี้ (</w:t>
+      </w:r>
+      <w:r>
+        <w:rPr>
+          <w:rFonts w:ascii="Courier New" w:hAnsi="Courier New"/>
+        </w:rPr>
+        <w:t>document_new_stores</w:t>
+      </w:r>
+      <w:r>
+        <w:t xml:space="preserve">, </w:t>
+      </w:r>
+      <w:r>
+        <w:rPr>
+          <w:rFonts w:ascii="Courier New" w:hAnsi="Courier New"/>
+        </w:rPr>
+        <w:t>document_competitors</w:t>
+      </w:r>
+      <w:r>
+        <w:t xml:space="preserve">, </w:t>
+      </w:r>
+      <w:r>
+        <w:rPr>
+          <w:rFonts w:ascii="Courier New" w:hAnsi="Courier New"/>
+        </w:rPr>
+        <w:t>document_external_factors</w:t>
+      </w:r>
+      <w:r>
+        <w:t xml:space="preserve">, </w:t>
+      </w:r>
+      <w:r>
+        <w:rPr>
+          <w:rFonts w:ascii="Courier New" w:hAnsi="Courier New"/>
+        </w:rPr>
+        <w:t>document_attachments</w:t>
+      </w:r>
+      <w:r>
+        <w:t xml:space="preserve">, </w:t>
+      </w:r>
+      <w:r>
+        <w:rPr>
+          <w:rFonts w:ascii="Courier New" w:hAnsi="Courier New"/>
+        </w:rPr>
+        <w:t>consideration_logs</w:t>
+      </w:r>
+      <w:r>
+        <w:t xml:space="preserve">) ใช้รูปแบบ entity เดียวกัน — คอลัมน์อ้างจาก </w:t>
+      </w:r>
+      <w:r>
+        <w:rPr>
+          <w:rFonts w:ascii="Courier New" w:hAnsi="Courier New"/>
+        </w:rPr>
+        <w:t>Database design</w:t>
+      </w:r>
+    </w:p>
+    <w:p>
+      <w:pPr>
+        <w:pStyle w:val="Heading3"/>
+        <w:keepNext/>
+        <w:keepLines/>
+        <w:pageBreakBefore w:val="0"/>
+      </w:pPr>
+      <w:r>
+        <w:t>9.6 Repository Providers + Module wiring</w:t>
+      </w:r>
+    </w:p>
+    <w:p>
+      <w:pPr>
+        <w:keepLines w:val="0"/>
+        <w:ind w:left="288"/>
+      </w:pPr>
+      <w:r>
+        <w:rPr>
+          <w:rFonts w:ascii="Courier New" w:hAnsi="Courier New"/>
+          <w:sz w:val="16"/>
+        </w:rPr>
+        <w:t>// src/providers/sbpgi/sbpgi.ts — repository provider แบบ factory (ไม่ใช้ TypeOrmModule.forFeature)</w:t>
+        <w:br/>
+        <w:t>// convention ของโฟลเดอร์ providers คือ 1 ไฟล์ต่อโดเมน ตั้งชื่อตามโดเมน (business_user/business_user.ts,</w:t>
+        <w:br/>
+        <w:t>// common_code/common_code.ts …) ไม่ใช่ index.ts</w:t>
+        <w:br/>
+        <w:t>//</w:t>
+        <w:br/>
+        <w:t>// ⚠️ ไฟล์นี้ใช้ร่วมกันทุกเอกสาร BE ของ SBPGI — ให้ **merge array เพิ่ม** เข้าไฟล์เดิม ห้ามเขียนทับ</w:t>
+        <w:br/>
+        <w:t>//    (ชื่อ const แยกต่อเอกสารไว้แล้วเพื่อไม่ให้ชนกัน)</w:t>
+        <w:br/>
+        <w:t>import { DataSource } from 'typeorm';</w:t>
+        <w:br/>
+        <w:t>import { CompensationDocument } from '../../entitys/compensation-documents.entity';</w:t>
+        <w:br/>
+        <w:t>import { ImpactedStore } from '../../entitys/impacted-stores.entity';</w:t>
+        <w:br/>
+        <w:t>import { DocumentNewStore } from '../../entitys/document-new-stores.entity';</w:t>
+        <w:br/>
+        <w:br/>
+        <w:t>export const sbpgiDocumentDetailAggregateProviders = [</w:t>
+        <w:br/>
+        <w:t xml:space="preserve">  {</w:t>
+        <w:br/>
+        <w:t xml:space="preserve">    provide: 'COMPENSATION_DOCUMENT_REPOSITORY',</w:t>
+        <w:br/>
+        <w:t xml:space="preserve">    useFactory: (dataSource: DataSource) =&gt; dataSource.getRepository(CompensationDocument),</w:t>
+        <w:br/>
+        <w:t xml:space="preserve">    inject: ['DATA_SOURCE'],</w:t>
+        <w:br/>
+        <w:t xml:space="preserve">  },</w:t>
+        <w:br/>
+        <w:t xml:space="preserve">  {</w:t>
+        <w:br/>
+        <w:t xml:space="preserve">    provide: 'IMPACTED_STORE_REPOSITORY',</w:t>
+        <w:br/>
+        <w:t xml:space="preserve">    useFactory: (dataSource: DataSource) =&gt; dataSource.getRepository(ImpactedStore),</w:t>
+        <w:br/>
+        <w:t xml:space="preserve">    inject: ['DATA_SOURCE'],</w:t>
+        <w:br/>
+        <w:t xml:space="preserve">  },</w:t>
+        <w:br/>
+        <w:t xml:space="preserve">  {</w:t>
+        <w:br/>
+        <w:t xml:space="preserve">    provide: 'DOCUMENT_NEW_STORE_REPOSITORY',</w:t>
+        <w:br/>
+        <w:t xml:space="preserve">    useFactory: (dataSource: DataSource) =&gt; dataSource.getRepository(DocumentNewStore),</w:t>
+        <w:br/>
+        <w:t xml:space="preserve">    inject: ['DATA_SOURCE'],</w:t>
+        <w:br/>
+        <w:t xml:space="preserve">  },</w:t>
+        <w:br/>
+        <w:t>];</w:t>
+        <w:br/>
+        <w:br/>
+        <w:t>// src/modules/sbpgi-document-detail-aggregate/sbpgi-document-detail-aggregate.module.ts</w:t>
+        <w:br/>
+        <w:t>import { MiddlewareConsumer, Module, NestModule } from '@nestjs/common';</w:t>
+        <w:br/>
+        <w:t>import { DatabaseModule } from '../../database/database.module';</w:t>
+        <w:br/>
+        <w:t>// UserContextMiddleware อ่าน header x-user-id แล้วเซ็ต request.userId ที่ @UserId() ใช้</w:t>
+        <w:br/>
+        <w:t>// — app.module.ts **ไม่ได้** apply แบบ global (มีแค่ HttpContext/LoggerContext) แต่ละโมดูลต้อง apply เอง</w:t>
+        <w:br/>
+        <w:t>// (ดู evaluation-process.module.ts / inform-evaluate.module.ts / cooperation-request.module.ts)</w:t>
+        <w:br/>
+        <w:t>import { UserContextMiddleware } from '../../common/middleware/user-context.middleware';</w:t>
+        <w:br/>
+        <w:t>import { sbpgiDocumentDetailAggregateProviders } from '../../providers/sbpgi/sbpgi';</w:t>
+        <w:br/>
+        <w:t>import { SbpgiDocumentDetailAggregateController } from './sbpgi-document-detail-aggregate.controller';</w:t>
+        <w:br/>
+        <w:t>import { SbpgiDocumentDetailAggregateService } from './sbpgi-document-detail-aggregate.service';</w:t>
+        <w:br/>
+        <w:br/>
+        <w:t>@Module({</w:t>
+        <w:br/>
+        <w:t xml:space="preserve">  imports: [DatabaseModule],</w:t>
+        <w:br/>
+        <w:t xml:space="preserve">  controllers: [SbpgiDocumentDetailAggregateController],</w:t>
+        <w:br/>
+        <w:t xml:space="preserve">  providers: [SbpgiDocumentDetailAggregateService, ...sbpgiDocumentDetailAggregateProviders],</w:t>
+        <w:br/>
+        <w:t xml:space="preserve">  exports: [SbpgiDocumentDetailAggregateService],</w:t>
+        <w:br/>
+        <w:t>})</w:t>
+        <w:br/>
+        <w:t>export class SbpgiDocumentDetailAggregateModule implements NestModule {</w:t>
+        <w:br/>
+        <w:t xml:space="preserve">  configure(consumer: MiddlewareConsumer) {</w:t>
+        <w:br/>
+        <w:t xml:space="preserve">    // ถ้าไม่ apply ตรงนี้ userId จะเป็น undefined เงียบ ๆ ทุก endpoint</w:t>
+        <w:br/>
+        <w:t xml:space="preserve">    consumer.apply(UserContextMiddleware).forRoutes(SbpgiDocumentDetailAggregateController);</w:t>
+        <w:br/>
+        <w:t xml:space="preserve">  }</w:t>
+        <w:br/>
+        <w:t>}</w:t>
+        <w:br/>
+        <w:t>// TODO: register module นี้ใน app.module.ts (imports) พร้อมกับโมดูล SBPGI ตัวอื่น</w:t>
+      </w:r>
+    </w:p>
+    <w:p>
+      <w:pPr>
+        <w:pStyle w:val="Heading3"/>
+        <w:keepNext/>
+        <w:keepLines/>
+        <w:pageBreakBefore w:val="0"/>
+      </w:pPr>
+      <w:r>
+        <w:t>9.7 BFF Proxy (module + controller + client service)</w:t>
+      </w:r>
+    </w:p>
+    <w:p>
+      <w:pPr>
+        <w:keepNext w:val="0"/>
+      </w:pPr>
+      <w:r>
+        <w:t xml:space="preserve">BFF ยังไม่มีฟีเจอร์ประกันรายได้เลย จึงต้องสร้าง module ใหม่ + client service ใหม่ทั้งชุด และเลือก prefix แบบเดียวทั้งโมดูล (ที่นี่ใช้ </w:t>
+      </w:r>
+      <w:r>
+        <w:rPr>
+          <w:rFonts w:ascii="Courier New" w:hAnsi="Courier New"/>
+        </w:rPr>
+        <w:t>/bff/sbpgi/…</w:t>
+      </w:r>
+      <w:r>
+        <w:t xml:space="preserve">) เพื่อไม่ให้ปนแบบที่มี/ไม่มี </w:t>
+      </w:r>
+      <w:r>
+        <w:rPr>
+          <w:rFonts w:ascii="Courier New" w:hAnsi="Courier New"/>
+        </w:rPr>
+        <w:t>/bff</w:t>
+      </w:r>
+      <w:r>
+        <w:t xml:space="preserve"> เหมือนโมดูลเดิม</w:t>
+      </w:r>
+    </w:p>
+    <w:p>
+      <w:pPr>
+        <w:keepLines w:val="0"/>
+        <w:ind w:left="288"/>
+      </w:pPr>
+      <w:r>
+        <w:rPr>
+          <w:rFonts w:ascii="Courier New" w:hAnsi="Courier New"/>
+          <w:sz w:val="16"/>
+        </w:rPr>
+        <w:t>// src/common/client-services/sbpgi-client.service.ts</w:t>
+        <w:br/>
+        <w:t>import { Injectable, Logger, OnModuleInit } from '@nestjs/common';</w:t>
+        <w:br/>
+        <w:t>import { BaseClientService } from './base-client.service';</w:t>
+        <w:br/>
+        <w:br/>
+        <w:t>@Injectable()</w:t>
+        <w:br/>
+        <w:t>export class SbpgiClientService extends BaseClientService implements OnModuleInit {</w:t>
+        <w:br/>
+        <w:t xml:space="preserve">  protected logger: Logger = new Logger(SbpgiClientService.name);</w:t>
+        <w:br/>
+        <w:br/>
+        <w:t xml:space="preserve">  onModuleInit() {</w:t>
+        <w:br/>
+        <w:t xml:space="preserve">    // TODO: ถ้า deploy SBPGI แยก service ให้เพิ่ม API_SBPGI_BACKEND_* ใน AppConfigService</w:t>
+        <w:br/>
+        <w:t xml:space="preserve">    //       ตอนนี้ชี้ store backend ตัวเดียวกับ StoreClientService</w:t>
+        <w:br/>
+        <w:t xml:space="preserve">    this.defaultHeaders[this.config.api.store.key.name] = this.config.api.store.key.value;</w:t>
+        <w:br/>
+        <w:t xml:space="preserve">    this.baseUrl = this.config.api.store.url;</w:t>
+        <w:br/>
+        <w:t xml:space="preserve">  }</w:t>
+        <w:br/>
+        <w:t>}</w:t>
+        <w:br/>
+        <w:t>// BaseClientService แกะ { success, data } ให้แล้ว — service ฝั่ง BFF จึงได้ data ตรง ๆ</w:t>
+        <w:br/>
+        <w:t>// TODO: เพิ่ม SbpgiClientService ใน providers/exports ของ ClientServiceModule (@Global)</w:t>
+      </w:r>
+    </w:p>
+    <w:p>
+      <w:pPr>
+        <w:keepLines w:val="0"/>
+        <w:ind w:left="288"/>
+      </w:pPr>
+      <w:r>
+        <w:rPr>
+          <w:rFonts w:ascii="Courier New" w:hAnsi="Courier New"/>
+          <w:sz w:val="16"/>
+        </w:rPr>
+        <w:t>// src/modules/sbpgi-document-detail-aggregate/sbpgi-document-detail-aggregate.service.ts (BFF)</w:t>
+        <w:br/>
+        <w:t>import { Injectable } from '@nestjs/common';</w:t>
+        <w:br/>
+        <w:t>import { SbpgiClientService } from '@common/client-services/sbpgi-client.service';</w:t>
+        <w:br/>
+        <w:br/>
+        <w:t>@Injectable()</w:t>
+        <w:br/>
+        <w:t>export class SbpgiDocumentDetailAggregateBffService {</w:t>
+        <w:br/>
+        <w:t xml:space="preserve">  constructor(private readonly client: SbpgiClientService) {}</w:t>
+        <w:br/>
+        <w:br/>
+        <w:t xml:space="preserve">  // BFF ไม่มี DB — หน้าที่เดียวคือแนบ user context แล้ว forward</w:t>
+        <w:br/>
+        <w:t xml:space="preserve">  private userHeaders(user: any) {</w:t>
+        <w:br/>
+        <w:t xml:space="preserve">    return {</w:t>
+        <w:br/>
+        <w:t xml:space="preserve">      'x-user-id': user?.userId,</w:t>
+        <w:br/>
+        <w:t xml:space="preserve">      'x-user-group-id': user?.groupId,</w:t>
+        <w:br/>
+        <w:t xml:space="preserve">      'x-user-permissions': (user?.permissions ?? []).join(','),</w:t>
+        <w:br/>
+        <w:t xml:space="preserve">    };</w:t>
+        <w:br/>
+        <w:t xml:space="preserve">  }</w:t>
+        <w:br/>
+        <w:br/>
+        <w:t xml:space="preserve">  getDocumentsByDocNo(docNo: string, params: any, user: any) {</w:t>
+        <w:br/>
+        <w:t xml:space="preserve">    return this.client.get(`/api/v1/documents/${docNo}`, { params, headers: this.userHeaders(user) });</w:t>
+        <w:br/>
+        <w:t xml:space="preserve">  }</w:t>
+        <w:br/>
+        <w:br/>
+        <w:t xml:space="preserve">  getCompetitors(params: any, user: any) {</w:t>
+        <w:br/>
+        <w:t xml:space="preserve">    return this.client.get('/api/v1/competitors', { params, headers: this.userHeaders(user) });</w:t>
+        <w:br/>
+        <w:t xml:space="preserve">  }</w:t>
+        <w:br/>
+        <w:t>}</w:t>
+        <w:br/>
+        <w:br/>
+        <w:t>// ---------- src/modules/sbpgi-document-detail-aggregate/sbpgi-document-detail-aggregate.controller.ts (BFF) ----------</w:t>
+        <w:br/>
+        <w:t>import { Body, Controller, Delete, Get, Param, Post, Put, Query, Req, UseGuards } from '@nestjs/common';</w:t>
+        <w:br/>
+        <w:t>import { AuthGuard } from '@nestjs/passport';</w:t>
+        <w:br/>
+        <w:br/>
+        <w:t>// เลือก prefix แบบเดียวทั้งโมดูล: ใช้ '/bff/sbpgi/...' (ห้ามปนกับแบบไม่มี /bff)</w:t>
+        <w:br/>
+        <w:t>@Controller('bff/sbpgi/document-detail-aggregate')</w:t>
+        <w:br/>
+        <w:t>@UseGuards(AuthGuard('jwt'))</w:t>
+        <w:br/>
+        <w:t>export class SbpgiDocumentDetailAggregateBffController {</w:t>
+        <w:br/>
+        <w:t xml:space="preserve">  constructor(private readonly service: SbpgiDocumentDetailAggregateBffService) {}</w:t>
+        <w:br/>
+        <w:br/>
+        <w:t xml:space="preserve">  // proxy ของ GET /api/v1/documents/{docNo}</w:t>
+        <w:br/>
+        <w:t xml:space="preserve">  @Get('documents/:docNo')</w:t>
+        <w:br/>
+        <w:t xml:space="preserve">  getDocumentsByDocNo(@Param('docNo') docNo: string, @Query() query: any, @Req() req: any) {</w:t>
+        <w:br/>
+        <w:t xml:space="preserve">    return this.service.getDocumentsByDocNo(docNo, query, req.user);</w:t>
+        <w:br/>
+        <w:t xml:space="preserve">  }</w:t>
+        <w:br/>
+        <w:br/>
+        <w:t xml:space="preserve">  // proxy ของ GET /api/v1/competitors</w:t>
+        <w:br/>
+        <w:t xml:space="preserve">  @Get('competitors')</w:t>
+        <w:br/>
+        <w:t xml:space="preserve">  getCompetitors(@Query() query: any, @Req() req: any) {</w:t>
+        <w:br/>
+        <w:t xml:space="preserve">    return this.service.getCompetitors(query, req.user);</w:t>
+        <w:br/>
+        <w:t xml:space="preserve">  }</w:t>
+        <w:br/>
+        <w:t>}</w:t>
+        <w:br/>
+        <w:t>// TODO: register module ใน app.module.ts ของ BFF และเพิ่ม SbpgiClientService ใน ClientServiceModule (@Global)</w:t>
+      </w:r>
+    </w:p>
+    <w:p>
+      <w:pPr>
+        <w:pStyle w:val="Heading1"/>
+        <w:keepNext/>
+        <w:keepLines/>
+        <w:pageBreakBefore w:val="0"/>
+      </w:pPr>
+      <w:r>
+        <w:t>10. Database SQL</w:t>
+      </w:r>
+    </w:p>
+    <w:p>
+      <w:pPr>
+        <w:pStyle w:val="Heading3"/>
+        <w:keepNext/>
+        <w:keepLines/>
+        <w:pageBreakBefore w:val="0"/>
+      </w:pPr>
+      <w:r>
+        <w:t>10.1 ตารางที่อ่าน/เขียน</w:t>
+      </w:r>
+    </w:p>
+    <w:tbl>
+      <w:tblPr>
+        <w:tblStyle w:val="TableGrid"/>
+        <w:tblW w:type="auto" w:w="0"/>
+        <w:jc w:val="center"/>
+        <w:tblLook w:firstColumn="1" w:firstRow="1" w:lastColumn="0" w:lastRow="0" w:noHBand="0" w:noVBand="1" w:val="04A0"/>
+      </w:tblPr>
+      <w:tblGrid>
+        <w:gridCol w:w="3360"/>
+        <w:gridCol w:w="3360"/>
+        <w:gridCol w:w="3360"/>
+      </w:tblGrid>
+      <w:tr>
+        <w:trPr>
+          <w:cantSplit/>
+        </w:trPr>
+        <w:tc>
+          <w:tcPr>
+            <w:tcW w:type="dxa" w:w="3360"/>
+            <w:vAlign w:val="center"/>
+            <w:shd w:fill="E8EEF5"/>
+          </w:tcPr>
+          <w:p>
+            <w:pPr>
+              <w:keepLines/>
+              <w:spacing w:after="0"/>
+            </w:pPr>
             <w:r/>
             <w:r>
               <w:rPr>
                 <w:rFonts w:ascii="Arial" w:hAnsi="Arial" w:eastAsia="Arial"/>
-                <w:b w:val="0"/>
+                <w:b/>
+                <w:sz w:val="18"/>
+              </w:rPr>
+              <w:t>Table / Object</w:t>
+            </w:r>
+          </w:p>
+        </w:tc>
+        <w:tc>
+          <w:tcPr>
+            <w:tcW w:type="dxa" w:w="3360"/>
+            <w:vAlign w:val="center"/>
+            <w:shd w:fill="E8EEF5"/>
+          </w:tcPr>
+          <w:p>
+            <w:pPr>
+              <w:keepLines/>
+              <w:spacing w:after="0"/>
+            </w:pPr>
+            <w:r/>
+            <w:r>
+              <w:rPr>
+                <w:rFonts w:ascii="Arial" w:hAnsi="Arial" w:eastAsia="Arial"/>
+                <w:b/>
+                <w:sz w:val="18"/>
+              </w:rPr>
+              <w:t>R/W</w:t>
+            </w:r>
+          </w:p>
+        </w:tc>
+        <w:tc>
+          <w:tcPr>
+            <w:tcW w:type="dxa" w:w="3360"/>
+            <w:vAlign w:val="center"/>
+            <w:shd w:fill="E8EEF5"/>
+          </w:tcPr>
+          <w:p>
+            <w:pPr>
+              <w:keepLines/>
+              <w:spacing w:after="0"/>
+            </w:pPr>
+            <w:r/>
+            <w:r>
+              <w:rPr>
+                <w:rFonts w:ascii="Arial" w:hAnsi="Arial" w:eastAsia="Arial"/>
+                <w:b/>
+                <w:sz w:val="18"/>
+              </w:rPr>
+              <w:t>Usage</w:t>
+            </w:r>
+          </w:p>
+        </w:tc>
+      </w:tr>
+      <w:tr>
+        <w:trPr>
+          <w:cantSplit/>
+        </w:trPr>
+        <w:tc>
+          <w:tcPr>
+            <w:tcW w:type="dxa" w:w="3360"/>
+            <w:vAlign w:val="center"/>
+          </w:tcPr>
+          <w:p>
+            <w:pPr>
+              <w:keepLines/>
+              <w:spacing w:after="0"/>
+            </w:pPr>
+            <w:r>
+              <w:rPr>
+                <w:rFonts w:ascii="Arial" w:hAnsi="Arial" w:eastAsia="Arial"/>
+                <w:sz w:val="18"/>
+              </w:rPr>
+            </w:r>
+            <w:r>
+              <w:rPr>
+                <w:rFonts w:ascii="Arial" w:hAnsi="Arial" w:eastAsia="Arial"/>
+                <w:sz w:val="18"/>
+              </w:rPr>
+              <w:t>compensation_documents</w:t>
+            </w:r>
+          </w:p>
+        </w:tc>
+        <w:tc>
+          <w:tcPr>
+            <w:tcW w:type="dxa" w:w="3360"/>
+            <w:vAlign w:val="center"/>
+          </w:tcPr>
+          <w:p>
+            <w:pPr>
+              <w:keepLines/>
+              <w:spacing w:after="0"/>
+            </w:pPr>
+            <w:r>
+              <w:rPr>
+                <w:rFonts w:ascii="Arial" w:hAnsi="Arial" w:eastAsia="Arial"/>
+                <w:sz w:val="18"/>
+              </w:rPr>
+            </w:r>
+            <w:r>
+              <w:rPr>
+                <w:rFonts w:ascii="Arial" w:hAnsi="Arial" w:eastAsia="Arial"/>
+                <w:sz w:val="18"/>
+              </w:rPr>
+              <w:t>R</w:t>
+            </w:r>
+          </w:p>
+        </w:tc>
+        <w:tc>
+          <w:tcPr>
+            <w:tcW w:type="dxa" w:w="3360"/>
+            <w:vAlign w:val="center"/>
+          </w:tcPr>
+          <w:p>
+            <w:pPr>
+              <w:keepLines/>
+              <w:spacing w:after="0"/>
+            </w:pPr>
+            <w:r>
+              <w:rPr>
+                <w:rFonts w:ascii="Arial" w:hAnsi="Arial" w:eastAsia="Arial"/>
+                <w:sz w:val="18"/>
+              </w:rPr>
+            </w:r>
+            <w:r>
+              <w:rPr>
+                <w:rFonts w:ascii="Arial" w:hAnsi="Arial" w:eastAsia="Arial"/>
+                <w:sz w:val="18"/>
+              </w:rPr>
+              <w:t>หัวเอกสาร สถานะ และ section ปัจจุบัน</w:t>
+            </w:r>
+          </w:p>
+        </w:tc>
+      </w:tr>
+      <w:tr>
+        <w:trPr>
+          <w:cantSplit/>
+        </w:trPr>
+        <w:tc>
+          <w:tcPr>
+            <w:tcW w:type="dxa" w:w="3360"/>
+            <w:vAlign w:val="center"/>
+          </w:tcPr>
+          <w:p>
+            <w:pPr>
+              <w:keepLines/>
+              <w:spacing w:after="0"/>
+            </w:pPr>
+            <w:r>
+              <w:rPr>
+                <w:rFonts w:ascii="Arial" w:hAnsi="Arial" w:eastAsia="Arial"/>
+                <w:sz w:val="18"/>
+              </w:rPr>
+            </w:r>
+            <w:r>
+              <w:rPr>
+                <w:rFonts w:ascii="Arial" w:hAnsi="Arial" w:eastAsia="Arial"/>
+                <w:sz w:val="18"/>
+              </w:rPr>
+              <w:t>impacted_stores</w:t>
+            </w:r>
+          </w:p>
+        </w:tc>
+        <w:tc>
+          <w:tcPr>
+            <w:tcW w:type="dxa" w:w="3360"/>
+            <w:vAlign w:val="center"/>
+          </w:tcPr>
+          <w:p>
+            <w:pPr>
+              <w:keepLines/>
+              <w:spacing w:after="0"/>
+            </w:pPr>
+            <w:r>
+              <w:rPr>
+                <w:rFonts w:ascii="Arial" w:hAnsi="Arial" w:eastAsia="Arial"/>
+                <w:sz w:val="18"/>
+              </w:rPr>
+            </w:r>
+            <w:r>
+              <w:rPr>
+                <w:rFonts w:ascii="Arial" w:hAnsi="Arial" w:eastAsia="Arial"/>
+                <w:sz w:val="18"/>
+              </w:rPr>
+              <w:t>R</w:t>
+            </w:r>
+          </w:p>
+        </w:tc>
+        <w:tc>
+          <w:tcPr>
+            <w:tcW w:type="dxa" w:w="3360"/>
+            <w:vAlign w:val="center"/>
+          </w:tcPr>
+          <w:p>
+            <w:pPr>
+              <w:keepLines/>
+              <w:spacing w:after="0"/>
+            </w:pPr>
+            <w:r>
+              <w:rPr>
+                <w:rFonts w:ascii="Arial" w:hAnsi="Arial" w:eastAsia="Arial"/>
+                <w:sz w:val="18"/>
+              </w:rPr>
+            </w:r>
+            <w:r>
+              <w:rPr>
+                <w:rFonts w:ascii="Arial" w:hAnsi="Arial" w:eastAsia="Arial"/>
+                <w:sz w:val="18"/>
+              </w:rPr>
+              <w:t>ข้อมูลร้านถูกกระทบ</w:t>
+            </w:r>
+          </w:p>
+        </w:tc>
+      </w:tr>
+      <w:tr>
+        <w:trPr>
+          <w:cantSplit/>
+        </w:trPr>
+        <w:tc>
+          <w:tcPr>
+            <w:tcW w:type="dxa" w:w="3360"/>
+            <w:vAlign w:val="center"/>
+          </w:tcPr>
+          <w:p>
+            <w:pPr>
+              <w:keepLines/>
+              <w:spacing w:after="0"/>
+            </w:pPr>
+            <w:r>
+              <w:rPr>
+                <w:rFonts w:ascii="Arial" w:hAnsi="Arial" w:eastAsia="Arial"/>
+                <w:sz w:val="18"/>
+              </w:rPr>
+            </w:r>
+            <w:r>
+              <w:rPr>
+                <w:rFonts w:ascii="Arial" w:hAnsi="Arial" w:eastAsia="Arial"/>
+                <w:sz w:val="18"/>
+              </w:rPr>
+              <w:t>document_new_stores</w:t>
+            </w:r>
+          </w:p>
+        </w:tc>
+        <w:tc>
+          <w:tcPr>
+            <w:tcW w:type="dxa" w:w="3360"/>
+            <w:vAlign w:val="center"/>
+          </w:tcPr>
+          <w:p>
+            <w:pPr>
+              <w:keepLines/>
+              <w:spacing w:after="0"/>
+            </w:pPr>
+            <w:r>
+              <w:rPr>
+                <w:rFonts w:ascii="Arial" w:hAnsi="Arial" w:eastAsia="Arial"/>
+                <w:sz w:val="18"/>
+              </w:rPr>
+            </w:r>
+            <w:r>
+              <w:rPr>
+                <w:rFonts w:ascii="Arial" w:hAnsi="Arial" w:eastAsia="Arial"/>
+                <w:sz w:val="18"/>
+              </w:rPr>
+              <w:t>R</w:t>
+            </w:r>
+          </w:p>
+        </w:tc>
+        <w:tc>
+          <w:tcPr>
+            <w:tcW w:type="dxa" w:w="3360"/>
+            <w:vAlign w:val="center"/>
+          </w:tcPr>
+          <w:p>
+            <w:pPr>
+              <w:keepLines/>
+              <w:spacing w:after="0"/>
+            </w:pPr>
+            <w:r>
+              <w:rPr>
+                <w:rFonts w:ascii="Arial" w:hAnsi="Arial" w:eastAsia="Arial"/>
+                <w:sz w:val="18"/>
+              </w:rPr>
+            </w:r>
+            <w:r>
+              <w:rPr>
+                <w:rFonts w:ascii="Arial" w:hAnsi="Arial" w:eastAsia="Arial"/>
+                <w:sz w:val="18"/>
+              </w:rPr>
+              <w:t>ร้านเปิดใหม่และ compensate_percent</w:t>
+            </w:r>
+          </w:p>
+        </w:tc>
+      </w:tr>
+      <w:tr>
+        <w:trPr>
+          <w:cantSplit/>
+        </w:trPr>
+        <w:tc>
+          <w:tcPr>
+            <w:tcW w:type="dxa" w:w="3360"/>
+            <w:vAlign w:val="center"/>
+          </w:tcPr>
+          <w:p>
+            <w:pPr>
+              <w:keepLines/>
+              <w:spacing w:after="0"/>
+            </w:pPr>
+            <w:r>
+              <w:rPr>
+                <w:rFonts w:ascii="Arial" w:hAnsi="Arial" w:eastAsia="Arial"/>
+                <w:sz w:val="18"/>
+              </w:rPr>
+            </w:r>
+            <w:r>
+              <w:rPr>
+                <w:rFonts w:ascii="Arial" w:hAnsi="Arial" w:eastAsia="Arial"/>
+                <w:sz w:val="18"/>
+              </w:rPr>
+              <w:t>document_competitors</w:t>
+            </w:r>
+          </w:p>
+        </w:tc>
+        <w:tc>
+          <w:tcPr>
+            <w:tcW w:type="dxa" w:w="3360"/>
+            <w:vAlign w:val="center"/>
+          </w:tcPr>
+          <w:p>
+            <w:pPr>
+              <w:keepLines/>
+              <w:spacing w:after="0"/>
+            </w:pPr>
+            <w:r>
+              <w:rPr>
+                <w:rFonts w:ascii="Arial" w:hAnsi="Arial" w:eastAsia="Arial"/>
+                <w:sz w:val="18"/>
+              </w:rPr>
+            </w:r>
+            <w:r>
+              <w:rPr>
+                <w:rFonts w:ascii="Arial" w:hAnsi="Arial" w:eastAsia="Arial"/>
+                <w:sz w:val="18"/>
+              </w:rPr>
+              <w:t>R</w:t>
+            </w:r>
+          </w:p>
+        </w:tc>
+        <w:tc>
+          <w:tcPr>
+            <w:tcW w:type="dxa" w:w="3360"/>
+            <w:vAlign w:val="center"/>
+          </w:tcPr>
+          <w:p>
+            <w:pPr>
+              <w:keepLines/>
+              <w:spacing w:after="0"/>
+            </w:pPr>
+            <w:r>
+              <w:rPr>
+                <w:rFonts w:ascii="Arial" w:hAnsi="Arial" w:eastAsia="Arial"/>
+                <w:sz w:val="18"/>
+              </w:rPr>
+            </w:r>
+            <w:r>
+              <w:rPr>
+                <w:rFonts w:ascii="Arial" w:hAnsi="Arial" w:eastAsia="Arial"/>
+                <w:sz w:val="18"/>
+              </w:rPr>
+              <w:t>คู่แข่ง</w:t>
+            </w:r>
+          </w:p>
+        </w:tc>
+      </w:tr>
+      <w:tr>
+        <w:trPr>
+          <w:cantSplit/>
+        </w:trPr>
+        <w:tc>
+          <w:tcPr>
+            <w:tcW w:type="dxa" w:w="3360"/>
+            <w:vAlign w:val="center"/>
+          </w:tcPr>
+          <w:p>
+            <w:pPr>
+              <w:keepLines/>
+              <w:spacing w:after="0"/>
+            </w:pPr>
+            <w:r>
+              <w:rPr>
+                <w:rFonts w:ascii="Arial" w:hAnsi="Arial" w:eastAsia="Arial"/>
+                <w:sz w:val="18"/>
+              </w:rPr>
+            </w:r>
+            <w:r>
+              <w:rPr>
+                <w:rFonts w:ascii="Arial" w:hAnsi="Arial" w:eastAsia="Arial"/>
+                <w:sz w:val="18"/>
+              </w:rPr>
+              <w:t>document_external_factors</w:t>
+            </w:r>
+          </w:p>
+        </w:tc>
+        <w:tc>
+          <w:tcPr>
+            <w:tcW w:type="dxa" w:w="3360"/>
+            <w:vAlign w:val="center"/>
+          </w:tcPr>
+          <w:p>
+            <w:pPr>
+              <w:keepLines/>
+              <w:spacing w:after="0"/>
+            </w:pPr>
+            <w:r>
+              <w:rPr>
+                <w:rFonts w:ascii="Arial" w:hAnsi="Arial" w:eastAsia="Arial"/>
+                <w:sz w:val="18"/>
+              </w:rPr>
+            </w:r>
+            <w:r>
+              <w:rPr>
+                <w:rFonts w:ascii="Arial" w:hAnsi="Arial" w:eastAsia="Arial"/>
+                <w:sz w:val="18"/>
+              </w:rPr>
+              <w:t>R</w:t>
+            </w:r>
+          </w:p>
+        </w:tc>
+        <w:tc>
+          <w:tcPr>
+            <w:tcW w:type="dxa" w:w="3360"/>
+            <w:vAlign w:val="center"/>
+          </w:tcPr>
+          <w:p>
+            <w:pPr>
+              <w:keepLines/>
+              <w:spacing w:after="0"/>
+            </w:pPr>
+            <w:r>
+              <w:rPr>
+                <w:rFonts w:ascii="Arial" w:hAnsi="Arial" w:eastAsia="Arial"/>
+                <w:sz w:val="18"/>
+              </w:rPr>
+            </w:r>
+            <w:r>
+              <w:rPr>
+                <w:rFonts w:ascii="Arial" w:hAnsi="Arial" w:eastAsia="Arial"/>
+                <w:sz w:val="18"/>
+              </w:rPr>
+              <w:t>ปัจจัยภายนอก</w:t>
+            </w:r>
+          </w:p>
+        </w:tc>
+      </w:tr>
+      <w:tr>
+        <w:trPr>
+          <w:cantSplit/>
+        </w:trPr>
+        <w:tc>
+          <w:tcPr>
+            <w:tcW w:type="dxa" w:w="3360"/>
+            <w:vAlign w:val="center"/>
+          </w:tcPr>
+          <w:p>
+            <w:pPr>
+              <w:keepLines/>
+              <w:spacing w:after="0"/>
+            </w:pPr>
+            <w:r>
+              <w:rPr>
+                <w:rFonts w:ascii="Arial" w:hAnsi="Arial" w:eastAsia="Arial"/>
+                <w:sz w:val="18"/>
+              </w:rPr>
+            </w:r>
+            <w:r>
+              <w:rPr>
+                <w:rFonts w:ascii="Arial" w:hAnsi="Arial" w:eastAsia="Arial"/>
+                <w:sz w:val="18"/>
+              </w:rPr>
+              <w:t>document_attachments</w:t>
+            </w:r>
+          </w:p>
+        </w:tc>
+        <w:tc>
+          <w:tcPr>
+            <w:tcW w:type="dxa" w:w="3360"/>
+            <w:vAlign w:val="center"/>
+          </w:tcPr>
+          <w:p>
+            <w:pPr>
+              <w:keepLines/>
+              <w:spacing w:after="0"/>
+            </w:pPr>
+            <w:r>
+              <w:rPr>
+                <w:rFonts w:ascii="Arial" w:hAnsi="Arial" w:eastAsia="Arial"/>
+                <w:sz w:val="18"/>
+              </w:rPr>
+            </w:r>
+            <w:r>
+              <w:rPr>
+                <w:rFonts w:ascii="Arial" w:hAnsi="Arial" w:eastAsia="Arial"/>
+                <w:sz w:val="18"/>
+              </w:rPr>
+              <w:t>R</w:t>
+            </w:r>
+          </w:p>
+        </w:tc>
+        <w:tc>
+          <w:tcPr>
+            <w:tcW w:type="dxa" w:w="3360"/>
+            <w:vAlign w:val="center"/>
+          </w:tcPr>
+          <w:p>
+            <w:pPr>
+              <w:keepLines/>
+              <w:spacing w:after="0"/>
+            </w:pPr>
+            <w:r>
+              <w:rPr>
+                <w:rFonts w:ascii="Arial" w:hAnsi="Arial" w:eastAsia="Arial"/>
+                <w:sz w:val="18"/>
+              </w:rPr>
+            </w:r>
+            <w:r>
+              <w:rPr>
+                <w:rFonts w:ascii="Arial" w:hAnsi="Arial" w:eastAsia="Arial"/>
+                <w:sz w:val="18"/>
+              </w:rPr>
+              <w:t>metadata ไฟล์แนบ</w:t>
+            </w:r>
+          </w:p>
+        </w:tc>
+      </w:tr>
+      <w:tr>
+        <w:trPr>
+          <w:cantSplit/>
+        </w:trPr>
+        <w:tc>
+          <w:tcPr>
+            <w:tcW w:type="dxa" w:w="3360"/>
+            <w:vAlign w:val="center"/>
+          </w:tcPr>
+          <w:p>
+            <w:pPr>
+              <w:keepLines/>
+              <w:spacing w:after="0"/>
+            </w:pPr>
+            <w:r>
+              <w:rPr>
+                <w:rFonts w:ascii="Arial" w:hAnsi="Arial" w:eastAsia="Arial"/>
+                <w:sz w:val="18"/>
+              </w:rPr>
+            </w:r>
+            <w:r>
+              <w:rPr>
+                <w:rFonts w:ascii="Arial" w:hAnsi="Arial" w:eastAsia="Arial"/>
+                <w:sz w:val="18"/>
+              </w:rPr>
+              <w:t>consideration_logs</w:t>
+            </w:r>
+          </w:p>
+        </w:tc>
+        <w:tc>
+          <w:tcPr>
+            <w:tcW w:type="dxa" w:w="3360"/>
+            <w:vAlign w:val="center"/>
+          </w:tcPr>
+          <w:p>
+            <w:pPr>
+              <w:keepLines/>
+              <w:spacing w:after="0"/>
+            </w:pPr>
+            <w:r>
+              <w:rPr>
+                <w:rFonts w:ascii="Arial" w:hAnsi="Arial" w:eastAsia="Arial"/>
+                <w:sz w:val="18"/>
+              </w:rPr>
+            </w:r>
+            <w:r>
+              <w:rPr>
+                <w:rFonts w:ascii="Arial" w:hAnsi="Arial" w:eastAsia="Arial"/>
+                <w:sz w:val="18"/>
+              </w:rPr>
+              <w:t>R</w:t>
+            </w:r>
+          </w:p>
+        </w:tc>
+        <w:tc>
+          <w:tcPr>
+            <w:tcW w:type="dxa" w:w="3360"/>
+            <w:vAlign w:val="center"/>
+          </w:tcPr>
+          <w:p>
+            <w:pPr>
+              <w:keepLines/>
+              <w:spacing w:after="0"/>
+            </w:pPr>
+            <w:r>
+              <w:rPr>
+                <w:rFonts w:ascii="Arial" w:hAnsi="Arial" w:eastAsia="Arial"/>
+                <w:sz w:val="18"/>
+              </w:rPr>
+            </w:r>
+            <w:r>
+              <w:rPr>
+                <w:rFonts w:ascii="Arial" w:hAnsi="Arial" w:eastAsia="Arial"/>
+                <w:sz w:val="18"/>
+              </w:rPr>
+              <w:t>timeline/history</w:t>
+            </w:r>
+          </w:p>
+        </w:tc>
+      </w:tr>
+    </w:tbl>
+    <w:p/>
+    <w:p>
+      <w:pPr>
+        <w:pStyle w:val="Heading3"/>
+        <w:keepNext/>
+        <w:keepLines/>
+        <w:pageBreakBefore w:val="0"/>
+      </w:pPr>
+      <w:r>
+        <w:t>10.2 SQL จริงต่อ Endpoint</w:t>
+      </w:r>
+    </w:p>
+    <w:p>
+      <w:pPr>
+        <w:keepNext w:val="0"/>
+      </w:pPr>
+      <w:r>
+        <w:rPr>
+          <w:b/>
+        </w:rPr>
+        <w:t>GET /api/v1/documents/{docNo}</w:t>
+      </w:r>
+      <w:r>
+        <w:t xml:space="preserve"> — Document aggregate API</w:t>
+      </w:r>
+    </w:p>
+    <w:p>
+      <w:pPr>
+        <w:keepLines w:val="0"/>
+        <w:ind w:left="288"/>
+      </w:pPr>
+      <w:r>
+        <w:rPr>
+          <w:rFonts w:ascii="Courier New" w:hAnsi="Courier New"/>
+          <w:sz w:val="16"/>
+        </w:rPr>
+        <w:t>-- ⚠️ SQL นี้ใช้ named parameter (:name) แต่ `dataSource.query()` ของ store-backend</w:t>
+        <w:br/>
+        <w:t>--    รับเฉพาะ positional $1..$n — ต้องแปลงเป็นลำดับ หรือรันผ่าน QueryBuilder</w:t>
+        <w:br/>
+        <w:t>-- โหลดเอกสารฉบับเต็ม 12 ส่วนในคำขอเดียว</w:t>
+        <w:br/>
+        <w:t>SELECT * FROM compensation_documents      WHERE doc_no = :docNo;</w:t>
+        <w:br/>
+        <w:t>SELECT * FROM document_new_stores          WHERE doc_no = :docNo;</w:t>
+        <w:br/>
+        <w:t>SELECT * FROM document_competitors         WHERE doc_no = :docNo;</w:t>
+        <w:br/>
+        <w:t>SELECT * FROM document_external_factors    WHERE doc_no = :docNo;</w:t>
+        <w:br/>
+        <w:t>SELECT * FROM document_attachments         WHERE doc_no = :docNo;</w:t>
+        <w:br/>
+        <w:t>SELECT * FROM consideration_logs           WHERE doc_no = :docNo ORDER BY action_datetime;</w:t>
+      </w:r>
+    </w:p>
+    <w:p>
+      <w:r>
+        <w:rPr>
+          <w:b/>
+        </w:rPr>
+        <w:t>GET /api/v1/competitors</w:t>
+      </w:r>
+      <w:r>
+        <w:t xml:space="preserve"> — Competitor lookup</w:t>
+      </w:r>
+    </w:p>
+    <w:p>
+      <w:pPr>
+        <w:keepLines w:val="0"/>
+        <w:ind w:left="288"/>
+      </w:pPr>
+      <w:r>
+        <w:rPr>
+          <w:rFonts w:ascii="Courier New" w:hAnsi="Courier New"/>
+          <w:sz w:val="16"/>
+        </w:rPr>
+        <w:t>-- ⚠️ SQL นี้ใช้ named parameter (:name) แต่ `dataSource.query()` ของ store-backend</w:t>
+        <w:br/>
+        <w:t>--    รับเฉพาะ positional $1..$n — ต้องแปลงเป็นลำดับ หรือรันผ่าน QueryBuilder</w:t>
+        <w:br/>
+        <w:t>SELECT competitor_code, competitor_name</w:t>
+        <w:br/>
+        <w:t>FROM competitors</w:t>
+        <w:br/>
+        <w:t>WHERE :q IS NULL OR competitor_name LIKE :q</w:t>
+        <w:br/>
+        <w:t>ORDER BY competitor_name;</w:t>
+      </w:r>
+    </w:p>
+    <w:p>
+      <w:pPr>
+        <w:pStyle w:val="Heading3"/>
+        <w:keepNext/>
+        <w:keepLines/>
+        <w:pageBreakBefore w:val="0"/>
+      </w:pPr>
+      <w:r>
+        <w:t>10.3 Index / Constraint ที่ควรมี (ข้อเสนอ)</w:t>
+      </w:r>
+    </w:p>
+    <w:tbl>
+      <w:tblPr>
+        <w:tblStyle w:val="TableGrid"/>
+        <w:tblW w:type="auto" w:w="0"/>
+        <w:jc w:val="center"/>
+        <w:tblLook w:firstColumn="1" w:firstRow="1" w:lastColumn="0" w:lastRow="0" w:noHBand="0" w:noVBand="1" w:val="04A0"/>
+      </w:tblPr>
+      <w:tblGrid>
+        <w:gridCol w:w="3360"/>
+        <w:gridCol w:w="3360"/>
+        <w:gridCol w:w="3360"/>
+      </w:tblGrid>
+      <w:tr>
+        <w:trPr>
+          <w:cantSplit/>
+        </w:trPr>
+        <w:tc>
+          <w:tcPr>
+            <w:tcW w:type="dxa" w:w="3360"/>
+            <w:vAlign w:val="center"/>
+            <w:shd w:fill="E8EEF5"/>
+          </w:tcPr>
+          <w:p>
+            <w:pPr>
+              <w:keepLines/>
+              <w:spacing w:after="0"/>
+            </w:pPr>
+            <w:r/>
+            <w:r>
+              <w:rPr>
+                <w:rFonts w:ascii="Arial" w:hAnsi="Arial" w:eastAsia="Arial"/>
+                <w:b/>
+                <w:sz w:val="18"/>
+              </w:rPr>
+              <w:t>Table</w:t>
+            </w:r>
+          </w:p>
+        </w:tc>
+        <w:tc>
+          <w:tcPr>
+            <w:tcW w:type="dxa" w:w="3360"/>
+            <w:vAlign w:val="center"/>
+            <w:shd w:fill="E8EEF5"/>
+          </w:tcPr>
+          <w:p>
+            <w:pPr>
+              <w:keepLines/>
+              <w:spacing w:after="0"/>
+            </w:pPr>
+            <w:r/>
+            <w:r>
+              <w:rPr>
+                <w:rFonts w:ascii="Arial" w:hAnsi="Arial" w:eastAsia="Arial"/>
+                <w:b/>
+                <w:sz w:val="18"/>
+              </w:rPr>
+              <w:t>DDL ที่เสนอ</w:t>
+            </w:r>
+          </w:p>
+        </w:tc>
+        <w:tc>
+          <w:tcPr>
+            <w:tcW w:type="dxa" w:w="3360"/>
+            <w:vAlign w:val="center"/>
+            <w:shd w:fill="E8EEF5"/>
+          </w:tcPr>
+          <w:p>
+            <w:pPr>
+              <w:keepLines/>
+              <w:spacing w:after="0"/>
+            </w:pPr>
+            <w:r/>
+            <w:r>
+              <w:rPr>
+                <w:rFonts w:ascii="Arial" w:hAnsi="Arial" w:eastAsia="Arial"/>
+                <w:b/>
+                <w:sz w:val="18"/>
+              </w:rPr>
+              <w:t>ที่มา / หมายเหตุ</w:t>
+            </w:r>
+          </w:p>
+        </w:tc>
+      </w:tr>
+      <w:tr>
+        <w:trPr>
+          <w:cantSplit/>
+        </w:trPr>
+        <w:tc>
+          <w:tcPr>
+            <w:tcW w:type="dxa" w:w="3360"/>
+            <w:vAlign w:val="center"/>
+          </w:tcPr>
+          <w:p>
+            <w:pPr>
+              <w:keepLines/>
+              <w:spacing w:after="0"/>
+            </w:pPr>
+            <w:r>
+              <w:rPr>
+                <w:rFonts w:ascii="Arial" w:hAnsi="Arial" w:eastAsia="Arial"/>
+                <w:sz w:val="18"/>
+              </w:rPr>
+            </w:r>
+            <w:r>
+              <w:rPr>
+                <w:rFonts w:ascii="Arial" w:hAnsi="Arial" w:eastAsia="Arial"/>
+                <w:sz w:val="18"/>
+              </w:rPr>
+              <w:t>compensation_documents</w:t>
+            </w:r>
+          </w:p>
+        </w:tc>
+        <w:tc>
+          <w:tcPr>
+            <w:tcW w:type="dxa" w:w="3360"/>
+            <w:vAlign w:val="center"/>
+          </w:tcPr>
+          <w:p>
+            <w:pPr>
+              <w:keepLines/>
+              <w:spacing w:after="0"/>
+            </w:pPr>
+            <w:r>
+              <w:rPr>
+                <w:rFonts w:ascii="Arial" w:hAnsi="Arial" w:eastAsia="Arial"/>
+                <w:sz w:val="18"/>
+              </w:rPr>
+            </w:r>
+            <w:r>
+              <w:rPr>
+                <w:rFonts w:ascii="Arial" w:hAnsi="Arial" w:eastAsia="Arial"/>
+                <w:sz w:val="18"/>
+              </w:rPr>
+              <w:t>CREATE UNIQUE INDEX uk_compensation_documents_business ON compensation_documents (impacted_store_code, account_year, account_month, round_no);</w:t>
+            </w:r>
+          </w:p>
+        </w:tc>
+        <w:tc>
+          <w:tcPr>
+            <w:tcW w:type="dxa" w:w="3360"/>
+            <w:vAlign w:val="center"/>
+          </w:tcPr>
+          <w:p>
+            <w:pPr>
+              <w:keepLines/>
+              <w:spacing w:after="0"/>
+            </w:pPr>
+            <w:r>
+              <w:rPr>
+                <w:rFonts w:ascii="Arial" w:hAnsi="Arial" w:eastAsia="Arial"/>
+                <w:sz w:val="18"/>
+              </w:rPr>
+            </w:r>
+            <w:r>
+              <w:rPr>
+                <w:rFonts w:ascii="Arial" w:hAnsi="Arial" w:eastAsia="Arial"/>
+                <w:sz w:val="18"/>
+              </w:rPr>
+              <w:t>ข้อเสนอ — อนุมานจากเงื่อนไข query ที่เอกสารนี้ระบุ ต้องยืนยันกับ DBA ก่อนใช้จริง</w:t>
+            </w:r>
+          </w:p>
+        </w:tc>
+      </w:tr>
+      <w:tr>
+        <w:trPr>
+          <w:cantSplit/>
+        </w:trPr>
+        <w:tc>
+          <w:tcPr>
+            <w:tcW w:type="dxa" w:w="3360"/>
+            <w:vAlign w:val="center"/>
+          </w:tcPr>
+          <w:p>
+            <w:pPr>
+              <w:keepLines/>
+              <w:spacing w:after="0"/>
+            </w:pPr>
+            <w:r>
+              <w:rPr>
+                <w:rFonts w:ascii="Arial" w:hAnsi="Arial" w:eastAsia="Arial"/>
+                <w:sz w:val="18"/>
+              </w:rPr>
+            </w:r>
+            <w:r>
+              <w:rPr>
+                <w:rFonts w:ascii="Arial" w:hAnsi="Arial" w:eastAsia="Arial"/>
+                <w:sz w:val="18"/>
+              </w:rPr>
+              <w:t>document_new_stores</w:t>
+            </w:r>
+          </w:p>
+        </w:tc>
+        <w:tc>
+          <w:tcPr>
+            <w:tcW w:type="dxa" w:w="3360"/>
+            <w:vAlign w:val="center"/>
+          </w:tcPr>
+          <w:p>
+            <w:pPr>
+              <w:keepLines/>
+              <w:spacing w:after="0"/>
+            </w:pPr>
+            <w:r>
+              <w:rPr>
+                <w:rFonts w:ascii="Arial" w:hAnsi="Arial" w:eastAsia="Arial"/>
+                <w:sz w:val="18"/>
+              </w:rPr>
+            </w:r>
+            <w:r>
+              <w:rPr>
+                <w:rFonts w:ascii="Arial" w:hAnsi="Arial" w:eastAsia="Arial"/>
+                <w:sz w:val="18"/>
+              </w:rPr>
+              <w:t>CREATE INDEX idx_document_new_stores_doc_no ON document_new_stores (doc_no);</w:t>
+            </w:r>
+          </w:p>
+        </w:tc>
+        <w:tc>
+          <w:tcPr>
+            <w:tcW w:type="dxa" w:w="3360"/>
+            <w:vAlign w:val="center"/>
+          </w:tcPr>
+          <w:p>
+            <w:pPr>
+              <w:keepLines/>
+              <w:spacing w:after="0"/>
+            </w:pPr>
+            <w:r>
+              <w:rPr>
+                <w:rFonts w:ascii="Arial" w:hAnsi="Arial" w:eastAsia="Arial"/>
+                <w:sz w:val="18"/>
+              </w:rPr>
+            </w:r>
+            <w:r>
+              <w:rPr>
+                <w:rFonts w:ascii="Arial" w:hAnsi="Arial" w:eastAsia="Arial"/>
+                <w:sz w:val="18"/>
+              </w:rPr>
+              <w:t>ข้อเสนอ — อนุมานจากเงื่อนไข query ที่เอกสารนี้ระบุ ต้องยืนยันกับ DBA ก่อนใช้จริง</w:t>
+            </w:r>
+          </w:p>
+        </w:tc>
+      </w:tr>
+      <w:tr>
+        <w:trPr>
+          <w:cantSplit/>
+        </w:trPr>
+        <w:tc>
+          <w:tcPr>
+            <w:tcW w:type="dxa" w:w="3360"/>
+            <w:vAlign w:val="center"/>
+          </w:tcPr>
+          <w:p>
+            <w:pPr>
+              <w:keepLines/>
+              <w:spacing w:after="0"/>
+            </w:pPr>
+            <w:r>
+              <w:rPr>
+                <w:rFonts w:ascii="Arial" w:hAnsi="Arial" w:eastAsia="Arial"/>
+                <w:sz w:val="18"/>
+              </w:rPr>
+            </w:r>
+            <w:r>
+              <w:rPr>
+                <w:rFonts w:ascii="Arial" w:hAnsi="Arial" w:eastAsia="Arial"/>
+                <w:sz w:val="18"/>
+              </w:rPr>
+              <w:t>document_competitors</w:t>
+            </w:r>
+          </w:p>
+        </w:tc>
+        <w:tc>
+          <w:tcPr>
+            <w:tcW w:type="dxa" w:w="3360"/>
+            <w:vAlign w:val="center"/>
+          </w:tcPr>
+          <w:p>
+            <w:pPr>
+              <w:keepLines/>
+              <w:spacing w:after="0"/>
+            </w:pPr>
+            <w:r>
+              <w:rPr>
+                <w:rFonts w:ascii="Arial" w:hAnsi="Arial" w:eastAsia="Arial"/>
+                <w:sz w:val="18"/>
+              </w:rPr>
+            </w:r>
+            <w:r>
+              <w:rPr>
+                <w:rFonts w:ascii="Arial" w:hAnsi="Arial" w:eastAsia="Arial"/>
+                <w:sz w:val="18"/>
+              </w:rPr>
+              <w:t>CREATE INDEX idx_document_competitors_doc_no ON document_competitors (doc_no, source_system);</w:t>
+            </w:r>
+          </w:p>
+        </w:tc>
+        <w:tc>
+          <w:tcPr>
+            <w:tcW w:type="dxa" w:w="3360"/>
+            <w:vAlign w:val="center"/>
+          </w:tcPr>
+          <w:p>
+            <w:pPr>
+              <w:keepLines/>
+              <w:spacing w:after="0"/>
+            </w:pPr>
+            <w:r>
+              <w:rPr>
+                <w:rFonts w:ascii="Arial" w:hAnsi="Arial" w:eastAsia="Arial"/>
+                <w:sz w:val="18"/>
+              </w:rPr>
+            </w:r>
+            <w:r>
+              <w:rPr>
+                <w:rFonts w:ascii="Arial" w:hAnsi="Arial" w:eastAsia="Arial"/>
+                <w:sz w:val="18"/>
+              </w:rPr>
+              <w:t>ข้อเสนอ — อนุมานจากเงื่อนไข query ที่เอกสารนี้ระบุ ต้องยืนยันกับ DBA ก่อนใช้จริง</w:t>
+            </w:r>
+          </w:p>
+        </w:tc>
+      </w:tr>
+      <w:tr>
+        <w:trPr>
+          <w:cantSplit/>
+        </w:trPr>
+        <w:tc>
+          <w:tcPr>
+            <w:tcW w:type="dxa" w:w="3360"/>
+            <w:vAlign w:val="center"/>
+          </w:tcPr>
+          <w:p>
+            <w:pPr>
+              <w:keepLines/>
+              <w:spacing w:after="0"/>
+            </w:pPr>
+            <w:r>
+              <w:rPr>
+                <w:rFonts w:ascii="Arial" w:hAnsi="Arial" w:eastAsia="Arial"/>
+                <w:sz w:val="18"/>
+              </w:rPr>
+            </w:r>
+            <w:r>
+              <w:rPr>
+                <w:rFonts w:ascii="Arial" w:hAnsi="Arial" w:eastAsia="Arial"/>
+                <w:sz w:val="18"/>
+              </w:rPr>
+              <w:t>document_external_factors</w:t>
+            </w:r>
+          </w:p>
+        </w:tc>
+        <w:tc>
+          <w:tcPr>
+            <w:tcW w:type="dxa" w:w="3360"/>
+            <w:vAlign w:val="center"/>
+          </w:tcPr>
+          <w:p>
+            <w:pPr>
+              <w:keepLines/>
+              <w:spacing w:after="0"/>
+            </w:pPr>
+            <w:r>
+              <w:rPr>
+                <w:rFonts w:ascii="Arial" w:hAnsi="Arial" w:eastAsia="Arial"/>
+                <w:sz w:val="18"/>
+              </w:rPr>
+            </w:r>
+            <w:r>
+              <w:rPr>
+                <w:rFonts w:ascii="Arial" w:hAnsi="Arial" w:eastAsia="Arial"/>
+                <w:sz w:val="18"/>
+              </w:rPr>
+              <w:t>CREATE INDEX idx_document_external_factors_doc_no ON document_external_factors (doc_no);</w:t>
+            </w:r>
+          </w:p>
+        </w:tc>
+        <w:tc>
+          <w:tcPr>
+            <w:tcW w:type="dxa" w:w="3360"/>
+            <w:vAlign w:val="center"/>
+          </w:tcPr>
+          <w:p>
+            <w:pPr>
+              <w:keepLines/>
+              <w:spacing w:after="0"/>
+            </w:pPr>
+            <w:r>
+              <w:rPr>
+                <w:rFonts w:ascii="Arial" w:hAnsi="Arial" w:eastAsia="Arial"/>
+                <w:sz w:val="18"/>
+              </w:rPr>
+            </w:r>
+            <w:r>
+              <w:rPr>
+                <w:rFonts w:ascii="Arial" w:hAnsi="Arial" w:eastAsia="Arial"/>
+                <w:sz w:val="18"/>
+              </w:rPr>
+              <w:t>ข้อเสนอ — อนุมานจากเงื่อนไข query ที่เอกสารนี้ระบุ ต้องยืนยันกับ DBA ก่อนใช้จริง</w:t>
+            </w:r>
+          </w:p>
+        </w:tc>
+      </w:tr>
+      <w:tr>
+        <w:trPr>
+          <w:cantSplit/>
+        </w:trPr>
+        <w:tc>
+          <w:tcPr>
+            <w:tcW w:type="dxa" w:w="3360"/>
+            <w:vAlign w:val="center"/>
+          </w:tcPr>
+          <w:p>
+            <w:pPr>
+              <w:keepLines/>
+              <w:spacing w:after="0"/>
+            </w:pPr>
+            <w:r>
+              <w:rPr>
+                <w:rFonts w:ascii="Arial" w:hAnsi="Arial" w:eastAsia="Arial"/>
+                <w:sz w:val="18"/>
+              </w:rPr>
+            </w:r>
+            <w:r>
+              <w:rPr>
+                <w:rFonts w:ascii="Arial" w:hAnsi="Arial" w:eastAsia="Arial"/>
+                <w:sz w:val="18"/>
+              </w:rPr>
+              <w:t>document_attachments</w:t>
+            </w:r>
+          </w:p>
+        </w:tc>
+        <w:tc>
+          <w:tcPr>
+            <w:tcW w:type="dxa" w:w="3360"/>
+            <w:vAlign w:val="center"/>
+          </w:tcPr>
+          <w:p>
+            <w:pPr>
+              <w:keepLines/>
+              <w:spacing w:after="0"/>
+            </w:pPr>
+            <w:r>
+              <w:rPr>
+                <w:rFonts w:ascii="Arial" w:hAnsi="Arial" w:eastAsia="Arial"/>
+                <w:sz w:val="18"/>
+              </w:rPr>
+            </w:r>
+            <w:r>
+              <w:rPr>
+                <w:rFonts w:ascii="Arial" w:hAnsi="Arial" w:eastAsia="Arial"/>
+                <w:sz w:val="18"/>
+              </w:rPr>
+              <w:t>CREATE INDEX idx_document_attachments_doc_no ON document_attachments (doc_no, section_code);</w:t>
+            </w:r>
+          </w:p>
+        </w:tc>
+        <w:tc>
+          <w:tcPr>
+            <w:tcW w:type="dxa" w:w="3360"/>
+            <w:vAlign w:val="center"/>
+          </w:tcPr>
+          <w:p>
+            <w:pPr>
+              <w:keepLines/>
+              <w:spacing w:after="0"/>
+            </w:pPr>
+            <w:r>
+              <w:rPr>
+                <w:rFonts w:ascii="Arial" w:hAnsi="Arial" w:eastAsia="Arial"/>
+                <w:sz w:val="18"/>
+              </w:rPr>
+            </w:r>
+            <w:r>
+              <w:rPr>
+                <w:rFonts w:ascii="Arial" w:hAnsi="Arial" w:eastAsia="Arial"/>
+                <w:sz w:val="18"/>
+              </w:rPr>
+              <w:t>ข้อเสนอ — อนุมานจากเงื่อนไข query ที่เอกสารนี้ระบุ ต้องยืนยันกับ DBA ก่อนใช้จริง</w:t>
+            </w:r>
+          </w:p>
+        </w:tc>
+      </w:tr>
+      <w:tr>
+        <w:trPr>
+          <w:cantSplit/>
+        </w:trPr>
+        <w:tc>
+          <w:tcPr>
+            <w:tcW w:type="dxa" w:w="3360"/>
+            <w:vAlign w:val="center"/>
+          </w:tcPr>
+          <w:p>
+            <w:pPr>
+              <w:keepLines/>
+              <w:spacing w:after="0"/>
+            </w:pPr>
+            <w:r>
+              <w:rPr>
+                <w:rFonts w:ascii="Arial" w:hAnsi="Arial" w:eastAsia="Arial"/>
+                <w:sz w:val="18"/>
+              </w:rPr>
+            </w:r>
+            <w:r>
+              <w:rPr>
+                <w:rFonts w:ascii="Arial" w:hAnsi="Arial" w:eastAsia="Arial"/>
+                <w:sz w:val="18"/>
+              </w:rPr>
+              <w:t>consideration_logs</w:t>
+            </w:r>
+          </w:p>
+        </w:tc>
+        <w:tc>
+          <w:tcPr>
+            <w:tcW w:type="dxa" w:w="3360"/>
+            <w:vAlign w:val="center"/>
+          </w:tcPr>
+          <w:p>
+            <w:pPr>
+              <w:keepLines/>
+              <w:spacing w:after="0"/>
+            </w:pPr>
+            <w:r>
+              <w:rPr>
+                <w:rFonts w:ascii="Arial" w:hAnsi="Arial" w:eastAsia="Arial"/>
+                <w:sz w:val="18"/>
+              </w:rPr>
+            </w:r>
+            <w:r>
+              <w:rPr>
+                <w:rFonts w:ascii="Arial" w:hAnsi="Arial" w:eastAsia="Arial"/>
+                <w:sz w:val="18"/>
+              </w:rPr>
+              <w:t>CREATE INDEX idx_consideration_logs_doc_no ON consideration_logs (doc_no, action_datetime DESC);</w:t>
+            </w:r>
+          </w:p>
+        </w:tc>
+        <w:tc>
+          <w:tcPr>
+            <w:tcW w:type="dxa" w:w="3360"/>
+            <w:vAlign w:val="center"/>
+          </w:tcPr>
+          <w:p>
+            <w:pPr>
+              <w:keepLines/>
+              <w:spacing w:after="0"/>
+            </w:pPr>
+            <w:r>
+              <w:rPr>
+                <w:rFonts w:ascii="Arial" w:hAnsi="Arial" w:eastAsia="Arial"/>
+                <w:sz w:val="18"/>
+              </w:rPr>
+            </w:r>
+            <w:r>
+              <w:rPr>
+                <w:rFonts w:ascii="Arial" w:hAnsi="Arial" w:eastAsia="Arial"/>
+                <w:sz w:val="18"/>
+              </w:rPr>
+              <w:t>ข้อเสนอ — อนุมานจากเงื่อนไข query ที่เอกสารนี้ระบุ ต้องยืนยันกับ DBA ก่อนใช้จริง</w:t>
+            </w:r>
+          </w:p>
+        </w:tc>
+      </w:tr>
+    </w:tbl>
+    <w:p/>
+    <w:p>
+      <w:r>
+        <w:t xml:space="preserve">ทั้งหมดเป็น </w:t>
+      </w:r>
+      <w:r>
+        <w:rPr>
+          <w:b/>
+        </w:rPr>
+        <w:t>ข้อเสนอ</w:t>
+      </w:r>
+      <w:r>
+        <w:t xml:space="preserve"> ไม่ใช่ข้อกำหนดจาก ข้อกำหนดทางธุรกิจ — ให้ตรวจกับ </w:t>
+      </w:r>
+      <w:r>
+        <w:rPr>
+          <w:rFonts w:ascii="Courier New" w:hAnsi="Courier New"/>
+        </w:rPr>
+        <w:t>EXPLAIN ANALYZE</w:t>
+      </w:r>
+      <w:r>
+        <w:t xml:space="preserve"> บนข้อมูลจริง และรวมเข้าไฟล์ </w:t>
+      </w:r>
+      <w:r>
+        <w:rPr>
+          <w:rFonts w:ascii="Courier New" w:hAnsi="Courier New"/>
+        </w:rPr>
+        <w:t>sql/deploy-sbpgi-*.sql</w:t>
+      </w:r>
+      <w:r>
+        <w:t xml:space="preserve"> แบบ idempotent (</w:t>
+      </w:r>
+      <w:r>
+        <w:rPr>
+          <w:rFonts w:ascii="Courier New" w:hAnsi="Courier New"/>
+        </w:rPr>
+        <w:t>CREATE INDEX IF NOT EXISTS</w:t>
+      </w:r>
+      <w:r>
+        <w:t>) ตาม pattern ที่ทีมใช้อยู่</w:t>
+      </w:r>
+    </w:p>
+    <w:p>
+      <w:pPr>
+        <w:pStyle w:val="Heading1"/>
+        <w:keepNext/>
+        <w:keepLines/>
+        <w:pageBreakBefore w:val="0"/>
+      </w:pPr>
+      <w:r>
+        <w:t>11. Processing Flow</w:t>
+      </w:r>
+    </w:p>
+    <w:tbl>
+      <w:tblPr>
+        <w:tblStyle w:val="TableGrid"/>
+        <w:tblW w:type="auto" w:w="0"/>
+        <w:jc w:val="center"/>
+        <w:tblLook w:firstColumn="1" w:firstRow="1" w:lastColumn="0" w:lastRow="0" w:noHBand="0" w:noVBand="1" w:val="04A0"/>
+      </w:tblPr>
+      <w:tblGrid>
+        <w:gridCol w:w="5040"/>
+        <w:gridCol w:w="5040"/>
+      </w:tblGrid>
+      <w:tr>
+        <w:trPr>
+          <w:cantSplit/>
+        </w:trPr>
+        <w:tc>
+          <w:tcPr>
+            <w:tcW w:type="dxa" w:w="5040"/>
+            <w:vAlign w:val="center"/>
+            <w:shd w:fill="E8EEF5"/>
+          </w:tcPr>
+          <w:p>
+            <w:pPr>
+              <w:keepLines/>
+              <w:spacing w:after="0"/>
+            </w:pPr>
+            <w:r/>
+            <w:r>
+              <w:rPr>
+                <w:rFonts w:ascii="Arial" w:hAnsi="Arial" w:eastAsia="Arial"/>
+                <w:b/>
+                <w:sz w:val="18"/>
+              </w:rPr>
+              <w:t>Step</w:t>
+            </w:r>
+          </w:p>
+        </w:tc>
+        <w:tc>
+          <w:tcPr>
+            <w:tcW w:type="dxa" w:w="5040"/>
+            <w:vAlign w:val="center"/>
+            <w:shd w:fill="E8EEF5"/>
+          </w:tcPr>
+          <w:p>
+            <w:pPr>
+              <w:keepLines/>
+              <w:spacing w:after="0"/>
+            </w:pPr>
+            <w:r/>
+            <w:r>
+              <w:rPr>
+                <w:rFonts w:ascii="Arial" w:hAnsi="Arial" w:eastAsia="Arial"/>
+                <w:b/>
+                <w:sz w:val="18"/>
+              </w:rPr>
+              <w:t>Description</w:t>
+            </w:r>
+          </w:p>
+        </w:tc>
+      </w:tr>
+      <w:tr>
+        <w:trPr>
+          <w:cantSplit/>
+        </w:trPr>
+        <w:tc>
+          <w:tcPr>
+            <w:tcW w:type="dxa" w:w="5040"/>
+            <w:vAlign w:val="center"/>
+          </w:tcPr>
+          <w:p>
+            <w:pPr>
+              <w:keepLines/>
+              <w:spacing w:after="0"/>
+            </w:pPr>
+            <w:r>
+              <w:rPr>
+                <w:rFonts w:ascii="Arial" w:hAnsi="Arial" w:eastAsia="Arial"/>
+                <w:sz w:val="18"/>
+              </w:rPr>
+            </w:r>
+            <w:r>
+              <w:rPr>
+                <w:rFonts w:ascii="Arial" w:hAnsi="Arial" w:eastAsia="Arial"/>
+                <w:sz w:val="18"/>
+              </w:rPr>
+              <w:t>1</w:t>
+            </w:r>
+          </w:p>
+        </w:tc>
+        <w:tc>
+          <w:tcPr>
+            <w:tcW w:type="dxa" w:w="5040"/>
+            <w:vAlign w:val="center"/>
+          </w:tcPr>
+          <w:p>
+            <w:pPr>
+              <w:keepLines/>
+              <w:spacing w:after="0"/>
+            </w:pPr>
+            <w:r>
+              <w:rPr>
+                <w:rFonts w:ascii="Arial" w:hAnsi="Arial" w:eastAsia="Arial"/>
+                <w:sz w:val="18"/>
+              </w:rPr>
+            </w:r>
+            <w:r>
+              <w:rPr>
+                <w:rFonts w:ascii="Arial" w:hAnsi="Arial" w:eastAsia="Arial"/>
+                <w:sz w:val="18"/>
+              </w:rPr>
+              <w:t>Validate docNo</w:t>
+            </w:r>
+          </w:p>
+        </w:tc>
+      </w:tr>
+      <w:tr>
+        <w:trPr>
+          <w:cantSplit/>
+        </w:trPr>
+        <w:tc>
+          <w:tcPr>
+            <w:tcW w:type="dxa" w:w="5040"/>
+            <w:vAlign w:val="center"/>
+          </w:tcPr>
+          <w:p>
+            <w:pPr>
+              <w:keepLines/>
+              <w:spacing w:after="0"/>
+            </w:pPr>
+            <w:r>
+              <w:rPr>
+                <w:rFonts w:ascii="Arial" w:hAnsi="Arial" w:eastAsia="Arial"/>
+                <w:sz w:val="18"/>
+              </w:rPr>
+            </w:r>
+            <w:r>
+              <w:rPr>
+                <w:rFonts w:ascii="Arial" w:hAnsi="Arial" w:eastAsia="Arial"/>
+                <w:sz w:val="18"/>
+              </w:rPr>
+              <w:t>2</w:t>
+            </w:r>
+          </w:p>
+        </w:tc>
+        <w:tc>
+          <w:tcPr>
+            <w:tcW w:type="dxa" w:w="5040"/>
+            <w:vAlign w:val="center"/>
+          </w:tcPr>
+          <w:p>
+            <w:pPr>
+              <w:keepLines/>
+              <w:spacing w:after="0"/>
+            </w:pPr>
+            <w:r>
+              <w:rPr>
+                <w:rFonts w:ascii="Arial" w:hAnsi="Arial" w:eastAsia="Arial"/>
+                <w:sz w:val="18"/>
+              </w:rPr>
+            </w:r>
+            <w:r>
+              <w:rPr>
+                <w:rFonts w:ascii="Arial" w:hAnsi="Arial" w:eastAsia="Arial"/>
+                <w:sz w:val="18"/>
+              </w:rPr>
+              <w:t>Load header</w:t>
+            </w:r>
+          </w:p>
+        </w:tc>
+      </w:tr>
+      <w:tr>
+        <w:trPr>
+          <w:cantSplit/>
+        </w:trPr>
+        <w:tc>
+          <w:tcPr>
+            <w:tcW w:type="dxa" w:w="5040"/>
+            <w:vAlign w:val="center"/>
+          </w:tcPr>
+          <w:p>
+            <w:pPr>
+              <w:keepLines/>
+              <w:spacing w:after="0"/>
+            </w:pPr>
+            <w:r>
+              <w:rPr>
+                <w:rFonts w:ascii="Arial" w:hAnsi="Arial" w:eastAsia="Arial"/>
+                <w:sz w:val="18"/>
+              </w:rPr>
+            </w:r>
+            <w:r>
+              <w:rPr>
+                <w:rFonts w:ascii="Arial" w:hAnsi="Arial" w:eastAsia="Arial"/>
+                <w:sz w:val="18"/>
+              </w:rPr>
+              <w:t>3</w:t>
+            </w:r>
+          </w:p>
+        </w:tc>
+        <w:tc>
+          <w:tcPr>
+            <w:tcW w:type="dxa" w:w="5040"/>
+            <w:vAlign w:val="center"/>
+          </w:tcPr>
+          <w:p>
+            <w:pPr>
+              <w:keepLines/>
+              <w:spacing w:after="0"/>
+            </w:pPr>
+            <w:r>
+              <w:rPr>
+                <w:rFonts w:ascii="Arial" w:hAnsi="Arial" w:eastAsia="Arial"/>
+                <w:sz w:val="18"/>
+              </w:rPr>
+            </w:r>
+            <w:r>
+              <w:rPr>
+                <w:rFonts w:ascii="Arial" w:hAnsi="Arial" w:eastAsia="Arial"/>
+                <w:sz w:val="18"/>
+              </w:rPr>
+              <w:t>Load child sections</w:t>
+            </w:r>
+          </w:p>
+        </w:tc>
+      </w:tr>
+      <w:tr>
+        <w:trPr>
+          <w:cantSplit/>
+        </w:trPr>
+        <w:tc>
+          <w:tcPr>
+            <w:tcW w:type="dxa" w:w="5040"/>
+            <w:vAlign w:val="center"/>
+          </w:tcPr>
+          <w:p>
+            <w:pPr>
+              <w:keepLines/>
+              <w:spacing w:after="0"/>
+            </w:pPr>
+            <w:r>
+              <w:rPr>
+                <w:rFonts w:ascii="Arial" w:hAnsi="Arial" w:eastAsia="Arial"/>
+                <w:sz w:val="18"/>
+              </w:rPr>
+            </w:r>
+            <w:r>
+              <w:rPr>
+                <w:rFonts w:ascii="Arial" w:hAnsi="Arial" w:eastAsia="Arial"/>
+                <w:sz w:val="18"/>
+              </w:rPr>
+              <w:t>4</w:t>
+            </w:r>
+          </w:p>
+        </w:tc>
+        <w:tc>
+          <w:tcPr>
+            <w:tcW w:type="dxa" w:w="5040"/>
+            <w:vAlign w:val="center"/>
+          </w:tcPr>
+          <w:p>
+            <w:pPr>
+              <w:keepLines/>
+              <w:spacing w:after="0"/>
+            </w:pPr>
+            <w:r>
+              <w:rPr>
+                <w:rFonts w:ascii="Arial" w:hAnsi="Arial" w:eastAsia="Arial"/>
+                <w:sz w:val="18"/>
+              </w:rPr>
+            </w:r>
+            <w:r>
+              <w:rPr>
+                <w:rFonts w:ascii="Arial" w:hAnsi="Arial" w:eastAsia="Arial"/>
+                <w:sz w:val="18"/>
+              </w:rPr>
+              <w:t>Compute role profile</w:t>
+            </w:r>
+          </w:p>
+        </w:tc>
+      </w:tr>
+      <w:tr>
+        <w:trPr>
+          <w:cantSplit/>
+        </w:trPr>
+        <w:tc>
+          <w:tcPr>
+            <w:tcW w:type="dxa" w:w="5040"/>
+            <w:vAlign w:val="center"/>
+          </w:tcPr>
+          <w:p>
+            <w:pPr>
+              <w:keepLines/>
+              <w:spacing w:after="0"/>
+            </w:pPr>
+            <w:r>
+              <w:rPr>
+                <w:rFonts w:ascii="Arial" w:hAnsi="Arial" w:eastAsia="Arial"/>
+                <w:sz w:val="18"/>
+              </w:rPr>
+            </w:r>
+            <w:r>
+              <w:rPr>
+                <w:rFonts w:ascii="Arial" w:hAnsi="Arial" w:eastAsia="Arial"/>
+                <w:sz w:val="18"/>
+              </w:rPr>
+              <w:t>5</w:t>
+            </w:r>
+          </w:p>
+        </w:tc>
+        <w:tc>
+          <w:tcPr>
+            <w:tcW w:type="dxa" w:w="5040"/>
+            <w:vAlign w:val="center"/>
+          </w:tcPr>
+          <w:p>
+            <w:pPr>
+              <w:keepLines/>
+              <w:spacing w:after="0"/>
+            </w:pPr>
+            <w:r>
+              <w:rPr>
+                <w:rFonts w:ascii="Arial" w:hAnsi="Arial" w:eastAsia="Arial"/>
+                <w:sz w:val="18"/>
+              </w:rPr>
+            </w:r>
+            <w:r>
+              <w:rPr>
+                <w:rFonts w:ascii="Arial" w:hAnsi="Arial" w:eastAsia="Arial"/>
+                <w:sz w:val="18"/>
+              </w:rPr>
+              <w:t>Map to FE response shape</w:t>
+            </w:r>
+          </w:p>
+        </w:tc>
+      </w:tr>
+      <w:tr>
+        <w:trPr>
+          <w:cantSplit/>
+        </w:trPr>
+        <w:tc>
+          <w:tcPr>
+            <w:tcW w:type="dxa" w:w="5040"/>
+            <w:vAlign w:val="center"/>
+          </w:tcPr>
+          <w:p>
+            <w:pPr>
+              <w:keepLines/>
+              <w:spacing w:after="0"/>
+            </w:pPr>
+            <w:r>
+              <w:rPr>
+                <w:rFonts w:ascii="Arial" w:hAnsi="Arial" w:eastAsia="Arial"/>
+                <w:sz w:val="18"/>
+              </w:rPr>
+            </w:r>
+            <w:r>
+              <w:rPr>
+                <w:rFonts w:ascii="Arial" w:hAnsi="Arial" w:eastAsia="Arial"/>
                 <w:sz w:val="18"/>
               </w:rPr>
               <w:t>6</w:t>
@@ -7762,11 +12070,15 @@
               <w:keepLines/>
               <w:spacing w:after="0"/>
             </w:pPr>
-            <w:r/>
-            <w:r>
-              <w:rPr>
-                <w:rFonts w:ascii="Arial" w:hAnsi="Arial" w:eastAsia="Arial"/>
-                <w:b w:val="0"/>
+            <w:r>
+              <w:rPr>
+                <w:rFonts w:ascii="Arial" w:hAnsi="Arial" w:eastAsia="Arial"/>
+                <w:sz w:val="18"/>
+              </w:rPr>
+            </w:r>
+            <w:r>
+              <w:rPr>
+                <w:rFonts w:ascii="Arial" w:hAnsi="Arial" w:eastAsia="Arial"/>
                 <w:sz w:val="18"/>
               </w:rPr>
               <w:t>Return aggregate</w:t>
@@ -7784,7 +12096,7 @@
         <w:pageBreakBefore w:val="0"/>
       </w:pPr>
       <w:r>
-        <w:t>10. Acceptance Criteria</w:t>
+        <w:t>12. Acceptance Criteria</w:t>
       </w:r>
     </w:p>
     <w:p>
@@ -7831,7 +12143,7 @@
         <w:pageBreakBefore w:val="0"/>
       </w:pPr>
       <w:r>
-        <w:t>11. Developer Test Checklist</w:t>
+        <w:t>13. Developer Test Checklist</w:t>
       </w:r>
     </w:p>
     <w:tbl>
@@ -7908,11 +12220,15 @@
               <w:keepLines/>
               <w:spacing w:after="0"/>
             </w:pPr>
-            <w:r/>
-            <w:r>
-              <w:rPr>
-                <w:rFonts w:ascii="Arial" w:hAnsi="Arial" w:eastAsia="Arial"/>
-                <w:b w:val="0"/>
+            <w:r>
+              <w:rPr>
+                <w:rFonts w:ascii="Arial" w:hAnsi="Arial" w:eastAsia="Arial"/>
+                <w:sz w:val="18"/>
+              </w:rPr>
+            </w:r>
+            <w:r>
+              <w:rPr>
+                <w:rFonts w:ascii="Arial" w:hAnsi="Arial" w:eastAsia="Arial"/>
                 <w:sz w:val="18"/>
               </w:rPr>
               <w:t>1</w:t>
@@ -7929,11 +12245,15 @@
               <w:keepLines/>
               <w:spacing w:after="0"/>
             </w:pPr>
-            <w:r/>
-            <w:r>
-              <w:rPr>
-                <w:rFonts w:ascii="Arial" w:hAnsi="Arial" w:eastAsia="Arial"/>
-                <w:b w:val="0"/>
+            <w:r>
+              <w:rPr>
+                <w:rFonts w:ascii="Arial" w:hAnsi="Arial" w:eastAsia="Arial"/>
+                <w:sz w:val="18"/>
+              </w:rPr>
+            </w:r>
+            <w:r>
+              <w:rPr>
+                <w:rFonts w:ascii="Arial" w:hAnsi="Arial" w:eastAsia="Arial"/>
                 <w:sz w:val="18"/>
               </w:rPr>
               <w:t>detail success</w:t>
@@ -7955,11 +12275,15 @@
               <w:keepLines/>
               <w:spacing w:after="0"/>
             </w:pPr>
-            <w:r/>
-            <w:r>
-              <w:rPr>
-                <w:rFonts w:ascii="Arial" w:hAnsi="Arial" w:eastAsia="Arial"/>
-                <w:b w:val="0"/>
+            <w:r>
+              <w:rPr>
+                <w:rFonts w:ascii="Arial" w:hAnsi="Arial" w:eastAsia="Arial"/>
+                <w:sz w:val="18"/>
+              </w:rPr>
+            </w:r>
+            <w:r>
+              <w:rPr>
+                <w:rFonts w:ascii="Arial" w:hAnsi="Arial" w:eastAsia="Arial"/>
                 <w:sz w:val="18"/>
               </w:rPr>
               <w:t>2</w:t>
@@ -7976,11 +12300,15 @@
               <w:keepLines/>
               <w:spacing w:after="0"/>
             </w:pPr>
-            <w:r/>
-            <w:r>
-              <w:rPr>
-                <w:rFonts w:ascii="Arial" w:hAnsi="Arial" w:eastAsia="Arial"/>
-                <w:b w:val="0"/>
+            <w:r>
+              <w:rPr>
+                <w:rFonts w:ascii="Arial" w:hAnsi="Arial" w:eastAsia="Arial"/>
+                <w:sz w:val="18"/>
+              </w:rPr>
+            </w:r>
+            <w:r>
+              <w:rPr>
+                <w:rFonts w:ascii="Arial" w:hAnsi="Arial" w:eastAsia="Arial"/>
                 <w:sz w:val="18"/>
               </w:rPr>
               <w:t>detail not found</w:t>
@@ -8002,11 +12330,15 @@
               <w:keepLines/>
               <w:spacing w:after="0"/>
             </w:pPr>
-            <w:r/>
-            <w:r>
-              <w:rPr>
-                <w:rFonts w:ascii="Arial" w:hAnsi="Arial" w:eastAsia="Arial"/>
-                <w:b w:val="0"/>
+            <w:r>
+              <w:rPr>
+                <w:rFonts w:ascii="Arial" w:hAnsi="Arial" w:eastAsia="Arial"/>
+                <w:sz w:val="18"/>
+              </w:rPr>
+            </w:r>
+            <w:r>
+              <w:rPr>
+                <w:rFonts w:ascii="Arial" w:hAnsi="Arial" w:eastAsia="Arial"/>
                 <w:sz w:val="18"/>
               </w:rPr>
               <w:t>3</w:t>
@@ -8023,11 +12355,15 @@
               <w:keepLines/>
               <w:spacing w:after="0"/>
             </w:pPr>
-            <w:r/>
-            <w:r>
-              <w:rPr>
-                <w:rFonts w:ascii="Arial" w:hAnsi="Arial" w:eastAsia="Arial"/>
-                <w:b w:val="0"/>
+            <w:r>
+              <w:rPr>
+                <w:rFonts w:ascii="Arial" w:hAnsi="Arial" w:eastAsia="Arial"/>
+                <w:sz w:val="18"/>
+              </w:rPr>
+            </w:r>
+            <w:r>
+              <w:rPr>
+                <w:rFonts w:ascii="Arial" w:hAnsi="Arial" w:eastAsia="Arial"/>
                 <w:sz w:val="18"/>
               </w:rPr>
               <w:t>role profile output</w:t>
@@ -8049,11 +12385,15 @@
               <w:keepLines/>
               <w:spacing w:after="0"/>
             </w:pPr>
-            <w:r/>
-            <w:r>
-              <w:rPr>
-                <w:rFonts w:ascii="Arial" w:hAnsi="Arial" w:eastAsia="Arial"/>
-                <w:b w:val="0"/>
+            <w:r>
+              <w:rPr>
+                <w:rFonts w:ascii="Arial" w:hAnsi="Arial" w:eastAsia="Arial"/>
+                <w:sz w:val="18"/>
+              </w:rPr>
+            </w:r>
+            <w:r>
+              <w:rPr>
+                <w:rFonts w:ascii="Arial" w:hAnsi="Arial" w:eastAsia="Arial"/>
                 <w:sz w:val="18"/>
               </w:rPr>
               <w:t>4</w:t>
@@ -8070,11 +12410,15 @@
               <w:keepLines/>
               <w:spacing w:after="0"/>
             </w:pPr>
-            <w:r/>
-            <w:r>
-              <w:rPr>
-                <w:rFonts w:ascii="Arial" w:hAnsi="Arial" w:eastAsia="Arial"/>
-                <w:b w:val="0"/>
+            <w:r>
+              <w:rPr>
+                <w:rFonts w:ascii="Arial" w:hAnsi="Arial" w:eastAsia="Arial"/>
+                <w:sz w:val="18"/>
+              </w:rPr>
+            </w:r>
+            <w:r>
+              <w:rPr>
+                <w:rFonts w:ascii="Arial" w:hAnsi="Arial" w:eastAsia="Arial"/>
                 <w:sz w:val="18"/>
               </w:rPr>
               <w:t>empty child sections</w:t>
@@ -8632,12 +12976,13 @@
       <w:outlineLvl w:val="3"/>
     </w:pPr>
     <w:rPr>
-      <w:rFonts w:asciiTheme="majorHAnsi" w:eastAsiaTheme="majorEastAsia" w:hAnsiTheme="majorHAnsi" w:cstheme="majorBidi"/>
+      <w:rFonts w:asciiTheme="majorHAnsi" w:eastAsiaTheme="majorEastAsia" w:hAnsiTheme="majorHAnsi" w:cstheme="majorBidi" w:ascii="Arial" w:hAnsi="Arial" w:eastAsia="Arial"/>
       <w:b/>
       <w:bCs/>
       <w:i/>
       <w:iCs/>
-      <w:color w:val="4F81BD" w:themeColor="accent1"/>
+      <w:color w:val="2E74B5"/>
+      <w:sz w:val="20"/>
     </w:rPr>
   </w:style>
   <w:style w:type="paragraph" w:styleId="Heading5">

--- a/LLDD/word/BE/LLDD-BE-API-Document-Detail-Aggregate.docx
+++ b/LLDD/word/BE/LLDD-BE-API-Document-Detail-Aggregate.docx
@@ -437,7 +437,7 @@
                 <w:rFonts w:ascii="Arial" w:hAnsi="Arial" w:eastAsia="Arial"/>
                 <w:sz w:val="18"/>
               </w:rPr>
-              <w:t>27 ชั่วโมง</w:t>
+              <w:t>24 ชั่วโมง</w:t>
             </w:r>
           </w:p>
         </w:tc>
@@ -492,7 +492,7 @@
                 <w:rFonts w:ascii="Arial" w:hAnsi="Arial" w:eastAsia="Arial"/>
                 <w:sz w:val="18"/>
               </w:rPr>
-              <w:t>Tunyatorn &lt;Vava&gt; Kiatkongphongsa</w:t>
+              <w:t>Butsaba &lt;But&gt; Podamrong</w:t>
             </w:r>
           </w:p>
         </w:tc>
@@ -896,7 +896,22 @@
                 <w:rFonts w:ascii="Arial" w:hAnsi="Arial" w:eastAsia="Arial"/>
                 <w:sz w:val="18"/>
               </w:rPr>
-              <w:t>ใช้ปี พ.ศ. และ running 5 หลัก</w:t>
+              <w:t xml:space="preserve">ใช้ปี </w:t>
+            </w:r>
+            <w:r>
+              <w:rPr>
+                <w:rFonts w:ascii="Arial" w:hAnsi="Arial" w:eastAsia="Arial"/>
+                <w:b/>
+                <w:sz w:val="18"/>
+              </w:rPr>
+              <w:t>ค.ศ.</w:t>
+            </w:r>
+            <w:r>
+              <w:rPr>
+                <w:rFonts w:ascii="Arial" w:hAnsi="Arial" w:eastAsia="Arial"/>
+                <w:sz w:val="18"/>
+              </w:rPr>
+              <w:t xml:space="preserve"> และ running 5 หลัก (มติ 2026-08-06)</w:t>
             </w:r>
           </w:p>
         </w:tc>
@@ -1344,7 +1359,7 @@
                 <w:rFonts w:ascii="Arial" w:hAnsi="Arial" w:eastAsia="Arial"/>
                 <w:sz w:val="18"/>
               </w:rPr>
-              <w:t>FE แสดง พ.ศ. หาก source เป็น ISO ค.ศ.</w:t>
+              <w:t>payload เป็น ISO ค.ศ. · FE แสดง ค.ศ. เป็นค่าเริ่มต้น (DatePicker buddhistEra=false) แสดง พ.ศ. เฉพาะจุดที่เปิด flag</w:t>
             </w:r>
           </w:p>
         </w:tc>
@@ -3927,9 +3942,17 @@
             <w:r>
               <w:rPr>
                 <w:rFonts w:ascii="Arial" w:hAnsi="Arial" w:eastAsia="Arial"/>
-                <w:sz w:val="18"/>
-              </w:rPr>
-              <w:t>Competitor lookup</w:t>
+                <w:b/>
+                <w:sz w:val="18"/>
+              </w:rPr>
+              <w:t>อ้างอิงเท่านั้น — เจ้าของ endpoint นี้คือ LLDD-BE-API-Report-and-Master-Data.pdf (Peerakorn)</w:t>
+            </w:r>
+            <w:r>
+              <w:rPr>
+                <w:rFonts w:ascii="Arial" w:hAnsi="Arial" w:eastAsia="Arial"/>
+                <w:sz w:val="18"/>
+              </w:rPr>
+              <w:t xml:space="preserve"> · เอกสารนี้เป็นผู้ใช้: อ่าน master คู่แข่งมาทำ dropdown ในหน้าเอกสาร</w:t>
             </w:r>
           </w:p>
         </w:tc>
@@ -5206,7 +5229,7 @@
                 <w:rFonts w:ascii="Arial" w:hAnsi="Arial" w:eastAsia="Arial"/>
                 <w:sz w:val="18"/>
               </w:rPr>
-              <w:t>พ.ศ. YYYY/xxxxx</w:t>
+              <w:t>ค.ศ. YYYY/xxxxx</w:t>
             </w:r>
           </w:p>
         </w:tc>
@@ -5554,7 +5577,7 @@
                 <w:rFonts w:ascii="Arial" w:hAnsi="Arial" w:eastAsia="Arial"/>
                 <w:sz w:val="18"/>
               </w:rPr>
-              <w:t>พ.ศ. YYYY/xxxxx</w:t>
+              <w:t>ค.ศ. YYYY/xxxxx</w:t>
             </w:r>
           </w:p>
         </w:tc>
@@ -6942,7 +6965,13 @@
         <w:keepNext w:val="0"/>
       </w:pPr>
       <w:r>
-        <w:t>Competitor lookup</w:t>
+        <w:rPr>
+          <w:b/>
+        </w:rPr>
+        <w:t>อ้างอิงเท่านั้น — เจ้าของ endpoint นี้คือ LLDD-BE-API-Report-and-Master-Data.pdf (Peerakorn)</w:t>
+      </w:r>
+      <w:r>
+        <w:t xml:space="preserve"> · เอกสารนี้เป็นผู้ใช้: อ่าน master คู่แข่งมาทำ dropdown ในหน้าเอกสาร</w:t>
       </w:r>
     </w:p>
     <w:tbl>
@@ -9588,7 +9617,7 @@
         <w:t xml:space="preserve">  }</w:t>
         <w:br/>
         <w:br/>
-        <w:t xml:space="preserve">  // GET /api/v1/competitors — Competitor lookup</w:t>
+        <w:t xml:space="preserve">  // GET /api/v1/competitors — **อ้างอิงเท่านั้น — เจ้าของ endpoint นี้คือ LLDD-BE-API-Report-and-Ma.pdf…</w:t>
         <w:br/>
         <w:t xml:space="preserve">  @Get('competitors')</w:t>
         <w:br/>
@@ -9758,7 +9787,7 @@
         <w:t xml:space="preserve">  }</w:t>
         <w:br/>
         <w:br/>
-        <w:t xml:space="preserve">  // GET /api/v1/competitors — Competitor lookup</w:t>
+        <w:t xml:space="preserve">  // GET /api/v1/competitors — **อ้างอิงเท่านั้น — เจ้าของ endpoint นี้คือ LLDD-BE-API-Report-and-Ma.pdf…</w:t>
         <w:br/>
         <w:t xml:space="preserve">  async getCompetitors(query: DocumentDetailAggregateQueryDto, userId: string) {</w:t>
         <w:br/>
@@ -11042,7 +11071,16 @@
         <w:t>GET /api/v1/competitors</w:t>
       </w:r>
       <w:r>
-        <w:t xml:space="preserve"> — Competitor lookup</w:t>
+        <w:t xml:space="preserve"> — </w:t>
+      </w:r>
+      <w:r>
+        <w:rPr>
+          <w:b/>
+        </w:rPr>
+        <w:t>อ้างอิงเท่านั้น — เจ้าของ endpoint นี้คือ LLDD-BE-API-Report-and-Master-Data.pdf (Peerakorn)</w:t>
+      </w:r>
+      <w:r>
+        <w:t xml:space="preserve"> · เอกสารนี้เป็นผ…</w:t>
       </w:r>
     </w:p>
     <w:p>
@@ -11059,13 +11097,15 @@
         <w:br/>
         <w:t>--    รับเฉพาะ positional $1..$n — ต้องแปลงเป็นลำดับ หรือรันผ่าน QueryBuilder</w:t>
         <w:br/>
-        <w:t>SELECT competitor_code, competitor_name</w:t>
+        <w:t>-- master แบรนด์คู่แข่ง 11 รายการ (รหัส 01-11) · ระบบเดิมเก็บชื่อไทยและอังกฤษ</w:t>
+        <w:br/>
+        <w:t>SELECT competitor_code, name_th, name_en, remark, is_active</w:t>
         <w:br/>
         <w:t>FROM competitors</w:t>
         <w:br/>
-        <w:t>WHERE :q IS NULL OR competitor_name LIKE :q</w:t>
+        <w:t>WHERE (:q IS NULL OR name_th LIKE :q OR name_en LIKE :q)</w:t>
         <w:br/>
-        <w:t>ORDER BY competitor_name;</w:t>
+        <w:t>ORDER BY competitor_code;</w:t>
       </w:r>
     </w:p>
     <w:p>

--- a/LLDD/word/BE/LLDD-BE-API-Document-Detail-Aggregate.docx
+++ b/LLDD/word/BE/LLDD-BE-API-Document-Detail-Aggregate.docx
@@ -5,7 +5,7 @@
     <w:p>
       <w:r>
         <w:rPr>
-          <w:rFonts w:ascii="Arial" w:hAnsi="Arial" w:eastAsia="Arial"/>
+          <w:rFonts w:ascii="Arial" w:hAnsi="Arial" w:eastAsia="Arial" w:cs="Tahoma"/>
           <w:b/>
           <w:color w:val="0B2545"/>
           <w:sz w:val="40"/>
@@ -58,7 +58,7 @@
             <w:r/>
             <w:r>
               <w:rPr>
-                <w:rFonts w:ascii="Arial" w:hAnsi="Arial" w:eastAsia="Arial"/>
+                <w:rFonts w:ascii="Arial" w:hAnsi="Arial" w:eastAsia="Arial" w:cs="Tahoma"/>
                 <w:b/>
                 <w:sz w:val="18"/>
               </w:rPr>
@@ -80,7 +80,7 @@
             <w:r/>
             <w:r>
               <w:rPr>
-                <w:rFonts w:ascii="Arial" w:hAnsi="Arial" w:eastAsia="Arial"/>
+                <w:rFonts w:ascii="Arial" w:hAnsi="Arial" w:eastAsia="Arial" w:cs="Tahoma"/>
                 <w:b/>
                 <w:sz w:val="18"/>
               </w:rPr>
@@ -105,13 +105,13 @@
             </w:pPr>
             <w:r>
               <w:rPr>
-                <w:rFonts w:ascii="Arial" w:hAnsi="Arial" w:eastAsia="Arial"/>
-                <w:sz w:val="18"/>
-              </w:rPr>
-            </w:r>
-            <w:r>
-              <w:rPr>
-                <w:rFonts w:ascii="Arial" w:hAnsi="Arial" w:eastAsia="Arial"/>
+                <w:rFonts w:ascii="Arial" w:hAnsi="Arial" w:eastAsia="Arial" w:cs="Tahoma"/>
+                <w:sz w:val="18"/>
+              </w:rPr>
+            </w:r>
+            <w:r>
+              <w:rPr>
+                <w:rFonts w:ascii="Arial" w:hAnsi="Arial" w:eastAsia="Arial" w:cs="Tahoma"/>
                 <w:sz w:val="18"/>
               </w:rPr>
               <w:t>วัตถุประสงค์</w:t>
@@ -130,13 +130,13 @@
             </w:pPr>
             <w:r>
               <w:rPr>
-                <w:rFonts w:ascii="Arial" w:hAnsi="Arial" w:eastAsia="Arial"/>
-                <w:sz w:val="18"/>
-              </w:rPr>
-            </w:r>
-            <w:r>
-              <w:rPr>
-                <w:rFonts w:ascii="Arial" w:hAnsi="Arial" w:eastAsia="Arial"/>
+                <w:rFonts w:ascii="Arial" w:hAnsi="Arial" w:eastAsia="Arial" w:cs="Tahoma"/>
+                <w:sz w:val="18"/>
+              </w:rPr>
+            </w:r>
+            <w:r>
+              <w:rPr>
+                <w:rFonts w:ascii="Arial" w:hAnsi="Arial" w:eastAsia="Arial" w:cs="Tahoma"/>
                 <w:sz w:val="18"/>
               </w:rPr>
               <w:t>ใช้เป็นรายละเอียดระดับพัฒนาสำหรับออกแบบ ลงมือพัฒนา ตรวจทาน และทดสอบขอบเขตที่ระบุในฉบับนี้</w:t>
@@ -160,13 +160,13 @@
             </w:pPr>
             <w:r>
               <w:rPr>
-                <w:rFonts w:ascii="Arial" w:hAnsi="Arial" w:eastAsia="Arial"/>
-                <w:sz w:val="18"/>
-              </w:rPr>
-            </w:r>
-            <w:r>
-              <w:rPr>
-                <w:rFonts w:ascii="Arial" w:hAnsi="Arial" w:eastAsia="Arial"/>
+                <w:rFonts w:ascii="Arial" w:hAnsi="Arial" w:eastAsia="Arial" w:cs="Tahoma"/>
+                <w:sz w:val="18"/>
+              </w:rPr>
+            </w:r>
+            <w:r>
+              <w:rPr>
+                <w:rFonts w:ascii="Arial" w:hAnsi="Arial" w:eastAsia="Arial" w:cs="Tahoma"/>
                 <w:sz w:val="18"/>
               </w:rPr>
               <w:t>ลำดับการอ่าน</w:t>
@@ -185,13 +185,13 @@
             </w:pPr>
             <w:r>
               <w:rPr>
-                <w:rFonts w:ascii="Arial" w:hAnsi="Arial" w:eastAsia="Arial"/>
-                <w:sz w:val="18"/>
-              </w:rPr>
-            </w:r>
-            <w:r>
-              <w:rPr>
-                <w:rFonts w:ascii="Arial" w:hAnsi="Arial" w:eastAsia="Arial"/>
+                <w:rFonts w:ascii="Arial" w:hAnsi="Arial" w:eastAsia="Arial" w:cs="Tahoma"/>
+                <w:sz w:val="18"/>
+              </w:rPr>
+            </w:r>
+            <w:r>
+              <w:rPr>
+                <w:rFonts w:ascii="Arial" w:hAnsi="Arial" w:eastAsia="Arial" w:cs="Tahoma"/>
                 <w:sz w:val="18"/>
               </w:rPr>
               <w:t>เริ่มจาก Overview และ Scope จากนั้นตรวจ Field/Validation, Implementation, Contract, Processing Flow, Acceptance Criteria และ Test Checklist ตามลำดับ</w:t>
@@ -215,13 +215,13 @@
             </w:pPr>
             <w:r>
               <w:rPr>
-                <w:rFonts w:ascii="Arial" w:hAnsi="Arial" w:eastAsia="Arial"/>
-                <w:sz w:val="18"/>
-              </w:rPr>
-            </w:r>
-            <w:r>
-              <w:rPr>
-                <w:rFonts w:ascii="Arial" w:hAnsi="Arial" w:eastAsia="Arial"/>
+                <w:rFonts w:ascii="Arial" w:hAnsi="Arial" w:eastAsia="Arial" w:cs="Tahoma"/>
+                <w:sz w:val="18"/>
+              </w:rPr>
+            </w:r>
+            <w:r>
+              <w:rPr>
+                <w:rFonts w:ascii="Arial" w:hAnsi="Arial" w:eastAsia="Arial" w:cs="Tahoma"/>
                 <w:sz w:val="18"/>
               </w:rPr>
               <w:t>ผลลัพธ์ที่คาดหวัง</w:t>
@@ -240,13 +240,13 @@
             </w:pPr>
             <w:r>
               <w:rPr>
-                <w:rFonts w:ascii="Arial" w:hAnsi="Arial" w:eastAsia="Arial"/>
-                <w:sz w:val="18"/>
-              </w:rPr>
-            </w:r>
-            <w:r>
-              <w:rPr>
-                <w:rFonts w:ascii="Arial" w:hAnsi="Arial" w:eastAsia="Arial"/>
+                <w:rFonts w:ascii="Arial" w:hAnsi="Arial" w:eastAsia="Arial" w:cs="Tahoma"/>
+                <w:sz w:val="18"/>
+              </w:rPr>
+            </w:r>
+            <w:r>
+              <w:rPr>
+                <w:rFonts w:ascii="Arial" w:hAnsi="Arial" w:eastAsia="Arial" w:cs="Tahoma"/>
                 <w:sz w:val="18"/>
               </w:rPr>
               <w:t>ผู้อ่านสามารถระบุ input, ขั้นตอนประมวลผล, output, เงื่อนไขผิดพลาด และหลักฐานการทดสอบได้จากเนื้อหาในฉบับเดียว</w:t>
@@ -301,7 +301,7 @@
             <w:r/>
             <w:r>
               <w:rPr>
-                <w:rFonts w:ascii="Arial" w:hAnsi="Arial" w:eastAsia="Arial"/>
+                <w:rFonts w:ascii="Arial" w:hAnsi="Arial" w:eastAsia="Arial" w:cs="Tahoma"/>
                 <w:b/>
                 <w:sz w:val="18"/>
               </w:rPr>
@@ -323,7 +323,7 @@
             <w:r/>
             <w:r>
               <w:rPr>
-                <w:rFonts w:ascii="Arial" w:hAnsi="Arial" w:eastAsia="Arial"/>
+                <w:rFonts w:ascii="Arial" w:hAnsi="Arial" w:eastAsia="Arial" w:cs="Tahoma"/>
                 <w:b/>
                 <w:sz w:val="18"/>
               </w:rPr>
@@ -348,13 +348,13 @@
             </w:pPr>
             <w:r>
               <w:rPr>
-                <w:rFonts w:ascii="Arial" w:hAnsi="Arial" w:eastAsia="Arial"/>
-                <w:sz w:val="18"/>
-              </w:rPr>
-            </w:r>
-            <w:r>
-              <w:rPr>
-                <w:rFonts w:ascii="Arial" w:hAnsi="Arial" w:eastAsia="Arial"/>
+                <w:rFonts w:ascii="Arial" w:hAnsi="Arial" w:eastAsia="Arial" w:cs="Tahoma"/>
+                <w:sz w:val="18"/>
+              </w:rPr>
+            </w:r>
+            <w:r>
+              <w:rPr>
+                <w:rFonts w:ascii="Arial" w:hAnsi="Arial" w:eastAsia="Arial" w:cs="Tahoma"/>
                 <w:sz w:val="18"/>
               </w:rPr>
               <w:t>Track</w:t>
@@ -373,13 +373,13 @@
             </w:pPr>
             <w:r>
               <w:rPr>
-                <w:rFonts w:ascii="Arial" w:hAnsi="Arial" w:eastAsia="Arial"/>
-                <w:sz w:val="18"/>
-              </w:rPr>
-            </w:r>
-            <w:r>
-              <w:rPr>
-                <w:rFonts w:ascii="Arial" w:hAnsi="Arial" w:eastAsia="Arial"/>
+                <w:rFonts w:ascii="Arial" w:hAnsi="Arial" w:eastAsia="Arial" w:cs="Tahoma"/>
+                <w:sz w:val="18"/>
+              </w:rPr>
+            </w:r>
+            <w:r>
+              <w:rPr>
+                <w:rFonts w:ascii="Arial" w:hAnsi="Arial" w:eastAsia="Arial" w:cs="Tahoma"/>
                 <w:sz w:val="18"/>
               </w:rPr>
               <w:t>BE</w:t>
@@ -403,13 +403,13 @@
             </w:pPr>
             <w:r>
               <w:rPr>
-                <w:rFonts w:ascii="Arial" w:hAnsi="Arial" w:eastAsia="Arial"/>
-                <w:sz w:val="18"/>
-              </w:rPr>
-            </w:r>
-            <w:r>
-              <w:rPr>
-                <w:rFonts w:ascii="Arial" w:hAnsi="Arial" w:eastAsia="Arial"/>
+                <w:rFonts w:ascii="Arial" w:hAnsi="Arial" w:eastAsia="Arial" w:cs="Tahoma"/>
+                <w:sz w:val="18"/>
+              </w:rPr>
+            </w:r>
+            <w:r>
+              <w:rPr>
+                <w:rFonts w:ascii="Arial" w:hAnsi="Arial" w:eastAsia="Arial" w:cs="Tahoma"/>
                 <w:sz w:val="18"/>
               </w:rPr>
               <w:t>Estimate</w:t>
@@ -428,16 +428,24 @@
             </w:pPr>
             <w:r>
               <w:rPr>
-                <w:rFonts w:ascii="Arial" w:hAnsi="Arial" w:eastAsia="Arial"/>
-                <w:sz w:val="18"/>
-              </w:rPr>
-            </w:r>
-            <w:r>
-              <w:rPr>
-                <w:rFonts w:ascii="Arial" w:hAnsi="Arial" w:eastAsia="Arial"/>
-                <w:sz w:val="18"/>
-              </w:rPr>
-              <w:t>24 ชั่วโมง</w:t>
+                <w:rFonts w:ascii="Arial" w:hAnsi="Arial" w:eastAsia="Arial" w:cs="Tahoma"/>
+                <w:sz w:val="18"/>
+              </w:rPr>
+            </w:r>
+            <w:r>
+              <w:rPr>
+                <w:rFonts w:ascii="Arial" w:hAnsi="Arial" w:eastAsia="Arial" w:cs="Tahoma"/>
+                <w:b/>
+                <w:sz w:val="18"/>
+              </w:rPr>
+              <w:t>32 ชั่วโมง</w:t>
+            </w:r>
+            <w:r>
+              <w:rPr>
+                <w:rFonts w:ascii="Arial" w:hAnsi="Arial" w:eastAsia="Arial" w:cs="Tahoma"/>
+                <w:sz w:val="18"/>
+              </w:rPr>
+              <w:t xml:space="preserve"> = implementation 24 + unit test 8 (30%)</w:t>
             </w:r>
           </w:p>
         </w:tc>
@@ -458,13 +466,13 @@
             </w:pPr>
             <w:r>
               <w:rPr>
-                <w:rFonts w:ascii="Arial" w:hAnsi="Arial" w:eastAsia="Arial"/>
-                <w:sz w:val="18"/>
-              </w:rPr>
-            </w:r>
-            <w:r>
-              <w:rPr>
-                <w:rFonts w:ascii="Arial" w:hAnsi="Arial" w:eastAsia="Arial"/>
+                <w:rFonts w:ascii="Arial" w:hAnsi="Arial" w:eastAsia="Arial" w:cs="Tahoma"/>
+                <w:sz w:val="18"/>
+              </w:rPr>
+            </w:r>
+            <w:r>
+              <w:rPr>
+                <w:rFonts w:ascii="Arial" w:hAnsi="Arial" w:eastAsia="Arial" w:cs="Tahoma"/>
                 <w:sz w:val="18"/>
               </w:rPr>
               <w:t>Owner</w:t>
@@ -483,13 +491,13 @@
             </w:pPr>
             <w:r>
               <w:rPr>
-                <w:rFonts w:ascii="Arial" w:hAnsi="Arial" w:eastAsia="Arial"/>
-                <w:sz w:val="18"/>
-              </w:rPr>
-            </w:r>
-            <w:r>
-              <w:rPr>
-                <w:rFonts w:ascii="Arial" w:hAnsi="Arial" w:eastAsia="Arial"/>
+                <w:rFonts w:ascii="Arial" w:hAnsi="Arial" w:eastAsia="Arial" w:cs="Tahoma"/>
+                <w:sz w:val="18"/>
+              </w:rPr>
+            </w:r>
+            <w:r>
+              <w:rPr>
+                <w:rFonts w:ascii="Arial" w:hAnsi="Arial" w:eastAsia="Arial" w:cs="Tahoma"/>
                 <w:sz w:val="18"/>
               </w:rPr>
               <w:t>Butsaba &lt;But&gt; Podamrong</w:t>
@@ -513,13 +521,103 @@
             </w:pPr>
             <w:r>
               <w:rPr>
-                <w:rFonts w:ascii="Arial" w:hAnsi="Arial" w:eastAsia="Arial"/>
-                <w:sz w:val="18"/>
-              </w:rPr>
-            </w:r>
-            <w:r>
-              <w:rPr>
-                <w:rFonts w:ascii="Arial" w:hAnsi="Arial" w:eastAsia="Arial"/>
+                <w:rFonts w:ascii="Arial" w:hAnsi="Arial" w:eastAsia="Arial" w:cs="Tahoma"/>
+                <w:sz w:val="18"/>
+              </w:rPr>
+            </w:r>
+            <w:r>
+              <w:rPr>
+                <w:rFonts w:ascii="Arial" w:hAnsi="Arial" w:eastAsia="Arial" w:cs="Tahoma"/>
+                <w:sz w:val="18"/>
+              </w:rPr>
+              <w:t>Target repository</w:t>
+            </w:r>
+          </w:p>
+        </w:tc>
+        <w:tc>
+          <w:tcPr>
+            <w:tcW w:type="dxa" w:w="5040"/>
+            <w:vAlign w:val="center"/>
+          </w:tcPr>
+          <w:p>
+            <w:pPr>
+              <w:keepLines/>
+              <w:spacing w:after="0"/>
+            </w:pPr>
+            <w:r>
+              <w:rPr>
+                <w:rFonts w:ascii="Arial" w:hAnsi="Arial" w:eastAsia="Arial" w:cs="Tahoma"/>
+                <w:sz w:val="18"/>
+              </w:rPr>
+            </w:r>
+            <w:r>
+              <w:rPr>
+                <w:rFonts w:ascii="Courier New" w:hAnsi="Courier New" w:eastAsia="Courier New" w:cs="Tahoma"/>
+                <w:sz w:val="18"/>
+              </w:rPr>
+              <w:t>SBP/srm-sps-spsap-store-backend</w:t>
+            </w:r>
+            <w:r>
+              <w:rPr>
+                <w:rFonts w:ascii="Arial" w:hAnsi="Arial" w:eastAsia="Arial" w:cs="Tahoma"/>
+                <w:sz w:val="18"/>
+              </w:rPr>
+              <w:t xml:space="preserve"> (NestJS + TypeORM · schema </w:t>
+            </w:r>
+            <w:r>
+              <w:rPr>
+                <w:rFonts w:ascii="Courier New" w:hAnsi="Courier New" w:eastAsia="Courier New" w:cs="Tahoma"/>
+                <w:sz w:val="18"/>
+              </w:rPr>
+              <w:t>sps_store</w:t>
+            </w:r>
+            <w:r>
+              <w:rPr>
+                <w:rFonts w:ascii="Arial" w:hAnsi="Arial" w:eastAsia="Arial" w:cs="Tahoma"/>
+                <w:sz w:val="18"/>
+              </w:rPr>
+              <w:t xml:space="preserve">) + </w:t>
+            </w:r>
+            <w:r>
+              <w:rPr>
+                <w:rFonts w:ascii="Courier New" w:hAnsi="Courier New" w:eastAsia="Courier New" w:cs="Tahoma"/>
+                <w:sz w:val="18"/>
+              </w:rPr>
+              <w:t>SBP/srm-sps-spsap-sbp-bff</w:t>
+            </w:r>
+            <w:r>
+              <w:rPr>
+                <w:rFonts w:ascii="Arial" w:hAnsi="Arial" w:eastAsia="Arial" w:cs="Tahoma"/>
+                <w:sz w:val="18"/>
+              </w:rPr>
+              <w:t xml:space="preserve"> (forward ผ่าน client service · ไม่มี DB) สำหรับเส้นที่ FE เรียก</w:t>
+            </w:r>
+          </w:p>
+        </w:tc>
+      </w:tr>
+      <w:tr>
+        <w:trPr>
+          <w:cantSplit/>
+        </w:trPr>
+        <w:tc>
+          <w:tcPr>
+            <w:tcW w:type="dxa" w:w="5040"/>
+            <w:vAlign w:val="center"/>
+          </w:tcPr>
+          <w:p>
+            <w:pPr>
+              <w:keepLines/>
+              <w:spacing w:after="0"/>
+            </w:pPr>
+            <w:r>
+              <w:rPr>
+                <w:rFonts w:ascii="Arial" w:hAnsi="Arial" w:eastAsia="Arial" w:cs="Tahoma"/>
+                <w:sz w:val="18"/>
+              </w:rPr>
+            </w:r>
+            <w:r>
+              <w:rPr>
+                <w:rFonts w:ascii="Arial" w:hAnsi="Arial" w:eastAsia="Arial" w:cs="Tahoma"/>
                 <w:sz w:val="18"/>
               </w:rPr>
               <w:t>Objective</w:t>
@@ -538,13 +636,13 @@
             </w:pPr>
             <w:r>
               <w:rPr>
-                <w:rFonts w:ascii="Arial" w:hAnsi="Arial" w:eastAsia="Arial"/>
-                <w:sz w:val="18"/>
-              </w:rPr>
-            </w:r>
-            <w:r>
-              <w:rPr>
-                <w:rFonts w:ascii="Arial" w:hAnsi="Arial" w:eastAsia="Arial"/>
+                <w:rFonts w:ascii="Arial" w:hAnsi="Arial" w:eastAsia="Arial" w:cs="Tahoma"/>
+                <w:sz w:val="18"/>
+              </w:rPr>
+            </w:r>
+            <w:r>
+              <w:rPr>
+                <w:rFonts w:ascii="Arial" w:hAnsi="Arial" w:eastAsia="Arial" w:cs="Tahoma"/>
                 <w:sz w:val="18"/>
               </w:rPr>
               <w:t>ออกแบบ aggregate API สำหรับโหลดรายละเอียดเอกสารครบทุก section ให้หน้า FE detail</w:t>
@@ -613,6 +711,25 @@
       </w:pPr>
       <w:r>
         <w:t>Related master lookup</w:t>
+      </w:r>
+    </w:p>
+    <w:p>
+      <w:pPr>
+        <w:pStyle w:val="Heading1"/>
+        <w:keepNext/>
+        <w:keepLines/>
+        <w:pageBreakBefore w:val="0"/>
+      </w:pPr>
+      <w:r>
+        <w:t>3. Screenshot Reference</w:t>
+      </w:r>
+    </w:p>
+    <w:p>
+      <w:pPr>
+        <w:keepNext w:val="0"/>
+      </w:pPr>
+      <w:r>
+        <w:t>ไม่มีภาพหน้าจอสำหรับหัวข้อนี้ — เป็นเอกสารฝั่ง Backend/Batch ที่ไม่มี UI (ภาพหน้าจอทั้งหมดอยู่ในเอกสารชุด FE)</w:t>
       </w:r>
     </w:p>
     <w:p>
@@ -721,7 +838,7 @@
             <w:r/>
             <w:r>
               <w:rPr>
-                <w:rFonts w:ascii="Arial" w:hAnsi="Arial" w:eastAsia="Arial"/>
+                <w:rFonts w:ascii="Arial" w:hAnsi="Arial" w:eastAsia="Arial" w:cs="Tahoma"/>
                 <w:b/>
                 <w:sz w:val="18"/>
               </w:rPr>
@@ -743,7 +860,7 @@
             <w:r/>
             <w:r>
               <w:rPr>
-                <w:rFonts w:ascii="Arial" w:hAnsi="Arial" w:eastAsia="Arial"/>
+                <w:rFonts w:ascii="Arial" w:hAnsi="Arial" w:eastAsia="Arial" w:cs="Tahoma"/>
                 <w:b/>
                 <w:sz w:val="18"/>
               </w:rPr>
@@ -765,7 +882,7 @@
             <w:r/>
             <w:r>
               <w:rPr>
-                <w:rFonts w:ascii="Arial" w:hAnsi="Arial" w:eastAsia="Arial"/>
+                <w:rFonts w:ascii="Arial" w:hAnsi="Arial" w:eastAsia="Arial" w:cs="Tahoma"/>
                 <w:b/>
                 <w:sz w:val="18"/>
               </w:rPr>
@@ -787,7 +904,7 @@
             <w:r/>
             <w:r>
               <w:rPr>
-                <w:rFonts w:ascii="Arial" w:hAnsi="Arial" w:eastAsia="Arial"/>
+                <w:rFonts w:ascii="Arial" w:hAnsi="Arial" w:eastAsia="Arial" w:cs="Tahoma"/>
                 <w:b/>
                 <w:sz w:val="18"/>
               </w:rPr>
@@ -812,13 +929,13 @@
             </w:pPr>
             <w:r>
               <w:rPr>
-                <w:rFonts w:ascii="Arial" w:hAnsi="Arial" w:eastAsia="Arial"/>
-                <w:sz w:val="18"/>
-              </w:rPr>
-            </w:r>
-            <w:r>
-              <w:rPr>
-                <w:rFonts w:ascii="Arial" w:hAnsi="Arial" w:eastAsia="Arial"/>
+                <w:rFonts w:ascii="Arial" w:hAnsi="Arial" w:eastAsia="Arial" w:cs="Tahoma"/>
+                <w:sz w:val="18"/>
+              </w:rPr>
+            </w:r>
+            <w:r>
+              <w:rPr>
+                <w:rFonts w:ascii="Arial" w:hAnsi="Arial" w:eastAsia="Arial" w:cs="Tahoma"/>
                 <w:sz w:val="18"/>
               </w:rPr>
               <w:t>docNo</w:t>
@@ -837,13 +954,13 @@
             </w:pPr>
             <w:r>
               <w:rPr>
-                <w:rFonts w:ascii="Arial" w:hAnsi="Arial" w:eastAsia="Arial"/>
-                <w:sz w:val="18"/>
-              </w:rPr>
-            </w:r>
-            <w:r>
-              <w:rPr>
-                <w:rFonts w:ascii="Arial" w:hAnsi="Arial" w:eastAsia="Arial"/>
+                <w:rFonts w:ascii="Arial" w:hAnsi="Arial" w:eastAsia="Arial" w:cs="Tahoma"/>
+                <w:sz w:val="18"/>
+              </w:rPr>
+            </w:r>
+            <w:r>
+              <w:rPr>
+                <w:rFonts w:ascii="Arial" w:hAnsi="Arial" w:eastAsia="Arial" w:cs="Tahoma"/>
                 <w:sz w:val="18"/>
               </w:rPr>
               <w:t>YYYY/xxxxx</w:t>
@@ -862,13 +979,13 @@
             </w:pPr>
             <w:r>
               <w:rPr>
-                <w:rFonts w:ascii="Arial" w:hAnsi="Arial" w:eastAsia="Arial"/>
-                <w:sz w:val="18"/>
-              </w:rPr>
-            </w:r>
-            <w:r>
-              <w:rPr>
-                <w:rFonts w:ascii="Arial" w:hAnsi="Arial" w:eastAsia="Arial"/>
+                <w:rFonts w:ascii="Arial" w:hAnsi="Arial" w:eastAsia="Arial" w:cs="Tahoma"/>
+                <w:sz w:val="18"/>
+              </w:rPr>
+            </w:r>
+            <w:r>
+              <w:rPr>
+                <w:rFonts w:ascii="Arial" w:hAnsi="Arial" w:eastAsia="Arial" w:cs="Tahoma"/>
                 <w:sz w:val="18"/>
               </w:rPr>
               <w:t>required when opening existing document</w:t>
@@ -887,20 +1004,20 @@
             </w:pPr>
             <w:r>
               <w:rPr>
-                <w:rFonts w:ascii="Arial" w:hAnsi="Arial" w:eastAsia="Arial"/>
-                <w:sz w:val="18"/>
-              </w:rPr>
-            </w:r>
-            <w:r>
-              <w:rPr>
-                <w:rFonts w:ascii="Arial" w:hAnsi="Arial" w:eastAsia="Arial"/>
+                <w:rFonts w:ascii="Arial" w:hAnsi="Arial" w:eastAsia="Arial" w:cs="Tahoma"/>
+                <w:sz w:val="18"/>
+              </w:rPr>
+            </w:r>
+            <w:r>
+              <w:rPr>
+                <w:rFonts w:ascii="Arial" w:hAnsi="Arial" w:eastAsia="Arial" w:cs="Tahoma"/>
                 <w:sz w:val="18"/>
               </w:rPr>
               <w:t xml:space="preserve">ใช้ปี </w:t>
             </w:r>
             <w:r>
               <w:rPr>
-                <w:rFonts w:ascii="Arial" w:hAnsi="Arial" w:eastAsia="Arial"/>
+                <w:rFonts w:ascii="Arial" w:hAnsi="Arial" w:eastAsia="Arial" w:cs="Tahoma"/>
                 <w:b/>
                 <w:sz w:val="18"/>
               </w:rPr>
@@ -908,7 +1025,7 @@
             </w:r>
             <w:r>
               <w:rPr>
-                <w:rFonts w:ascii="Arial" w:hAnsi="Arial" w:eastAsia="Arial"/>
+                <w:rFonts w:ascii="Arial" w:hAnsi="Arial" w:eastAsia="Arial" w:cs="Tahoma"/>
                 <w:sz w:val="18"/>
               </w:rPr>
               <w:t xml:space="preserve"> และ running 5 หลัก (มติ 2026-08-06)</w:t>
@@ -932,13 +1049,13 @@
             </w:pPr>
             <w:r>
               <w:rPr>
-                <w:rFonts w:ascii="Arial" w:hAnsi="Arial" w:eastAsia="Arial"/>
-                <w:sz w:val="18"/>
-              </w:rPr>
-            </w:r>
-            <w:r>
-              <w:rPr>
-                <w:rFonts w:ascii="Arial" w:hAnsi="Arial" w:eastAsia="Arial"/>
+                <w:rFonts w:ascii="Arial" w:hAnsi="Arial" w:eastAsia="Arial" w:cs="Tahoma"/>
+                <w:sz w:val="18"/>
+              </w:rPr>
+            </w:r>
+            <w:r>
+              <w:rPr>
+                <w:rFonts w:ascii="Arial" w:hAnsi="Arial" w:eastAsia="Arial" w:cs="Tahoma"/>
                 <w:sz w:val="18"/>
               </w:rPr>
               <w:t>storeCode</w:t>
@@ -957,13 +1074,13 @@
             </w:pPr>
             <w:r>
               <w:rPr>
-                <w:rFonts w:ascii="Arial" w:hAnsi="Arial" w:eastAsia="Arial"/>
-                <w:sz w:val="18"/>
-              </w:rPr>
-            </w:r>
-            <w:r>
-              <w:rPr>
-                <w:rFonts w:ascii="Arial" w:hAnsi="Arial" w:eastAsia="Arial"/>
+                <w:rFonts w:ascii="Arial" w:hAnsi="Arial" w:eastAsia="Arial" w:cs="Tahoma"/>
+                <w:sz w:val="18"/>
+              </w:rPr>
+            </w:r>
+            <w:r>
+              <w:rPr>
+                <w:rFonts w:ascii="Arial" w:hAnsi="Arial" w:eastAsia="Arial" w:cs="Tahoma"/>
                 <w:sz w:val="18"/>
               </w:rPr>
               <w:t>string 5 digits</w:t>
@@ -982,13 +1099,13 @@
             </w:pPr>
             <w:r>
               <w:rPr>
-                <w:rFonts w:ascii="Arial" w:hAnsi="Arial" w:eastAsia="Arial"/>
-                <w:sz w:val="18"/>
-              </w:rPr>
-            </w:r>
-            <w:r>
-              <w:rPr>
-                <w:rFonts w:ascii="Arial" w:hAnsi="Arial" w:eastAsia="Arial"/>
+                <w:rFonts w:ascii="Arial" w:hAnsi="Arial" w:eastAsia="Arial" w:cs="Tahoma"/>
+                <w:sz w:val="18"/>
+              </w:rPr>
+            </w:r>
+            <w:r>
+              <w:rPr>
+                <w:rFonts w:ascii="Arial" w:hAnsi="Arial" w:eastAsia="Arial" w:cs="Tahoma"/>
                 <w:sz w:val="18"/>
               </w:rPr>
               <w:t>numeric length = 5</w:t>
@@ -1007,13 +1124,13 @@
             </w:pPr>
             <w:r>
               <w:rPr>
-                <w:rFonts w:ascii="Arial" w:hAnsi="Arial" w:eastAsia="Arial"/>
-                <w:sz w:val="18"/>
-              </w:rPr>
-            </w:r>
-            <w:r>
-              <w:rPr>
-                <w:rFonts w:ascii="Arial" w:hAnsi="Arial" w:eastAsia="Arial"/>
+                <w:rFonts w:ascii="Arial" w:hAnsi="Arial" w:eastAsia="Arial" w:cs="Tahoma"/>
+                <w:sz w:val="18"/>
+              </w:rPr>
+            </w:r>
+            <w:r>
+              <w:rPr>
+                <w:rFonts w:ascii="Arial" w:hAnsi="Arial" w:eastAsia="Arial" w:cs="Tahoma"/>
                 <w:sz w:val="18"/>
               </w:rPr>
               <w:t>แสดง leading zero</w:t>
@@ -1037,13 +1154,13 @@
             </w:pPr>
             <w:r>
               <w:rPr>
-                <w:rFonts w:ascii="Arial" w:hAnsi="Arial" w:eastAsia="Arial"/>
-                <w:sz w:val="18"/>
-              </w:rPr>
-            </w:r>
-            <w:r>
-              <w:rPr>
-                <w:rFonts w:ascii="Arial" w:hAnsi="Arial" w:eastAsia="Arial"/>
+                <w:rFonts w:ascii="Arial" w:hAnsi="Arial" w:eastAsia="Arial" w:cs="Tahoma"/>
+                <w:sz w:val="18"/>
+              </w:rPr>
+            </w:r>
+            <w:r>
+              <w:rPr>
+                <w:rFonts w:ascii="Arial" w:hAnsi="Arial" w:eastAsia="Arial" w:cs="Tahoma"/>
                 <w:sz w:val="18"/>
               </w:rPr>
               <w:t>amount</w:t>
@@ -1062,13 +1179,13 @@
             </w:pPr>
             <w:r>
               <w:rPr>
-                <w:rFonts w:ascii="Arial" w:hAnsi="Arial" w:eastAsia="Arial"/>
-                <w:sz w:val="18"/>
-              </w:rPr>
-            </w:r>
-            <w:r>
-              <w:rPr>
-                <w:rFonts w:ascii="Arial" w:hAnsi="Arial" w:eastAsia="Arial"/>
+                <w:rFonts w:ascii="Arial" w:hAnsi="Arial" w:eastAsia="Arial" w:cs="Tahoma"/>
+                <w:sz w:val="18"/>
+              </w:rPr>
+            </w:r>
+            <w:r>
+              <w:rPr>
+                <w:rFonts w:ascii="Arial" w:hAnsi="Arial" w:eastAsia="Arial" w:cs="Tahoma"/>
                 <w:sz w:val="18"/>
               </w:rPr>
               <w:t>number, 2 decimals</w:t>
@@ -1087,13 +1204,13 @@
             </w:pPr>
             <w:r>
               <w:rPr>
-                <w:rFonts w:ascii="Arial" w:hAnsi="Arial" w:eastAsia="Arial"/>
-                <w:sz w:val="18"/>
-              </w:rPr>
-            </w:r>
-            <w:r>
-              <w:rPr>
-                <w:rFonts w:ascii="Arial" w:hAnsi="Arial" w:eastAsia="Arial"/>
+                <w:rFonts w:ascii="Arial" w:hAnsi="Arial" w:eastAsia="Arial" w:cs="Tahoma"/>
+                <w:sz w:val="18"/>
+              </w:rPr>
+            </w:r>
+            <w:r>
+              <w:rPr>
+                <w:rFonts w:ascii="Arial" w:hAnsi="Arial" w:eastAsia="Arial" w:cs="Tahoma"/>
                 <w:sz w:val="18"/>
               </w:rPr>
               <w:t>&gt;= 0</w:t>
@@ -1112,27 +1229,27 @@
             </w:pPr>
             <w:r>
               <w:rPr>
-                <w:rFonts w:ascii="Arial" w:hAnsi="Arial" w:eastAsia="Arial"/>
-                <w:sz w:val="18"/>
-              </w:rPr>
-            </w:r>
-            <w:r>
-              <w:rPr>
-                <w:rFonts w:ascii="Arial" w:hAnsi="Arial" w:eastAsia="Arial"/>
+                <w:rFonts w:ascii="Arial" w:hAnsi="Arial" w:eastAsia="Arial" w:cs="Tahoma"/>
+                <w:sz w:val="18"/>
+              </w:rPr>
+            </w:r>
+            <w:r>
+              <w:rPr>
+                <w:rFonts w:ascii="Arial" w:hAnsi="Arial" w:eastAsia="Arial" w:cs="Tahoma"/>
                 <w:sz w:val="18"/>
               </w:rPr>
               <w:t xml:space="preserve">format </w:t>
             </w:r>
             <w:r>
               <w:rPr>
-                <w:rFonts w:ascii="Courier New" w:hAnsi="Courier New" w:eastAsia="Arial"/>
+                <w:rFonts w:ascii="Courier New" w:hAnsi="Courier New" w:eastAsia="Courier New" w:cs="Tahoma"/>
                 <w:sz w:val="18"/>
               </w:rPr>
               <w:t>#,##0.00</w:t>
             </w:r>
             <w:r>
               <w:rPr>
-                <w:rFonts w:ascii="Arial" w:hAnsi="Arial" w:eastAsia="Arial"/>
+                <w:rFonts w:ascii="Arial" w:hAnsi="Arial" w:eastAsia="Arial" w:cs="Tahoma"/>
                 <w:sz w:val="18"/>
               </w:rPr>
               <w:t xml:space="preserve"> บาท</w:t>
@@ -1156,13 +1273,13 @@
             </w:pPr>
             <w:r>
               <w:rPr>
-                <w:rFonts w:ascii="Arial" w:hAnsi="Arial" w:eastAsia="Arial"/>
-                <w:sz w:val="18"/>
-              </w:rPr>
-            </w:r>
-            <w:r>
-              <w:rPr>
-                <w:rFonts w:ascii="Arial" w:hAnsi="Arial" w:eastAsia="Arial"/>
+                <w:rFonts w:ascii="Arial" w:hAnsi="Arial" w:eastAsia="Arial" w:cs="Tahoma"/>
+                <w:sz w:val="18"/>
+              </w:rPr>
+            </w:r>
+            <w:r>
+              <w:rPr>
+                <w:rFonts w:ascii="Arial" w:hAnsi="Arial" w:eastAsia="Arial" w:cs="Tahoma"/>
                 <w:sz w:val="18"/>
               </w:rPr>
               <w:t>percent</w:t>
@@ -1181,13 +1298,13 @@
             </w:pPr>
             <w:r>
               <w:rPr>
-                <w:rFonts w:ascii="Arial" w:hAnsi="Arial" w:eastAsia="Arial"/>
-                <w:sz w:val="18"/>
-              </w:rPr>
-            </w:r>
-            <w:r>
-              <w:rPr>
-                <w:rFonts w:ascii="Arial" w:hAnsi="Arial" w:eastAsia="Arial"/>
+                <w:rFonts w:ascii="Arial" w:hAnsi="Arial" w:eastAsia="Arial" w:cs="Tahoma"/>
+                <w:sz w:val="18"/>
+              </w:rPr>
+            </w:r>
+            <w:r>
+              <w:rPr>
+                <w:rFonts w:ascii="Arial" w:hAnsi="Arial" w:eastAsia="Arial" w:cs="Tahoma"/>
                 <w:sz w:val="18"/>
               </w:rPr>
               <w:t>number, 2 decimals</w:t>
@@ -1206,13 +1323,13 @@
             </w:pPr>
             <w:r>
               <w:rPr>
-                <w:rFonts w:ascii="Arial" w:hAnsi="Arial" w:eastAsia="Arial"/>
-                <w:sz w:val="18"/>
-              </w:rPr>
-            </w:r>
-            <w:r>
-              <w:rPr>
-                <w:rFonts w:ascii="Arial" w:hAnsi="Arial" w:eastAsia="Arial"/>
+                <w:rFonts w:ascii="Arial" w:hAnsi="Arial" w:eastAsia="Arial" w:cs="Tahoma"/>
+                <w:sz w:val="18"/>
+              </w:rPr>
+            </w:r>
+            <w:r>
+              <w:rPr>
+                <w:rFonts w:ascii="Arial" w:hAnsi="Arial" w:eastAsia="Arial" w:cs="Tahoma"/>
                 <w:sz w:val="18"/>
               </w:rPr>
               <w:t>0-100</w:t>
@@ -1231,27 +1348,27 @@
             </w:pPr>
             <w:r>
               <w:rPr>
-                <w:rFonts w:ascii="Arial" w:hAnsi="Arial" w:eastAsia="Arial"/>
-                <w:sz w:val="18"/>
-              </w:rPr>
-            </w:r>
-            <w:r>
-              <w:rPr>
-                <w:rFonts w:ascii="Arial" w:hAnsi="Arial" w:eastAsia="Arial"/>
+                <w:rFonts w:ascii="Arial" w:hAnsi="Arial" w:eastAsia="Arial" w:cs="Tahoma"/>
+                <w:sz w:val="18"/>
+              </w:rPr>
+            </w:r>
+            <w:r>
+              <w:rPr>
+                <w:rFonts w:ascii="Arial" w:hAnsi="Arial" w:eastAsia="Arial" w:cs="Tahoma"/>
                 <w:sz w:val="18"/>
               </w:rPr>
               <w:t xml:space="preserve">ใช้ </w:t>
             </w:r>
             <w:r>
               <w:rPr>
-                <w:rFonts w:ascii="Courier New" w:hAnsi="Courier New" w:eastAsia="Arial"/>
+                <w:rFonts w:ascii="Courier New" w:hAnsi="Courier New" w:eastAsia="Courier New" w:cs="Tahoma"/>
                 <w:sz w:val="18"/>
               </w:rPr>
               <w:t>%</w:t>
             </w:r>
             <w:r>
               <w:rPr>
-                <w:rFonts w:ascii="Arial" w:hAnsi="Arial" w:eastAsia="Arial"/>
+                <w:rFonts w:ascii="Arial" w:hAnsi="Arial" w:eastAsia="Arial" w:cs="Tahoma"/>
                 <w:sz w:val="18"/>
               </w:rPr>
               <w:t xml:space="preserve"> และรวม allocation ต้องเท่ากับ 100</w:t>
@@ -1275,13 +1392,13 @@
             </w:pPr>
             <w:r>
               <w:rPr>
-                <w:rFonts w:ascii="Arial" w:hAnsi="Arial" w:eastAsia="Arial"/>
-                <w:sz w:val="18"/>
-              </w:rPr>
-            </w:r>
-            <w:r>
-              <w:rPr>
-                <w:rFonts w:ascii="Arial" w:hAnsi="Arial" w:eastAsia="Arial"/>
+                <w:rFonts w:ascii="Arial" w:hAnsi="Arial" w:eastAsia="Arial" w:cs="Tahoma"/>
+                <w:sz w:val="18"/>
+              </w:rPr>
+            </w:r>
+            <w:r>
+              <w:rPr>
+                <w:rFonts w:ascii="Arial" w:hAnsi="Arial" w:eastAsia="Arial" w:cs="Tahoma"/>
                 <w:sz w:val="18"/>
               </w:rPr>
               <w:t>date</w:t>
@@ -1300,13 +1417,13 @@
             </w:pPr>
             <w:r>
               <w:rPr>
-                <w:rFonts w:ascii="Arial" w:hAnsi="Arial" w:eastAsia="Arial"/>
-                <w:sz w:val="18"/>
-              </w:rPr>
-            </w:r>
-            <w:r>
-              <w:rPr>
-                <w:rFonts w:ascii="Arial" w:hAnsi="Arial" w:eastAsia="Arial"/>
+                <w:rFonts w:ascii="Arial" w:hAnsi="Arial" w:eastAsia="Arial" w:cs="Tahoma"/>
+                <w:sz w:val="18"/>
+              </w:rPr>
+            </w:r>
+            <w:r>
+              <w:rPr>
+                <w:rFonts w:ascii="Arial" w:hAnsi="Arial" w:eastAsia="Arial" w:cs="Tahoma"/>
                 <w:sz w:val="18"/>
               </w:rPr>
               <w:t>DD/MM/YYYY</w:t>
@@ -1325,13 +1442,13 @@
             </w:pPr>
             <w:r>
               <w:rPr>
-                <w:rFonts w:ascii="Arial" w:hAnsi="Arial" w:eastAsia="Arial"/>
-                <w:sz w:val="18"/>
-              </w:rPr>
-            </w:r>
-            <w:r>
-              <w:rPr>
-                <w:rFonts w:ascii="Arial" w:hAnsi="Arial" w:eastAsia="Arial"/>
+                <w:rFonts w:ascii="Arial" w:hAnsi="Arial" w:eastAsia="Arial" w:cs="Tahoma"/>
+                <w:sz w:val="18"/>
+              </w:rPr>
+            </w:r>
+            <w:r>
+              <w:rPr>
+                <w:rFonts w:ascii="Arial" w:hAnsi="Arial" w:eastAsia="Arial" w:cs="Tahoma"/>
                 <w:sz w:val="18"/>
               </w:rPr>
               <w:t>valid date</w:t>
@@ -1350,13 +1467,13 @@
             </w:pPr>
             <w:r>
               <w:rPr>
-                <w:rFonts w:ascii="Arial" w:hAnsi="Arial" w:eastAsia="Arial"/>
-                <w:sz w:val="18"/>
-              </w:rPr>
-            </w:r>
-            <w:r>
-              <w:rPr>
-                <w:rFonts w:ascii="Arial" w:hAnsi="Arial" w:eastAsia="Arial"/>
+                <w:rFonts w:ascii="Arial" w:hAnsi="Arial" w:eastAsia="Arial" w:cs="Tahoma"/>
+                <w:sz w:val="18"/>
+              </w:rPr>
+            </w:r>
+            <w:r>
+              <w:rPr>
+                <w:rFonts w:ascii="Arial" w:hAnsi="Arial" w:eastAsia="Arial" w:cs="Tahoma"/>
                 <w:sz w:val="18"/>
               </w:rPr>
               <w:t>payload เป็น ISO ค.ศ. · FE แสดง ค.ศ. เป็นค่าเริ่มต้น (DatePicker buddhistEra=false) แสดง พ.ศ. เฉพาะจุดที่เปิด flag</w:t>
@@ -1380,13 +1497,13 @@
             </w:pPr>
             <w:r>
               <w:rPr>
-                <w:rFonts w:ascii="Arial" w:hAnsi="Arial" w:eastAsia="Arial"/>
-                <w:sz w:val="18"/>
-              </w:rPr>
-            </w:r>
-            <w:r>
-              <w:rPr>
-                <w:rFonts w:ascii="Arial" w:hAnsi="Arial" w:eastAsia="Arial"/>
+                <w:rFonts w:ascii="Arial" w:hAnsi="Arial" w:eastAsia="Arial" w:cs="Tahoma"/>
+                <w:sz w:val="18"/>
+              </w:rPr>
+            </w:r>
+            <w:r>
+              <w:rPr>
+                <w:rFonts w:ascii="Arial" w:hAnsi="Arial" w:eastAsia="Arial" w:cs="Tahoma"/>
                 <w:sz w:val="18"/>
               </w:rPr>
               <w:t>attachment</w:t>
@@ -1405,13 +1522,13 @@
             </w:pPr>
             <w:r>
               <w:rPr>
-                <w:rFonts w:ascii="Arial" w:hAnsi="Arial" w:eastAsia="Arial"/>
-                <w:sz w:val="18"/>
-              </w:rPr>
-            </w:r>
-            <w:r>
-              <w:rPr>
-                <w:rFonts w:ascii="Arial" w:hAnsi="Arial" w:eastAsia="Arial"/>
+                <w:rFonts w:ascii="Arial" w:hAnsi="Arial" w:eastAsia="Arial" w:cs="Tahoma"/>
+                <w:sz w:val="18"/>
+              </w:rPr>
+            </w:r>
+            <w:r>
+              <w:rPr>
+                <w:rFonts w:ascii="Arial" w:hAnsi="Arial" w:eastAsia="Arial" w:cs="Tahoma"/>
                 <w:sz w:val="18"/>
               </w:rPr>
               <w:t>file</w:t>
@@ -1430,13 +1547,13 @@
             </w:pPr>
             <w:r>
               <w:rPr>
-                <w:rFonts w:ascii="Arial" w:hAnsi="Arial" w:eastAsia="Arial"/>
-                <w:sz w:val="18"/>
-              </w:rPr>
-            </w:r>
-            <w:r>
-              <w:rPr>
-                <w:rFonts w:ascii="Arial" w:hAnsi="Arial" w:eastAsia="Arial"/>
+                <w:rFonts w:ascii="Arial" w:hAnsi="Arial" w:eastAsia="Arial" w:cs="Tahoma"/>
+                <w:sz w:val="18"/>
+              </w:rPr>
+            </w:r>
+            <w:r>
+              <w:rPr>
+                <w:rFonts w:ascii="Arial" w:hAnsi="Arial" w:eastAsia="Arial" w:cs="Tahoma"/>
                 <w:sz w:val="18"/>
               </w:rPr>
               <w:t>&lt;= 5 MB</w:t>
@@ -1455,13 +1572,13 @@
             </w:pPr>
             <w:r>
               <w:rPr>
-                <w:rFonts w:ascii="Arial" w:hAnsi="Arial" w:eastAsia="Arial"/>
-                <w:sz w:val="18"/>
-              </w:rPr>
-            </w:r>
-            <w:r>
-              <w:rPr>
-                <w:rFonts w:ascii="Arial" w:hAnsi="Arial" w:eastAsia="Arial"/>
+                <w:rFonts w:ascii="Arial" w:hAnsi="Arial" w:eastAsia="Arial" w:cs="Tahoma"/>
+                <w:sz w:val="18"/>
+              </w:rPr>
+            </w:r>
+            <w:r>
+              <w:rPr>
+                <w:rFonts w:ascii="Arial" w:hAnsi="Arial" w:eastAsia="Arial" w:cs="Tahoma"/>
                 <w:sz w:val="18"/>
               </w:rPr>
               <w:t>รองรับ vsd, dwg, afp, pdf, mda, zip, wav, mp3, gif, jpg, tif, tiff, htm, html, txt, xml, mpg, mov, ivs, doc, docx, xls, xlsx, pps, ppt, pot, csv</w:t>
@@ -1485,13 +1602,13 @@
             </w:pPr>
             <w:r>
               <w:rPr>
-                <w:rFonts w:ascii="Arial" w:hAnsi="Arial" w:eastAsia="Arial"/>
-                <w:sz w:val="18"/>
-              </w:rPr>
-            </w:r>
-            <w:r>
-              <w:rPr>
-                <w:rFonts w:ascii="Arial" w:hAnsi="Arial" w:eastAsia="Arial"/>
+                <w:rFonts w:ascii="Arial" w:hAnsi="Arial" w:eastAsia="Arial" w:cs="Tahoma"/>
+                <w:sz w:val="18"/>
+              </w:rPr>
+            </w:r>
+            <w:r>
+              <w:rPr>
+                <w:rFonts w:ascii="Arial" w:hAnsi="Arial" w:eastAsia="Arial" w:cs="Tahoma"/>
                 <w:sz w:val="18"/>
               </w:rPr>
               <w:t>docNo</w:t>
@@ -1510,13 +1627,13 @@
             </w:pPr>
             <w:r>
               <w:rPr>
-                <w:rFonts w:ascii="Arial" w:hAnsi="Arial" w:eastAsia="Arial"/>
-                <w:sz w:val="18"/>
-              </w:rPr>
-            </w:r>
-            <w:r>
-              <w:rPr>
-                <w:rFonts w:ascii="Arial" w:hAnsi="Arial" w:eastAsia="Arial"/>
+                <w:rFonts w:ascii="Arial" w:hAnsi="Arial" w:eastAsia="Arial" w:cs="Tahoma"/>
+                <w:sz w:val="18"/>
+              </w:rPr>
+            </w:r>
+            <w:r>
+              <w:rPr>
+                <w:rFonts w:ascii="Arial" w:hAnsi="Arial" w:eastAsia="Arial" w:cs="Tahoma"/>
                 <w:sz w:val="18"/>
               </w:rPr>
               <w:t>YYYY/xxxxx</w:t>
@@ -1535,13 +1652,13 @@
             </w:pPr>
             <w:r>
               <w:rPr>
-                <w:rFonts w:ascii="Arial" w:hAnsi="Arial" w:eastAsia="Arial"/>
-                <w:sz w:val="18"/>
-              </w:rPr>
-            </w:r>
-            <w:r>
-              <w:rPr>
-                <w:rFonts w:ascii="Arial" w:hAnsi="Arial" w:eastAsia="Arial"/>
+                <w:rFonts w:ascii="Arial" w:hAnsi="Arial" w:eastAsia="Arial" w:cs="Tahoma"/>
+                <w:sz w:val="18"/>
+              </w:rPr>
+            </w:r>
+            <w:r>
+              <w:rPr>
+                <w:rFonts w:ascii="Arial" w:hAnsi="Arial" w:eastAsia="Arial" w:cs="Tahoma"/>
                 <w:sz w:val="18"/>
               </w:rPr>
               <w:t>required path param</w:t>
@@ -1560,13 +1677,13 @@
             </w:pPr>
             <w:r>
               <w:rPr>
-                <w:rFonts w:ascii="Arial" w:hAnsi="Arial" w:eastAsia="Arial"/>
-                <w:sz w:val="18"/>
-              </w:rPr>
-            </w:r>
-            <w:r>
-              <w:rPr>
-                <w:rFonts w:ascii="Arial" w:hAnsi="Arial" w:eastAsia="Arial"/>
+                <w:rFonts w:ascii="Arial" w:hAnsi="Arial" w:eastAsia="Arial" w:cs="Tahoma"/>
+                <w:sz w:val="18"/>
+              </w:rPr>
+            </w:r>
+            <w:r>
+              <w:rPr>
+                <w:rFonts w:ascii="Arial" w:hAnsi="Arial" w:eastAsia="Arial" w:cs="Tahoma"/>
                 <w:sz w:val="18"/>
               </w:rPr>
               <w:t>หาเอกสารและ section ทั้งหมด</w:t>
@@ -1590,13 +1707,13 @@
             </w:pPr>
             <w:r>
               <w:rPr>
-                <w:rFonts w:ascii="Arial" w:hAnsi="Arial" w:eastAsia="Arial"/>
-                <w:sz w:val="18"/>
-              </w:rPr>
-            </w:r>
-            <w:r>
-              <w:rPr>
-                <w:rFonts w:ascii="Arial" w:hAnsi="Arial" w:eastAsia="Arial"/>
+                <w:rFonts w:ascii="Arial" w:hAnsi="Arial" w:eastAsia="Arial" w:cs="Tahoma"/>
+                <w:sz w:val="18"/>
+              </w:rPr>
+            </w:r>
+            <w:r>
+              <w:rPr>
+                <w:rFonts w:ascii="Arial" w:hAnsi="Arial" w:eastAsia="Arial" w:cs="Tahoma"/>
                 <w:sz w:val="18"/>
               </w:rPr>
               <w:t>visibleSections/editableSections</w:t>
@@ -1615,13 +1732,13 @@
             </w:pPr>
             <w:r>
               <w:rPr>
-                <w:rFonts w:ascii="Arial" w:hAnsi="Arial" w:eastAsia="Arial"/>
-                <w:sz w:val="18"/>
-              </w:rPr>
-            </w:r>
-            <w:r>
-              <w:rPr>
-                <w:rFonts w:ascii="Arial" w:hAnsi="Arial" w:eastAsia="Arial"/>
+                <w:rFonts w:ascii="Arial" w:hAnsi="Arial" w:eastAsia="Arial" w:cs="Tahoma"/>
+                <w:sz w:val="18"/>
+              </w:rPr>
+            </w:r>
+            <w:r>
+              <w:rPr>
+                <w:rFonts w:ascii="Arial" w:hAnsi="Arial" w:eastAsia="Arial" w:cs="Tahoma"/>
                 <w:sz w:val="18"/>
               </w:rPr>
               <w:t>array</w:t>
@@ -1640,13 +1757,13 @@
             </w:pPr>
             <w:r>
               <w:rPr>
-                <w:rFonts w:ascii="Arial" w:hAnsi="Arial" w:eastAsia="Arial"/>
-                <w:sz w:val="18"/>
-              </w:rPr>
-            </w:r>
-            <w:r>
-              <w:rPr>
-                <w:rFonts w:ascii="Arial" w:hAnsi="Arial" w:eastAsia="Arial"/>
+                <w:rFonts w:ascii="Arial" w:hAnsi="Arial" w:eastAsia="Arial" w:cs="Tahoma"/>
+                <w:sz w:val="18"/>
+              </w:rPr>
+            </w:r>
+            <w:r>
+              <w:rPr>
+                <w:rFonts w:ascii="Arial" w:hAnsi="Arial" w:eastAsia="Arial" w:cs="Tahoma"/>
                 <w:sz w:val="18"/>
               </w:rPr>
               <w:t>computed by BE</w:t>
@@ -1665,13 +1782,13 @@
             </w:pPr>
             <w:r>
               <w:rPr>
-                <w:rFonts w:ascii="Arial" w:hAnsi="Arial" w:eastAsia="Arial"/>
-                <w:sz w:val="18"/>
-              </w:rPr>
-            </w:r>
-            <w:r>
-              <w:rPr>
-                <w:rFonts w:ascii="Arial" w:hAnsi="Arial" w:eastAsia="Arial"/>
+                <w:rFonts w:ascii="Arial" w:hAnsi="Arial" w:eastAsia="Arial" w:cs="Tahoma"/>
+                <w:sz w:val="18"/>
+              </w:rPr>
+            </w:r>
+            <w:r>
+              <w:rPr>
+                <w:rFonts w:ascii="Arial" w:hAnsi="Arial" w:eastAsia="Arial" w:cs="Tahoma"/>
                 <w:sz w:val="18"/>
               </w:rPr>
               <w:t>FE render ตาม key ที่ส่งมาเท่านั้น</w:t>
@@ -1695,13 +1812,13 @@
             </w:pPr>
             <w:r>
               <w:rPr>
-                <w:rFonts w:ascii="Arial" w:hAnsi="Arial" w:eastAsia="Arial"/>
-                <w:sz w:val="18"/>
-              </w:rPr>
-            </w:r>
-            <w:r>
-              <w:rPr>
-                <w:rFonts w:ascii="Arial" w:hAnsi="Arial" w:eastAsia="Arial"/>
+                <w:rFonts w:ascii="Arial" w:hAnsi="Arial" w:eastAsia="Arial" w:cs="Tahoma"/>
+                <w:sz w:val="18"/>
+              </w:rPr>
+            </w:r>
+            <w:r>
+              <w:rPr>
+                <w:rFonts w:ascii="Arial" w:hAnsi="Arial" w:eastAsia="Arial" w:cs="Tahoma"/>
                 <w:sz w:val="18"/>
               </w:rPr>
               <w:t>actionOptions</w:t>
@@ -1720,13 +1837,13 @@
             </w:pPr>
             <w:r>
               <w:rPr>
-                <w:rFonts w:ascii="Arial" w:hAnsi="Arial" w:eastAsia="Arial"/>
-                <w:sz w:val="18"/>
-              </w:rPr>
-            </w:r>
-            <w:r>
-              <w:rPr>
-                <w:rFonts w:ascii="Arial" w:hAnsi="Arial" w:eastAsia="Arial"/>
+                <w:rFonts w:ascii="Arial" w:hAnsi="Arial" w:eastAsia="Arial" w:cs="Tahoma"/>
+                <w:sz w:val="18"/>
+              </w:rPr>
+            </w:r>
+            <w:r>
+              <w:rPr>
+                <w:rFonts w:ascii="Arial" w:hAnsi="Arial" w:eastAsia="Arial" w:cs="Tahoma"/>
                 <w:sz w:val="18"/>
               </w:rPr>
               <w:t>array</w:t>
@@ -1745,13 +1862,13 @@
             </w:pPr>
             <w:r>
               <w:rPr>
-                <w:rFonts w:ascii="Arial" w:hAnsi="Arial" w:eastAsia="Arial"/>
-                <w:sz w:val="18"/>
-              </w:rPr>
-            </w:r>
-            <w:r>
-              <w:rPr>
-                <w:rFonts w:ascii="Arial" w:hAnsi="Arial" w:eastAsia="Arial"/>
+                <w:rFonts w:ascii="Arial" w:hAnsi="Arial" w:eastAsia="Arial" w:cs="Tahoma"/>
+                <w:sz w:val="18"/>
+              </w:rPr>
+            </w:r>
+            <w:r>
+              <w:rPr>
+                <w:rFonts w:ascii="Arial" w:hAnsi="Arial" w:eastAsia="Arial" w:cs="Tahoma"/>
                 <w:sz w:val="18"/>
               </w:rPr>
               <w:t>computed by BE</w:t>
@@ -1770,13 +1887,13 @@
             </w:pPr>
             <w:r>
               <w:rPr>
-                <w:rFonts w:ascii="Arial" w:hAnsi="Arial" w:eastAsia="Arial"/>
-                <w:sz w:val="18"/>
-              </w:rPr>
-            </w:r>
-            <w:r>
-              <w:rPr>
-                <w:rFonts w:ascii="Arial" w:hAnsi="Arial" w:eastAsia="Arial"/>
+                <w:rFonts w:ascii="Arial" w:hAnsi="Arial" w:eastAsia="Arial" w:cs="Tahoma"/>
+                <w:sz w:val="18"/>
+              </w:rPr>
+            </w:r>
+            <w:r>
+              <w:rPr>
+                <w:rFonts w:ascii="Arial" w:hAnsi="Arial" w:eastAsia="Arial" w:cs="Tahoma"/>
                 <w:sz w:val="18"/>
               </w:rPr>
               <w:t>radio options + requireComment สำหรับ action panel</w:t>
@@ -1835,7 +1952,7 @@
             <w:r/>
             <w:r>
               <w:rPr>
-                <w:rFonts w:ascii="Arial" w:hAnsi="Arial" w:eastAsia="Arial"/>
+                <w:rFonts w:ascii="Arial" w:hAnsi="Arial" w:eastAsia="Arial" w:cs="Tahoma"/>
                 <w:b/>
                 <w:sz w:val="18"/>
               </w:rPr>
@@ -1857,7 +1974,7 @@
             <w:r/>
             <w:r>
               <w:rPr>
-                <w:rFonts w:ascii="Arial" w:hAnsi="Arial" w:eastAsia="Arial"/>
+                <w:rFonts w:ascii="Arial" w:hAnsi="Arial" w:eastAsia="Arial" w:cs="Tahoma"/>
                 <w:b/>
                 <w:sz w:val="18"/>
               </w:rPr>
@@ -1879,7 +1996,7 @@
             <w:r/>
             <w:r>
               <w:rPr>
-                <w:rFonts w:ascii="Arial" w:hAnsi="Arial" w:eastAsia="Arial"/>
+                <w:rFonts w:ascii="Arial" w:hAnsi="Arial" w:eastAsia="Arial" w:cs="Tahoma"/>
                 <w:b/>
                 <w:sz w:val="18"/>
               </w:rPr>
@@ -1904,13 +2021,13 @@
             </w:pPr>
             <w:r>
               <w:rPr>
-                <w:rFonts w:ascii="Arial" w:hAnsi="Arial" w:eastAsia="Arial"/>
-                <w:sz w:val="18"/>
-              </w:rPr>
-            </w:r>
-            <w:r>
-              <w:rPr>
-                <w:rFonts w:ascii="Arial" w:hAnsi="Arial" w:eastAsia="Arial"/>
+                <w:rFonts w:ascii="Arial" w:hAnsi="Arial" w:eastAsia="Arial" w:cs="Tahoma"/>
+                <w:sz w:val="18"/>
+              </w:rPr>
+            </w:r>
+            <w:r>
+              <w:rPr>
+                <w:rFonts w:ascii="Arial" w:hAnsi="Arial" w:eastAsia="Arial" w:cs="Tahoma"/>
                 <w:sz w:val="18"/>
               </w:rPr>
               <w:t>doc-header</w:t>
@@ -1929,13 +2046,13 @@
             </w:pPr>
             <w:r>
               <w:rPr>
-                <w:rFonts w:ascii="Arial" w:hAnsi="Arial" w:eastAsia="Arial"/>
-                <w:sz w:val="18"/>
-              </w:rPr>
-            </w:r>
-            <w:r>
-              <w:rPr>
-                <w:rFonts w:ascii="Arial" w:hAnsi="Arial" w:eastAsia="Arial"/>
+                <w:rFonts w:ascii="Arial" w:hAnsi="Arial" w:eastAsia="Arial" w:cs="Tahoma"/>
+                <w:sz w:val="18"/>
+              </w:rPr>
+            </w:r>
+            <w:r>
+              <w:rPr>
+                <w:rFonts w:ascii="Arial" w:hAnsi="Arial" w:eastAsia="Arial" w:cs="Tahoma"/>
                 <w:sz w:val="18"/>
               </w:rPr>
               <w:t>ข้อมูลร้านถูกกระทบ / header</w:t>
@@ -1954,13 +2071,13 @@
             </w:pPr>
             <w:r>
               <w:rPr>
-                <w:rFonts w:ascii="Arial" w:hAnsi="Arial" w:eastAsia="Arial"/>
-                <w:sz w:val="18"/>
-              </w:rPr>
-            </w:r>
-            <w:r>
-              <w:rPr>
-                <w:rFonts w:ascii="Arial" w:hAnsi="Arial" w:eastAsia="Arial"/>
+                <w:rFonts w:ascii="Arial" w:hAnsi="Arial" w:eastAsia="Arial" w:cs="Tahoma"/>
+                <w:sz w:val="18"/>
+              </w:rPr>
+            </w:r>
+            <w:r>
+              <w:rPr>
+                <w:rFonts w:ascii="Arial" w:hAnsi="Arial" w:eastAsia="Arial" w:cs="Tahoma"/>
                 <w:sz w:val="18"/>
               </w:rPr>
               <w:t>read-only ทุก role</w:t>
@@ -1984,13 +2101,13 @@
             </w:pPr>
             <w:r>
               <w:rPr>
-                <w:rFonts w:ascii="Arial" w:hAnsi="Arial" w:eastAsia="Arial"/>
-                <w:sz w:val="18"/>
-              </w:rPr>
-            </w:r>
-            <w:r>
-              <w:rPr>
-                <w:rFonts w:ascii="Arial" w:hAnsi="Arial" w:eastAsia="Arial"/>
+                <w:rFonts w:ascii="Arial" w:hAnsi="Arial" w:eastAsia="Arial" w:cs="Tahoma"/>
+                <w:sz w:val="18"/>
+              </w:rPr>
+            </w:r>
+            <w:r>
+              <w:rPr>
+                <w:rFonts w:ascii="Arial" w:hAnsi="Arial" w:eastAsia="Arial" w:cs="Tahoma"/>
                 <w:sz w:val="18"/>
               </w:rPr>
               <w:t>sec-sales</w:t>
@@ -2009,13 +2126,13 @@
             </w:pPr>
             <w:r>
               <w:rPr>
-                <w:rFonts w:ascii="Arial" w:hAnsi="Arial" w:eastAsia="Arial"/>
-                <w:sz w:val="18"/>
-              </w:rPr>
-            </w:r>
-            <w:r>
-              <w:rPr>
-                <w:rFonts w:ascii="Arial" w:hAnsi="Arial" w:eastAsia="Arial"/>
+                <w:rFonts w:ascii="Arial" w:hAnsi="Arial" w:eastAsia="Arial" w:cs="Tahoma"/>
+                <w:sz w:val="18"/>
+              </w:rPr>
+            </w:r>
+            <w:r>
+              <w:rPr>
+                <w:rFonts w:ascii="Arial" w:hAnsi="Arial" w:eastAsia="Arial" w:cs="Tahoma"/>
                 <w:sz w:val="18"/>
               </w:rPr>
               <w:t>แนวโน้มยอดขายรายวัน</w:t>
@@ -2034,13 +2151,13 @@
             </w:pPr>
             <w:r>
               <w:rPr>
-                <w:rFonts w:ascii="Arial" w:hAnsi="Arial" w:eastAsia="Arial"/>
-                <w:sz w:val="18"/>
-              </w:rPr>
-            </w:r>
-            <w:r>
-              <w:rPr>
-                <w:rFonts w:ascii="Arial" w:hAnsi="Arial" w:eastAsia="Arial"/>
+                <w:rFonts w:ascii="Arial" w:hAnsi="Arial" w:eastAsia="Arial" w:cs="Tahoma"/>
+                <w:sz w:val="18"/>
+              </w:rPr>
+            </w:r>
+            <w:r>
+              <w:rPr>
+                <w:rFonts w:ascii="Arial" w:hAnsi="Arial" w:eastAsia="Arial" w:cs="Tahoma"/>
                 <w:sz w:val="18"/>
               </w:rPr>
               <w:t>read-only ทุก role</w:t>
@@ -2064,13 +2181,13 @@
             </w:pPr>
             <w:r>
               <w:rPr>
-                <w:rFonts w:ascii="Arial" w:hAnsi="Arial" w:eastAsia="Arial"/>
-                <w:sz w:val="18"/>
-              </w:rPr>
-            </w:r>
-            <w:r>
-              <w:rPr>
-                <w:rFonts w:ascii="Arial" w:hAnsi="Arial" w:eastAsia="Arial"/>
+                <w:rFonts w:ascii="Arial" w:hAnsi="Arial" w:eastAsia="Arial" w:cs="Tahoma"/>
+                <w:sz w:val="18"/>
+              </w:rPr>
+            </w:r>
+            <w:r>
+              <w:rPr>
+                <w:rFonts w:ascii="Arial" w:hAnsi="Arial" w:eastAsia="Arial" w:cs="Tahoma"/>
                 <w:sz w:val="18"/>
               </w:rPr>
               <w:t>sec-map</w:t>
@@ -2089,13 +2206,13 @@
             </w:pPr>
             <w:r>
               <w:rPr>
-                <w:rFonts w:ascii="Arial" w:hAnsi="Arial" w:eastAsia="Arial"/>
-                <w:sz w:val="18"/>
-              </w:rPr>
-            </w:r>
-            <w:r>
-              <w:rPr>
-                <w:rFonts w:ascii="Arial" w:hAnsi="Arial" w:eastAsia="Arial"/>
+                <w:rFonts w:ascii="Arial" w:hAnsi="Arial" w:eastAsia="Arial" w:cs="Tahoma"/>
+                <w:sz w:val="18"/>
+              </w:rPr>
+            </w:r>
+            <w:r>
+              <w:rPr>
+                <w:rFonts w:ascii="Arial" w:hAnsi="Arial" w:eastAsia="Arial" w:cs="Tahoma"/>
                 <w:sz w:val="18"/>
               </w:rPr>
               <w:t>แผนที่ AllMap</w:t>
@@ -2114,13 +2231,13 @@
             </w:pPr>
             <w:r>
               <w:rPr>
-                <w:rFonts w:ascii="Arial" w:hAnsi="Arial" w:eastAsia="Arial"/>
-                <w:sz w:val="18"/>
-              </w:rPr>
-            </w:r>
-            <w:r>
-              <w:rPr>
-                <w:rFonts w:ascii="Arial" w:hAnsi="Arial" w:eastAsia="Arial"/>
+                <w:rFonts w:ascii="Arial" w:hAnsi="Arial" w:eastAsia="Arial" w:cs="Tahoma"/>
+                <w:sz w:val="18"/>
+              </w:rPr>
+            </w:r>
+            <w:r>
+              <w:rPr>
+                <w:rFonts w:ascii="Arial" w:hAnsi="Arial" w:eastAsia="Arial" w:cs="Tahoma"/>
                 <w:sz w:val="18"/>
               </w:rPr>
               <w:t>read-only ทุก role</w:t>
@@ -2144,13 +2261,13 @@
             </w:pPr>
             <w:r>
               <w:rPr>
-                <w:rFonts w:ascii="Arial" w:hAnsi="Arial" w:eastAsia="Arial"/>
-                <w:sz w:val="18"/>
-              </w:rPr>
-            </w:r>
-            <w:r>
-              <w:rPr>
-                <w:rFonts w:ascii="Arial" w:hAnsi="Arial" w:eastAsia="Arial"/>
+                <w:rFonts w:ascii="Arial" w:hAnsi="Arial" w:eastAsia="Arial" w:cs="Tahoma"/>
+                <w:sz w:val="18"/>
+              </w:rPr>
+            </w:r>
+            <w:r>
+              <w:rPr>
+                <w:rFonts w:ascii="Arial" w:hAnsi="Arial" w:eastAsia="Arial" w:cs="Tahoma"/>
                 <w:sz w:val="18"/>
               </w:rPr>
               <w:t>sec-newstore</w:t>
@@ -2169,13 +2286,13 @@
             </w:pPr>
             <w:r>
               <w:rPr>
-                <w:rFonts w:ascii="Arial" w:hAnsi="Arial" w:eastAsia="Arial"/>
-                <w:sz w:val="18"/>
-              </w:rPr>
-            </w:r>
-            <w:r>
-              <w:rPr>
-                <w:rFonts w:ascii="Arial" w:hAnsi="Arial" w:eastAsia="Arial"/>
+                <w:rFonts w:ascii="Arial" w:hAnsi="Arial" w:eastAsia="Arial" w:cs="Tahoma"/>
+                <w:sz w:val="18"/>
+              </w:rPr>
+            </w:r>
+            <w:r>
+              <w:rPr>
+                <w:rFonts w:ascii="Arial" w:hAnsi="Arial" w:eastAsia="Arial" w:cs="Tahoma"/>
                 <w:sz w:val="18"/>
               </w:rPr>
               <w:t>ร้านเปิดใหม่</w:t>
@@ -2194,13 +2311,13 @@
             </w:pPr>
             <w:r>
               <w:rPr>
-                <w:rFonts w:ascii="Arial" w:hAnsi="Arial" w:eastAsia="Arial"/>
-                <w:sz w:val="18"/>
-              </w:rPr>
-            </w:r>
-            <w:r>
-              <w:rPr>
-                <w:rFonts w:ascii="Arial" w:hAnsi="Arial" w:eastAsia="Arial"/>
+                <w:rFonts w:ascii="Arial" w:hAnsi="Arial" w:eastAsia="Arial" w:cs="Tahoma"/>
+                <w:sz w:val="18"/>
+              </w:rPr>
+            </w:r>
+            <w:r>
+              <w:rPr>
+                <w:rFonts w:ascii="Arial" w:hAnsi="Arial" w:eastAsia="Arial" w:cs="Tahoma"/>
                 <w:sz w:val="18"/>
               </w:rPr>
               <w:t>editable เมื่อ BE ส่งใน editableSections</w:t>
@@ -2224,13 +2341,13 @@
             </w:pPr>
             <w:r>
               <w:rPr>
-                <w:rFonts w:ascii="Arial" w:hAnsi="Arial" w:eastAsia="Arial"/>
-                <w:sz w:val="18"/>
-              </w:rPr>
-            </w:r>
-            <w:r>
-              <w:rPr>
-                <w:rFonts w:ascii="Arial" w:hAnsi="Arial" w:eastAsia="Arial"/>
+                <w:rFonts w:ascii="Arial" w:hAnsi="Arial" w:eastAsia="Arial" w:cs="Tahoma"/>
+                <w:sz w:val="18"/>
+              </w:rPr>
+            </w:r>
+            <w:r>
+              <w:rPr>
+                <w:rFonts w:ascii="Arial" w:hAnsi="Arial" w:eastAsia="Arial" w:cs="Tahoma"/>
                 <w:sz w:val="18"/>
               </w:rPr>
               <w:t>sec-competitor</w:t>
@@ -2249,13 +2366,13 @@
             </w:pPr>
             <w:r>
               <w:rPr>
-                <w:rFonts w:ascii="Arial" w:hAnsi="Arial" w:eastAsia="Arial"/>
-                <w:sz w:val="18"/>
-              </w:rPr>
-            </w:r>
-            <w:r>
-              <w:rPr>
-                <w:rFonts w:ascii="Arial" w:hAnsi="Arial" w:eastAsia="Arial"/>
+                <w:rFonts w:ascii="Arial" w:hAnsi="Arial" w:eastAsia="Arial" w:cs="Tahoma"/>
+                <w:sz w:val="18"/>
+              </w:rPr>
+            </w:r>
+            <w:r>
+              <w:rPr>
+                <w:rFonts w:ascii="Arial" w:hAnsi="Arial" w:eastAsia="Arial" w:cs="Tahoma"/>
                 <w:sz w:val="18"/>
               </w:rPr>
               <w:t>ร้านคู่แข่งเปิดกระทบ</w:t>
@@ -2274,13 +2391,13 @@
             </w:pPr>
             <w:r>
               <w:rPr>
-                <w:rFonts w:ascii="Arial" w:hAnsi="Arial" w:eastAsia="Arial"/>
-                <w:sz w:val="18"/>
-              </w:rPr>
-            </w:r>
-            <w:r>
-              <w:rPr>
-                <w:rFonts w:ascii="Arial" w:hAnsi="Arial" w:eastAsia="Arial"/>
+                <w:rFonts w:ascii="Arial" w:hAnsi="Arial" w:eastAsia="Arial" w:cs="Tahoma"/>
+                <w:sz w:val="18"/>
+              </w:rPr>
+            </w:r>
+            <w:r>
+              <w:rPr>
+                <w:rFonts w:ascii="Arial" w:hAnsi="Arial" w:eastAsia="Arial" w:cs="Tahoma"/>
                 <w:sz w:val="18"/>
               </w:rPr>
               <w:t>editable เมื่อ BE ส่งใน editableSections</w:t>
@@ -2304,13 +2421,13 @@
             </w:pPr>
             <w:r>
               <w:rPr>
-                <w:rFonts w:ascii="Arial" w:hAnsi="Arial" w:eastAsia="Arial"/>
-                <w:sz w:val="18"/>
-              </w:rPr>
-            </w:r>
-            <w:r>
-              <w:rPr>
-                <w:rFonts w:ascii="Arial" w:hAnsi="Arial" w:eastAsia="Arial"/>
+                <w:rFonts w:ascii="Arial" w:hAnsi="Arial" w:eastAsia="Arial" w:cs="Tahoma"/>
+                <w:sz w:val="18"/>
+              </w:rPr>
+            </w:r>
+            <w:r>
+              <w:rPr>
+                <w:rFonts w:ascii="Arial" w:hAnsi="Arial" w:eastAsia="Arial" w:cs="Tahoma"/>
                 <w:sz w:val="18"/>
               </w:rPr>
               <w:t>sec-factor</w:t>
@@ -2329,13 +2446,13 @@
             </w:pPr>
             <w:r>
               <w:rPr>
-                <w:rFonts w:ascii="Arial" w:hAnsi="Arial" w:eastAsia="Arial"/>
-                <w:sz w:val="18"/>
-              </w:rPr>
-            </w:r>
-            <w:r>
-              <w:rPr>
-                <w:rFonts w:ascii="Arial" w:hAnsi="Arial" w:eastAsia="Arial"/>
+                <w:rFonts w:ascii="Arial" w:hAnsi="Arial" w:eastAsia="Arial" w:cs="Tahoma"/>
+                <w:sz w:val="18"/>
+              </w:rPr>
+            </w:r>
+            <w:r>
+              <w:rPr>
+                <w:rFonts w:ascii="Arial" w:hAnsi="Arial" w:eastAsia="Arial" w:cs="Tahoma"/>
                 <w:sz w:val="18"/>
               </w:rPr>
               <w:t>ปัจจัยอื่นๆ</w:t>
@@ -2354,13 +2471,13 @@
             </w:pPr>
             <w:r>
               <w:rPr>
-                <w:rFonts w:ascii="Arial" w:hAnsi="Arial" w:eastAsia="Arial"/>
-                <w:sz w:val="18"/>
-              </w:rPr>
-            </w:r>
-            <w:r>
-              <w:rPr>
-                <w:rFonts w:ascii="Arial" w:hAnsi="Arial" w:eastAsia="Arial"/>
+                <w:rFonts w:ascii="Arial" w:hAnsi="Arial" w:eastAsia="Arial" w:cs="Tahoma"/>
+                <w:sz w:val="18"/>
+              </w:rPr>
+            </w:r>
+            <w:r>
+              <w:rPr>
+                <w:rFonts w:ascii="Arial" w:hAnsi="Arial" w:eastAsia="Arial" w:cs="Tahoma"/>
                 <w:sz w:val="18"/>
               </w:rPr>
               <w:t>editable เมื่อ BE ส่งใน editableSections</w:t>
@@ -2384,13 +2501,13 @@
             </w:pPr>
             <w:r>
               <w:rPr>
-                <w:rFonts w:ascii="Arial" w:hAnsi="Arial" w:eastAsia="Arial"/>
-                <w:sz w:val="18"/>
-              </w:rPr>
-            </w:r>
-            <w:r>
-              <w:rPr>
-                <w:rFonts w:ascii="Arial" w:hAnsi="Arial" w:eastAsia="Arial"/>
+                <w:rFonts w:ascii="Arial" w:hAnsi="Arial" w:eastAsia="Arial" w:cs="Tahoma"/>
+                <w:sz w:val="18"/>
+              </w:rPr>
+            </w:r>
+            <w:r>
+              <w:rPr>
+                <w:rFonts w:ascii="Arial" w:hAnsi="Arial" w:eastAsia="Arial" w:cs="Tahoma"/>
                 <w:sz w:val="18"/>
               </w:rPr>
               <w:t>sec-attach</w:t>
@@ -2409,13 +2526,13 @@
             </w:pPr>
             <w:r>
               <w:rPr>
-                <w:rFonts w:ascii="Arial" w:hAnsi="Arial" w:eastAsia="Arial"/>
-                <w:sz w:val="18"/>
-              </w:rPr>
-            </w:r>
-            <w:r>
-              <w:rPr>
-                <w:rFonts w:ascii="Arial" w:hAnsi="Arial" w:eastAsia="Arial"/>
+                <w:rFonts w:ascii="Arial" w:hAnsi="Arial" w:eastAsia="Arial" w:cs="Tahoma"/>
+                <w:sz w:val="18"/>
+              </w:rPr>
+            </w:r>
+            <w:r>
+              <w:rPr>
+                <w:rFonts w:ascii="Arial" w:hAnsi="Arial" w:eastAsia="Arial" w:cs="Tahoma"/>
                 <w:sz w:val="18"/>
               </w:rPr>
               <w:t>เอกสารแนบทั้งหมด</w:t>
@@ -2434,13 +2551,13 @@
             </w:pPr>
             <w:r>
               <w:rPr>
-                <w:rFonts w:ascii="Arial" w:hAnsi="Arial" w:eastAsia="Arial"/>
-                <w:sz w:val="18"/>
-              </w:rPr>
-            </w:r>
-            <w:r>
-              <w:rPr>
-                <w:rFonts w:ascii="Arial" w:hAnsi="Arial" w:eastAsia="Arial"/>
+                <w:rFonts w:ascii="Arial" w:hAnsi="Arial" w:eastAsia="Arial" w:cs="Tahoma"/>
+                <w:sz w:val="18"/>
+              </w:rPr>
+            </w:r>
+            <w:r>
+              <w:rPr>
+                <w:rFonts w:ascii="Arial" w:hAnsi="Arial" w:eastAsia="Arial" w:cs="Tahoma"/>
                 <w:sz w:val="18"/>
               </w:rPr>
               <w:t>upload ได้เมื่อ canUploadAttachment=true</w:t>
@@ -2464,13 +2581,13 @@
             </w:pPr>
             <w:r>
               <w:rPr>
-                <w:rFonts w:ascii="Arial" w:hAnsi="Arial" w:eastAsia="Arial"/>
-                <w:sz w:val="18"/>
-              </w:rPr>
-            </w:r>
-            <w:r>
-              <w:rPr>
-                <w:rFonts w:ascii="Arial" w:hAnsi="Arial" w:eastAsia="Arial"/>
+                <w:rFonts w:ascii="Arial" w:hAnsi="Arial" w:eastAsia="Arial" w:cs="Tahoma"/>
+                <w:sz w:val="18"/>
+              </w:rPr>
+            </w:r>
+            <w:r>
+              <w:rPr>
+                <w:rFonts w:ascii="Arial" w:hAnsi="Arial" w:eastAsia="Arial" w:cs="Tahoma"/>
                 <w:sz w:val="18"/>
               </w:rPr>
               <w:t>sec-calc</w:t>
@@ -2489,13 +2606,13 @@
             </w:pPr>
             <w:r>
               <w:rPr>
-                <w:rFonts w:ascii="Arial" w:hAnsi="Arial" w:eastAsia="Arial"/>
-                <w:sz w:val="18"/>
-              </w:rPr>
-            </w:r>
-            <w:r>
-              <w:rPr>
-                <w:rFonts w:ascii="Arial" w:hAnsi="Arial" w:eastAsia="Arial"/>
+                <w:rFonts w:ascii="Arial" w:hAnsi="Arial" w:eastAsia="Arial" w:cs="Tahoma"/>
+                <w:sz w:val="18"/>
+              </w:rPr>
+            </w:r>
+            <w:r>
+              <w:rPr>
+                <w:rFonts w:ascii="Arial" w:hAnsi="Arial" w:eastAsia="Arial" w:cs="Tahoma"/>
                 <w:sz w:val="18"/>
               </w:rPr>
               <w:t>คำนวณเงินชดเชย</w:t>
@@ -2514,13 +2631,13 @@
             </w:pPr>
             <w:r>
               <w:rPr>
-                <w:rFonts w:ascii="Arial" w:hAnsi="Arial" w:eastAsia="Arial"/>
-                <w:sz w:val="18"/>
-              </w:rPr>
-            </w:r>
-            <w:r>
-              <w:rPr>
-                <w:rFonts w:ascii="Arial" w:hAnsi="Arial" w:eastAsia="Arial"/>
+                <w:rFonts w:ascii="Arial" w:hAnsi="Arial" w:eastAsia="Arial" w:cs="Tahoma"/>
+                <w:sz w:val="18"/>
+              </w:rPr>
+            </w:r>
+            <w:r>
+              <w:rPr>
+                <w:rFonts w:ascii="Arial" w:hAnsi="Arial" w:eastAsia="Arial" w:cs="Tahoma"/>
                 <w:sz w:val="18"/>
               </w:rPr>
               <w:t>visible เมื่อ BE ส่งใน visibleSections</w:t>
@@ -2544,13 +2661,13 @@
             </w:pPr>
             <w:r>
               <w:rPr>
-                <w:rFonts w:ascii="Arial" w:hAnsi="Arial" w:eastAsia="Arial"/>
-                <w:sz w:val="18"/>
-              </w:rPr>
-            </w:r>
-            <w:r>
-              <w:rPr>
-                <w:rFonts w:ascii="Arial" w:hAnsi="Arial" w:eastAsia="Arial"/>
+                <w:rFonts w:ascii="Arial" w:hAnsi="Arial" w:eastAsia="Arial" w:cs="Tahoma"/>
+                <w:sz w:val="18"/>
+              </w:rPr>
+            </w:r>
+            <w:r>
+              <w:rPr>
+                <w:rFonts w:ascii="Arial" w:hAnsi="Arial" w:eastAsia="Arial" w:cs="Tahoma"/>
                 <w:sz w:val="18"/>
               </w:rPr>
               <w:t>sec-comp-history</w:t>
@@ -2569,13 +2686,13 @@
             </w:pPr>
             <w:r>
               <w:rPr>
-                <w:rFonts w:ascii="Arial" w:hAnsi="Arial" w:eastAsia="Arial"/>
-                <w:sz w:val="18"/>
-              </w:rPr>
-            </w:r>
-            <w:r>
-              <w:rPr>
-                <w:rFonts w:ascii="Arial" w:hAnsi="Arial" w:eastAsia="Arial"/>
+                <w:rFonts w:ascii="Arial" w:hAnsi="Arial" w:eastAsia="Arial" w:cs="Tahoma"/>
+                <w:sz w:val="18"/>
+              </w:rPr>
+            </w:r>
+            <w:r>
+              <w:rPr>
+                <w:rFonts w:ascii="Arial" w:hAnsi="Arial" w:eastAsia="Arial" w:cs="Tahoma"/>
                 <w:sz w:val="18"/>
               </w:rPr>
               <w:t>ประวัติการชดเชย</w:t>
@@ -2594,13 +2711,13 @@
             </w:pPr>
             <w:r>
               <w:rPr>
-                <w:rFonts w:ascii="Arial" w:hAnsi="Arial" w:eastAsia="Arial"/>
-                <w:sz w:val="18"/>
-              </w:rPr>
-            </w:r>
-            <w:r>
-              <w:rPr>
-                <w:rFonts w:ascii="Arial" w:hAnsi="Arial" w:eastAsia="Arial"/>
+                <w:rFonts w:ascii="Arial" w:hAnsi="Arial" w:eastAsia="Arial" w:cs="Tahoma"/>
+                <w:sz w:val="18"/>
+              </w:rPr>
+            </w:r>
+            <w:r>
+              <w:rPr>
+                <w:rFonts w:ascii="Arial" w:hAnsi="Arial" w:eastAsia="Arial" w:cs="Tahoma"/>
                 <w:sz w:val="18"/>
               </w:rPr>
               <w:t>read-only ทุก role</w:t>
@@ -2624,13 +2741,13 @@
             </w:pPr>
             <w:r>
               <w:rPr>
-                <w:rFonts w:ascii="Arial" w:hAnsi="Arial" w:eastAsia="Arial"/>
-                <w:sz w:val="18"/>
-              </w:rPr>
-            </w:r>
-            <w:r>
-              <w:rPr>
-                <w:rFonts w:ascii="Arial" w:hAnsi="Arial" w:eastAsia="Arial"/>
+                <w:rFonts w:ascii="Arial" w:hAnsi="Arial" w:eastAsia="Arial" w:cs="Tahoma"/>
+                <w:sz w:val="18"/>
+              </w:rPr>
+            </w:r>
+            <w:r>
+              <w:rPr>
+                <w:rFonts w:ascii="Arial" w:hAnsi="Arial" w:eastAsia="Arial" w:cs="Tahoma"/>
                 <w:sz w:val="18"/>
               </w:rPr>
               <w:t>sec-decision-history</w:t>
@@ -2649,13 +2766,13 @@
             </w:pPr>
             <w:r>
               <w:rPr>
-                <w:rFonts w:ascii="Arial" w:hAnsi="Arial" w:eastAsia="Arial"/>
-                <w:sz w:val="18"/>
-              </w:rPr>
-            </w:r>
-            <w:r>
-              <w:rPr>
-                <w:rFonts w:ascii="Arial" w:hAnsi="Arial" w:eastAsia="Arial"/>
+                <w:rFonts w:ascii="Arial" w:hAnsi="Arial" w:eastAsia="Arial" w:cs="Tahoma"/>
+                <w:sz w:val="18"/>
+              </w:rPr>
+            </w:r>
+            <w:r>
+              <w:rPr>
+                <w:rFonts w:ascii="Arial" w:hAnsi="Arial" w:eastAsia="Arial" w:cs="Tahoma"/>
                 <w:sz w:val="18"/>
               </w:rPr>
               <w:t>ผลการพิจารณา (ประวัติ)</w:t>
@@ -2674,13 +2791,13 @@
             </w:pPr>
             <w:r>
               <w:rPr>
-                <w:rFonts w:ascii="Arial" w:hAnsi="Arial" w:eastAsia="Arial"/>
-                <w:sz w:val="18"/>
-              </w:rPr>
-            </w:r>
-            <w:r>
-              <w:rPr>
-                <w:rFonts w:ascii="Arial" w:hAnsi="Arial" w:eastAsia="Arial"/>
+                <w:rFonts w:ascii="Arial" w:hAnsi="Arial" w:eastAsia="Arial" w:cs="Tahoma"/>
+                <w:sz w:val="18"/>
+              </w:rPr>
+            </w:r>
+            <w:r>
+              <w:rPr>
+                <w:rFonts w:ascii="Arial" w:hAnsi="Arial" w:eastAsia="Arial" w:cs="Tahoma"/>
                 <w:sz w:val="18"/>
               </w:rPr>
               <w:t>read-only ทุก role</w:t>
@@ -2704,13 +2821,13 @@
             </w:pPr>
             <w:r>
               <w:rPr>
-                <w:rFonts w:ascii="Arial" w:hAnsi="Arial" w:eastAsia="Arial"/>
-                <w:sz w:val="18"/>
-              </w:rPr>
-            </w:r>
-            <w:r>
-              <w:rPr>
-                <w:rFonts w:ascii="Arial" w:hAnsi="Arial" w:eastAsia="Arial"/>
+                <w:rFonts w:ascii="Arial" w:hAnsi="Arial" w:eastAsia="Arial" w:cs="Tahoma"/>
+                <w:sz w:val="18"/>
+              </w:rPr>
+            </w:r>
+            <w:r>
+              <w:rPr>
+                <w:rFonts w:ascii="Arial" w:hAnsi="Arial" w:eastAsia="Arial" w:cs="Tahoma"/>
                 <w:sz w:val="18"/>
               </w:rPr>
               <w:t>sec-action</w:t>
@@ -2729,13 +2846,13 @@
             </w:pPr>
             <w:r>
               <w:rPr>
-                <w:rFonts w:ascii="Arial" w:hAnsi="Arial" w:eastAsia="Arial"/>
-                <w:sz w:val="18"/>
-              </w:rPr>
-            </w:r>
-            <w:r>
-              <w:rPr>
-                <w:rFonts w:ascii="Arial" w:hAnsi="Arial" w:eastAsia="Arial"/>
+                <w:rFonts w:ascii="Arial" w:hAnsi="Arial" w:eastAsia="Arial" w:cs="Tahoma"/>
+                <w:sz w:val="18"/>
+              </w:rPr>
+            </w:r>
+            <w:r>
+              <w:rPr>
+                <w:rFonts w:ascii="Arial" w:hAnsi="Arial" w:eastAsia="Arial" w:cs="Tahoma"/>
                 <w:sz w:val="18"/>
               </w:rPr>
               <w:t>พิจารณา / ส่งดำเนินการ</w:t>
@@ -2754,13 +2871,13 @@
             </w:pPr>
             <w:r>
               <w:rPr>
-                <w:rFonts w:ascii="Arial" w:hAnsi="Arial" w:eastAsia="Arial"/>
-                <w:sz w:val="18"/>
-              </w:rPr>
-            </w:r>
-            <w:r>
-              <w:rPr>
-                <w:rFonts w:ascii="Arial" w:hAnsi="Arial" w:eastAsia="Arial"/>
+                <w:rFonts w:ascii="Arial" w:hAnsi="Arial" w:eastAsia="Arial" w:cs="Tahoma"/>
+                <w:sz w:val="18"/>
+              </w:rPr>
+            </w:r>
+            <w:r>
+              <w:rPr>
+                <w:rFonts w:ascii="Arial" w:hAnsi="Arial" w:eastAsia="Arial" w:cs="Tahoma"/>
                 <w:sz w:val="18"/>
               </w:rPr>
               <w:t>visible เมื่อ canAction=true</w:t>
@@ -2819,7 +2936,7 @@
             <w:r/>
             <w:r>
               <w:rPr>
-                <w:rFonts w:ascii="Arial" w:hAnsi="Arial" w:eastAsia="Arial"/>
+                <w:rFonts w:ascii="Arial" w:hAnsi="Arial" w:eastAsia="Arial" w:cs="Tahoma"/>
                 <w:b/>
                 <w:sz w:val="18"/>
               </w:rPr>
@@ -2841,7 +2958,7 @@
             <w:r/>
             <w:r>
               <w:rPr>
-                <w:rFonts w:ascii="Arial" w:hAnsi="Arial" w:eastAsia="Arial"/>
+                <w:rFonts w:ascii="Arial" w:hAnsi="Arial" w:eastAsia="Arial" w:cs="Tahoma"/>
                 <w:b/>
                 <w:sz w:val="18"/>
               </w:rPr>
@@ -2863,7 +2980,7 @@
             <w:r/>
             <w:r>
               <w:rPr>
-                <w:rFonts w:ascii="Arial" w:hAnsi="Arial" w:eastAsia="Arial"/>
+                <w:rFonts w:ascii="Arial" w:hAnsi="Arial" w:eastAsia="Arial" w:cs="Tahoma"/>
                 <w:b/>
                 <w:sz w:val="18"/>
               </w:rPr>
@@ -2888,13 +3005,13 @@
             </w:pPr>
             <w:r>
               <w:rPr>
-                <w:rFonts w:ascii="Arial" w:hAnsi="Arial" w:eastAsia="Arial"/>
-                <w:sz w:val="18"/>
-              </w:rPr>
-            </w:r>
-            <w:r>
-              <w:rPr>
-                <w:rFonts w:ascii="Arial" w:hAnsi="Arial" w:eastAsia="Arial"/>
+                <w:rFonts w:ascii="Arial" w:hAnsi="Arial" w:eastAsia="Arial" w:cs="Tahoma"/>
+                <w:sz w:val="18"/>
+              </w:rPr>
+            </w:r>
+            <w:r>
+              <w:rPr>
+                <w:rFonts w:ascii="Arial" w:hAnsi="Arial" w:eastAsia="Arial" w:cs="Tahoma"/>
                 <w:sz w:val="18"/>
               </w:rPr>
               <w:t>viewerRbacRoleCode</w:t>
@@ -2913,13 +3030,13 @@
             </w:pPr>
             <w:r>
               <w:rPr>
-                <w:rFonts w:ascii="Arial" w:hAnsi="Arial" w:eastAsia="Arial"/>
-                <w:sz w:val="18"/>
-              </w:rPr>
-            </w:r>
-            <w:r>
-              <w:rPr>
-                <w:rFonts w:ascii="Arial" w:hAnsi="Arial" w:eastAsia="Arial"/>
+                <w:rFonts w:ascii="Arial" w:hAnsi="Arial" w:eastAsia="Arial" w:cs="Tahoma"/>
+                <w:sz w:val="18"/>
+              </w:rPr>
+            </w:r>
+            <w:r>
+              <w:rPr>
+                <w:rFonts w:ascii="Arial" w:hAnsi="Arial" w:eastAsia="Arial" w:cs="Tahoma"/>
                 <w:sz w:val="18"/>
               </w:rPr>
               <w:t>รหัส role/RBAC ของผู้ใช้ เช่น R-01/R-02/R-10</w:t>
@@ -2938,13 +3055,13 @@
             </w:pPr>
             <w:r>
               <w:rPr>
-                <w:rFonts w:ascii="Arial" w:hAnsi="Arial" w:eastAsia="Arial"/>
-                <w:sz w:val="18"/>
-              </w:rPr>
-            </w:r>
-            <w:r>
-              <w:rPr>
-                <w:rFonts w:ascii="Arial" w:hAnsi="Arial" w:eastAsia="Arial"/>
+                <w:rFonts w:ascii="Arial" w:hAnsi="Arial" w:eastAsia="Arial" w:cs="Tahoma"/>
+                <w:sz w:val="18"/>
+              </w:rPr>
+            </w:r>
+            <w:r>
+              <w:rPr>
+                <w:rFonts w:ascii="Arial" w:hAnsi="Arial" w:eastAsia="Arial" w:cs="Tahoma"/>
                 <w:sz w:val="18"/>
               </w:rPr>
               <w:t>แสดง/trace เท่านั้น ไม่ map เป็น section</w:t>
@@ -2968,13 +3085,13 @@
             </w:pPr>
             <w:r>
               <w:rPr>
-                <w:rFonts w:ascii="Arial" w:hAnsi="Arial" w:eastAsia="Arial"/>
-                <w:sz w:val="18"/>
-              </w:rPr>
-            </w:r>
-            <w:r>
-              <w:rPr>
-                <w:rFonts w:ascii="Arial" w:hAnsi="Arial" w:eastAsia="Arial"/>
+                <w:rFonts w:ascii="Arial" w:hAnsi="Arial" w:eastAsia="Arial" w:cs="Tahoma"/>
+                <w:sz w:val="18"/>
+              </w:rPr>
+            </w:r>
+            <w:r>
+              <w:rPr>
+                <w:rFonts w:ascii="Arial" w:hAnsi="Arial" w:eastAsia="Arial" w:cs="Tahoma"/>
                 <w:sz w:val="18"/>
               </w:rPr>
               <w:t>roleProfileCode</w:t>
@@ -2993,13 +3110,13 @@
             </w:pPr>
             <w:r>
               <w:rPr>
-                <w:rFonts w:ascii="Arial" w:hAnsi="Arial" w:eastAsia="Arial"/>
-                <w:sz w:val="18"/>
-              </w:rPr>
-            </w:r>
-            <w:r>
-              <w:rPr>
-                <w:rFonts w:ascii="Arial" w:hAnsi="Arial" w:eastAsia="Arial"/>
+                <w:rFonts w:ascii="Arial" w:hAnsi="Arial" w:eastAsia="Arial" w:cs="Tahoma"/>
+                <w:sz w:val="18"/>
+              </w:rPr>
+            </w:r>
+            <w:r>
+              <w:rPr>
+                <w:rFonts w:ascii="Arial" w:hAnsi="Arial" w:eastAsia="Arial" w:cs="Tahoma"/>
                 <w:sz w:val="18"/>
               </w:rPr>
               <w:t>profile สำหรับหน้า Document Detail เช่น P-06/P-08/P-01/P-02/P-03</w:t>
@@ -3018,13 +3135,13 @@
             </w:pPr>
             <w:r>
               <w:rPr>
-                <w:rFonts w:ascii="Arial" w:hAnsi="Arial" w:eastAsia="Arial"/>
-                <w:sz w:val="18"/>
-              </w:rPr>
-            </w:r>
-            <w:r>
-              <w:rPr>
-                <w:rFonts w:ascii="Arial" w:hAnsi="Arial" w:eastAsia="Arial"/>
+                <w:rFonts w:ascii="Arial" w:hAnsi="Arial" w:eastAsia="Arial" w:cs="Tahoma"/>
+                <w:sz w:val="18"/>
+              </w:rPr>
+            </w:r>
+            <w:r>
+              <w:rPr>
+                <w:rFonts w:ascii="Arial" w:hAnsi="Arial" w:eastAsia="Arial" w:cs="Tahoma"/>
                 <w:sz w:val="18"/>
               </w:rPr>
               <w:t>เลือกชุด visible/edit/action ที่ BE คำนวณแล้ว; แยก namespace จาก statusCode</w:t>
@@ -3048,13 +3165,13 @@
             </w:pPr>
             <w:r>
               <w:rPr>
-                <w:rFonts w:ascii="Arial" w:hAnsi="Arial" w:eastAsia="Arial"/>
-                <w:sz w:val="18"/>
-              </w:rPr>
-            </w:r>
-            <w:r>
-              <w:rPr>
-                <w:rFonts w:ascii="Arial" w:hAnsi="Arial" w:eastAsia="Arial"/>
+                <w:rFonts w:ascii="Arial" w:hAnsi="Arial" w:eastAsia="Arial" w:cs="Tahoma"/>
+                <w:sz w:val="18"/>
+              </w:rPr>
+            </w:r>
+            <w:r>
+              <w:rPr>
+                <w:rFonts w:ascii="Arial" w:hAnsi="Arial" w:eastAsia="Arial" w:cs="Tahoma"/>
                 <w:sz w:val="18"/>
               </w:rPr>
               <w:t>visibleSections</w:t>
@@ -3073,13 +3190,13 @@
             </w:pPr>
             <w:r>
               <w:rPr>
-                <w:rFonts w:ascii="Arial" w:hAnsi="Arial" w:eastAsia="Arial"/>
-                <w:sz w:val="18"/>
-              </w:rPr>
-            </w:r>
-            <w:r>
-              <w:rPr>
-                <w:rFonts w:ascii="Arial" w:hAnsi="Arial" w:eastAsia="Arial"/>
+                <w:rFonts w:ascii="Arial" w:hAnsi="Arial" w:eastAsia="Arial" w:cs="Tahoma"/>
+                <w:sz w:val="18"/>
+              </w:rPr>
+            </w:r>
+            <w:r>
+              <w:rPr>
+                <w:rFonts w:ascii="Arial" w:hAnsi="Arial" w:eastAsia="Arial" w:cs="Tahoma"/>
                 <w:sz w:val="18"/>
               </w:rPr>
               <w:t>section key ที่ต้องแสดง</w:t>
@@ -3098,13 +3215,13 @@
             </w:pPr>
             <w:r>
               <w:rPr>
-                <w:rFonts w:ascii="Arial" w:hAnsi="Arial" w:eastAsia="Arial"/>
-                <w:sz w:val="18"/>
-              </w:rPr>
-            </w:r>
-            <w:r>
-              <w:rPr>
-                <w:rFonts w:ascii="Arial" w:hAnsi="Arial" w:eastAsia="Arial"/>
+                <w:rFonts w:ascii="Arial" w:hAnsi="Arial" w:eastAsia="Arial" w:cs="Tahoma"/>
+                <w:sz w:val="18"/>
+              </w:rPr>
+            </w:r>
+            <w:r>
+              <w:rPr>
+                <w:rFonts w:ascii="Arial" w:hAnsi="Arial" w:eastAsia="Arial" w:cs="Tahoma"/>
                 <w:sz w:val="18"/>
               </w:rPr>
               <w:t>ซ่อน section ที่ไม่อยู่ใน array</w:t>
@@ -3128,13 +3245,13 @@
             </w:pPr>
             <w:r>
               <w:rPr>
-                <w:rFonts w:ascii="Arial" w:hAnsi="Arial" w:eastAsia="Arial"/>
-                <w:sz w:val="18"/>
-              </w:rPr>
-            </w:r>
-            <w:r>
-              <w:rPr>
-                <w:rFonts w:ascii="Arial" w:hAnsi="Arial" w:eastAsia="Arial"/>
+                <w:rFonts w:ascii="Arial" w:hAnsi="Arial" w:eastAsia="Arial" w:cs="Tahoma"/>
+                <w:sz w:val="18"/>
+              </w:rPr>
+            </w:r>
+            <w:r>
+              <w:rPr>
+                <w:rFonts w:ascii="Arial" w:hAnsi="Arial" w:eastAsia="Arial" w:cs="Tahoma"/>
                 <w:sz w:val="18"/>
               </w:rPr>
               <w:t>editableSections</w:t>
@@ -3153,13 +3270,13 @@
             </w:pPr>
             <w:r>
               <w:rPr>
-                <w:rFonts w:ascii="Arial" w:hAnsi="Arial" w:eastAsia="Arial"/>
-                <w:sz w:val="18"/>
-              </w:rPr>
-            </w:r>
-            <w:r>
-              <w:rPr>
-                <w:rFonts w:ascii="Arial" w:hAnsi="Arial" w:eastAsia="Arial"/>
+                <w:rFonts w:ascii="Arial" w:hAnsi="Arial" w:eastAsia="Arial" w:cs="Tahoma"/>
+                <w:sz w:val="18"/>
+              </w:rPr>
+            </w:r>
+            <w:r>
+              <w:rPr>
+                <w:rFonts w:ascii="Arial" w:hAnsi="Arial" w:eastAsia="Arial" w:cs="Tahoma"/>
                 <w:sz w:val="18"/>
               </w:rPr>
               <w:t>section key ที่แก้ไขได้</w:t>
@@ -3178,13 +3295,13 @@
             </w:pPr>
             <w:r>
               <w:rPr>
-                <w:rFonts w:ascii="Arial" w:hAnsi="Arial" w:eastAsia="Arial"/>
-                <w:sz w:val="18"/>
-              </w:rPr>
-            </w:r>
-            <w:r>
-              <w:rPr>
-                <w:rFonts w:ascii="Arial" w:hAnsi="Arial" w:eastAsia="Arial"/>
+                <w:rFonts w:ascii="Arial" w:hAnsi="Arial" w:eastAsia="Arial" w:cs="Tahoma"/>
+                <w:sz w:val="18"/>
+              </w:rPr>
+            </w:r>
+            <w:r>
+              <w:rPr>
+                <w:rFonts w:ascii="Arial" w:hAnsi="Arial" w:eastAsia="Arial" w:cs="Tahoma"/>
                 <w:sz w:val="18"/>
               </w:rPr>
               <w:t>เปิด input/button เฉพาะ section เหล่านี้</w:t>
@@ -3208,13 +3325,13 @@
             </w:pPr>
             <w:r>
               <w:rPr>
-                <w:rFonts w:ascii="Arial" w:hAnsi="Arial" w:eastAsia="Arial"/>
-                <w:sz w:val="18"/>
-              </w:rPr>
-            </w:r>
-            <w:r>
-              <w:rPr>
-                <w:rFonts w:ascii="Arial" w:hAnsi="Arial" w:eastAsia="Arial"/>
+                <w:rFonts w:ascii="Arial" w:hAnsi="Arial" w:eastAsia="Arial" w:cs="Tahoma"/>
+                <w:sz w:val="18"/>
+              </w:rPr>
+            </w:r>
+            <w:r>
+              <w:rPr>
+                <w:rFonts w:ascii="Arial" w:hAnsi="Arial" w:eastAsia="Arial" w:cs="Tahoma"/>
                 <w:sz w:val="18"/>
               </w:rPr>
               <w:t>canUploadAttachment</w:t>
@@ -3233,13 +3350,13 @@
             </w:pPr>
             <w:r>
               <w:rPr>
-                <w:rFonts w:ascii="Arial" w:hAnsi="Arial" w:eastAsia="Arial"/>
-                <w:sz w:val="18"/>
-              </w:rPr>
-            </w:r>
-            <w:r>
-              <w:rPr>
-                <w:rFonts w:ascii="Arial" w:hAnsi="Arial" w:eastAsia="Arial"/>
+                <w:rFonts w:ascii="Arial" w:hAnsi="Arial" w:eastAsia="Arial" w:cs="Tahoma"/>
+                <w:sz w:val="18"/>
+              </w:rPr>
+            </w:r>
+            <w:r>
+              <w:rPr>
+                <w:rFonts w:ascii="Arial" w:hAnsi="Arial" w:eastAsia="Arial" w:cs="Tahoma"/>
                 <w:sz w:val="18"/>
               </w:rPr>
               <w:t>boolean</w:t>
@@ -3258,13 +3375,13 @@
             </w:pPr>
             <w:r>
               <w:rPr>
-                <w:rFonts w:ascii="Arial" w:hAnsi="Arial" w:eastAsia="Arial"/>
-                <w:sz w:val="18"/>
-              </w:rPr>
-            </w:r>
-            <w:r>
-              <w:rPr>
-                <w:rFonts w:ascii="Arial" w:hAnsi="Arial" w:eastAsia="Arial"/>
+                <w:rFonts w:ascii="Arial" w:hAnsi="Arial" w:eastAsia="Arial" w:cs="Tahoma"/>
+                <w:sz w:val="18"/>
+              </w:rPr>
+            </w:r>
+            <w:r>
+              <w:rPr>
+                <w:rFonts w:ascii="Arial" w:hAnsi="Arial" w:eastAsia="Arial" w:cs="Tahoma"/>
                 <w:sz w:val="18"/>
               </w:rPr>
               <w:t>เปิด/ปิด upload control</w:t>
@@ -3288,13 +3405,13 @@
             </w:pPr>
             <w:r>
               <w:rPr>
-                <w:rFonts w:ascii="Arial" w:hAnsi="Arial" w:eastAsia="Arial"/>
-                <w:sz w:val="18"/>
-              </w:rPr>
-            </w:r>
-            <w:r>
-              <w:rPr>
-                <w:rFonts w:ascii="Arial" w:hAnsi="Arial" w:eastAsia="Arial"/>
+                <w:rFonts w:ascii="Arial" w:hAnsi="Arial" w:eastAsia="Arial" w:cs="Tahoma"/>
+                <w:sz w:val="18"/>
+              </w:rPr>
+            </w:r>
+            <w:r>
+              <w:rPr>
+                <w:rFonts w:ascii="Arial" w:hAnsi="Arial" w:eastAsia="Arial" w:cs="Tahoma"/>
                 <w:sz w:val="18"/>
               </w:rPr>
               <w:t>canAction</w:t>
@@ -3313,13 +3430,13 @@
             </w:pPr>
             <w:r>
               <w:rPr>
-                <w:rFonts w:ascii="Arial" w:hAnsi="Arial" w:eastAsia="Arial"/>
-                <w:sz w:val="18"/>
-              </w:rPr>
-            </w:r>
-            <w:r>
-              <w:rPr>
-                <w:rFonts w:ascii="Arial" w:hAnsi="Arial" w:eastAsia="Arial"/>
+                <w:rFonts w:ascii="Arial" w:hAnsi="Arial" w:eastAsia="Arial" w:cs="Tahoma"/>
+                <w:sz w:val="18"/>
+              </w:rPr>
+            </w:r>
+            <w:r>
+              <w:rPr>
+                <w:rFonts w:ascii="Arial" w:hAnsi="Arial" w:eastAsia="Arial" w:cs="Tahoma"/>
                 <w:sz w:val="18"/>
               </w:rPr>
               <w:t>boolean</w:t>
@@ -3338,13 +3455,13 @@
             </w:pPr>
             <w:r>
               <w:rPr>
-                <w:rFonts w:ascii="Arial" w:hAnsi="Arial" w:eastAsia="Arial"/>
-                <w:sz w:val="18"/>
-              </w:rPr>
-            </w:r>
-            <w:r>
-              <w:rPr>
-                <w:rFonts w:ascii="Arial" w:hAnsi="Arial" w:eastAsia="Arial"/>
+                <w:rFonts w:ascii="Arial" w:hAnsi="Arial" w:eastAsia="Arial" w:cs="Tahoma"/>
+                <w:sz w:val="18"/>
+              </w:rPr>
+            </w:r>
+            <w:r>
+              <w:rPr>
+                <w:rFonts w:ascii="Arial" w:hAnsi="Arial" w:eastAsia="Arial" w:cs="Tahoma"/>
                 <w:sz w:val="18"/>
               </w:rPr>
               <w:t>เปิด/ปิด action panel</w:t>
@@ -3368,13 +3485,13 @@
             </w:pPr>
             <w:r>
               <w:rPr>
-                <w:rFonts w:ascii="Arial" w:hAnsi="Arial" w:eastAsia="Arial"/>
-                <w:sz w:val="18"/>
-              </w:rPr>
-            </w:r>
-            <w:r>
-              <w:rPr>
-                <w:rFonts w:ascii="Arial" w:hAnsi="Arial" w:eastAsia="Arial"/>
+                <w:rFonts w:ascii="Arial" w:hAnsi="Arial" w:eastAsia="Arial" w:cs="Tahoma"/>
+                <w:sz w:val="18"/>
+              </w:rPr>
+            </w:r>
+            <w:r>
+              <w:rPr>
+                <w:rFonts w:ascii="Arial" w:hAnsi="Arial" w:eastAsia="Arial" w:cs="Tahoma"/>
                 <w:sz w:val="18"/>
               </w:rPr>
               <w:t>actionOptions</w:t>
@@ -3393,13 +3510,13 @@
             </w:pPr>
             <w:r>
               <w:rPr>
-                <w:rFonts w:ascii="Arial" w:hAnsi="Arial" w:eastAsia="Arial"/>
-                <w:sz w:val="18"/>
-              </w:rPr>
-            </w:r>
-            <w:r>
-              <w:rPr>
-                <w:rFonts w:ascii="Arial" w:hAnsi="Arial" w:eastAsia="Arial"/>
+                <w:rFonts w:ascii="Arial" w:hAnsi="Arial" w:eastAsia="Arial" w:cs="Tahoma"/>
+                <w:sz w:val="18"/>
+              </w:rPr>
+            </w:r>
+            <w:r>
+              <w:rPr>
+                <w:rFonts w:ascii="Arial" w:hAnsi="Arial" w:eastAsia="Arial" w:cs="Tahoma"/>
                 <w:sz w:val="18"/>
               </w:rPr>
               <w:t>array ของ label + requireComment</w:t>
@@ -3418,13 +3535,13 @@
             </w:pPr>
             <w:r>
               <w:rPr>
-                <w:rFonts w:ascii="Arial" w:hAnsi="Arial" w:eastAsia="Arial"/>
-                <w:sz w:val="18"/>
-              </w:rPr>
-            </w:r>
-            <w:r>
-              <w:rPr>
-                <w:rFonts w:ascii="Arial" w:hAnsi="Arial" w:eastAsia="Arial"/>
+                <w:rFonts w:ascii="Arial" w:hAnsi="Arial" w:eastAsia="Arial" w:cs="Tahoma"/>
+                <w:sz w:val="18"/>
+              </w:rPr>
+            </w:r>
+            <w:r>
+              <w:rPr>
+                <w:rFonts w:ascii="Arial" w:hAnsi="Arial" w:eastAsia="Arial" w:cs="Tahoma"/>
                 <w:sz w:val="18"/>
               </w:rPr>
               <w:t>render radio โดยไม่คำนวณปลายทาง</w:t>
@@ -3436,13 +3553,13 @@
     <w:p/>
     <w:p>
       <w:pPr>
-        <w:pStyle w:val="Heading1"/>
+        <w:pStyle w:val="Heading2"/>
         <w:keepNext/>
         <w:keepLines/>
         <w:pageBreakBefore w:val="0"/>
       </w:pPr>
       <w:r>
-        <w:t>5.1 Input / Progress / Output Contract</w:t>
+        <w:t>5.9 Input / Progress / Output Contract</w:t>
       </w:r>
     </w:p>
     <w:tbl>
@@ -3474,7 +3591,7 @@
             <w:r/>
             <w:r>
               <w:rPr>
-                <w:rFonts w:ascii="Arial" w:hAnsi="Arial" w:eastAsia="Arial"/>
+                <w:rFonts w:ascii="Arial" w:hAnsi="Arial" w:eastAsia="Arial" w:cs="Tahoma"/>
                 <w:b/>
                 <w:sz w:val="18"/>
               </w:rPr>
@@ -3496,7 +3613,7 @@
             <w:r/>
             <w:r>
               <w:rPr>
-                <w:rFonts w:ascii="Arial" w:hAnsi="Arial" w:eastAsia="Arial"/>
+                <w:rFonts w:ascii="Arial" w:hAnsi="Arial" w:eastAsia="Arial" w:cs="Tahoma"/>
                 <w:b/>
                 <w:sz w:val="18"/>
               </w:rPr>
@@ -3521,13 +3638,13 @@
             </w:pPr>
             <w:r>
               <w:rPr>
-                <w:rFonts w:ascii="Arial" w:hAnsi="Arial" w:eastAsia="Arial"/>
-                <w:sz w:val="18"/>
-              </w:rPr>
-            </w:r>
-            <w:r>
-              <w:rPr>
-                <w:rFonts w:ascii="Arial" w:hAnsi="Arial" w:eastAsia="Arial"/>
+                <w:rFonts w:ascii="Arial" w:hAnsi="Arial" w:eastAsia="Arial" w:cs="Tahoma"/>
+                <w:sz w:val="18"/>
+              </w:rPr>
+            </w:r>
+            <w:r>
+              <w:rPr>
+                <w:rFonts w:ascii="Arial" w:hAnsi="Arial" w:eastAsia="Arial" w:cs="Tahoma"/>
                 <w:sz w:val="18"/>
               </w:rPr>
               <w:t>Input</w:t>
@@ -3546,13 +3663,13 @@
             </w:pPr>
             <w:r>
               <w:rPr>
-                <w:rFonts w:ascii="Arial" w:hAnsi="Arial" w:eastAsia="Arial"/>
-                <w:sz w:val="18"/>
-              </w:rPr>
-            </w:r>
-            <w:r>
-              <w:rPr>
-                <w:rFonts w:ascii="Arial" w:hAnsi="Arial" w:eastAsia="Arial"/>
+                <w:rFonts w:ascii="Arial" w:hAnsi="Arial" w:eastAsia="Arial" w:cs="Tahoma"/>
+                <w:sz w:val="18"/>
+              </w:rPr>
+            </w:r>
+            <w:r>
+              <w:rPr>
+                <w:rFonts w:ascii="Arial" w:hAnsi="Arial" w:eastAsia="Arial" w:cs="Tahoma"/>
                 <w:sz w:val="18"/>
               </w:rPr>
               <w:t>GET /api/v1/documents/{docNo}; GET /api/v1/competitors</w:t>
@@ -3576,13 +3693,13 @@
             </w:pPr>
             <w:r>
               <w:rPr>
-                <w:rFonts w:ascii="Arial" w:hAnsi="Arial" w:eastAsia="Arial"/>
-                <w:sz w:val="18"/>
-              </w:rPr>
-            </w:r>
-            <w:r>
-              <w:rPr>
-                <w:rFonts w:ascii="Arial" w:hAnsi="Arial" w:eastAsia="Arial"/>
+                <w:rFonts w:ascii="Arial" w:hAnsi="Arial" w:eastAsia="Arial" w:cs="Tahoma"/>
+                <w:sz w:val="18"/>
+              </w:rPr>
+            </w:r>
+            <w:r>
+              <w:rPr>
+                <w:rFonts w:ascii="Arial" w:hAnsi="Arial" w:eastAsia="Arial" w:cs="Tahoma"/>
                 <w:sz w:val="18"/>
               </w:rPr>
               <w:t>Progress</w:t>
@@ -3601,13 +3718,13 @@
             </w:pPr>
             <w:r>
               <w:rPr>
-                <w:rFonts w:ascii="Arial" w:hAnsi="Arial" w:eastAsia="Arial"/>
-                <w:sz w:val="18"/>
-              </w:rPr>
-            </w:r>
-            <w:r>
-              <w:rPr>
-                <w:rFonts w:ascii="Arial" w:hAnsi="Arial" w:eastAsia="Arial"/>
+                <w:rFonts w:ascii="Arial" w:hAnsi="Arial" w:eastAsia="Arial" w:cs="Tahoma"/>
+                <w:sz w:val="18"/>
+              </w:rPr>
+            </w:r>
+            <w:r>
+              <w:rPr>
+                <w:rFonts w:ascii="Arial" w:hAnsi="Arial" w:eastAsia="Arial" w:cs="Tahoma"/>
                 <w:sz w:val="18"/>
               </w:rPr>
               <w:t>Validate docNo; Load header; Load child sections; Compute role profile</w:t>
@@ -3631,13 +3748,13 @@
             </w:pPr>
             <w:r>
               <w:rPr>
-                <w:rFonts w:ascii="Arial" w:hAnsi="Arial" w:eastAsia="Arial"/>
-                <w:sz w:val="18"/>
-              </w:rPr>
-            </w:r>
-            <w:r>
-              <w:rPr>
-                <w:rFonts w:ascii="Arial" w:hAnsi="Arial" w:eastAsia="Arial"/>
+                <w:rFonts w:ascii="Arial" w:hAnsi="Arial" w:eastAsia="Arial" w:cs="Tahoma"/>
+                <w:sz w:val="18"/>
+              </w:rPr>
+            </w:r>
+            <w:r>
+              <w:rPr>
+                <w:rFonts w:ascii="Arial" w:hAnsi="Arial" w:eastAsia="Arial" w:cs="Tahoma"/>
                 <w:sz w:val="18"/>
               </w:rPr>
               <w:t>Output</w:t>
@@ -3656,13 +3773,13 @@
             </w:pPr>
             <w:r>
               <w:rPr>
-                <w:rFonts w:ascii="Arial" w:hAnsi="Arial" w:eastAsia="Arial"/>
-                <w:sz w:val="18"/>
-              </w:rPr>
-            </w:r>
-            <w:r>
-              <w:rPr>
-                <w:rFonts w:ascii="Arial" w:hAnsi="Arial" w:eastAsia="Arial"/>
+                <w:rFonts w:ascii="Arial" w:hAnsi="Arial" w:eastAsia="Arial" w:cs="Tahoma"/>
+                <w:sz w:val="18"/>
+              </w:rPr>
+            </w:r>
+            <w:r>
+              <w:rPr>
+                <w:rFonts w:ascii="Arial" w:hAnsi="Arial" w:eastAsia="Arial" w:cs="Tahoma"/>
                 <w:sz w:val="18"/>
               </w:rPr>
               <w:t>Rendered UI state or normalized API response with status/message and audit-ready trace reference.</w:t>
@@ -3714,7 +3831,7 @@
             <w:r/>
             <w:r>
               <w:rPr>
-                <w:rFonts w:ascii="Arial" w:hAnsi="Arial" w:eastAsia="Arial"/>
+                <w:rFonts w:ascii="Arial" w:hAnsi="Arial" w:eastAsia="Arial" w:cs="Tahoma"/>
                 <w:b/>
                 <w:sz w:val="18"/>
               </w:rPr>
@@ -3736,7 +3853,7 @@
             <w:r/>
             <w:r>
               <w:rPr>
-                <w:rFonts w:ascii="Arial" w:hAnsi="Arial" w:eastAsia="Arial"/>
+                <w:rFonts w:ascii="Arial" w:hAnsi="Arial" w:eastAsia="Arial" w:cs="Tahoma"/>
                 <w:b/>
                 <w:sz w:val="18"/>
               </w:rPr>
@@ -3758,7 +3875,7 @@
             <w:r/>
             <w:r>
               <w:rPr>
-                <w:rFonts w:ascii="Arial" w:hAnsi="Arial" w:eastAsia="Arial"/>
+                <w:rFonts w:ascii="Arial" w:hAnsi="Arial" w:eastAsia="Arial" w:cs="Tahoma"/>
                 <w:b/>
                 <w:sz w:val="18"/>
               </w:rPr>
@@ -3780,7 +3897,7 @@
             <w:r/>
             <w:r>
               <w:rPr>
-                <w:rFonts w:ascii="Arial" w:hAnsi="Arial" w:eastAsia="Arial"/>
+                <w:rFonts w:ascii="Arial" w:hAnsi="Arial" w:eastAsia="Arial" w:cs="Tahoma"/>
                 <w:b/>
                 <w:sz w:val="18"/>
               </w:rPr>
@@ -3805,13 +3922,13 @@
             </w:pPr>
             <w:r>
               <w:rPr>
-                <w:rFonts w:ascii="Arial" w:hAnsi="Arial" w:eastAsia="Arial"/>
-                <w:sz w:val="18"/>
-              </w:rPr>
-            </w:r>
-            <w:r>
-              <w:rPr>
-                <w:rFonts w:ascii="Arial" w:hAnsi="Arial" w:eastAsia="Arial"/>
+                <w:rFonts w:ascii="Arial" w:hAnsi="Arial" w:eastAsia="Arial" w:cs="Tahoma"/>
+                <w:sz w:val="18"/>
+              </w:rPr>
+            </w:r>
+            <w:r>
+              <w:rPr>
+                <w:rFonts w:ascii="Arial" w:hAnsi="Arial" w:eastAsia="Arial" w:cs="Tahoma"/>
                 <w:sz w:val="18"/>
               </w:rPr>
               <w:t>GET /api/v1/documents/{docNo}</w:t>
@@ -3830,13 +3947,13 @@
             </w:pPr>
             <w:r>
               <w:rPr>
-                <w:rFonts w:ascii="Arial" w:hAnsi="Arial" w:eastAsia="Arial"/>
-                <w:sz w:val="18"/>
-              </w:rPr>
-            </w:r>
-            <w:r>
-              <w:rPr>
-                <w:rFonts w:ascii="Arial" w:hAnsi="Arial" w:eastAsia="Arial"/>
+                <w:rFonts w:ascii="Arial" w:hAnsi="Arial" w:eastAsia="Arial" w:cs="Tahoma"/>
+                <w:sz w:val="18"/>
+              </w:rPr>
+            </w:r>
+            <w:r>
+              <w:rPr>
+                <w:rFonts w:ascii="Arial" w:hAnsi="Arial" w:eastAsia="Arial" w:cs="Tahoma"/>
                 <w:sz w:val="18"/>
               </w:rPr>
               <w:t>Document aggregate API</w:t>
@@ -3855,13 +3972,13 @@
             </w:pPr>
             <w:r>
               <w:rPr>
-                <w:rFonts w:ascii="Arial" w:hAnsi="Arial" w:eastAsia="Arial"/>
-                <w:sz w:val="18"/>
-              </w:rPr>
-            </w:r>
-            <w:r>
-              <w:rPr>
-                <w:rFonts w:ascii="Arial" w:hAnsi="Arial" w:eastAsia="Arial"/>
+                <w:rFonts w:ascii="Arial" w:hAnsi="Arial" w:eastAsia="Arial" w:cs="Tahoma"/>
+                <w:sz w:val="18"/>
+              </w:rPr>
+            </w:r>
+            <w:r>
+              <w:rPr>
+                <w:rFonts w:ascii="Arial" w:hAnsi="Arial" w:eastAsia="Arial" w:cs="Tahoma"/>
                 <w:sz w:val="18"/>
               </w:rPr>
               <w:t>Validate docNo</w:t>
@@ -3880,13 +3997,13 @@
             </w:pPr>
             <w:r>
               <w:rPr>
-                <w:rFonts w:ascii="Arial" w:hAnsi="Arial" w:eastAsia="Arial"/>
-                <w:sz w:val="18"/>
-              </w:rPr>
-            </w:r>
-            <w:r>
-              <w:rPr>
-                <w:rFonts w:ascii="Arial" w:hAnsi="Arial" w:eastAsia="Arial"/>
+                <w:rFonts w:ascii="Arial" w:hAnsi="Arial" w:eastAsia="Arial" w:cs="Tahoma"/>
+                <w:sz w:val="18"/>
+              </w:rPr>
+            </w:r>
+            <w:r>
+              <w:rPr>
+                <w:rFonts w:ascii="Arial" w:hAnsi="Arial" w:eastAsia="Arial" w:cs="Tahoma"/>
                 <w:sz w:val="18"/>
               </w:rPr>
               <w:t>404 when doc not found</w:t>
@@ -3910,13 +4027,13 @@
             </w:pPr>
             <w:r>
               <w:rPr>
-                <w:rFonts w:ascii="Arial" w:hAnsi="Arial" w:eastAsia="Arial"/>
-                <w:sz w:val="18"/>
-              </w:rPr>
-            </w:r>
-            <w:r>
-              <w:rPr>
-                <w:rFonts w:ascii="Arial" w:hAnsi="Arial" w:eastAsia="Arial"/>
+                <w:rFonts w:ascii="Arial" w:hAnsi="Arial" w:eastAsia="Arial" w:cs="Tahoma"/>
+                <w:sz w:val="18"/>
+              </w:rPr>
+            </w:r>
+            <w:r>
+              <w:rPr>
+                <w:rFonts w:ascii="Arial" w:hAnsi="Arial" w:eastAsia="Arial" w:cs="Tahoma"/>
                 <w:sz w:val="18"/>
               </w:rPr>
               <w:t>GET /api/v1/competitors</w:t>
@@ -3935,13 +4052,13 @@
             </w:pPr>
             <w:r>
               <w:rPr>
-                <w:rFonts w:ascii="Arial" w:hAnsi="Arial" w:eastAsia="Arial"/>
-                <w:sz w:val="18"/>
-              </w:rPr>
-            </w:r>
-            <w:r>
-              <w:rPr>
-                <w:rFonts w:ascii="Arial" w:hAnsi="Arial" w:eastAsia="Arial"/>
+                <w:rFonts w:ascii="Arial" w:hAnsi="Arial" w:eastAsia="Arial" w:cs="Tahoma"/>
+                <w:sz w:val="18"/>
+              </w:rPr>
+            </w:r>
+            <w:r>
+              <w:rPr>
+                <w:rFonts w:ascii="Arial" w:hAnsi="Arial" w:eastAsia="Arial" w:cs="Tahoma"/>
                 <w:b/>
                 <w:sz w:val="18"/>
               </w:rPr>
@@ -3949,7 +4066,7 @@
             </w:r>
             <w:r>
               <w:rPr>
-                <w:rFonts w:ascii="Arial" w:hAnsi="Arial" w:eastAsia="Arial"/>
+                <w:rFonts w:ascii="Arial" w:hAnsi="Arial" w:eastAsia="Arial" w:cs="Tahoma"/>
                 <w:sz w:val="18"/>
               </w:rPr>
               <w:t xml:space="preserve"> · เอกสารนี้เป็นผู้ใช้: อ่าน master คู่แข่งมาทำ dropdown ในหน้าเอกสาร</w:t>
@@ -3968,13 +4085,13 @@
             </w:pPr>
             <w:r>
               <w:rPr>
-                <w:rFonts w:ascii="Arial" w:hAnsi="Arial" w:eastAsia="Arial"/>
-                <w:sz w:val="18"/>
-              </w:rPr>
-            </w:r>
-            <w:r>
-              <w:rPr>
-                <w:rFonts w:ascii="Arial" w:hAnsi="Arial" w:eastAsia="Arial"/>
+                <w:rFonts w:ascii="Arial" w:hAnsi="Arial" w:eastAsia="Arial" w:cs="Tahoma"/>
+                <w:sz w:val="18"/>
+              </w:rPr>
+            </w:r>
+            <w:r>
+              <w:rPr>
+                <w:rFonts w:ascii="Arial" w:hAnsi="Arial" w:eastAsia="Arial" w:cs="Tahoma"/>
                 <w:sz w:val="18"/>
               </w:rPr>
               <w:t>Load header</w:t>
@@ -3993,13 +4110,13 @@
             </w:pPr>
             <w:r>
               <w:rPr>
-                <w:rFonts w:ascii="Arial" w:hAnsi="Arial" w:eastAsia="Arial"/>
-                <w:sz w:val="18"/>
-              </w:rPr>
-            </w:r>
-            <w:r>
-              <w:rPr>
-                <w:rFonts w:ascii="Arial" w:hAnsi="Arial" w:eastAsia="Arial"/>
+                <w:rFonts w:ascii="Arial" w:hAnsi="Arial" w:eastAsia="Arial" w:cs="Tahoma"/>
+                <w:sz w:val="18"/>
+              </w:rPr>
+            </w:r>
+            <w:r>
+              <w:rPr>
+                <w:rFonts w:ascii="Arial" w:hAnsi="Arial" w:eastAsia="Arial" w:cs="Tahoma"/>
                 <w:sz w:val="18"/>
               </w:rPr>
               <w:t>role profile output matches FE Document Detail spec</w:t>
@@ -4050,7 +4167,7 @@
             <w:r/>
             <w:r>
               <w:rPr>
-                <w:rFonts w:ascii="Arial" w:hAnsi="Arial" w:eastAsia="Arial"/>
+                <w:rFonts w:ascii="Arial" w:hAnsi="Arial" w:eastAsia="Arial" w:cs="Tahoma"/>
                 <w:b/>
                 <w:sz w:val="18"/>
               </w:rPr>
@@ -4072,7 +4189,7 @@
             <w:r/>
             <w:r>
               <w:rPr>
-                <w:rFonts w:ascii="Arial" w:hAnsi="Arial" w:eastAsia="Arial"/>
+                <w:rFonts w:ascii="Arial" w:hAnsi="Arial" w:eastAsia="Arial" w:cs="Tahoma"/>
                 <w:b/>
                 <w:sz w:val="18"/>
               </w:rPr>
@@ -4094,7 +4211,7 @@
             <w:r/>
             <w:r>
               <w:rPr>
-                <w:rFonts w:ascii="Arial" w:hAnsi="Arial" w:eastAsia="Arial"/>
+                <w:rFonts w:ascii="Arial" w:hAnsi="Arial" w:eastAsia="Arial" w:cs="Tahoma"/>
                 <w:b/>
                 <w:sz w:val="18"/>
               </w:rPr>
@@ -4119,13 +4236,13 @@
             </w:pPr>
             <w:r>
               <w:rPr>
-                <w:rFonts w:ascii="Arial" w:hAnsi="Arial" w:eastAsia="Arial"/>
-                <w:sz w:val="18"/>
-              </w:rPr>
-            </w:r>
-            <w:r>
-              <w:rPr>
-                <w:rFonts w:ascii="Arial" w:hAnsi="Arial" w:eastAsia="Arial"/>
+                <w:rFonts w:ascii="Arial" w:hAnsi="Arial" w:eastAsia="Arial" w:cs="Tahoma"/>
+                <w:sz w:val="18"/>
+              </w:rPr>
+            </w:r>
+            <w:r>
+              <w:rPr>
+                <w:rFonts w:ascii="Arial" w:hAnsi="Arial" w:eastAsia="Arial" w:cs="Tahoma"/>
                 <w:sz w:val="18"/>
               </w:rPr>
               <w:t>1</w:t>
@@ -4144,13 +4261,13 @@
             </w:pPr>
             <w:r>
               <w:rPr>
-                <w:rFonts w:ascii="Arial" w:hAnsi="Arial" w:eastAsia="Arial"/>
-                <w:sz w:val="18"/>
-              </w:rPr>
-            </w:r>
-            <w:r>
-              <w:rPr>
-                <w:rFonts w:ascii="Arial" w:hAnsi="Arial" w:eastAsia="Arial"/>
+                <w:rFonts w:ascii="Arial" w:hAnsi="Arial" w:eastAsia="Arial" w:cs="Tahoma"/>
+                <w:sz w:val="18"/>
+              </w:rPr>
+            </w:r>
+            <w:r>
+              <w:rPr>
+                <w:rFonts w:ascii="Arial" w:hAnsi="Arial" w:eastAsia="Arial" w:cs="Tahoma"/>
                 <w:sz w:val="18"/>
               </w:rPr>
               <w:t>Validate docNo</w:t>
@@ -4169,13 +4286,13 @@
             </w:pPr>
             <w:r>
               <w:rPr>
-                <w:rFonts w:ascii="Arial" w:hAnsi="Arial" w:eastAsia="Arial"/>
-                <w:sz w:val="18"/>
-              </w:rPr>
-            </w:r>
-            <w:r>
-              <w:rPr>
-                <w:rFonts w:ascii="Arial" w:hAnsi="Arial" w:eastAsia="Arial"/>
+                <w:rFonts w:ascii="Arial" w:hAnsi="Arial" w:eastAsia="Arial" w:cs="Tahoma"/>
+                <w:sz w:val="18"/>
+              </w:rPr>
+            </w:r>
+            <w:r>
+              <w:rPr>
+                <w:rFonts w:ascii="Arial" w:hAnsi="Arial" w:eastAsia="Arial" w:cs="Tahoma"/>
                 <w:sz w:val="18"/>
               </w:rPr>
               <w:t>detail success</w:t>
@@ -4199,13 +4316,13 @@
             </w:pPr>
             <w:r>
               <w:rPr>
-                <w:rFonts w:ascii="Arial" w:hAnsi="Arial" w:eastAsia="Arial"/>
-                <w:sz w:val="18"/>
-              </w:rPr>
-            </w:r>
-            <w:r>
-              <w:rPr>
-                <w:rFonts w:ascii="Arial" w:hAnsi="Arial" w:eastAsia="Arial"/>
+                <w:rFonts w:ascii="Arial" w:hAnsi="Arial" w:eastAsia="Arial" w:cs="Tahoma"/>
+                <w:sz w:val="18"/>
+              </w:rPr>
+            </w:r>
+            <w:r>
+              <w:rPr>
+                <w:rFonts w:ascii="Arial" w:hAnsi="Arial" w:eastAsia="Arial" w:cs="Tahoma"/>
                 <w:sz w:val="18"/>
               </w:rPr>
               <w:t>2</w:t>
@@ -4224,13 +4341,13 @@
             </w:pPr>
             <w:r>
               <w:rPr>
-                <w:rFonts w:ascii="Arial" w:hAnsi="Arial" w:eastAsia="Arial"/>
-                <w:sz w:val="18"/>
-              </w:rPr>
-            </w:r>
-            <w:r>
-              <w:rPr>
-                <w:rFonts w:ascii="Arial" w:hAnsi="Arial" w:eastAsia="Arial"/>
+                <w:rFonts w:ascii="Arial" w:hAnsi="Arial" w:eastAsia="Arial" w:cs="Tahoma"/>
+                <w:sz w:val="18"/>
+              </w:rPr>
+            </w:r>
+            <w:r>
+              <w:rPr>
+                <w:rFonts w:ascii="Arial" w:hAnsi="Arial" w:eastAsia="Arial" w:cs="Tahoma"/>
                 <w:sz w:val="18"/>
               </w:rPr>
               <w:t>Load header</w:t>
@@ -4249,13 +4366,13 @@
             </w:pPr>
             <w:r>
               <w:rPr>
-                <w:rFonts w:ascii="Arial" w:hAnsi="Arial" w:eastAsia="Arial"/>
-                <w:sz w:val="18"/>
-              </w:rPr>
-            </w:r>
-            <w:r>
-              <w:rPr>
-                <w:rFonts w:ascii="Arial" w:hAnsi="Arial" w:eastAsia="Arial"/>
+                <w:rFonts w:ascii="Arial" w:hAnsi="Arial" w:eastAsia="Arial" w:cs="Tahoma"/>
+                <w:sz w:val="18"/>
+              </w:rPr>
+            </w:r>
+            <w:r>
+              <w:rPr>
+                <w:rFonts w:ascii="Arial" w:hAnsi="Arial" w:eastAsia="Arial" w:cs="Tahoma"/>
                 <w:sz w:val="18"/>
               </w:rPr>
               <w:t>detail not found</w:t>
@@ -4279,13 +4396,13 @@
             </w:pPr>
             <w:r>
               <w:rPr>
-                <w:rFonts w:ascii="Arial" w:hAnsi="Arial" w:eastAsia="Arial"/>
-                <w:sz w:val="18"/>
-              </w:rPr>
-            </w:r>
-            <w:r>
-              <w:rPr>
-                <w:rFonts w:ascii="Arial" w:hAnsi="Arial" w:eastAsia="Arial"/>
+                <w:rFonts w:ascii="Arial" w:hAnsi="Arial" w:eastAsia="Arial" w:cs="Tahoma"/>
+                <w:sz w:val="18"/>
+              </w:rPr>
+            </w:r>
+            <w:r>
+              <w:rPr>
+                <w:rFonts w:ascii="Arial" w:hAnsi="Arial" w:eastAsia="Arial" w:cs="Tahoma"/>
                 <w:sz w:val="18"/>
               </w:rPr>
               <w:t>3</w:t>
@@ -4304,13 +4421,13 @@
             </w:pPr>
             <w:r>
               <w:rPr>
-                <w:rFonts w:ascii="Arial" w:hAnsi="Arial" w:eastAsia="Arial"/>
-                <w:sz w:val="18"/>
-              </w:rPr>
-            </w:r>
-            <w:r>
-              <w:rPr>
-                <w:rFonts w:ascii="Arial" w:hAnsi="Arial" w:eastAsia="Arial"/>
+                <w:rFonts w:ascii="Arial" w:hAnsi="Arial" w:eastAsia="Arial" w:cs="Tahoma"/>
+                <w:sz w:val="18"/>
+              </w:rPr>
+            </w:r>
+            <w:r>
+              <w:rPr>
+                <w:rFonts w:ascii="Arial" w:hAnsi="Arial" w:eastAsia="Arial" w:cs="Tahoma"/>
                 <w:sz w:val="18"/>
               </w:rPr>
               <w:t>Load child sections</w:t>
@@ -4329,13 +4446,13 @@
             </w:pPr>
             <w:r>
               <w:rPr>
-                <w:rFonts w:ascii="Arial" w:hAnsi="Arial" w:eastAsia="Arial"/>
-                <w:sz w:val="18"/>
-              </w:rPr>
-            </w:r>
-            <w:r>
-              <w:rPr>
-                <w:rFonts w:ascii="Arial" w:hAnsi="Arial" w:eastAsia="Arial"/>
+                <w:rFonts w:ascii="Arial" w:hAnsi="Arial" w:eastAsia="Arial" w:cs="Tahoma"/>
+                <w:sz w:val="18"/>
+              </w:rPr>
+            </w:r>
+            <w:r>
+              <w:rPr>
+                <w:rFonts w:ascii="Arial" w:hAnsi="Arial" w:eastAsia="Arial" w:cs="Tahoma"/>
                 <w:sz w:val="18"/>
               </w:rPr>
               <w:t>role profile output</w:t>
@@ -4359,13 +4476,13 @@
             </w:pPr>
             <w:r>
               <w:rPr>
-                <w:rFonts w:ascii="Arial" w:hAnsi="Arial" w:eastAsia="Arial"/>
-                <w:sz w:val="18"/>
-              </w:rPr>
-            </w:r>
-            <w:r>
-              <w:rPr>
-                <w:rFonts w:ascii="Arial" w:hAnsi="Arial" w:eastAsia="Arial"/>
+                <w:rFonts w:ascii="Arial" w:hAnsi="Arial" w:eastAsia="Arial" w:cs="Tahoma"/>
+                <w:sz w:val="18"/>
+              </w:rPr>
+            </w:r>
+            <w:r>
+              <w:rPr>
+                <w:rFonts w:ascii="Arial" w:hAnsi="Arial" w:eastAsia="Arial" w:cs="Tahoma"/>
                 <w:sz w:val="18"/>
               </w:rPr>
               <w:t>4</w:t>
@@ -4384,13 +4501,13 @@
             </w:pPr>
             <w:r>
               <w:rPr>
-                <w:rFonts w:ascii="Arial" w:hAnsi="Arial" w:eastAsia="Arial"/>
-                <w:sz w:val="18"/>
-              </w:rPr>
-            </w:r>
-            <w:r>
-              <w:rPr>
-                <w:rFonts w:ascii="Arial" w:hAnsi="Arial" w:eastAsia="Arial"/>
+                <w:rFonts w:ascii="Arial" w:hAnsi="Arial" w:eastAsia="Arial" w:cs="Tahoma"/>
+                <w:sz w:val="18"/>
+              </w:rPr>
+            </w:r>
+            <w:r>
+              <w:rPr>
+                <w:rFonts w:ascii="Arial" w:hAnsi="Arial" w:eastAsia="Arial" w:cs="Tahoma"/>
                 <w:sz w:val="18"/>
               </w:rPr>
               <w:t>Compute role profile</w:t>
@@ -4409,13 +4526,13 @@
             </w:pPr>
             <w:r>
               <w:rPr>
-                <w:rFonts w:ascii="Arial" w:hAnsi="Arial" w:eastAsia="Arial"/>
-                <w:sz w:val="18"/>
-              </w:rPr>
-            </w:r>
-            <w:r>
-              <w:rPr>
-                <w:rFonts w:ascii="Arial" w:hAnsi="Arial" w:eastAsia="Arial"/>
+                <w:rFonts w:ascii="Arial" w:hAnsi="Arial" w:eastAsia="Arial" w:cs="Tahoma"/>
+                <w:sz w:val="18"/>
+              </w:rPr>
+            </w:r>
+            <w:r>
+              <w:rPr>
+                <w:rFonts w:ascii="Arial" w:hAnsi="Arial" w:eastAsia="Arial" w:cs="Tahoma"/>
                 <w:sz w:val="18"/>
               </w:rPr>
               <w:t>empty child sections</w:t>
@@ -4439,13 +4556,13 @@
             </w:pPr>
             <w:r>
               <w:rPr>
-                <w:rFonts w:ascii="Arial" w:hAnsi="Arial" w:eastAsia="Arial"/>
-                <w:sz w:val="18"/>
-              </w:rPr>
-            </w:r>
-            <w:r>
-              <w:rPr>
-                <w:rFonts w:ascii="Arial" w:hAnsi="Arial" w:eastAsia="Arial"/>
+                <w:rFonts w:ascii="Arial" w:hAnsi="Arial" w:eastAsia="Arial" w:cs="Tahoma"/>
+                <w:sz w:val="18"/>
+              </w:rPr>
+            </w:r>
+            <w:r>
+              <w:rPr>
+                <w:rFonts w:ascii="Arial" w:hAnsi="Arial" w:eastAsia="Arial" w:cs="Tahoma"/>
                 <w:sz w:val="18"/>
               </w:rPr>
               <w:t>5</w:t>
@@ -4464,13 +4581,13 @@
             </w:pPr>
             <w:r>
               <w:rPr>
-                <w:rFonts w:ascii="Arial" w:hAnsi="Arial" w:eastAsia="Arial"/>
-                <w:sz w:val="18"/>
-              </w:rPr>
-            </w:r>
-            <w:r>
-              <w:rPr>
-                <w:rFonts w:ascii="Arial" w:hAnsi="Arial" w:eastAsia="Arial"/>
+                <w:rFonts w:ascii="Arial" w:hAnsi="Arial" w:eastAsia="Arial" w:cs="Tahoma"/>
+                <w:sz w:val="18"/>
+              </w:rPr>
+            </w:r>
+            <w:r>
+              <w:rPr>
+                <w:rFonts w:ascii="Arial" w:hAnsi="Arial" w:eastAsia="Arial" w:cs="Tahoma"/>
                 <w:sz w:val="18"/>
               </w:rPr>
               <w:t>Map to FE response shape</w:t>
@@ -4489,13 +4606,13 @@
             </w:pPr>
             <w:r>
               <w:rPr>
-                <w:rFonts w:ascii="Arial" w:hAnsi="Arial" w:eastAsia="Arial"/>
-                <w:sz w:val="18"/>
-              </w:rPr>
-            </w:r>
-            <w:r>
-              <w:rPr>
-                <w:rFonts w:ascii="Arial" w:hAnsi="Arial" w:eastAsia="Arial"/>
+                <w:rFonts w:ascii="Arial" w:hAnsi="Arial" w:eastAsia="Arial" w:cs="Tahoma"/>
+                <w:sz w:val="18"/>
+              </w:rPr>
+            </w:r>
+            <w:r>
+              <w:rPr>
+                <w:rFonts w:ascii="Arial" w:hAnsi="Arial" w:eastAsia="Arial" w:cs="Tahoma"/>
                 <w:sz w:val="18"/>
               </w:rPr>
               <w:t>detail success</w:t>
@@ -4519,13 +4636,13 @@
             </w:pPr>
             <w:r>
               <w:rPr>
-                <w:rFonts w:ascii="Arial" w:hAnsi="Arial" w:eastAsia="Arial"/>
-                <w:sz w:val="18"/>
-              </w:rPr>
-            </w:r>
-            <w:r>
-              <w:rPr>
-                <w:rFonts w:ascii="Arial" w:hAnsi="Arial" w:eastAsia="Arial"/>
+                <w:rFonts w:ascii="Arial" w:hAnsi="Arial" w:eastAsia="Arial" w:cs="Tahoma"/>
+                <w:sz w:val="18"/>
+              </w:rPr>
+            </w:r>
+            <w:r>
+              <w:rPr>
+                <w:rFonts w:ascii="Arial" w:hAnsi="Arial" w:eastAsia="Arial" w:cs="Tahoma"/>
                 <w:sz w:val="18"/>
               </w:rPr>
               <w:t>6</w:t>
@@ -4544,13 +4661,13 @@
             </w:pPr>
             <w:r>
               <w:rPr>
-                <w:rFonts w:ascii="Arial" w:hAnsi="Arial" w:eastAsia="Arial"/>
-                <w:sz w:val="18"/>
-              </w:rPr>
-            </w:r>
-            <w:r>
-              <w:rPr>
-                <w:rFonts w:ascii="Arial" w:hAnsi="Arial" w:eastAsia="Arial"/>
+                <w:rFonts w:ascii="Arial" w:hAnsi="Arial" w:eastAsia="Arial" w:cs="Tahoma"/>
+                <w:sz w:val="18"/>
+              </w:rPr>
+            </w:r>
+            <w:r>
+              <w:rPr>
+                <w:rFonts w:ascii="Arial" w:hAnsi="Arial" w:eastAsia="Arial" w:cs="Tahoma"/>
                 <w:sz w:val="18"/>
               </w:rPr>
               <w:t>Return aggregate</w:t>
@@ -4569,13 +4686,13 @@
             </w:pPr>
             <w:r>
               <w:rPr>
-                <w:rFonts w:ascii="Arial" w:hAnsi="Arial" w:eastAsia="Arial"/>
-                <w:sz w:val="18"/>
-              </w:rPr>
-            </w:r>
-            <w:r>
-              <w:rPr>
-                <w:rFonts w:ascii="Arial" w:hAnsi="Arial" w:eastAsia="Arial"/>
+                <w:rFonts w:ascii="Arial" w:hAnsi="Arial" w:eastAsia="Arial" w:cs="Tahoma"/>
+                <w:sz w:val="18"/>
+              </w:rPr>
+            </w:r>
+            <w:r>
+              <w:rPr>
+                <w:rFonts w:ascii="Arial" w:hAnsi="Arial" w:eastAsia="Arial" w:cs="Tahoma"/>
                 <w:sz w:val="18"/>
               </w:rPr>
               <w:t>detail not found</w:t>
@@ -4627,7 +4744,7 @@
             <w:r/>
             <w:r>
               <w:rPr>
-                <w:rFonts w:ascii="Arial" w:hAnsi="Arial" w:eastAsia="Arial"/>
+                <w:rFonts w:ascii="Arial" w:hAnsi="Arial" w:eastAsia="Arial" w:cs="Tahoma"/>
                 <w:b/>
                 <w:sz w:val="18"/>
               </w:rPr>
@@ -4649,7 +4766,7 @@
             <w:r/>
             <w:r>
               <w:rPr>
-                <w:rFonts w:ascii="Arial" w:hAnsi="Arial" w:eastAsia="Arial"/>
+                <w:rFonts w:ascii="Arial" w:hAnsi="Arial" w:eastAsia="Arial" w:cs="Tahoma"/>
                 <w:b/>
                 <w:sz w:val="18"/>
               </w:rPr>
@@ -4671,7 +4788,7 @@
             <w:r/>
             <w:r>
               <w:rPr>
-                <w:rFonts w:ascii="Arial" w:hAnsi="Arial" w:eastAsia="Arial"/>
+                <w:rFonts w:ascii="Arial" w:hAnsi="Arial" w:eastAsia="Arial" w:cs="Tahoma"/>
                 <w:b/>
                 <w:sz w:val="18"/>
               </w:rPr>
@@ -4693,7 +4810,7 @@
             <w:r/>
             <w:r>
               <w:rPr>
-                <w:rFonts w:ascii="Arial" w:hAnsi="Arial" w:eastAsia="Arial"/>
+                <w:rFonts w:ascii="Arial" w:hAnsi="Arial" w:eastAsia="Arial" w:cs="Tahoma"/>
                 <w:b/>
                 <w:sz w:val="18"/>
               </w:rPr>
@@ -4718,13 +4835,13 @@
             </w:pPr>
             <w:r>
               <w:rPr>
-                <w:rFonts w:ascii="Arial" w:hAnsi="Arial" w:eastAsia="Arial"/>
-                <w:sz w:val="18"/>
-              </w:rPr>
-            </w:r>
-            <w:r>
-              <w:rPr>
-                <w:rFonts w:ascii="Arial" w:hAnsi="Arial" w:eastAsia="Arial"/>
+                <w:rFonts w:ascii="Arial" w:hAnsi="Arial" w:eastAsia="Arial" w:cs="Tahoma"/>
+                <w:sz w:val="18"/>
+              </w:rPr>
+            </w:r>
+            <w:r>
+              <w:rPr>
+                <w:rFonts w:ascii="Arial" w:hAnsi="Arial" w:eastAsia="Arial" w:cs="Tahoma"/>
                 <w:sz w:val="18"/>
               </w:rPr>
               <w:t>Get detail</w:t>
@@ -4743,13 +4860,13 @@
             </w:pPr>
             <w:r>
               <w:rPr>
-                <w:rFonts w:ascii="Arial" w:hAnsi="Arial" w:eastAsia="Arial"/>
-                <w:sz w:val="18"/>
-              </w:rPr>
-            </w:r>
-            <w:r>
-              <w:rPr>
-                <w:rFonts w:ascii="Arial" w:hAnsi="Arial" w:eastAsia="Arial"/>
+                <w:rFonts w:ascii="Arial" w:hAnsi="Arial" w:eastAsia="Arial" w:cs="Tahoma"/>
+                <w:sz w:val="18"/>
+              </w:rPr>
+            </w:r>
+            <w:r>
+              <w:rPr>
+                <w:rFonts w:ascii="Arial" w:hAnsi="Arial" w:eastAsia="Arial" w:cs="Tahoma"/>
                 <w:sz w:val="18"/>
               </w:rPr>
               <w:t>GET</w:t>
@@ -4768,13 +4885,13 @@
             </w:pPr>
             <w:r>
               <w:rPr>
-                <w:rFonts w:ascii="Arial" w:hAnsi="Arial" w:eastAsia="Arial"/>
-                <w:sz w:val="18"/>
-              </w:rPr>
-            </w:r>
-            <w:r>
-              <w:rPr>
-                <w:rFonts w:ascii="Arial" w:hAnsi="Arial" w:eastAsia="Arial"/>
+                <w:rFonts w:ascii="Arial" w:hAnsi="Arial" w:eastAsia="Arial" w:cs="Tahoma"/>
+                <w:sz w:val="18"/>
+              </w:rPr>
+            </w:r>
+            <w:r>
+              <w:rPr>
+                <w:rFonts w:ascii="Arial" w:hAnsi="Arial" w:eastAsia="Arial" w:cs="Tahoma"/>
                 <w:sz w:val="18"/>
               </w:rPr>
               <w:t>documentAggregate.service.getByDocNo</w:t>
@@ -4793,13 +4910,13 @@
             </w:pPr>
             <w:r>
               <w:rPr>
-                <w:rFonts w:ascii="Arial" w:hAnsi="Arial" w:eastAsia="Arial"/>
-                <w:sz w:val="18"/>
-              </w:rPr>
-            </w:r>
-            <w:r>
-              <w:rPr>
-                <w:rFonts w:ascii="Arial" w:hAnsi="Arial" w:eastAsia="Arial"/>
+                <w:rFonts w:ascii="Arial" w:hAnsi="Arial" w:eastAsia="Arial" w:cs="Tahoma"/>
+                <w:sz w:val="18"/>
+              </w:rPr>
+            </w:r>
+            <w:r>
+              <w:rPr>
+                <w:rFonts w:ascii="Arial" w:hAnsi="Arial" w:eastAsia="Arial" w:cs="Tahoma"/>
                 <w:sz w:val="18"/>
               </w:rPr>
               <w:t>return 12 sections</w:t>
@@ -4823,13 +4940,13 @@
             </w:pPr>
             <w:r>
               <w:rPr>
-                <w:rFonts w:ascii="Arial" w:hAnsi="Arial" w:eastAsia="Arial"/>
-                <w:sz w:val="18"/>
-              </w:rPr>
-            </w:r>
-            <w:r>
-              <w:rPr>
-                <w:rFonts w:ascii="Arial" w:hAnsi="Arial" w:eastAsia="Arial"/>
+                <w:rFonts w:ascii="Arial" w:hAnsi="Arial" w:eastAsia="Arial" w:cs="Tahoma"/>
+                <w:sz w:val="18"/>
+              </w:rPr>
+            </w:r>
+            <w:r>
+              <w:rPr>
+                <w:rFonts w:ascii="Arial" w:hAnsi="Arial" w:eastAsia="Arial" w:cs="Tahoma"/>
                 <w:sz w:val="18"/>
               </w:rPr>
               <w:t>Get lookup</w:t>
@@ -4848,13 +4965,13 @@
             </w:pPr>
             <w:r>
               <w:rPr>
-                <w:rFonts w:ascii="Arial" w:hAnsi="Arial" w:eastAsia="Arial"/>
-                <w:sz w:val="18"/>
-              </w:rPr>
-            </w:r>
-            <w:r>
-              <w:rPr>
-                <w:rFonts w:ascii="Arial" w:hAnsi="Arial" w:eastAsia="Arial"/>
+                <w:rFonts w:ascii="Arial" w:hAnsi="Arial" w:eastAsia="Arial" w:cs="Tahoma"/>
+                <w:sz w:val="18"/>
+              </w:rPr>
+            </w:r>
+            <w:r>
+              <w:rPr>
+                <w:rFonts w:ascii="Arial" w:hAnsi="Arial" w:eastAsia="Arial" w:cs="Tahoma"/>
                 <w:sz w:val="18"/>
               </w:rPr>
               <w:t>GET</w:t>
@@ -4873,13 +4990,13 @@
             </w:pPr>
             <w:r>
               <w:rPr>
-                <w:rFonts w:ascii="Arial" w:hAnsi="Arial" w:eastAsia="Arial"/>
-                <w:sz w:val="18"/>
-              </w:rPr>
-            </w:r>
-            <w:r>
-              <w:rPr>
-                <w:rFonts w:ascii="Arial" w:hAnsi="Arial" w:eastAsia="Arial"/>
+                <w:rFonts w:ascii="Arial" w:hAnsi="Arial" w:eastAsia="Arial" w:cs="Tahoma"/>
+                <w:sz w:val="18"/>
+              </w:rPr>
+            </w:r>
+            <w:r>
+              <w:rPr>
+                <w:rFonts w:ascii="Arial" w:hAnsi="Arial" w:eastAsia="Arial" w:cs="Tahoma"/>
                 <w:sz w:val="18"/>
               </w:rPr>
               <w:t>lookup service</w:t>
@@ -4898,13 +5015,13 @@
             </w:pPr>
             <w:r>
               <w:rPr>
-                <w:rFonts w:ascii="Arial" w:hAnsi="Arial" w:eastAsia="Arial"/>
-                <w:sz w:val="18"/>
-              </w:rPr>
-            </w:r>
-            <w:r>
-              <w:rPr>
-                <w:rFonts w:ascii="Arial" w:hAnsi="Arial" w:eastAsia="Arial"/>
+                <w:rFonts w:ascii="Arial" w:hAnsi="Arial" w:eastAsia="Arial" w:cs="Tahoma"/>
+                <w:sz w:val="18"/>
+              </w:rPr>
+            </w:r>
+            <w:r>
+              <w:rPr>
+                <w:rFonts w:ascii="Arial" w:hAnsi="Arial" w:eastAsia="Arial" w:cs="Tahoma"/>
                 <w:sz w:val="18"/>
               </w:rPr>
               <w:t>return status/competitors/factors</w:t>
@@ -4972,7 +5089,7 @@
             <w:r/>
             <w:r>
               <w:rPr>
-                <w:rFonts w:ascii="Arial" w:hAnsi="Arial" w:eastAsia="Arial"/>
+                <w:rFonts w:ascii="Arial" w:hAnsi="Arial" w:eastAsia="Arial" w:cs="Tahoma"/>
                 <w:b/>
                 <w:sz w:val="18"/>
               </w:rPr>
@@ -4998,7 +5115,7 @@
             <w:r/>
             <w:r>
               <w:rPr>
-                <w:rFonts w:ascii="Courier New" w:hAnsi="Courier New" w:eastAsia="Courier New"/>
+                <w:rFonts w:ascii="Courier New" w:hAnsi="Courier New" w:eastAsia="Courier New" w:cs="Tahoma"/>
                 <w:sz w:val="16"/>
               </w:rPr>
               <w:t>{</w:t>
@@ -5054,7 +5171,7 @@
             <w:r/>
             <w:r>
               <w:rPr>
-                <w:rFonts w:ascii="Arial" w:hAnsi="Arial" w:eastAsia="Arial"/>
+                <w:rFonts w:ascii="Arial" w:hAnsi="Arial" w:eastAsia="Arial" w:cs="Tahoma"/>
                 <w:b/>
                 <w:sz w:val="18"/>
               </w:rPr>
@@ -5076,7 +5193,7 @@
             <w:r/>
             <w:r>
               <w:rPr>
-                <w:rFonts w:ascii="Arial" w:hAnsi="Arial" w:eastAsia="Arial"/>
+                <w:rFonts w:ascii="Arial" w:hAnsi="Arial" w:eastAsia="Arial" w:cs="Tahoma"/>
                 <w:b/>
                 <w:sz w:val="18"/>
               </w:rPr>
@@ -5098,7 +5215,7 @@
             <w:r/>
             <w:r>
               <w:rPr>
-                <w:rFonts w:ascii="Arial" w:hAnsi="Arial" w:eastAsia="Arial"/>
+                <w:rFonts w:ascii="Arial" w:hAnsi="Arial" w:eastAsia="Arial" w:cs="Tahoma"/>
                 <w:b/>
                 <w:sz w:val="18"/>
               </w:rPr>
@@ -5120,7 +5237,7 @@
             <w:r/>
             <w:r>
               <w:rPr>
-                <w:rFonts w:ascii="Arial" w:hAnsi="Arial" w:eastAsia="Arial"/>
+                <w:rFonts w:ascii="Arial" w:hAnsi="Arial" w:eastAsia="Arial" w:cs="Tahoma"/>
                 <w:b/>
                 <w:sz w:val="18"/>
               </w:rPr>
@@ -5145,13 +5262,13 @@
             </w:pPr>
             <w:r>
               <w:rPr>
-                <w:rFonts w:ascii="Arial" w:hAnsi="Arial" w:eastAsia="Arial"/>
-                <w:sz w:val="18"/>
-              </w:rPr>
-            </w:r>
-            <w:r>
-              <w:rPr>
-                <w:rFonts w:ascii="Arial" w:hAnsi="Arial" w:eastAsia="Arial"/>
+                <w:rFonts w:ascii="Arial" w:hAnsi="Arial" w:eastAsia="Arial" w:cs="Tahoma"/>
+                <w:sz w:val="18"/>
+              </w:rPr>
+            </w:r>
+            <w:r>
+              <w:rPr>
+                <w:rFonts w:ascii="Arial" w:hAnsi="Arial" w:eastAsia="Arial" w:cs="Tahoma"/>
                 <w:sz w:val="18"/>
               </w:rPr>
               <w:t>docNo</w:t>
@@ -5170,13 +5287,13 @@
             </w:pPr>
             <w:r>
               <w:rPr>
-                <w:rFonts w:ascii="Arial" w:hAnsi="Arial" w:eastAsia="Arial"/>
-                <w:sz w:val="18"/>
-              </w:rPr>
-            </w:r>
-            <w:r>
-              <w:rPr>
-                <w:rFonts w:ascii="Arial" w:hAnsi="Arial" w:eastAsia="Arial"/>
+                <w:rFonts w:ascii="Arial" w:hAnsi="Arial" w:eastAsia="Arial" w:cs="Tahoma"/>
+                <w:sz w:val="18"/>
+              </w:rPr>
+            </w:r>
+            <w:r>
+              <w:rPr>
+                <w:rFonts w:ascii="Arial" w:hAnsi="Arial" w:eastAsia="Arial" w:cs="Tahoma"/>
                 <w:sz w:val="18"/>
               </w:rPr>
               <w:t>string</w:t>
@@ -5195,13 +5312,13 @@
             </w:pPr>
             <w:r>
               <w:rPr>
-                <w:rFonts w:ascii="Arial" w:hAnsi="Arial" w:eastAsia="Arial"/>
-                <w:sz w:val="18"/>
-              </w:rPr>
-            </w:r>
-            <w:r>
-              <w:rPr>
-                <w:rFonts w:ascii="Arial" w:hAnsi="Arial" w:eastAsia="Arial"/>
+                <w:rFonts w:ascii="Arial" w:hAnsi="Arial" w:eastAsia="Arial" w:cs="Tahoma"/>
+                <w:sz w:val="18"/>
+              </w:rPr>
+            </w:r>
+            <w:r>
+              <w:rPr>
+                <w:rFonts w:ascii="Arial" w:hAnsi="Arial" w:eastAsia="Arial" w:cs="Tahoma"/>
                 <w:sz w:val="18"/>
               </w:rPr>
               <w:t>No</w:t>
@@ -5220,13 +5337,13 @@
             </w:pPr>
             <w:r>
               <w:rPr>
-                <w:rFonts w:ascii="Arial" w:hAnsi="Arial" w:eastAsia="Arial"/>
-                <w:sz w:val="18"/>
-              </w:rPr>
-            </w:r>
-            <w:r>
-              <w:rPr>
-                <w:rFonts w:ascii="Arial" w:hAnsi="Arial" w:eastAsia="Arial"/>
+                <w:rFonts w:ascii="Arial" w:hAnsi="Arial" w:eastAsia="Arial" w:cs="Tahoma"/>
+                <w:sz w:val="18"/>
+              </w:rPr>
+            </w:r>
+            <w:r>
+              <w:rPr>
+                <w:rFonts w:ascii="Arial" w:hAnsi="Arial" w:eastAsia="Arial" w:cs="Tahoma"/>
                 <w:sz w:val="18"/>
               </w:rPr>
               <w:t>ค.ศ. YYYY/xxxxx</w:t>
@@ -5264,7 +5381,7 @@
             <w:r/>
             <w:r>
               <w:rPr>
-                <w:rFonts w:ascii="Arial" w:hAnsi="Arial" w:eastAsia="Arial"/>
+                <w:rFonts w:ascii="Arial" w:hAnsi="Arial" w:eastAsia="Arial" w:cs="Tahoma"/>
                 <w:b/>
                 <w:sz w:val="18"/>
               </w:rPr>
@@ -5290,7 +5407,7 @@
             <w:r/>
             <w:r>
               <w:rPr>
-                <w:rFonts w:ascii="Courier New" w:hAnsi="Courier New" w:eastAsia="Courier New"/>
+                <w:rFonts w:ascii="Courier New" w:hAnsi="Courier New" w:eastAsia="Courier New" w:cs="Tahoma"/>
                 <w:sz w:val="16"/>
               </w:rPr>
               <w:t>{</w:t>
@@ -5402,7 +5519,7 @@
             <w:r/>
             <w:r>
               <w:rPr>
-                <w:rFonts w:ascii="Arial" w:hAnsi="Arial" w:eastAsia="Arial"/>
+                <w:rFonts w:ascii="Arial" w:hAnsi="Arial" w:eastAsia="Arial" w:cs="Tahoma"/>
                 <w:b/>
                 <w:sz w:val="18"/>
               </w:rPr>
@@ -5424,7 +5541,7 @@
             <w:r/>
             <w:r>
               <w:rPr>
-                <w:rFonts w:ascii="Arial" w:hAnsi="Arial" w:eastAsia="Arial"/>
+                <w:rFonts w:ascii="Arial" w:hAnsi="Arial" w:eastAsia="Arial" w:cs="Tahoma"/>
                 <w:b/>
                 <w:sz w:val="18"/>
               </w:rPr>
@@ -5446,7 +5563,7 @@
             <w:r/>
             <w:r>
               <w:rPr>
-                <w:rFonts w:ascii="Arial" w:hAnsi="Arial" w:eastAsia="Arial"/>
+                <w:rFonts w:ascii="Arial" w:hAnsi="Arial" w:eastAsia="Arial" w:cs="Tahoma"/>
                 <w:b/>
                 <w:sz w:val="18"/>
               </w:rPr>
@@ -5468,7 +5585,7 @@
             <w:r/>
             <w:r>
               <w:rPr>
-                <w:rFonts w:ascii="Arial" w:hAnsi="Arial" w:eastAsia="Arial"/>
+                <w:rFonts w:ascii="Arial" w:hAnsi="Arial" w:eastAsia="Arial" w:cs="Tahoma"/>
                 <w:b/>
                 <w:sz w:val="18"/>
               </w:rPr>
@@ -5493,13 +5610,13 @@
             </w:pPr>
             <w:r>
               <w:rPr>
-                <w:rFonts w:ascii="Arial" w:hAnsi="Arial" w:eastAsia="Arial"/>
-                <w:sz w:val="18"/>
-              </w:rPr>
-            </w:r>
-            <w:r>
-              <w:rPr>
-                <w:rFonts w:ascii="Arial" w:hAnsi="Arial" w:eastAsia="Arial"/>
+                <w:rFonts w:ascii="Arial" w:hAnsi="Arial" w:eastAsia="Arial" w:cs="Tahoma"/>
+                <w:sz w:val="18"/>
+              </w:rPr>
+            </w:r>
+            <w:r>
+              <w:rPr>
+                <w:rFonts w:ascii="Arial" w:hAnsi="Arial" w:eastAsia="Arial" w:cs="Tahoma"/>
                 <w:sz w:val="18"/>
               </w:rPr>
               <w:t>docNo</w:t>
@@ -5518,13 +5635,13 @@
             </w:pPr>
             <w:r>
               <w:rPr>
-                <w:rFonts w:ascii="Arial" w:hAnsi="Arial" w:eastAsia="Arial"/>
-                <w:sz w:val="18"/>
-              </w:rPr>
-            </w:r>
-            <w:r>
-              <w:rPr>
-                <w:rFonts w:ascii="Arial" w:hAnsi="Arial" w:eastAsia="Arial"/>
+                <w:rFonts w:ascii="Arial" w:hAnsi="Arial" w:eastAsia="Arial" w:cs="Tahoma"/>
+                <w:sz w:val="18"/>
+              </w:rPr>
+            </w:r>
+            <w:r>
+              <w:rPr>
+                <w:rFonts w:ascii="Arial" w:hAnsi="Arial" w:eastAsia="Arial" w:cs="Tahoma"/>
                 <w:sz w:val="18"/>
               </w:rPr>
               <w:t>string</w:t>
@@ -5543,13 +5660,13 @@
             </w:pPr>
             <w:r>
               <w:rPr>
-                <w:rFonts w:ascii="Arial" w:hAnsi="Arial" w:eastAsia="Arial"/>
-                <w:sz w:val="18"/>
-              </w:rPr>
-            </w:r>
-            <w:r>
-              <w:rPr>
-                <w:rFonts w:ascii="Arial" w:hAnsi="Arial" w:eastAsia="Arial"/>
+                <w:rFonts w:ascii="Arial" w:hAnsi="Arial" w:eastAsia="Arial" w:cs="Tahoma"/>
+                <w:sz w:val="18"/>
+              </w:rPr>
+            </w:r>
+            <w:r>
+              <w:rPr>
+                <w:rFonts w:ascii="Arial" w:hAnsi="Arial" w:eastAsia="Arial" w:cs="Tahoma"/>
                 <w:sz w:val="18"/>
               </w:rPr>
               <w:t>Yes</w:t>
@@ -5568,13 +5685,13 @@
             </w:pPr>
             <w:r>
               <w:rPr>
-                <w:rFonts w:ascii="Arial" w:hAnsi="Arial" w:eastAsia="Arial"/>
-                <w:sz w:val="18"/>
-              </w:rPr>
-            </w:r>
-            <w:r>
-              <w:rPr>
-                <w:rFonts w:ascii="Arial" w:hAnsi="Arial" w:eastAsia="Arial"/>
+                <w:rFonts w:ascii="Arial" w:hAnsi="Arial" w:eastAsia="Arial" w:cs="Tahoma"/>
+                <w:sz w:val="18"/>
+              </w:rPr>
+            </w:r>
+            <w:r>
+              <w:rPr>
+                <w:rFonts w:ascii="Arial" w:hAnsi="Arial" w:eastAsia="Arial" w:cs="Tahoma"/>
                 <w:sz w:val="18"/>
               </w:rPr>
               <w:t>ค.ศ. YYYY/xxxxx</w:t>
@@ -5598,13 +5715,13 @@
             </w:pPr>
             <w:r>
               <w:rPr>
-                <w:rFonts w:ascii="Arial" w:hAnsi="Arial" w:eastAsia="Arial"/>
-                <w:sz w:val="18"/>
-              </w:rPr>
-            </w:r>
-            <w:r>
-              <w:rPr>
-                <w:rFonts w:ascii="Arial" w:hAnsi="Arial" w:eastAsia="Arial"/>
+                <w:rFonts w:ascii="Arial" w:hAnsi="Arial" w:eastAsia="Arial" w:cs="Tahoma"/>
+                <w:sz w:val="18"/>
+              </w:rPr>
+            </w:r>
+            <w:r>
+              <w:rPr>
+                <w:rFonts w:ascii="Arial" w:hAnsi="Arial" w:eastAsia="Arial" w:cs="Tahoma"/>
                 <w:sz w:val="18"/>
               </w:rPr>
               <w:t>statusCode</w:t>
@@ -5623,13 +5740,13 @@
             </w:pPr>
             <w:r>
               <w:rPr>
-                <w:rFonts w:ascii="Arial" w:hAnsi="Arial" w:eastAsia="Arial"/>
-                <w:sz w:val="18"/>
-              </w:rPr>
-            </w:r>
-            <w:r>
-              <w:rPr>
-                <w:rFonts w:ascii="Arial" w:hAnsi="Arial" w:eastAsia="Arial"/>
+                <w:rFonts w:ascii="Arial" w:hAnsi="Arial" w:eastAsia="Arial" w:cs="Tahoma"/>
+                <w:sz w:val="18"/>
+              </w:rPr>
+            </w:r>
+            <w:r>
+              <w:rPr>
+                <w:rFonts w:ascii="Arial" w:hAnsi="Arial" w:eastAsia="Arial" w:cs="Tahoma"/>
                 <w:sz w:val="18"/>
               </w:rPr>
               <w:t>string</w:t>
@@ -5648,13 +5765,13 @@
             </w:pPr>
             <w:r>
               <w:rPr>
-                <w:rFonts w:ascii="Arial" w:hAnsi="Arial" w:eastAsia="Arial"/>
-                <w:sz w:val="18"/>
-              </w:rPr>
-            </w:r>
-            <w:r>
-              <w:rPr>
-                <w:rFonts w:ascii="Arial" w:hAnsi="Arial" w:eastAsia="Arial"/>
+                <w:rFonts w:ascii="Arial" w:hAnsi="Arial" w:eastAsia="Arial" w:cs="Tahoma"/>
+                <w:sz w:val="18"/>
+              </w:rPr>
+            </w:r>
+            <w:r>
+              <w:rPr>
+                <w:rFonts w:ascii="Arial" w:hAnsi="Arial" w:eastAsia="Arial" w:cs="Tahoma"/>
                 <w:sz w:val="18"/>
               </w:rPr>
               <w:t>Yes</w:t>
@@ -5673,13 +5790,13 @@
             </w:pPr>
             <w:r>
               <w:rPr>
-                <w:rFonts w:ascii="Arial" w:hAnsi="Arial" w:eastAsia="Arial"/>
-                <w:sz w:val="18"/>
-              </w:rPr>
-            </w:r>
-            <w:r>
-              <w:rPr>
-                <w:rFonts w:ascii="Arial" w:hAnsi="Arial" w:eastAsia="Arial"/>
+                <w:rFonts w:ascii="Arial" w:hAnsi="Arial" w:eastAsia="Arial" w:cs="Tahoma"/>
+                <w:sz w:val="18"/>
+              </w:rPr>
+            </w:r>
+            <w:r>
+              <w:rPr>
+                <w:rFonts w:ascii="Arial" w:hAnsi="Arial" w:eastAsia="Arial" w:cs="Tahoma"/>
                 <w:sz w:val="18"/>
               </w:rPr>
               <w:t>canonical code; do not replace with display label</w:t>
@@ -5703,13 +5820,13 @@
             </w:pPr>
             <w:r>
               <w:rPr>
-                <w:rFonts w:ascii="Arial" w:hAnsi="Arial" w:eastAsia="Arial"/>
-                <w:sz w:val="18"/>
-              </w:rPr>
-            </w:r>
-            <w:r>
-              <w:rPr>
-                <w:rFonts w:ascii="Arial" w:hAnsi="Arial" w:eastAsia="Arial"/>
+                <w:rFonts w:ascii="Arial" w:hAnsi="Arial" w:eastAsia="Arial" w:cs="Tahoma"/>
+                <w:sz w:val="18"/>
+              </w:rPr>
+            </w:r>
+            <w:r>
+              <w:rPr>
+                <w:rFonts w:ascii="Arial" w:hAnsi="Arial" w:eastAsia="Arial" w:cs="Tahoma"/>
                 <w:sz w:val="18"/>
               </w:rPr>
               <w:t>viewerRbacRoleCode</w:t>
@@ -5728,13 +5845,13 @@
             </w:pPr>
             <w:r>
               <w:rPr>
-                <w:rFonts w:ascii="Arial" w:hAnsi="Arial" w:eastAsia="Arial"/>
-                <w:sz w:val="18"/>
-              </w:rPr>
-            </w:r>
-            <w:r>
-              <w:rPr>
-                <w:rFonts w:ascii="Arial" w:hAnsi="Arial" w:eastAsia="Arial"/>
+                <w:rFonts w:ascii="Arial" w:hAnsi="Arial" w:eastAsia="Arial" w:cs="Tahoma"/>
+                <w:sz w:val="18"/>
+              </w:rPr>
+            </w:r>
+            <w:r>
+              <w:rPr>
+                <w:rFonts w:ascii="Arial" w:hAnsi="Arial" w:eastAsia="Arial" w:cs="Tahoma"/>
                 <w:sz w:val="18"/>
               </w:rPr>
               <w:t>string</w:t>
@@ -5753,13 +5870,13 @@
             </w:pPr>
             <w:r>
               <w:rPr>
-                <w:rFonts w:ascii="Arial" w:hAnsi="Arial" w:eastAsia="Arial"/>
-                <w:sz w:val="18"/>
-              </w:rPr>
-            </w:r>
-            <w:r>
-              <w:rPr>
-                <w:rFonts w:ascii="Arial" w:hAnsi="Arial" w:eastAsia="Arial"/>
+                <w:rFonts w:ascii="Arial" w:hAnsi="Arial" w:eastAsia="Arial" w:cs="Tahoma"/>
+                <w:sz w:val="18"/>
+              </w:rPr>
+            </w:r>
+            <w:r>
+              <w:rPr>
+                <w:rFonts w:ascii="Arial" w:hAnsi="Arial" w:eastAsia="Arial" w:cs="Tahoma"/>
                 <w:sz w:val="18"/>
               </w:rPr>
               <w:t>Yes</w:t>
@@ -5778,13 +5895,13 @@
             </w:pPr>
             <w:r>
               <w:rPr>
-                <w:rFonts w:ascii="Arial" w:hAnsi="Arial" w:eastAsia="Arial"/>
-                <w:sz w:val="18"/>
-              </w:rPr>
-            </w:r>
-            <w:r>
-              <w:rPr>
-                <w:rFonts w:ascii="Arial" w:hAnsi="Arial" w:eastAsia="Arial"/>
+                <w:rFonts w:ascii="Arial" w:hAnsi="Arial" w:eastAsia="Arial" w:cs="Tahoma"/>
+                <w:sz w:val="18"/>
+              </w:rPr>
+            </w:r>
+            <w:r>
+              <w:rPr>
+                <w:rFonts w:ascii="Arial" w:hAnsi="Arial" w:eastAsia="Arial" w:cs="Tahoma"/>
                 <w:sz w:val="18"/>
               </w:rPr>
               <w:t>UTF-8; use value domain described by endpoint purpose</w:t>
@@ -5808,13 +5925,13 @@
             </w:pPr>
             <w:r>
               <w:rPr>
-                <w:rFonts w:ascii="Arial" w:hAnsi="Arial" w:eastAsia="Arial"/>
-                <w:sz w:val="18"/>
-              </w:rPr>
-            </w:r>
-            <w:r>
-              <w:rPr>
-                <w:rFonts w:ascii="Arial" w:hAnsi="Arial" w:eastAsia="Arial"/>
+                <w:rFonts w:ascii="Arial" w:hAnsi="Arial" w:eastAsia="Arial" w:cs="Tahoma"/>
+                <w:sz w:val="18"/>
+              </w:rPr>
+            </w:r>
+            <w:r>
+              <w:rPr>
+                <w:rFonts w:ascii="Arial" w:hAnsi="Arial" w:eastAsia="Arial" w:cs="Tahoma"/>
                 <w:sz w:val="18"/>
               </w:rPr>
               <w:t>roleProfileCode</w:t>
@@ -5833,13 +5950,13 @@
             </w:pPr>
             <w:r>
               <w:rPr>
-                <w:rFonts w:ascii="Arial" w:hAnsi="Arial" w:eastAsia="Arial"/>
-                <w:sz w:val="18"/>
-              </w:rPr>
-            </w:r>
-            <w:r>
-              <w:rPr>
-                <w:rFonts w:ascii="Arial" w:hAnsi="Arial" w:eastAsia="Arial"/>
+                <w:rFonts w:ascii="Arial" w:hAnsi="Arial" w:eastAsia="Arial" w:cs="Tahoma"/>
+                <w:sz w:val="18"/>
+              </w:rPr>
+            </w:r>
+            <w:r>
+              <w:rPr>
+                <w:rFonts w:ascii="Arial" w:hAnsi="Arial" w:eastAsia="Arial" w:cs="Tahoma"/>
                 <w:sz w:val="18"/>
               </w:rPr>
               <w:t>string</w:t>
@@ -5858,13 +5975,13 @@
             </w:pPr>
             <w:r>
               <w:rPr>
-                <w:rFonts w:ascii="Arial" w:hAnsi="Arial" w:eastAsia="Arial"/>
-                <w:sz w:val="18"/>
-              </w:rPr>
-            </w:r>
-            <w:r>
-              <w:rPr>
-                <w:rFonts w:ascii="Arial" w:hAnsi="Arial" w:eastAsia="Arial"/>
+                <w:rFonts w:ascii="Arial" w:hAnsi="Arial" w:eastAsia="Arial" w:cs="Tahoma"/>
+                <w:sz w:val="18"/>
+              </w:rPr>
+            </w:r>
+            <w:r>
+              <w:rPr>
+                <w:rFonts w:ascii="Arial" w:hAnsi="Arial" w:eastAsia="Arial" w:cs="Tahoma"/>
                 <w:sz w:val="18"/>
               </w:rPr>
               <w:t>Yes</w:t>
@@ -5883,13 +6000,13 @@
             </w:pPr>
             <w:r>
               <w:rPr>
-                <w:rFonts w:ascii="Arial" w:hAnsi="Arial" w:eastAsia="Arial"/>
-                <w:sz w:val="18"/>
-              </w:rPr>
-            </w:r>
-            <w:r>
-              <w:rPr>
-                <w:rFonts w:ascii="Arial" w:hAnsi="Arial" w:eastAsia="Arial"/>
+                <w:rFonts w:ascii="Arial" w:hAnsi="Arial" w:eastAsia="Arial" w:cs="Tahoma"/>
+                <w:sz w:val="18"/>
+              </w:rPr>
+            </w:r>
+            <w:r>
+              <w:rPr>
+                <w:rFonts w:ascii="Arial" w:hAnsi="Arial" w:eastAsia="Arial" w:cs="Tahoma"/>
                 <w:sz w:val="18"/>
               </w:rPr>
               <w:t>UTF-8; use value domain described by endpoint purpose</w:t>
@@ -5913,13 +6030,13 @@
             </w:pPr>
             <w:r>
               <w:rPr>
-                <w:rFonts w:ascii="Arial" w:hAnsi="Arial" w:eastAsia="Arial"/>
-                <w:sz w:val="18"/>
-              </w:rPr>
-            </w:r>
-            <w:r>
-              <w:rPr>
-                <w:rFonts w:ascii="Arial" w:hAnsi="Arial" w:eastAsia="Arial"/>
+                <w:rFonts w:ascii="Arial" w:hAnsi="Arial" w:eastAsia="Arial" w:cs="Tahoma"/>
+                <w:sz w:val="18"/>
+              </w:rPr>
+            </w:r>
+            <w:r>
+              <w:rPr>
+                <w:rFonts w:ascii="Arial" w:hAnsi="Arial" w:eastAsia="Arial" w:cs="Tahoma"/>
                 <w:sz w:val="18"/>
               </w:rPr>
               <w:t>visibleSections</w:t>
@@ -5938,13 +6055,13 @@
             </w:pPr>
             <w:r>
               <w:rPr>
-                <w:rFonts w:ascii="Arial" w:hAnsi="Arial" w:eastAsia="Arial"/>
-                <w:sz w:val="18"/>
-              </w:rPr>
-            </w:r>
-            <w:r>
-              <w:rPr>
-                <w:rFonts w:ascii="Arial" w:hAnsi="Arial" w:eastAsia="Arial"/>
+                <w:rFonts w:ascii="Arial" w:hAnsi="Arial" w:eastAsia="Arial" w:cs="Tahoma"/>
+                <w:sz w:val="18"/>
+              </w:rPr>
+            </w:r>
+            <w:r>
+              <w:rPr>
+                <w:rFonts w:ascii="Arial" w:hAnsi="Arial" w:eastAsia="Arial" w:cs="Tahoma"/>
                 <w:sz w:val="18"/>
               </w:rPr>
               <w:t>array&lt;string&gt;</w:t>
@@ -5963,13 +6080,13 @@
             </w:pPr>
             <w:r>
               <w:rPr>
-                <w:rFonts w:ascii="Arial" w:hAnsi="Arial" w:eastAsia="Arial"/>
-                <w:sz w:val="18"/>
-              </w:rPr>
-            </w:r>
-            <w:r>
-              <w:rPr>
-                <w:rFonts w:ascii="Arial" w:hAnsi="Arial" w:eastAsia="Arial"/>
+                <w:rFonts w:ascii="Arial" w:hAnsi="Arial" w:eastAsia="Arial" w:cs="Tahoma"/>
+                <w:sz w:val="18"/>
+              </w:rPr>
+            </w:r>
+            <w:r>
+              <w:rPr>
+                <w:rFonts w:ascii="Arial" w:hAnsi="Arial" w:eastAsia="Arial" w:cs="Tahoma"/>
                 <w:sz w:val="18"/>
               </w:rPr>
               <w:t>Yes</w:t>
@@ -5988,13 +6105,13 @@
             </w:pPr>
             <w:r>
               <w:rPr>
-                <w:rFonts w:ascii="Arial" w:hAnsi="Arial" w:eastAsia="Arial"/>
-                <w:sz w:val="18"/>
-              </w:rPr>
-            </w:r>
-            <w:r>
-              <w:rPr>
-                <w:rFonts w:ascii="Arial" w:hAnsi="Arial" w:eastAsia="Arial"/>
+                <w:rFonts w:ascii="Arial" w:hAnsi="Arial" w:eastAsia="Arial" w:cs="Tahoma"/>
+                <w:sz w:val="18"/>
+              </w:rPr>
+            </w:r>
+            <w:r>
+              <w:rPr>
+                <w:rFonts w:ascii="Arial" w:hAnsi="Arial" w:eastAsia="Arial" w:cs="Tahoma"/>
                 <w:sz w:val="18"/>
               </w:rPr>
               <w:t>JSON array; element type shown in Type column</w:t>
@@ -6018,13 +6135,13 @@
             </w:pPr>
             <w:r>
               <w:rPr>
-                <w:rFonts w:ascii="Arial" w:hAnsi="Arial" w:eastAsia="Arial"/>
-                <w:sz w:val="18"/>
-              </w:rPr>
-            </w:r>
-            <w:r>
-              <w:rPr>
-                <w:rFonts w:ascii="Arial" w:hAnsi="Arial" w:eastAsia="Arial"/>
+                <w:rFonts w:ascii="Arial" w:hAnsi="Arial" w:eastAsia="Arial" w:cs="Tahoma"/>
+                <w:sz w:val="18"/>
+              </w:rPr>
+            </w:r>
+            <w:r>
+              <w:rPr>
+                <w:rFonts w:ascii="Arial" w:hAnsi="Arial" w:eastAsia="Arial" w:cs="Tahoma"/>
                 <w:sz w:val="18"/>
               </w:rPr>
               <w:t>editableSections</w:t>
@@ -6043,13 +6160,13 @@
             </w:pPr>
             <w:r>
               <w:rPr>
-                <w:rFonts w:ascii="Arial" w:hAnsi="Arial" w:eastAsia="Arial"/>
-                <w:sz w:val="18"/>
-              </w:rPr>
-            </w:r>
-            <w:r>
-              <w:rPr>
-                <w:rFonts w:ascii="Arial" w:hAnsi="Arial" w:eastAsia="Arial"/>
+                <w:rFonts w:ascii="Arial" w:hAnsi="Arial" w:eastAsia="Arial" w:cs="Tahoma"/>
+                <w:sz w:val="18"/>
+              </w:rPr>
+            </w:r>
+            <w:r>
+              <w:rPr>
+                <w:rFonts w:ascii="Arial" w:hAnsi="Arial" w:eastAsia="Arial" w:cs="Tahoma"/>
                 <w:sz w:val="18"/>
               </w:rPr>
               <w:t>array&lt;object&gt;</w:t>
@@ -6068,13 +6185,13 @@
             </w:pPr>
             <w:r>
               <w:rPr>
-                <w:rFonts w:ascii="Arial" w:hAnsi="Arial" w:eastAsia="Arial"/>
-                <w:sz w:val="18"/>
-              </w:rPr>
-            </w:r>
-            <w:r>
-              <w:rPr>
-                <w:rFonts w:ascii="Arial" w:hAnsi="Arial" w:eastAsia="Arial"/>
+                <w:rFonts w:ascii="Arial" w:hAnsi="Arial" w:eastAsia="Arial" w:cs="Tahoma"/>
+                <w:sz w:val="18"/>
+              </w:rPr>
+            </w:r>
+            <w:r>
+              <w:rPr>
+                <w:rFonts w:ascii="Arial" w:hAnsi="Arial" w:eastAsia="Arial" w:cs="Tahoma"/>
                 <w:sz w:val="18"/>
               </w:rPr>
               <w:t>Yes</w:t>
@@ -6093,13 +6210,13 @@
             </w:pPr>
             <w:r>
               <w:rPr>
-                <w:rFonts w:ascii="Arial" w:hAnsi="Arial" w:eastAsia="Arial"/>
-                <w:sz w:val="18"/>
-              </w:rPr>
-            </w:r>
-            <w:r>
-              <w:rPr>
-                <w:rFonts w:ascii="Arial" w:hAnsi="Arial" w:eastAsia="Arial"/>
+                <w:rFonts w:ascii="Arial" w:hAnsi="Arial" w:eastAsia="Arial" w:cs="Tahoma"/>
+                <w:sz w:val="18"/>
+              </w:rPr>
+            </w:r>
+            <w:r>
+              <w:rPr>
+                <w:rFonts w:ascii="Arial" w:hAnsi="Arial" w:eastAsia="Arial" w:cs="Tahoma"/>
                 <w:sz w:val="18"/>
               </w:rPr>
               <w:t>JSON array; element type shown in Type column</w:t>
@@ -6123,13 +6240,13 @@
             </w:pPr>
             <w:r>
               <w:rPr>
-                <w:rFonts w:ascii="Arial" w:hAnsi="Arial" w:eastAsia="Arial"/>
-                <w:sz w:val="18"/>
-              </w:rPr>
-            </w:r>
-            <w:r>
-              <w:rPr>
-                <w:rFonts w:ascii="Arial" w:hAnsi="Arial" w:eastAsia="Arial"/>
+                <w:rFonts w:ascii="Arial" w:hAnsi="Arial" w:eastAsia="Arial" w:cs="Tahoma"/>
+                <w:sz w:val="18"/>
+              </w:rPr>
+            </w:r>
+            <w:r>
+              <w:rPr>
+                <w:rFonts w:ascii="Arial" w:hAnsi="Arial" w:eastAsia="Arial" w:cs="Tahoma"/>
                 <w:sz w:val="18"/>
               </w:rPr>
               <w:t>canUploadAttachment</w:t>
@@ -6148,13 +6265,13 @@
             </w:pPr>
             <w:r>
               <w:rPr>
-                <w:rFonts w:ascii="Arial" w:hAnsi="Arial" w:eastAsia="Arial"/>
-                <w:sz w:val="18"/>
-              </w:rPr>
-            </w:r>
-            <w:r>
-              <w:rPr>
-                <w:rFonts w:ascii="Arial" w:hAnsi="Arial" w:eastAsia="Arial"/>
+                <w:rFonts w:ascii="Arial" w:hAnsi="Arial" w:eastAsia="Arial" w:cs="Tahoma"/>
+                <w:sz w:val="18"/>
+              </w:rPr>
+            </w:r>
+            <w:r>
+              <w:rPr>
+                <w:rFonts w:ascii="Arial" w:hAnsi="Arial" w:eastAsia="Arial" w:cs="Tahoma"/>
                 <w:sz w:val="18"/>
               </w:rPr>
               <w:t>boolean</w:t>
@@ -6173,13 +6290,13 @@
             </w:pPr>
             <w:r>
               <w:rPr>
-                <w:rFonts w:ascii="Arial" w:hAnsi="Arial" w:eastAsia="Arial"/>
-                <w:sz w:val="18"/>
-              </w:rPr>
-            </w:r>
-            <w:r>
-              <w:rPr>
-                <w:rFonts w:ascii="Arial" w:hAnsi="Arial" w:eastAsia="Arial"/>
+                <w:rFonts w:ascii="Arial" w:hAnsi="Arial" w:eastAsia="Arial" w:cs="Tahoma"/>
+                <w:sz w:val="18"/>
+              </w:rPr>
+            </w:r>
+            <w:r>
+              <w:rPr>
+                <w:rFonts w:ascii="Arial" w:hAnsi="Arial" w:eastAsia="Arial" w:cs="Tahoma"/>
                 <w:sz w:val="18"/>
               </w:rPr>
               <w:t>Yes</w:t>
@@ -6198,13 +6315,13 @@
             </w:pPr>
             <w:r>
               <w:rPr>
-                <w:rFonts w:ascii="Arial" w:hAnsi="Arial" w:eastAsia="Arial"/>
-                <w:sz w:val="18"/>
-              </w:rPr>
-            </w:r>
-            <w:r>
-              <w:rPr>
-                <w:rFonts w:ascii="Arial" w:hAnsi="Arial" w:eastAsia="Arial"/>
+                <w:rFonts w:ascii="Arial" w:hAnsi="Arial" w:eastAsia="Arial" w:cs="Tahoma"/>
+                <w:sz w:val="18"/>
+              </w:rPr>
+            </w:r>
+            <w:r>
+              <w:rPr>
+                <w:rFonts w:ascii="Arial" w:hAnsi="Arial" w:eastAsia="Arial" w:cs="Tahoma"/>
                 <w:sz w:val="18"/>
               </w:rPr>
               <w:t>UTF-8; use value domain described by endpoint purpose</w:t>
@@ -6228,13 +6345,13 @@
             </w:pPr>
             <w:r>
               <w:rPr>
-                <w:rFonts w:ascii="Arial" w:hAnsi="Arial" w:eastAsia="Arial"/>
-                <w:sz w:val="18"/>
-              </w:rPr>
-            </w:r>
-            <w:r>
-              <w:rPr>
-                <w:rFonts w:ascii="Arial" w:hAnsi="Arial" w:eastAsia="Arial"/>
+                <w:rFonts w:ascii="Arial" w:hAnsi="Arial" w:eastAsia="Arial" w:cs="Tahoma"/>
+                <w:sz w:val="18"/>
+              </w:rPr>
+            </w:r>
+            <w:r>
+              <w:rPr>
+                <w:rFonts w:ascii="Arial" w:hAnsi="Arial" w:eastAsia="Arial" w:cs="Tahoma"/>
                 <w:sz w:val="18"/>
               </w:rPr>
               <w:t>canAction</w:t>
@@ -6253,13 +6370,13 @@
             </w:pPr>
             <w:r>
               <w:rPr>
-                <w:rFonts w:ascii="Arial" w:hAnsi="Arial" w:eastAsia="Arial"/>
-                <w:sz w:val="18"/>
-              </w:rPr>
-            </w:r>
-            <w:r>
-              <w:rPr>
-                <w:rFonts w:ascii="Arial" w:hAnsi="Arial" w:eastAsia="Arial"/>
+                <w:rFonts w:ascii="Arial" w:hAnsi="Arial" w:eastAsia="Arial" w:cs="Tahoma"/>
+                <w:sz w:val="18"/>
+              </w:rPr>
+            </w:r>
+            <w:r>
+              <w:rPr>
+                <w:rFonts w:ascii="Arial" w:hAnsi="Arial" w:eastAsia="Arial" w:cs="Tahoma"/>
                 <w:sz w:val="18"/>
               </w:rPr>
               <w:t>boolean</w:t>
@@ -6278,13 +6395,13 @@
             </w:pPr>
             <w:r>
               <w:rPr>
-                <w:rFonts w:ascii="Arial" w:hAnsi="Arial" w:eastAsia="Arial"/>
-                <w:sz w:val="18"/>
-              </w:rPr>
-            </w:r>
-            <w:r>
-              <w:rPr>
-                <w:rFonts w:ascii="Arial" w:hAnsi="Arial" w:eastAsia="Arial"/>
+                <w:rFonts w:ascii="Arial" w:hAnsi="Arial" w:eastAsia="Arial" w:cs="Tahoma"/>
+                <w:sz w:val="18"/>
+              </w:rPr>
+            </w:r>
+            <w:r>
+              <w:rPr>
+                <w:rFonts w:ascii="Arial" w:hAnsi="Arial" w:eastAsia="Arial" w:cs="Tahoma"/>
                 <w:sz w:val="18"/>
               </w:rPr>
               <w:t>Yes</w:t>
@@ -6303,13 +6420,13 @@
             </w:pPr>
             <w:r>
               <w:rPr>
-                <w:rFonts w:ascii="Arial" w:hAnsi="Arial" w:eastAsia="Arial"/>
-                <w:sz w:val="18"/>
-              </w:rPr>
-            </w:r>
-            <w:r>
-              <w:rPr>
-                <w:rFonts w:ascii="Arial" w:hAnsi="Arial" w:eastAsia="Arial"/>
+                <w:rFonts w:ascii="Arial" w:hAnsi="Arial" w:eastAsia="Arial" w:cs="Tahoma"/>
+                <w:sz w:val="18"/>
+              </w:rPr>
+            </w:r>
+            <w:r>
+              <w:rPr>
+                <w:rFonts w:ascii="Arial" w:hAnsi="Arial" w:eastAsia="Arial" w:cs="Tahoma"/>
                 <w:sz w:val="18"/>
               </w:rPr>
               <w:t>UTF-8; use value domain described by endpoint purpose</w:t>
@@ -6333,13 +6450,13 @@
             </w:pPr>
             <w:r>
               <w:rPr>
-                <w:rFonts w:ascii="Arial" w:hAnsi="Arial" w:eastAsia="Arial"/>
-                <w:sz w:val="18"/>
-              </w:rPr>
-            </w:r>
-            <w:r>
-              <w:rPr>
-                <w:rFonts w:ascii="Arial" w:hAnsi="Arial" w:eastAsia="Arial"/>
+                <w:rFonts w:ascii="Arial" w:hAnsi="Arial" w:eastAsia="Arial" w:cs="Tahoma"/>
+                <w:sz w:val="18"/>
+              </w:rPr>
+            </w:r>
+            <w:r>
+              <w:rPr>
+                <w:rFonts w:ascii="Arial" w:hAnsi="Arial" w:eastAsia="Arial" w:cs="Tahoma"/>
                 <w:sz w:val="18"/>
               </w:rPr>
               <w:t>actionOptions</w:t>
@@ -6358,13 +6475,13 @@
             </w:pPr>
             <w:r>
               <w:rPr>
-                <w:rFonts w:ascii="Arial" w:hAnsi="Arial" w:eastAsia="Arial"/>
-                <w:sz w:val="18"/>
-              </w:rPr>
-            </w:r>
-            <w:r>
-              <w:rPr>
-                <w:rFonts w:ascii="Arial" w:hAnsi="Arial" w:eastAsia="Arial"/>
+                <w:rFonts w:ascii="Arial" w:hAnsi="Arial" w:eastAsia="Arial" w:cs="Tahoma"/>
+                <w:sz w:val="18"/>
+              </w:rPr>
+            </w:r>
+            <w:r>
+              <w:rPr>
+                <w:rFonts w:ascii="Arial" w:hAnsi="Arial" w:eastAsia="Arial" w:cs="Tahoma"/>
                 <w:sz w:val="18"/>
               </w:rPr>
               <w:t>array&lt;object&gt;</w:t>
@@ -6383,13 +6500,13 @@
             </w:pPr>
             <w:r>
               <w:rPr>
-                <w:rFonts w:ascii="Arial" w:hAnsi="Arial" w:eastAsia="Arial"/>
-                <w:sz w:val="18"/>
-              </w:rPr>
-            </w:r>
-            <w:r>
-              <w:rPr>
-                <w:rFonts w:ascii="Arial" w:hAnsi="Arial" w:eastAsia="Arial"/>
+                <w:rFonts w:ascii="Arial" w:hAnsi="Arial" w:eastAsia="Arial" w:cs="Tahoma"/>
+                <w:sz w:val="18"/>
+              </w:rPr>
+            </w:r>
+            <w:r>
+              <w:rPr>
+                <w:rFonts w:ascii="Arial" w:hAnsi="Arial" w:eastAsia="Arial" w:cs="Tahoma"/>
                 <w:sz w:val="18"/>
               </w:rPr>
               <w:t>Yes</w:t>
@@ -6408,13 +6525,13 @@
             </w:pPr>
             <w:r>
               <w:rPr>
-                <w:rFonts w:ascii="Arial" w:hAnsi="Arial" w:eastAsia="Arial"/>
-                <w:sz w:val="18"/>
-              </w:rPr>
-            </w:r>
-            <w:r>
-              <w:rPr>
-                <w:rFonts w:ascii="Arial" w:hAnsi="Arial" w:eastAsia="Arial"/>
+                <w:rFonts w:ascii="Arial" w:hAnsi="Arial" w:eastAsia="Arial" w:cs="Tahoma"/>
+                <w:sz w:val="18"/>
+              </w:rPr>
+            </w:r>
+            <w:r>
+              <w:rPr>
+                <w:rFonts w:ascii="Arial" w:hAnsi="Arial" w:eastAsia="Arial" w:cs="Tahoma"/>
                 <w:sz w:val="18"/>
               </w:rPr>
               <w:t>JSON array; element type shown in Type column</w:t>
@@ -6438,13 +6555,13 @@
             </w:pPr>
             <w:r>
               <w:rPr>
-                <w:rFonts w:ascii="Arial" w:hAnsi="Arial" w:eastAsia="Arial"/>
-                <w:sz w:val="18"/>
-              </w:rPr>
-            </w:r>
-            <w:r>
-              <w:rPr>
-                <w:rFonts w:ascii="Arial" w:hAnsi="Arial" w:eastAsia="Arial"/>
+                <w:rFonts w:ascii="Arial" w:hAnsi="Arial" w:eastAsia="Arial" w:cs="Tahoma"/>
+                <w:sz w:val="18"/>
+              </w:rPr>
+            </w:r>
+            <w:r>
+              <w:rPr>
+                <w:rFonts w:ascii="Arial" w:hAnsi="Arial" w:eastAsia="Arial" w:cs="Tahoma"/>
                 <w:sz w:val="18"/>
               </w:rPr>
               <w:t>actionOptions[].label</w:t>
@@ -6463,13 +6580,13 @@
             </w:pPr>
             <w:r>
               <w:rPr>
-                <w:rFonts w:ascii="Arial" w:hAnsi="Arial" w:eastAsia="Arial"/>
-                <w:sz w:val="18"/>
-              </w:rPr>
-            </w:r>
-            <w:r>
-              <w:rPr>
-                <w:rFonts w:ascii="Arial" w:hAnsi="Arial" w:eastAsia="Arial"/>
+                <w:rFonts w:ascii="Arial" w:hAnsi="Arial" w:eastAsia="Arial" w:cs="Tahoma"/>
+                <w:sz w:val="18"/>
+              </w:rPr>
+            </w:r>
+            <w:r>
+              <w:rPr>
+                <w:rFonts w:ascii="Arial" w:hAnsi="Arial" w:eastAsia="Arial" w:cs="Tahoma"/>
                 <w:sz w:val="18"/>
               </w:rPr>
               <w:t>string</w:t>
@@ -6488,13 +6605,13 @@
             </w:pPr>
             <w:r>
               <w:rPr>
-                <w:rFonts w:ascii="Arial" w:hAnsi="Arial" w:eastAsia="Arial"/>
-                <w:sz w:val="18"/>
-              </w:rPr>
-            </w:r>
-            <w:r>
-              <w:rPr>
-                <w:rFonts w:ascii="Arial" w:hAnsi="Arial" w:eastAsia="Arial"/>
+                <w:rFonts w:ascii="Arial" w:hAnsi="Arial" w:eastAsia="Arial" w:cs="Tahoma"/>
+                <w:sz w:val="18"/>
+              </w:rPr>
+            </w:r>
+            <w:r>
+              <w:rPr>
+                <w:rFonts w:ascii="Arial" w:hAnsi="Arial" w:eastAsia="Arial" w:cs="Tahoma"/>
                 <w:sz w:val="18"/>
               </w:rPr>
               <w:t>Yes</w:t>
@@ -6513,13 +6630,13 @@
             </w:pPr>
             <w:r>
               <w:rPr>
-                <w:rFonts w:ascii="Arial" w:hAnsi="Arial" w:eastAsia="Arial"/>
-                <w:sz w:val="18"/>
-              </w:rPr>
-            </w:r>
-            <w:r>
-              <w:rPr>
-                <w:rFonts w:ascii="Arial" w:hAnsi="Arial" w:eastAsia="Arial"/>
+                <w:rFonts w:ascii="Arial" w:hAnsi="Arial" w:eastAsia="Arial" w:cs="Tahoma"/>
+                <w:sz w:val="18"/>
+              </w:rPr>
+            </w:r>
+            <w:r>
+              <w:rPr>
+                <w:rFonts w:ascii="Arial" w:hAnsi="Arial" w:eastAsia="Arial" w:cs="Tahoma"/>
                 <w:sz w:val="18"/>
               </w:rPr>
               <w:t>UTF-8; use value domain described by endpoint purpose</w:t>
@@ -6543,13 +6660,13 @@
             </w:pPr>
             <w:r>
               <w:rPr>
-                <w:rFonts w:ascii="Arial" w:hAnsi="Arial" w:eastAsia="Arial"/>
-                <w:sz w:val="18"/>
-              </w:rPr>
-            </w:r>
-            <w:r>
-              <w:rPr>
-                <w:rFonts w:ascii="Arial" w:hAnsi="Arial" w:eastAsia="Arial"/>
+                <w:rFonts w:ascii="Arial" w:hAnsi="Arial" w:eastAsia="Arial" w:cs="Tahoma"/>
+                <w:sz w:val="18"/>
+              </w:rPr>
+            </w:r>
+            <w:r>
+              <w:rPr>
+                <w:rFonts w:ascii="Arial" w:hAnsi="Arial" w:eastAsia="Arial" w:cs="Tahoma"/>
                 <w:sz w:val="18"/>
               </w:rPr>
               <w:t>actionOptions[].requireComment</w:t>
@@ -6568,13 +6685,13 @@
             </w:pPr>
             <w:r>
               <w:rPr>
-                <w:rFonts w:ascii="Arial" w:hAnsi="Arial" w:eastAsia="Arial"/>
-                <w:sz w:val="18"/>
-              </w:rPr>
-            </w:r>
-            <w:r>
-              <w:rPr>
-                <w:rFonts w:ascii="Arial" w:hAnsi="Arial" w:eastAsia="Arial"/>
+                <w:rFonts w:ascii="Arial" w:hAnsi="Arial" w:eastAsia="Arial" w:cs="Tahoma"/>
+                <w:sz w:val="18"/>
+              </w:rPr>
+            </w:r>
+            <w:r>
+              <w:rPr>
+                <w:rFonts w:ascii="Arial" w:hAnsi="Arial" w:eastAsia="Arial" w:cs="Tahoma"/>
                 <w:sz w:val="18"/>
               </w:rPr>
               <w:t>boolean</w:t>
@@ -6593,13 +6710,13 @@
             </w:pPr>
             <w:r>
               <w:rPr>
-                <w:rFonts w:ascii="Arial" w:hAnsi="Arial" w:eastAsia="Arial"/>
-                <w:sz w:val="18"/>
-              </w:rPr>
-            </w:r>
-            <w:r>
-              <w:rPr>
-                <w:rFonts w:ascii="Arial" w:hAnsi="Arial" w:eastAsia="Arial"/>
+                <w:rFonts w:ascii="Arial" w:hAnsi="Arial" w:eastAsia="Arial" w:cs="Tahoma"/>
+                <w:sz w:val="18"/>
+              </w:rPr>
+            </w:r>
+            <w:r>
+              <w:rPr>
+                <w:rFonts w:ascii="Arial" w:hAnsi="Arial" w:eastAsia="Arial" w:cs="Tahoma"/>
                 <w:sz w:val="18"/>
               </w:rPr>
               <w:t>Yes</w:t>
@@ -6618,13 +6735,13 @@
             </w:pPr>
             <w:r>
               <w:rPr>
-                <w:rFonts w:ascii="Arial" w:hAnsi="Arial" w:eastAsia="Arial"/>
-                <w:sz w:val="18"/>
-              </w:rPr>
-            </w:r>
-            <w:r>
-              <w:rPr>
-                <w:rFonts w:ascii="Arial" w:hAnsi="Arial" w:eastAsia="Arial"/>
+                <w:rFonts w:ascii="Arial" w:hAnsi="Arial" w:eastAsia="Arial" w:cs="Tahoma"/>
+                <w:sz w:val="18"/>
+              </w:rPr>
+            </w:r>
+            <w:r>
+              <w:rPr>
+                <w:rFonts w:ascii="Arial" w:hAnsi="Arial" w:eastAsia="Arial" w:cs="Tahoma"/>
                 <w:sz w:val="18"/>
               </w:rPr>
               <w:t>UTF-8; use value domain described by endpoint purpose</w:t>
@@ -6648,13 +6765,13 @@
             </w:pPr>
             <w:r>
               <w:rPr>
-                <w:rFonts w:ascii="Arial" w:hAnsi="Arial" w:eastAsia="Arial"/>
-                <w:sz w:val="18"/>
-              </w:rPr>
-            </w:r>
-            <w:r>
-              <w:rPr>
-                <w:rFonts w:ascii="Arial" w:hAnsi="Arial" w:eastAsia="Arial"/>
+                <w:rFonts w:ascii="Arial" w:hAnsi="Arial" w:eastAsia="Arial" w:cs="Tahoma"/>
+                <w:sz w:val="18"/>
+              </w:rPr>
+            </w:r>
+            <w:r>
+              <w:rPr>
+                <w:rFonts w:ascii="Arial" w:hAnsi="Arial" w:eastAsia="Arial" w:cs="Tahoma"/>
                 <w:sz w:val="18"/>
               </w:rPr>
               <w:t>impactedStore</w:t>
@@ -6673,13 +6790,13 @@
             </w:pPr>
             <w:r>
               <w:rPr>
-                <w:rFonts w:ascii="Arial" w:hAnsi="Arial" w:eastAsia="Arial"/>
-                <w:sz w:val="18"/>
-              </w:rPr>
-            </w:r>
-            <w:r>
-              <w:rPr>
-                <w:rFonts w:ascii="Arial" w:hAnsi="Arial" w:eastAsia="Arial"/>
+                <w:rFonts w:ascii="Arial" w:hAnsi="Arial" w:eastAsia="Arial" w:cs="Tahoma"/>
+                <w:sz w:val="18"/>
+              </w:rPr>
+            </w:r>
+            <w:r>
+              <w:rPr>
+                <w:rFonts w:ascii="Arial" w:hAnsi="Arial" w:eastAsia="Arial" w:cs="Tahoma"/>
                 <w:sz w:val="18"/>
               </w:rPr>
               <w:t>object</w:t>
@@ -6698,13 +6815,13 @@
             </w:pPr>
             <w:r>
               <w:rPr>
-                <w:rFonts w:ascii="Arial" w:hAnsi="Arial" w:eastAsia="Arial"/>
-                <w:sz w:val="18"/>
-              </w:rPr>
-            </w:r>
-            <w:r>
-              <w:rPr>
-                <w:rFonts w:ascii="Arial" w:hAnsi="Arial" w:eastAsia="Arial"/>
+                <w:rFonts w:ascii="Arial" w:hAnsi="Arial" w:eastAsia="Arial" w:cs="Tahoma"/>
+                <w:sz w:val="18"/>
+              </w:rPr>
+            </w:r>
+            <w:r>
+              <w:rPr>
+                <w:rFonts w:ascii="Arial" w:hAnsi="Arial" w:eastAsia="Arial" w:cs="Tahoma"/>
                 <w:sz w:val="18"/>
               </w:rPr>
               <w:t>Yes</w:t>
@@ -6723,13 +6840,13 @@
             </w:pPr>
             <w:r>
               <w:rPr>
-                <w:rFonts w:ascii="Arial" w:hAnsi="Arial" w:eastAsia="Arial"/>
-                <w:sz w:val="18"/>
-              </w:rPr>
-            </w:r>
-            <w:r>
-              <w:rPr>
-                <w:rFonts w:ascii="Arial" w:hAnsi="Arial" w:eastAsia="Arial"/>
+                <w:rFonts w:ascii="Arial" w:hAnsi="Arial" w:eastAsia="Arial" w:cs="Tahoma"/>
+                <w:sz w:val="18"/>
+              </w:rPr>
+            </w:r>
+            <w:r>
+              <w:rPr>
+                <w:rFonts w:ascii="Arial" w:hAnsi="Arial" w:eastAsia="Arial" w:cs="Tahoma"/>
                 <w:sz w:val="18"/>
               </w:rPr>
               <w:t>JSON object; nested fields listed below</w:t>
@@ -6753,13 +6870,13 @@
             </w:pPr>
             <w:r>
               <w:rPr>
-                <w:rFonts w:ascii="Arial" w:hAnsi="Arial" w:eastAsia="Arial"/>
-                <w:sz w:val="18"/>
-              </w:rPr>
-            </w:r>
-            <w:r>
-              <w:rPr>
-                <w:rFonts w:ascii="Arial" w:hAnsi="Arial" w:eastAsia="Arial"/>
+                <w:rFonts w:ascii="Arial" w:hAnsi="Arial" w:eastAsia="Arial" w:cs="Tahoma"/>
+                <w:sz w:val="18"/>
+              </w:rPr>
+            </w:r>
+            <w:r>
+              <w:rPr>
+                <w:rFonts w:ascii="Arial" w:hAnsi="Arial" w:eastAsia="Arial" w:cs="Tahoma"/>
                 <w:sz w:val="18"/>
               </w:rPr>
               <w:t>impactedStore.storeCode</w:t>
@@ -6778,13 +6895,13 @@
             </w:pPr>
             <w:r>
               <w:rPr>
-                <w:rFonts w:ascii="Arial" w:hAnsi="Arial" w:eastAsia="Arial"/>
-                <w:sz w:val="18"/>
-              </w:rPr>
-            </w:r>
-            <w:r>
-              <w:rPr>
-                <w:rFonts w:ascii="Arial" w:hAnsi="Arial" w:eastAsia="Arial"/>
+                <w:rFonts w:ascii="Arial" w:hAnsi="Arial" w:eastAsia="Arial" w:cs="Tahoma"/>
+                <w:sz w:val="18"/>
+              </w:rPr>
+            </w:r>
+            <w:r>
+              <w:rPr>
+                <w:rFonts w:ascii="Arial" w:hAnsi="Arial" w:eastAsia="Arial" w:cs="Tahoma"/>
                 <w:sz w:val="18"/>
               </w:rPr>
               <w:t>string</w:t>
@@ -6803,13 +6920,13 @@
             </w:pPr>
             <w:r>
               <w:rPr>
-                <w:rFonts w:ascii="Arial" w:hAnsi="Arial" w:eastAsia="Arial"/>
-                <w:sz w:val="18"/>
-              </w:rPr>
-            </w:r>
-            <w:r>
-              <w:rPr>
-                <w:rFonts w:ascii="Arial" w:hAnsi="Arial" w:eastAsia="Arial"/>
+                <w:rFonts w:ascii="Arial" w:hAnsi="Arial" w:eastAsia="Arial" w:cs="Tahoma"/>
+                <w:sz w:val="18"/>
+              </w:rPr>
+            </w:r>
+            <w:r>
+              <w:rPr>
+                <w:rFonts w:ascii="Arial" w:hAnsi="Arial" w:eastAsia="Arial" w:cs="Tahoma"/>
                 <w:sz w:val="18"/>
               </w:rPr>
               <w:t>Yes</w:t>
@@ -6828,13 +6945,13 @@
             </w:pPr>
             <w:r>
               <w:rPr>
-                <w:rFonts w:ascii="Arial" w:hAnsi="Arial" w:eastAsia="Arial"/>
-                <w:sz w:val="18"/>
-              </w:rPr>
-            </w:r>
-            <w:r>
-              <w:rPr>
-                <w:rFonts w:ascii="Arial" w:hAnsi="Arial" w:eastAsia="Arial"/>
+                <w:rFonts w:ascii="Arial" w:hAnsi="Arial" w:eastAsia="Arial" w:cs="Tahoma"/>
+                <w:sz w:val="18"/>
+              </w:rPr>
+            </w:r>
+            <w:r>
+              <w:rPr>
+                <w:rFonts w:ascii="Arial" w:hAnsi="Arial" w:eastAsia="Arial" w:cs="Tahoma"/>
                 <w:sz w:val="18"/>
               </w:rPr>
               <w:t>exactly 5 digits; preserve leading zero</w:t>
@@ -6858,13 +6975,13 @@
             </w:pPr>
             <w:r>
               <w:rPr>
-                <w:rFonts w:ascii="Arial" w:hAnsi="Arial" w:eastAsia="Arial"/>
-                <w:sz w:val="18"/>
-              </w:rPr>
-            </w:r>
-            <w:r>
-              <w:rPr>
-                <w:rFonts w:ascii="Arial" w:hAnsi="Arial" w:eastAsia="Arial"/>
+                <w:rFonts w:ascii="Arial" w:hAnsi="Arial" w:eastAsia="Arial" w:cs="Tahoma"/>
+                <w:sz w:val="18"/>
+              </w:rPr>
+            </w:r>
+            <w:r>
+              <w:rPr>
+                <w:rFonts w:ascii="Arial" w:hAnsi="Arial" w:eastAsia="Arial" w:cs="Tahoma"/>
                 <w:sz w:val="18"/>
               </w:rPr>
               <w:t>newStores</w:t>
@@ -6883,13 +7000,13 @@
             </w:pPr>
             <w:r>
               <w:rPr>
-                <w:rFonts w:ascii="Arial" w:hAnsi="Arial" w:eastAsia="Arial"/>
-                <w:sz w:val="18"/>
-              </w:rPr>
-            </w:r>
-            <w:r>
-              <w:rPr>
-                <w:rFonts w:ascii="Arial" w:hAnsi="Arial" w:eastAsia="Arial"/>
+                <w:rFonts w:ascii="Arial" w:hAnsi="Arial" w:eastAsia="Arial" w:cs="Tahoma"/>
+                <w:sz w:val="18"/>
+              </w:rPr>
+            </w:r>
+            <w:r>
+              <w:rPr>
+                <w:rFonts w:ascii="Arial" w:hAnsi="Arial" w:eastAsia="Arial" w:cs="Tahoma"/>
                 <w:sz w:val="18"/>
               </w:rPr>
               <w:t>array&lt;object&gt;</w:t>
@@ -6908,13 +7025,13 @@
             </w:pPr>
             <w:r>
               <w:rPr>
-                <w:rFonts w:ascii="Arial" w:hAnsi="Arial" w:eastAsia="Arial"/>
-                <w:sz w:val="18"/>
-              </w:rPr>
-            </w:r>
-            <w:r>
-              <w:rPr>
-                <w:rFonts w:ascii="Arial" w:hAnsi="Arial" w:eastAsia="Arial"/>
+                <w:rFonts w:ascii="Arial" w:hAnsi="Arial" w:eastAsia="Arial" w:cs="Tahoma"/>
+                <w:sz w:val="18"/>
+              </w:rPr>
+            </w:r>
+            <w:r>
+              <w:rPr>
+                <w:rFonts w:ascii="Arial" w:hAnsi="Arial" w:eastAsia="Arial" w:cs="Tahoma"/>
                 <w:sz w:val="18"/>
               </w:rPr>
               <w:t>Yes</w:t>
@@ -6933,13 +7050,13 @@
             </w:pPr>
             <w:r>
               <w:rPr>
-                <w:rFonts w:ascii="Arial" w:hAnsi="Arial" w:eastAsia="Arial"/>
-                <w:sz w:val="18"/>
-              </w:rPr>
-            </w:r>
-            <w:r>
-              <w:rPr>
-                <w:rFonts w:ascii="Arial" w:hAnsi="Arial" w:eastAsia="Arial"/>
+                <w:rFonts w:ascii="Arial" w:hAnsi="Arial" w:eastAsia="Arial" w:cs="Tahoma"/>
+                <w:sz w:val="18"/>
+              </w:rPr>
+            </w:r>
+            <w:r>
+              <w:rPr>
+                <w:rFonts w:ascii="Arial" w:hAnsi="Arial" w:eastAsia="Arial" w:cs="Tahoma"/>
                 <w:sz w:val="18"/>
               </w:rPr>
               <w:t>JSON array; element type shown in Type column</w:t>
@@ -7002,7 +7119,7 @@
             <w:r/>
             <w:r>
               <w:rPr>
-                <w:rFonts w:ascii="Arial" w:hAnsi="Arial" w:eastAsia="Arial"/>
+                <w:rFonts w:ascii="Arial" w:hAnsi="Arial" w:eastAsia="Arial" w:cs="Tahoma"/>
                 <w:b/>
                 <w:sz w:val="18"/>
               </w:rPr>
@@ -7028,7 +7145,7 @@
             <w:r/>
             <w:r>
               <w:rPr>
-                <w:rFonts w:ascii="Courier New" w:hAnsi="Courier New" w:eastAsia="Courier New"/>
+                <w:rFonts w:ascii="Courier New" w:hAnsi="Courier New" w:eastAsia="Courier New" w:cs="Tahoma"/>
                 <w:sz w:val="16"/>
               </w:rPr>
               <w:t>{</w:t>
@@ -7084,7 +7201,7 @@
             <w:r/>
             <w:r>
               <w:rPr>
-                <w:rFonts w:ascii="Arial" w:hAnsi="Arial" w:eastAsia="Arial"/>
+                <w:rFonts w:ascii="Arial" w:hAnsi="Arial" w:eastAsia="Arial" w:cs="Tahoma"/>
                 <w:b/>
                 <w:sz w:val="18"/>
               </w:rPr>
@@ -7106,7 +7223,7 @@
             <w:r/>
             <w:r>
               <w:rPr>
-                <w:rFonts w:ascii="Arial" w:hAnsi="Arial" w:eastAsia="Arial"/>
+                <w:rFonts w:ascii="Arial" w:hAnsi="Arial" w:eastAsia="Arial" w:cs="Tahoma"/>
                 <w:b/>
                 <w:sz w:val="18"/>
               </w:rPr>
@@ -7128,7 +7245,7 @@
             <w:r/>
             <w:r>
               <w:rPr>
-                <w:rFonts w:ascii="Arial" w:hAnsi="Arial" w:eastAsia="Arial"/>
+                <w:rFonts w:ascii="Arial" w:hAnsi="Arial" w:eastAsia="Arial" w:cs="Tahoma"/>
                 <w:b/>
                 <w:sz w:val="18"/>
               </w:rPr>
@@ -7150,7 +7267,7 @@
             <w:r/>
             <w:r>
               <w:rPr>
-                <w:rFonts w:ascii="Arial" w:hAnsi="Arial" w:eastAsia="Arial"/>
+                <w:rFonts w:ascii="Arial" w:hAnsi="Arial" w:eastAsia="Arial" w:cs="Tahoma"/>
                 <w:b/>
                 <w:sz w:val="18"/>
               </w:rPr>
@@ -7175,13 +7292,13 @@
             </w:pPr>
             <w:r>
               <w:rPr>
-                <w:rFonts w:ascii="Arial" w:hAnsi="Arial" w:eastAsia="Arial"/>
-                <w:sz w:val="18"/>
-              </w:rPr>
-            </w:r>
-            <w:r>
-              <w:rPr>
-                <w:rFonts w:ascii="Arial" w:hAnsi="Arial" w:eastAsia="Arial"/>
+                <w:rFonts w:ascii="Arial" w:hAnsi="Arial" w:eastAsia="Arial" w:cs="Tahoma"/>
+                <w:sz w:val="18"/>
+              </w:rPr>
+            </w:r>
+            <w:r>
+              <w:rPr>
+                <w:rFonts w:ascii="Arial" w:hAnsi="Arial" w:eastAsia="Arial" w:cs="Tahoma"/>
                 <w:sz w:val="18"/>
               </w:rPr>
               <w:t>q</w:t>
@@ -7200,13 +7317,13 @@
             </w:pPr>
             <w:r>
               <w:rPr>
-                <w:rFonts w:ascii="Arial" w:hAnsi="Arial" w:eastAsia="Arial"/>
-                <w:sz w:val="18"/>
-              </w:rPr>
-            </w:r>
-            <w:r>
-              <w:rPr>
-                <w:rFonts w:ascii="Arial" w:hAnsi="Arial" w:eastAsia="Arial"/>
+                <w:rFonts w:ascii="Arial" w:hAnsi="Arial" w:eastAsia="Arial" w:cs="Tahoma"/>
+                <w:sz w:val="18"/>
+              </w:rPr>
+            </w:r>
+            <w:r>
+              <w:rPr>
+                <w:rFonts w:ascii="Arial" w:hAnsi="Arial" w:eastAsia="Arial" w:cs="Tahoma"/>
                 <w:sz w:val="18"/>
               </w:rPr>
               <w:t>string</w:t>
@@ -7225,13 +7342,13 @@
             </w:pPr>
             <w:r>
               <w:rPr>
-                <w:rFonts w:ascii="Arial" w:hAnsi="Arial" w:eastAsia="Arial"/>
-                <w:sz w:val="18"/>
-              </w:rPr>
-            </w:r>
-            <w:r>
-              <w:rPr>
-                <w:rFonts w:ascii="Arial" w:hAnsi="Arial" w:eastAsia="Arial"/>
+                <w:rFonts w:ascii="Arial" w:hAnsi="Arial" w:eastAsia="Arial" w:cs="Tahoma"/>
+                <w:sz w:val="18"/>
+              </w:rPr>
+            </w:r>
+            <w:r>
+              <w:rPr>
+                <w:rFonts w:ascii="Arial" w:hAnsi="Arial" w:eastAsia="Arial" w:cs="Tahoma"/>
                 <w:sz w:val="18"/>
               </w:rPr>
               <w:t>No</w:t>
@@ -7250,13 +7367,13 @@
             </w:pPr>
             <w:r>
               <w:rPr>
-                <w:rFonts w:ascii="Arial" w:hAnsi="Arial" w:eastAsia="Arial"/>
-                <w:sz w:val="18"/>
-              </w:rPr>
-            </w:r>
-            <w:r>
-              <w:rPr>
-                <w:rFonts w:ascii="Arial" w:hAnsi="Arial" w:eastAsia="Arial"/>
+                <w:rFonts w:ascii="Arial" w:hAnsi="Arial" w:eastAsia="Arial" w:cs="Tahoma"/>
+                <w:sz w:val="18"/>
+              </w:rPr>
+            </w:r>
+            <w:r>
+              <w:rPr>
+                <w:rFonts w:ascii="Arial" w:hAnsi="Arial" w:eastAsia="Arial" w:cs="Tahoma"/>
                 <w:sz w:val="18"/>
               </w:rPr>
               <w:t>UTF-8; use value domain described by endpoint purpose</w:t>
@@ -7294,7 +7411,7 @@
             <w:r/>
             <w:r>
               <w:rPr>
-                <w:rFonts w:ascii="Arial" w:hAnsi="Arial" w:eastAsia="Arial"/>
+                <w:rFonts w:ascii="Arial" w:hAnsi="Arial" w:eastAsia="Arial" w:cs="Tahoma"/>
                 <w:b/>
                 <w:sz w:val="18"/>
               </w:rPr>
@@ -7320,7 +7437,7 @@
             <w:r/>
             <w:r>
               <w:rPr>
-                <w:rFonts w:ascii="Courier New" w:hAnsi="Courier New" w:eastAsia="Courier New"/>
+                <w:rFonts w:ascii="Courier New" w:hAnsi="Courier New" w:eastAsia="Courier New" w:cs="Tahoma"/>
                 <w:sz w:val="16"/>
               </w:rPr>
               <w:t>{</w:t>
@@ -7386,7 +7503,7 @@
             <w:r/>
             <w:r>
               <w:rPr>
-                <w:rFonts w:ascii="Arial" w:hAnsi="Arial" w:eastAsia="Arial"/>
+                <w:rFonts w:ascii="Arial" w:hAnsi="Arial" w:eastAsia="Arial" w:cs="Tahoma"/>
                 <w:b/>
                 <w:sz w:val="18"/>
               </w:rPr>
@@ -7408,7 +7525,7 @@
             <w:r/>
             <w:r>
               <w:rPr>
-                <w:rFonts w:ascii="Arial" w:hAnsi="Arial" w:eastAsia="Arial"/>
+                <w:rFonts w:ascii="Arial" w:hAnsi="Arial" w:eastAsia="Arial" w:cs="Tahoma"/>
                 <w:b/>
                 <w:sz w:val="18"/>
               </w:rPr>
@@ -7430,7 +7547,7 @@
             <w:r/>
             <w:r>
               <w:rPr>
-                <w:rFonts w:ascii="Arial" w:hAnsi="Arial" w:eastAsia="Arial"/>
+                <w:rFonts w:ascii="Arial" w:hAnsi="Arial" w:eastAsia="Arial" w:cs="Tahoma"/>
                 <w:b/>
                 <w:sz w:val="18"/>
               </w:rPr>
@@ -7452,7 +7569,7 @@
             <w:r/>
             <w:r>
               <w:rPr>
-                <w:rFonts w:ascii="Arial" w:hAnsi="Arial" w:eastAsia="Arial"/>
+                <w:rFonts w:ascii="Arial" w:hAnsi="Arial" w:eastAsia="Arial" w:cs="Tahoma"/>
                 <w:b/>
                 <w:sz w:val="18"/>
               </w:rPr>
@@ -7477,13 +7594,13 @@
             </w:pPr>
             <w:r>
               <w:rPr>
-                <w:rFonts w:ascii="Arial" w:hAnsi="Arial" w:eastAsia="Arial"/>
-                <w:sz w:val="18"/>
-              </w:rPr>
-            </w:r>
-            <w:r>
-              <w:rPr>
-                <w:rFonts w:ascii="Arial" w:hAnsi="Arial" w:eastAsia="Arial"/>
+                <w:rFonts w:ascii="Arial" w:hAnsi="Arial" w:eastAsia="Arial" w:cs="Tahoma"/>
+                <w:sz w:val="18"/>
+              </w:rPr>
+            </w:r>
+            <w:r>
+              <w:rPr>
+                <w:rFonts w:ascii="Arial" w:hAnsi="Arial" w:eastAsia="Arial" w:cs="Tahoma"/>
                 <w:sz w:val="18"/>
               </w:rPr>
               <w:t>items</w:t>
@@ -7502,13 +7619,13 @@
             </w:pPr>
             <w:r>
               <w:rPr>
-                <w:rFonts w:ascii="Arial" w:hAnsi="Arial" w:eastAsia="Arial"/>
-                <w:sz w:val="18"/>
-              </w:rPr>
-            </w:r>
-            <w:r>
-              <w:rPr>
-                <w:rFonts w:ascii="Arial" w:hAnsi="Arial" w:eastAsia="Arial"/>
+                <w:rFonts w:ascii="Arial" w:hAnsi="Arial" w:eastAsia="Arial" w:cs="Tahoma"/>
+                <w:sz w:val="18"/>
+              </w:rPr>
+            </w:r>
+            <w:r>
+              <w:rPr>
+                <w:rFonts w:ascii="Arial" w:hAnsi="Arial" w:eastAsia="Arial" w:cs="Tahoma"/>
                 <w:sz w:val="18"/>
               </w:rPr>
               <w:t>array&lt;object&gt;</w:t>
@@ -7527,13 +7644,13 @@
             </w:pPr>
             <w:r>
               <w:rPr>
-                <w:rFonts w:ascii="Arial" w:hAnsi="Arial" w:eastAsia="Arial"/>
-                <w:sz w:val="18"/>
-              </w:rPr>
-            </w:r>
-            <w:r>
-              <w:rPr>
-                <w:rFonts w:ascii="Arial" w:hAnsi="Arial" w:eastAsia="Arial"/>
+                <w:rFonts w:ascii="Arial" w:hAnsi="Arial" w:eastAsia="Arial" w:cs="Tahoma"/>
+                <w:sz w:val="18"/>
+              </w:rPr>
+            </w:r>
+            <w:r>
+              <w:rPr>
+                <w:rFonts w:ascii="Arial" w:hAnsi="Arial" w:eastAsia="Arial" w:cs="Tahoma"/>
                 <w:sz w:val="18"/>
               </w:rPr>
               <w:t>Yes</w:t>
@@ -7552,13 +7669,13 @@
             </w:pPr>
             <w:r>
               <w:rPr>
-                <w:rFonts w:ascii="Arial" w:hAnsi="Arial" w:eastAsia="Arial"/>
-                <w:sz w:val="18"/>
-              </w:rPr>
-            </w:r>
-            <w:r>
-              <w:rPr>
-                <w:rFonts w:ascii="Arial" w:hAnsi="Arial" w:eastAsia="Arial"/>
+                <w:rFonts w:ascii="Arial" w:hAnsi="Arial" w:eastAsia="Arial" w:cs="Tahoma"/>
+                <w:sz w:val="18"/>
+              </w:rPr>
+            </w:r>
+            <w:r>
+              <w:rPr>
+                <w:rFonts w:ascii="Arial" w:hAnsi="Arial" w:eastAsia="Arial" w:cs="Tahoma"/>
                 <w:sz w:val="18"/>
               </w:rPr>
               <w:t>JSON array; element type shown in Type column</w:t>
@@ -7582,13 +7699,13 @@
             </w:pPr>
             <w:r>
               <w:rPr>
-                <w:rFonts w:ascii="Arial" w:hAnsi="Arial" w:eastAsia="Arial"/>
-                <w:sz w:val="18"/>
-              </w:rPr>
-            </w:r>
-            <w:r>
-              <w:rPr>
-                <w:rFonts w:ascii="Arial" w:hAnsi="Arial" w:eastAsia="Arial"/>
+                <w:rFonts w:ascii="Arial" w:hAnsi="Arial" w:eastAsia="Arial" w:cs="Tahoma"/>
+                <w:sz w:val="18"/>
+              </w:rPr>
+            </w:r>
+            <w:r>
+              <w:rPr>
+                <w:rFonts w:ascii="Arial" w:hAnsi="Arial" w:eastAsia="Arial" w:cs="Tahoma"/>
                 <w:sz w:val="18"/>
               </w:rPr>
               <w:t>items[].competitorCode</w:t>
@@ -7607,13 +7724,13 @@
             </w:pPr>
             <w:r>
               <w:rPr>
-                <w:rFonts w:ascii="Arial" w:hAnsi="Arial" w:eastAsia="Arial"/>
-                <w:sz w:val="18"/>
-              </w:rPr>
-            </w:r>
-            <w:r>
-              <w:rPr>
-                <w:rFonts w:ascii="Arial" w:hAnsi="Arial" w:eastAsia="Arial"/>
+                <w:rFonts w:ascii="Arial" w:hAnsi="Arial" w:eastAsia="Arial" w:cs="Tahoma"/>
+                <w:sz w:val="18"/>
+              </w:rPr>
+            </w:r>
+            <w:r>
+              <w:rPr>
+                <w:rFonts w:ascii="Arial" w:hAnsi="Arial" w:eastAsia="Arial" w:cs="Tahoma"/>
                 <w:sz w:val="18"/>
               </w:rPr>
               <w:t>string</w:t>
@@ -7632,13 +7749,13 @@
             </w:pPr>
             <w:r>
               <w:rPr>
-                <w:rFonts w:ascii="Arial" w:hAnsi="Arial" w:eastAsia="Arial"/>
-                <w:sz w:val="18"/>
-              </w:rPr>
-            </w:r>
-            <w:r>
-              <w:rPr>
-                <w:rFonts w:ascii="Arial" w:hAnsi="Arial" w:eastAsia="Arial"/>
+                <w:rFonts w:ascii="Arial" w:hAnsi="Arial" w:eastAsia="Arial" w:cs="Tahoma"/>
+                <w:sz w:val="18"/>
+              </w:rPr>
+            </w:r>
+            <w:r>
+              <w:rPr>
+                <w:rFonts w:ascii="Arial" w:hAnsi="Arial" w:eastAsia="Arial" w:cs="Tahoma"/>
                 <w:sz w:val="18"/>
               </w:rPr>
               <w:t>Yes</w:t>
@@ -7657,13 +7774,13 @@
             </w:pPr>
             <w:r>
               <w:rPr>
-                <w:rFonts w:ascii="Arial" w:hAnsi="Arial" w:eastAsia="Arial"/>
-                <w:sz w:val="18"/>
-              </w:rPr>
-            </w:r>
-            <w:r>
-              <w:rPr>
-                <w:rFonts w:ascii="Arial" w:hAnsi="Arial" w:eastAsia="Arial"/>
+                <w:rFonts w:ascii="Arial" w:hAnsi="Arial" w:eastAsia="Arial" w:cs="Tahoma"/>
+                <w:sz w:val="18"/>
+              </w:rPr>
+            </w:r>
+            <w:r>
+              <w:rPr>
+                <w:rFonts w:ascii="Arial" w:hAnsi="Arial" w:eastAsia="Arial" w:cs="Tahoma"/>
                 <w:sz w:val="18"/>
               </w:rPr>
               <w:t>UTF-8; use value domain described by endpoint purpose</w:t>
@@ -7687,13 +7804,13 @@
             </w:pPr>
             <w:r>
               <w:rPr>
-                <w:rFonts w:ascii="Arial" w:hAnsi="Arial" w:eastAsia="Arial"/>
-                <w:sz w:val="18"/>
-              </w:rPr>
-            </w:r>
-            <w:r>
-              <w:rPr>
-                <w:rFonts w:ascii="Arial" w:hAnsi="Arial" w:eastAsia="Arial"/>
+                <w:rFonts w:ascii="Arial" w:hAnsi="Arial" w:eastAsia="Arial" w:cs="Tahoma"/>
+                <w:sz w:val="18"/>
+              </w:rPr>
+            </w:r>
+            <w:r>
+              <w:rPr>
+                <w:rFonts w:ascii="Arial" w:hAnsi="Arial" w:eastAsia="Arial" w:cs="Tahoma"/>
                 <w:sz w:val="18"/>
               </w:rPr>
               <w:t>items[].competitorName</w:t>
@@ -7712,13 +7829,13 @@
             </w:pPr>
             <w:r>
               <w:rPr>
-                <w:rFonts w:ascii="Arial" w:hAnsi="Arial" w:eastAsia="Arial"/>
-                <w:sz w:val="18"/>
-              </w:rPr>
-            </w:r>
-            <w:r>
-              <w:rPr>
-                <w:rFonts w:ascii="Arial" w:hAnsi="Arial" w:eastAsia="Arial"/>
+                <w:rFonts w:ascii="Arial" w:hAnsi="Arial" w:eastAsia="Arial" w:cs="Tahoma"/>
+                <w:sz w:val="18"/>
+              </w:rPr>
+            </w:r>
+            <w:r>
+              <w:rPr>
+                <w:rFonts w:ascii="Arial" w:hAnsi="Arial" w:eastAsia="Arial" w:cs="Tahoma"/>
                 <w:sz w:val="18"/>
               </w:rPr>
               <w:t>string</w:t>
@@ -7737,13 +7854,13 @@
             </w:pPr>
             <w:r>
               <w:rPr>
-                <w:rFonts w:ascii="Arial" w:hAnsi="Arial" w:eastAsia="Arial"/>
-                <w:sz w:val="18"/>
-              </w:rPr>
-            </w:r>
-            <w:r>
-              <w:rPr>
-                <w:rFonts w:ascii="Arial" w:hAnsi="Arial" w:eastAsia="Arial"/>
+                <w:rFonts w:ascii="Arial" w:hAnsi="Arial" w:eastAsia="Arial" w:cs="Tahoma"/>
+                <w:sz w:val="18"/>
+              </w:rPr>
+            </w:r>
+            <w:r>
+              <w:rPr>
+                <w:rFonts w:ascii="Arial" w:hAnsi="Arial" w:eastAsia="Arial" w:cs="Tahoma"/>
                 <w:sz w:val="18"/>
               </w:rPr>
               <w:t>Yes</w:t>
@@ -7762,13 +7879,13 @@
             </w:pPr>
             <w:r>
               <w:rPr>
-                <w:rFonts w:ascii="Arial" w:hAnsi="Arial" w:eastAsia="Arial"/>
-                <w:sz w:val="18"/>
-              </w:rPr>
-            </w:r>
-            <w:r>
-              <w:rPr>
-                <w:rFonts w:ascii="Arial" w:hAnsi="Arial" w:eastAsia="Arial"/>
+                <w:rFonts w:ascii="Arial" w:hAnsi="Arial" w:eastAsia="Arial" w:cs="Tahoma"/>
+                <w:sz w:val="18"/>
+              </w:rPr>
+            </w:r>
+            <w:r>
+              <w:rPr>
+                <w:rFonts w:ascii="Arial" w:hAnsi="Arial" w:eastAsia="Arial" w:cs="Tahoma"/>
                 <w:sz w:val="18"/>
               </w:rPr>
               <w:t>UTF-8; use value domain described by endpoint purpose</w:t>
@@ -7827,7 +7944,7 @@
             <w:r/>
             <w:r>
               <w:rPr>
-                <w:rFonts w:ascii="Arial" w:hAnsi="Arial" w:eastAsia="Arial"/>
+                <w:rFonts w:ascii="Arial" w:hAnsi="Arial" w:eastAsia="Arial" w:cs="Tahoma"/>
                 <w:b/>
                 <w:sz w:val="18"/>
               </w:rPr>
@@ -7849,7 +7966,7 @@
             <w:r/>
             <w:r>
               <w:rPr>
-                <w:rFonts w:ascii="Arial" w:hAnsi="Arial" w:eastAsia="Arial"/>
+                <w:rFonts w:ascii="Arial" w:hAnsi="Arial" w:eastAsia="Arial" w:cs="Tahoma"/>
                 <w:b/>
                 <w:sz w:val="18"/>
               </w:rPr>
@@ -7871,7 +7988,7 @@
             <w:r/>
             <w:r>
               <w:rPr>
-                <w:rFonts w:ascii="Arial" w:hAnsi="Arial" w:eastAsia="Arial"/>
+                <w:rFonts w:ascii="Arial" w:hAnsi="Arial" w:eastAsia="Arial" w:cs="Tahoma"/>
                 <w:b/>
                 <w:sz w:val="18"/>
               </w:rPr>
@@ -7896,13 +8013,13 @@
             </w:pPr>
             <w:r>
               <w:rPr>
-                <w:rFonts w:ascii="Arial" w:hAnsi="Arial" w:eastAsia="Arial"/>
-                <w:sz w:val="18"/>
-              </w:rPr>
-            </w:r>
-            <w:r>
-              <w:rPr>
-                <w:rFonts w:ascii="Arial" w:hAnsi="Arial" w:eastAsia="Arial"/>
+                <w:rFonts w:ascii="Arial" w:hAnsi="Arial" w:eastAsia="Arial" w:cs="Tahoma"/>
+                <w:sz w:val="18"/>
+              </w:rPr>
+            </w:r>
+            <w:r>
+              <w:rPr>
+                <w:rFonts w:ascii="Arial" w:hAnsi="Arial" w:eastAsia="Arial" w:cs="Tahoma"/>
                 <w:sz w:val="18"/>
               </w:rPr>
               <w:t>compensation_documents</w:t>
@@ -7921,13 +8038,13 @@
             </w:pPr>
             <w:r>
               <w:rPr>
-                <w:rFonts w:ascii="Arial" w:hAnsi="Arial" w:eastAsia="Arial"/>
-                <w:sz w:val="18"/>
-              </w:rPr>
-            </w:r>
-            <w:r>
-              <w:rPr>
-                <w:rFonts w:ascii="Arial" w:hAnsi="Arial" w:eastAsia="Arial"/>
+                <w:rFonts w:ascii="Arial" w:hAnsi="Arial" w:eastAsia="Arial" w:cs="Tahoma"/>
+                <w:sz w:val="18"/>
+              </w:rPr>
+            </w:r>
+            <w:r>
+              <w:rPr>
+                <w:rFonts w:ascii="Arial" w:hAnsi="Arial" w:eastAsia="Arial" w:cs="Tahoma"/>
                 <w:sz w:val="18"/>
               </w:rPr>
               <w:t>R</w:t>
@@ -7946,13 +8063,13 @@
             </w:pPr>
             <w:r>
               <w:rPr>
-                <w:rFonts w:ascii="Arial" w:hAnsi="Arial" w:eastAsia="Arial"/>
-                <w:sz w:val="18"/>
-              </w:rPr>
-            </w:r>
-            <w:r>
-              <w:rPr>
-                <w:rFonts w:ascii="Arial" w:hAnsi="Arial" w:eastAsia="Arial"/>
+                <w:rFonts w:ascii="Arial" w:hAnsi="Arial" w:eastAsia="Arial" w:cs="Tahoma"/>
+                <w:sz w:val="18"/>
+              </w:rPr>
+            </w:r>
+            <w:r>
+              <w:rPr>
+                <w:rFonts w:ascii="Arial" w:hAnsi="Arial" w:eastAsia="Arial" w:cs="Tahoma"/>
                 <w:sz w:val="18"/>
               </w:rPr>
               <w:t>หัวเอกสาร สถานะ และ section ปัจจุบัน</w:t>
@@ -7976,13 +8093,13 @@
             </w:pPr>
             <w:r>
               <w:rPr>
-                <w:rFonts w:ascii="Arial" w:hAnsi="Arial" w:eastAsia="Arial"/>
-                <w:sz w:val="18"/>
-              </w:rPr>
-            </w:r>
-            <w:r>
-              <w:rPr>
-                <w:rFonts w:ascii="Arial" w:hAnsi="Arial" w:eastAsia="Arial"/>
+                <w:rFonts w:ascii="Arial" w:hAnsi="Arial" w:eastAsia="Arial" w:cs="Tahoma"/>
+                <w:sz w:val="18"/>
+              </w:rPr>
+            </w:r>
+            <w:r>
+              <w:rPr>
+                <w:rFonts w:ascii="Arial" w:hAnsi="Arial" w:eastAsia="Arial" w:cs="Tahoma"/>
                 <w:sz w:val="18"/>
               </w:rPr>
               <w:t>impacted_stores</w:t>
@@ -8001,13 +8118,13 @@
             </w:pPr>
             <w:r>
               <w:rPr>
-                <w:rFonts w:ascii="Arial" w:hAnsi="Arial" w:eastAsia="Arial"/>
-                <w:sz w:val="18"/>
-              </w:rPr>
-            </w:r>
-            <w:r>
-              <w:rPr>
-                <w:rFonts w:ascii="Arial" w:hAnsi="Arial" w:eastAsia="Arial"/>
+                <w:rFonts w:ascii="Arial" w:hAnsi="Arial" w:eastAsia="Arial" w:cs="Tahoma"/>
+                <w:sz w:val="18"/>
+              </w:rPr>
+            </w:r>
+            <w:r>
+              <w:rPr>
+                <w:rFonts w:ascii="Arial" w:hAnsi="Arial" w:eastAsia="Arial" w:cs="Tahoma"/>
                 <w:sz w:val="18"/>
               </w:rPr>
               <w:t>R</w:t>
@@ -8026,13 +8143,13 @@
             </w:pPr>
             <w:r>
               <w:rPr>
-                <w:rFonts w:ascii="Arial" w:hAnsi="Arial" w:eastAsia="Arial"/>
-                <w:sz w:val="18"/>
-              </w:rPr>
-            </w:r>
-            <w:r>
-              <w:rPr>
-                <w:rFonts w:ascii="Arial" w:hAnsi="Arial" w:eastAsia="Arial"/>
+                <w:rFonts w:ascii="Arial" w:hAnsi="Arial" w:eastAsia="Arial" w:cs="Tahoma"/>
+                <w:sz w:val="18"/>
+              </w:rPr>
+            </w:r>
+            <w:r>
+              <w:rPr>
+                <w:rFonts w:ascii="Arial" w:hAnsi="Arial" w:eastAsia="Arial" w:cs="Tahoma"/>
                 <w:sz w:val="18"/>
               </w:rPr>
               <w:t>ข้อมูลร้านถูกกระทบ</w:t>
@@ -8056,13 +8173,13 @@
             </w:pPr>
             <w:r>
               <w:rPr>
-                <w:rFonts w:ascii="Arial" w:hAnsi="Arial" w:eastAsia="Arial"/>
-                <w:sz w:val="18"/>
-              </w:rPr>
-            </w:r>
-            <w:r>
-              <w:rPr>
-                <w:rFonts w:ascii="Arial" w:hAnsi="Arial" w:eastAsia="Arial"/>
+                <w:rFonts w:ascii="Arial" w:hAnsi="Arial" w:eastAsia="Arial" w:cs="Tahoma"/>
+                <w:sz w:val="18"/>
+              </w:rPr>
+            </w:r>
+            <w:r>
+              <w:rPr>
+                <w:rFonts w:ascii="Arial" w:hAnsi="Arial" w:eastAsia="Arial" w:cs="Tahoma"/>
                 <w:sz w:val="18"/>
               </w:rPr>
               <w:t>document_new_stores</w:t>
@@ -8081,13 +8198,13 @@
             </w:pPr>
             <w:r>
               <w:rPr>
-                <w:rFonts w:ascii="Arial" w:hAnsi="Arial" w:eastAsia="Arial"/>
-                <w:sz w:val="18"/>
-              </w:rPr>
-            </w:r>
-            <w:r>
-              <w:rPr>
-                <w:rFonts w:ascii="Arial" w:hAnsi="Arial" w:eastAsia="Arial"/>
+                <w:rFonts w:ascii="Arial" w:hAnsi="Arial" w:eastAsia="Arial" w:cs="Tahoma"/>
+                <w:sz w:val="18"/>
+              </w:rPr>
+            </w:r>
+            <w:r>
+              <w:rPr>
+                <w:rFonts w:ascii="Arial" w:hAnsi="Arial" w:eastAsia="Arial" w:cs="Tahoma"/>
                 <w:sz w:val="18"/>
               </w:rPr>
               <w:t>R</w:t>
@@ -8106,13 +8223,13 @@
             </w:pPr>
             <w:r>
               <w:rPr>
-                <w:rFonts w:ascii="Arial" w:hAnsi="Arial" w:eastAsia="Arial"/>
-                <w:sz w:val="18"/>
-              </w:rPr>
-            </w:r>
-            <w:r>
-              <w:rPr>
-                <w:rFonts w:ascii="Arial" w:hAnsi="Arial" w:eastAsia="Arial"/>
+                <w:rFonts w:ascii="Arial" w:hAnsi="Arial" w:eastAsia="Arial" w:cs="Tahoma"/>
+                <w:sz w:val="18"/>
+              </w:rPr>
+            </w:r>
+            <w:r>
+              <w:rPr>
+                <w:rFonts w:ascii="Arial" w:hAnsi="Arial" w:eastAsia="Arial" w:cs="Tahoma"/>
                 <w:sz w:val="18"/>
               </w:rPr>
               <w:t>ร้านเปิดใหม่และ compensate_percent</w:t>
@@ -8136,13 +8253,13 @@
             </w:pPr>
             <w:r>
               <w:rPr>
-                <w:rFonts w:ascii="Arial" w:hAnsi="Arial" w:eastAsia="Arial"/>
-                <w:sz w:val="18"/>
-              </w:rPr>
-            </w:r>
-            <w:r>
-              <w:rPr>
-                <w:rFonts w:ascii="Arial" w:hAnsi="Arial" w:eastAsia="Arial"/>
+                <w:rFonts w:ascii="Arial" w:hAnsi="Arial" w:eastAsia="Arial" w:cs="Tahoma"/>
+                <w:sz w:val="18"/>
+              </w:rPr>
+            </w:r>
+            <w:r>
+              <w:rPr>
+                <w:rFonts w:ascii="Arial" w:hAnsi="Arial" w:eastAsia="Arial" w:cs="Tahoma"/>
                 <w:sz w:val="18"/>
               </w:rPr>
               <w:t>document_competitors</w:t>
@@ -8161,13 +8278,13 @@
             </w:pPr>
             <w:r>
               <w:rPr>
-                <w:rFonts w:ascii="Arial" w:hAnsi="Arial" w:eastAsia="Arial"/>
-                <w:sz w:val="18"/>
-              </w:rPr>
-            </w:r>
-            <w:r>
-              <w:rPr>
-                <w:rFonts w:ascii="Arial" w:hAnsi="Arial" w:eastAsia="Arial"/>
+                <w:rFonts w:ascii="Arial" w:hAnsi="Arial" w:eastAsia="Arial" w:cs="Tahoma"/>
+                <w:sz w:val="18"/>
+              </w:rPr>
+            </w:r>
+            <w:r>
+              <w:rPr>
+                <w:rFonts w:ascii="Arial" w:hAnsi="Arial" w:eastAsia="Arial" w:cs="Tahoma"/>
                 <w:sz w:val="18"/>
               </w:rPr>
               <w:t>R</w:t>
@@ -8186,13 +8303,13 @@
             </w:pPr>
             <w:r>
               <w:rPr>
-                <w:rFonts w:ascii="Arial" w:hAnsi="Arial" w:eastAsia="Arial"/>
-                <w:sz w:val="18"/>
-              </w:rPr>
-            </w:r>
-            <w:r>
-              <w:rPr>
-                <w:rFonts w:ascii="Arial" w:hAnsi="Arial" w:eastAsia="Arial"/>
+                <w:rFonts w:ascii="Arial" w:hAnsi="Arial" w:eastAsia="Arial" w:cs="Tahoma"/>
+                <w:sz w:val="18"/>
+              </w:rPr>
+            </w:r>
+            <w:r>
+              <w:rPr>
+                <w:rFonts w:ascii="Arial" w:hAnsi="Arial" w:eastAsia="Arial" w:cs="Tahoma"/>
                 <w:sz w:val="18"/>
               </w:rPr>
               <w:t>คู่แข่ง</w:t>
@@ -8216,13 +8333,13 @@
             </w:pPr>
             <w:r>
               <w:rPr>
-                <w:rFonts w:ascii="Arial" w:hAnsi="Arial" w:eastAsia="Arial"/>
-                <w:sz w:val="18"/>
-              </w:rPr>
-            </w:r>
-            <w:r>
-              <w:rPr>
-                <w:rFonts w:ascii="Arial" w:hAnsi="Arial" w:eastAsia="Arial"/>
+                <w:rFonts w:ascii="Arial" w:hAnsi="Arial" w:eastAsia="Arial" w:cs="Tahoma"/>
+                <w:sz w:val="18"/>
+              </w:rPr>
+            </w:r>
+            <w:r>
+              <w:rPr>
+                <w:rFonts w:ascii="Arial" w:hAnsi="Arial" w:eastAsia="Arial" w:cs="Tahoma"/>
                 <w:sz w:val="18"/>
               </w:rPr>
               <w:t>document_external_factors</w:t>
@@ -8241,13 +8358,13 @@
             </w:pPr>
             <w:r>
               <w:rPr>
-                <w:rFonts w:ascii="Arial" w:hAnsi="Arial" w:eastAsia="Arial"/>
-                <w:sz w:val="18"/>
-              </w:rPr>
-            </w:r>
-            <w:r>
-              <w:rPr>
-                <w:rFonts w:ascii="Arial" w:hAnsi="Arial" w:eastAsia="Arial"/>
+                <w:rFonts w:ascii="Arial" w:hAnsi="Arial" w:eastAsia="Arial" w:cs="Tahoma"/>
+                <w:sz w:val="18"/>
+              </w:rPr>
+            </w:r>
+            <w:r>
+              <w:rPr>
+                <w:rFonts w:ascii="Arial" w:hAnsi="Arial" w:eastAsia="Arial" w:cs="Tahoma"/>
                 <w:sz w:val="18"/>
               </w:rPr>
               <w:t>R</w:t>
@@ -8266,13 +8383,13 @@
             </w:pPr>
             <w:r>
               <w:rPr>
-                <w:rFonts w:ascii="Arial" w:hAnsi="Arial" w:eastAsia="Arial"/>
-                <w:sz w:val="18"/>
-              </w:rPr>
-            </w:r>
-            <w:r>
-              <w:rPr>
-                <w:rFonts w:ascii="Arial" w:hAnsi="Arial" w:eastAsia="Arial"/>
+                <w:rFonts w:ascii="Arial" w:hAnsi="Arial" w:eastAsia="Arial" w:cs="Tahoma"/>
+                <w:sz w:val="18"/>
+              </w:rPr>
+            </w:r>
+            <w:r>
+              <w:rPr>
+                <w:rFonts w:ascii="Arial" w:hAnsi="Arial" w:eastAsia="Arial" w:cs="Tahoma"/>
                 <w:sz w:val="18"/>
               </w:rPr>
               <w:t>ปัจจัยภายนอก</w:t>
@@ -8296,13 +8413,13 @@
             </w:pPr>
             <w:r>
               <w:rPr>
-                <w:rFonts w:ascii="Arial" w:hAnsi="Arial" w:eastAsia="Arial"/>
-                <w:sz w:val="18"/>
-              </w:rPr>
-            </w:r>
-            <w:r>
-              <w:rPr>
-                <w:rFonts w:ascii="Arial" w:hAnsi="Arial" w:eastAsia="Arial"/>
+                <w:rFonts w:ascii="Arial" w:hAnsi="Arial" w:eastAsia="Arial" w:cs="Tahoma"/>
+                <w:sz w:val="18"/>
+              </w:rPr>
+            </w:r>
+            <w:r>
+              <w:rPr>
+                <w:rFonts w:ascii="Arial" w:hAnsi="Arial" w:eastAsia="Arial" w:cs="Tahoma"/>
                 <w:sz w:val="18"/>
               </w:rPr>
               <w:t>document_attachments</w:t>
@@ -8321,13 +8438,13 @@
             </w:pPr>
             <w:r>
               <w:rPr>
-                <w:rFonts w:ascii="Arial" w:hAnsi="Arial" w:eastAsia="Arial"/>
-                <w:sz w:val="18"/>
-              </w:rPr>
-            </w:r>
-            <w:r>
-              <w:rPr>
-                <w:rFonts w:ascii="Arial" w:hAnsi="Arial" w:eastAsia="Arial"/>
+                <w:rFonts w:ascii="Arial" w:hAnsi="Arial" w:eastAsia="Arial" w:cs="Tahoma"/>
+                <w:sz w:val="18"/>
+              </w:rPr>
+            </w:r>
+            <w:r>
+              <w:rPr>
+                <w:rFonts w:ascii="Arial" w:hAnsi="Arial" w:eastAsia="Arial" w:cs="Tahoma"/>
                 <w:sz w:val="18"/>
               </w:rPr>
               <w:t>R</w:t>
@@ -8346,13 +8463,13 @@
             </w:pPr>
             <w:r>
               <w:rPr>
-                <w:rFonts w:ascii="Arial" w:hAnsi="Arial" w:eastAsia="Arial"/>
-                <w:sz w:val="18"/>
-              </w:rPr>
-            </w:r>
-            <w:r>
-              <w:rPr>
-                <w:rFonts w:ascii="Arial" w:hAnsi="Arial" w:eastAsia="Arial"/>
+                <w:rFonts w:ascii="Arial" w:hAnsi="Arial" w:eastAsia="Arial" w:cs="Tahoma"/>
+                <w:sz w:val="18"/>
+              </w:rPr>
+            </w:r>
+            <w:r>
+              <w:rPr>
+                <w:rFonts w:ascii="Arial" w:hAnsi="Arial" w:eastAsia="Arial" w:cs="Tahoma"/>
                 <w:sz w:val="18"/>
               </w:rPr>
               <w:t>metadata ไฟล์แนบ</w:t>
@@ -8376,13 +8493,13 @@
             </w:pPr>
             <w:r>
               <w:rPr>
-                <w:rFonts w:ascii="Arial" w:hAnsi="Arial" w:eastAsia="Arial"/>
-                <w:sz w:val="18"/>
-              </w:rPr>
-            </w:r>
-            <w:r>
-              <w:rPr>
-                <w:rFonts w:ascii="Arial" w:hAnsi="Arial" w:eastAsia="Arial"/>
+                <w:rFonts w:ascii="Arial" w:hAnsi="Arial" w:eastAsia="Arial" w:cs="Tahoma"/>
+                <w:sz w:val="18"/>
+              </w:rPr>
+            </w:r>
+            <w:r>
+              <w:rPr>
+                <w:rFonts w:ascii="Arial" w:hAnsi="Arial" w:eastAsia="Arial" w:cs="Tahoma"/>
                 <w:sz w:val="18"/>
               </w:rPr>
               <w:t>consideration_logs</w:t>
@@ -8401,13 +8518,13 @@
             </w:pPr>
             <w:r>
               <w:rPr>
-                <w:rFonts w:ascii="Arial" w:hAnsi="Arial" w:eastAsia="Arial"/>
-                <w:sz w:val="18"/>
-              </w:rPr>
-            </w:r>
-            <w:r>
-              <w:rPr>
-                <w:rFonts w:ascii="Arial" w:hAnsi="Arial" w:eastAsia="Arial"/>
+                <w:rFonts w:ascii="Arial" w:hAnsi="Arial" w:eastAsia="Arial" w:cs="Tahoma"/>
+                <w:sz w:val="18"/>
+              </w:rPr>
+            </w:r>
+            <w:r>
+              <w:rPr>
+                <w:rFonts w:ascii="Arial" w:hAnsi="Arial" w:eastAsia="Arial" w:cs="Tahoma"/>
                 <w:sz w:val="18"/>
               </w:rPr>
               <w:t>R</w:t>
@@ -8426,13 +8543,13 @@
             </w:pPr>
             <w:r>
               <w:rPr>
-                <w:rFonts w:ascii="Arial" w:hAnsi="Arial" w:eastAsia="Arial"/>
-                <w:sz w:val="18"/>
-              </w:rPr>
-            </w:r>
-            <w:r>
-              <w:rPr>
-                <w:rFonts w:ascii="Arial" w:hAnsi="Arial" w:eastAsia="Arial"/>
+                <w:rFonts w:ascii="Arial" w:hAnsi="Arial" w:eastAsia="Arial" w:cs="Tahoma"/>
+                <w:sz w:val="18"/>
+              </w:rPr>
+            </w:r>
+            <w:r>
+              <w:rPr>
+                <w:rFonts w:ascii="Arial" w:hAnsi="Arial" w:eastAsia="Arial" w:cs="Tahoma"/>
                 <w:sz w:val="18"/>
               </w:rPr>
               <w:t>timeline/history</w:t>
@@ -8462,7 +8579,7 @@
       </w:r>
       <w:r>
         <w:rPr>
-          <w:rFonts w:ascii="Courier New" w:hAnsi="Courier New"/>
+          <w:rFonts w:ascii="Courier New" w:hAnsi="Courier New" w:eastAsia="Courier New" w:cs="Tahoma"/>
         </w:rPr>
         <w:t>srm-sps-spsap-store-backend</w:t>
       </w:r>
@@ -8471,7 +8588,7 @@
       </w:r>
       <w:r>
         <w:rPr>
-          <w:rFonts w:ascii="Courier New" w:hAnsi="Courier New"/>
+          <w:rFonts w:ascii="Courier New" w:hAnsi="Courier New" w:eastAsia="Courier New" w:cs="Tahoma"/>
         </w:rPr>
         <w:t>sps_store</w:t>
       </w:r>
@@ -8480,7 +8597,7 @@
       </w:r>
       <w:r>
         <w:rPr>
-          <w:rFonts w:ascii="Courier New" w:hAnsi="Courier New"/>
+          <w:rFonts w:ascii="Courier New" w:hAnsi="Courier New" w:eastAsia="Courier New" w:cs="Tahoma"/>
         </w:rPr>
         <w:t>DATA_SOURCE</w:t>
       </w:r>
@@ -8489,7 +8606,7 @@
       </w:r>
       <w:r>
         <w:rPr>
-          <w:rFonts w:ascii="Courier New" w:hAnsi="Courier New"/>
+          <w:rFonts w:ascii="Courier New" w:hAnsi="Courier New" w:eastAsia="Courier New" w:cs="Tahoma"/>
         </w:rPr>
         <w:t>srm-sps-spsap-sbp-bff</w:t>
       </w:r>
@@ -8498,7 +8615,7 @@
       </w:r>
       <w:r>
         <w:rPr>
-          <w:rFonts w:ascii="Courier New" w:hAnsi="Courier New"/>
+          <w:rFonts w:ascii="Courier New" w:hAnsi="Courier New" w:eastAsia="Courier New" w:cs="Tahoma"/>
         </w:rPr>
         <w:t>// TODO:</w:t>
       </w:r>
@@ -8507,7 +8624,7 @@
       </w:r>
       <w:r>
         <w:rPr>
-          <w:rFonts w:ascii="Courier New" w:hAnsi="Courier New"/>
+          <w:rFonts w:ascii="Courier New" w:hAnsi="Courier New" w:eastAsia="Courier New" w:cs="Tahoma"/>
         </w:rPr>
         <w:t>{success, data}</w:t>
       </w:r>
@@ -8555,7 +8672,7 @@
             <w:r/>
             <w:r>
               <w:rPr>
-                <w:rFonts w:ascii="Arial" w:hAnsi="Arial" w:eastAsia="Arial"/>
+                <w:rFonts w:ascii="Arial" w:hAnsi="Arial" w:eastAsia="Arial" w:cs="Tahoma"/>
                 <w:b/>
                 <w:sz w:val="18"/>
               </w:rPr>
@@ -8577,7 +8694,7 @@
             <w:r/>
             <w:r>
               <w:rPr>
-                <w:rFonts w:ascii="Arial" w:hAnsi="Arial" w:eastAsia="Arial"/>
+                <w:rFonts w:ascii="Arial" w:hAnsi="Arial" w:eastAsia="Arial" w:cs="Tahoma"/>
                 <w:b/>
                 <w:sz w:val="18"/>
               </w:rPr>
@@ -8602,13 +8719,13 @@
             </w:pPr>
             <w:r>
               <w:rPr>
-                <w:rFonts w:ascii="Arial" w:hAnsi="Arial" w:eastAsia="Arial"/>
-                <w:sz w:val="18"/>
-              </w:rPr>
-            </w:r>
-            <w:r>
-              <w:rPr>
-                <w:rFonts w:ascii="Arial" w:hAnsi="Arial" w:eastAsia="Arial"/>
+                <w:rFonts w:ascii="Arial" w:hAnsi="Arial" w:eastAsia="Arial" w:cs="Tahoma"/>
+                <w:sz w:val="18"/>
+              </w:rPr>
+            </w:r>
+            <w:r>
+              <w:rPr>
+                <w:rFonts w:ascii="Arial" w:hAnsi="Arial" w:eastAsia="Arial" w:cs="Tahoma"/>
                 <w:sz w:val="18"/>
               </w:rPr>
               <w:t>store-backend · src/modules/sbpgi-document-detail-aggregate/sbpgi-document-detail-aggregate.controller.ts</w:t>
@@ -8627,34 +8744,34 @@
             </w:pPr>
             <w:r>
               <w:rPr>
-                <w:rFonts w:ascii="Arial" w:hAnsi="Arial" w:eastAsia="Arial"/>
-                <w:sz w:val="18"/>
-              </w:rPr>
-            </w:r>
-            <w:r>
-              <w:rPr>
-                <w:rFonts w:ascii="Arial" w:hAnsi="Arial" w:eastAsia="Arial"/>
+                <w:rFonts w:ascii="Arial" w:hAnsi="Arial" w:eastAsia="Arial" w:cs="Tahoma"/>
+                <w:sz w:val="18"/>
+              </w:rPr>
+            </w:r>
+            <w:r>
+              <w:rPr>
+                <w:rFonts w:ascii="Arial" w:hAnsi="Arial" w:eastAsia="Arial" w:cs="Tahoma"/>
                 <w:sz w:val="18"/>
               </w:rPr>
               <w:t xml:space="preserve">route ทั้งหมดของเอกสารนี้ (2 เส้น) + </w:t>
             </w:r>
             <w:r>
               <w:rPr>
-                <w:rFonts w:ascii="Courier New" w:hAnsi="Courier New" w:eastAsia="Arial"/>
+                <w:rFonts w:ascii="Courier New" w:hAnsi="Courier New" w:eastAsia="Courier New" w:cs="Tahoma"/>
                 <w:sz w:val="18"/>
               </w:rPr>
               <w:t>@UseGuards(HttpHeaderGuard)</w:t>
             </w:r>
             <w:r>
               <w:rPr>
-                <w:rFonts w:ascii="Arial" w:hAnsi="Arial" w:eastAsia="Arial"/>
+                <w:rFonts w:ascii="Arial" w:hAnsi="Arial" w:eastAsia="Arial" w:cs="Tahoma"/>
                 <w:sz w:val="18"/>
               </w:rPr>
               <w:t xml:space="preserve"> + </w:t>
             </w:r>
             <w:r>
               <w:rPr>
-                <w:rFonts w:ascii="Courier New" w:hAnsi="Courier New" w:eastAsia="Arial"/>
+                <w:rFonts w:ascii="Courier New" w:hAnsi="Courier New" w:eastAsia="Courier New" w:cs="Tahoma"/>
                 <w:sz w:val="18"/>
               </w:rPr>
               <w:t>@UserId()</w:t>
@@ -8678,13 +8795,13 @@
             </w:pPr>
             <w:r>
               <w:rPr>
-                <w:rFonts w:ascii="Arial" w:hAnsi="Arial" w:eastAsia="Arial"/>
-                <w:sz w:val="18"/>
-              </w:rPr>
-            </w:r>
-            <w:r>
-              <w:rPr>
-                <w:rFonts w:ascii="Arial" w:hAnsi="Arial" w:eastAsia="Arial"/>
+                <w:rFonts w:ascii="Arial" w:hAnsi="Arial" w:eastAsia="Arial" w:cs="Tahoma"/>
+                <w:sz w:val="18"/>
+              </w:rPr>
+            </w:r>
+            <w:r>
+              <w:rPr>
+                <w:rFonts w:ascii="Arial" w:hAnsi="Arial" w:eastAsia="Arial" w:cs="Tahoma"/>
                 <w:sz w:val="18"/>
               </w:rPr>
               <w:t>store-backend · src/modules/sbpgi-document-detail-aggregate/sbpgi-document-detail-aggregate.service.ts</w:t>
@@ -8703,27 +8820,27 @@
             </w:pPr>
             <w:r>
               <w:rPr>
-                <w:rFonts w:ascii="Arial" w:hAnsi="Arial" w:eastAsia="Arial"/>
-                <w:sz w:val="18"/>
-              </w:rPr>
-            </w:r>
-            <w:r>
-              <w:rPr>
-                <w:rFonts w:ascii="Arial" w:hAnsi="Arial" w:eastAsia="Arial"/>
+                <w:rFonts w:ascii="Arial" w:hAnsi="Arial" w:eastAsia="Arial" w:cs="Tahoma"/>
+                <w:sz w:val="18"/>
+              </w:rPr>
+            </w:r>
+            <w:r>
+              <w:rPr>
+                <w:rFonts w:ascii="Arial" w:hAnsi="Arial" w:eastAsia="Arial" w:cs="Tahoma"/>
                 <w:sz w:val="18"/>
               </w:rPr>
               <w:t xml:space="preserve">business logic — inject </w:t>
             </w:r>
             <w:r>
               <w:rPr>
-                <w:rFonts w:ascii="Courier New" w:hAnsi="Courier New" w:eastAsia="Arial"/>
+                <w:rFonts w:ascii="Courier New" w:hAnsi="Courier New" w:eastAsia="Courier New" w:cs="Tahoma"/>
                 <w:sz w:val="18"/>
               </w:rPr>
               <w:t>'DATA_SOURCE'</w:t>
             </w:r>
             <w:r>
               <w:rPr>
-                <w:rFonts w:ascii="Arial" w:hAnsi="Arial" w:eastAsia="Arial"/>
+                <w:rFonts w:ascii="Arial" w:hAnsi="Arial" w:eastAsia="Arial" w:cs="Tahoma"/>
                 <w:sz w:val="18"/>
               </w:rPr>
               <w:t xml:space="preserve"> แล้วยิง raw SQL, mutation ใช้ QueryRunner transaction</w:t>
@@ -8747,13 +8864,13 @@
             </w:pPr>
             <w:r>
               <w:rPr>
-                <w:rFonts w:ascii="Arial" w:hAnsi="Arial" w:eastAsia="Arial"/>
-                <w:sz w:val="18"/>
-              </w:rPr>
-            </w:r>
-            <w:r>
-              <w:rPr>
-                <w:rFonts w:ascii="Arial" w:hAnsi="Arial" w:eastAsia="Arial"/>
+                <w:rFonts w:ascii="Arial" w:hAnsi="Arial" w:eastAsia="Arial" w:cs="Tahoma"/>
+                <w:sz w:val="18"/>
+              </w:rPr>
+            </w:r>
+            <w:r>
+              <w:rPr>
+                <w:rFonts w:ascii="Arial" w:hAnsi="Arial" w:eastAsia="Arial" w:cs="Tahoma"/>
                 <w:sz w:val="18"/>
               </w:rPr>
               <w:t>store-backend · src/modules/sbpgi-document-detail-aggregate/sbpgi-document-detail-aggregate.sql.ts</w:t>
@@ -8772,13 +8889,13 @@
             </w:pPr>
             <w:r>
               <w:rPr>
-                <w:rFonts w:ascii="Arial" w:hAnsi="Arial" w:eastAsia="Arial"/>
-                <w:sz w:val="18"/>
-              </w:rPr>
-            </w:r>
-            <w:r>
-              <w:rPr>
-                <w:rFonts w:ascii="Arial" w:hAnsi="Arial" w:eastAsia="Arial"/>
+                <w:rFonts w:ascii="Arial" w:hAnsi="Arial" w:eastAsia="Arial" w:cs="Tahoma"/>
+                <w:sz w:val="18"/>
+              </w:rPr>
+            </w:r>
+            <w:r>
+              <w:rPr>
+                <w:rFonts w:ascii="Arial" w:hAnsi="Arial" w:eastAsia="Arial" w:cs="Tahoma"/>
                 <w:sz w:val="18"/>
               </w:rPr>
               <w:t>เก็บ SQL ต่อ endpoint (คัดจากหัวข้อ 10) แยกออกจาก service ให้ทดสอบ/รีวิวง่าย</w:t>
@@ -8802,13 +8919,13 @@
             </w:pPr>
             <w:r>
               <w:rPr>
-                <w:rFonts w:ascii="Arial" w:hAnsi="Arial" w:eastAsia="Arial"/>
-                <w:sz w:val="18"/>
-              </w:rPr>
-            </w:r>
-            <w:r>
-              <w:rPr>
-                <w:rFonts w:ascii="Arial" w:hAnsi="Arial" w:eastAsia="Arial"/>
+                <w:rFonts w:ascii="Arial" w:hAnsi="Arial" w:eastAsia="Arial" w:cs="Tahoma"/>
+                <w:sz w:val="18"/>
+              </w:rPr>
+            </w:r>
+            <w:r>
+              <w:rPr>
+                <w:rFonts w:ascii="Arial" w:hAnsi="Arial" w:eastAsia="Arial" w:cs="Tahoma"/>
                 <w:sz w:val="18"/>
               </w:rPr>
               <w:t>store-backend · src/modules/sbpgi-document-detail-aggregate/dto/sbpgi-document-detail-aggregate.dto.ts</w:t>
@@ -8827,13 +8944,13 @@
             </w:pPr>
             <w:r>
               <w:rPr>
-                <w:rFonts w:ascii="Arial" w:hAnsi="Arial" w:eastAsia="Arial"/>
-                <w:sz w:val="18"/>
-              </w:rPr>
-            </w:r>
-            <w:r>
-              <w:rPr>
-                <w:rFonts w:ascii="Arial" w:hAnsi="Arial" w:eastAsia="Arial"/>
+                <w:rFonts w:ascii="Arial" w:hAnsi="Arial" w:eastAsia="Arial" w:cs="Tahoma"/>
+                <w:sz w:val="18"/>
+              </w:rPr>
+            </w:r>
+            <w:r>
+              <w:rPr>
+                <w:rFonts w:ascii="Arial" w:hAnsi="Arial" w:eastAsia="Arial" w:cs="Tahoma"/>
                 <w:sz w:val="18"/>
               </w:rPr>
               <w:t>DTO + class-validator ตาม validation ในหัวข้อฟิลด์ของเอกสารนี้</w:t>
@@ -8857,13 +8974,13 @@
             </w:pPr>
             <w:r>
               <w:rPr>
-                <w:rFonts w:ascii="Arial" w:hAnsi="Arial" w:eastAsia="Arial"/>
-                <w:sz w:val="18"/>
-              </w:rPr>
-            </w:r>
-            <w:r>
-              <w:rPr>
-                <w:rFonts w:ascii="Arial" w:hAnsi="Arial" w:eastAsia="Arial"/>
+                <w:rFonts w:ascii="Arial" w:hAnsi="Arial" w:eastAsia="Arial" w:cs="Tahoma"/>
+                <w:sz w:val="18"/>
+              </w:rPr>
+            </w:r>
+            <w:r>
+              <w:rPr>
+                <w:rFonts w:ascii="Arial" w:hAnsi="Arial" w:eastAsia="Arial" w:cs="Tahoma"/>
                 <w:sz w:val="18"/>
               </w:rPr>
               <w:t>store-backend · src/modules/sbpgi-document-detail-aggregate/sbpgi-document-detail-aggregate.module.ts</w:t>
@@ -8882,20 +8999,20 @@
             </w:pPr>
             <w:r>
               <w:rPr>
-                <w:rFonts w:ascii="Arial" w:hAnsi="Arial" w:eastAsia="Arial"/>
-                <w:sz w:val="18"/>
-              </w:rPr>
-            </w:r>
-            <w:r>
-              <w:rPr>
-                <w:rFonts w:ascii="Arial" w:hAnsi="Arial" w:eastAsia="Arial"/>
+                <w:rFonts w:ascii="Arial" w:hAnsi="Arial" w:eastAsia="Arial" w:cs="Tahoma"/>
+                <w:sz w:val="18"/>
+              </w:rPr>
+            </w:r>
+            <w:r>
+              <w:rPr>
+                <w:rFonts w:ascii="Arial" w:hAnsi="Arial" w:eastAsia="Arial" w:cs="Tahoma"/>
                 <w:sz w:val="18"/>
               </w:rPr>
               <w:t xml:space="preserve">ประกอบ controller/service/providers แล้ว register ที่ </w:t>
             </w:r>
             <w:r>
               <w:rPr>
-                <w:rFonts w:ascii="Courier New" w:hAnsi="Courier New" w:eastAsia="Arial"/>
+                <w:rFonts w:ascii="Courier New" w:hAnsi="Courier New" w:eastAsia="Courier New" w:cs="Tahoma"/>
                 <w:sz w:val="18"/>
               </w:rPr>
               <w:t>app.module.ts</w:t>
@@ -8919,13 +9036,13 @@
             </w:pPr>
             <w:r>
               <w:rPr>
-                <w:rFonts w:ascii="Arial" w:hAnsi="Arial" w:eastAsia="Arial"/>
-                <w:sz w:val="18"/>
-              </w:rPr>
-            </w:r>
-            <w:r>
-              <w:rPr>
-                <w:rFonts w:ascii="Arial" w:hAnsi="Arial" w:eastAsia="Arial"/>
+                <w:rFonts w:ascii="Arial" w:hAnsi="Arial" w:eastAsia="Arial" w:cs="Tahoma"/>
+                <w:sz w:val="18"/>
+              </w:rPr>
+            </w:r>
+            <w:r>
+              <w:rPr>
+                <w:rFonts w:ascii="Arial" w:hAnsi="Arial" w:eastAsia="Arial" w:cs="Tahoma"/>
                 <w:sz w:val="18"/>
               </w:rPr>
               <w:t>store-backend · src/entitys/compensation-documents.entity.ts</w:t>
@@ -8944,48 +9061,48 @@
             </w:pPr>
             <w:r>
               <w:rPr>
-                <w:rFonts w:ascii="Arial" w:hAnsi="Arial" w:eastAsia="Arial"/>
-                <w:sz w:val="18"/>
-              </w:rPr>
-            </w:r>
-            <w:r>
-              <w:rPr>
-                <w:rFonts w:ascii="Arial" w:hAnsi="Arial" w:eastAsia="Arial"/>
+                <w:rFonts w:ascii="Arial" w:hAnsi="Arial" w:eastAsia="Arial" w:cs="Tahoma"/>
+                <w:sz w:val="18"/>
+              </w:rPr>
+            </w:r>
+            <w:r>
+              <w:rPr>
+                <w:rFonts w:ascii="Arial" w:hAnsi="Arial" w:eastAsia="Arial" w:cs="Tahoma"/>
                 <w:sz w:val="18"/>
               </w:rPr>
               <w:t xml:space="preserve">entity ของ </w:t>
             </w:r>
             <w:r>
               <w:rPr>
-                <w:rFonts w:ascii="Courier New" w:hAnsi="Courier New" w:eastAsia="Arial"/>
+                <w:rFonts w:ascii="Courier New" w:hAnsi="Courier New" w:eastAsia="Courier New" w:cs="Tahoma"/>
                 <w:sz w:val="18"/>
               </w:rPr>
               <w:t>compensation_documents</w:t>
             </w:r>
             <w:r>
               <w:rPr>
-                <w:rFonts w:ascii="Arial" w:hAnsi="Arial" w:eastAsia="Arial"/>
+                <w:rFonts w:ascii="Arial" w:hAnsi="Arial" w:eastAsia="Arial" w:cs="Tahoma"/>
                 <w:sz w:val="18"/>
               </w:rPr>
               <w:t xml:space="preserve"> (</w:t>
             </w:r>
             <w:r>
               <w:rPr>
-                <w:rFonts w:ascii="Courier New" w:hAnsi="Courier New" w:eastAsia="Arial"/>
+                <w:rFonts w:ascii="Courier New" w:hAnsi="Courier New" w:eastAsia="Courier New" w:cs="Tahoma"/>
                 <w:sz w:val="18"/>
               </w:rPr>
               <w:t>@Entity({schema: process.env.DB_SCHEMA})</w:t>
             </w:r>
             <w:r>
               <w:rPr>
-                <w:rFonts w:ascii="Arial" w:hAnsi="Arial" w:eastAsia="Arial"/>
+                <w:rFonts w:ascii="Arial" w:hAnsi="Arial" w:eastAsia="Arial" w:cs="Tahoma"/>
                 <w:sz w:val="18"/>
               </w:rPr>
               <w:t xml:space="preserve">, ไม่ประกาศ relation) — </w:t>
             </w:r>
             <w:r>
               <w:rPr>
-                <w:rFonts w:ascii="Arial" w:hAnsi="Arial" w:eastAsia="Arial"/>
+                <w:rFonts w:ascii="Arial" w:hAnsi="Arial" w:eastAsia="Arial" w:cs="Tahoma"/>
                 <w:b/>
                 <w:sz w:val="18"/>
               </w:rPr>
@@ -9010,13 +9127,13 @@
             </w:pPr>
             <w:r>
               <w:rPr>
-                <w:rFonts w:ascii="Arial" w:hAnsi="Arial" w:eastAsia="Arial"/>
-                <w:sz w:val="18"/>
-              </w:rPr>
-            </w:r>
-            <w:r>
-              <w:rPr>
-                <w:rFonts w:ascii="Arial" w:hAnsi="Arial" w:eastAsia="Arial"/>
+                <w:rFonts w:ascii="Arial" w:hAnsi="Arial" w:eastAsia="Arial" w:cs="Tahoma"/>
+                <w:sz w:val="18"/>
+              </w:rPr>
+            </w:r>
+            <w:r>
+              <w:rPr>
+                <w:rFonts w:ascii="Arial" w:hAnsi="Arial" w:eastAsia="Arial" w:cs="Tahoma"/>
                 <w:sz w:val="18"/>
               </w:rPr>
               <w:t>store-backend · src/entitys/impacted-stores.entity.ts</w:t>
@@ -9035,41 +9152,41 @@
             </w:pPr>
             <w:r>
               <w:rPr>
-                <w:rFonts w:ascii="Arial" w:hAnsi="Arial" w:eastAsia="Arial"/>
-                <w:sz w:val="18"/>
-              </w:rPr>
-            </w:r>
-            <w:r>
-              <w:rPr>
-                <w:rFonts w:ascii="Arial" w:hAnsi="Arial" w:eastAsia="Arial"/>
+                <w:rFonts w:ascii="Arial" w:hAnsi="Arial" w:eastAsia="Arial" w:cs="Tahoma"/>
+                <w:sz w:val="18"/>
+              </w:rPr>
+            </w:r>
+            <w:r>
+              <w:rPr>
+                <w:rFonts w:ascii="Arial" w:hAnsi="Arial" w:eastAsia="Arial" w:cs="Tahoma"/>
                 <w:sz w:val="18"/>
               </w:rPr>
               <w:t xml:space="preserve">entity ของ </w:t>
             </w:r>
             <w:r>
               <w:rPr>
-                <w:rFonts w:ascii="Courier New" w:hAnsi="Courier New" w:eastAsia="Arial"/>
+                <w:rFonts w:ascii="Courier New" w:hAnsi="Courier New" w:eastAsia="Courier New" w:cs="Tahoma"/>
                 <w:sz w:val="18"/>
               </w:rPr>
               <w:t>impacted_stores</w:t>
             </w:r>
             <w:r>
               <w:rPr>
-                <w:rFonts w:ascii="Arial" w:hAnsi="Arial" w:eastAsia="Arial"/>
+                <w:rFonts w:ascii="Arial" w:hAnsi="Arial" w:eastAsia="Arial" w:cs="Tahoma"/>
                 <w:sz w:val="18"/>
               </w:rPr>
               <w:t xml:space="preserve"> (</w:t>
             </w:r>
             <w:r>
               <w:rPr>
-                <w:rFonts w:ascii="Courier New" w:hAnsi="Courier New" w:eastAsia="Arial"/>
+                <w:rFonts w:ascii="Courier New" w:hAnsi="Courier New" w:eastAsia="Courier New" w:cs="Tahoma"/>
                 <w:sz w:val="18"/>
               </w:rPr>
               <w:t>@Entity({schema: process.env.DB_SCHEMA})</w:t>
             </w:r>
             <w:r>
               <w:rPr>
-                <w:rFonts w:ascii="Arial" w:hAnsi="Arial" w:eastAsia="Arial"/>
+                <w:rFonts w:ascii="Arial" w:hAnsi="Arial" w:eastAsia="Arial" w:cs="Tahoma"/>
                 <w:sz w:val="18"/>
               </w:rPr>
               <w:t>, ไม่ประกาศ relation)</w:t>
@@ -9093,13 +9210,13 @@
             </w:pPr>
             <w:r>
               <w:rPr>
-                <w:rFonts w:ascii="Arial" w:hAnsi="Arial" w:eastAsia="Arial"/>
-                <w:sz w:val="18"/>
-              </w:rPr>
-            </w:r>
-            <w:r>
-              <w:rPr>
-                <w:rFonts w:ascii="Arial" w:hAnsi="Arial" w:eastAsia="Arial"/>
+                <w:rFonts w:ascii="Arial" w:hAnsi="Arial" w:eastAsia="Arial" w:cs="Tahoma"/>
+                <w:sz w:val="18"/>
+              </w:rPr>
+            </w:r>
+            <w:r>
+              <w:rPr>
+                <w:rFonts w:ascii="Arial" w:hAnsi="Arial" w:eastAsia="Arial" w:cs="Tahoma"/>
                 <w:sz w:val="18"/>
               </w:rPr>
               <w:t>store-backend · src/entitys/document-new-stores.entity.ts</w:t>
@@ -9118,41 +9235,41 @@
             </w:pPr>
             <w:r>
               <w:rPr>
-                <w:rFonts w:ascii="Arial" w:hAnsi="Arial" w:eastAsia="Arial"/>
-                <w:sz w:val="18"/>
-              </w:rPr>
-            </w:r>
-            <w:r>
-              <w:rPr>
-                <w:rFonts w:ascii="Arial" w:hAnsi="Arial" w:eastAsia="Arial"/>
+                <w:rFonts w:ascii="Arial" w:hAnsi="Arial" w:eastAsia="Arial" w:cs="Tahoma"/>
+                <w:sz w:val="18"/>
+              </w:rPr>
+            </w:r>
+            <w:r>
+              <w:rPr>
+                <w:rFonts w:ascii="Arial" w:hAnsi="Arial" w:eastAsia="Arial" w:cs="Tahoma"/>
                 <w:sz w:val="18"/>
               </w:rPr>
               <w:t xml:space="preserve">entity ของ </w:t>
             </w:r>
             <w:r>
               <w:rPr>
-                <w:rFonts w:ascii="Courier New" w:hAnsi="Courier New" w:eastAsia="Arial"/>
+                <w:rFonts w:ascii="Courier New" w:hAnsi="Courier New" w:eastAsia="Courier New" w:cs="Tahoma"/>
                 <w:sz w:val="18"/>
               </w:rPr>
               <w:t>document_new_stores</w:t>
             </w:r>
             <w:r>
               <w:rPr>
-                <w:rFonts w:ascii="Arial" w:hAnsi="Arial" w:eastAsia="Arial"/>
+                <w:rFonts w:ascii="Arial" w:hAnsi="Arial" w:eastAsia="Arial" w:cs="Tahoma"/>
                 <w:sz w:val="18"/>
               </w:rPr>
               <w:t xml:space="preserve"> (</w:t>
             </w:r>
             <w:r>
               <w:rPr>
-                <w:rFonts w:ascii="Courier New" w:hAnsi="Courier New" w:eastAsia="Arial"/>
+                <w:rFonts w:ascii="Courier New" w:hAnsi="Courier New" w:eastAsia="Courier New" w:cs="Tahoma"/>
                 <w:sz w:val="18"/>
               </w:rPr>
               <w:t>@Entity({schema: process.env.DB_SCHEMA})</w:t>
             </w:r>
             <w:r>
               <w:rPr>
-                <w:rFonts w:ascii="Arial" w:hAnsi="Arial" w:eastAsia="Arial"/>
+                <w:rFonts w:ascii="Arial" w:hAnsi="Arial" w:eastAsia="Arial" w:cs="Tahoma"/>
                 <w:sz w:val="18"/>
               </w:rPr>
               <w:t>, ไม่ประกาศ relation)</w:t>
@@ -9176,13 +9293,13 @@
             </w:pPr>
             <w:r>
               <w:rPr>
-                <w:rFonts w:ascii="Arial" w:hAnsi="Arial" w:eastAsia="Arial"/>
-                <w:sz w:val="18"/>
-              </w:rPr>
-            </w:r>
-            <w:r>
-              <w:rPr>
-                <w:rFonts w:ascii="Arial" w:hAnsi="Arial" w:eastAsia="Arial"/>
+                <w:rFonts w:ascii="Arial" w:hAnsi="Arial" w:eastAsia="Arial" w:cs="Tahoma"/>
+                <w:sz w:val="18"/>
+              </w:rPr>
+            </w:r>
+            <w:r>
+              <w:rPr>
+                <w:rFonts w:ascii="Arial" w:hAnsi="Arial" w:eastAsia="Arial" w:cs="Tahoma"/>
                 <w:sz w:val="18"/>
               </w:rPr>
               <w:t>store-backend · src/providers/sbpgi/sbpgi.ts</w:t>
@@ -9201,34 +9318,34 @@
             </w:pPr>
             <w:r>
               <w:rPr>
-                <w:rFonts w:ascii="Arial" w:hAnsi="Arial" w:eastAsia="Arial"/>
-                <w:sz w:val="18"/>
-              </w:rPr>
-            </w:r>
-            <w:r>
-              <w:rPr>
-                <w:rFonts w:ascii="Arial" w:hAnsi="Arial" w:eastAsia="Arial"/>
+                <w:rFonts w:ascii="Arial" w:hAnsi="Arial" w:eastAsia="Arial" w:cs="Tahoma"/>
+                <w:sz w:val="18"/>
+              </w:rPr>
+            </w:r>
+            <w:r>
+              <w:rPr>
+                <w:rFonts w:ascii="Arial" w:hAnsi="Arial" w:eastAsia="Arial" w:cs="Tahoma"/>
                 <w:sz w:val="18"/>
               </w:rPr>
               <w:t xml:space="preserve">repository provider แบบ factory ผูก token string กับ </w:t>
             </w:r>
             <w:r>
               <w:rPr>
-                <w:rFonts w:ascii="Courier New" w:hAnsi="Courier New" w:eastAsia="Arial"/>
+                <w:rFonts w:ascii="Courier New" w:hAnsi="Courier New" w:eastAsia="Courier New" w:cs="Tahoma"/>
                 <w:sz w:val="18"/>
               </w:rPr>
               <w:t>DATA_SOURCE</w:t>
             </w:r>
             <w:r>
               <w:rPr>
-                <w:rFonts w:ascii="Arial" w:hAnsi="Arial" w:eastAsia="Arial"/>
+                <w:rFonts w:ascii="Arial" w:hAnsi="Arial" w:eastAsia="Arial" w:cs="Tahoma"/>
                 <w:sz w:val="18"/>
               </w:rPr>
               <w:t xml:space="preserve"> — </w:t>
             </w:r>
             <w:r>
               <w:rPr>
-                <w:rFonts w:ascii="Arial" w:hAnsi="Arial" w:eastAsia="Arial"/>
+                <w:rFonts w:ascii="Arial" w:hAnsi="Arial" w:eastAsia="Arial" w:cs="Tahoma"/>
                 <w:b/>
                 <w:sz w:val="18"/>
               </w:rPr>
@@ -9253,13 +9370,13 @@
             </w:pPr>
             <w:r>
               <w:rPr>
-                <w:rFonts w:ascii="Arial" w:hAnsi="Arial" w:eastAsia="Arial"/>
-                <w:sz w:val="18"/>
-              </w:rPr>
-            </w:r>
-            <w:r>
-              <w:rPr>
-                <w:rFonts w:ascii="Arial" w:hAnsi="Arial" w:eastAsia="Arial"/>
+                <w:rFonts w:ascii="Arial" w:hAnsi="Arial" w:eastAsia="Arial" w:cs="Tahoma"/>
+                <w:sz w:val="18"/>
+              </w:rPr>
+            </w:r>
+            <w:r>
+              <w:rPr>
+                <w:rFonts w:ascii="Arial" w:hAnsi="Arial" w:eastAsia="Arial" w:cs="Tahoma"/>
                 <w:sz w:val="18"/>
               </w:rPr>
               <w:t>store-backend · sql/deploy-sbpgi-document-detail-aggregate.sql</w:t>
@@ -9278,13 +9395,13 @@
             </w:pPr>
             <w:r>
               <w:rPr>
-                <w:rFonts w:ascii="Arial" w:hAnsi="Arial" w:eastAsia="Arial"/>
-                <w:sz w:val="18"/>
-              </w:rPr>
-            </w:r>
-            <w:r>
-              <w:rPr>
-                <w:rFonts w:ascii="Arial" w:hAnsi="Arial" w:eastAsia="Arial"/>
+                <w:rFonts w:ascii="Arial" w:hAnsi="Arial" w:eastAsia="Arial" w:cs="Tahoma"/>
+                <w:sz w:val="18"/>
+              </w:rPr>
+            </w:r>
+            <w:r>
+              <w:rPr>
+                <w:rFonts w:ascii="Arial" w:hAnsi="Arial" w:eastAsia="Arial" w:cs="Tahoma"/>
                 <w:sz w:val="18"/>
               </w:rPr>
               <w:t>DDL production แบบ idempotent (ทีมนี้ไม่ใช้ migration เป็นหลัก)</w:t>
@@ -9308,13 +9425,13 @@
             </w:pPr>
             <w:r>
               <w:rPr>
-                <w:rFonts w:ascii="Arial" w:hAnsi="Arial" w:eastAsia="Arial"/>
-                <w:sz w:val="18"/>
-              </w:rPr>
-            </w:r>
-            <w:r>
-              <w:rPr>
-                <w:rFonts w:ascii="Arial" w:hAnsi="Arial" w:eastAsia="Arial"/>
+                <w:rFonts w:ascii="Arial" w:hAnsi="Arial" w:eastAsia="Arial" w:cs="Tahoma"/>
+                <w:sz w:val="18"/>
+              </w:rPr>
+            </w:r>
+            <w:r>
+              <w:rPr>
+                <w:rFonts w:ascii="Arial" w:hAnsi="Arial" w:eastAsia="Arial" w:cs="Tahoma"/>
                 <w:sz w:val="18"/>
               </w:rPr>
               <w:t>BFF · src/common/client-services/sbpgi-client.service.ts</w:t>
@@ -9333,48 +9450,48 @@
             </w:pPr>
             <w:r>
               <w:rPr>
-                <w:rFonts w:ascii="Arial" w:hAnsi="Arial" w:eastAsia="Arial"/>
-                <w:sz w:val="18"/>
-              </w:rPr>
-            </w:r>
-            <w:r>
-              <w:rPr>
-                <w:rFonts w:ascii="Arial" w:hAnsi="Arial" w:eastAsia="Arial"/>
+                <w:rFonts w:ascii="Arial" w:hAnsi="Arial" w:eastAsia="Arial" w:cs="Tahoma"/>
+                <w:sz w:val="18"/>
+              </w:rPr>
+            </w:r>
+            <w:r>
+              <w:rPr>
+                <w:rFonts w:ascii="Arial" w:hAnsi="Arial" w:eastAsia="Arial" w:cs="Tahoma"/>
                 <w:sz w:val="18"/>
               </w:rPr>
               <w:t xml:space="preserve">client ต่อจาก </w:t>
             </w:r>
             <w:r>
               <w:rPr>
-                <w:rFonts w:ascii="Courier New" w:hAnsi="Courier New" w:eastAsia="Arial"/>
+                <w:rFonts w:ascii="Courier New" w:hAnsi="Courier New" w:eastAsia="Courier New" w:cs="Tahoma"/>
                 <w:sz w:val="18"/>
               </w:rPr>
               <w:t>BaseClientService</w:t>
             </w:r>
             <w:r>
               <w:rPr>
-                <w:rFonts w:ascii="Arial" w:hAnsi="Arial" w:eastAsia="Arial"/>
+                <w:rFonts w:ascii="Arial" w:hAnsi="Arial" w:eastAsia="Arial" w:cs="Tahoma"/>
                 <w:sz w:val="18"/>
               </w:rPr>
               <w:t xml:space="preserve"> ตั้ง baseUrl + </w:t>
             </w:r>
             <w:r>
               <w:rPr>
-                <w:rFonts w:ascii="Courier New" w:hAnsi="Courier New" w:eastAsia="Arial"/>
+                <w:rFonts w:ascii="Courier New" w:hAnsi="Courier New" w:eastAsia="Courier New" w:cs="Tahoma"/>
                 <w:sz w:val="18"/>
               </w:rPr>
               <w:t>x-api-key</w:t>
             </w:r>
             <w:r>
               <w:rPr>
-                <w:rFonts w:ascii="Arial" w:hAnsi="Arial" w:eastAsia="Arial"/>
+                <w:rFonts w:ascii="Arial" w:hAnsi="Arial" w:eastAsia="Arial" w:cs="Tahoma"/>
                 <w:sz w:val="18"/>
               </w:rPr>
               <w:t xml:space="preserve"> ตอน </w:t>
             </w:r>
             <w:r>
               <w:rPr>
-                <w:rFonts w:ascii="Courier New" w:hAnsi="Courier New" w:eastAsia="Arial"/>
+                <w:rFonts w:ascii="Courier New" w:hAnsi="Courier New" w:eastAsia="Courier New" w:cs="Tahoma"/>
                 <w:sz w:val="18"/>
               </w:rPr>
               <w:t>onModuleInit</w:t>
@@ -9398,13 +9515,13 @@
             </w:pPr>
             <w:r>
               <w:rPr>
-                <w:rFonts w:ascii="Arial" w:hAnsi="Arial" w:eastAsia="Arial"/>
-                <w:sz w:val="18"/>
-              </w:rPr>
-            </w:r>
-            <w:r>
-              <w:rPr>
-                <w:rFonts w:ascii="Arial" w:hAnsi="Arial" w:eastAsia="Arial"/>
+                <w:rFonts w:ascii="Arial" w:hAnsi="Arial" w:eastAsia="Arial" w:cs="Tahoma"/>
+                <w:sz w:val="18"/>
+              </w:rPr>
+            </w:r>
+            <w:r>
+              <w:rPr>
+                <w:rFonts w:ascii="Arial" w:hAnsi="Arial" w:eastAsia="Arial" w:cs="Tahoma"/>
                 <w:sz w:val="18"/>
               </w:rPr>
               <w:t>BFF · src/modules/sbpgi-document-detail-aggregate/sbpgi-document-detail-aggregate.controller.ts</w:t>
@@ -9423,34 +9540,35 @@
             </w:pPr>
             <w:r>
               <w:rPr>
-                <w:rFonts w:ascii="Arial" w:hAnsi="Arial" w:eastAsia="Arial"/>
-                <w:sz w:val="18"/>
-              </w:rPr>
-            </w:r>
-            <w:r>
-              <w:rPr>
-                <w:rFonts w:ascii="Arial" w:hAnsi="Arial" w:eastAsia="Arial"/>
+                <w:rFonts w:ascii="Arial" w:hAnsi="Arial" w:eastAsia="Arial" w:cs="Tahoma"/>
+                <w:sz w:val="18"/>
+              </w:rPr>
+            </w:r>
+            <w:r>
+              <w:rPr>
+                <w:rFonts w:ascii="Arial" w:hAnsi="Arial" w:eastAsia="Arial" w:cs="Tahoma"/>
                 <w:sz w:val="18"/>
               </w:rPr>
               <w:t xml:space="preserve">route ฝั่ง BFF prefix </w:t>
             </w:r>
             <w:r>
               <w:rPr>
-                <w:rFonts w:ascii="Courier New" w:hAnsi="Courier New" w:eastAsia="Arial"/>
+                <w:rFonts w:ascii="Arial" w:hAnsi="Arial" w:eastAsia="Arial" w:cs="Tahoma"/>
+                <w:color w:val="8A3324"/>
                 <w:sz w:val="18"/>
               </w:rPr>
               <w:t>/bff/sbpgi/…</w:t>
             </w:r>
             <w:r>
               <w:rPr>
-                <w:rFonts w:ascii="Arial" w:hAnsi="Arial" w:eastAsia="Arial"/>
+                <w:rFonts w:ascii="Arial" w:hAnsi="Arial" w:eastAsia="Arial" w:cs="Tahoma"/>
                 <w:sz w:val="18"/>
               </w:rPr>
               <w:t xml:space="preserve"> + </w:t>
             </w:r>
             <w:r>
               <w:rPr>
-                <w:rFonts w:ascii="Courier New" w:hAnsi="Courier New" w:eastAsia="Arial"/>
+                <w:rFonts w:ascii="Courier New" w:hAnsi="Courier New" w:eastAsia="Courier New" w:cs="Tahoma"/>
                 <w:sz w:val="18"/>
               </w:rPr>
               <w:t>@UseGuards(AuthGuard('jwt'))</w:t>
@@ -9474,13 +9592,13 @@
             </w:pPr>
             <w:r>
               <w:rPr>
-                <w:rFonts w:ascii="Arial" w:hAnsi="Arial" w:eastAsia="Arial"/>
-                <w:sz w:val="18"/>
-              </w:rPr>
-            </w:r>
-            <w:r>
-              <w:rPr>
-                <w:rFonts w:ascii="Arial" w:hAnsi="Arial" w:eastAsia="Arial"/>
+                <w:rFonts w:ascii="Arial" w:hAnsi="Arial" w:eastAsia="Arial" w:cs="Tahoma"/>
+                <w:sz w:val="18"/>
+              </w:rPr>
+            </w:r>
+            <w:r>
+              <w:rPr>
+                <w:rFonts w:ascii="Arial" w:hAnsi="Arial" w:eastAsia="Arial" w:cs="Tahoma"/>
                 <w:sz w:val="18"/>
               </w:rPr>
               <w:t>BFF · src/modules/sbpgi-document-detail-aggregate/sbpgi-document-detail-aggregate.service.ts</w:t>
@@ -9499,55 +9617,55 @@
             </w:pPr>
             <w:r>
               <w:rPr>
-                <w:rFonts w:ascii="Arial" w:hAnsi="Arial" w:eastAsia="Arial"/>
-                <w:sz w:val="18"/>
-              </w:rPr>
-            </w:r>
-            <w:r>
-              <w:rPr>
-                <w:rFonts w:ascii="Arial" w:hAnsi="Arial" w:eastAsia="Arial"/>
+                <w:rFonts w:ascii="Arial" w:hAnsi="Arial" w:eastAsia="Arial" w:cs="Tahoma"/>
+                <w:sz w:val="18"/>
+              </w:rPr>
+            </w:r>
+            <w:r>
+              <w:rPr>
+                <w:rFonts w:ascii="Arial" w:hAnsi="Arial" w:eastAsia="Arial" w:cs="Tahoma"/>
                 <w:sz w:val="18"/>
               </w:rPr>
               <w:t xml:space="preserve">แนบ </w:t>
             </w:r>
             <w:r>
               <w:rPr>
-                <w:rFonts w:ascii="Courier New" w:hAnsi="Courier New" w:eastAsia="Arial"/>
+                <w:rFonts w:ascii="Courier New" w:hAnsi="Courier New" w:eastAsia="Courier New" w:cs="Tahoma"/>
                 <w:sz w:val="18"/>
               </w:rPr>
               <w:t>x-user-id</w:t>
             </w:r>
             <w:r>
               <w:rPr>
-                <w:rFonts w:ascii="Arial" w:hAnsi="Arial" w:eastAsia="Arial"/>
+                <w:rFonts w:ascii="Arial" w:hAnsi="Arial" w:eastAsia="Arial" w:cs="Tahoma"/>
                 <w:sz w:val="18"/>
               </w:rPr>
               <w:t xml:space="preserve"> / </w:t>
             </w:r>
             <w:r>
               <w:rPr>
-                <w:rFonts w:ascii="Courier New" w:hAnsi="Courier New" w:eastAsia="Arial"/>
+                <w:rFonts w:ascii="Courier New" w:hAnsi="Courier New" w:eastAsia="Courier New" w:cs="Tahoma"/>
                 <w:sz w:val="18"/>
               </w:rPr>
               <w:t>x-user-group-id</w:t>
             </w:r>
             <w:r>
               <w:rPr>
-                <w:rFonts w:ascii="Arial" w:hAnsi="Arial" w:eastAsia="Arial"/>
+                <w:rFonts w:ascii="Arial" w:hAnsi="Arial" w:eastAsia="Arial" w:cs="Tahoma"/>
                 <w:sz w:val="18"/>
               </w:rPr>
               <w:t xml:space="preserve"> / </w:t>
             </w:r>
             <w:r>
               <w:rPr>
-                <w:rFonts w:ascii="Courier New" w:hAnsi="Courier New" w:eastAsia="Arial"/>
+                <w:rFonts w:ascii="Courier New" w:hAnsi="Courier New" w:eastAsia="Courier New" w:cs="Tahoma"/>
                 <w:sz w:val="18"/>
               </w:rPr>
               <w:t>x-user-permissions</w:t>
             </w:r>
             <w:r>
               <w:rPr>
-                <w:rFonts w:ascii="Arial" w:hAnsi="Arial" w:eastAsia="Arial"/>
+                <w:rFonts w:ascii="Arial" w:hAnsi="Arial" w:eastAsia="Arial" w:cs="Tahoma"/>
                 <w:sz w:val="18"/>
               </w:rPr>
               <w:t xml:space="preserve"> แล้ว forward ไป backend</w:t>
@@ -9575,7 +9693,7 @@
       </w:pPr>
       <w:r>
         <w:rPr>
-          <w:rFonts w:ascii="Courier New" w:hAnsi="Courier New"/>
+          <w:rFonts w:ascii="Courier New" w:hAnsi="Courier New" w:eastAsia="Courier New" w:cs="Tahoma"/>
           <w:sz w:val="16"/>
         </w:rPr>
         <w:t>// src/modules/sbpgi-document-detail-aggregate/sbpgi-document-detail-aggregate.controller.ts</w:t>
@@ -9650,7 +9768,7 @@
       </w:pPr>
       <w:r>
         <w:rPr>
-          <w:rFonts w:ascii="Courier New" w:hAnsi="Courier New"/>
+          <w:rFonts w:ascii="Courier New" w:hAnsi="Courier New" w:eastAsia="Courier New" w:cs="Tahoma"/>
           <w:sz w:val="16"/>
         </w:rPr>
         <w:t>// src/modules/sbpgi-document-detail-aggregate/dto/sbpgi-document-detail-aggregate.dto.ts</w:t>
@@ -9715,7 +9833,7 @@
       </w:r>
       <w:r>
         <w:rPr>
-          <w:rFonts w:ascii="Courier New" w:hAnsi="Courier New"/>
+          <w:rFonts w:ascii="Courier New" w:hAnsi="Courier New" w:eastAsia="Courier New" w:cs="Tahoma"/>
         </w:rPr>
         <w:t>throw new NotImplementedException(...)</w:t>
       </w:r>
@@ -9730,7 +9848,7 @@
       </w:pPr>
       <w:r>
         <w:rPr>
-          <w:rFonts w:ascii="Courier New" w:hAnsi="Courier New"/>
+          <w:rFonts w:ascii="Courier New" w:hAnsi="Courier New" w:eastAsia="Courier New" w:cs="Tahoma"/>
           <w:sz w:val="16"/>
         </w:rPr>
         <w:t>// src/modules/sbpgi-document-detail-aggregate/sbpgi-document-detail-aggregate.service.ts</w:t>
@@ -9820,7 +9938,7 @@
       </w:pPr>
       <w:r>
         <w:rPr>
-          <w:rFonts w:ascii="Courier New" w:hAnsi="Courier New"/>
+          <w:rFonts w:ascii="Courier New" w:hAnsi="Courier New" w:eastAsia="Courier New" w:cs="Tahoma"/>
           <w:sz w:val="16"/>
         </w:rPr>
         <w:t>// src/entitys/compensation-documents.entity.ts</w:t>
@@ -9926,7 +10044,7 @@
       </w:pPr>
       <w:r>
         <w:rPr>
-          <w:rFonts w:ascii="Courier New" w:hAnsi="Courier New"/>
+          <w:rFonts w:ascii="Courier New" w:hAnsi="Courier New" w:eastAsia="Courier New" w:cs="Tahoma"/>
           <w:sz w:val="16"/>
         </w:rPr>
         <w:t>// src/entitys/impacted-stores.entity.ts</w:t>
@@ -9986,7 +10104,7 @@
       </w:r>
       <w:r>
         <w:rPr>
-          <w:rFonts w:ascii="Courier New" w:hAnsi="Courier New"/>
+          <w:rFonts w:ascii="Courier New" w:hAnsi="Courier New" w:eastAsia="Courier New" w:cs="Tahoma"/>
         </w:rPr>
         <w:t>document_new_stores</w:t>
       </w:r>
@@ -9995,7 +10113,7 @@
       </w:r>
       <w:r>
         <w:rPr>
-          <w:rFonts w:ascii="Courier New" w:hAnsi="Courier New"/>
+          <w:rFonts w:ascii="Courier New" w:hAnsi="Courier New" w:eastAsia="Courier New" w:cs="Tahoma"/>
         </w:rPr>
         <w:t>document_competitors</w:t>
       </w:r>
@@ -10004,7 +10122,7 @@
       </w:r>
       <w:r>
         <w:rPr>
-          <w:rFonts w:ascii="Courier New" w:hAnsi="Courier New"/>
+          <w:rFonts w:ascii="Courier New" w:hAnsi="Courier New" w:eastAsia="Courier New" w:cs="Tahoma"/>
         </w:rPr>
         <w:t>document_external_factors</w:t>
       </w:r>
@@ -10013,7 +10131,7 @@
       </w:r>
       <w:r>
         <w:rPr>
-          <w:rFonts w:ascii="Courier New" w:hAnsi="Courier New"/>
+          <w:rFonts w:ascii="Courier New" w:hAnsi="Courier New" w:eastAsia="Courier New" w:cs="Tahoma"/>
         </w:rPr>
         <w:t>document_attachments</w:t>
       </w:r>
@@ -10022,7 +10140,7 @@
       </w:r>
       <w:r>
         <w:rPr>
-          <w:rFonts w:ascii="Courier New" w:hAnsi="Courier New"/>
+          <w:rFonts w:ascii="Courier New" w:hAnsi="Courier New" w:eastAsia="Courier New" w:cs="Tahoma"/>
         </w:rPr>
         <w:t>consideration_logs</w:t>
       </w:r>
@@ -10031,7 +10149,7 @@
       </w:r>
       <w:r>
         <w:rPr>
-          <w:rFonts w:ascii="Courier New" w:hAnsi="Courier New"/>
+          <w:rFonts w:ascii="Courier New" w:hAnsi="Courier New" w:eastAsia="Courier New" w:cs="Tahoma"/>
         </w:rPr>
         <w:t>Database design</w:t>
       </w:r>
@@ -10054,7 +10172,7 @@
       </w:pPr>
       <w:r>
         <w:rPr>
-          <w:rFonts w:ascii="Courier New" w:hAnsi="Courier New"/>
+          <w:rFonts w:ascii="Courier New" w:hAnsi="Courier New" w:eastAsia="Courier New" w:cs="Tahoma"/>
           <w:sz w:val="16"/>
         </w:rPr>
         <w:t>// src/providers/sbpgi/sbpgi.ts — repository provider แบบ factory (ไม่ใช้ TypeOrmModule.forFeature)</w:t>
@@ -10181,7 +10299,7 @@
       </w:r>
       <w:r>
         <w:rPr>
-          <w:rFonts w:ascii="Courier New" w:hAnsi="Courier New"/>
+          <w:color w:val="8A3324"/>
         </w:rPr>
         <w:t>/bff/sbpgi/…</w:t>
       </w:r>
@@ -10190,7 +10308,7 @@
       </w:r>
       <w:r>
         <w:rPr>
-          <w:rFonts w:ascii="Courier New" w:hAnsi="Courier New"/>
+          <w:rFonts w:ascii="Courier New" w:hAnsi="Courier New" w:eastAsia="Courier New" w:cs="Tahoma"/>
         </w:rPr>
         <w:t>/bff</w:t>
       </w:r>
@@ -10205,7 +10323,7 @@
       </w:pPr>
       <w:r>
         <w:rPr>
-          <w:rFonts w:ascii="Courier New" w:hAnsi="Courier New"/>
+          <w:rFonts w:ascii="Courier New" w:hAnsi="Courier New" w:eastAsia="Courier New" w:cs="Tahoma"/>
           <w:sz w:val="16"/>
         </w:rPr>
         <w:t>// src/common/client-services/sbpgi-client.service.ts</w:t>
@@ -10248,7 +10366,7 @@
       </w:pPr>
       <w:r>
         <w:rPr>
-          <w:rFonts w:ascii="Courier New" w:hAnsi="Courier New"/>
+          <w:rFonts w:ascii="Courier New" w:hAnsi="Courier New" w:eastAsia="Courier New" w:cs="Tahoma"/>
           <w:sz w:val="16"/>
         </w:rPr>
         <w:t>// src/modules/sbpgi-document-detail-aggregate/sbpgi-document-detail-aggregate.service.ts (BFF)</w:t>
@@ -10394,7 +10512,7 @@
             <w:r/>
             <w:r>
               <w:rPr>
-                <w:rFonts w:ascii="Arial" w:hAnsi="Arial" w:eastAsia="Arial"/>
+                <w:rFonts w:ascii="Arial" w:hAnsi="Arial" w:eastAsia="Arial" w:cs="Tahoma"/>
                 <w:b/>
                 <w:sz w:val="18"/>
               </w:rPr>
@@ -10416,7 +10534,7 @@
             <w:r/>
             <w:r>
               <w:rPr>
-                <w:rFonts w:ascii="Arial" w:hAnsi="Arial" w:eastAsia="Arial"/>
+                <w:rFonts w:ascii="Arial" w:hAnsi="Arial" w:eastAsia="Arial" w:cs="Tahoma"/>
                 <w:b/>
                 <w:sz w:val="18"/>
               </w:rPr>
@@ -10438,7 +10556,7 @@
             <w:r/>
             <w:r>
               <w:rPr>
-                <w:rFonts w:ascii="Arial" w:hAnsi="Arial" w:eastAsia="Arial"/>
+                <w:rFonts w:ascii="Arial" w:hAnsi="Arial" w:eastAsia="Arial" w:cs="Tahoma"/>
                 <w:b/>
                 <w:sz w:val="18"/>
               </w:rPr>
@@ -10463,13 +10581,13 @@
             </w:pPr>
             <w:r>
               <w:rPr>
-                <w:rFonts w:ascii="Arial" w:hAnsi="Arial" w:eastAsia="Arial"/>
-                <w:sz w:val="18"/>
-              </w:rPr>
-            </w:r>
-            <w:r>
-              <w:rPr>
-                <w:rFonts w:ascii="Arial" w:hAnsi="Arial" w:eastAsia="Arial"/>
+                <w:rFonts w:ascii="Arial" w:hAnsi="Arial" w:eastAsia="Arial" w:cs="Tahoma"/>
+                <w:sz w:val="18"/>
+              </w:rPr>
+            </w:r>
+            <w:r>
+              <w:rPr>
+                <w:rFonts w:ascii="Arial" w:hAnsi="Arial" w:eastAsia="Arial" w:cs="Tahoma"/>
                 <w:sz w:val="18"/>
               </w:rPr>
               <w:t>compensation_documents</w:t>
@@ -10488,13 +10606,13 @@
             </w:pPr>
             <w:r>
               <w:rPr>
-                <w:rFonts w:ascii="Arial" w:hAnsi="Arial" w:eastAsia="Arial"/>
-                <w:sz w:val="18"/>
-              </w:rPr>
-            </w:r>
-            <w:r>
-              <w:rPr>
-                <w:rFonts w:ascii="Arial" w:hAnsi="Arial" w:eastAsia="Arial"/>
+                <w:rFonts w:ascii="Arial" w:hAnsi="Arial" w:eastAsia="Arial" w:cs="Tahoma"/>
+                <w:sz w:val="18"/>
+              </w:rPr>
+            </w:r>
+            <w:r>
+              <w:rPr>
+                <w:rFonts w:ascii="Arial" w:hAnsi="Arial" w:eastAsia="Arial" w:cs="Tahoma"/>
                 <w:sz w:val="18"/>
               </w:rPr>
               <w:t>R</w:t>
@@ -10513,13 +10631,13 @@
             </w:pPr>
             <w:r>
               <w:rPr>
-                <w:rFonts w:ascii="Arial" w:hAnsi="Arial" w:eastAsia="Arial"/>
-                <w:sz w:val="18"/>
-              </w:rPr>
-            </w:r>
-            <w:r>
-              <w:rPr>
-                <w:rFonts w:ascii="Arial" w:hAnsi="Arial" w:eastAsia="Arial"/>
+                <w:rFonts w:ascii="Arial" w:hAnsi="Arial" w:eastAsia="Arial" w:cs="Tahoma"/>
+                <w:sz w:val="18"/>
+              </w:rPr>
+            </w:r>
+            <w:r>
+              <w:rPr>
+                <w:rFonts w:ascii="Arial" w:hAnsi="Arial" w:eastAsia="Arial" w:cs="Tahoma"/>
                 <w:sz w:val="18"/>
               </w:rPr>
               <w:t>หัวเอกสาร สถานะ และ section ปัจจุบัน</w:t>
@@ -10543,13 +10661,13 @@
             </w:pPr>
             <w:r>
               <w:rPr>
-                <w:rFonts w:ascii="Arial" w:hAnsi="Arial" w:eastAsia="Arial"/>
-                <w:sz w:val="18"/>
-              </w:rPr>
-            </w:r>
-            <w:r>
-              <w:rPr>
-                <w:rFonts w:ascii="Arial" w:hAnsi="Arial" w:eastAsia="Arial"/>
+                <w:rFonts w:ascii="Arial" w:hAnsi="Arial" w:eastAsia="Arial" w:cs="Tahoma"/>
+                <w:sz w:val="18"/>
+              </w:rPr>
+            </w:r>
+            <w:r>
+              <w:rPr>
+                <w:rFonts w:ascii="Arial" w:hAnsi="Arial" w:eastAsia="Arial" w:cs="Tahoma"/>
                 <w:sz w:val="18"/>
               </w:rPr>
               <w:t>impacted_stores</w:t>
@@ -10568,13 +10686,13 @@
             </w:pPr>
             <w:r>
               <w:rPr>
-                <w:rFonts w:ascii="Arial" w:hAnsi="Arial" w:eastAsia="Arial"/>
-                <w:sz w:val="18"/>
-              </w:rPr>
-            </w:r>
-            <w:r>
-              <w:rPr>
-                <w:rFonts w:ascii="Arial" w:hAnsi="Arial" w:eastAsia="Arial"/>
+                <w:rFonts w:ascii="Arial" w:hAnsi="Arial" w:eastAsia="Arial" w:cs="Tahoma"/>
+                <w:sz w:val="18"/>
+              </w:rPr>
+            </w:r>
+            <w:r>
+              <w:rPr>
+                <w:rFonts w:ascii="Arial" w:hAnsi="Arial" w:eastAsia="Arial" w:cs="Tahoma"/>
                 <w:sz w:val="18"/>
               </w:rPr>
               <w:t>R</w:t>
@@ -10593,13 +10711,13 @@
             </w:pPr>
             <w:r>
               <w:rPr>
-                <w:rFonts w:ascii="Arial" w:hAnsi="Arial" w:eastAsia="Arial"/>
-                <w:sz w:val="18"/>
-              </w:rPr>
-            </w:r>
-            <w:r>
-              <w:rPr>
-                <w:rFonts w:ascii="Arial" w:hAnsi="Arial" w:eastAsia="Arial"/>
+                <w:rFonts w:ascii="Arial" w:hAnsi="Arial" w:eastAsia="Arial" w:cs="Tahoma"/>
+                <w:sz w:val="18"/>
+              </w:rPr>
+            </w:r>
+            <w:r>
+              <w:rPr>
+                <w:rFonts w:ascii="Arial" w:hAnsi="Arial" w:eastAsia="Arial" w:cs="Tahoma"/>
                 <w:sz w:val="18"/>
               </w:rPr>
               <w:t>ข้อมูลร้านถูกกระทบ</w:t>
@@ -10623,13 +10741,13 @@
             </w:pPr>
             <w:r>
               <w:rPr>
-                <w:rFonts w:ascii="Arial" w:hAnsi="Arial" w:eastAsia="Arial"/>
-                <w:sz w:val="18"/>
-              </w:rPr>
-            </w:r>
-            <w:r>
-              <w:rPr>
-                <w:rFonts w:ascii="Arial" w:hAnsi="Arial" w:eastAsia="Arial"/>
+                <w:rFonts w:ascii="Arial" w:hAnsi="Arial" w:eastAsia="Arial" w:cs="Tahoma"/>
+                <w:sz w:val="18"/>
+              </w:rPr>
+            </w:r>
+            <w:r>
+              <w:rPr>
+                <w:rFonts w:ascii="Arial" w:hAnsi="Arial" w:eastAsia="Arial" w:cs="Tahoma"/>
                 <w:sz w:val="18"/>
               </w:rPr>
               <w:t>document_new_stores</w:t>
@@ -10648,13 +10766,13 @@
             </w:pPr>
             <w:r>
               <w:rPr>
-                <w:rFonts w:ascii="Arial" w:hAnsi="Arial" w:eastAsia="Arial"/>
-                <w:sz w:val="18"/>
-              </w:rPr>
-            </w:r>
-            <w:r>
-              <w:rPr>
-                <w:rFonts w:ascii="Arial" w:hAnsi="Arial" w:eastAsia="Arial"/>
+                <w:rFonts w:ascii="Arial" w:hAnsi="Arial" w:eastAsia="Arial" w:cs="Tahoma"/>
+                <w:sz w:val="18"/>
+              </w:rPr>
+            </w:r>
+            <w:r>
+              <w:rPr>
+                <w:rFonts w:ascii="Arial" w:hAnsi="Arial" w:eastAsia="Arial" w:cs="Tahoma"/>
                 <w:sz w:val="18"/>
               </w:rPr>
               <w:t>R</w:t>
@@ -10673,13 +10791,13 @@
             </w:pPr>
             <w:r>
               <w:rPr>
-                <w:rFonts w:ascii="Arial" w:hAnsi="Arial" w:eastAsia="Arial"/>
-                <w:sz w:val="18"/>
-              </w:rPr>
-            </w:r>
-            <w:r>
-              <w:rPr>
-                <w:rFonts w:ascii="Arial" w:hAnsi="Arial" w:eastAsia="Arial"/>
+                <w:rFonts w:ascii="Arial" w:hAnsi="Arial" w:eastAsia="Arial" w:cs="Tahoma"/>
+                <w:sz w:val="18"/>
+              </w:rPr>
+            </w:r>
+            <w:r>
+              <w:rPr>
+                <w:rFonts w:ascii="Arial" w:hAnsi="Arial" w:eastAsia="Arial" w:cs="Tahoma"/>
                 <w:sz w:val="18"/>
               </w:rPr>
               <w:t>ร้านเปิดใหม่และ compensate_percent</w:t>
@@ -10703,13 +10821,13 @@
             </w:pPr>
             <w:r>
               <w:rPr>
-                <w:rFonts w:ascii="Arial" w:hAnsi="Arial" w:eastAsia="Arial"/>
-                <w:sz w:val="18"/>
-              </w:rPr>
-            </w:r>
-            <w:r>
-              <w:rPr>
-                <w:rFonts w:ascii="Arial" w:hAnsi="Arial" w:eastAsia="Arial"/>
+                <w:rFonts w:ascii="Arial" w:hAnsi="Arial" w:eastAsia="Arial" w:cs="Tahoma"/>
+                <w:sz w:val="18"/>
+              </w:rPr>
+            </w:r>
+            <w:r>
+              <w:rPr>
+                <w:rFonts w:ascii="Arial" w:hAnsi="Arial" w:eastAsia="Arial" w:cs="Tahoma"/>
                 <w:sz w:val="18"/>
               </w:rPr>
               <w:t>document_competitors</w:t>
@@ -10728,13 +10846,13 @@
             </w:pPr>
             <w:r>
               <w:rPr>
-                <w:rFonts w:ascii="Arial" w:hAnsi="Arial" w:eastAsia="Arial"/>
-                <w:sz w:val="18"/>
-              </w:rPr>
-            </w:r>
-            <w:r>
-              <w:rPr>
-                <w:rFonts w:ascii="Arial" w:hAnsi="Arial" w:eastAsia="Arial"/>
+                <w:rFonts w:ascii="Arial" w:hAnsi="Arial" w:eastAsia="Arial" w:cs="Tahoma"/>
+                <w:sz w:val="18"/>
+              </w:rPr>
+            </w:r>
+            <w:r>
+              <w:rPr>
+                <w:rFonts w:ascii="Arial" w:hAnsi="Arial" w:eastAsia="Arial" w:cs="Tahoma"/>
                 <w:sz w:val="18"/>
               </w:rPr>
               <w:t>R</w:t>
@@ -10753,13 +10871,13 @@
             </w:pPr>
             <w:r>
               <w:rPr>
-                <w:rFonts w:ascii="Arial" w:hAnsi="Arial" w:eastAsia="Arial"/>
-                <w:sz w:val="18"/>
-              </w:rPr>
-            </w:r>
-            <w:r>
-              <w:rPr>
-                <w:rFonts w:ascii="Arial" w:hAnsi="Arial" w:eastAsia="Arial"/>
+                <w:rFonts w:ascii="Arial" w:hAnsi="Arial" w:eastAsia="Arial" w:cs="Tahoma"/>
+                <w:sz w:val="18"/>
+              </w:rPr>
+            </w:r>
+            <w:r>
+              <w:rPr>
+                <w:rFonts w:ascii="Arial" w:hAnsi="Arial" w:eastAsia="Arial" w:cs="Tahoma"/>
                 <w:sz w:val="18"/>
               </w:rPr>
               <w:t>คู่แข่ง</w:t>
@@ -10783,13 +10901,13 @@
             </w:pPr>
             <w:r>
               <w:rPr>
-                <w:rFonts w:ascii="Arial" w:hAnsi="Arial" w:eastAsia="Arial"/>
-                <w:sz w:val="18"/>
-              </w:rPr>
-            </w:r>
-            <w:r>
-              <w:rPr>
-                <w:rFonts w:ascii="Arial" w:hAnsi="Arial" w:eastAsia="Arial"/>
+                <w:rFonts w:ascii="Arial" w:hAnsi="Arial" w:eastAsia="Arial" w:cs="Tahoma"/>
+                <w:sz w:val="18"/>
+              </w:rPr>
+            </w:r>
+            <w:r>
+              <w:rPr>
+                <w:rFonts w:ascii="Arial" w:hAnsi="Arial" w:eastAsia="Arial" w:cs="Tahoma"/>
                 <w:sz w:val="18"/>
               </w:rPr>
               <w:t>document_external_factors</w:t>
@@ -10808,13 +10926,13 @@
             </w:pPr>
             <w:r>
               <w:rPr>
-                <w:rFonts w:ascii="Arial" w:hAnsi="Arial" w:eastAsia="Arial"/>
-                <w:sz w:val="18"/>
-              </w:rPr>
-            </w:r>
-            <w:r>
-              <w:rPr>
-                <w:rFonts w:ascii="Arial" w:hAnsi="Arial" w:eastAsia="Arial"/>
+                <w:rFonts w:ascii="Arial" w:hAnsi="Arial" w:eastAsia="Arial" w:cs="Tahoma"/>
+                <w:sz w:val="18"/>
+              </w:rPr>
+            </w:r>
+            <w:r>
+              <w:rPr>
+                <w:rFonts w:ascii="Arial" w:hAnsi="Arial" w:eastAsia="Arial" w:cs="Tahoma"/>
                 <w:sz w:val="18"/>
               </w:rPr>
               <w:t>R</w:t>
@@ -10833,13 +10951,13 @@
             </w:pPr>
             <w:r>
               <w:rPr>
-                <w:rFonts w:ascii="Arial" w:hAnsi="Arial" w:eastAsia="Arial"/>
-                <w:sz w:val="18"/>
-              </w:rPr>
-            </w:r>
-            <w:r>
-              <w:rPr>
-                <w:rFonts w:ascii="Arial" w:hAnsi="Arial" w:eastAsia="Arial"/>
+                <w:rFonts w:ascii="Arial" w:hAnsi="Arial" w:eastAsia="Arial" w:cs="Tahoma"/>
+                <w:sz w:val="18"/>
+              </w:rPr>
+            </w:r>
+            <w:r>
+              <w:rPr>
+                <w:rFonts w:ascii="Arial" w:hAnsi="Arial" w:eastAsia="Arial" w:cs="Tahoma"/>
                 <w:sz w:val="18"/>
               </w:rPr>
               <w:t>ปัจจัยภายนอก</w:t>
@@ -10863,13 +10981,13 @@
             </w:pPr>
             <w:r>
               <w:rPr>
-                <w:rFonts w:ascii="Arial" w:hAnsi="Arial" w:eastAsia="Arial"/>
-                <w:sz w:val="18"/>
-              </w:rPr>
-            </w:r>
-            <w:r>
-              <w:rPr>
-                <w:rFonts w:ascii="Arial" w:hAnsi="Arial" w:eastAsia="Arial"/>
+                <w:rFonts w:ascii="Arial" w:hAnsi="Arial" w:eastAsia="Arial" w:cs="Tahoma"/>
+                <w:sz w:val="18"/>
+              </w:rPr>
+            </w:r>
+            <w:r>
+              <w:rPr>
+                <w:rFonts w:ascii="Arial" w:hAnsi="Arial" w:eastAsia="Arial" w:cs="Tahoma"/>
                 <w:sz w:val="18"/>
               </w:rPr>
               <w:t>document_attachments</w:t>
@@ -10888,13 +11006,13 @@
             </w:pPr>
             <w:r>
               <w:rPr>
-                <w:rFonts w:ascii="Arial" w:hAnsi="Arial" w:eastAsia="Arial"/>
-                <w:sz w:val="18"/>
-              </w:rPr>
-            </w:r>
-            <w:r>
-              <w:rPr>
-                <w:rFonts w:ascii="Arial" w:hAnsi="Arial" w:eastAsia="Arial"/>
+                <w:rFonts w:ascii="Arial" w:hAnsi="Arial" w:eastAsia="Arial" w:cs="Tahoma"/>
+                <w:sz w:val="18"/>
+              </w:rPr>
+            </w:r>
+            <w:r>
+              <w:rPr>
+                <w:rFonts w:ascii="Arial" w:hAnsi="Arial" w:eastAsia="Arial" w:cs="Tahoma"/>
                 <w:sz w:val="18"/>
               </w:rPr>
               <w:t>R</w:t>
@@ -10913,13 +11031,13 @@
             </w:pPr>
             <w:r>
               <w:rPr>
-                <w:rFonts w:ascii="Arial" w:hAnsi="Arial" w:eastAsia="Arial"/>
-                <w:sz w:val="18"/>
-              </w:rPr>
-            </w:r>
-            <w:r>
-              <w:rPr>
-                <w:rFonts w:ascii="Arial" w:hAnsi="Arial" w:eastAsia="Arial"/>
+                <w:rFonts w:ascii="Arial" w:hAnsi="Arial" w:eastAsia="Arial" w:cs="Tahoma"/>
+                <w:sz w:val="18"/>
+              </w:rPr>
+            </w:r>
+            <w:r>
+              <w:rPr>
+                <w:rFonts w:ascii="Arial" w:hAnsi="Arial" w:eastAsia="Arial" w:cs="Tahoma"/>
                 <w:sz w:val="18"/>
               </w:rPr>
               <w:t>metadata ไฟล์แนบ</w:t>
@@ -10943,13 +11061,13 @@
             </w:pPr>
             <w:r>
               <w:rPr>
-                <w:rFonts w:ascii="Arial" w:hAnsi="Arial" w:eastAsia="Arial"/>
-                <w:sz w:val="18"/>
-              </w:rPr>
-            </w:r>
-            <w:r>
-              <w:rPr>
-                <w:rFonts w:ascii="Arial" w:hAnsi="Arial" w:eastAsia="Arial"/>
+                <w:rFonts w:ascii="Arial" w:hAnsi="Arial" w:eastAsia="Arial" w:cs="Tahoma"/>
+                <w:sz w:val="18"/>
+              </w:rPr>
+            </w:r>
+            <w:r>
+              <w:rPr>
+                <w:rFonts w:ascii="Arial" w:hAnsi="Arial" w:eastAsia="Arial" w:cs="Tahoma"/>
                 <w:sz w:val="18"/>
               </w:rPr>
               <w:t>consideration_logs</w:t>
@@ -10968,13 +11086,13 @@
             </w:pPr>
             <w:r>
               <w:rPr>
-                <w:rFonts w:ascii="Arial" w:hAnsi="Arial" w:eastAsia="Arial"/>
-                <w:sz w:val="18"/>
-              </w:rPr>
-            </w:r>
-            <w:r>
-              <w:rPr>
-                <w:rFonts w:ascii="Arial" w:hAnsi="Arial" w:eastAsia="Arial"/>
+                <w:rFonts w:ascii="Arial" w:hAnsi="Arial" w:eastAsia="Arial" w:cs="Tahoma"/>
+                <w:sz w:val="18"/>
+              </w:rPr>
+            </w:r>
+            <w:r>
+              <w:rPr>
+                <w:rFonts w:ascii="Arial" w:hAnsi="Arial" w:eastAsia="Arial" w:cs="Tahoma"/>
                 <w:sz w:val="18"/>
               </w:rPr>
               <w:t>R</w:t>
@@ -10993,13 +11111,13 @@
             </w:pPr>
             <w:r>
               <w:rPr>
-                <w:rFonts w:ascii="Arial" w:hAnsi="Arial" w:eastAsia="Arial"/>
-                <w:sz w:val="18"/>
-              </w:rPr>
-            </w:r>
-            <w:r>
-              <w:rPr>
-                <w:rFonts w:ascii="Arial" w:hAnsi="Arial" w:eastAsia="Arial"/>
+                <w:rFonts w:ascii="Arial" w:hAnsi="Arial" w:eastAsia="Arial" w:cs="Tahoma"/>
+                <w:sz w:val="18"/>
+              </w:rPr>
+            </w:r>
+            <w:r>
+              <w:rPr>
+                <w:rFonts w:ascii="Arial" w:hAnsi="Arial" w:eastAsia="Arial" w:cs="Tahoma"/>
                 <w:sz w:val="18"/>
               </w:rPr>
               <w:t>timeline/history</w:t>
@@ -11041,7 +11159,7 @@
       </w:pPr>
       <w:r>
         <w:rPr>
-          <w:rFonts w:ascii="Courier New" w:hAnsi="Courier New"/>
+          <w:rFonts w:ascii="Courier New" w:hAnsi="Courier New" w:eastAsia="Courier New" w:cs="Tahoma"/>
           <w:sz w:val="16"/>
         </w:rPr>
         <w:t>-- ⚠️ SQL นี้ใช้ named parameter (:name) แต่ `dataSource.query()` ของ store-backend</w:t>
@@ -11090,7 +11208,7 @@
       </w:pPr>
       <w:r>
         <w:rPr>
-          <w:rFonts w:ascii="Courier New" w:hAnsi="Courier New"/>
+          <w:rFonts w:ascii="Courier New" w:hAnsi="Courier New" w:eastAsia="Courier New" w:cs="Tahoma"/>
           <w:sz w:val="16"/>
         </w:rPr>
         <w:t>-- ⚠️ SQL นี้ใช้ named parameter (:name) แต่ `dataSource.query()` ของ store-backend</w:t>
@@ -11149,7 +11267,7 @@
             <w:r/>
             <w:r>
               <w:rPr>
-                <w:rFonts w:ascii="Arial" w:hAnsi="Arial" w:eastAsia="Arial"/>
+                <w:rFonts w:ascii="Arial" w:hAnsi="Arial" w:eastAsia="Arial" w:cs="Tahoma"/>
                 <w:b/>
                 <w:sz w:val="18"/>
               </w:rPr>
@@ -11171,7 +11289,7 @@
             <w:r/>
             <w:r>
               <w:rPr>
-                <w:rFonts w:ascii="Arial" w:hAnsi="Arial" w:eastAsia="Arial"/>
+                <w:rFonts w:ascii="Arial" w:hAnsi="Arial" w:eastAsia="Arial" w:cs="Tahoma"/>
                 <w:b/>
                 <w:sz w:val="18"/>
               </w:rPr>
@@ -11193,7 +11311,7 @@
             <w:r/>
             <w:r>
               <w:rPr>
-                <w:rFonts w:ascii="Arial" w:hAnsi="Arial" w:eastAsia="Arial"/>
+                <w:rFonts w:ascii="Arial" w:hAnsi="Arial" w:eastAsia="Arial" w:cs="Tahoma"/>
                 <w:b/>
                 <w:sz w:val="18"/>
               </w:rPr>
@@ -11218,13 +11336,13 @@
             </w:pPr>
             <w:r>
               <w:rPr>
-                <w:rFonts w:ascii="Arial" w:hAnsi="Arial" w:eastAsia="Arial"/>
-                <w:sz w:val="18"/>
-              </w:rPr>
-            </w:r>
-            <w:r>
-              <w:rPr>
-                <w:rFonts w:ascii="Arial" w:hAnsi="Arial" w:eastAsia="Arial"/>
+                <w:rFonts w:ascii="Arial" w:hAnsi="Arial" w:eastAsia="Arial" w:cs="Tahoma"/>
+                <w:sz w:val="18"/>
+              </w:rPr>
+            </w:r>
+            <w:r>
+              <w:rPr>
+                <w:rFonts w:ascii="Arial" w:hAnsi="Arial" w:eastAsia="Arial" w:cs="Tahoma"/>
                 <w:sz w:val="18"/>
               </w:rPr>
               <w:t>compensation_documents</w:t>
@@ -11243,13 +11361,13 @@
             </w:pPr>
             <w:r>
               <w:rPr>
-                <w:rFonts w:ascii="Arial" w:hAnsi="Arial" w:eastAsia="Arial"/>
-                <w:sz w:val="18"/>
-              </w:rPr>
-            </w:r>
-            <w:r>
-              <w:rPr>
-                <w:rFonts w:ascii="Arial" w:hAnsi="Arial" w:eastAsia="Arial"/>
+                <w:rFonts w:ascii="Arial" w:hAnsi="Arial" w:eastAsia="Arial" w:cs="Tahoma"/>
+                <w:sz w:val="18"/>
+              </w:rPr>
+            </w:r>
+            <w:r>
+              <w:rPr>
+                <w:rFonts w:ascii="Arial" w:hAnsi="Arial" w:eastAsia="Arial" w:cs="Tahoma"/>
                 <w:sz w:val="18"/>
               </w:rPr>
               <w:t>CREATE UNIQUE INDEX uk_compensation_documents_business ON compensation_documents (impacted_store_code, account_year, account_month, round_no);</w:t>
@@ -11268,13 +11386,13 @@
             </w:pPr>
             <w:r>
               <w:rPr>
-                <w:rFonts w:ascii="Arial" w:hAnsi="Arial" w:eastAsia="Arial"/>
-                <w:sz w:val="18"/>
-              </w:rPr>
-            </w:r>
-            <w:r>
-              <w:rPr>
-                <w:rFonts w:ascii="Arial" w:hAnsi="Arial" w:eastAsia="Arial"/>
+                <w:rFonts w:ascii="Arial" w:hAnsi="Arial" w:eastAsia="Arial" w:cs="Tahoma"/>
+                <w:sz w:val="18"/>
+              </w:rPr>
+            </w:r>
+            <w:r>
+              <w:rPr>
+                <w:rFonts w:ascii="Arial" w:hAnsi="Arial" w:eastAsia="Arial" w:cs="Tahoma"/>
                 <w:sz w:val="18"/>
               </w:rPr>
               <w:t>ข้อเสนอ — อนุมานจากเงื่อนไข query ที่เอกสารนี้ระบุ ต้องยืนยันกับ DBA ก่อนใช้จริง</w:t>
@@ -11298,13 +11416,13 @@
             </w:pPr>
             <w:r>
               <w:rPr>
-                <w:rFonts w:ascii="Arial" w:hAnsi="Arial" w:eastAsia="Arial"/>
-                <w:sz w:val="18"/>
-              </w:rPr>
-            </w:r>
-            <w:r>
-              <w:rPr>
-                <w:rFonts w:ascii="Arial" w:hAnsi="Arial" w:eastAsia="Arial"/>
+                <w:rFonts w:ascii="Arial" w:hAnsi="Arial" w:eastAsia="Arial" w:cs="Tahoma"/>
+                <w:sz w:val="18"/>
+              </w:rPr>
+            </w:r>
+            <w:r>
+              <w:rPr>
+                <w:rFonts w:ascii="Arial" w:hAnsi="Arial" w:eastAsia="Arial" w:cs="Tahoma"/>
                 <w:sz w:val="18"/>
               </w:rPr>
               <w:t>document_new_stores</w:t>
@@ -11323,13 +11441,13 @@
             </w:pPr>
             <w:r>
               <w:rPr>
-                <w:rFonts w:ascii="Arial" w:hAnsi="Arial" w:eastAsia="Arial"/>
-                <w:sz w:val="18"/>
-              </w:rPr>
-            </w:r>
-            <w:r>
-              <w:rPr>
-                <w:rFonts w:ascii="Arial" w:hAnsi="Arial" w:eastAsia="Arial"/>
+                <w:rFonts w:ascii="Arial" w:hAnsi="Arial" w:eastAsia="Arial" w:cs="Tahoma"/>
+                <w:sz w:val="18"/>
+              </w:rPr>
+            </w:r>
+            <w:r>
+              <w:rPr>
+                <w:rFonts w:ascii="Arial" w:hAnsi="Arial" w:eastAsia="Arial" w:cs="Tahoma"/>
                 <w:sz w:val="18"/>
               </w:rPr>
               <w:t>CREATE INDEX idx_document_new_stores_doc_no ON document_new_stores (doc_no);</w:t>
@@ -11348,13 +11466,13 @@
             </w:pPr>
             <w:r>
               <w:rPr>
-                <w:rFonts w:ascii="Arial" w:hAnsi="Arial" w:eastAsia="Arial"/>
-                <w:sz w:val="18"/>
-              </w:rPr>
-            </w:r>
-            <w:r>
-              <w:rPr>
-                <w:rFonts w:ascii="Arial" w:hAnsi="Arial" w:eastAsia="Arial"/>
+                <w:rFonts w:ascii="Arial" w:hAnsi="Arial" w:eastAsia="Arial" w:cs="Tahoma"/>
+                <w:sz w:val="18"/>
+              </w:rPr>
+            </w:r>
+            <w:r>
+              <w:rPr>
+                <w:rFonts w:ascii="Arial" w:hAnsi="Arial" w:eastAsia="Arial" w:cs="Tahoma"/>
                 <w:sz w:val="18"/>
               </w:rPr>
               <w:t>ข้อเสนอ — อนุมานจากเงื่อนไข query ที่เอกสารนี้ระบุ ต้องยืนยันกับ DBA ก่อนใช้จริง</w:t>
@@ -11378,13 +11496,13 @@
             </w:pPr>
             <w:r>
               <w:rPr>
-                <w:rFonts w:ascii="Arial" w:hAnsi="Arial" w:eastAsia="Arial"/>
-                <w:sz w:val="18"/>
-              </w:rPr>
-            </w:r>
-            <w:r>
-              <w:rPr>
-                <w:rFonts w:ascii="Arial" w:hAnsi="Arial" w:eastAsia="Arial"/>
+                <w:rFonts w:ascii="Arial" w:hAnsi="Arial" w:eastAsia="Arial" w:cs="Tahoma"/>
+                <w:sz w:val="18"/>
+              </w:rPr>
+            </w:r>
+            <w:r>
+              <w:rPr>
+                <w:rFonts w:ascii="Arial" w:hAnsi="Arial" w:eastAsia="Arial" w:cs="Tahoma"/>
                 <w:sz w:val="18"/>
               </w:rPr>
               <w:t>document_competitors</w:t>
@@ -11403,13 +11521,13 @@
             </w:pPr>
             <w:r>
               <w:rPr>
-                <w:rFonts w:ascii="Arial" w:hAnsi="Arial" w:eastAsia="Arial"/>
-                <w:sz w:val="18"/>
-              </w:rPr>
-            </w:r>
-            <w:r>
-              <w:rPr>
-                <w:rFonts w:ascii="Arial" w:hAnsi="Arial" w:eastAsia="Arial"/>
+                <w:rFonts w:ascii="Arial" w:hAnsi="Arial" w:eastAsia="Arial" w:cs="Tahoma"/>
+                <w:sz w:val="18"/>
+              </w:rPr>
+            </w:r>
+            <w:r>
+              <w:rPr>
+                <w:rFonts w:ascii="Arial" w:hAnsi="Arial" w:eastAsia="Arial" w:cs="Tahoma"/>
                 <w:sz w:val="18"/>
               </w:rPr>
               <w:t>CREATE INDEX idx_document_competitors_doc_no ON document_competitors (doc_no, source_system);</w:t>
@@ -11428,13 +11546,13 @@
             </w:pPr>
             <w:r>
               <w:rPr>
-                <w:rFonts w:ascii="Arial" w:hAnsi="Arial" w:eastAsia="Arial"/>
-                <w:sz w:val="18"/>
-              </w:rPr>
-            </w:r>
-            <w:r>
-              <w:rPr>
-                <w:rFonts w:ascii="Arial" w:hAnsi="Arial" w:eastAsia="Arial"/>
+                <w:rFonts w:ascii="Arial" w:hAnsi="Arial" w:eastAsia="Arial" w:cs="Tahoma"/>
+                <w:sz w:val="18"/>
+              </w:rPr>
+            </w:r>
+            <w:r>
+              <w:rPr>
+                <w:rFonts w:ascii="Arial" w:hAnsi="Arial" w:eastAsia="Arial" w:cs="Tahoma"/>
                 <w:sz w:val="18"/>
               </w:rPr>
               <w:t>ข้อเสนอ — อนุมานจากเงื่อนไข query ที่เอกสารนี้ระบุ ต้องยืนยันกับ DBA ก่อนใช้จริง</w:t>
@@ -11458,13 +11576,13 @@
             </w:pPr>
             <w:r>
               <w:rPr>
-                <w:rFonts w:ascii="Arial" w:hAnsi="Arial" w:eastAsia="Arial"/>
-                <w:sz w:val="18"/>
-              </w:rPr>
-            </w:r>
-            <w:r>
-              <w:rPr>
-                <w:rFonts w:ascii="Arial" w:hAnsi="Arial" w:eastAsia="Arial"/>
+                <w:rFonts w:ascii="Arial" w:hAnsi="Arial" w:eastAsia="Arial" w:cs="Tahoma"/>
+                <w:sz w:val="18"/>
+              </w:rPr>
+            </w:r>
+            <w:r>
+              <w:rPr>
+                <w:rFonts w:ascii="Arial" w:hAnsi="Arial" w:eastAsia="Arial" w:cs="Tahoma"/>
                 <w:sz w:val="18"/>
               </w:rPr>
               <w:t>document_external_factors</w:t>
@@ -11483,13 +11601,13 @@
             </w:pPr>
             <w:r>
               <w:rPr>
-                <w:rFonts w:ascii="Arial" w:hAnsi="Arial" w:eastAsia="Arial"/>
-                <w:sz w:val="18"/>
-              </w:rPr>
-            </w:r>
-            <w:r>
-              <w:rPr>
-                <w:rFonts w:ascii="Arial" w:hAnsi="Arial" w:eastAsia="Arial"/>
+                <w:rFonts w:ascii="Arial" w:hAnsi="Arial" w:eastAsia="Arial" w:cs="Tahoma"/>
+                <w:sz w:val="18"/>
+              </w:rPr>
+            </w:r>
+            <w:r>
+              <w:rPr>
+                <w:rFonts w:ascii="Arial" w:hAnsi="Arial" w:eastAsia="Arial" w:cs="Tahoma"/>
                 <w:sz w:val="18"/>
               </w:rPr>
               <w:t>CREATE INDEX idx_document_external_factors_doc_no ON document_external_factors (doc_no);</w:t>
@@ -11508,13 +11626,13 @@
             </w:pPr>
             <w:r>
               <w:rPr>
-                <w:rFonts w:ascii="Arial" w:hAnsi="Arial" w:eastAsia="Arial"/>
-                <w:sz w:val="18"/>
-              </w:rPr>
-            </w:r>
-            <w:r>
-              <w:rPr>
-                <w:rFonts w:ascii="Arial" w:hAnsi="Arial" w:eastAsia="Arial"/>
+                <w:rFonts w:ascii="Arial" w:hAnsi="Arial" w:eastAsia="Arial" w:cs="Tahoma"/>
+                <w:sz w:val="18"/>
+              </w:rPr>
+            </w:r>
+            <w:r>
+              <w:rPr>
+                <w:rFonts w:ascii="Arial" w:hAnsi="Arial" w:eastAsia="Arial" w:cs="Tahoma"/>
                 <w:sz w:val="18"/>
               </w:rPr>
               <w:t>ข้อเสนอ — อนุมานจากเงื่อนไข query ที่เอกสารนี้ระบุ ต้องยืนยันกับ DBA ก่อนใช้จริง</w:t>
@@ -11538,13 +11656,13 @@
             </w:pPr>
             <w:r>
               <w:rPr>
-                <w:rFonts w:ascii="Arial" w:hAnsi="Arial" w:eastAsia="Arial"/>
-                <w:sz w:val="18"/>
-              </w:rPr>
-            </w:r>
-            <w:r>
-              <w:rPr>
-                <w:rFonts w:ascii="Arial" w:hAnsi="Arial" w:eastAsia="Arial"/>
+                <w:rFonts w:ascii="Arial" w:hAnsi="Arial" w:eastAsia="Arial" w:cs="Tahoma"/>
+                <w:sz w:val="18"/>
+              </w:rPr>
+            </w:r>
+            <w:r>
+              <w:rPr>
+                <w:rFonts w:ascii="Arial" w:hAnsi="Arial" w:eastAsia="Arial" w:cs="Tahoma"/>
                 <w:sz w:val="18"/>
               </w:rPr>
               <w:t>document_attachments</w:t>
@@ -11563,13 +11681,13 @@
             </w:pPr>
             <w:r>
               <w:rPr>
-                <w:rFonts w:ascii="Arial" w:hAnsi="Arial" w:eastAsia="Arial"/>
-                <w:sz w:val="18"/>
-              </w:rPr>
-            </w:r>
-            <w:r>
-              <w:rPr>
-                <w:rFonts w:ascii="Arial" w:hAnsi="Arial" w:eastAsia="Arial"/>
+                <w:rFonts w:ascii="Arial" w:hAnsi="Arial" w:eastAsia="Arial" w:cs="Tahoma"/>
+                <w:sz w:val="18"/>
+              </w:rPr>
+            </w:r>
+            <w:r>
+              <w:rPr>
+                <w:rFonts w:ascii="Arial" w:hAnsi="Arial" w:eastAsia="Arial" w:cs="Tahoma"/>
                 <w:sz w:val="18"/>
               </w:rPr>
               <w:t>CREATE INDEX idx_document_attachments_doc_no ON document_attachments (doc_no, section_code);</w:t>
@@ -11588,13 +11706,13 @@
             </w:pPr>
             <w:r>
               <w:rPr>
-                <w:rFonts w:ascii="Arial" w:hAnsi="Arial" w:eastAsia="Arial"/>
-                <w:sz w:val="18"/>
-              </w:rPr>
-            </w:r>
-            <w:r>
-              <w:rPr>
-                <w:rFonts w:ascii="Arial" w:hAnsi="Arial" w:eastAsia="Arial"/>
+                <w:rFonts w:ascii="Arial" w:hAnsi="Arial" w:eastAsia="Arial" w:cs="Tahoma"/>
+                <w:sz w:val="18"/>
+              </w:rPr>
+            </w:r>
+            <w:r>
+              <w:rPr>
+                <w:rFonts w:ascii="Arial" w:hAnsi="Arial" w:eastAsia="Arial" w:cs="Tahoma"/>
                 <w:sz w:val="18"/>
               </w:rPr>
               <w:t>ข้อเสนอ — อนุมานจากเงื่อนไข query ที่เอกสารนี้ระบุ ต้องยืนยันกับ DBA ก่อนใช้จริง</w:t>
@@ -11618,13 +11736,13 @@
             </w:pPr>
             <w:r>
               <w:rPr>
-                <w:rFonts w:ascii="Arial" w:hAnsi="Arial" w:eastAsia="Arial"/>
-                <w:sz w:val="18"/>
-              </w:rPr>
-            </w:r>
-            <w:r>
-              <w:rPr>
-                <w:rFonts w:ascii="Arial" w:hAnsi="Arial" w:eastAsia="Arial"/>
+                <w:rFonts w:ascii="Arial" w:hAnsi="Arial" w:eastAsia="Arial" w:cs="Tahoma"/>
+                <w:sz w:val="18"/>
+              </w:rPr>
+            </w:r>
+            <w:r>
+              <w:rPr>
+                <w:rFonts w:ascii="Arial" w:hAnsi="Arial" w:eastAsia="Arial" w:cs="Tahoma"/>
                 <w:sz w:val="18"/>
               </w:rPr>
               <w:t>consideration_logs</w:t>
@@ -11643,13 +11761,13 @@
             </w:pPr>
             <w:r>
               <w:rPr>
-                <w:rFonts w:ascii="Arial" w:hAnsi="Arial" w:eastAsia="Arial"/>
-                <w:sz w:val="18"/>
-              </w:rPr>
-            </w:r>
-            <w:r>
-              <w:rPr>
-                <w:rFonts w:ascii="Arial" w:hAnsi="Arial" w:eastAsia="Arial"/>
+                <w:rFonts w:ascii="Arial" w:hAnsi="Arial" w:eastAsia="Arial" w:cs="Tahoma"/>
+                <w:sz w:val="18"/>
+              </w:rPr>
+            </w:r>
+            <w:r>
+              <w:rPr>
+                <w:rFonts w:ascii="Arial" w:hAnsi="Arial" w:eastAsia="Arial" w:cs="Tahoma"/>
                 <w:sz w:val="18"/>
               </w:rPr>
               <w:t>CREATE INDEX idx_consideration_logs_doc_no ON consideration_logs (doc_no, action_datetime DESC);</w:t>
@@ -11668,13 +11786,13 @@
             </w:pPr>
             <w:r>
               <w:rPr>
-                <w:rFonts w:ascii="Arial" w:hAnsi="Arial" w:eastAsia="Arial"/>
-                <w:sz w:val="18"/>
-              </w:rPr>
-            </w:r>
-            <w:r>
-              <w:rPr>
-                <w:rFonts w:ascii="Arial" w:hAnsi="Arial" w:eastAsia="Arial"/>
+                <w:rFonts w:ascii="Arial" w:hAnsi="Arial" w:eastAsia="Arial" w:cs="Tahoma"/>
+                <w:sz w:val="18"/>
+              </w:rPr>
+            </w:r>
+            <w:r>
+              <w:rPr>
+                <w:rFonts w:ascii="Arial" w:hAnsi="Arial" w:eastAsia="Arial" w:cs="Tahoma"/>
                 <w:sz w:val="18"/>
               </w:rPr>
               <w:t>ข้อเสนอ — อนุมานจากเงื่อนไข query ที่เอกสารนี้ระบุ ต้องยืนยันกับ DBA ก่อนใช้จริง</w:t>
@@ -11699,7 +11817,7 @@
       </w:r>
       <w:r>
         <w:rPr>
-          <w:rFonts w:ascii="Courier New" w:hAnsi="Courier New"/>
+          <w:rFonts w:ascii="Courier New" w:hAnsi="Courier New" w:eastAsia="Courier New" w:cs="Tahoma"/>
         </w:rPr>
         <w:t>EXPLAIN ANALYZE</w:t>
       </w:r>
@@ -11708,7 +11826,7 @@
       </w:r>
       <w:r>
         <w:rPr>
-          <w:rFonts w:ascii="Courier New" w:hAnsi="Courier New"/>
+          <w:rFonts w:ascii="Courier New" w:hAnsi="Courier New" w:eastAsia="Courier New" w:cs="Tahoma"/>
         </w:rPr>
         <w:t>sql/deploy-sbpgi-*.sql</w:t>
       </w:r>
@@ -11717,7 +11835,7 @@
       </w:r>
       <w:r>
         <w:rPr>
-          <w:rFonts w:ascii="Courier New" w:hAnsi="Courier New"/>
+          <w:rFonts w:ascii="Courier New" w:hAnsi="Courier New" w:eastAsia="Courier New" w:cs="Tahoma"/>
         </w:rPr>
         <w:t>CREATE INDEX IF NOT EXISTS</w:t>
       </w:r>
@@ -11765,7 +11883,7 @@
             <w:r/>
             <w:r>
               <w:rPr>
-                <w:rFonts w:ascii="Arial" w:hAnsi="Arial" w:eastAsia="Arial"/>
+                <w:rFonts w:ascii="Arial" w:hAnsi="Arial" w:eastAsia="Arial" w:cs="Tahoma"/>
                 <w:b/>
                 <w:sz w:val="18"/>
               </w:rPr>
@@ -11787,7 +11905,7 @@
             <w:r/>
             <w:r>
               <w:rPr>
-                <w:rFonts w:ascii="Arial" w:hAnsi="Arial" w:eastAsia="Arial"/>
+                <w:rFonts w:ascii="Arial" w:hAnsi="Arial" w:eastAsia="Arial" w:cs="Tahoma"/>
                 <w:b/>
                 <w:sz w:val="18"/>
               </w:rPr>
@@ -11812,13 +11930,13 @@
             </w:pPr>
             <w:r>
               <w:rPr>
-                <w:rFonts w:ascii="Arial" w:hAnsi="Arial" w:eastAsia="Arial"/>
-                <w:sz w:val="18"/>
-              </w:rPr>
-            </w:r>
-            <w:r>
-              <w:rPr>
-                <w:rFonts w:ascii="Arial" w:hAnsi="Arial" w:eastAsia="Arial"/>
+                <w:rFonts w:ascii="Arial" w:hAnsi="Arial" w:eastAsia="Arial" w:cs="Tahoma"/>
+                <w:sz w:val="18"/>
+              </w:rPr>
+            </w:r>
+            <w:r>
+              <w:rPr>
+                <w:rFonts w:ascii="Arial" w:hAnsi="Arial" w:eastAsia="Arial" w:cs="Tahoma"/>
                 <w:sz w:val="18"/>
               </w:rPr>
               <w:t>1</w:t>
@@ -11837,13 +11955,13 @@
             </w:pPr>
             <w:r>
               <w:rPr>
-                <w:rFonts w:ascii="Arial" w:hAnsi="Arial" w:eastAsia="Arial"/>
-                <w:sz w:val="18"/>
-              </w:rPr>
-            </w:r>
-            <w:r>
-              <w:rPr>
-                <w:rFonts w:ascii="Arial" w:hAnsi="Arial" w:eastAsia="Arial"/>
+                <w:rFonts w:ascii="Arial" w:hAnsi="Arial" w:eastAsia="Arial" w:cs="Tahoma"/>
+                <w:sz w:val="18"/>
+              </w:rPr>
+            </w:r>
+            <w:r>
+              <w:rPr>
+                <w:rFonts w:ascii="Arial" w:hAnsi="Arial" w:eastAsia="Arial" w:cs="Tahoma"/>
                 <w:sz w:val="18"/>
               </w:rPr>
               <w:t>Validate docNo</w:t>
@@ -11867,13 +11985,13 @@
             </w:pPr>
             <w:r>
               <w:rPr>
-                <w:rFonts w:ascii="Arial" w:hAnsi="Arial" w:eastAsia="Arial"/>
-                <w:sz w:val="18"/>
-              </w:rPr>
-            </w:r>
-            <w:r>
-              <w:rPr>
-                <w:rFonts w:ascii="Arial" w:hAnsi="Arial" w:eastAsia="Arial"/>
+                <w:rFonts w:ascii="Arial" w:hAnsi="Arial" w:eastAsia="Arial" w:cs="Tahoma"/>
+                <w:sz w:val="18"/>
+              </w:rPr>
+            </w:r>
+            <w:r>
+              <w:rPr>
+                <w:rFonts w:ascii="Arial" w:hAnsi="Arial" w:eastAsia="Arial" w:cs="Tahoma"/>
                 <w:sz w:val="18"/>
               </w:rPr>
               <w:t>2</w:t>
@@ -11892,13 +12010,13 @@
             </w:pPr>
             <w:r>
               <w:rPr>
-                <w:rFonts w:ascii="Arial" w:hAnsi="Arial" w:eastAsia="Arial"/>
-                <w:sz w:val="18"/>
-              </w:rPr>
-            </w:r>
-            <w:r>
-              <w:rPr>
-                <w:rFonts w:ascii="Arial" w:hAnsi="Arial" w:eastAsia="Arial"/>
+                <w:rFonts w:ascii="Arial" w:hAnsi="Arial" w:eastAsia="Arial" w:cs="Tahoma"/>
+                <w:sz w:val="18"/>
+              </w:rPr>
+            </w:r>
+            <w:r>
+              <w:rPr>
+                <w:rFonts w:ascii="Arial" w:hAnsi="Arial" w:eastAsia="Arial" w:cs="Tahoma"/>
                 <w:sz w:val="18"/>
               </w:rPr>
               <w:t>Load header</w:t>
@@ -11922,13 +12040,13 @@
             </w:pPr>
             <w:r>
               <w:rPr>
-                <w:rFonts w:ascii="Arial" w:hAnsi="Arial" w:eastAsia="Arial"/>
-                <w:sz w:val="18"/>
-              </w:rPr>
-            </w:r>
-            <w:r>
-              <w:rPr>
-                <w:rFonts w:ascii="Arial" w:hAnsi="Arial" w:eastAsia="Arial"/>
+                <w:rFonts w:ascii="Arial" w:hAnsi="Arial" w:eastAsia="Arial" w:cs="Tahoma"/>
+                <w:sz w:val="18"/>
+              </w:rPr>
+            </w:r>
+            <w:r>
+              <w:rPr>
+                <w:rFonts w:ascii="Arial" w:hAnsi="Arial" w:eastAsia="Arial" w:cs="Tahoma"/>
                 <w:sz w:val="18"/>
               </w:rPr>
               <w:t>3</w:t>
@@ -11947,13 +12065,13 @@
             </w:pPr>
             <w:r>
               <w:rPr>
-                <w:rFonts w:ascii="Arial" w:hAnsi="Arial" w:eastAsia="Arial"/>
-                <w:sz w:val="18"/>
-              </w:rPr>
-            </w:r>
-            <w:r>
-              <w:rPr>
-                <w:rFonts w:ascii="Arial" w:hAnsi="Arial" w:eastAsia="Arial"/>
+                <w:rFonts w:ascii="Arial" w:hAnsi="Arial" w:eastAsia="Arial" w:cs="Tahoma"/>
+                <w:sz w:val="18"/>
+              </w:rPr>
+            </w:r>
+            <w:r>
+              <w:rPr>
+                <w:rFonts w:ascii="Arial" w:hAnsi="Arial" w:eastAsia="Arial" w:cs="Tahoma"/>
                 <w:sz w:val="18"/>
               </w:rPr>
               <w:t>Load child sections</w:t>
@@ -11977,13 +12095,13 @@
             </w:pPr>
             <w:r>
               <w:rPr>
-                <w:rFonts w:ascii="Arial" w:hAnsi="Arial" w:eastAsia="Arial"/>
-                <w:sz w:val="18"/>
-              </w:rPr>
-            </w:r>
-            <w:r>
-              <w:rPr>
-                <w:rFonts w:ascii="Arial" w:hAnsi="Arial" w:eastAsia="Arial"/>
+                <w:rFonts w:ascii="Arial" w:hAnsi="Arial" w:eastAsia="Arial" w:cs="Tahoma"/>
+                <w:sz w:val="18"/>
+              </w:rPr>
+            </w:r>
+            <w:r>
+              <w:rPr>
+                <w:rFonts w:ascii="Arial" w:hAnsi="Arial" w:eastAsia="Arial" w:cs="Tahoma"/>
                 <w:sz w:val="18"/>
               </w:rPr>
               <w:t>4</w:t>
@@ -12002,13 +12120,13 @@
             </w:pPr>
             <w:r>
               <w:rPr>
-                <w:rFonts w:ascii="Arial" w:hAnsi="Arial" w:eastAsia="Arial"/>
-                <w:sz w:val="18"/>
-              </w:rPr>
-            </w:r>
-            <w:r>
-              <w:rPr>
-                <w:rFonts w:ascii="Arial" w:hAnsi="Arial" w:eastAsia="Arial"/>
+                <w:rFonts w:ascii="Arial" w:hAnsi="Arial" w:eastAsia="Arial" w:cs="Tahoma"/>
+                <w:sz w:val="18"/>
+              </w:rPr>
+            </w:r>
+            <w:r>
+              <w:rPr>
+                <w:rFonts w:ascii="Arial" w:hAnsi="Arial" w:eastAsia="Arial" w:cs="Tahoma"/>
                 <w:sz w:val="18"/>
               </w:rPr>
               <w:t>Compute role profile</w:t>
@@ -12032,13 +12150,13 @@
             </w:pPr>
             <w:r>
               <w:rPr>
-                <w:rFonts w:ascii="Arial" w:hAnsi="Arial" w:eastAsia="Arial"/>
-                <w:sz w:val="18"/>
-              </w:rPr>
-            </w:r>
-            <w:r>
-              <w:rPr>
-                <w:rFonts w:ascii="Arial" w:hAnsi="Arial" w:eastAsia="Arial"/>
+                <w:rFonts w:ascii="Arial" w:hAnsi="Arial" w:eastAsia="Arial" w:cs="Tahoma"/>
+                <w:sz w:val="18"/>
+              </w:rPr>
+            </w:r>
+            <w:r>
+              <w:rPr>
+                <w:rFonts w:ascii="Arial" w:hAnsi="Arial" w:eastAsia="Arial" w:cs="Tahoma"/>
                 <w:sz w:val="18"/>
               </w:rPr>
               <w:t>5</w:t>
@@ -12057,13 +12175,13 @@
             </w:pPr>
             <w:r>
               <w:rPr>
-                <w:rFonts w:ascii="Arial" w:hAnsi="Arial" w:eastAsia="Arial"/>
-                <w:sz w:val="18"/>
-              </w:rPr>
-            </w:r>
-            <w:r>
-              <w:rPr>
-                <w:rFonts w:ascii="Arial" w:hAnsi="Arial" w:eastAsia="Arial"/>
+                <w:rFonts w:ascii="Arial" w:hAnsi="Arial" w:eastAsia="Arial" w:cs="Tahoma"/>
+                <w:sz w:val="18"/>
+              </w:rPr>
+            </w:r>
+            <w:r>
+              <w:rPr>
+                <w:rFonts w:ascii="Arial" w:hAnsi="Arial" w:eastAsia="Arial" w:cs="Tahoma"/>
                 <w:sz w:val="18"/>
               </w:rPr>
               <w:t>Map to FE response shape</w:t>
@@ -12087,13 +12205,13 @@
             </w:pPr>
             <w:r>
               <w:rPr>
-                <w:rFonts w:ascii="Arial" w:hAnsi="Arial" w:eastAsia="Arial"/>
-                <w:sz w:val="18"/>
-              </w:rPr>
-            </w:r>
-            <w:r>
-              <w:rPr>
-                <w:rFonts w:ascii="Arial" w:hAnsi="Arial" w:eastAsia="Arial"/>
+                <w:rFonts w:ascii="Arial" w:hAnsi="Arial" w:eastAsia="Arial" w:cs="Tahoma"/>
+                <w:sz w:val="18"/>
+              </w:rPr>
+            </w:r>
+            <w:r>
+              <w:rPr>
+                <w:rFonts w:ascii="Arial" w:hAnsi="Arial" w:eastAsia="Arial" w:cs="Tahoma"/>
                 <w:sz w:val="18"/>
               </w:rPr>
               <w:t>6</w:t>
@@ -12112,13 +12230,13 @@
             </w:pPr>
             <w:r>
               <w:rPr>
-                <w:rFonts w:ascii="Arial" w:hAnsi="Arial" w:eastAsia="Arial"/>
-                <w:sz w:val="18"/>
-              </w:rPr>
-            </w:r>
-            <w:r>
-              <w:rPr>
-                <w:rFonts w:ascii="Arial" w:hAnsi="Arial" w:eastAsia="Arial"/>
+                <w:rFonts w:ascii="Arial" w:hAnsi="Arial" w:eastAsia="Arial" w:cs="Tahoma"/>
+                <w:sz w:val="18"/>
+              </w:rPr>
+            </w:r>
+            <w:r>
+              <w:rPr>
+                <w:rFonts w:ascii="Arial" w:hAnsi="Arial" w:eastAsia="Arial" w:cs="Tahoma"/>
                 <w:sz w:val="18"/>
               </w:rPr>
               <w:t>Return aggregate</w:t>
@@ -12215,7 +12333,7 @@
             <w:r/>
             <w:r>
               <w:rPr>
-                <w:rFonts w:ascii="Arial" w:hAnsi="Arial" w:eastAsia="Arial"/>
+                <w:rFonts w:ascii="Arial" w:hAnsi="Arial" w:eastAsia="Arial" w:cs="Tahoma"/>
                 <w:b/>
                 <w:sz w:val="18"/>
               </w:rPr>
@@ -12237,7 +12355,7 @@
             <w:r/>
             <w:r>
               <w:rPr>
-                <w:rFonts w:ascii="Arial" w:hAnsi="Arial" w:eastAsia="Arial"/>
+                <w:rFonts w:ascii="Arial" w:hAnsi="Arial" w:eastAsia="Arial" w:cs="Tahoma"/>
                 <w:b/>
                 <w:sz w:val="18"/>
               </w:rPr>
@@ -12262,13 +12380,13 @@
             </w:pPr>
             <w:r>
               <w:rPr>
-                <w:rFonts w:ascii="Arial" w:hAnsi="Arial" w:eastAsia="Arial"/>
-                <w:sz w:val="18"/>
-              </w:rPr>
-            </w:r>
-            <w:r>
-              <w:rPr>
-                <w:rFonts w:ascii="Arial" w:hAnsi="Arial" w:eastAsia="Arial"/>
+                <w:rFonts w:ascii="Arial" w:hAnsi="Arial" w:eastAsia="Arial" w:cs="Tahoma"/>
+                <w:sz w:val="18"/>
+              </w:rPr>
+            </w:r>
+            <w:r>
+              <w:rPr>
+                <w:rFonts w:ascii="Arial" w:hAnsi="Arial" w:eastAsia="Arial" w:cs="Tahoma"/>
                 <w:sz w:val="18"/>
               </w:rPr>
               <w:t>1</w:t>
@@ -12287,13 +12405,13 @@
             </w:pPr>
             <w:r>
               <w:rPr>
-                <w:rFonts w:ascii="Arial" w:hAnsi="Arial" w:eastAsia="Arial"/>
-                <w:sz w:val="18"/>
-              </w:rPr>
-            </w:r>
-            <w:r>
-              <w:rPr>
-                <w:rFonts w:ascii="Arial" w:hAnsi="Arial" w:eastAsia="Arial"/>
+                <w:rFonts w:ascii="Arial" w:hAnsi="Arial" w:eastAsia="Arial" w:cs="Tahoma"/>
+                <w:sz w:val="18"/>
+              </w:rPr>
+            </w:r>
+            <w:r>
+              <w:rPr>
+                <w:rFonts w:ascii="Arial" w:hAnsi="Arial" w:eastAsia="Arial" w:cs="Tahoma"/>
                 <w:sz w:val="18"/>
               </w:rPr>
               <w:t>detail success</w:t>
@@ -12317,13 +12435,13 @@
             </w:pPr>
             <w:r>
               <w:rPr>
-                <w:rFonts w:ascii="Arial" w:hAnsi="Arial" w:eastAsia="Arial"/>
-                <w:sz w:val="18"/>
-              </w:rPr>
-            </w:r>
-            <w:r>
-              <w:rPr>
-                <w:rFonts w:ascii="Arial" w:hAnsi="Arial" w:eastAsia="Arial"/>
+                <w:rFonts w:ascii="Arial" w:hAnsi="Arial" w:eastAsia="Arial" w:cs="Tahoma"/>
+                <w:sz w:val="18"/>
+              </w:rPr>
+            </w:r>
+            <w:r>
+              <w:rPr>
+                <w:rFonts w:ascii="Arial" w:hAnsi="Arial" w:eastAsia="Arial" w:cs="Tahoma"/>
                 <w:sz w:val="18"/>
               </w:rPr>
               <w:t>2</w:t>
@@ -12342,13 +12460,13 @@
             </w:pPr>
             <w:r>
               <w:rPr>
-                <w:rFonts w:ascii="Arial" w:hAnsi="Arial" w:eastAsia="Arial"/>
-                <w:sz w:val="18"/>
-              </w:rPr>
-            </w:r>
-            <w:r>
-              <w:rPr>
-                <w:rFonts w:ascii="Arial" w:hAnsi="Arial" w:eastAsia="Arial"/>
+                <w:rFonts w:ascii="Arial" w:hAnsi="Arial" w:eastAsia="Arial" w:cs="Tahoma"/>
+                <w:sz w:val="18"/>
+              </w:rPr>
+            </w:r>
+            <w:r>
+              <w:rPr>
+                <w:rFonts w:ascii="Arial" w:hAnsi="Arial" w:eastAsia="Arial" w:cs="Tahoma"/>
                 <w:sz w:val="18"/>
               </w:rPr>
               <w:t>detail not found</w:t>
@@ -12372,13 +12490,13 @@
             </w:pPr>
             <w:r>
               <w:rPr>
-                <w:rFonts w:ascii="Arial" w:hAnsi="Arial" w:eastAsia="Arial"/>
-                <w:sz w:val="18"/>
-              </w:rPr>
-            </w:r>
-            <w:r>
-              <w:rPr>
-                <w:rFonts w:ascii="Arial" w:hAnsi="Arial" w:eastAsia="Arial"/>
+                <w:rFonts w:ascii="Arial" w:hAnsi="Arial" w:eastAsia="Arial" w:cs="Tahoma"/>
+                <w:sz w:val="18"/>
+              </w:rPr>
+            </w:r>
+            <w:r>
+              <w:rPr>
+                <w:rFonts w:ascii="Arial" w:hAnsi="Arial" w:eastAsia="Arial" w:cs="Tahoma"/>
                 <w:sz w:val="18"/>
               </w:rPr>
               <w:t>3</w:t>
@@ -12397,13 +12515,13 @@
             </w:pPr>
             <w:r>
               <w:rPr>
-                <w:rFonts w:ascii="Arial" w:hAnsi="Arial" w:eastAsia="Arial"/>
-                <w:sz w:val="18"/>
-              </w:rPr>
-            </w:r>
-            <w:r>
-              <w:rPr>
-                <w:rFonts w:ascii="Arial" w:hAnsi="Arial" w:eastAsia="Arial"/>
+                <w:rFonts w:ascii="Arial" w:hAnsi="Arial" w:eastAsia="Arial" w:cs="Tahoma"/>
+                <w:sz w:val="18"/>
+              </w:rPr>
+            </w:r>
+            <w:r>
+              <w:rPr>
+                <w:rFonts w:ascii="Arial" w:hAnsi="Arial" w:eastAsia="Arial" w:cs="Tahoma"/>
                 <w:sz w:val="18"/>
               </w:rPr>
               <w:t>role profile output</w:t>
@@ -12427,13 +12545,13 @@
             </w:pPr>
             <w:r>
               <w:rPr>
-                <w:rFonts w:ascii="Arial" w:hAnsi="Arial" w:eastAsia="Arial"/>
-                <w:sz w:val="18"/>
-              </w:rPr>
-            </w:r>
-            <w:r>
-              <w:rPr>
-                <w:rFonts w:ascii="Arial" w:hAnsi="Arial" w:eastAsia="Arial"/>
+                <w:rFonts w:ascii="Arial" w:hAnsi="Arial" w:eastAsia="Arial" w:cs="Tahoma"/>
+                <w:sz w:val="18"/>
+              </w:rPr>
+            </w:r>
+            <w:r>
+              <w:rPr>
+                <w:rFonts w:ascii="Arial" w:hAnsi="Arial" w:eastAsia="Arial" w:cs="Tahoma"/>
                 <w:sz w:val="18"/>
               </w:rPr>
               <w:t>4</w:t>
@@ -12452,13 +12570,13 @@
             </w:pPr>
             <w:r>
               <w:rPr>
-                <w:rFonts w:ascii="Arial" w:hAnsi="Arial" w:eastAsia="Arial"/>
-                <w:sz w:val="18"/>
-              </w:rPr>
-            </w:r>
-            <w:r>
-              <w:rPr>
-                <w:rFonts w:ascii="Arial" w:hAnsi="Arial" w:eastAsia="Arial"/>
+                <w:rFonts w:ascii="Arial" w:hAnsi="Arial" w:eastAsia="Arial" w:cs="Tahoma"/>
+                <w:sz w:val="18"/>
+              </w:rPr>
+            </w:r>
+            <w:r>
+              <w:rPr>
+                <w:rFonts w:ascii="Arial" w:hAnsi="Arial" w:eastAsia="Arial" w:cs="Tahoma"/>
                 <w:sz w:val="18"/>
               </w:rPr>
               <w:t>empty child sections</w:t>
@@ -12467,6 +12585,1438 @@
         </w:tc>
       </w:tr>
     </w:tbl>
+    <w:p/>
+    <w:p>
+      <w:pPr>
+        <w:pStyle w:val="Heading1"/>
+        <w:keepNext/>
+        <w:keepLines/>
+        <w:pageBreakBefore w:val="0"/>
+      </w:pPr>
+      <w:r>
+        <w:t>14. Unit Test Scope</w:t>
+      </w:r>
+    </w:p>
+    <w:p>
+      <w:pPr>
+        <w:keepNext w:val="0"/>
+      </w:pPr>
+      <w:r>
+        <w:rPr>
+          <w:b/>
+        </w:rPr>
+        <w:t>8 ชั่วโมง</w:t>
+      </w:r>
+      <w:r>
+        <w:t xml:space="preserve"> (30% ของ implementation 24 ชั่วโมง) · เครื่องมือ: Jest + mock repository/DataSource (ไม่ต่อ DB จริง)</w:t>
+      </w:r>
+    </w:p>
+    <w:p>
+      <w:r>
+        <w:t xml:space="preserve">หัวข้อนี้คือ </w:t>
+      </w:r>
+      <w:r>
+        <w:rPr>
+          <w:b/>
+        </w:rPr>
+        <w:t>unit test</w:t>
+      </w:r>
+      <w:r>
+        <w:t xml:space="preserve"> ที่ต้องเขียนคู่กับโค้ด — ต่างจาก *Developer Test Checklist* ซึ่งเป็น scenario ระดับ end-to-end/manual ที่ใช้ตอนตรวจรับ · รายการด้านล่าง derive จาก field/validation, acceptance criteria, endpoint และตารางที่เอกสารนี้เขียน</w:t>
+      </w:r>
+    </w:p>
+    <w:tbl>
+      <w:tblPr>
+        <w:tblStyle w:val="TableGrid"/>
+        <w:tblW w:type="auto" w:w="0"/>
+        <w:jc w:val="center"/>
+        <w:tblLook w:firstColumn="1" w:firstRow="1" w:lastColumn="0" w:lastRow="0" w:noHBand="0" w:noVBand="1" w:val="04A0"/>
+      </w:tblPr>
+      <w:tblGrid>
+        <w:gridCol w:w="3360"/>
+        <w:gridCol w:w="3360"/>
+        <w:gridCol w:w="3360"/>
+      </w:tblGrid>
+      <w:tr>
+        <w:trPr>
+          <w:cantSplit/>
+        </w:trPr>
+        <w:tc>
+          <w:tcPr>
+            <w:tcW w:type="dxa" w:w="3360"/>
+            <w:vAlign w:val="center"/>
+            <w:shd w:fill="E8EEF5"/>
+          </w:tcPr>
+          <w:p>
+            <w:pPr>
+              <w:keepLines/>
+              <w:spacing w:after="0"/>
+            </w:pPr>
+            <w:r/>
+            <w:r>
+              <w:rPr>
+                <w:rFonts w:ascii="Arial" w:hAnsi="Arial" w:eastAsia="Arial" w:cs="Tahoma"/>
+                <w:b/>
+                <w:sz w:val="18"/>
+              </w:rPr>
+              <w:t>สิ่งที่ทดสอบ</w:t>
+            </w:r>
+          </w:p>
+        </w:tc>
+        <w:tc>
+          <w:tcPr>
+            <w:tcW w:type="dxa" w:w="3360"/>
+            <w:vAlign w:val="center"/>
+            <w:shd w:fill="E8EEF5"/>
+          </w:tcPr>
+          <w:p>
+            <w:pPr>
+              <w:keepLines/>
+              <w:spacing w:after="0"/>
+            </w:pPr>
+            <w:r/>
+            <w:r>
+              <w:rPr>
+                <w:rFonts w:ascii="Arial" w:hAnsi="Arial" w:eastAsia="Arial" w:cs="Tahoma"/>
+                <w:b/>
+                <w:sz w:val="18"/>
+              </w:rPr>
+              <w:t>ประเภท</w:t>
+            </w:r>
+          </w:p>
+        </w:tc>
+        <w:tc>
+          <w:tcPr>
+            <w:tcW w:type="dxa" w:w="3360"/>
+            <w:vAlign w:val="center"/>
+            <w:shd w:fill="E8EEF5"/>
+          </w:tcPr>
+          <w:p>
+            <w:pPr>
+              <w:keepLines/>
+              <w:spacing w:after="0"/>
+            </w:pPr>
+            <w:r/>
+            <w:r>
+              <w:rPr>
+                <w:rFonts w:ascii="Arial" w:hAnsi="Arial" w:eastAsia="Arial" w:cs="Tahoma"/>
+                <w:b/>
+                <w:sz w:val="18"/>
+              </w:rPr>
+              <w:t>เกณฑ์ผ่าน</w:t>
+            </w:r>
+          </w:p>
+        </w:tc>
+      </w:tr>
+      <w:tr>
+        <w:trPr>
+          <w:cantSplit/>
+        </w:trPr>
+        <w:tc>
+          <w:tcPr>
+            <w:tcW w:type="dxa" w:w="3360"/>
+            <w:vAlign w:val="center"/>
+          </w:tcPr>
+          <w:p>
+            <w:pPr>
+              <w:keepLines/>
+              <w:spacing w:after="0"/>
+            </w:pPr>
+            <w:r>
+              <w:rPr>
+                <w:rFonts w:ascii="Arial" w:hAnsi="Arial" w:eastAsia="Arial" w:cs="Tahoma"/>
+                <w:sz w:val="18"/>
+              </w:rPr>
+            </w:r>
+            <w:r>
+              <w:rPr>
+                <w:rFonts w:ascii="Courier New" w:hAnsi="Courier New" w:eastAsia="Courier New" w:cs="Tahoma"/>
+                <w:sz w:val="18"/>
+              </w:rPr>
+              <w:t>docNo</w:t>
+            </w:r>
+          </w:p>
+        </w:tc>
+        <w:tc>
+          <w:tcPr>
+            <w:tcW w:type="dxa" w:w="3360"/>
+            <w:vAlign w:val="center"/>
+          </w:tcPr>
+          <w:p>
+            <w:pPr>
+              <w:keepLines/>
+              <w:spacing w:after="0"/>
+            </w:pPr>
+            <w:r>
+              <w:rPr>
+                <w:rFonts w:ascii="Arial" w:hAnsi="Arial" w:eastAsia="Arial" w:cs="Tahoma"/>
+                <w:sz w:val="18"/>
+              </w:rPr>
+            </w:r>
+            <w:r>
+              <w:rPr>
+                <w:rFonts w:ascii="Arial" w:hAnsi="Arial" w:eastAsia="Arial" w:cs="Tahoma"/>
+                <w:sz w:val="18"/>
+              </w:rPr>
+              <w:t>validation</w:t>
+            </w:r>
+          </w:p>
+        </w:tc>
+        <w:tc>
+          <w:tcPr>
+            <w:tcW w:type="dxa" w:w="3360"/>
+            <w:vAlign w:val="center"/>
+          </w:tcPr>
+          <w:p>
+            <w:pPr>
+              <w:keepLines/>
+              <w:spacing w:after="0"/>
+            </w:pPr>
+            <w:r>
+              <w:rPr>
+                <w:rFonts w:ascii="Arial" w:hAnsi="Arial" w:eastAsia="Arial" w:cs="Tahoma"/>
+                <w:sz w:val="18"/>
+              </w:rPr>
+            </w:r>
+            <w:r>
+              <w:rPr>
+                <w:rFonts w:ascii="Arial" w:hAnsi="Arial" w:eastAsia="Arial" w:cs="Tahoma"/>
+                <w:sz w:val="18"/>
+              </w:rPr>
+              <w:t>ผ่านเมื่อถูกกฎ / โยน error เมื่อผิด — กฎ: required when opening existing document · รูปแบบ: YYYY/xxxxx</w:t>
+            </w:r>
+          </w:p>
+        </w:tc>
+      </w:tr>
+      <w:tr>
+        <w:trPr>
+          <w:cantSplit/>
+        </w:trPr>
+        <w:tc>
+          <w:tcPr>
+            <w:tcW w:type="dxa" w:w="3360"/>
+            <w:vAlign w:val="center"/>
+          </w:tcPr>
+          <w:p>
+            <w:pPr>
+              <w:keepLines/>
+              <w:spacing w:after="0"/>
+            </w:pPr>
+            <w:r>
+              <w:rPr>
+                <w:rFonts w:ascii="Arial" w:hAnsi="Arial" w:eastAsia="Arial" w:cs="Tahoma"/>
+                <w:sz w:val="18"/>
+              </w:rPr>
+            </w:r>
+            <w:r>
+              <w:rPr>
+                <w:rFonts w:ascii="Courier New" w:hAnsi="Courier New" w:eastAsia="Courier New" w:cs="Tahoma"/>
+                <w:sz w:val="18"/>
+              </w:rPr>
+              <w:t>storeCode</w:t>
+            </w:r>
+          </w:p>
+        </w:tc>
+        <w:tc>
+          <w:tcPr>
+            <w:tcW w:type="dxa" w:w="3360"/>
+            <w:vAlign w:val="center"/>
+          </w:tcPr>
+          <w:p>
+            <w:pPr>
+              <w:keepLines/>
+              <w:spacing w:after="0"/>
+            </w:pPr>
+            <w:r>
+              <w:rPr>
+                <w:rFonts w:ascii="Arial" w:hAnsi="Arial" w:eastAsia="Arial" w:cs="Tahoma"/>
+                <w:sz w:val="18"/>
+              </w:rPr>
+            </w:r>
+            <w:r>
+              <w:rPr>
+                <w:rFonts w:ascii="Arial" w:hAnsi="Arial" w:eastAsia="Arial" w:cs="Tahoma"/>
+                <w:sz w:val="18"/>
+              </w:rPr>
+              <w:t>validation</w:t>
+            </w:r>
+          </w:p>
+        </w:tc>
+        <w:tc>
+          <w:tcPr>
+            <w:tcW w:type="dxa" w:w="3360"/>
+            <w:vAlign w:val="center"/>
+          </w:tcPr>
+          <w:p>
+            <w:pPr>
+              <w:keepLines/>
+              <w:spacing w:after="0"/>
+            </w:pPr>
+            <w:r>
+              <w:rPr>
+                <w:rFonts w:ascii="Arial" w:hAnsi="Arial" w:eastAsia="Arial" w:cs="Tahoma"/>
+                <w:sz w:val="18"/>
+              </w:rPr>
+            </w:r>
+            <w:r>
+              <w:rPr>
+                <w:rFonts w:ascii="Arial" w:hAnsi="Arial" w:eastAsia="Arial" w:cs="Tahoma"/>
+                <w:sz w:val="18"/>
+              </w:rPr>
+              <w:t>ผ่านเมื่อถูกกฎ / โยน error เมื่อผิด — กฎ: numeric length = 5 · รูปแบบ: string 5 digits</w:t>
+            </w:r>
+          </w:p>
+        </w:tc>
+      </w:tr>
+      <w:tr>
+        <w:trPr>
+          <w:cantSplit/>
+        </w:trPr>
+        <w:tc>
+          <w:tcPr>
+            <w:tcW w:type="dxa" w:w="3360"/>
+            <w:vAlign w:val="center"/>
+          </w:tcPr>
+          <w:p>
+            <w:pPr>
+              <w:keepLines/>
+              <w:spacing w:after="0"/>
+            </w:pPr>
+            <w:r>
+              <w:rPr>
+                <w:rFonts w:ascii="Arial" w:hAnsi="Arial" w:eastAsia="Arial" w:cs="Tahoma"/>
+                <w:sz w:val="18"/>
+              </w:rPr>
+            </w:r>
+            <w:r>
+              <w:rPr>
+                <w:rFonts w:ascii="Courier New" w:hAnsi="Courier New" w:eastAsia="Courier New" w:cs="Tahoma"/>
+                <w:sz w:val="18"/>
+              </w:rPr>
+              <w:t>amount</w:t>
+            </w:r>
+          </w:p>
+        </w:tc>
+        <w:tc>
+          <w:tcPr>
+            <w:tcW w:type="dxa" w:w="3360"/>
+            <w:vAlign w:val="center"/>
+          </w:tcPr>
+          <w:p>
+            <w:pPr>
+              <w:keepLines/>
+              <w:spacing w:after="0"/>
+            </w:pPr>
+            <w:r>
+              <w:rPr>
+                <w:rFonts w:ascii="Arial" w:hAnsi="Arial" w:eastAsia="Arial" w:cs="Tahoma"/>
+                <w:sz w:val="18"/>
+              </w:rPr>
+            </w:r>
+            <w:r>
+              <w:rPr>
+                <w:rFonts w:ascii="Arial" w:hAnsi="Arial" w:eastAsia="Arial" w:cs="Tahoma"/>
+                <w:sz w:val="18"/>
+              </w:rPr>
+              <w:t>validation</w:t>
+            </w:r>
+          </w:p>
+        </w:tc>
+        <w:tc>
+          <w:tcPr>
+            <w:tcW w:type="dxa" w:w="3360"/>
+            <w:vAlign w:val="center"/>
+          </w:tcPr>
+          <w:p>
+            <w:pPr>
+              <w:keepLines/>
+              <w:spacing w:after="0"/>
+            </w:pPr>
+            <w:r>
+              <w:rPr>
+                <w:rFonts w:ascii="Arial" w:hAnsi="Arial" w:eastAsia="Arial" w:cs="Tahoma"/>
+                <w:sz w:val="18"/>
+              </w:rPr>
+            </w:r>
+            <w:r>
+              <w:rPr>
+                <w:rFonts w:ascii="Arial" w:hAnsi="Arial" w:eastAsia="Arial" w:cs="Tahoma"/>
+                <w:sz w:val="18"/>
+              </w:rPr>
+              <w:t>ผ่านเมื่อถูกกฎ / โยน error เมื่อผิด — กฎ: &gt;= 0 · รูปแบบ: number, 2 decimals</w:t>
+            </w:r>
+          </w:p>
+        </w:tc>
+      </w:tr>
+      <w:tr>
+        <w:trPr>
+          <w:cantSplit/>
+        </w:trPr>
+        <w:tc>
+          <w:tcPr>
+            <w:tcW w:type="dxa" w:w="3360"/>
+            <w:vAlign w:val="center"/>
+          </w:tcPr>
+          <w:p>
+            <w:pPr>
+              <w:keepLines/>
+              <w:spacing w:after="0"/>
+            </w:pPr>
+            <w:r>
+              <w:rPr>
+                <w:rFonts w:ascii="Arial" w:hAnsi="Arial" w:eastAsia="Arial" w:cs="Tahoma"/>
+                <w:sz w:val="18"/>
+              </w:rPr>
+            </w:r>
+            <w:r>
+              <w:rPr>
+                <w:rFonts w:ascii="Courier New" w:hAnsi="Courier New" w:eastAsia="Courier New" w:cs="Tahoma"/>
+                <w:sz w:val="18"/>
+              </w:rPr>
+              <w:t>percent</w:t>
+            </w:r>
+          </w:p>
+        </w:tc>
+        <w:tc>
+          <w:tcPr>
+            <w:tcW w:type="dxa" w:w="3360"/>
+            <w:vAlign w:val="center"/>
+          </w:tcPr>
+          <w:p>
+            <w:pPr>
+              <w:keepLines/>
+              <w:spacing w:after="0"/>
+            </w:pPr>
+            <w:r>
+              <w:rPr>
+                <w:rFonts w:ascii="Arial" w:hAnsi="Arial" w:eastAsia="Arial" w:cs="Tahoma"/>
+                <w:sz w:val="18"/>
+              </w:rPr>
+            </w:r>
+            <w:r>
+              <w:rPr>
+                <w:rFonts w:ascii="Arial" w:hAnsi="Arial" w:eastAsia="Arial" w:cs="Tahoma"/>
+                <w:sz w:val="18"/>
+              </w:rPr>
+              <w:t>validation</w:t>
+            </w:r>
+          </w:p>
+        </w:tc>
+        <w:tc>
+          <w:tcPr>
+            <w:tcW w:type="dxa" w:w="3360"/>
+            <w:vAlign w:val="center"/>
+          </w:tcPr>
+          <w:p>
+            <w:pPr>
+              <w:keepLines/>
+              <w:spacing w:after="0"/>
+            </w:pPr>
+            <w:r>
+              <w:rPr>
+                <w:rFonts w:ascii="Arial" w:hAnsi="Arial" w:eastAsia="Arial" w:cs="Tahoma"/>
+                <w:sz w:val="18"/>
+              </w:rPr>
+            </w:r>
+            <w:r>
+              <w:rPr>
+                <w:rFonts w:ascii="Arial" w:hAnsi="Arial" w:eastAsia="Arial" w:cs="Tahoma"/>
+                <w:sz w:val="18"/>
+              </w:rPr>
+              <w:t>ผ่านเมื่อถูกกฎ / โยน error เมื่อผิด — กฎ: 0-100 · รูปแบบ: number, 2 decimals</w:t>
+            </w:r>
+          </w:p>
+        </w:tc>
+      </w:tr>
+      <w:tr>
+        <w:trPr>
+          <w:cantSplit/>
+        </w:trPr>
+        <w:tc>
+          <w:tcPr>
+            <w:tcW w:type="dxa" w:w="3360"/>
+            <w:vAlign w:val="center"/>
+          </w:tcPr>
+          <w:p>
+            <w:pPr>
+              <w:keepLines/>
+              <w:spacing w:after="0"/>
+            </w:pPr>
+            <w:r>
+              <w:rPr>
+                <w:rFonts w:ascii="Arial" w:hAnsi="Arial" w:eastAsia="Arial" w:cs="Tahoma"/>
+                <w:sz w:val="18"/>
+              </w:rPr>
+            </w:r>
+            <w:r>
+              <w:rPr>
+                <w:rFonts w:ascii="Courier New" w:hAnsi="Courier New" w:eastAsia="Courier New" w:cs="Tahoma"/>
+                <w:sz w:val="18"/>
+              </w:rPr>
+              <w:t>date</w:t>
+            </w:r>
+          </w:p>
+        </w:tc>
+        <w:tc>
+          <w:tcPr>
+            <w:tcW w:type="dxa" w:w="3360"/>
+            <w:vAlign w:val="center"/>
+          </w:tcPr>
+          <w:p>
+            <w:pPr>
+              <w:keepLines/>
+              <w:spacing w:after="0"/>
+            </w:pPr>
+            <w:r>
+              <w:rPr>
+                <w:rFonts w:ascii="Arial" w:hAnsi="Arial" w:eastAsia="Arial" w:cs="Tahoma"/>
+                <w:sz w:val="18"/>
+              </w:rPr>
+            </w:r>
+            <w:r>
+              <w:rPr>
+                <w:rFonts w:ascii="Arial" w:hAnsi="Arial" w:eastAsia="Arial" w:cs="Tahoma"/>
+                <w:sz w:val="18"/>
+              </w:rPr>
+              <w:t>validation</w:t>
+            </w:r>
+          </w:p>
+        </w:tc>
+        <w:tc>
+          <w:tcPr>
+            <w:tcW w:type="dxa" w:w="3360"/>
+            <w:vAlign w:val="center"/>
+          </w:tcPr>
+          <w:p>
+            <w:pPr>
+              <w:keepLines/>
+              <w:spacing w:after="0"/>
+            </w:pPr>
+            <w:r>
+              <w:rPr>
+                <w:rFonts w:ascii="Arial" w:hAnsi="Arial" w:eastAsia="Arial" w:cs="Tahoma"/>
+                <w:sz w:val="18"/>
+              </w:rPr>
+            </w:r>
+            <w:r>
+              <w:rPr>
+                <w:rFonts w:ascii="Arial" w:hAnsi="Arial" w:eastAsia="Arial" w:cs="Tahoma"/>
+                <w:sz w:val="18"/>
+              </w:rPr>
+              <w:t>ผ่านเมื่อถูกกฎ / โยน error เมื่อผิด — กฎ: valid date · รูปแบบ: DD/MM/YYYY</w:t>
+            </w:r>
+          </w:p>
+        </w:tc>
+      </w:tr>
+      <w:tr>
+        <w:trPr>
+          <w:cantSplit/>
+        </w:trPr>
+        <w:tc>
+          <w:tcPr>
+            <w:tcW w:type="dxa" w:w="3360"/>
+            <w:vAlign w:val="center"/>
+          </w:tcPr>
+          <w:p>
+            <w:pPr>
+              <w:keepLines/>
+              <w:spacing w:after="0"/>
+            </w:pPr>
+            <w:r>
+              <w:rPr>
+                <w:rFonts w:ascii="Arial" w:hAnsi="Arial" w:eastAsia="Arial" w:cs="Tahoma"/>
+                <w:sz w:val="18"/>
+              </w:rPr>
+            </w:r>
+            <w:r>
+              <w:rPr>
+                <w:rFonts w:ascii="Courier New" w:hAnsi="Courier New" w:eastAsia="Courier New" w:cs="Tahoma"/>
+                <w:sz w:val="18"/>
+              </w:rPr>
+              <w:t>attachment</w:t>
+            </w:r>
+          </w:p>
+        </w:tc>
+        <w:tc>
+          <w:tcPr>
+            <w:tcW w:type="dxa" w:w="3360"/>
+            <w:vAlign w:val="center"/>
+          </w:tcPr>
+          <w:p>
+            <w:pPr>
+              <w:keepLines/>
+              <w:spacing w:after="0"/>
+            </w:pPr>
+            <w:r>
+              <w:rPr>
+                <w:rFonts w:ascii="Arial" w:hAnsi="Arial" w:eastAsia="Arial" w:cs="Tahoma"/>
+                <w:sz w:val="18"/>
+              </w:rPr>
+            </w:r>
+            <w:r>
+              <w:rPr>
+                <w:rFonts w:ascii="Arial" w:hAnsi="Arial" w:eastAsia="Arial" w:cs="Tahoma"/>
+                <w:sz w:val="18"/>
+              </w:rPr>
+              <w:t>validation</w:t>
+            </w:r>
+          </w:p>
+        </w:tc>
+        <w:tc>
+          <w:tcPr>
+            <w:tcW w:type="dxa" w:w="3360"/>
+            <w:vAlign w:val="center"/>
+          </w:tcPr>
+          <w:p>
+            <w:pPr>
+              <w:keepLines/>
+              <w:spacing w:after="0"/>
+            </w:pPr>
+            <w:r>
+              <w:rPr>
+                <w:rFonts w:ascii="Arial" w:hAnsi="Arial" w:eastAsia="Arial" w:cs="Tahoma"/>
+                <w:sz w:val="18"/>
+              </w:rPr>
+            </w:r>
+            <w:r>
+              <w:rPr>
+                <w:rFonts w:ascii="Arial" w:hAnsi="Arial" w:eastAsia="Arial" w:cs="Tahoma"/>
+                <w:sz w:val="18"/>
+              </w:rPr>
+              <w:t>ผ่านเมื่อถูกกฎ / โยน error เมื่อผิด — กฎ: &lt;= 5 MB · รูปแบบ: file</w:t>
+            </w:r>
+          </w:p>
+        </w:tc>
+      </w:tr>
+      <w:tr>
+        <w:trPr>
+          <w:cantSplit/>
+        </w:trPr>
+        <w:tc>
+          <w:tcPr>
+            <w:tcW w:type="dxa" w:w="3360"/>
+            <w:vAlign w:val="center"/>
+          </w:tcPr>
+          <w:p>
+            <w:pPr>
+              <w:keepLines/>
+              <w:spacing w:after="0"/>
+            </w:pPr>
+            <w:r>
+              <w:rPr>
+                <w:rFonts w:ascii="Arial" w:hAnsi="Arial" w:eastAsia="Arial" w:cs="Tahoma"/>
+                <w:sz w:val="18"/>
+              </w:rPr>
+            </w:r>
+            <w:r>
+              <w:rPr>
+                <w:rFonts w:ascii="Courier New" w:hAnsi="Courier New" w:eastAsia="Courier New" w:cs="Tahoma"/>
+                <w:sz w:val="18"/>
+              </w:rPr>
+              <w:t>docNo</w:t>
+            </w:r>
+          </w:p>
+        </w:tc>
+        <w:tc>
+          <w:tcPr>
+            <w:tcW w:type="dxa" w:w="3360"/>
+            <w:vAlign w:val="center"/>
+          </w:tcPr>
+          <w:p>
+            <w:pPr>
+              <w:keepLines/>
+              <w:spacing w:after="0"/>
+            </w:pPr>
+            <w:r>
+              <w:rPr>
+                <w:rFonts w:ascii="Arial" w:hAnsi="Arial" w:eastAsia="Arial" w:cs="Tahoma"/>
+                <w:sz w:val="18"/>
+              </w:rPr>
+            </w:r>
+            <w:r>
+              <w:rPr>
+                <w:rFonts w:ascii="Arial" w:hAnsi="Arial" w:eastAsia="Arial" w:cs="Tahoma"/>
+                <w:sz w:val="18"/>
+              </w:rPr>
+              <w:t>validation</w:t>
+            </w:r>
+          </w:p>
+        </w:tc>
+        <w:tc>
+          <w:tcPr>
+            <w:tcW w:type="dxa" w:w="3360"/>
+            <w:vAlign w:val="center"/>
+          </w:tcPr>
+          <w:p>
+            <w:pPr>
+              <w:keepLines/>
+              <w:spacing w:after="0"/>
+            </w:pPr>
+            <w:r>
+              <w:rPr>
+                <w:rFonts w:ascii="Arial" w:hAnsi="Arial" w:eastAsia="Arial" w:cs="Tahoma"/>
+                <w:sz w:val="18"/>
+              </w:rPr>
+            </w:r>
+            <w:r>
+              <w:rPr>
+                <w:rFonts w:ascii="Arial" w:hAnsi="Arial" w:eastAsia="Arial" w:cs="Tahoma"/>
+                <w:sz w:val="18"/>
+              </w:rPr>
+              <w:t>ผ่านเมื่อถูกกฎ / โยน error เมื่อผิด — กฎ: required path param · รูปแบบ: YYYY/xxxxx</w:t>
+            </w:r>
+          </w:p>
+        </w:tc>
+      </w:tr>
+      <w:tr>
+        <w:trPr>
+          <w:cantSplit/>
+        </w:trPr>
+        <w:tc>
+          <w:tcPr>
+            <w:tcW w:type="dxa" w:w="3360"/>
+            <w:vAlign w:val="center"/>
+          </w:tcPr>
+          <w:p>
+            <w:pPr>
+              <w:keepLines/>
+              <w:spacing w:after="0"/>
+            </w:pPr>
+            <w:r>
+              <w:rPr>
+                <w:rFonts w:ascii="Arial" w:hAnsi="Arial" w:eastAsia="Arial" w:cs="Tahoma"/>
+                <w:sz w:val="18"/>
+              </w:rPr>
+            </w:r>
+            <w:r>
+              <w:rPr>
+                <w:rFonts w:ascii="Courier New" w:hAnsi="Courier New" w:eastAsia="Courier New" w:cs="Tahoma"/>
+                <w:sz w:val="18"/>
+              </w:rPr>
+              <w:t>visibleSections/editableSections</w:t>
+            </w:r>
+          </w:p>
+        </w:tc>
+        <w:tc>
+          <w:tcPr>
+            <w:tcW w:type="dxa" w:w="3360"/>
+            <w:vAlign w:val="center"/>
+          </w:tcPr>
+          <w:p>
+            <w:pPr>
+              <w:keepLines/>
+              <w:spacing w:after="0"/>
+            </w:pPr>
+            <w:r>
+              <w:rPr>
+                <w:rFonts w:ascii="Arial" w:hAnsi="Arial" w:eastAsia="Arial" w:cs="Tahoma"/>
+                <w:sz w:val="18"/>
+              </w:rPr>
+            </w:r>
+            <w:r>
+              <w:rPr>
+                <w:rFonts w:ascii="Arial" w:hAnsi="Arial" w:eastAsia="Arial" w:cs="Tahoma"/>
+                <w:sz w:val="18"/>
+              </w:rPr>
+              <w:t>validation</w:t>
+            </w:r>
+          </w:p>
+        </w:tc>
+        <w:tc>
+          <w:tcPr>
+            <w:tcW w:type="dxa" w:w="3360"/>
+            <w:vAlign w:val="center"/>
+          </w:tcPr>
+          <w:p>
+            <w:pPr>
+              <w:keepLines/>
+              <w:spacing w:after="0"/>
+            </w:pPr>
+            <w:r>
+              <w:rPr>
+                <w:rFonts w:ascii="Arial" w:hAnsi="Arial" w:eastAsia="Arial" w:cs="Tahoma"/>
+                <w:sz w:val="18"/>
+              </w:rPr>
+            </w:r>
+            <w:r>
+              <w:rPr>
+                <w:rFonts w:ascii="Arial" w:hAnsi="Arial" w:eastAsia="Arial" w:cs="Tahoma"/>
+                <w:sz w:val="18"/>
+              </w:rPr>
+              <w:t>ผ่านเมื่อถูกกฎ / โยน error เมื่อผิด — กฎ: computed by BE · รูปแบบ: array</w:t>
+            </w:r>
+          </w:p>
+        </w:tc>
+      </w:tr>
+      <w:tr>
+        <w:trPr>
+          <w:cantSplit/>
+        </w:trPr>
+        <w:tc>
+          <w:tcPr>
+            <w:tcW w:type="dxa" w:w="3360"/>
+            <w:vAlign w:val="center"/>
+          </w:tcPr>
+          <w:p>
+            <w:pPr>
+              <w:keepLines/>
+              <w:spacing w:after="0"/>
+            </w:pPr>
+            <w:r>
+              <w:rPr>
+                <w:rFonts w:ascii="Arial" w:hAnsi="Arial" w:eastAsia="Arial" w:cs="Tahoma"/>
+                <w:sz w:val="18"/>
+              </w:rPr>
+            </w:r>
+            <w:r>
+              <w:rPr>
+                <w:rFonts w:ascii="Courier New" w:hAnsi="Courier New" w:eastAsia="Courier New" w:cs="Tahoma"/>
+                <w:sz w:val="18"/>
+              </w:rPr>
+              <w:t>actionOptions</w:t>
+            </w:r>
+          </w:p>
+        </w:tc>
+        <w:tc>
+          <w:tcPr>
+            <w:tcW w:type="dxa" w:w="3360"/>
+            <w:vAlign w:val="center"/>
+          </w:tcPr>
+          <w:p>
+            <w:pPr>
+              <w:keepLines/>
+              <w:spacing w:after="0"/>
+            </w:pPr>
+            <w:r>
+              <w:rPr>
+                <w:rFonts w:ascii="Arial" w:hAnsi="Arial" w:eastAsia="Arial" w:cs="Tahoma"/>
+                <w:sz w:val="18"/>
+              </w:rPr>
+            </w:r>
+            <w:r>
+              <w:rPr>
+                <w:rFonts w:ascii="Arial" w:hAnsi="Arial" w:eastAsia="Arial" w:cs="Tahoma"/>
+                <w:sz w:val="18"/>
+              </w:rPr>
+              <w:t>validation</w:t>
+            </w:r>
+          </w:p>
+        </w:tc>
+        <w:tc>
+          <w:tcPr>
+            <w:tcW w:type="dxa" w:w="3360"/>
+            <w:vAlign w:val="center"/>
+          </w:tcPr>
+          <w:p>
+            <w:pPr>
+              <w:keepLines/>
+              <w:spacing w:after="0"/>
+            </w:pPr>
+            <w:r>
+              <w:rPr>
+                <w:rFonts w:ascii="Arial" w:hAnsi="Arial" w:eastAsia="Arial" w:cs="Tahoma"/>
+                <w:sz w:val="18"/>
+              </w:rPr>
+            </w:r>
+            <w:r>
+              <w:rPr>
+                <w:rFonts w:ascii="Arial" w:hAnsi="Arial" w:eastAsia="Arial" w:cs="Tahoma"/>
+                <w:sz w:val="18"/>
+              </w:rPr>
+              <w:t>ผ่านเมื่อถูกกฎ / โยน error เมื่อผิด — กฎ: computed by BE · รูปแบบ: array</w:t>
+            </w:r>
+          </w:p>
+        </w:tc>
+      </w:tr>
+      <w:tr>
+        <w:trPr>
+          <w:cantSplit/>
+        </w:trPr>
+        <w:tc>
+          <w:tcPr>
+            <w:tcW w:type="dxa" w:w="3360"/>
+            <w:vAlign w:val="center"/>
+          </w:tcPr>
+          <w:p>
+            <w:pPr>
+              <w:keepLines/>
+              <w:spacing w:after="0"/>
+            </w:pPr>
+            <w:r>
+              <w:rPr>
+                <w:rFonts w:ascii="Arial" w:hAnsi="Arial" w:eastAsia="Arial" w:cs="Tahoma"/>
+                <w:sz w:val="18"/>
+              </w:rPr>
+            </w:r>
+            <w:r>
+              <w:rPr>
+                <w:rFonts w:ascii="Arial" w:hAnsi="Arial" w:eastAsia="Arial" w:cs="Tahoma"/>
+                <w:sz w:val="18"/>
+              </w:rPr>
+              <w:t>business rule</w:t>
+            </w:r>
+          </w:p>
+        </w:tc>
+        <w:tc>
+          <w:tcPr>
+            <w:tcW w:type="dxa" w:w="3360"/>
+            <w:vAlign w:val="center"/>
+          </w:tcPr>
+          <w:p>
+            <w:pPr>
+              <w:keepLines/>
+              <w:spacing w:after="0"/>
+            </w:pPr>
+            <w:r>
+              <w:rPr>
+                <w:rFonts w:ascii="Arial" w:hAnsi="Arial" w:eastAsia="Arial" w:cs="Tahoma"/>
+                <w:sz w:val="18"/>
+              </w:rPr>
+            </w:r>
+            <w:r>
+              <w:rPr>
+                <w:rFonts w:ascii="Arial" w:hAnsi="Arial" w:eastAsia="Arial" w:cs="Tahoma"/>
+                <w:sz w:val="18"/>
+              </w:rPr>
+              <w:t>logic</w:t>
+            </w:r>
+          </w:p>
+        </w:tc>
+        <w:tc>
+          <w:tcPr>
+            <w:tcW w:type="dxa" w:w="3360"/>
+            <w:vAlign w:val="center"/>
+          </w:tcPr>
+          <w:p>
+            <w:pPr>
+              <w:keepLines/>
+              <w:spacing w:after="0"/>
+            </w:pPr>
+            <w:r>
+              <w:rPr>
+                <w:rFonts w:ascii="Arial" w:hAnsi="Arial" w:eastAsia="Arial" w:cs="Tahoma"/>
+                <w:sz w:val="18"/>
+              </w:rPr>
+            </w:r>
+            <w:r>
+              <w:rPr>
+                <w:rFonts w:ascii="Arial" w:hAnsi="Arial" w:eastAsia="Arial" w:cs="Tahoma"/>
+                <w:sz w:val="18"/>
+              </w:rPr>
+              <w:t>404 when doc not found</w:t>
+            </w:r>
+          </w:p>
+        </w:tc>
+      </w:tr>
+      <w:tr>
+        <w:trPr>
+          <w:cantSplit/>
+        </w:trPr>
+        <w:tc>
+          <w:tcPr>
+            <w:tcW w:type="dxa" w:w="3360"/>
+            <w:vAlign w:val="center"/>
+          </w:tcPr>
+          <w:p>
+            <w:pPr>
+              <w:keepLines/>
+              <w:spacing w:after="0"/>
+            </w:pPr>
+            <w:r>
+              <w:rPr>
+                <w:rFonts w:ascii="Arial" w:hAnsi="Arial" w:eastAsia="Arial" w:cs="Tahoma"/>
+                <w:sz w:val="18"/>
+              </w:rPr>
+            </w:r>
+            <w:r>
+              <w:rPr>
+                <w:rFonts w:ascii="Arial" w:hAnsi="Arial" w:eastAsia="Arial" w:cs="Tahoma"/>
+                <w:sz w:val="18"/>
+              </w:rPr>
+              <w:t>business rule</w:t>
+            </w:r>
+          </w:p>
+        </w:tc>
+        <w:tc>
+          <w:tcPr>
+            <w:tcW w:type="dxa" w:w="3360"/>
+            <w:vAlign w:val="center"/>
+          </w:tcPr>
+          <w:p>
+            <w:pPr>
+              <w:keepLines/>
+              <w:spacing w:after="0"/>
+            </w:pPr>
+            <w:r>
+              <w:rPr>
+                <w:rFonts w:ascii="Arial" w:hAnsi="Arial" w:eastAsia="Arial" w:cs="Tahoma"/>
+                <w:sz w:val="18"/>
+              </w:rPr>
+            </w:r>
+            <w:r>
+              <w:rPr>
+                <w:rFonts w:ascii="Arial" w:hAnsi="Arial" w:eastAsia="Arial" w:cs="Tahoma"/>
+                <w:sz w:val="18"/>
+              </w:rPr>
+              <w:t>logic</w:t>
+            </w:r>
+          </w:p>
+        </w:tc>
+        <w:tc>
+          <w:tcPr>
+            <w:tcW w:type="dxa" w:w="3360"/>
+            <w:vAlign w:val="center"/>
+          </w:tcPr>
+          <w:p>
+            <w:pPr>
+              <w:keepLines/>
+              <w:spacing w:after="0"/>
+            </w:pPr>
+            <w:r>
+              <w:rPr>
+                <w:rFonts w:ascii="Arial" w:hAnsi="Arial" w:eastAsia="Arial" w:cs="Tahoma"/>
+                <w:sz w:val="18"/>
+              </w:rPr>
+            </w:r>
+            <w:r>
+              <w:rPr>
+                <w:rFonts w:ascii="Arial" w:hAnsi="Arial" w:eastAsia="Arial" w:cs="Tahoma"/>
+                <w:sz w:val="18"/>
+              </w:rPr>
+              <w:t>role profile output matches FE Document Detail spec</w:t>
+            </w:r>
+          </w:p>
+        </w:tc>
+      </w:tr>
+      <w:tr>
+        <w:trPr>
+          <w:cantSplit/>
+        </w:trPr>
+        <w:tc>
+          <w:tcPr>
+            <w:tcW w:type="dxa" w:w="3360"/>
+            <w:vAlign w:val="center"/>
+          </w:tcPr>
+          <w:p>
+            <w:pPr>
+              <w:keepLines/>
+              <w:spacing w:after="0"/>
+            </w:pPr>
+            <w:r>
+              <w:rPr>
+                <w:rFonts w:ascii="Arial" w:hAnsi="Arial" w:eastAsia="Arial" w:cs="Tahoma"/>
+                <w:sz w:val="18"/>
+              </w:rPr>
+            </w:r>
+            <w:r>
+              <w:rPr>
+                <w:rFonts w:ascii="Arial" w:hAnsi="Arial" w:eastAsia="Arial" w:cs="Tahoma"/>
+                <w:sz w:val="18"/>
+              </w:rPr>
+              <w:t>business rule</w:t>
+            </w:r>
+          </w:p>
+        </w:tc>
+        <w:tc>
+          <w:tcPr>
+            <w:tcW w:type="dxa" w:w="3360"/>
+            <w:vAlign w:val="center"/>
+          </w:tcPr>
+          <w:p>
+            <w:pPr>
+              <w:keepLines/>
+              <w:spacing w:after="0"/>
+            </w:pPr>
+            <w:r>
+              <w:rPr>
+                <w:rFonts w:ascii="Arial" w:hAnsi="Arial" w:eastAsia="Arial" w:cs="Tahoma"/>
+                <w:sz w:val="18"/>
+              </w:rPr>
+            </w:r>
+            <w:r>
+              <w:rPr>
+                <w:rFonts w:ascii="Arial" w:hAnsi="Arial" w:eastAsia="Arial" w:cs="Tahoma"/>
+                <w:sz w:val="18"/>
+              </w:rPr>
+              <w:t>logic</w:t>
+            </w:r>
+          </w:p>
+        </w:tc>
+        <w:tc>
+          <w:tcPr>
+            <w:tcW w:type="dxa" w:w="3360"/>
+            <w:vAlign w:val="center"/>
+          </w:tcPr>
+          <w:p>
+            <w:pPr>
+              <w:keepLines/>
+              <w:spacing w:after="0"/>
+            </w:pPr>
+            <w:r>
+              <w:rPr>
+                <w:rFonts w:ascii="Arial" w:hAnsi="Arial" w:eastAsia="Arial" w:cs="Tahoma"/>
+                <w:sz w:val="18"/>
+              </w:rPr>
+            </w:r>
+            <w:r>
+              <w:rPr>
+                <w:rFonts w:ascii="Arial" w:hAnsi="Arial" w:eastAsia="Arial" w:cs="Tahoma"/>
+                <w:sz w:val="18"/>
+              </w:rPr>
+              <w:t>nullable section returns empty array</w:t>
+            </w:r>
+          </w:p>
+        </w:tc>
+      </w:tr>
+      <w:tr>
+        <w:trPr>
+          <w:cantSplit/>
+        </w:trPr>
+        <w:tc>
+          <w:tcPr>
+            <w:tcW w:type="dxa" w:w="3360"/>
+            <w:vAlign w:val="center"/>
+          </w:tcPr>
+          <w:p>
+            <w:pPr>
+              <w:keepLines/>
+              <w:spacing w:after="0"/>
+            </w:pPr>
+            <w:r>
+              <w:rPr>
+                <w:rFonts w:ascii="Arial" w:hAnsi="Arial" w:eastAsia="Arial" w:cs="Tahoma"/>
+                <w:sz w:val="18"/>
+              </w:rPr>
+            </w:r>
+            <w:r>
+              <w:rPr>
+                <w:rFonts w:ascii="Arial" w:hAnsi="Arial" w:eastAsia="Arial" w:cs="Tahoma"/>
+                <w:sz w:val="18"/>
+              </w:rPr>
+              <w:t>business rule</w:t>
+            </w:r>
+          </w:p>
+        </w:tc>
+        <w:tc>
+          <w:tcPr>
+            <w:tcW w:type="dxa" w:w="3360"/>
+            <w:vAlign w:val="center"/>
+          </w:tcPr>
+          <w:p>
+            <w:pPr>
+              <w:keepLines/>
+              <w:spacing w:after="0"/>
+            </w:pPr>
+            <w:r>
+              <w:rPr>
+                <w:rFonts w:ascii="Arial" w:hAnsi="Arial" w:eastAsia="Arial" w:cs="Tahoma"/>
+                <w:sz w:val="18"/>
+              </w:rPr>
+            </w:r>
+            <w:r>
+              <w:rPr>
+                <w:rFonts w:ascii="Arial" w:hAnsi="Arial" w:eastAsia="Arial" w:cs="Tahoma"/>
+                <w:sz w:val="18"/>
+              </w:rPr>
+              <w:t>logic</w:t>
+            </w:r>
+          </w:p>
+        </w:tc>
+        <w:tc>
+          <w:tcPr>
+            <w:tcW w:type="dxa" w:w="3360"/>
+            <w:vAlign w:val="center"/>
+          </w:tcPr>
+          <w:p>
+            <w:pPr>
+              <w:keepLines/>
+              <w:spacing w:after="0"/>
+            </w:pPr>
+            <w:r>
+              <w:rPr>
+                <w:rFonts w:ascii="Arial" w:hAnsi="Arial" w:eastAsia="Arial" w:cs="Tahoma"/>
+                <w:sz w:val="18"/>
+              </w:rPr>
+            </w:r>
+            <w:r>
+              <w:rPr>
+                <w:rFonts w:ascii="Arial" w:hAnsi="Arial" w:eastAsia="Arial" w:cs="Tahoma"/>
+                <w:sz w:val="18"/>
+              </w:rPr>
+              <w:t>amount/date formatting source consistent</w:t>
+            </w:r>
+          </w:p>
+        </w:tc>
+      </w:tr>
+      <w:tr>
+        <w:trPr>
+          <w:cantSplit/>
+        </w:trPr>
+        <w:tc>
+          <w:tcPr>
+            <w:tcW w:type="dxa" w:w="3360"/>
+            <w:vAlign w:val="center"/>
+          </w:tcPr>
+          <w:p>
+            <w:pPr>
+              <w:keepLines/>
+              <w:spacing w:after="0"/>
+            </w:pPr>
+            <w:r>
+              <w:rPr>
+                <w:rFonts w:ascii="Arial" w:hAnsi="Arial" w:eastAsia="Arial" w:cs="Tahoma"/>
+                <w:sz w:val="18"/>
+              </w:rPr>
+            </w:r>
+            <w:r>
+              <w:rPr>
+                <w:rFonts w:ascii="Courier New" w:hAnsi="Courier New" w:eastAsia="Courier New" w:cs="Tahoma"/>
+                <w:sz w:val="18"/>
+              </w:rPr>
+              <w:t>GET /api/v1/documents/{docNo}</w:t>
+            </w:r>
+          </w:p>
+        </w:tc>
+        <w:tc>
+          <w:tcPr>
+            <w:tcW w:type="dxa" w:w="3360"/>
+            <w:vAlign w:val="center"/>
+          </w:tcPr>
+          <w:p>
+            <w:pPr>
+              <w:keepLines/>
+              <w:spacing w:after="0"/>
+            </w:pPr>
+            <w:r>
+              <w:rPr>
+                <w:rFonts w:ascii="Arial" w:hAnsi="Arial" w:eastAsia="Arial" w:cs="Tahoma"/>
+                <w:sz w:val="18"/>
+              </w:rPr>
+            </w:r>
+            <w:r>
+              <w:rPr>
+                <w:rFonts w:ascii="Arial" w:hAnsi="Arial" w:eastAsia="Arial" w:cs="Tahoma"/>
+                <w:sz w:val="18"/>
+              </w:rPr>
+              <w:t>handler</w:t>
+            </w:r>
+          </w:p>
+        </w:tc>
+        <w:tc>
+          <w:tcPr>
+            <w:tcW w:type="dxa" w:w="3360"/>
+            <w:vAlign w:val="center"/>
+          </w:tcPr>
+          <w:p>
+            <w:pPr>
+              <w:keepLines/>
+              <w:spacing w:after="0"/>
+            </w:pPr>
+            <w:r>
+              <w:rPr>
+                <w:rFonts w:ascii="Arial" w:hAnsi="Arial" w:eastAsia="Arial" w:cs="Tahoma"/>
+                <w:sz w:val="18"/>
+              </w:rPr>
+            </w:r>
+            <w:r>
+              <w:rPr>
+                <w:rFonts w:ascii="Arial" w:hAnsi="Arial" w:eastAsia="Arial" w:cs="Tahoma"/>
+                <w:sz w:val="18"/>
+              </w:rPr>
+              <w:t>คืน {success:true,data} ตามรูปแบบที่ระบุ และคืน {success:false,error:{code,message}} เมื่อ input ผิด — mock repository/lib ไม่แตะ DB จริง</w:t>
+            </w:r>
+          </w:p>
+        </w:tc>
+      </w:tr>
+      <w:tr>
+        <w:trPr>
+          <w:cantSplit/>
+        </w:trPr>
+        <w:tc>
+          <w:tcPr>
+            <w:tcW w:type="dxa" w:w="3360"/>
+            <w:vAlign w:val="center"/>
+          </w:tcPr>
+          <w:p>
+            <w:pPr>
+              <w:keepLines/>
+              <w:spacing w:after="0"/>
+            </w:pPr>
+            <w:r>
+              <w:rPr>
+                <w:rFonts w:ascii="Arial" w:hAnsi="Arial" w:eastAsia="Arial" w:cs="Tahoma"/>
+                <w:sz w:val="18"/>
+              </w:rPr>
+            </w:r>
+            <w:r>
+              <w:rPr>
+                <w:rFonts w:ascii="Courier New" w:hAnsi="Courier New" w:eastAsia="Courier New" w:cs="Tahoma"/>
+                <w:sz w:val="18"/>
+              </w:rPr>
+              <w:t>GET /api/v1/competitors</w:t>
+            </w:r>
+          </w:p>
+        </w:tc>
+        <w:tc>
+          <w:tcPr>
+            <w:tcW w:type="dxa" w:w="3360"/>
+            <w:vAlign w:val="center"/>
+          </w:tcPr>
+          <w:p>
+            <w:pPr>
+              <w:keepLines/>
+              <w:spacing w:after="0"/>
+            </w:pPr>
+            <w:r>
+              <w:rPr>
+                <w:rFonts w:ascii="Arial" w:hAnsi="Arial" w:eastAsia="Arial" w:cs="Tahoma"/>
+                <w:sz w:val="18"/>
+              </w:rPr>
+            </w:r>
+            <w:r>
+              <w:rPr>
+                <w:rFonts w:ascii="Arial" w:hAnsi="Arial" w:eastAsia="Arial" w:cs="Tahoma"/>
+                <w:sz w:val="18"/>
+              </w:rPr>
+              <w:t>handler</w:t>
+            </w:r>
+          </w:p>
+        </w:tc>
+        <w:tc>
+          <w:tcPr>
+            <w:tcW w:type="dxa" w:w="3360"/>
+            <w:vAlign w:val="center"/>
+          </w:tcPr>
+          <w:p>
+            <w:pPr>
+              <w:keepLines/>
+              <w:spacing w:after="0"/>
+            </w:pPr>
+            <w:r>
+              <w:rPr>
+                <w:rFonts w:ascii="Arial" w:hAnsi="Arial" w:eastAsia="Arial" w:cs="Tahoma"/>
+                <w:sz w:val="18"/>
+              </w:rPr>
+            </w:r>
+            <w:r>
+              <w:rPr>
+                <w:rFonts w:ascii="Arial" w:hAnsi="Arial" w:eastAsia="Arial" w:cs="Tahoma"/>
+                <w:sz w:val="18"/>
+              </w:rPr>
+              <w:t>คืน {success:true,data} ตามรูปแบบที่ระบุ และคืน {success:false,error:{code,message}} เมื่อ input ผิด — mock repository/lib ไม่แตะ DB จริง</w:t>
+            </w:r>
+          </w:p>
+        </w:tc>
+      </w:tr>
+      <w:tr>
+        <w:trPr>
+          <w:cantSplit/>
+        </w:trPr>
+        <w:tc>
+          <w:tcPr>
+            <w:tcW w:type="dxa" w:w="3360"/>
+            <w:vAlign w:val="center"/>
+          </w:tcPr>
+          <w:p>
+            <w:pPr>
+              <w:keepLines/>
+              <w:spacing w:after="0"/>
+            </w:pPr>
+            <w:r>
+              <w:rPr>
+                <w:rFonts w:ascii="Arial" w:hAnsi="Arial" w:eastAsia="Arial" w:cs="Tahoma"/>
+                <w:sz w:val="18"/>
+              </w:rPr>
+            </w:r>
+            <w:r>
+              <w:rPr>
+                <w:rFonts w:ascii="Arial" w:hAnsi="Arial" w:eastAsia="Arial" w:cs="Tahoma"/>
+                <w:sz w:val="18"/>
+              </w:rPr>
+              <w:t>service</w:t>
+            </w:r>
+          </w:p>
+        </w:tc>
+        <w:tc>
+          <w:tcPr>
+            <w:tcW w:type="dxa" w:w="3360"/>
+            <w:vAlign w:val="center"/>
+          </w:tcPr>
+          <w:p>
+            <w:pPr>
+              <w:keepLines/>
+              <w:spacing w:after="0"/>
+            </w:pPr>
+            <w:r>
+              <w:rPr>
+                <w:rFonts w:ascii="Arial" w:hAnsi="Arial" w:eastAsia="Arial" w:cs="Tahoma"/>
+                <w:sz w:val="18"/>
+              </w:rPr>
+            </w:r>
+            <w:r>
+              <w:rPr>
+                <w:rFonts w:ascii="Arial" w:hAnsi="Arial" w:eastAsia="Arial" w:cs="Tahoma"/>
+                <w:sz w:val="18"/>
+              </w:rPr>
+              <w:t>error mapping</w:t>
+            </w:r>
+          </w:p>
+        </w:tc>
+        <w:tc>
+          <w:tcPr>
+            <w:tcW w:type="dxa" w:w="3360"/>
+            <w:vAlign w:val="center"/>
+          </w:tcPr>
+          <w:p>
+            <w:pPr>
+              <w:keepLines/>
+              <w:spacing w:after="0"/>
+            </w:pPr>
+            <w:r>
+              <w:rPr>
+                <w:rFonts w:ascii="Arial" w:hAnsi="Arial" w:eastAsia="Arial" w:cs="Tahoma"/>
+                <w:sz w:val="18"/>
+              </w:rPr>
+            </w:r>
+            <w:r>
+              <w:rPr>
+                <w:rFonts w:ascii="Arial" w:hAnsi="Arial" w:eastAsia="Arial" w:cs="Tahoma"/>
+                <w:sz w:val="18"/>
+              </w:rPr>
+              <w:t>แปลง error ของ repository/lib เป็น error code ตามสัญญากลาง (LLDD-BE-API-Common-Contracts.pdf)</w:t>
+            </w:r>
+          </w:p>
+        </w:tc>
+      </w:tr>
+    </w:tbl>
+    <w:p/>
+    <w:p>
+      <w:pPr>
+        <w:pStyle w:val="ListBullet"/>
+        <w:keepLines/>
+      </w:pPr>
+      <w:r>
+        <w:t>ทุกเคสต้องรันได้โดยไม่ต่อ DB/บริการภายนอกจริง — mock ที่ขอบ repository/client เสมอ</w:t>
+      </w:r>
+    </w:p>
+    <w:p>
+      <w:pPr>
+        <w:pStyle w:val="ListBullet"/>
+        <w:keepLines/>
+      </w:pPr>
+      <w:r>
+        <w:t>ข้อความไทยที่ยืนยันในเทสต้องเป็น verbatim ตาม ข้อกำหนดทางธุรกิจ ห้ามพิมพ์ใหม่</w:t>
+      </w:r>
+    </w:p>
+    <w:p>
+      <w:pPr>
+        <w:pStyle w:val="ListBullet"/>
+        <w:keepLines/>
+      </w:pPr>
+      <w:r>
+        <w:t>เกณฑ์ผ่านของ CI: ทุกเคสในตารางนี้มี test จริงและผ่านทั้งหมด</w:t>
+      </w:r>
+    </w:p>
     <w:sectPr>
       <w:headerReference w:type="default" r:id="rId9"/>
       <w:footerReference w:type="default" r:id="rId10"/>
@@ -12488,7 +14038,7 @@
     </w:pPr>
     <w:r>
       <w:rPr>
-        <w:rFonts w:ascii="Arial" w:hAnsi="Arial"/>
+        <w:rFonts w:ascii="Arial" w:hAnsi="Arial" w:eastAsia="Arial" w:cs="Tahoma"/>
         <w:sz w:val="16"/>
       </w:rPr>
       <w:t xml:space="preserve">หน้า </w:t>
@@ -12507,7 +14057,7 @@
     </w:pPr>
     <w:r>
       <w:rPr>
-        <w:rFonts w:ascii="Arial" w:hAnsi="Arial" w:eastAsia="Arial"/>
+        <w:rFonts w:ascii="Arial" w:hAnsi="Arial" w:eastAsia="Arial" w:cs="Tahoma"/>
         <w:color w:val="66717F"/>
         <w:sz w:val="16"/>
       </w:rPr>
@@ -12881,7 +14431,7 @@
     <w:qFormat/>
     <w:rsid w:val="00FC693F"/>
     <w:rPr>
-      <w:rFonts w:ascii="Arial" w:hAnsi="Arial" w:eastAsia="Arial"/>
+      <w:rFonts w:ascii="Arial" w:hAnsi="Arial" w:eastAsia="Arial" w:cs="Tahoma"/>
       <w:sz w:val="20"/>
     </w:rPr>
   </w:style>
@@ -12944,7 +14494,7 @@
       <w:outlineLvl w:val="0"/>
     </w:pPr>
     <w:rPr>
-      <w:rFonts w:asciiTheme="majorHAnsi" w:eastAsiaTheme="majorEastAsia" w:hAnsiTheme="majorHAnsi" w:cstheme="majorBidi" w:ascii="Arial" w:hAnsi="Arial" w:eastAsia="Arial"/>
+      <w:rFonts w:asciiTheme="majorHAnsi" w:eastAsiaTheme="majorEastAsia" w:hAnsiTheme="majorHAnsi" w:cstheme="majorBidi" w:ascii="Arial" w:hAnsi="Arial" w:eastAsia="Arial" w:cs="Tahoma"/>
       <w:b/>
       <w:bCs/>
       <w:color w:val="1F4D78"/>
@@ -12968,7 +14518,7 @@
       <w:outlineLvl w:val="1"/>
     </w:pPr>
     <w:rPr>
-      <w:rFonts w:asciiTheme="majorHAnsi" w:eastAsiaTheme="majorEastAsia" w:hAnsiTheme="majorHAnsi" w:cstheme="majorBidi" w:ascii="Arial" w:hAnsi="Arial" w:eastAsia="Arial"/>
+      <w:rFonts w:asciiTheme="majorHAnsi" w:eastAsiaTheme="majorEastAsia" w:hAnsiTheme="majorHAnsi" w:cstheme="majorBidi" w:ascii="Arial" w:hAnsi="Arial" w:eastAsia="Arial" w:cs="Tahoma"/>
       <w:b/>
       <w:bCs/>
       <w:color w:val="2E74B5"/>
@@ -12992,7 +14542,7 @@
       <w:outlineLvl w:val="2"/>
     </w:pPr>
     <w:rPr>
-      <w:rFonts w:asciiTheme="majorHAnsi" w:eastAsiaTheme="majorEastAsia" w:hAnsiTheme="majorHAnsi" w:cstheme="majorBidi" w:ascii="Arial" w:hAnsi="Arial" w:eastAsia="Arial"/>
+      <w:rFonts w:asciiTheme="majorHAnsi" w:eastAsiaTheme="majorEastAsia" w:hAnsiTheme="majorHAnsi" w:cstheme="majorBidi" w:ascii="Arial" w:hAnsi="Arial" w:eastAsia="Arial" w:cs="Tahoma"/>
       <w:b/>
       <w:bCs/>
       <w:color w:val="1F4D78"/>
@@ -13016,7 +14566,7 @@
       <w:outlineLvl w:val="3"/>
     </w:pPr>
     <w:rPr>
-      <w:rFonts w:asciiTheme="majorHAnsi" w:eastAsiaTheme="majorEastAsia" w:hAnsiTheme="majorHAnsi" w:cstheme="majorBidi" w:ascii="Arial" w:hAnsi="Arial" w:eastAsia="Arial"/>
+      <w:rFonts w:asciiTheme="majorHAnsi" w:eastAsiaTheme="majorEastAsia" w:hAnsiTheme="majorHAnsi" w:cstheme="majorBidi" w:ascii="Arial" w:hAnsi="Arial" w:eastAsia="Arial" w:cs="Tahoma"/>
       <w:b/>
       <w:bCs/>
       <w:i/>

--- a/LLDD/word/BE/LLDD-BE-API-Document-Detail-Aggregate.docx
+++ b/LLDD/word/BE/LLDD-BE-API-Document-Detail-Aggregate.docx
@@ -1371,7 +1371,177 @@
                 <w:rFonts w:ascii="Arial" w:hAnsi="Arial" w:eastAsia="Arial" w:cs="Tahoma"/>
                 <w:sz w:val="18"/>
               </w:rPr>
-              <w:t xml:space="preserve"> และรวม allocation ต้องเท่ากับ 100</w:t>
+              <w:t xml:space="preserve"> และรวม allocation ต้องเท่ากับ 100 — </w:t>
+            </w:r>
+            <w:r>
+              <w:rPr>
+                <w:rFonts w:ascii="Arial" w:hAnsi="Arial" w:eastAsia="Arial" w:cs="Tahoma"/>
+                <w:b/>
+                <w:sz w:val="18"/>
+              </w:rPr>
+              <w:t>B5: เพิ่ม/ลบร้านที่กระทบเพิ่มเมื่อไร ต้องเกลี่ยใหม่ทั้งชุดแล้วคำนวณ `compensateAmount` ของทุกแถวใหม่ ไม่ใช่เฉพาะแถวที่เพิ่ม</w:t>
+            </w:r>
+          </w:p>
+        </w:tc>
+      </w:tr>
+      <w:tr>
+        <w:trPr>
+          <w:cantSplit/>
+        </w:trPr>
+        <w:tc>
+          <w:tcPr>
+            <w:tcW w:type="dxa" w:w="2520"/>
+            <w:vAlign w:val="center"/>
+          </w:tcPr>
+          <w:p>
+            <w:pPr>
+              <w:keepLines/>
+              <w:spacing w:after="0"/>
+            </w:pPr>
+            <w:r>
+              <w:rPr>
+                <w:rFonts w:ascii="Arial" w:hAnsi="Arial" w:eastAsia="Arial" w:cs="Tahoma"/>
+                <w:sz w:val="18"/>
+              </w:rPr>
+            </w:r>
+            <w:r>
+              <w:rPr>
+                <w:rFonts w:ascii="Arial" w:hAnsi="Arial" w:eastAsia="Arial" w:cs="Tahoma"/>
+                <w:sz w:val="18"/>
+              </w:rPr>
+              <w:t>sourceSystem</w:t>
+            </w:r>
+          </w:p>
+        </w:tc>
+        <w:tc>
+          <w:tcPr>
+            <w:tcW w:type="dxa" w:w="2520"/>
+            <w:vAlign w:val="center"/>
+          </w:tcPr>
+          <w:p>
+            <w:pPr>
+              <w:keepLines/>
+              <w:spacing w:after="0"/>
+            </w:pPr>
+            <w:r>
+              <w:rPr>
+                <w:rFonts w:ascii="Arial" w:hAnsi="Arial" w:eastAsia="Arial" w:cs="Tahoma"/>
+                <w:sz w:val="18"/>
+              </w:rPr>
+            </w:r>
+            <w:r>
+              <w:rPr>
+                <w:rFonts w:ascii="Arial" w:hAnsi="Arial" w:eastAsia="Arial" w:cs="Tahoma"/>
+                <w:sz w:val="18"/>
+              </w:rPr>
+              <w:t>enum</w:t>
+            </w:r>
+          </w:p>
+        </w:tc>
+        <w:tc>
+          <w:tcPr>
+            <w:tcW w:type="dxa" w:w="2520"/>
+            <w:vAlign w:val="center"/>
+          </w:tcPr>
+          <w:p>
+            <w:pPr>
+              <w:keepLines/>
+              <w:spacing w:after="0"/>
+            </w:pPr>
+            <w:r>
+              <w:rPr>
+                <w:rFonts w:ascii="Arial" w:hAnsi="Arial" w:eastAsia="Arial" w:cs="Tahoma"/>
+                <w:sz w:val="18"/>
+              </w:rPr>
+            </w:r>
+            <w:r>
+              <w:rPr>
+                <w:rFonts w:ascii="Arial" w:hAnsi="Arial" w:eastAsia="Arial" w:cs="Tahoma"/>
+                <w:sz w:val="18"/>
+              </w:rPr>
+              <w:t>ALLMAP / USER</w:t>
+            </w:r>
+          </w:p>
+        </w:tc>
+        <w:tc>
+          <w:tcPr>
+            <w:tcW w:type="dxa" w:w="2520"/>
+            <w:vAlign w:val="center"/>
+          </w:tcPr>
+          <w:p>
+            <w:pPr>
+              <w:keepLines/>
+              <w:spacing w:after="0"/>
+            </w:pPr>
+            <w:r>
+              <w:rPr>
+                <w:rFonts w:ascii="Arial" w:hAnsi="Arial" w:eastAsia="Arial" w:cs="Tahoma"/>
+                <w:sz w:val="18"/>
+              </w:rPr>
+            </w:r>
+            <w:r>
+              <w:rPr>
+                <w:rFonts w:ascii="Arial" w:hAnsi="Arial" w:eastAsia="Arial" w:cs="Tahoma"/>
+                <w:b/>
+                <w:sz w:val="18"/>
+              </w:rPr>
+              <w:t>B5</w:t>
+            </w:r>
+            <w:r>
+              <w:rPr>
+                <w:rFonts w:ascii="Arial" w:hAnsi="Arial" w:eastAsia="Arial" w:cs="Tahoma"/>
+                <w:sz w:val="18"/>
+              </w:rPr>
+              <w:t xml:space="preserve"> ที่มาของแถวร้านเปิดใหม่ — </w:t>
+            </w:r>
+            <w:r>
+              <w:rPr>
+                <w:rFonts w:ascii="Courier New" w:hAnsi="Courier New" w:eastAsia="Courier New" w:cs="Tahoma"/>
+                <w:sz w:val="18"/>
+              </w:rPr>
+              <w:t>ALLMAP</w:t>
+            </w:r>
+            <w:r>
+              <w:rPr>
+                <w:rFonts w:ascii="Arial" w:hAnsi="Arial" w:eastAsia="Arial" w:cs="Tahoma"/>
+                <w:sz w:val="18"/>
+              </w:rPr>
+              <w:t xml:space="preserve"> ระบบ default ให้อัตโนมัติ (Job 9) · </w:t>
+            </w:r>
+            <w:r>
+              <w:rPr>
+                <w:rFonts w:ascii="Courier New" w:hAnsi="Courier New" w:eastAsia="Courier New" w:cs="Tahoma"/>
+                <w:sz w:val="18"/>
+              </w:rPr>
+              <w:t>USER</w:t>
+            </w:r>
+            <w:r>
+              <w:rPr>
+                <w:rFonts w:ascii="Arial" w:hAnsi="Arial" w:eastAsia="Arial" w:cs="Tahoma"/>
+                <w:sz w:val="18"/>
+              </w:rPr>
+              <w:t xml:space="preserve"> เจ้าหน้าที่ SBP DSA คีย์เองจากเอกสารแจ้งของหน่วยงานส่งเสริม (ผัง To-Be · SDD สไลด์ 7) · ซ้ำ </w:t>
+            </w:r>
+            <w:r>
+              <w:rPr>
+                <w:rFonts w:ascii="Courier New" w:hAnsi="Courier New" w:eastAsia="Courier New" w:cs="Tahoma"/>
+                <w:sz w:val="18"/>
+              </w:rPr>
+              <w:t>(doc_no, new_store_code)</w:t>
+            </w:r>
+            <w:r>
+              <w:rPr>
+                <w:rFonts w:ascii="Arial" w:hAnsi="Arial" w:eastAsia="Arial" w:cs="Tahoma"/>
+                <w:sz w:val="18"/>
+              </w:rPr>
+              <w:t xml:space="preserve"> ให้คืน </w:t>
+            </w:r>
+            <w:r>
+              <w:rPr>
+                <w:rFonts w:ascii="Courier New" w:hAnsi="Courier New" w:eastAsia="Courier New" w:cs="Tahoma"/>
+                <w:sz w:val="18"/>
+              </w:rPr>
+              <w:t>409</w:t>
             </w:r>
           </w:p>
         </w:tc>
@@ -13024,6 +13194,86 @@
                 <w:sz w:val="18"/>
               </w:rPr>
               <w:t>ผ่านเมื่อถูกกฎ / โยน error เมื่อผิด — กฎ: 0-100 · รูปแบบ: number, 2 decimals</w:t>
+            </w:r>
+          </w:p>
+        </w:tc>
+      </w:tr>
+      <w:tr>
+        <w:trPr>
+          <w:cantSplit/>
+        </w:trPr>
+        <w:tc>
+          <w:tcPr>
+            <w:tcW w:type="dxa" w:w="3360"/>
+            <w:vAlign w:val="center"/>
+          </w:tcPr>
+          <w:p>
+            <w:pPr>
+              <w:keepLines/>
+              <w:spacing w:after="0"/>
+            </w:pPr>
+            <w:r>
+              <w:rPr>
+                <w:rFonts w:ascii="Arial" w:hAnsi="Arial" w:eastAsia="Arial" w:cs="Tahoma"/>
+                <w:sz w:val="18"/>
+              </w:rPr>
+            </w:r>
+            <w:r>
+              <w:rPr>
+                <w:rFonts w:ascii="Courier New" w:hAnsi="Courier New" w:eastAsia="Courier New" w:cs="Tahoma"/>
+                <w:sz w:val="18"/>
+              </w:rPr>
+              <w:t>sourceSystem</w:t>
+            </w:r>
+          </w:p>
+        </w:tc>
+        <w:tc>
+          <w:tcPr>
+            <w:tcW w:type="dxa" w:w="3360"/>
+            <w:vAlign w:val="center"/>
+          </w:tcPr>
+          <w:p>
+            <w:pPr>
+              <w:keepLines/>
+              <w:spacing w:after="0"/>
+            </w:pPr>
+            <w:r>
+              <w:rPr>
+                <w:rFonts w:ascii="Arial" w:hAnsi="Arial" w:eastAsia="Arial" w:cs="Tahoma"/>
+                <w:sz w:val="18"/>
+              </w:rPr>
+            </w:r>
+            <w:r>
+              <w:rPr>
+                <w:rFonts w:ascii="Arial" w:hAnsi="Arial" w:eastAsia="Arial" w:cs="Tahoma"/>
+                <w:sz w:val="18"/>
+              </w:rPr>
+              <w:t>validation</w:t>
+            </w:r>
+          </w:p>
+        </w:tc>
+        <w:tc>
+          <w:tcPr>
+            <w:tcW w:type="dxa" w:w="3360"/>
+            <w:vAlign w:val="center"/>
+          </w:tcPr>
+          <w:p>
+            <w:pPr>
+              <w:keepLines/>
+              <w:spacing w:after="0"/>
+            </w:pPr>
+            <w:r>
+              <w:rPr>
+                <w:rFonts w:ascii="Arial" w:hAnsi="Arial" w:eastAsia="Arial" w:cs="Tahoma"/>
+                <w:sz w:val="18"/>
+              </w:rPr>
+            </w:r>
+            <w:r>
+              <w:rPr>
+                <w:rFonts w:ascii="Arial" w:hAnsi="Arial" w:eastAsia="Arial" w:cs="Tahoma"/>
+                <w:sz w:val="18"/>
+              </w:rPr>
+              <w:t>ผ่านเมื่อถูกกฎ / โยน error เมื่อผิด — กฎ: ALLMAP / USER · รูปแบบ: enum</w:t>
             </w:r>
           </w:p>
         </w:tc>

--- a/LLDD/word/BE/LLDD-BE-API-Document-Detail-Aggregate.docx
+++ b/LLDD/word/BE/LLDD-BE-API-Document-Detail-Aggregate.docx
@@ -3842,7 +3842,7 @@
                 <w:rFonts w:ascii="Arial" w:hAnsi="Arial" w:eastAsia="Arial" w:cs="Tahoma"/>
                 <w:sz w:val="18"/>
               </w:rPr>
-              <w:t>GET /api/v1/documents/{docNo}; GET /api/v1/competitors</w:t>
+              <w:t>GET /api/v1/sbpgi/document/{docNo}; GET /api/v1/sbpgi/master/competitors</w:t>
             </w:r>
           </w:p>
         </w:tc>
@@ -3952,7 +3952,21 @@
                 <w:rFonts w:ascii="Arial" w:hAnsi="Arial" w:eastAsia="Arial" w:cs="Tahoma"/>
                 <w:sz w:val="18"/>
               </w:rPr>
-              <w:t>Rendered UI state or normalized API response with status/message and audit-ready trace reference.</w:t>
+              <w:t xml:space="preserve">ไม่มีตารางที่เอกสารนี้เขียนเอง — output คือ response ตาม envelope กลาง </w:t>
+            </w:r>
+            <w:r>
+              <w:rPr>
+                <w:rFonts w:ascii="Courier New" w:hAnsi="Courier New" w:eastAsia="Courier New" w:cs="Tahoma"/>
+                <w:sz w:val="18"/>
+              </w:rPr>
+              <w:t>{success, data}</w:t>
+            </w:r>
+            <w:r>
+              <w:rPr>
+                <w:rFonts w:ascii="Arial" w:hAnsi="Arial" w:eastAsia="Arial" w:cs="Tahoma"/>
+                <w:sz w:val="18"/>
+              </w:rPr>
+              <w:t xml:space="preserve"> และร่องรอยที่ตรวจย้อนได้ (log / consideration_logs / workflow_history ของ engine)</w:t>
             </w:r>
           </w:p>
         </w:tc>
@@ -4101,7 +4115,7 @@
                 <w:rFonts w:ascii="Arial" w:hAnsi="Arial" w:eastAsia="Arial" w:cs="Tahoma"/>
                 <w:sz w:val="18"/>
               </w:rPr>
-              <w:t>GET /api/v1/documents/{docNo}</w:t>
+              <w:t>GET /api/v1/sbpgi/document/{docNo}</w:t>
             </w:r>
           </w:p>
         </w:tc>
@@ -4206,7 +4220,7 @@
                 <w:rFonts w:ascii="Arial" w:hAnsi="Arial" w:eastAsia="Arial" w:cs="Tahoma"/>
                 <w:sz w:val="18"/>
               </w:rPr>
-              <w:t>GET /api/v1/competitors</w:t>
+              <w:t>GET /api/v1/sbpgi/master/competitors</w:t>
             </w:r>
           </w:p>
         </w:tc>
@@ -4785,7 +4799,7 @@
                 <w:rFonts w:ascii="Arial" w:hAnsi="Arial" w:eastAsia="Arial" w:cs="Tahoma"/>
                 <w:sz w:val="18"/>
               </w:rPr>
-              <w:t>detail success</w:t>
+              <w:t>— (ยังไม่มี test เฉพาะขั้นนี้ · ครอบด้วย test รวมของเอกสารในหัวข้อ 11)</w:t>
             </w:r>
           </w:p>
         </w:tc>
@@ -4865,13 +4879,458 @@
                 <w:rFonts w:ascii="Arial" w:hAnsi="Arial" w:eastAsia="Arial" w:cs="Tahoma"/>
                 <w:sz w:val="18"/>
               </w:rPr>
-              <w:t>detail not found</w:t>
+              <w:t>— (ยังไม่มี test เฉพาะขั้นนี้ · ครอบด้วย test รวมของเอกสารในหัวข้อ 11)</w:t>
             </w:r>
           </w:p>
         </w:tc>
       </w:tr>
     </w:tbl>
     <w:p/>
+    <w:p>
+      <w:pPr>
+        <w:pStyle w:val="Heading2"/>
+        <w:keepNext/>
+        <w:keepLines/>
+        <w:pageBreakBefore w:val="0"/>
+      </w:pPr>
+      <w:r>
+        <w:t>5.92 Workflow Trigger Event Contract</w:t>
+      </w:r>
+    </w:p>
+    <w:p>
+      <w:pPr>
+        <w:keepNext w:val="0"/>
+      </w:pPr>
+      <w:r>
+        <w:t xml:space="preserve">งานชิ้นนี้ </w:t>
+      </w:r>
+      <w:r>
+        <w:rPr>
+          <w:b/>
+        </w:rPr>
+        <w:t>ต้องเรียก workflow engine</w:t>
+      </w:r>
+      <w:r>
+        <w:t xml:space="preserve"> ตามตารางด้านล่าง · ชื่อ function ยึด API 8 ตัวของ </w:t>
+      </w:r>
+      <w:r>
+        <w:rPr>
+          <w:rFonts w:ascii="Courier New" w:hAnsi="Courier New" w:eastAsia="Courier New" w:cs="Tahoma"/>
+        </w:rPr>
+        <w:t>@srm/glb-workflow</w:t>
+      </w:r>
+      <w:r>
+        <w:t xml:space="preserve"> ตามชีต </w:t>
+      </w:r>
+      <w:r>
+        <w:rPr>
+          <w:rFonts w:ascii="Courier New" w:hAnsi="Courier New" w:eastAsia="Courier New" w:cs="Tahoma"/>
+        </w:rPr>
+        <w:t>Detail</w:t>
+      </w:r>
+      <w:r>
+        <w:t xml:space="preserve"> ของ </w:t>
+      </w:r>
+      <w:r>
+        <w:rPr>
+          <w:color w:val="8A3324"/>
+        </w:rPr>
+        <w:t>TSM SRM LLDD SBP workflow ไฟล์1.2</w:t>
+      </w:r>
+      <w:r>
+        <w:t xml:space="preserve"> — รายละเอียด signature และตารางที่ engine เขียน ดู </w:t>
+      </w:r>
+      <w:r>
+        <w:rPr>
+          <w:b/>
+        </w:rPr>
+        <w:t>LLDD-BE-Workflow-Engine-Definition.pdf</w:t>
+      </w:r>
+      <w:r>
+        <w:t xml:space="preserve"> หัวข้อ 5.3</w:t>
+      </w:r>
+    </w:p>
+    <w:tbl>
+      <w:tblPr>
+        <w:tblStyle w:val="TableGrid"/>
+        <w:tblW w:type="auto" w:w="0"/>
+        <w:jc w:val="center"/>
+        <w:tblLook w:firstColumn="1" w:firstRow="1" w:lastColumn="0" w:lastRow="0" w:noHBand="0" w:noVBand="1" w:val="04A0"/>
+      </w:tblPr>
+      <w:tblGrid>
+        <w:gridCol w:w="2520"/>
+        <w:gridCol w:w="2520"/>
+        <w:gridCol w:w="2520"/>
+        <w:gridCol w:w="2520"/>
+      </w:tblGrid>
+      <w:tr>
+        <w:trPr>
+          <w:cantSplit/>
+        </w:trPr>
+        <w:tc>
+          <w:tcPr>
+            <w:tcW w:type="dxa" w:w="2520"/>
+            <w:vAlign w:val="center"/>
+            <w:shd w:fill="E8EEF5"/>
+          </w:tcPr>
+          <w:p>
+            <w:pPr>
+              <w:keepLines/>
+              <w:spacing w:after="0"/>
+            </w:pPr>
+            <w:r/>
+            <w:r>
+              <w:rPr>
+                <w:rFonts w:ascii="Arial" w:hAnsi="Arial" w:eastAsia="Arial" w:cs="Tahoma"/>
+                <w:b/>
+                <w:sz w:val="18"/>
+              </w:rPr>
+              <w:t>จุดที่เรียก (call site)</w:t>
+            </w:r>
+          </w:p>
+        </w:tc>
+        <w:tc>
+          <w:tcPr>
+            <w:tcW w:type="dxa" w:w="2520"/>
+            <w:vAlign w:val="center"/>
+            <w:shd w:fill="E8EEF5"/>
+          </w:tcPr>
+          <w:p>
+            <w:pPr>
+              <w:keepLines/>
+              <w:spacing w:after="0"/>
+            </w:pPr>
+            <w:r/>
+            <w:r>
+              <w:rPr>
+                <w:rFonts w:ascii="Arial" w:hAnsi="Arial" w:eastAsia="Arial" w:cs="Tahoma"/>
+                <w:b/>
+                <w:sz w:val="18"/>
+              </w:rPr>
+              <w:t>Engine function</w:t>
+            </w:r>
+          </w:p>
+        </w:tc>
+        <w:tc>
+          <w:tcPr>
+            <w:tcW w:type="dxa" w:w="2520"/>
+            <w:vAlign w:val="center"/>
+            <w:shd w:fill="E8EEF5"/>
+          </w:tcPr>
+          <w:p>
+            <w:pPr>
+              <w:keepLines/>
+              <w:spacing w:after="0"/>
+            </w:pPr>
+            <w:r/>
+            <w:r>
+              <w:rPr>
+                <w:rFonts w:ascii="Arial" w:hAnsi="Arial" w:eastAsia="Arial" w:cs="Tahoma"/>
+                <w:b/>
+                <w:sz w:val="18"/>
+              </w:rPr>
+              <w:t>พารามิเตอร์หลัก</w:t>
+            </w:r>
+          </w:p>
+        </w:tc>
+        <w:tc>
+          <w:tcPr>
+            <w:tcW w:type="dxa" w:w="2520"/>
+            <w:vAlign w:val="center"/>
+            <w:shd w:fill="E8EEF5"/>
+          </w:tcPr>
+          <w:p>
+            <w:pPr>
+              <w:keepLines/>
+              <w:spacing w:after="0"/>
+            </w:pPr>
+            <w:r/>
+            <w:r>
+              <w:rPr>
+                <w:rFonts w:ascii="Arial" w:hAnsi="Arial" w:eastAsia="Arial" w:cs="Tahoma"/>
+                <w:b/>
+                <w:sz w:val="18"/>
+              </w:rPr>
+              <w:t>กติกา / transaction boundary</w:t>
+            </w:r>
+          </w:p>
+        </w:tc>
+      </w:tr>
+      <w:tr>
+        <w:trPr>
+          <w:cantSplit/>
+        </w:trPr>
+        <w:tc>
+          <w:tcPr>
+            <w:tcW w:type="dxa" w:w="2520"/>
+            <w:vAlign w:val="center"/>
+          </w:tcPr>
+          <w:p>
+            <w:pPr>
+              <w:keepLines/>
+              <w:spacing w:after="0"/>
+            </w:pPr>
+            <w:r>
+              <w:rPr>
+                <w:rFonts w:ascii="Arial" w:hAnsi="Arial" w:eastAsia="Arial" w:cs="Tahoma"/>
+                <w:sz w:val="18"/>
+              </w:rPr>
+            </w:r>
+            <w:r>
+              <w:rPr>
+                <w:rFonts w:ascii="Arial" w:hAnsi="Arial" w:eastAsia="Arial" w:cs="Tahoma"/>
+                <w:sz w:val="18"/>
+              </w:rPr>
+              <w:t>ประกอบหน้าเอกสาร</w:t>
+            </w:r>
+          </w:p>
+        </w:tc>
+        <w:tc>
+          <w:tcPr>
+            <w:tcW w:type="dxa" w:w="2520"/>
+            <w:vAlign w:val="center"/>
+          </w:tcPr>
+          <w:p>
+            <w:pPr>
+              <w:keepLines/>
+              <w:spacing w:after="0"/>
+            </w:pPr>
+            <w:r>
+              <w:rPr>
+                <w:rFonts w:ascii="Arial" w:hAnsi="Arial" w:eastAsia="Arial" w:cs="Tahoma"/>
+                <w:sz w:val="18"/>
+              </w:rPr>
+            </w:r>
+            <w:r>
+              <w:rPr>
+                <w:rFonts w:ascii="Courier New" w:hAnsi="Courier New" w:eastAsia="Courier New" w:cs="Tahoma"/>
+                <w:sz w:val="18"/>
+              </w:rPr>
+              <w:t>getPermissionEvents</w:t>
+            </w:r>
+          </w:p>
+        </w:tc>
+        <w:tc>
+          <w:tcPr>
+            <w:tcW w:type="dxa" w:w="2520"/>
+            <w:vAlign w:val="center"/>
+          </w:tcPr>
+          <w:p>
+            <w:pPr>
+              <w:keepLines/>
+              <w:spacing w:after="0"/>
+            </w:pPr>
+            <w:r>
+              <w:rPr>
+                <w:rFonts w:ascii="Arial" w:hAnsi="Arial" w:eastAsia="Arial" w:cs="Tahoma"/>
+                <w:sz w:val="18"/>
+              </w:rPr>
+            </w:r>
+            <w:r>
+              <w:rPr>
+                <w:rFonts w:ascii="Arial" w:hAnsi="Arial" w:eastAsia="Arial" w:cs="Tahoma"/>
+                <w:sz w:val="18"/>
+              </w:rPr>
+              <w:t>versionId, referenceId, userData</w:t>
+            </w:r>
+          </w:p>
+        </w:tc>
+        <w:tc>
+          <w:tcPr>
+            <w:tcW w:type="dxa" w:w="2520"/>
+            <w:vAlign w:val="center"/>
+          </w:tcPr>
+          <w:p>
+            <w:pPr>
+              <w:keepLines/>
+              <w:spacing w:after="0"/>
+            </w:pPr>
+            <w:r>
+              <w:rPr>
+                <w:rFonts w:ascii="Arial" w:hAnsi="Arial" w:eastAsia="Arial" w:cs="Tahoma"/>
+                <w:sz w:val="18"/>
+              </w:rPr>
+            </w:r>
+            <w:r>
+              <w:rPr>
+                <w:rFonts w:ascii="Arial" w:hAnsi="Arial" w:eastAsia="Arial" w:cs="Tahoma"/>
+                <w:sz w:val="18"/>
+              </w:rPr>
+              <w:t>คืน event[] เป็นปุ่ม และ display[] เป็น READ/WRITE ต่อ part — FE ห้ามคำนวณสิทธิ์เอง</w:t>
+            </w:r>
+          </w:p>
+        </w:tc>
+      </w:tr>
+      <w:tr>
+        <w:trPr>
+          <w:cantSplit/>
+        </w:trPr>
+        <w:tc>
+          <w:tcPr>
+            <w:tcW w:type="dxa" w:w="2520"/>
+            <w:vAlign w:val="center"/>
+          </w:tcPr>
+          <w:p>
+            <w:pPr>
+              <w:keepLines/>
+              <w:spacing w:after="0"/>
+            </w:pPr>
+            <w:r>
+              <w:rPr>
+                <w:rFonts w:ascii="Arial" w:hAnsi="Arial" w:eastAsia="Arial" w:cs="Tahoma"/>
+                <w:sz w:val="18"/>
+              </w:rPr>
+            </w:r>
+            <w:r>
+              <w:rPr>
+                <w:rFonts w:ascii="Arial" w:hAnsi="Arial" w:eastAsia="Arial" w:cs="Tahoma"/>
+                <w:sz w:val="18"/>
+              </w:rPr>
+              <w:t>สถานะ + ผู้ถืองานปัจจุบัน</w:t>
+            </w:r>
+          </w:p>
+        </w:tc>
+        <w:tc>
+          <w:tcPr>
+            <w:tcW w:type="dxa" w:w="2520"/>
+            <w:vAlign w:val="center"/>
+          </w:tcPr>
+          <w:p>
+            <w:pPr>
+              <w:keepLines/>
+              <w:spacing w:after="0"/>
+            </w:pPr>
+            <w:r>
+              <w:rPr>
+                <w:rFonts w:ascii="Arial" w:hAnsi="Arial" w:eastAsia="Arial" w:cs="Tahoma"/>
+                <w:sz w:val="18"/>
+              </w:rPr>
+            </w:r>
+            <w:r>
+              <w:rPr>
+                <w:rFonts w:ascii="Courier New" w:hAnsi="Courier New" w:eastAsia="Courier New" w:cs="Tahoma"/>
+                <w:sz w:val="18"/>
+              </w:rPr>
+              <w:t>getTransaction</w:t>
+            </w:r>
+          </w:p>
+        </w:tc>
+        <w:tc>
+          <w:tcPr>
+            <w:tcW w:type="dxa" w:w="2520"/>
+            <w:vAlign w:val="center"/>
+          </w:tcPr>
+          <w:p>
+            <w:pPr>
+              <w:keepLines/>
+              <w:spacing w:after="0"/>
+            </w:pPr>
+            <w:r>
+              <w:rPr>
+                <w:rFonts w:ascii="Arial" w:hAnsi="Arial" w:eastAsia="Arial" w:cs="Tahoma"/>
+                <w:sz w:val="18"/>
+              </w:rPr>
+            </w:r>
+            <w:r>
+              <w:rPr>
+                <w:rFonts w:ascii="Arial" w:hAnsi="Arial" w:eastAsia="Arial" w:cs="Tahoma"/>
+                <w:sz w:val="18"/>
+              </w:rPr>
+              <w:t>versionId, referenceId</w:t>
+            </w:r>
+          </w:p>
+        </w:tc>
+        <w:tc>
+          <w:tcPr>
+            <w:tcW w:type="dxa" w:w="2520"/>
+            <w:vAlign w:val="center"/>
+          </w:tcPr>
+          <w:p>
+            <w:pPr>
+              <w:keepLines/>
+              <w:spacing w:after="0"/>
+            </w:pPr>
+            <w:r>
+              <w:rPr>
+                <w:rFonts w:ascii="Arial" w:hAnsi="Arial" w:eastAsia="Arial" w:cs="Tahoma"/>
+                <w:sz w:val="18"/>
+              </w:rPr>
+            </w:r>
+            <w:r>
+              <w:rPr>
+                <w:rFonts w:ascii="Arial" w:hAnsi="Arial" w:eastAsia="Arial" w:cs="Tahoma"/>
+                <w:sz w:val="18"/>
+              </w:rPr>
+              <w:t>ใช้เป็นค่าอ้างอิงให้ FE ส่งกลับมาตอนกดปุ่ม (optimistic guard)</w:t>
+            </w:r>
+          </w:p>
+        </w:tc>
+      </w:tr>
+    </w:tbl>
+    <w:p/>
+    <w:p>
+      <w:pPr>
+        <w:pStyle w:val="ListBullet"/>
+        <w:keepLines/>
+      </w:pPr>
+      <w:r>
+        <w:t xml:space="preserve">🔴 กติกาเหล็ก: ตาราง </w:t>
+      </w:r>
+      <w:r>
+        <w:rPr>
+          <w:rFonts w:ascii="Courier New" w:hAnsi="Courier New" w:eastAsia="Courier New" w:cs="Tahoma"/>
+        </w:rPr>
+        <w:t>sps_store.workflow_*</w:t>
+      </w:r>
+      <w:r>
+        <w:t xml:space="preserve"> (13 ตาราง) เป็นของ lib — SBPGI </w:t>
+      </w:r>
+      <w:r>
+        <w:rPr>
+          <w:b/>
+        </w:rPr>
+        <w:t>R เท่านั้น</w:t>
+      </w:r>
+      <w:r>
+        <w:t xml:space="preserve"> ห้าม INSERT/UPDATE/DELETE ตรงในทุกกรณี</w:t>
+      </w:r>
+    </w:p>
+    <w:p>
+      <w:pPr>
+        <w:pStyle w:val="ListBullet"/>
+        <w:keepLines/>
+      </w:pPr>
+      <w:r>
+        <w:t xml:space="preserve">ทุกการเรียก engine ต้องผ่านตัวห่อกลาง </w:t>
+      </w:r>
+      <w:r>
+        <w:rPr>
+          <w:rFonts w:ascii="Courier New" w:hAnsi="Courier New" w:eastAsia="Courier New" w:cs="Tahoma"/>
+        </w:rPr>
+        <w:t>WorkflowGateway</w:t>
+      </w:r>
+      <w:r>
+        <w:t xml:space="preserve"> ที่นิยามใน </w:t>
+      </w:r>
+      <w:r>
+        <w:rPr>
+          <w:b/>
+        </w:rPr>
+        <w:t>LLDD-BE-API-Common-Contracts.pdf</w:t>
+      </w:r>
+      <w:r>
+        <w:t xml:space="preserve"> (timeout · retry · map error เข้า envelope) ห้าม import lib ตรงจาก service</w:t>
+      </w:r>
+    </w:p>
+    <w:p>
+      <w:pPr>
+        <w:pStyle w:val="ListBullet"/>
+        <w:keepLines/>
+      </w:pPr>
+      <w:r>
+        <w:t>unit test ต้อง mock engine และครอบอย่างน้อย: เรียกสำเร็จ · engine โยน error แล้ว rollback ฝั่ง SBPGI ครบ · เรียกซ้ำด้วย referenceId เดิมไม่เกิดผลซ้ำ</w:t>
+      </w:r>
+    </w:p>
     <w:p>
       <w:pPr>
         <w:pStyle w:val="Heading1"/>
@@ -5220,7 +5679,7 @@
         <w:pageBreakBefore w:val="0"/>
       </w:pPr>
       <w:r>
-        <w:t>GET /api/v1/documents/{docNo}</w:t>
+        <w:t>GET /api/v1/sbpgi/document/{docNo}</w:t>
       </w:r>
     </w:p>
     <w:p>
@@ -7244,7 +7703,7 @@
         <w:pageBreakBefore w:val="0"/>
       </w:pPr>
       <w:r>
-        <w:t>GET /api/v1/competitors</w:t>
+        <w:t>GET /api/v1/sbpgi/master/competitors</w:t>
       </w:r>
     </w:p>
     <w:p>
@@ -9883,7 +10342,7 @@
         <w:br/>
         <w:t>// BFF เรียกด้วย x-api-key และแนบ x-user-id / x-user-group-id / x-user-permissions มาให้</w:t>
         <w:br/>
-        <w:t>@Controller('sbpgi')</w:t>
+        <w:t>@Controller('sbpgi/sbpgi')</w:t>
         <w:br/>
         <w:t>@UseGuards(HttpHeaderGuard)</w:t>
         <w:br/>
@@ -9892,28 +10351,34 @@
         <w:t xml:space="preserve">  constructor(private readonly service: SbpgiDocumentDetailAggregateService) {}</w:t>
         <w:br/>
         <w:br/>
-        <w:t xml:space="preserve">  // GET /api/v1/documents/{docNo} — Document aggregate API</w:t>
+        <w:t xml:space="preserve">  // GET /api/v1/sbpgi/document/{docNo} — Document aggregate API</w:t>
         <w:br/>
-        <w:t xml:space="preserve">  @Get('documents/:docNo')</w:t>
+        <w:t xml:space="preserve">  @Get('sbpgi/document/:docNo')</w:t>
         <w:br/>
-        <w:t xml:space="preserve">  getDocumentsByDocNo(@Param('docNo') docNo: string, @UserId() userId: string) {</w:t>
+        <w:t xml:space="preserve">  getSbpgiDocumentByDocNo(@Param('docNo') docNo: string, @UserId() userId: string) {</w:t>
         <w:br/>
         <w:t xml:space="preserve">    // TODO: ตรวจ x-user-permissions ก่อนเรียก service ถ้า endpoint นี้จำกัดสิทธิ์เมนู</w:t>
         <w:br/>
-        <w:t xml:space="preserve">    return this.service.getDocumentsByDocNo(docNo, userId);</w:t>
+        <w:t xml:space="preserve">    return this.service.getSbpgiDocumentByDocNo(docNo, userId);</w:t>
         <w:br/>
         <w:t xml:space="preserve">  }</w:t>
         <w:br/>
         <w:br/>
-        <w:t xml:space="preserve">  // GET /api/v1/competitors — **อ้างอิงเท่านั้น — เจ้าของ endpoint นี้คือ LLDD-BE-API-Report-and-Ma.pdf…</w:t>
+        <w:t xml:space="preserve">  // GET /api/v1/sbpgi/master/competitors — **อ้างอิงเท่านั้น — เจ้าของ endpoint นี้คือ LLDD-BE-API-Report-and-Ma.pdf…</w:t>
         <w:br/>
-        <w:t xml:space="preserve">  @Get('competitors')</w:t>
+        <w:t xml:space="preserve">  @Get('sbpgi/master/competitors')</w:t>
         <w:br/>
-        <w:t xml:space="preserve">  getCompetitors(@Query() query: DocumentDetailAggregateQueryDto, @UserId() userId: string) {</w:t>
+        <w:t xml:space="preserve">  getSbpgiMasterCompetitors(</w:t>
+        <w:br/>
+        <w:t xml:space="preserve">    @Query() query: DocumentDetailAggregateQueryDto,</w:t>
+        <w:br/>
+        <w:t xml:space="preserve">    @UserId() userId: string,</w:t>
+        <w:br/>
+        <w:t xml:space="preserve">  ) {</w:t>
         <w:br/>
         <w:t xml:space="preserve">    // TODO: ตรวจ x-user-permissions ก่อนเรียก service ถ้า endpoint นี้จำกัดสิทธิ์เมนู</w:t>
         <w:br/>
-        <w:t xml:space="preserve">    return this.service.getCompetitors(query, userId);</w:t>
+        <w:t xml:space="preserve">    return this.service.getSbpgiMasterCompetitors(query, userId);</w:t>
         <w:br/>
         <w:t xml:space="preserve">  }</w:t>
         <w:br/>
@@ -10046,21 +10511,21 @@
         <w:t xml:space="preserve">  ) {}</w:t>
         <w:br/>
         <w:br/>
-        <w:t xml:space="preserve">  // GET /api/v1/documents/{docNo} — Document aggregate API</w:t>
+        <w:t xml:space="preserve">  // GET /api/v1/sbpgi/document/{docNo} — Document aggregate API</w:t>
         <w:br/>
-        <w:t xml:space="preserve">  async getDocumentsByDocNo(docNo: string, userId: string) {</w:t>
+        <w:t xml:space="preserve">  async getSbpgiDocumentByDocNo(docNo: string, userId: string) {</w:t>
         <w:br/>
         <w:t xml:space="preserve">    const page = 1;</w:t>
         <w:br/>
         <w:t xml:space="preserve">    const size = 100; // endpoint นี้ไม่มี query param — ไม่แบ่งหน้า</w:t>
         <w:br/>
-        <w:t xml:space="preserve">    // SQL เต็มอยู่ในหัวข้อ Database SQL ของเอกสารนี้ (คีย์ 'GET /api/v1/documents/{docNo}')</w:t>
+        <w:t xml:space="preserve">    // SQL เต็มอยู่ในหัวข้อ Database SQL ของเอกสารนี้ (คีย์ 'GET /api/v1/sbpgi/document/{docNo}')</w:t>
         <w:br/>
         <w:t xml:space="preserve">    // ⚠️ SQL ตัวอย่างบางเส้นเขียนด้วย named parameter (:size/:offset) แต่ dataSource.query()</w:t>
         <w:br/>
         <w:t xml:space="preserve">    //    รับเฉพาะ positional $1..$n — ต้องแปลงชื่อเป็นลำดับก่อน หรือใช้ QueryBuilder แทน</w:t>
         <w:br/>
-        <w:t xml:space="preserve">    const rows = await this.dataSource.query(SBPGI_SQL.getDocumentsByDocNo, [</w:t>
+        <w:t xml:space="preserve">    const rows = await this.dataSource.query(SBPGI_SQL.getSbpgiDocumentByDocNo, [</w:t>
         <w:br/>
         <w:t xml:space="preserve">      // TODO: เรียงพารามิเตอร์ให้ตรงกับ $1..$n ของ SQL จริง</w:t>
         <w:br/>
@@ -10075,15 +10540,15 @@
         <w:t xml:space="preserve">  }</w:t>
         <w:br/>
         <w:br/>
-        <w:t xml:space="preserve">  // GET /api/v1/competitors — **อ้างอิงเท่านั้น — เจ้าของ endpoint นี้คือ LLDD-BE-API-Report-and-Ma.pdf…</w:t>
+        <w:t xml:space="preserve">  // GET /api/v1/sbpgi/master/competitors — **อ้างอิงเท่านั้น — เจ้าของ endpoint นี้คือ LLDD-BE-API-Report-and-Ma.pdf…</w:t>
         <w:br/>
-        <w:t xml:space="preserve">  async getCompetitors(query: DocumentDetailAggregateQueryDto, userId: string) {</w:t>
+        <w:t xml:space="preserve">  async getSbpgiMasterCompetitors(query: DocumentDetailAggregateQueryDto, userId: string) {</w:t>
         <w:br/>
-        <w:t xml:space="preserve">    // TODO: implement ตาม business rule ของ GET /api/v1/competitors</w:t>
+        <w:t xml:space="preserve">    // TODO: implement ตาม business rule ของ GET /api/v1/sbpgi/master/competitors</w:t>
         <w:br/>
-        <w:t xml:space="preserve">    //       (SQL อยู่ในหัวข้อ Database SQL คีย์ 'GET /api/v1/competitors')</w:t>
+        <w:t xml:space="preserve">    //       (SQL อยู่ในหัวข้อ Database SQL คีย์ 'GET /api/v1/sbpgi/master/competitors')</w:t>
         <w:br/>
-        <w:t xml:space="preserve">    throw new NotImplementedException('getCompetitors ยังไม่ implement');</w:t>
+        <w:t xml:space="preserve">    throw new NotImplementedException('getSbpgiMasterCompetitors ยังไม่ implement');</w:t>
         <w:br/>
         <w:t xml:space="preserve">  }</w:t>
         <w:br/>
@@ -10570,16 +11035,16 @@
         <w:t xml:space="preserve">  }</w:t>
         <w:br/>
         <w:br/>
-        <w:t xml:space="preserve">  getDocumentsByDocNo(docNo: string, params: any, user: any) {</w:t>
+        <w:t xml:space="preserve">  getSbpgiDocumentByDocNo(docNo: string, params: any, user: any) {</w:t>
         <w:br/>
-        <w:t xml:space="preserve">    return this.client.get(`/api/v1/documents/${docNo}`, { params, headers: this.userHeaders(user) });</w:t>
+        <w:t xml:space="preserve">    return this.client.get(`/api/v1/sbpgi/document/${docNo}`, { params, headers: this.userHeaders(user) });</w:t>
         <w:br/>
         <w:t xml:space="preserve">  }</w:t>
         <w:br/>
         <w:br/>
-        <w:t xml:space="preserve">  getCompetitors(params: any, user: any) {</w:t>
+        <w:t xml:space="preserve">  getSbpgiMasterCompetitors(params: any, user: any) {</w:t>
         <w:br/>
-        <w:t xml:space="preserve">    return this.client.get('/api/v1/competitors', { params, headers: this.userHeaders(user) });</w:t>
+        <w:t xml:space="preserve">    return this.client.get('/api/v1/sbpgi/master/competitors', { params, headers: this.userHeaders(user) });</w:t>
         <w:br/>
         <w:t xml:space="preserve">  }</w:t>
         <w:br/>
@@ -10604,24 +11069,24 @@
         <w:t xml:space="preserve">  constructor(private readonly service: SbpgiDocumentDetailAggregateBffService) {}</w:t>
         <w:br/>
         <w:br/>
-        <w:t xml:space="preserve">  // proxy ของ GET /api/v1/documents/{docNo}</w:t>
+        <w:t xml:space="preserve">  // proxy ของ GET /api/v1/sbpgi/document/{docNo}</w:t>
         <w:br/>
-        <w:t xml:space="preserve">  @Get('documents/:docNo')</w:t>
+        <w:t xml:space="preserve">  @Get('sbpgi/document/:docNo')</w:t>
         <w:br/>
-        <w:t xml:space="preserve">  getDocumentsByDocNo(@Param('docNo') docNo: string, @Query() query: any, @Req() req: any) {</w:t>
+        <w:t xml:space="preserve">  getSbpgiDocumentByDocNo(@Param('docNo') docNo: string, @Query() query: any, @Req() req: any) {</w:t>
         <w:br/>
-        <w:t xml:space="preserve">    return this.service.getDocumentsByDocNo(docNo, query, req.user);</w:t>
+        <w:t xml:space="preserve">    return this.service.getSbpgiDocumentByDocNo(docNo, query, req.user);</w:t>
         <w:br/>
         <w:t xml:space="preserve">  }</w:t>
         <w:br/>
         <w:br/>
-        <w:t xml:space="preserve">  // proxy ของ GET /api/v1/competitors</w:t>
+        <w:t xml:space="preserve">  // proxy ของ GET /api/v1/sbpgi/master/competitors</w:t>
         <w:br/>
-        <w:t xml:space="preserve">  @Get('competitors')</w:t>
+        <w:t xml:space="preserve">  @Get('sbpgi/master/competitors')</w:t>
         <w:br/>
-        <w:t xml:space="preserve">  getCompetitors(@Query() query: any, @Req() req: any) {</w:t>
+        <w:t xml:space="preserve">  getSbpgiMasterCompetitors(@Query() query: any, @Req() req: any) {</w:t>
         <w:br/>
-        <w:t xml:space="preserve">    return this.service.getCompetitors(query, req.user);</w:t>
+        <w:t xml:space="preserve">    return this.service.getSbpgiMasterCompetitors(query, req.user);</w:t>
         <w:br/>
         <w:t xml:space="preserve">  }</w:t>
         <w:br/>
@@ -11316,7 +11781,7 @@
         <w:rPr>
           <w:b/>
         </w:rPr>
-        <w:t>GET /api/v1/documents/{docNo}</w:t>
+        <w:t>GET /api/v1/sbpgi/document/{docNo}</w:t>
       </w:r>
       <w:r>
         <w:t xml:space="preserve"> — Document aggregate API</w:t>
@@ -11356,7 +11821,7 @@
         <w:rPr>
           <w:b/>
         </w:rPr>
-        <w:t>GET /api/v1/competitors</w:t>
+        <w:t>GET /api/v1/sbpgi/master/competitors</w:t>
       </w:r>
       <w:r>
         <w:t xml:space="preserve"> — </w:t>
@@ -14023,7 +14488,7 @@
                 <w:rFonts w:ascii="Courier New" w:hAnsi="Courier New" w:eastAsia="Courier New" w:cs="Tahoma"/>
                 <w:sz w:val="18"/>
               </w:rPr>
-              <w:t>GET /api/v1/documents/{docNo}</w:t>
+              <w:t>GET /api/v1/sbpgi/document/{docNo}</w:t>
             </w:r>
           </w:p>
         </w:tc>
@@ -14103,7 +14568,7 @@
                 <w:rFonts w:ascii="Courier New" w:hAnsi="Courier New" w:eastAsia="Courier New" w:cs="Tahoma"/>
                 <w:sz w:val="18"/>
               </w:rPr>
-              <w:t>GET /api/v1/competitors</w:t>
+              <w:t>GET /api/v1/sbpgi/master/competitors</w:t>
             </w:r>
           </w:p>
         </w:tc>

--- a/LLDD/word/BE/LLDD-BE-API-Document-Detail-Aggregate.docx
+++ b/LLDD/word/BE/LLDD-BE-API-Document-Detail-Aggregate.docx
@@ -657,6 +657,1367 @@
         <w:t>Common contract reference: ทุกหัวข้อ API/FE ต้องยึด LLDD-BE-API-Common-Contracts.pdf และ LLDD-FE-Integration-Contracts.pdf สำหรับ error/auth/format/pagination/action/RBAC ก่อนลงรายละเอียดเฉพาะหน้าหรือเฉพาะ endpoint</w:t>
       </w:r>
     </w:p>
+    <w:p>
+      <w:pPr>
+        <w:pStyle w:val="Heading2"/>
+        <w:keepNext/>
+        <w:keepLines/>
+        <w:pageBreakBefore w:val="0"/>
+      </w:pPr>
+      <w:r>
+        <w:t>1.1 เอกสาร LLDD ที่เกี่ยวข้อง</w:t>
+      </w:r>
+    </w:p>
+    <w:p>
+      <w:pPr>
+        <w:keepNext w:val="0"/>
+      </w:pPr>
+      <w:r>
+        <w:t>ตารางนี้สร้างจาก endpoint และตารางที่เอกสารฉบับนี้ประกาศไว้จริง — อ่านฉบับที่อยู่ในตารางก่อนลงมือ เพื่อไม่ให้สัญญา request/response หรือชื่อคอลัมน์หลุดจากกัน</w:t>
+      </w:r>
+    </w:p>
+    <w:tbl>
+      <w:tblPr>
+        <w:tblStyle w:val="TableGrid"/>
+        <w:tblW w:type="auto" w:w="0"/>
+        <w:jc w:val="center"/>
+        <w:tblLook w:firstColumn="1" w:firstRow="1" w:lastColumn="0" w:lastRow="0" w:noHBand="0" w:noVBand="1" w:val="04A0"/>
+      </w:tblPr>
+      <w:tblGrid>
+        <w:gridCol w:w="3360"/>
+        <w:gridCol w:w="3360"/>
+        <w:gridCol w:w="3360"/>
+      </w:tblGrid>
+      <w:tr>
+        <w:trPr>
+          <w:cantSplit/>
+        </w:trPr>
+        <w:tc>
+          <w:tcPr>
+            <w:tcW w:type="dxa" w:w="3360"/>
+            <w:vAlign w:val="center"/>
+            <w:shd w:fill="E8EEF5"/>
+          </w:tcPr>
+          <w:p>
+            <w:pPr>
+              <w:keepLines/>
+              <w:spacing w:after="0"/>
+            </w:pPr>
+            <w:r/>
+            <w:r>
+              <w:rPr>
+                <w:rFonts w:ascii="Arial" w:hAnsi="Arial" w:eastAsia="Arial" w:cs="Tahoma"/>
+                <w:b/>
+                <w:sz w:val="18"/>
+              </w:rPr>
+              <w:t>ความสัมพันธ์</w:t>
+            </w:r>
+          </w:p>
+        </w:tc>
+        <w:tc>
+          <w:tcPr>
+            <w:tcW w:type="dxa" w:w="3360"/>
+            <w:vAlign w:val="center"/>
+            <w:shd w:fill="E8EEF5"/>
+          </w:tcPr>
+          <w:p>
+            <w:pPr>
+              <w:keepLines/>
+              <w:spacing w:after="0"/>
+            </w:pPr>
+            <w:r/>
+            <w:r>
+              <w:rPr>
+                <w:rFonts w:ascii="Arial" w:hAnsi="Arial" w:eastAsia="Arial" w:cs="Tahoma"/>
+                <w:b/>
+                <w:sz w:val="18"/>
+              </w:rPr>
+              <w:t>เอกสาร LLDD</w:t>
+            </w:r>
+          </w:p>
+        </w:tc>
+        <w:tc>
+          <w:tcPr>
+            <w:tcW w:type="dxa" w:w="3360"/>
+            <w:vAlign w:val="center"/>
+            <w:shd w:fill="E8EEF5"/>
+          </w:tcPr>
+          <w:p>
+            <w:pPr>
+              <w:keepLines/>
+              <w:spacing w:after="0"/>
+            </w:pPr>
+            <w:r/>
+            <w:r>
+              <w:rPr>
+                <w:rFonts w:ascii="Arial" w:hAnsi="Arial" w:eastAsia="Arial" w:cs="Tahoma"/>
+                <w:b/>
+                <w:sz w:val="18"/>
+              </w:rPr>
+              <w:t>เกี่ยวข้องตรงไหน</w:t>
+            </w:r>
+          </w:p>
+        </w:tc>
+      </w:tr>
+      <w:tr>
+        <w:trPr>
+          <w:cantSplit/>
+        </w:trPr>
+        <w:tc>
+          <w:tcPr>
+            <w:tcW w:type="dxa" w:w="3360"/>
+            <w:vAlign w:val="center"/>
+          </w:tcPr>
+          <w:p>
+            <w:pPr>
+              <w:keepLines/>
+              <w:spacing w:after="0"/>
+            </w:pPr>
+            <w:r>
+              <w:rPr>
+                <w:rFonts w:ascii="Arial" w:hAnsi="Arial" w:eastAsia="Arial" w:cs="Tahoma"/>
+                <w:sz w:val="18"/>
+              </w:rPr>
+            </w:r>
+            <w:r>
+              <w:rPr>
+                <w:rFonts w:ascii="Arial" w:hAnsi="Arial" w:eastAsia="Arial" w:cs="Tahoma"/>
+                <w:sz w:val="18"/>
+              </w:rPr>
+              <w:t>ใช้ endpoint ของ</w:t>
+            </w:r>
+          </w:p>
+        </w:tc>
+        <w:tc>
+          <w:tcPr>
+            <w:tcW w:type="dxa" w:w="3360"/>
+            <w:vAlign w:val="center"/>
+          </w:tcPr>
+          <w:p>
+            <w:pPr>
+              <w:keepLines/>
+              <w:spacing w:after="0"/>
+            </w:pPr>
+            <w:r>
+              <w:rPr>
+                <w:rFonts w:ascii="Arial" w:hAnsi="Arial" w:eastAsia="Arial" w:cs="Tahoma"/>
+                <w:sz w:val="18"/>
+              </w:rPr>
+            </w:r>
+            <w:r>
+              <w:rPr>
+                <w:rFonts w:ascii="Arial" w:hAnsi="Arial" w:eastAsia="Arial" w:cs="Tahoma"/>
+                <w:b/>
+                <w:sz w:val="18"/>
+              </w:rPr>
+              <w:t>LLDD-BE-API-Report-and-Master-Data.pdf</w:t>
+            </w:r>
+          </w:p>
+        </w:tc>
+        <w:tc>
+          <w:tcPr>
+            <w:tcW w:type="dxa" w:w="3360"/>
+            <w:vAlign w:val="center"/>
+          </w:tcPr>
+          <w:p>
+            <w:pPr>
+              <w:keepLines/>
+              <w:spacing w:after="0"/>
+            </w:pPr>
+            <w:r>
+              <w:rPr>
+                <w:rFonts w:ascii="Arial" w:hAnsi="Arial" w:eastAsia="Arial" w:cs="Tahoma"/>
+                <w:sz w:val="18"/>
+              </w:rPr>
+            </w:r>
+            <w:r>
+              <w:rPr>
+                <w:rFonts w:ascii="Courier New" w:hAnsi="Courier New" w:eastAsia="Courier New" w:cs="Tahoma"/>
+                <w:sz w:val="18"/>
+              </w:rPr>
+              <w:t>GET /api/v1/sgi/master/competitors</w:t>
+            </w:r>
+          </w:p>
+        </w:tc>
+      </w:tr>
+      <w:tr>
+        <w:trPr>
+          <w:cantSplit/>
+        </w:trPr>
+        <w:tc>
+          <w:tcPr>
+            <w:tcW w:type="dxa" w:w="3360"/>
+            <w:vAlign w:val="center"/>
+          </w:tcPr>
+          <w:p>
+            <w:pPr>
+              <w:keepLines/>
+              <w:spacing w:after="0"/>
+            </w:pPr>
+            <w:r>
+              <w:rPr>
+                <w:rFonts w:ascii="Arial" w:hAnsi="Arial" w:eastAsia="Arial" w:cs="Tahoma"/>
+                <w:sz w:val="18"/>
+              </w:rPr>
+            </w:r>
+            <w:r>
+              <w:rPr>
+                <w:rFonts w:ascii="Arial" w:hAnsi="Arial" w:eastAsia="Arial" w:cs="Tahoma"/>
+                <w:sz w:val="18"/>
+              </w:rPr>
+              <w:t>ถูกเรียกจาก</w:t>
+            </w:r>
+          </w:p>
+        </w:tc>
+        <w:tc>
+          <w:tcPr>
+            <w:tcW w:type="dxa" w:w="3360"/>
+            <w:vAlign w:val="center"/>
+          </w:tcPr>
+          <w:p>
+            <w:pPr>
+              <w:keepLines/>
+              <w:spacing w:after="0"/>
+            </w:pPr>
+            <w:r>
+              <w:rPr>
+                <w:rFonts w:ascii="Arial" w:hAnsi="Arial" w:eastAsia="Arial" w:cs="Tahoma"/>
+                <w:sz w:val="18"/>
+              </w:rPr>
+            </w:r>
+            <w:r>
+              <w:rPr>
+                <w:rFonts w:ascii="Arial" w:hAnsi="Arial" w:eastAsia="Arial" w:cs="Tahoma"/>
+                <w:b/>
+                <w:sz w:val="18"/>
+              </w:rPr>
+              <w:t>LLDD-BE-API-Report-and-Master-Data.pdf</w:t>
+            </w:r>
+          </w:p>
+        </w:tc>
+        <w:tc>
+          <w:tcPr>
+            <w:tcW w:type="dxa" w:w="3360"/>
+            <w:vAlign w:val="center"/>
+          </w:tcPr>
+          <w:p>
+            <w:pPr>
+              <w:keepLines/>
+              <w:spacing w:after="0"/>
+            </w:pPr>
+            <w:r>
+              <w:rPr>
+                <w:rFonts w:ascii="Arial" w:hAnsi="Arial" w:eastAsia="Arial" w:cs="Tahoma"/>
+                <w:sz w:val="18"/>
+              </w:rPr>
+            </w:r>
+            <w:r>
+              <w:rPr>
+                <w:rFonts w:ascii="Courier New" w:hAnsi="Courier New" w:eastAsia="Courier New" w:cs="Tahoma"/>
+                <w:sz w:val="18"/>
+              </w:rPr>
+              <w:t>GET /api/v1/sgi/master/competitors</w:t>
+            </w:r>
+          </w:p>
+        </w:tc>
+      </w:tr>
+      <w:tr>
+        <w:trPr>
+          <w:cantSplit/>
+        </w:trPr>
+        <w:tc>
+          <w:tcPr>
+            <w:tcW w:type="dxa" w:w="3360"/>
+            <w:vAlign w:val="center"/>
+          </w:tcPr>
+          <w:p>
+            <w:pPr>
+              <w:keepLines/>
+              <w:spacing w:after="0"/>
+            </w:pPr>
+            <w:r>
+              <w:rPr>
+                <w:rFonts w:ascii="Arial" w:hAnsi="Arial" w:eastAsia="Arial" w:cs="Tahoma"/>
+                <w:sz w:val="18"/>
+              </w:rPr>
+            </w:r>
+            <w:r>
+              <w:rPr>
+                <w:rFonts w:ascii="Arial" w:hAnsi="Arial" w:eastAsia="Arial" w:cs="Tahoma"/>
+                <w:sz w:val="18"/>
+              </w:rPr>
+              <w:t>ถูกเรียกจาก</w:t>
+            </w:r>
+          </w:p>
+        </w:tc>
+        <w:tc>
+          <w:tcPr>
+            <w:tcW w:type="dxa" w:w="3360"/>
+            <w:vAlign w:val="center"/>
+          </w:tcPr>
+          <w:p>
+            <w:pPr>
+              <w:keepLines/>
+              <w:spacing w:after="0"/>
+            </w:pPr>
+            <w:r>
+              <w:rPr>
+                <w:rFonts w:ascii="Arial" w:hAnsi="Arial" w:eastAsia="Arial" w:cs="Tahoma"/>
+                <w:sz w:val="18"/>
+              </w:rPr>
+            </w:r>
+            <w:r>
+              <w:rPr>
+                <w:rFonts w:ascii="Arial" w:hAnsi="Arial" w:eastAsia="Arial" w:cs="Tahoma"/>
+                <w:b/>
+                <w:sz w:val="18"/>
+              </w:rPr>
+              <w:t>LLDD-FE-Document-Detail.pdf</w:t>
+            </w:r>
+          </w:p>
+        </w:tc>
+        <w:tc>
+          <w:tcPr>
+            <w:tcW w:type="dxa" w:w="3360"/>
+            <w:vAlign w:val="center"/>
+          </w:tcPr>
+          <w:p>
+            <w:pPr>
+              <w:keepLines/>
+              <w:spacing w:after="0"/>
+            </w:pPr>
+            <w:r>
+              <w:rPr>
+                <w:rFonts w:ascii="Arial" w:hAnsi="Arial" w:eastAsia="Arial" w:cs="Tahoma"/>
+                <w:sz w:val="18"/>
+              </w:rPr>
+            </w:r>
+            <w:r>
+              <w:rPr>
+                <w:rFonts w:ascii="Courier New" w:hAnsi="Courier New" w:eastAsia="Courier New" w:cs="Tahoma"/>
+                <w:sz w:val="18"/>
+              </w:rPr>
+              <w:t>GET /api/v1/sgi/document/{docNo}</w:t>
+            </w:r>
+          </w:p>
+        </w:tc>
+      </w:tr>
+      <w:tr>
+        <w:trPr>
+          <w:cantSplit/>
+        </w:trPr>
+        <w:tc>
+          <w:tcPr>
+            <w:tcW w:type="dxa" w:w="3360"/>
+            <w:vAlign w:val="center"/>
+          </w:tcPr>
+          <w:p>
+            <w:pPr>
+              <w:keepLines/>
+              <w:spacing w:after="0"/>
+            </w:pPr>
+            <w:r>
+              <w:rPr>
+                <w:rFonts w:ascii="Arial" w:hAnsi="Arial" w:eastAsia="Arial" w:cs="Tahoma"/>
+                <w:sz w:val="18"/>
+              </w:rPr>
+            </w:r>
+            <w:r>
+              <w:rPr>
+                <w:rFonts w:ascii="Arial" w:hAnsi="Arial" w:eastAsia="Arial" w:cs="Tahoma"/>
+                <w:sz w:val="18"/>
+              </w:rPr>
+              <w:t>ถูกเรียกจาก</w:t>
+            </w:r>
+          </w:p>
+        </w:tc>
+        <w:tc>
+          <w:tcPr>
+            <w:tcW w:type="dxa" w:w="3360"/>
+            <w:vAlign w:val="center"/>
+          </w:tcPr>
+          <w:p>
+            <w:pPr>
+              <w:keepLines/>
+              <w:spacing w:after="0"/>
+            </w:pPr>
+            <w:r>
+              <w:rPr>
+                <w:rFonts w:ascii="Arial" w:hAnsi="Arial" w:eastAsia="Arial" w:cs="Tahoma"/>
+                <w:sz w:val="18"/>
+              </w:rPr>
+            </w:r>
+            <w:r>
+              <w:rPr>
+                <w:rFonts w:ascii="Arial" w:hAnsi="Arial" w:eastAsia="Arial" w:cs="Tahoma"/>
+                <w:b/>
+                <w:sz w:val="18"/>
+              </w:rPr>
+              <w:t>LLDD-FE-Document-Detail-Role-01-Business-Promotion.pdf</w:t>
+            </w:r>
+          </w:p>
+        </w:tc>
+        <w:tc>
+          <w:tcPr>
+            <w:tcW w:type="dxa" w:w="3360"/>
+            <w:vAlign w:val="center"/>
+          </w:tcPr>
+          <w:p>
+            <w:pPr>
+              <w:keepLines/>
+              <w:spacing w:after="0"/>
+            </w:pPr>
+            <w:r>
+              <w:rPr>
+                <w:rFonts w:ascii="Arial" w:hAnsi="Arial" w:eastAsia="Arial" w:cs="Tahoma"/>
+                <w:sz w:val="18"/>
+              </w:rPr>
+            </w:r>
+            <w:r>
+              <w:rPr>
+                <w:rFonts w:ascii="Courier New" w:hAnsi="Courier New" w:eastAsia="Courier New" w:cs="Tahoma"/>
+                <w:sz w:val="18"/>
+              </w:rPr>
+              <w:t>GET /api/v1/sgi/document/{docNo}</w:t>
+            </w:r>
+          </w:p>
+        </w:tc>
+      </w:tr>
+      <w:tr>
+        <w:trPr>
+          <w:cantSplit/>
+        </w:trPr>
+        <w:tc>
+          <w:tcPr>
+            <w:tcW w:type="dxa" w:w="3360"/>
+            <w:vAlign w:val="center"/>
+          </w:tcPr>
+          <w:p>
+            <w:pPr>
+              <w:keepLines/>
+              <w:spacing w:after="0"/>
+            </w:pPr>
+            <w:r>
+              <w:rPr>
+                <w:rFonts w:ascii="Arial" w:hAnsi="Arial" w:eastAsia="Arial" w:cs="Tahoma"/>
+                <w:sz w:val="18"/>
+              </w:rPr>
+            </w:r>
+            <w:r>
+              <w:rPr>
+                <w:rFonts w:ascii="Arial" w:hAnsi="Arial" w:eastAsia="Arial" w:cs="Tahoma"/>
+                <w:sz w:val="18"/>
+              </w:rPr>
+              <w:t>ถูกเรียกจาก</w:t>
+            </w:r>
+          </w:p>
+        </w:tc>
+        <w:tc>
+          <w:tcPr>
+            <w:tcW w:type="dxa" w:w="3360"/>
+            <w:vAlign w:val="center"/>
+          </w:tcPr>
+          <w:p>
+            <w:pPr>
+              <w:keepLines/>
+              <w:spacing w:after="0"/>
+            </w:pPr>
+            <w:r>
+              <w:rPr>
+                <w:rFonts w:ascii="Arial" w:hAnsi="Arial" w:eastAsia="Arial" w:cs="Tahoma"/>
+                <w:sz w:val="18"/>
+              </w:rPr>
+            </w:r>
+            <w:r>
+              <w:rPr>
+                <w:rFonts w:ascii="Arial" w:hAnsi="Arial" w:eastAsia="Arial" w:cs="Tahoma"/>
+                <w:b/>
+                <w:sz w:val="18"/>
+              </w:rPr>
+              <w:t>LLDD-FE-Document-Detail-Role-02-GM-Business-Promotion.pdf</w:t>
+            </w:r>
+          </w:p>
+        </w:tc>
+        <w:tc>
+          <w:tcPr>
+            <w:tcW w:type="dxa" w:w="3360"/>
+            <w:vAlign w:val="center"/>
+          </w:tcPr>
+          <w:p>
+            <w:pPr>
+              <w:keepLines/>
+              <w:spacing w:after="0"/>
+            </w:pPr>
+            <w:r>
+              <w:rPr>
+                <w:rFonts w:ascii="Arial" w:hAnsi="Arial" w:eastAsia="Arial" w:cs="Tahoma"/>
+                <w:sz w:val="18"/>
+              </w:rPr>
+            </w:r>
+            <w:r>
+              <w:rPr>
+                <w:rFonts w:ascii="Courier New" w:hAnsi="Courier New" w:eastAsia="Courier New" w:cs="Tahoma"/>
+                <w:sz w:val="18"/>
+              </w:rPr>
+              <w:t>GET /api/v1/sgi/document/{docNo}</w:t>
+            </w:r>
+          </w:p>
+        </w:tc>
+      </w:tr>
+      <w:tr>
+        <w:trPr>
+          <w:cantSplit/>
+        </w:trPr>
+        <w:tc>
+          <w:tcPr>
+            <w:tcW w:type="dxa" w:w="3360"/>
+            <w:vAlign w:val="center"/>
+          </w:tcPr>
+          <w:p>
+            <w:pPr>
+              <w:keepLines/>
+              <w:spacing w:after="0"/>
+            </w:pPr>
+            <w:r>
+              <w:rPr>
+                <w:rFonts w:ascii="Arial" w:hAnsi="Arial" w:eastAsia="Arial" w:cs="Tahoma"/>
+                <w:sz w:val="18"/>
+              </w:rPr>
+            </w:r>
+            <w:r>
+              <w:rPr>
+                <w:rFonts w:ascii="Arial" w:hAnsi="Arial" w:eastAsia="Arial" w:cs="Tahoma"/>
+                <w:sz w:val="18"/>
+              </w:rPr>
+              <w:t>ถูกเรียกจาก</w:t>
+            </w:r>
+          </w:p>
+        </w:tc>
+        <w:tc>
+          <w:tcPr>
+            <w:tcW w:type="dxa" w:w="3360"/>
+            <w:vAlign w:val="center"/>
+          </w:tcPr>
+          <w:p>
+            <w:pPr>
+              <w:keepLines/>
+              <w:spacing w:after="0"/>
+            </w:pPr>
+            <w:r>
+              <w:rPr>
+                <w:rFonts w:ascii="Arial" w:hAnsi="Arial" w:eastAsia="Arial" w:cs="Tahoma"/>
+                <w:sz w:val="18"/>
+              </w:rPr>
+            </w:r>
+            <w:r>
+              <w:rPr>
+                <w:rFonts w:ascii="Arial" w:hAnsi="Arial" w:eastAsia="Arial" w:cs="Tahoma"/>
+                <w:b/>
+                <w:sz w:val="18"/>
+              </w:rPr>
+              <w:t>LLDD-FE-Document-Detail-Role-03-AVP-SBP.pdf</w:t>
+            </w:r>
+          </w:p>
+        </w:tc>
+        <w:tc>
+          <w:tcPr>
+            <w:tcW w:type="dxa" w:w="3360"/>
+            <w:vAlign w:val="center"/>
+          </w:tcPr>
+          <w:p>
+            <w:pPr>
+              <w:keepLines/>
+              <w:spacing w:after="0"/>
+            </w:pPr>
+            <w:r>
+              <w:rPr>
+                <w:rFonts w:ascii="Arial" w:hAnsi="Arial" w:eastAsia="Arial" w:cs="Tahoma"/>
+                <w:sz w:val="18"/>
+              </w:rPr>
+            </w:r>
+            <w:r>
+              <w:rPr>
+                <w:rFonts w:ascii="Courier New" w:hAnsi="Courier New" w:eastAsia="Courier New" w:cs="Tahoma"/>
+                <w:sz w:val="18"/>
+              </w:rPr>
+              <w:t>GET /api/v1/sgi/document/{docNo}</w:t>
+            </w:r>
+          </w:p>
+        </w:tc>
+      </w:tr>
+      <w:tr>
+        <w:trPr>
+          <w:cantSplit/>
+        </w:trPr>
+        <w:tc>
+          <w:tcPr>
+            <w:tcW w:type="dxa" w:w="3360"/>
+            <w:vAlign w:val="center"/>
+          </w:tcPr>
+          <w:p>
+            <w:pPr>
+              <w:keepLines/>
+              <w:spacing w:after="0"/>
+            </w:pPr>
+            <w:r>
+              <w:rPr>
+                <w:rFonts w:ascii="Arial" w:hAnsi="Arial" w:eastAsia="Arial" w:cs="Tahoma"/>
+                <w:sz w:val="18"/>
+              </w:rPr>
+            </w:r>
+            <w:r>
+              <w:rPr>
+                <w:rFonts w:ascii="Arial" w:hAnsi="Arial" w:eastAsia="Arial" w:cs="Tahoma"/>
+                <w:sz w:val="18"/>
+              </w:rPr>
+              <w:t>ถูกเรียกจาก</w:t>
+            </w:r>
+          </w:p>
+        </w:tc>
+        <w:tc>
+          <w:tcPr>
+            <w:tcW w:type="dxa" w:w="3360"/>
+            <w:vAlign w:val="center"/>
+          </w:tcPr>
+          <w:p>
+            <w:pPr>
+              <w:keepLines/>
+              <w:spacing w:after="0"/>
+            </w:pPr>
+            <w:r>
+              <w:rPr>
+                <w:rFonts w:ascii="Arial" w:hAnsi="Arial" w:eastAsia="Arial" w:cs="Tahoma"/>
+                <w:sz w:val="18"/>
+              </w:rPr>
+            </w:r>
+            <w:r>
+              <w:rPr>
+                <w:rFonts w:ascii="Arial" w:hAnsi="Arial" w:eastAsia="Arial" w:cs="Tahoma"/>
+                <w:b/>
+                <w:sz w:val="18"/>
+              </w:rPr>
+              <w:t>LLDD-FE-Document-Detail-Role-06-SBP-DSA.pdf</w:t>
+            </w:r>
+          </w:p>
+        </w:tc>
+        <w:tc>
+          <w:tcPr>
+            <w:tcW w:type="dxa" w:w="3360"/>
+            <w:vAlign w:val="center"/>
+          </w:tcPr>
+          <w:p>
+            <w:pPr>
+              <w:keepLines/>
+              <w:spacing w:after="0"/>
+            </w:pPr>
+            <w:r>
+              <w:rPr>
+                <w:rFonts w:ascii="Arial" w:hAnsi="Arial" w:eastAsia="Arial" w:cs="Tahoma"/>
+                <w:sz w:val="18"/>
+              </w:rPr>
+            </w:r>
+            <w:r>
+              <w:rPr>
+                <w:rFonts w:ascii="Courier New" w:hAnsi="Courier New" w:eastAsia="Courier New" w:cs="Tahoma"/>
+                <w:sz w:val="18"/>
+              </w:rPr>
+              <w:t>GET /api/v1/sgi/document/{docNo}</w:t>
+            </w:r>
+          </w:p>
+        </w:tc>
+      </w:tr>
+      <w:tr>
+        <w:trPr>
+          <w:cantSplit/>
+        </w:trPr>
+        <w:tc>
+          <w:tcPr>
+            <w:tcW w:type="dxa" w:w="3360"/>
+            <w:vAlign w:val="center"/>
+          </w:tcPr>
+          <w:p>
+            <w:pPr>
+              <w:keepLines/>
+              <w:spacing w:after="0"/>
+            </w:pPr>
+            <w:r>
+              <w:rPr>
+                <w:rFonts w:ascii="Arial" w:hAnsi="Arial" w:eastAsia="Arial" w:cs="Tahoma"/>
+                <w:sz w:val="18"/>
+              </w:rPr>
+            </w:r>
+            <w:r>
+              <w:rPr>
+                <w:rFonts w:ascii="Arial" w:hAnsi="Arial" w:eastAsia="Arial" w:cs="Tahoma"/>
+                <w:sz w:val="18"/>
+              </w:rPr>
+              <w:t>ถูกเรียกจาก</w:t>
+            </w:r>
+          </w:p>
+        </w:tc>
+        <w:tc>
+          <w:tcPr>
+            <w:tcW w:type="dxa" w:w="3360"/>
+            <w:vAlign w:val="center"/>
+          </w:tcPr>
+          <w:p>
+            <w:pPr>
+              <w:keepLines/>
+              <w:spacing w:after="0"/>
+            </w:pPr>
+            <w:r>
+              <w:rPr>
+                <w:rFonts w:ascii="Arial" w:hAnsi="Arial" w:eastAsia="Arial" w:cs="Tahoma"/>
+                <w:sz w:val="18"/>
+              </w:rPr>
+            </w:r>
+            <w:r>
+              <w:rPr>
+                <w:rFonts w:ascii="Arial" w:hAnsi="Arial" w:eastAsia="Arial" w:cs="Tahoma"/>
+                <w:b/>
+                <w:sz w:val="18"/>
+              </w:rPr>
+              <w:t>LLDD-FE-Document-Detail-Role-08-SBP-DSA-Officer.pdf</w:t>
+            </w:r>
+          </w:p>
+        </w:tc>
+        <w:tc>
+          <w:tcPr>
+            <w:tcW w:type="dxa" w:w="3360"/>
+            <w:vAlign w:val="center"/>
+          </w:tcPr>
+          <w:p>
+            <w:pPr>
+              <w:keepLines/>
+              <w:spacing w:after="0"/>
+            </w:pPr>
+            <w:r>
+              <w:rPr>
+                <w:rFonts w:ascii="Arial" w:hAnsi="Arial" w:eastAsia="Arial" w:cs="Tahoma"/>
+                <w:sz w:val="18"/>
+              </w:rPr>
+            </w:r>
+            <w:r>
+              <w:rPr>
+                <w:rFonts w:ascii="Courier New" w:hAnsi="Courier New" w:eastAsia="Courier New" w:cs="Tahoma"/>
+                <w:sz w:val="18"/>
+              </w:rPr>
+              <w:t>GET /api/v1/sgi/document/{docNo}</w:t>
+            </w:r>
+          </w:p>
+        </w:tc>
+      </w:tr>
+      <w:tr>
+        <w:trPr>
+          <w:cantSplit/>
+        </w:trPr>
+        <w:tc>
+          <w:tcPr>
+            <w:tcW w:type="dxa" w:w="3360"/>
+            <w:vAlign w:val="center"/>
+          </w:tcPr>
+          <w:p>
+            <w:pPr>
+              <w:keepLines/>
+              <w:spacing w:after="0"/>
+            </w:pPr>
+            <w:r>
+              <w:rPr>
+                <w:rFonts w:ascii="Arial" w:hAnsi="Arial" w:eastAsia="Arial" w:cs="Tahoma"/>
+                <w:sz w:val="18"/>
+              </w:rPr>
+            </w:r>
+            <w:r>
+              <w:rPr>
+                <w:rFonts w:ascii="Arial" w:hAnsi="Arial" w:eastAsia="Arial" w:cs="Tahoma"/>
+                <w:sz w:val="18"/>
+              </w:rPr>
+              <w:t>ถูกเรียกจาก</w:t>
+            </w:r>
+          </w:p>
+        </w:tc>
+        <w:tc>
+          <w:tcPr>
+            <w:tcW w:type="dxa" w:w="3360"/>
+            <w:vAlign w:val="center"/>
+          </w:tcPr>
+          <w:p>
+            <w:pPr>
+              <w:keepLines/>
+              <w:spacing w:after="0"/>
+            </w:pPr>
+            <w:r>
+              <w:rPr>
+                <w:rFonts w:ascii="Arial" w:hAnsi="Arial" w:eastAsia="Arial" w:cs="Tahoma"/>
+                <w:sz w:val="18"/>
+              </w:rPr>
+            </w:r>
+            <w:r>
+              <w:rPr>
+                <w:rFonts w:ascii="Arial" w:hAnsi="Arial" w:eastAsia="Arial" w:cs="Tahoma"/>
+                <w:b/>
+                <w:sz w:val="18"/>
+              </w:rPr>
+              <w:t>LLDD-FE-Master-Data.pdf</w:t>
+            </w:r>
+          </w:p>
+        </w:tc>
+        <w:tc>
+          <w:tcPr>
+            <w:tcW w:type="dxa" w:w="3360"/>
+            <w:vAlign w:val="center"/>
+          </w:tcPr>
+          <w:p>
+            <w:pPr>
+              <w:keepLines/>
+              <w:spacing w:after="0"/>
+            </w:pPr>
+            <w:r>
+              <w:rPr>
+                <w:rFonts w:ascii="Arial" w:hAnsi="Arial" w:eastAsia="Arial" w:cs="Tahoma"/>
+                <w:sz w:val="18"/>
+              </w:rPr>
+            </w:r>
+            <w:r>
+              <w:rPr>
+                <w:rFonts w:ascii="Courier New" w:hAnsi="Courier New" w:eastAsia="Courier New" w:cs="Tahoma"/>
+                <w:sz w:val="18"/>
+              </w:rPr>
+              <w:t>GET /api/v1/sgi/master/competitors</w:t>
+            </w:r>
+          </w:p>
+        </w:tc>
+      </w:tr>
+      <w:tr>
+        <w:trPr>
+          <w:cantSplit/>
+        </w:trPr>
+        <w:tc>
+          <w:tcPr>
+            <w:tcW w:type="dxa" w:w="3360"/>
+            <w:vAlign w:val="center"/>
+          </w:tcPr>
+          <w:p>
+            <w:pPr>
+              <w:keepLines/>
+              <w:spacing w:after="0"/>
+            </w:pPr>
+            <w:r>
+              <w:rPr>
+                <w:rFonts w:ascii="Arial" w:hAnsi="Arial" w:eastAsia="Arial" w:cs="Tahoma"/>
+                <w:sz w:val="18"/>
+              </w:rPr>
+            </w:r>
+            <w:r>
+              <w:rPr>
+                <w:rFonts w:ascii="Arial" w:hAnsi="Arial" w:eastAsia="Arial" w:cs="Tahoma"/>
+                <w:sz w:val="18"/>
+              </w:rPr>
+              <w:t>สัญญากลาง</w:t>
+            </w:r>
+          </w:p>
+        </w:tc>
+        <w:tc>
+          <w:tcPr>
+            <w:tcW w:type="dxa" w:w="3360"/>
+            <w:vAlign w:val="center"/>
+          </w:tcPr>
+          <w:p>
+            <w:pPr>
+              <w:keepLines/>
+              <w:spacing w:after="0"/>
+            </w:pPr>
+            <w:r>
+              <w:rPr>
+                <w:rFonts w:ascii="Arial" w:hAnsi="Arial" w:eastAsia="Arial" w:cs="Tahoma"/>
+                <w:sz w:val="18"/>
+              </w:rPr>
+            </w:r>
+            <w:r>
+              <w:rPr>
+                <w:rFonts w:ascii="Arial" w:hAnsi="Arial" w:eastAsia="Arial" w:cs="Tahoma"/>
+                <w:b/>
+                <w:sz w:val="18"/>
+              </w:rPr>
+              <w:t>LLDD-BE-API-Common-Contracts.pdf</w:t>
+            </w:r>
+          </w:p>
+        </w:tc>
+        <w:tc>
+          <w:tcPr>
+            <w:tcW w:type="dxa" w:w="3360"/>
+            <w:vAlign w:val="center"/>
+          </w:tcPr>
+          <w:p>
+            <w:pPr>
+              <w:keepLines/>
+              <w:spacing w:after="0"/>
+            </w:pPr>
+            <w:r>
+              <w:rPr>
+                <w:rFonts w:ascii="Arial" w:hAnsi="Arial" w:eastAsia="Arial" w:cs="Tahoma"/>
+                <w:sz w:val="18"/>
+              </w:rPr>
+            </w:r>
+            <w:r>
+              <w:rPr>
+                <w:rFonts w:ascii="Arial" w:hAnsi="Arial" w:eastAsia="Arial" w:cs="Tahoma"/>
+                <w:sz w:val="18"/>
+              </w:rPr>
+              <w:t xml:space="preserve">envelope </w:t>
+            </w:r>
+            <w:r>
+              <w:rPr>
+                <w:rFonts w:ascii="Courier New" w:hAnsi="Courier New" w:eastAsia="Courier New" w:cs="Tahoma"/>
+                <w:sz w:val="18"/>
+              </w:rPr>
+              <w:t>{success,data}</w:t>
+            </w:r>
+            <w:r>
+              <w:rPr>
+                <w:rFonts w:ascii="Arial" w:hAnsi="Arial" w:eastAsia="Arial" w:cs="Tahoma"/>
+                <w:sz w:val="18"/>
+              </w:rPr>
+              <w:t xml:space="preserve"> · error code · pagination · รูปแบบวันที่/เลขเอกสาร</w:t>
+            </w:r>
+          </w:p>
+        </w:tc>
+      </w:tr>
+      <w:tr>
+        <w:trPr>
+          <w:cantSplit/>
+        </w:trPr>
+        <w:tc>
+          <w:tcPr>
+            <w:tcW w:type="dxa" w:w="3360"/>
+            <w:vAlign w:val="center"/>
+          </w:tcPr>
+          <w:p>
+            <w:pPr>
+              <w:keepLines/>
+              <w:spacing w:after="0"/>
+            </w:pPr>
+            <w:r>
+              <w:rPr>
+                <w:rFonts w:ascii="Arial" w:hAnsi="Arial" w:eastAsia="Arial" w:cs="Tahoma"/>
+                <w:sz w:val="18"/>
+              </w:rPr>
+            </w:r>
+            <w:r>
+              <w:rPr>
+                <w:rFonts w:ascii="Arial" w:hAnsi="Arial" w:eastAsia="Arial" w:cs="Tahoma"/>
+                <w:sz w:val="18"/>
+              </w:rPr>
+              <w:t>โครงสร้างข้อมูล</w:t>
+            </w:r>
+          </w:p>
+        </w:tc>
+        <w:tc>
+          <w:tcPr>
+            <w:tcW w:type="dxa" w:w="3360"/>
+            <w:vAlign w:val="center"/>
+          </w:tcPr>
+          <w:p>
+            <w:pPr>
+              <w:keepLines/>
+              <w:spacing w:after="0"/>
+            </w:pPr>
+            <w:r>
+              <w:rPr>
+                <w:rFonts w:ascii="Arial" w:hAnsi="Arial" w:eastAsia="Arial" w:cs="Tahoma"/>
+                <w:sz w:val="18"/>
+              </w:rPr>
+            </w:r>
+            <w:r>
+              <w:rPr>
+                <w:rFonts w:ascii="Arial" w:hAnsi="Arial" w:eastAsia="Arial" w:cs="Tahoma"/>
+                <w:b/>
+                <w:sz w:val="18"/>
+              </w:rPr>
+              <w:t>LLDD-BE-Database-Structure.pdf</w:t>
+            </w:r>
+          </w:p>
+        </w:tc>
+        <w:tc>
+          <w:tcPr>
+            <w:tcW w:type="dxa" w:w="3360"/>
+            <w:vAlign w:val="center"/>
+          </w:tcPr>
+          <w:p>
+            <w:pPr>
+              <w:keepLines/>
+              <w:spacing w:after="0"/>
+            </w:pPr>
+            <w:r>
+              <w:rPr>
+                <w:rFonts w:ascii="Arial" w:hAnsi="Arial" w:eastAsia="Arial" w:cs="Tahoma"/>
+                <w:sz w:val="18"/>
+              </w:rPr>
+            </w:r>
+            <w:r>
+              <w:rPr>
+                <w:rFonts w:ascii="Arial" w:hAnsi="Arial" w:eastAsia="Arial" w:cs="Tahoma"/>
+                <w:sz w:val="18"/>
+              </w:rPr>
+              <w:t>DDL ของตารางที่หัวข้อ Reference DB Mapping อ้างถึง</w:t>
+            </w:r>
+          </w:p>
+        </w:tc>
+      </w:tr>
+      <w:tr>
+        <w:trPr>
+          <w:cantSplit/>
+        </w:trPr>
+        <w:tc>
+          <w:tcPr>
+            <w:tcW w:type="dxa" w:w="3360"/>
+            <w:vAlign w:val="center"/>
+          </w:tcPr>
+          <w:p>
+            <w:pPr>
+              <w:keepLines/>
+              <w:spacing w:after="0"/>
+            </w:pPr>
+            <w:r>
+              <w:rPr>
+                <w:rFonts w:ascii="Arial" w:hAnsi="Arial" w:eastAsia="Arial" w:cs="Tahoma"/>
+                <w:sz w:val="18"/>
+              </w:rPr>
+            </w:r>
+            <w:r>
+              <w:rPr>
+                <w:rFonts w:ascii="Arial" w:hAnsi="Arial" w:eastAsia="Arial" w:cs="Tahoma"/>
+                <w:sz w:val="18"/>
+              </w:rPr>
+              <w:t>workflow engine</w:t>
+            </w:r>
+          </w:p>
+        </w:tc>
+        <w:tc>
+          <w:tcPr>
+            <w:tcW w:type="dxa" w:w="3360"/>
+            <w:vAlign w:val="center"/>
+          </w:tcPr>
+          <w:p>
+            <w:pPr>
+              <w:keepLines/>
+              <w:spacing w:after="0"/>
+            </w:pPr>
+            <w:r>
+              <w:rPr>
+                <w:rFonts w:ascii="Arial" w:hAnsi="Arial" w:eastAsia="Arial" w:cs="Tahoma"/>
+                <w:sz w:val="18"/>
+              </w:rPr>
+            </w:r>
+            <w:r>
+              <w:rPr>
+                <w:rFonts w:ascii="Arial" w:hAnsi="Arial" w:eastAsia="Arial" w:cs="Tahoma"/>
+                <w:b/>
+                <w:sz w:val="18"/>
+              </w:rPr>
+              <w:t>LLDD-BE-Workflow-Engine-Definition.pdf</w:t>
+            </w:r>
+          </w:p>
+        </w:tc>
+        <w:tc>
+          <w:tcPr>
+            <w:tcW w:type="dxa" w:w="3360"/>
+            <w:vAlign w:val="center"/>
+          </w:tcPr>
+          <w:p>
+            <w:pPr>
+              <w:keepLines/>
+              <w:spacing w:after="0"/>
+            </w:pPr>
+            <w:r>
+              <w:rPr>
+                <w:rFonts w:ascii="Arial" w:hAnsi="Arial" w:eastAsia="Arial" w:cs="Tahoma"/>
+                <w:sz w:val="18"/>
+              </w:rPr>
+            </w:r>
+            <w:r>
+              <w:rPr>
+                <w:rFonts w:ascii="Arial" w:hAnsi="Arial" w:eastAsia="Arial" w:cs="Tahoma"/>
+                <w:sz w:val="18"/>
+              </w:rPr>
+              <w:t>นิยาม state/route/event ที่หัวข้อ Workflow Trigger Event Contract เรียกใช้</w:t>
+            </w:r>
+          </w:p>
+        </w:tc>
+      </w:tr>
+      <w:tr>
+        <w:trPr>
+          <w:cantSplit/>
+        </w:trPr>
+        <w:tc>
+          <w:tcPr>
+            <w:tcW w:type="dxa" w:w="3360"/>
+            <w:vAlign w:val="center"/>
+          </w:tcPr>
+          <w:p>
+            <w:pPr>
+              <w:keepLines/>
+              <w:spacing w:after="0"/>
+            </w:pPr>
+            <w:r>
+              <w:rPr>
+                <w:rFonts w:ascii="Arial" w:hAnsi="Arial" w:eastAsia="Arial" w:cs="Tahoma"/>
+                <w:sz w:val="18"/>
+              </w:rPr>
+            </w:r>
+            <w:r>
+              <w:rPr>
+                <w:rFonts w:ascii="Arial" w:hAnsi="Arial" w:eastAsia="Arial" w:cs="Tahoma"/>
+                <w:sz w:val="18"/>
+              </w:rPr>
+              <w:t>แพลตฟอร์มระบบเดิม</w:t>
+            </w:r>
+          </w:p>
+        </w:tc>
+        <w:tc>
+          <w:tcPr>
+            <w:tcW w:type="dxa" w:w="3360"/>
+            <w:vAlign w:val="center"/>
+          </w:tcPr>
+          <w:p>
+            <w:pPr>
+              <w:keepLines/>
+              <w:spacing w:after="0"/>
+            </w:pPr>
+            <w:r>
+              <w:rPr>
+                <w:rFonts w:ascii="Arial" w:hAnsi="Arial" w:eastAsia="Arial" w:cs="Tahoma"/>
+                <w:sz w:val="18"/>
+              </w:rPr>
+            </w:r>
+            <w:r>
+              <w:rPr>
+                <w:rFonts w:ascii="Arial" w:hAnsi="Arial" w:eastAsia="Arial" w:cs="Tahoma"/>
+                <w:b/>
+                <w:sz w:val="18"/>
+              </w:rPr>
+              <w:t>LLDD-BE-Integration-SBP-Platform.pdf</w:t>
+            </w:r>
+          </w:p>
+        </w:tc>
+        <w:tc>
+          <w:tcPr>
+            <w:tcW w:type="dxa" w:w="3360"/>
+            <w:vAlign w:val="center"/>
+          </w:tcPr>
+          <w:p>
+            <w:pPr>
+              <w:keepLines/>
+              <w:spacing w:after="0"/>
+            </w:pPr>
+            <w:r>
+              <w:rPr>
+                <w:rFonts w:ascii="Arial" w:hAnsi="Arial" w:eastAsia="Arial" w:cs="Tahoma"/>
+                <w:sz w:val="18"/>
+              </w:rPr>
+            </w:r>
+            <w:r>
+              <w:rPr>
+                <w:rFonts w:ascii="Arial" w:hAnsi="Arial" w:eastAsia="Arial" w:cs="Tahoma"/>
+                <w:sz w:val="18"/>
+              </w:rPr>
+              <w:t>header จาก BFF (</w:t>
+            </w:r>
+            <w:r>
+              <w:rPr>
+                <w:rFonts w:ascii="Courier New" w:hAnsi="Courier New" w:eastAsia="Courier New" w:cs="Tahoma"/>
+                <w:sz w:val="18"/>
+              </w:rPr>
+              <w:t>x-api-key</w:t>
+            </w:r>
+            <w:r>
+              <w:rPr>
+                <w:rFonts w:ascii="Arial" w:hAnsi="Arial" w:eastAsia="Arial" w:cs="Tahoma"/>
+                <w:sz w:val="18"/>
+              </w:rPr>
+              <w:t xml:space="preserve"> / </w:t>
+            </w:r>
+            <w:r>
+              <w:rPr>
+                <w:rFonts w:ascii="Courier New" w:hAnsi="Courier New" w:eastAsia="Courier New" w:cs="Tahoma"/>
+                <w:sz w:val="18"/>
+              </w:rPr>
+              <w:t>x-user-*</w:t>
+            </w:r>
+            <w:r>
+              <w:rPr>
+                <w:rFonts w:ascii="Arial" w:hAnsi="Arial" w:eastAsia="Arial" w:cs="Tahoma"/>
+                <w:sz w:val="18"/>
+              </w:rPr>
+              <w:t>) · การ reuse ตารางและ service ของระบบ SBP เดิม</w:t>
+            </w:r>
+          </w:p>
+        </w:tc>
+      </w:tr>
+      <w:tr>
+        <w:trPr>
+          <w:cantSplit/>
+        </w:trPr>
+        <w:tc>
+          <w:tcPr>
+            <w:tcW w:type="dxa" w:w="3360"/>
+            <w:vAlign w:val="center"/>
+          </w:tcPr>
+          <w:p>
+            <w:pPr>
+              <w:keepLines/>
+              <w:spacing w:after="0"/>
+            </w:pPr>
+            <w:r>
+              <w:rPr>
+                <w:rFonts w:ascii="Arial" w:hAnsi="Arial" w:eastAsia="Arial" w:cs="Tahoma"/>
+                <w:sz w:val="18"/>
+              </w:rPr>
+            </w:r>
+            <w:r>
+              <w:rPr>
+                <w:rFonts w:ascii="Arial" w:hAnsi="Arial" w:eastAsia="Arial" w:cs="Tahoma"/>
+                <w:sz w:val="18"/>
+              </w:rPr>
+              <w:t>ต้องจบก่อน (ลำดับงาน)</w:t>
+            </w:r>
+          </w:p>
+        </w:tc>
+        <w:tc>
+          <w:tcPr>
+            <w:tcW w:type="dxa" w:w="3360"/>
+            <w:vAlign w:val="center"/>
+          </w:tcPr>
+          <w:p>
+            <w:pPr>
+              <w:keepLines/>
+              <w:spacing w:after="0"/>
+            </w:pPr>
+            <w:r>
+              <w:rPr>
+                <w:rFonts w:ascii="Arial" w:hAnsi="Arial" w:eastAsia="Arial" w:cs="Tahoma"/>
+                <w:sz w:val="18"/>
+              </w:rPr>
+            </w:r>
+            <w:r>
+              <w:rPr>
+                <w:rFonts w:ascii="Arial" w:hAnsi="Arial" w:eastAsia="Arial" w:cs="Tahoma"/>
+                <w:b/>
+                <w:sz w:val="18"/>
+              </w:rPr>
+              <w:t>LLDD-BE-API-Common-Contracts.pdf</w:t>
+            </w:r>
+          </w:p>
+        </w:tc>
+        <w:tc>
+          <w:tcPr>
+            <w:tcW w:type="dxa" w:w="3360"/>
+            <w:vAlign w:val="center"/>
+          </w:tcPr>
+          <w:p>
+            <w:pPr>
+              <w:keepLines/>
+              <w:spacing w:after="0"/>
+            </w:pPr>
+            <w:r>
+              <w:rPr>
+                <w:rFonts w:ascii="Arial" w:hAnsi="Arial" w:eastAsia="Arial" w:cs="Tahoma"/>
+                <w:sz w:val="18"/>
+              </w:rPr>
+            </w:r>
+            <w:r>
+              <w:rPr>
+                <w:rFonts w:ascii="Arial" w:hAnsi="Arial" w:eastAsia="Arial" w:cs="Tahoma"/>
+                <w:sz w:val="18"/>
+              </w:rPr>
+              <w:t>เป็นฉบับต้นทางของสัญญา/โครงที่ฉบับนี้อ้าง</w:t>
+            </w:r>
+          </w:p>
+        </w:tc>
+      </w:tr>
+      <w:tr>
+        <w:trPr>
+          <w:cantSplit/>
+        </w:trPr>
+        <w:tc>
+          <w:tcPr>
+            <w:tcW w:type="dxa" w:w="3360"/>
+            <w:vAlign w:val="center"/>
+          </w:tcPr>
+          <w:p>
+            <w:pPr>
+              <w:keepLines/>
+              <w:spacing w:after="0"/>
+            </w:pPr>
+            <w:r>
+              <w:rPr>
+                <w:rFonts w:ascii="Arial" w:hAnsi="Arial" w:eastAsia="Arial" w:cs="Tahoma"/>
+                <w:sz w:val="18"/>
+              </w:rPr>
+            </w:r>
+            <w:r>
+              <w:rPr>
+                <w:rFonts w:ascii="Arial" w:hAnsi="Arial" w:eastAsia="Arial" w:cs="Tahoma"/>
+                <w:sz w:val="18"/>
+              </w:rPr>
+              <w:t>ต้องจบก่อน (ลำดับงาน)</w:t>
+            </w:r>
+          </w:p>
+        </w:tc>
+        <w:tc>
+          <w:tcPr>
+            <w:tcW w:type="dxa" w:w="3360"/>
+            <w:vAlign w:val="center"/>
+          </w:tcPr>
+          <w:p>
+            <w:pPr>
+              <w:keepLines/>
+              <w:spacing w:after="0"/>
+            </w:pPr>
+            <w:r>
+              <w:rPr>
+                <w:rFonts w:ascii="Arial" w:hAnsi="Arial" w:eastAsia="Arial" w:cs="Tahoma"/>
+                <w:sz w:val="18"/>
+              </w:rPr>
+            </w:r>
+            <w:r>
+              <w:rPr>
+                <w:rFonts w:ascii="Arial" w:hAnsi="Arial" w:eastAsia="Arial" w:cs="Tahoma"/>
+                <w:b/>
+                <w:sz w:val="18"/>
+              </w:rPr>
+              <w:t>LLDD-BE-Database-Structure.pdf</w:t>
+            </w:r>
+          </w:p>
+        </w:tc>
+        <w:tc>
+          <w:tcPr>
+            <w:tcW w:type="dxa" w:w="3360"/>
+            <w:vAlign w:val="center"/>
+          </w:tcPr>
+          <w:p>
+            <w:pPr>
+              <w:keepLines/>
+              <w:spacing w:after="0"/>
+            </w:pPr>
+            <w:r>
+              <w:rPr>
+                <w:rFonts w:ascii="Arial" w:hAnsi="Arial" w:eastAsia="Arial" w:cs="Tahoma"/>
+                <w:sz w:val="18"/>
+              </w:rPr>
+            </w:r>
+            <w:r>
+              <w:rPr>
+                <w:rFonts w:ascii="Arial" w:hAnsi="Arial" w:eastAsia="Arial" w:cs="Tahoma"/>
+                <w:sz w:val="18"/>
+              </w:rPr>
+              <w:t>เป็นฉบับต้นทางของสัญญา/โครงที่ฉบับนี้อ้าง</w:t>
+            </w:r>
+          </w:p>
+        </w:tc>
+      </w:tr>
+    </w:tbl>
+    <w:p/>
     <w:p>
       <w:pPr>
         <w:pStyle w:val="Heading1"/>
@@ -740,7 +2101,18 @@
         <w:pageBreakBefore w:val="0"/>
       </w:pPr>
       <w:r>
-        <w:t>4. Implementation Flow Diagram (Reference)</w:t>
+        <w:t>4. Implementation Flow &amp; Sequence Diagram (Reference)</w:t>
+      </w:r>
+    </w:p>
+    <w:p>
+      <w:pPr>
+        <w:pStyle w:val="Heading2"/>
+        <w:keepNext/>
+        <w:keepLines/>
+        <w:pageBreakBefore w:val="0"/>
+      </w:pPr>
+      <w:r>
+        <w:t>4.1 Implementation Flow (ลำดับขั้นการทำงาน)</w:t>
       </w:r>
     </w:p>
     <w:p>
@@ -798,6 +2170,78 @@
     </w:p>
     <w:p>
       <w:pPr>
+        <w:pStyle w:val="Heading2"/>
+        <w:keepNext/>
+        <w:keepLines/>
+        <w:pageBreakBefore w:val="0"/>
+      </w:pPr>
+      <w:r>
+        <w:t>4.2 Sequence Diagram (ใครคุยกับใคร ลำดับไหน)</w:t>
+      </w:r>
+    </w:p>
+    <w:p>
+      <w:pPr>
+        <w:keepNext w:val="0"/>
+      </w:pPr>
+      <w:r>
+        <w:t>ผู้แสดงและลำดับข้อความในภาพนี้สร้างจาก endpoint ในหัวข้อ 7 และตารางในหัวข้อ Reference DB Mapping ของเอกสารฉบับนี้เอง จึงตรงกับสัญญาเสมอ</w:t>
+      </w:r>
+    </w:p>
+    <w:p>
+      <w:pPr>
+        <w:keepNext/>
+        <w:jc w:val="center"/>
+      </w:pPr>
+      <w:r>
+        <w:drawing>
+          <wp:inline xmlns:a="http://schemas.openxmlformats.org/drawingml/2006/main" xmlns:pic="http://schemas.openxmlformats.org/drawingml/2006/picture">
+            <wp:extent cx="5669280" cy="2918629"/>
+            <wp:docPr id="2" name="Picture 2"/>
+            <wp:cNvGraphicFramePr>
+              <a:graphicFrameLocks noChangeAspect="1"/>
+            </wp:cNvGraphicFramePr>
+            <a:graphic>
+              <a:graphicData uri="http://schemas.openxmlformats.org/drawingml/2006/picture">
+                <pic:pic>
+                  <pic:nvPicPr>
+                    <pic:cNvPr id="0" name="BE-LLDD-BE-API-Document-Detail-Aggregate-sequence.png"/>
+                    <pic:cNvPicPr/>
+                  </pic:nvPicPr>
+                  <pic:blipFill>
+                    <a:blip r:embed="rId12"/>
+                    <a:stretch>
+                      <a:fillRect/>
+                    </a:stretch>
+                  </pic:blipFill>
+                  <pic:spPr>
+                    <a:xfrm>
+                      <a:off x="0" y="0"/>
+                      <a:ext cx="5669280" cy="2918629"/>
+                    </a:xfrm>
+                    <a:prstGeom prst="rect"/>
+                  </pic:spPr>
+                </pic:pic>
+              </a:graphicData>
+            </a:graphic>
+          </wp:inline>
+        </w:drawing>
+      </w:r>
+    </w:p>
+    <w:p>
+      <w:pPr>
+        <w:keepLines/>
+        <w:jc w:val="center"/>
+      </w:pPr>
+      <w:r>
+        <w:rPr>
+          <w:i/>
+          <w:sz w:val="18"/>
+        </w:rPr>
+        <w:t>รูปที่ 2: Sequence diagram: LLDD BE - API Document Detail Aggregate</w:t>
+      </w:r>
+    </w:p>
+    <w:p>
+      <w:pPr>
         <w:pStyle w:val="Heading1"/>
         <w:keepNext/>
         <w:keepLines/>
@@ -3842,7 +5286,7 @@
                 <w:rFonts w:ascii="Arial" w:hAnsi="Arial" w:eastAsia="Arial" w:cs="Tahoma"/>
                 <w:sz w:val="18"/>
               </w:rPr>
-              <w:t>GET /api/v1/sbpgi/document/{docNo}; GET /api/v1/sbpgi/master/competitors</w:t>
+              <w:t>GET /api/v1/sgi/document/{docNo}; GET /api/v1/sgi/master/competitors</w:t>
             </w:r>
           </w:p>
         </w:tc>
@@ -3966,7 +5410,7 @@
                 <w:rFonts w:ascii="Arial" w:hAnsi="Arial" w:eastAsia="Arial" w:cs="Tahoma"/>
                 <w:sz w:val="18"/>
               </w:rPr>
-              <w:t xml:space="preserve"> และร่องรอยที่ตรวจย้อนได้ (log / consideration_logs / workflow_history ของ engine)</w:t>
+              <w:t xml:space="preserve"> และร่องรอยที่ตรวจย้อนได้ (log / sgi_consideration_logs / workflow_history ของ engine)</w:t>
             </w:r>
           </w:p>
         </w:tc>
@@ -4115,7 +5559,7 @@
                 <w:rFonts w:ascii="Arial" w:hAnsi="Arial" w:eastAsia="Arial" w:cs="Tahoma"/>
                 <w:sz w:val="18"/>
               </w:rPr>
-              <w:t>GET /api/v1/sbpgi/document/{docNo}</w:t>
+              <w:t>GET /api/v1/sgi/document/{docNo}</w:t>
             </w:r>
           </w:p>
         </w:tc>
@@ -4220,7 +5664,7 @@
                 <w:rFonts w:ascii="Arial" w:hAnsi="Arial" w:eastAsia="Arial" w:cs="Tahoma"/>
                 <w:sz w:val="18"/>
               </w:rPr>
-              <w:t>GET /api/v1/sbpgi/master/competitors</w:t>
+              <w:t>GET /api/v1/sgi/master/competitors</w:t>
             </w:r>
           </w:p>
         </w:tc>
@@ -5283,7 +6727,7 @@
         <w:t>sps_store.workflow_*</w:t>
       </w:r>
       <w:r>
-        <w:t xml:space="preserve"> (13 ตาราง) เป็นของ lib — SBPGI </w:t>
+        <w:t xml:space="preserve"> (13 ตาราง) เป็นของ lib — SGI </w:t>
       </w:r>
       <w:r>
         <w:rPr>
@@ -5328,7 +6772,7 @@
         <w:keepLines/>
       </w:pPr>
       <w:r>
-        <w:t>unit test ต้อง mock engine และครอบอย่างน้อย: เรียกสำเร็จ · engine โยน error แล้ว rollback ฝั่ง SBPGI ครบ · เรียกซ้ำด้วย referenceId เดิมไม่เกิดผลซ้ำ</w:t>
+        <w:t>unit test ต้อง mock engine และครอบอย่างน้อย: เรียกสำเร็จ · engine โยน error แล้ว rollback ฝั่ง SGI ครบ · เรียกซ้ำด้วย referenceId เดิมไม่เกิดผลซ้ำ</w:t>
       </w:r>
     </w:p>
     <w:p>
@@ -5679,7 +7123,7 @@
         <w:pageBreakBefore w:val="0"/>
       </w:pPr>
       <w:r>
-        <w:t>GET /api/v1/sbpgi/document/{docNo}</w:t>
+        <w:t>GET /api/v1/sgi/document/{docNo}</w:t>
       </w:r>
     </w:p>
     <w:p>
@@ -7703,7 +9147,7 @@
         <w:pageBreakBefore w:val="0"/>
       </w:pPr>
       <w:r>
-        <w:t>GET /api/v1/sbpgi/master/competitors</w:t>
+        <w:t>GET /api/v1/sgi/master/competitors</w:t>
       </w:r>
     </w:p>
     <w:p>
@@ -8651,7 +10095,7 @@
                 <w:rFonts w:ascii="Arial" w:hAnsi="Arial" w:eastAsia="Arial" w:cs="Tahoma"/>
                 <w:sz w:val="18"/>
               </w:rPr>
-              <w:t>compensation_documents</w:t>
+              <w:t>sgi_compensation_documents</w:t>
             </w:r>
           </w:p>
         </w:tc>
@@ -8731,7 +10175,7 @@
                 <w:rFonts w:ascii="Arial" w:hAnsi="Arial" w:eastAsia="Arial" w:cs="Tahoma"/>
                 <w:sz w:val="18"/>
               </w:rPr>
-              <w:t>impacted_stores</w:t>
+              <w:t>sgi_impacted_stores</w:t>
             </w:r>
           </w:p>
         </w:tc>
@@ -8811,7 +10255,7 @@
                 <w:rFonts w:ascii="Arial" w:hAnsi="Arial" w:eastAsia="Arial" w:cs="Tahoma"/>
                 <w:sz w:val="18"/>
               </w:rPr>
-              <w:t>document_new_stores</w:t>
+              <w:t>sgi_document_new_stores</w:t>
             </w:r>
           </w:p>
         </w:tc>
@@ -8891,7 +10335,7 @@
                 <w:rFonts w:ascii="Arial" w:hAnsi="Arial" w:eastAsia="Arial" w:cs="Tahoma"/>
                 <w:sz w:val="18"/>
               </w:rPr>
-              <w:t>document_competitors</w:t>
+              <w:t>sgi_document_competitors</w:t>
             </w:r>
           </w:p>
         </w:tc>
@@ -8971,7 +10415,7 @@
                 <w:rFonts w:ascii="Arial" w:hAnsi="Arial" w:eastAsia="Arial" w:cs="Tahoma"/>
                 <w:sz w:val="18"/>
               </w:rPr>
-              <w:t>document_external_factors</w:t>
+              <w:t>sgi_document_external_factors</w:t>
             </w:r>
           </w:p>
         </w:tc>
@@ -9051,7 +10495,7 @@
                 <w:rFonts w:ascii="Arial" w:hAnsi="Arial" w:eastAsia="Arial" w:cs="Tahoma"/>
                 <w:sz w:val="18"/>
               </w:rPr>
-              <w:t>document_attachments</w:t>
+              <w:t>sgi_document_attachments</w:t>
             </w:r>
           </w:p>
         </w:tc>
@@ -9131,7 +10575,7 @@
                 <w:rFonts w:ascii="Arial" w:hAnsi="Arial" w:eastAsia="Arial" w:cs="Tahoma"/>
                 <w:sz w:val="18"/>
               </w:rPr>
-              <w:t>consideration_logs</w:t>
+              <w:t>sgi_consideration_logs</w:t>
             </w:r>
           </w:p>
         </w:tc>
@@ -9357,7 +10801,7 @@
                 <w:rFonts w:ascii="Arial" w:hAnsi="Arial" w:eastAsia="Arial" w:cs="Tahoma"/>
                 <w:sz w:val="18"/>
               </w:rPr>
-              <w:t>store-backend · src/modules/sbpgi-document-detail-aggregate/sbpgi-document-detail-aggregate.controller.ts</w:t>
+              <w:t>store-backend · src/modules/sgi-document-detail-aggregate/sgi-document-detail-aggregate.controller.ts</w:t>
             </w:r>
           </w:p>
         </w:tc>
@@ -9433,7 +10877,7 @@
                 <w:rFonts w:ascii="Arial" w:hAnsi="Arial" w:eastAsia="Arial" w:cs="Tahoma"/>
                 <w:sz w:val="18"/>
               </w:rPr>
-              <w:t>store-backend · src/modules/sbpgi-document-detail-aggregate/sbpgi-document-detail-aggregate.service.ts</w:t>
+              <w:t>store-backend · src/modules/sgi-document-detail-aggregate/sgi-document-detail-aggregate.service.ts</w:t>
             </w:r>
           </w:p>
         </w:tc>
@@ -9502,7 +10946,7 @@
                 <w:rFonts w:ascii="Arial" w:hAnsi="Arial" w:eastAsia="Arial" w:cs="Tahoma"/>
                 <w:sz w:val="18"/>
               </w:rPr>
-              <w:t>store-backend · src/modules/sbpgi-document-detail-aggregate/sbpgi-document-detail-aggregate.sql.ts</w:t>
+              <w:t>store-backend · src/modules/sgi-document-detail-aggregate/sgi-document-detail-aggregate.sql.ts</w:t>
             </w:r>
           </w:p>
         </w:tc>
@@ -9557,7 +11001,7 @@
                 <w:rFonts w:ascii="Arial" w:hAnsi="Arial" w:eastAsia="Arial" w:cs="Tahoma"/>
                 <w:sz w:val="18"/>
               </w:rPr>
-              <w:t>store-backend · src/modules/sbpgi-document-detail-aggregate/dto/sbpgi-document-detail-aggregate.dto.ts</w:t>
+              <w:t>store-backend · src/modules/sgi-document-detail-aggregate/dto/sgi-document-detail-aggregate.dto.ts</w:t>
             </w:r>
           </w:p>
         </w:tc>
@@ -9612,7 +11056,7 @@
                 <w:rFonts w:ascii="Arial" w:hAnsi="Arial" w:eastAsia="Arial" w:cs="Tahoma"/>
                 <w:sz w:val="18"/>
               </w:rPr>
-              <w:t>store-backend · src/modules/sbpgi-document-detail-aggregate/sbpgi-document-detail-aggregate.module.ts</w:t>
+              <w:t>store-backend · src/modules/sgi-document-detail-aggregate/sgi-document-detail-aggregate.module.ts</w:t>
             </w:r>
           </w:p>
         </w:tc>
@@ -9674,7 +11118,7 @@
                 <w:rFonts w:ascii="Arial" w:hAnsi="Arial" w:eastAsia="Arial" w:cs="Tahoma"/>
                 <w:sz w:val="18"/>
               </w:rPr>
-              <w:t>store-backend · src/entitys/compensation-documents.entity.ts</w:t>
+              <w:t>store-backend · src/entitys/sgi-compensation-documents.entity.ts</w:t>
             </w:r>
           </w:p>
         </w:tc>
@@ -9706,7 +11150,7 @@
                 <w:rFonts w:ascii="Courier New" w:hAnsi="Courier New" w:eastAsia="Courier New" w:cs="Tahoma"/>
                 <w:sz w:val="18"/>
               </w:rPr>
-              <w:t>compensation_documents</w:t>
+              <w:t>sgi_compensation_documents</w:t>
             </w:r>
             <w:r>
               <w:rPr>
@@ -9765,7 +11209,7 @@
                 <w:rFonts w:ascii="Arial" w:hAnsi="Arial" w:eastAsia="Arial" w:cs="Tahoma"/>
                 <w:sz w:val="18"/>
               </w:rPr>
-              <w:t>store-backend · src/entitys/impacted-stores.entity.ts</w:t>
+              <w:t>store-backend · src/entitys/sgi-impacted-stores.entity.ts</w:t>
             </w:r>
           </w:p>
         </w:tc>
@@ -9797,7 +11241,7 @@
                 <w:rFonts w:ascii="Courier New" w:hAnsi="Courier New" w:eastAsia="Courier New" w:cs="Tahoma"/>
                 <w:sz w:val="18"/>
               </w:rPr>
-              <w:t>impacted_stores</w:t>
+              <w:t>sgi_impacted_stores</w:t>
             </w:r>
             <w:r>
               <w:rPr>
@@ -9848,7 +11292,7 @@
                 <w:rFonts w:ascii="Arial" w:hAnsi="Arial" w:eastAsia="Arial" w:cs="Tahoma"/>
                 <w:sz w:val="18"/>
               </w:rPr>
-              <w:t>store-backend · src/entitys/document-new-stores.entity.ts</w:t>
+              <w:t>store-backend · src/entitys/sgi-document-new-stores.entity.ts</w:t>
             </w:r>
           </w:p>
         </w:tc>
@@ -9880,7 +11324,7 @@
                 <w:rFonts w:ascii="Courier New" w:hAnsi="Courier New" w:eastAsia="Courier New" w:cs="Tahoma"/>
                 <w:sz w:val="18"/>
               </w:rPr>
-              <w:t>document_new_stores</w:t>
+              <w:t>sgi_document_new_stores</w:t>
             </w:r>
             <w:r>
               <w:rPr>
@@ -9931,7 +11375,7 @@
                 <w:rFonts w:ascii="Arial" w:hAnsi="Arial" w:eastAsia="Arial" w:cs="Tahoma"/>
                 <w:sz w:val="18"/>
               </w:rPr>
-              <w:t>store-backend · src/providers/sbpgi/sbpgi.ts</w:t>
+              <w:t>store-backend · src/providers/sgi/sgi.ts</w:t>
             </w:r>
           </w:p>
         </w:tc>
@@ -10008,7 +11452,7 @@
                 <w:rFonts w:ascii="Arial" w:hAnsi="Arial" w:eastAsia="Arial" w:cs="Tahoma"/>
                 <w:sz w:val="18"/>
               </w:rPr>
-              <w:t>store-backend · sql/deploy-sbpgi-document-detail-aggregate.sql</w:t>
+              <w:t>store-backend · sql/deploy-sgi-document-detail-aggregate.sql</w:t>
             </w:r>
           </w:p>
         </w:tc>
@@ -10063,7 +11507,7 @@
                 <w:rFonts w:ascii="Arial" w:hAnsi="Arial" w:eastAsia="Arial" w:cs="Tahoma"/>
                 <w:sz w:val="18"/>
               </w:rPr>
-              <w:t>BFF · src/common/client-services/sbpgi-client.service.ts</w:t>
+              <w:t>BFF · src/common/client-services/sgi-client.service.ts</w:t>
             </w:r>
           </w:p>
         </w:tc>
@@ -10153,7 +11597,7 @@
                 <w:rFonts w:ascii="Arial" w:hAnsi="Arial" w:eastAsia="Arial" w:cs="Tahoma"/>
                 <w:sz w:val="18"/>
               </w:rPr>
-              <w:t>BFF · src/modules/sbpgi-document-detail-aggregate/sbpgi-document-detail-aggregate.controller.ts</w:t>
+              <w:t>BFF · src/modules/sgi-document-detail-aggregate/sgi-document-detail-aggregate.controller.ts</w:t>
             </w:r>
           </w:p>
         </w:tc>
@@ -10186,7 +11630,7 @@
                 <w:color w:val="8A3324"/>
                 <w:sz w:val="18"/>
               </w:rPr>
-              <w:t>/bff/sbpgi/…</w:t>
+              <w:t>/bff/sgi/…</w:t>
             </w:r>
             <w:r>
               <w:rPr>
@@ -10230,7 +11674,7 @@
                 <w:rFonts w:ascii="Arial" w:hAnsi="Arial" w:eastAsia="Arial" w:cs="Tahoma"/>
                 <w:sz w:val="18"/>
               </w:rPr>
-              <w:t>BFF · src/modules/sbpgi-document-detail-aggregate/sbpgi-document-detail-aggregate.service.ts</w:t>
+              <w:t>BFF · src/modules/sgi-document-detail-aggregate/sgi-document-detail-aggregate.service.ts</w:t>
             </w:r>
           </w:p>
         </w:tc>
@@ -10325,7 +11769,7 @@
           <w:rFonts w:ascii="Courier New" w:hAnsi="Courier New" w:eastAsia="Courier New" w:cs="Tahoma"/>
           <w:sz w:val="16"/>
         </w:rPr>
-        <w:t>// src/modules/sbpgi-document-detail-aggregate/sbpgi-document-detail-aggregate.controller.ts</w:t>
+        <w:t>// src/modules/sgi-document-detail-aggregate/sgi-document-detail-aggregate.controller.ts</w:t>
         <w:br/>
         <w:t>import { Controller, Get, Param, Query, UseGuards } from '@nestjs/common';</w:t>
         <w:br/>
@@ -10333,42 +11777,42 @@
         <w:br/>
         <w:t>import { UserId } from '../../common/decorators/user-id.decorator';</w:t>
         <w:br/>
-        <w:t>import { SbpgiDocumentDetailAggregateService } from './sbpgi-document-detail-aggregate.service';</w:t>
+        <w:t>import { SgiDocumentDetailAggregateService } from './sgi-document-detail-aggregate.service';</w:t>
         <w:br/>
-        <w:t>import { DocumentDetailAggregateQueryDto } from './dto/sbpgi-document-detail-aggregate.dto';</w:t>
+        <w:t>import { DocumentDetailAggregateQueryDto } from './dto/sgi-document-detail-aggregate.dto';</w:t>
         <w:br/>
         <w:br/>
         <w:t>// LLDD BE - API Document Detail Aggregate</w:t>
         <w:br/>
         <w:t>// BFF เรียกด้วย x-api-key และแนบ x-user-id / x-user-group-id / x-user-permissions มาให้</w:t>
         <w:br/>
-        <w:t>@Controller('sbpgi/sbpgi')</w:t>
+        <w:t>@Controller('sgi/sgi')</w:t>
         <w:br/>
         <w:t>@UseGuards(HttpHeaderGuard)</w:t>
         <w:br/>
-        <w:t>export class SbpgiDocumentDetailAggregateController {</w:t>
+        <w:t>export class SgiDocumentDetailAggregateController {</w:t>
         <w:br/>
-        <w:t xml:space="preserve">  constructor(private readonly service: SbpgiDocumentDetailAggregateService) {}</w:t>
+        <w:t xml:space="preserve">  constructor(private readonly service: SgiDocumentDetailAggregateService) {}</w:t>
         <w:br/>
         <w:br/>
-        <w:t xml:space="preserve">  // GET /api/v1/sbpgi/document/{docNo} — Document aggregate API</w:t>
+        <w:t xml:space="preserve">  // GET /api/v1/sgi/document/{docNo} — Document aggregate API</w:t>
         <w:br/>
-        <w:t xml:space="preserve">  @Get('sbpgi/document/:docNo')</w:t>
+        <w:t xml:space="preserve">  @Get('sgi/document/:docNo')</w:t>
         <w:br/>
-        <w:t xml:space="preserve">  getSbpgiDocumentByDocNo(@Param('docNo') docNo: string, @UserId() userId: string) {</w:t>
+        <w:t xml:space="preserve">  getSgiDocumentByDocNo(@Param('docNo') docNo: string, @UserId() userId: string) {</w:t>
         <w:br/>
         <w:t xml:space="preserve">    // TODO: ตรวจ x-user-permissions ก่อนเรียก service ถ้า endpoint นี้จำกัดสิทธิ์เมนู</w:t>
         <w:br/>
-        <w:t xml:space="preserve">    return this.service.getSbpgiDocumentByDocNo(docNo, userId);</w:t>
+        <w:t xml:space="preserve">    return this.service.getSgiDocumentByDocNo(docNo, userId);</w:t>
         <w:br/>
         <w:t xml:space="preserve">  }</w:t>
         <w:br/>
         <w:br/>
-        <w:t xml:space="preserve">  // GET /api/v1/sbpgi/master/competitors — **อ้างอิงเท่านั้น — เจ้าของ endpoint นี้คือ LLDD-BE-API-Report-and-Ma.pdf…</w:t>
+        <w:t xml:space="preserve">  // GET /api/v1/sgi/master/competitors — **อ้างอิงเท่านั้น — เจ้าของ endpoint นี้คือ LLDD-BE-API-Report-and-Ma.pdf…</w:t>
         <w:br/>
-        <w:t xml:space="preserve">  @Get('sbpgi/master/competitors')</w:t>
+        <w:t xml:space="preserve">  @Get('sgi/master/competitors')</w:t>
         <w:br/>
-        <w:t xml:space="preserve">  getSbpgiMasterCompetitors(</w:t>
+        <w:t xml:space="preserve">  getSgiMasterCompetitors(</w:t>
         <w:br/>
         <w:t xml:space="preserve">    @Query() query: DocumentDetailAggregateQueryDto,</w:t>
         <w:br/>
@@ -10378,7 +11822,7 @@
         <w:br/>
         <w:t xml:space="preserve">    // TODO: ตรวจ x-user-permissions ก่อนเรียก service ถ้า endpoint นี้จำกัดสิทธิ์เมนู</w:t>
         <w:br/>
-        <w:t xml:space="preserve">    return this.service.getSbpgiMasterCompetitors(query, userId);</w:t>
+        <w:t xml:space="preserve">    return this.service.getSgiMasterCompetitors(query, userId);</w:t>
         <w:br/>
         <w:t xml:space="preserve">  }</w:t>
         <w:br/>
@@ -10406,7 +11850,7 @@
           <w:rFonts w:ascii="Courier New" w:hAnsi="Courier New" w:eastAsia="Courier New" w:cs="Tahoma"/>
           <w:sz w:val="16"/>
         </w:rPr>
-        <w:t>// src/modules/sbpgi-document-detail-aggregate/dto/sbpgi-document-detail-aggregate.dto.ts</w:t>
+        <w:t>// src/modules/sgi-document-detail-aggregate/dto/sgi-document-detail-aggregate.dto.ts</w:t>
         <w:br/>
         <w:t>import { Type } from 'class-transformer';</w:t>
         <w:br/>
@@ -10486,20 +11930,20 @@
           <w:rFonts w:ascii="Courier New" w:hAnsi="Courier New" w:eastAsia="Courier New" w:cs="Tahoma"/>
           <w:sz w:val="16"/>
         </w:rPr>
-        <w:t>// src/modules/sbpgi-document-detail-aggregate/sbpgi-document-detail-aggregate.service.ts</w:t>
+        <w:t>// src/modules/sgi-document-detail-aggregate/sgi-document-detail-aggregate.service.ts</w:t>
         <w:br/>
         <w:t>import { Inject, Injectable, Logger, NotFoundException, NotImplementedException } from '@nestjs/common';</w:t>
         <w:br/>
         <w:t>import { DataSource } from 'typeorm';</w:t>
         <w:br/>
-        <w:t>import { SBPGI_SQL } from './sbpgi-document-detail-aggregate.sql';</w:t>
+        <w:t>import { SGI_SQL } from './sgi-document-detail-aggregate.sql';</w:t>
         <w:br/>
         <w:br/>
         <w:t>@Injectable()</w:t>
         <w:br/>
-        <w:t>export class SbpgiDocumentDetailAggregateService {</w:t>
+        <w:t>export class SgiDocumentDetailAggregateService {</w:t>
         <w:br/>
-        <w:t xml:space="preserve">  private readonly logger = new Logger(SbpgiDocumentDetailAggregateService.name);</w:t>
+        <w:t xml:space="preserve">  private readonly logger = new Logger(SgiDocumentDetailAggregateService.name);</w:t>
         <w:br/>
         <w:br/>
         <w:t xml:space="preserve">  constructor(</w:t>
@@ -10511,21 +11955,21 @@
         <w:t xml:space="preserve">  ) {}</w:t>
         <w:br/>
         <w:br/>
-        <w:t xml:space="preserve">  // GET /api/v1/sbpgi/document/{docNo} — Document aggregate API</w:t>
+        <w:t xml:space="preserve">  // GET /api/v1/sgi/document/{docNo} — Document aggregate API</w:t>
         <w:br/>
-        <w:t xml:space="preserve">  async getSbpgiDocumentByDocNo(docNo: string, userId: string) {</w:t>
+        <w:t xml:space="preserve">  async getSgiDocumentByDocNo(docNo: string, userId: string) {</w:t>
         <w:br/>
         <w:t xml:space="preserve">    const page = 1;</w:t>
         <w:br/>
         <w:t xml:space="preserve">    const size = 100; // endpoint นี้ไม่มี query param — ไม่แบ่งหน้า</w:t>
         <w:br/>
-        <w:t xml:space="preserve">    // SQL เต็มอยู่ในหัวข้อ Database SQL ของเอกสารนี้ (คีย์ 'GET /api/v1/sbpgi/document/{docNo}')</w:t>
+        <w:t xml:space="preserve">    // SQL เต็มอยู่ในหัวข้อ Database SQL ของเอกสารนี้ (คีย์ 'GET /api/v1/sgi/document/{docNo}')</w:t>
         <w:br/>
         <w:t xml:space="preserve">    // ⚠️ SQL ตัวอย่างบางเส้นเขียนด้วย named parameter (:size/:offset) แต่ dataSource.query()</w:t>
         <w:br/>
         <w:t xml:space="preserve">    //    รับเฉพาะ positional $1..$n — ต้องแปลงชื่อเป็นลำดับก่อน หรือใช้ QueryBuilder แทน</w:t>
         <w:br/>
-        <w:t xml:space="preserve">    const rows = await this.dataSource.query(SBPGI_SQL.getSbpgiDocumentByDocNo, [</w:t>
+        <w:t xml:space="preserve">    const rows = await this.dataSource.query(SGI_SQL.getSgiDocumentByDocNo, [</w:t>
         <w:br/>
         <w:t xml:space="preserve">      // TODO: เรียงพารามิเตอร์ให้ตรงกับ $1..$n ของ SQL จริง</w:t>
         <w:br/>
@@ -10540,15 +11984,15 @@
         <w:t xml:space="preserve">  }</w:t>
         <w:br/>
         <w:br/>
-        <w:t xml:space="preserve">  // GET /api/v1/sbpgi/master/competitors — **อ้างอิงเท่านั้น — เจ้าของ endpoint นี้คือ LLDD-BE-API-Report-and-Ma.pdf…</w:t>
+        <w:t xml:space="preserve">  // GET /api/v1/sgi/master/competitors — **อ้างอิงเท่านั้น — เจ้าของ endpoint นี้คือ LLDD-BE-API-Report-and-Ma.pdf…</w:t>
         <w:br/>
-        <w:t xml:space="preserve">  async getSbpgiMasterCompetitors(query: DocumentDetailAggregateQueryDto, userId: string) {</w:t>
+        <w:t xml:space="preserve">  async getSgiMasterCompetitors(query: DocumentDetailAggregateQueryDto, userId: string) {</w:t>
         <w:br/>
-        <w:t xml:space="preserve">    // TODO: implement ตาม business rule ของ GET /api/v1/sbpgi/master/competitors</w:t>
+        <w:t xml:space="preserve">    // TODO: implement ตาม business rule ของ GET /api/v1/sgi/master/competitors</w:t>
         <w:br/>
-        <w:t xml:space="preserve">    //       (SQL อยู่ในหัวข้อ Database SQL คีย์ 'GET /api/v1/sbpgi/master/competitors')</w:t>
+        <w:t xml:space="preserve">    //       (SQL อยู่ในหัวข้อ Database SQL คีย์ 'GET /api/v1/sgi/master/competitors')</w:t>
         <w:br/>
-        <w:t xml:space="preserve">    throw new NotImplementedException('getSbpgiMasterCompetitors ยังไม่ implement');</w:t>
+        <w:t xml:space="preserve">    throw new NotImplementedException('getSgiMasterCompetitors ยังไม่ implement');</w:t>
         <w:br/>
         <w:t xml:space="preserve">  }</w:t>
         <w:br/>
@@ -10576,12 +12020,12 @@
           <w:rFonts w:ascii="Courier New" w:hAnsi="Courier New" w:eastAsia="Courier New" w:cs="Tahoma"/>
           <w:sz w:val="16"/>
         </w:rPr>
-        <w:t>// src/entitys/compensation-documents.entity.ts</w:t>
+        <w:t>// src/entitys/sgi-compensation-documents.entity.ts</w:t>
         <w:br/>
         <w:t>import { Column, Entity, PrimaryColumn } from 'typeorm';</w:t>
         <w:br/>
         <w:br/>
-        <w:t>@Entity({ name: 'compensation_documents', schema: process.env.DB_SCHEMA })</w:t>
+        <w:t>@Entity({ name: 'sgi_compensation_documents', schema: process.env.DB_SCHEMA })</w:t>
         <w:br/>
         <w:t>export class CompensationDocument {</w:t>
         <w:br/>
@@ -10665,7 +12109,7 @@
         <w:t xml:space="preserve">  updatedAt?: Date;</w:t>
         <w:br/>
         <w:br/>
-        <w:t xml:space="preserve">  // TODO: ตรวจความยาว/precision กับ DDL จริงใน sql/deploy-sbpgi-*.sql ก่อน merge</w:t>
+        <w:t xml:space="preserve">  // TODO: ตรวจความยาว/precision กับ DDL จริงใน sql/deploy-sgi-*.sql ก่อน merge</w:t>
         <w:br/>
         <w:t xml:space="preserve">  //       entity ชุดนี้ไม่ประกาศ relation ตาม convention (join ด้วย raw SQL)</w:t>
         <w:br/>
@@ -10682,12 +12126,12 @@
           <w:rFonts w:ascii="Courier New" w:hAnsi="Courier New" w:eastAsia="Courier New" w:cs="Tahoma"/>
           <w:sz w:val="16"/>
         </w:rPr>
-        <w:t>// src/entitys/impacted-stores.entity.ts</w:t>
+        <w:t>// src/entitys/sgi-impacted-stores.entity.ts</w:t>
         <w:br/>
         <w:t>import { Column, Entity, PrimaryColumn } from 'typeorm';</w:t>
         <w:br/>
         <w:br/>
-        <w:t>@Entity({ name: 'impacted_stores', schema: process.env.DB_SCHEMA })</w:t>
+        <w:t>@Entity({ name: 'sgi_impacted_stores', schema: process.env.DB_SCHEMA })</w:t>
         <w:br/>
         <w:t>export class ImpactedStore {</w:t>
         <w:br/>
@@ -10726,7 +12170,7 @@
         <w:t xml:space="preserve">  isActive: boolean;</w:t>
         <w:br/>
         <w:br/>
-        <w:t xml:space="preserve">  // TODO: ตรวจความยาว/precision กับ DDL จริงใน sql/deploy-sbpgi-*.sql ก่อน merge</w:t>
+        <w:t xml:space="preserve">  // TODO: ตรวจความยาว/precision กับ DDL จริงใน sql/deploy-sgi-*.sql ก่อน merge</w:t>
         <w:br/>
         <w:t xml:space="preserve">  //       entity ชุดนี้ไม่ประกาศ relation ตาม convention (join ด้วย raw SQL)</w:t>
         <w:br/>
@@ -10741,7 +12185,7 @@
         <w:rPr>
           <w:rFonts w:ascii="Courier New" w:hAnsi="Courier New" w:eastAsia="Courier New" w:cs="Tahoma"/>
         </w:rPr>
-        <w:t>document_new_stores</w:t>
+        <w:t>sgi_document_new_stores</w:t>
       </w:r>
       <w:r>
         <w:t xml:space="preserve">, </w:t>
@@ -10750,7 +12194,7 @@
         <w:rPr>
           <w:rFonts w:ascii="Courier New" w:hAnsi="Courier New" w:eastAsia="Courier New" w:cs="Tahoma"/>
         </w:rPr>
-        <w:t>document_competitors</w:t>
+        <w:t>sgi_document_competitors</w:t>
       </w:r>
       <w:r>
         <w:t xml:space="preserve">, </w:t>
@@ -10759,7 +12203,7 @@
         <w:rPr>
           <w:rFonts w:ascii="Courier New" w:hAnsi="Courier New" w:eastAsia="Courier New" w:cs="Tahoma"/>
         </w:rPr>
-        <w:t>document_external_factors</w:t>
+        <w:t>sgi_document_external_factors</w:t>
       </w:r>
       <w:r>
         <w:t xml:space="preserve">, </w:t>
@@ -10768,7 +12212,7 @@
         <w:rPr>
           <w:rFonts w:ascii="Courier New" w:hAnsi="Courier New" w:eastAsia="Courier New" w:cs="Tahoma"/>
         </w:rPr>
-        <w:t>document_attachments</w:t>
+        <w:t>sgi_document_attachments</w:t>
       </w:r>
       <w:r>
         <w:t xml:space="preserve">, </w:t>
@@ -10777,7 +12221,7 @@
         <w:rPr>
           <w:rFonts w:ascii="Courier New" w:hAnsi="Courier New" w:eastAsia="Courier New" w:cs="Tahoma"/>
         </w:rPr>
-        <w:t>consideration_logs</w:t>
+        <w:t>sgi_consideration_logs</w:t>
       </w:r>
       <w:r>
         <w:t xml:space="preserve">) ใช้รูปแบบ entity เดียวกัน — คอลัมน์อ้างจาก </w:t>
@@ -10810,7 +12254,7 @@
           <w:rFonts w:ascii="Courier New" w:hAnsi="Courier New" w:eastAsia="Courier New" w:cs="Tahoma"/>
           <w:sz w:val="16"/>
         </w:rPr>
-        <w:t>// src/providers/sbpgi/sbpgi.ts — repository provider แบบ factory (ไม่ใช้ TypeOrmModule.forFeature)</w:t>
+        <w:t>// src/providers/sgi/sgi.ts — repository provider แบบ factory (ไม่ใช้ TypeOrmModule.forFeature)</w:t>
         <w:br/>
         <w:t>// convention ของโฟลเดอร์ providers คือ 1 ไฟล์ต่อโดเมน ตั้งชื่อตามโดเมน (business_user/business_user.ts,</w:t>
         <w:br/>
@@ -10818,24 +12262,24 @@
         <w:br/>
         <w:t>//</w:t>
         <w:br/>
-        <w:t>// ⚠️ ไฟล์นี้ใช้ร่วมกันทุกเอกสาร BE ของ SBPGI — ให้ **merge array เพิ่ม** เข้าไฟล์เดิม ห้ามเขียนทับ</w:t>
+        <w:t>// ⚠️ ไฟล์นี้ใช้ร่วมกันทุกเอกสาร BE ของ SGI — ให้ **merge array เพิ่ม** เข้าไฟล์เดิม ห้ามเขียนทับ</w:t>
         <w:br/>
         <w:t>//    (ชื่อ const แยกต่อเอกสารไว้แล้วเพื่อไม่ให้ชนกัน)</w:t>
         <w:br/>
         <w:t>import { DataSource } from 'typeorm';</w:t>
         <w:br/>
-        <w:t>import { CompensationDocument } from '../../entitys/compensation-documents.entity';</w:t>
+        <w:t>import { CompensationDocument } from '../../entitys/sgi-compensation-documents.entity';</w:t>
         <w:br/>
-        <w:t>import { ImpactedStore } from '../../entitys/impacted-stores.entity';</w:t>
+        <w:t>import { ImpactedStore } from '../../entitys/sgi-impacted-stores.entity';</w:t>
         <w:br/>
-        <w:t>import { DocumentNewStore } from '../../entitys/document-new-stores.entity';</w:t>
+        <w:t>import { DocumentNewStore } from '../../entitys/sgi-document-new-stores.entity';</w:t>
         <w:br/>
         <w:br/>
-        <w:t>export const sbpgiDocumentDetailAggregateProviders = [</w:t>
+        <w:t>export const sgiDocumentDetailAggregateProviders = [</w:t>
         <w:br/>
         <w:t xml:space="preserve">  {</w:t>
         <w:br/>
-        <w:t xml:space="preserve">    provide: 'COMPENSATION_DOCUMENT_REPOSITORY',</w:t>
+        <w:t xml:space="preserve">    provide: 'SGI_COMPENSATION_DOCUMENT_REPOSITORY',</w:t>
         <w:br/>
         <w:t xml:space="preserve">    useFactory: (dataSource: DataSource) =&gt; dataSource.getRepository(CompensationDocument),</w:t>
         <w:br/>
@@ -10845,7 +12289,7 @@
         <w:br/>
         <w:t xml:space="preserve">  {</w:t>
         <w:br/>
-        <w:t xml:space="preserve">    provide: 'IMPACTED_STORE_REPOSITORY',</w:t>
+        <w:t xml:space="preserve">    provide: 'SGI_IMPACTED_STORE_REPOSITORY',</w:t>
         <w:br/>
         <w:t xml:space="preserve">    useFactory: (dataSource: DataSource) =&gt; dataSource.getRepository(ImpactedStore),</w:t>
         <w:br/>
@@ -10855,7 +12299,7 @@
         <w:br/>
         <w:t xml:space="preserve">  {</w:t>
         <w:br/>
-        <w:t xml:space="preserve">    provide: 'DOCUMENT_NEW_STORE_REPOSITORY',</w:t>
+        <w:t xml:space="preserve">    provide: 'SGI_DOCUMENT_NEW_STORE_REPOSITORY',</w:t>
         <w:br/>
         <w:t xml:space="preserve">    useFactory: (dataSource: DataSource) =&gt; dataSource.getRepository(DocumentNewStore),</w:t>
         <w:br/>
@@ -10866,7 +12310,7 @@
         <w:t>];</w:t>
         <w:br/>
         <w:br/>
-        <w:t>// src/modules/sbpgi-document-detail-aggregate/sbpgi-document-detail-aggregate.module.ts</w:t>
+        <w:t>// src/modules/sgi-document-detail-aggregate/sgi-document-detail-aggregate.module.ts</w:t>
         <w:br/>
         <w:t>import { MiddlewareConsumer, Module, NestModule } from '@nestjs/common';</w:t>
         <w:br/>
@@ -10880,38 +12324,38 @@
         <w:br/>
         <w:t>import { UserContextMiddleware } from '../../common/middleware/user-context.middleware';</w:t>
         <w:br/>
-        <w:t>import { sbpgiDocumentDetailAggregateProviders } from '../../providers/sbpgi/sbpgi';</w:t>
+        <w:t>import { sgiDocumentDetailAggregateProviders } from '../../providers/sgi/sgi';</w:t>
         <w:br/>
-        <w:t>import { SbpgiDocumentDetailAggregateController } from './sbpgi-document-detail-aggregate.controller';</w:t>
+        <w:t>import { SgiDocumentDetailAggregateController } from './sgi-document-detail-aggregate.controller';</w:t>
         <w:br/>
-        <w:t>import { SbpgiDocumentDetailAggregateService } from './sbpgi-document-detail-aggregate.service';</w:t>
+        <w:t>import { SgiDocumentDetailAggregateService } from './sgi-document-detail-aggregate.service';</w:t>
         <w:br/>
         <w:br/>
         <w:t>@Module({</w:t>
         <w:br/>
         <w:t xml:space="preserve">  imports: [DatabaseModule],</w:t>
         <w:br/>
-        <w:t xml:space="preserve">  controllers: [SbpgiDocumentDetailAggregateController],</w:t>
+        <w:t xml:space="preserve">  controllers: [SgiDocumentDetailAggregateController],</w:t>
         <w:br/>
-        <w:t xml:space="preserve">  providers: [SbpgiDocumentDetailAggregateService, ...sbpgiDocumentDetailAggregateProviders],</w:t>
+        <w:t xml:space="preserve">  providers: [SgiDocumentDetailAggregateService, ...sgiDocumentDetailAggregateProviders],</w:t>
         <w:br/>
-        <w:t xml:space="preserve">  exports: [SbpgiDocumentDetailAggregateService],</w:t>
+        <w:t xml:space="preserve">  exports: [SgiDocumentDetailAggregateService],</w:t>
         <w:br/>
         <w:t>})</w:t>
         <w:br/>
-        <w:t>export class SbpgiDocumentDetailAggregateModule implements NestModule {</w:t>
+        <w:t>export class SgiDocumentDetailAggregateModule implements NestModule {</w:t>
         <w:br/>
         <w:t xml:space="preserve">  configure(consumer: MiddlewareConsumer) {</w:t>
         <w:br/>
         <w:t xml:space="preserve">    // ถ้าไม่ apply ตรงนี้ userId จะเป็น undefined เงียบ ๆ ทุก endpoint</w:t>
         <w:br/>
-        <w:t xml:space="preserve">    consumer.apply(UserContextMiddleware).forRoutes(SbpgiDocumentDetailAggregateController);</w:t>
+        <w:t xml:space="preserve">    consumer.apply(UserContextMiddleware).forRoutes(SgiDocumentDetailAggregateController);</w:t>
         <w:br/>
         <w:t xml:space="preserve">  }</w:t>
         <w:br/>
         <w:t>}</w:t>
         <w:br/>
-        <w:t>// TODO: register module นี้ใน app.module.ts (imports) พร้อมกับโมดูล SBPGI ตัวอื่น</w:t>
+        <w:t>// TODO: register module นี้ใน app.module.ts (imports) พร้อมกับโมดูล SGI ตัวอื่น</w:t>
       </w:r>
     </w:p>
     <w:p>
@@ -10936,7 +12380,7 @@
         <w:rPr>
           <w:color w:val="8A3324"/>
         </w:rPr>
-        <w:t>/bff/sbpgi/…</w:t>
+        <w:t>/bff/sgi/…</w:t>
       </w:r>
       <w:r>
         <w:t xml:space="preserve">) เพื่อไม่ให้ปนแบบที่มี/ไม่มี </w:t>
@@ -10961,7 +12405,7 @@
           <w:rFonts w:ascii="Courier New" w:hAnsi="Courier New" w:eastAsia="Courier New" w:cs="Tahoma"/>
           <w:sz w:val="16"/>
         </w:rPr>
-        <w:t>// src/common/client-services/sbpgi-client.service.ts</w:t>
+        <w:t>// src/common/client-services/sgi-client.service.ts</w:t>
         <w:br/>
         <w:t>import { Injectable, Logger, OnModuleInit } from '@nestjs/common';</w:t>
         <w:br/>
@@ -10970,14 +12414,14 @@
         <w:br/>
         <w:t>@Injectable()</w:t>
         <w:br/>
-        <w:t>export class SbpgiClientService extends BaseClientService implements OnModuleInit {</w:t>
+        <w:t>export class SgiClientService extends BaseClientService implements OnModuleInit {</w:t>
         <w:br/>
-        <w:t xml:space="preserve">  protected logger: Logger = new Logger(SbpgiClientService.name);</w:t>
+        <w:t xml:space="preserve">  protected logger: Logger = new Logger(SgiClientService.name);</w:t>
         <w:br/>
         <w:br/>
         <w:t xml:space="preserve">  onModuleInit() {</w:t>
         <w:br/>
-        <w:t xml:space="preserve">    // TODO: ถ้า deploy SBPGI แยก service ให้เพิ่ม API_SBPGI_BACKEND_* ใน AppConfigService</w:t>
+        <w:t xml:space="preserve">    // TODO: ถ้า deploy SGI แยก service ให้เพิ่ม API_SGI_BACKEND_* ใน AppConfigService</w:t>
         <w:br/>
         <w:t xml:space="preserve">    //       ตอนนี้ชี้ store backend ตัวเดียวกับ StoreClientService</w:t>
         <w:br/>
@@ -10991,7 +12435,7 @@
         <w:br/>
         <w:t>// BaseClientService แกะ { success, data } ให้แล้ว — service ฝั่ง BFF จึงได้ data ตรง ๆ</w:t>
         <w:br/>
-        <w:t>// TODO: เพิ่ม SbpgiClientService ใน providers/exports ของ ClientServiceModule (@Global)</w:t>
+        <w:t>// TODO: เพิ่ม SgiClientService ใน providers/exports ของ ClientServiceModule (@Global)</w:t>
       </w:r>
     </w:p>
     <w:p>
@@ -11004,18 +12448,18 @@
           <w:rFonts w:ascii="Courier New" w:hAnsi="Courier New" w:eastAsia="Courier New" w:cs="Tahoma"/>
           <w:sz w:val="16"/>
         </w:rPr>
-        <w:t>// src/modules/sbpgi-document-detail-aggregate/sbpgi-document-detail-aggregate.service.ts (BFF)</w:t>
+        <w:t>// src/modules/sgi-document-detail-aggregate/sgi-document-detail-aggregate.service.ts (BFF)</w:t>
         <w:br/>
         <w:t>import { Injectable } from '@nestjs/common';</w:t>
         <w:br/>
-        <w:t>import { SbpgiClientService } from '@common/client-services/sbpgi-client.service';</w:t>
+        <w:t>import { SgiClientService } from '@common/client-services/sgi-client.service';</w:t>
         <w:br/>
         <w:br/>
         <w:t>@Injectable()</w:t>
         <w:br/>
-        <w:t>export class SbpgiDocumentDetailAggregateBffService {</w:t>
+        <w:t>export class SgiDocumentDetailAggregateBffService {</w:t>
         <w:br/>
-        <w:t xml:space="preserve">  constructor(private readonly client: SbpgiClientService) {}</w:t>
+        <w:t xml:space="preserve">  constructor(private readonly client: SgiClientService) {}</w:t>
         <w:br/>
         <w:br/>
         <w:t xml:space="preserve">  // BFF ไม่มี DB — หน้าที่เดียวคือแนบ user context แล้ว forward</w:t>
@@ -11035,64 +12479,64 @@
         <w:t xml:space="preserve">  }</w:t>
         <w:br/>
         <w:br/>
-        <w:t xml:space="preserve">  getSbpgiDocumentByDocNo(docNo: string, params: any, user: any) {</w:t>
+        <w:t xml:space="preserve">  getSgiDocumentByDocNo(docNo: string, params: any, user: any) {</w:t>
         <w:br/>
-        <w:t xml:space="preserve">    return this.client.get(`/api/v1/sbpgi/document/${docNo}`, { params, headers: this.userHeaders(user) });</w:t>
+        <w:t xml:space="preserve">    return this.client.get(`/api/v1/sgi/document/${docNo}`, { params, headers: this.userHeaders(user) });</w:t>
         <w:br/>
         <w:t xml:space="preserve">  }</w:t>
         <w:br/>
         <w:br/>
-        <w:t xml:space="preserve">  getSbpgiMasterCompetitors(params: any, user: any) {</w:t>
+        <w:t xml:space="preserve">  getSgiMasterCompetitors(params: any, user: any) {</w:t>
         <w:br/>
-        <w:t xml:space="preserve">    return this.client.get('/api/v1/sbpgi/master/competitors', { params, headers: this.userHeaders(user) });</w:t>
+        <w:t xml:space="preserve">    return this.client.get('/api/v1/sgi/master/competitors', { params, headers: this.userHeaders(user) });</w:t>
         <w:br/>
         <w:t xml:space="preserve">  }</w:t>
         <w:br/>
         <w:t>}</w:t>
         <w:br/>
         <w:br/>
-        <w:t>// ---------- src/modules/sbpgi-document-detail-aggregate/sbpgi-document-detail-aggregate.controller.ts (BFF) ----------</w:t>
+        <w:t>// ---------- src/modules/sgi-document-detail-aggregate/sgi-document-detail-aggregate.controller.ts (BFF) ----------</w:t>
         <w:br/>
         <w:t>import { Body, Controller, Delete, Get, Param, Post, Put, Query, Req, UseGuards } from '@nestjs/common';</w:t>
         <w:br/>
         <w:t>import { AuthGuard } from '@nestjs/passport';</w:t>
         <w:br/>
         <w:br/>
-        <w:t>// เลือก prefix แบบเดียวทั้งโมดูล: ใช้ '/bff/sbpgi/...' (ห้ามปนกับแบบไม่มี /bff)</w:t>
+        <w:t>// เลือก prefix แบบเดียวทั้งโมดูล: ใช้ '/bff/sgi/...' (ห้ามปนกับแบบไม่มี /bff)</w:t>
         <w:br/>
-        <w:t>@Controller('bff/sbpgi/document-detail-aggregate')</w:t>
+        <w:t>@Controller('bff/sgi/document-detail-aggregate')</w:t>
         <w:br/>
         <w:t>@UseGuards(AuthGuard('jwt'))</w:t>
         <w:br/>
-        <w:t>export class SbpgiDocumentDetailAggregateBffController {</w:t>
+        <w:t>export class SgiDocumentDetailAggregateBffController {</w:t>
         <w:br/>
-        <w:t xml:space="preserve">  constructor(private readonly service: SbpgiDocumentDetailAggregateBffService) {}</w:t>
+        <w:t xml:space="preserve">  constructor(private readonly service: SgiDocumentDetailAggregateBffService) {}</w:t>
         <w:br/>
         <w:br/>
-        <w:t xml:space="preserve">  // proxy ของ GET /api/v1/sbpgi/document/{docNo}</w:t>
+        <w:t xml:space="preserve">  // proxy ของ GET /api/v1/sgi/document/{docNo}</w:t>
         <w:br/>
-        <w:t xml:space="preserve">  @Get('sbpgi/document/:docNo')</w:t>
+        <w:t xml:space="preserve">  @Get('sgi/document/:docNo')</w:t>
         <w:br/>
-        <w:t xml:space="preserve">  getSbpgiDocumentByDocNo(@Param('docNo') docNo: string, @Query() query: any, @Req() req: any) {</w:t>
+        <w:t xml:space="preserve">  getSgiDocumentByDocNo(@Param('docNo') docNo: string, @Query() query: any, @Req() req: any) {</w:t>
         <w:br/>
-        <w:t xml:space="preserve">    return this.service.getSbpgiDocumentByDocNo(docNo, query, req.user);</w:t>
+        <w:t xml:space="preserve">    return this.service.getSgiDocumentByDocNo(docNo, query, req.user);</w:t>
         <w:br/>
         <w:t xml:space="preserve">  }</w:t>
         <w:br/>
         <w:br/>
-        <w:t xml:space="preserve">  // proxy ของ GET /api/v1/sbpgi/master/competitors</w:t>
+        <w:t xml:space="preserve">  // proxy ของ GET /api/v1/sgi/master/competitors</w:t>
         <w:br/>
-        <w:t xml:space="preserve">  @Get('sbpgi/master/competitors')</w:t>
+        <w:t xml:space="preserve">  @Get('sgi/master/competitors')</w:t>
         <w:br/>
-        <w:t xml:space="preserve">  getSbpgiMasterCompetitors(@Query() query: any, @Req() req: any) {</w:t>
+        <w:t xml:space="preserve">  getSgiMasterCompetitors(@Query() query: any, @Req() req: any) {</w:t>
         <w:br/>
-        <w:t xml:space="preserve">    return this.service.getSbpgiMasterCompetitors(query, req.user);</w:t>
+        <w:t xml:space="preserve">    return this.service.getSgiMasterCompetitors(query, req.user);</w:t>
         <w:br/>
         <w:t xml:space="preserve">  }</w:t>
         <w:br/>
         <w:t>}</w:t>
         <w:br/>
-        <w:t>// TODO: register module ใน app.module.ts ของ BFF และเพิ่ม SbpgiClientService ใน ClientServiceModule (@Global)</w:t>
+        <w:t>// TODO: register module ใน app.module.ts ของ BFF และเพิ่ม SgiClientService ใน ClientServiceModule (@Global)</w:t>
       </w:r>
     </w:p>
     <w:p>
@@ -11225,7 +12669,7 @@
                 <w:rFonts w:ascii="Arial" w:hAnsi="Arial" w:eastAsia="Arial" w:cs="Tahoma"/>
                 <w:sz w:val="18"/>
               </w:rPr>
-              <w:t>compensation_documents</w:t>
+              <w:t>sgi_compensation_documents</w:t>
             </w:r>
           </w:p>
         </w:tc>
@@ -11305,7 +12749,7 @@
                 <w:rFonts w:ascii="Arial" w:hAnsi="Arial" w:eastAsia="Arial" w:cs="Tahoma"/>
                 <w:sz w:val="18"/>
               </w:rPr>
-              <w:t>impacted_stores</w:t>
+              <w:t>sgi_impacted_stores</w:t>
             </w:r>
           </w:p>
         </w:tc>
@@ -11385,7 +12829,7 @@
                 <w:rFonts w:ascii="Arial" w:hAnsi="Arial" w:eastAsia="Arial" w:cs="Tahoma"/>
                 <w:sz w:val="18"/>
               </w:rPr>
-              <w:t>document_new_stores</w:t>
+              <w:t>sgi_document_new_stores</w:t>
             </w:r>
           </w:p>
         </w:tc>
@@ -11465,7 +12909,7 @@
                 <w:rFonts w:ascii="Arial" w:hAnsi="Arial" w:eastAsia="Arial" w:cs="Tahoma"/>
                 <w:sz w:val="18"/>
               </w:rPr>
-              <w:t>document_competitors</w:t>
+              <w:t>sgi_document_competitors</w:t>
             </w:r>
           </w:p>
         </w:tc>
@@ -11545,7 +12989,7 @@
                 <w:rFonts w:ascii="Arial" w:hAnsi="Arial" w:eastAsia="Arial" w:cs="Tahoma"/>
                 <w:sz w:val="18"/>
               </w:rPr>
-              <w:t>document_external_factors</w:t>
+              <w:t>sgi_document_external_factors</w:t>
             </w:r>
           </w:p>
         </w:tc>
@@ -11625,7 +13069,7 @@
                 <w:rFonts w:ascii="Arial" w:hAnsi="Arial" w:eastAsia="Arial" w:cs="Tahoma"/>
                 <w:sz w:val="18"/>
               </w:rPr>
-              <w:t>document_attachments</w:t>
+              <w:t>sgi_document_attachments</w:t>
             </w:r>
           </w:p>
         </w:tc>
@@ -11705,7 +13149,7 @@
                 <w:rFonts w:ascii="Arial" w:hAnsi="Arial" w:eastAsia="Arial" w:cs="Tahoma"/>
                 <w:sz w:val="18"/>
               </w:rPr>
-              <w:t>consideration_logs</w:t>
+              <w:t>sgi_consideration_logs</w:t>
             </w:r>
           </w:p>
         </w:tc>
@@ -11781,7 +13225,7 @@
         <w:rPr>
           <w:b/>
         </w:rPr>
-        <w:t>GET /api/v1/sbpgi/document/{docNo}</w:t>
+        <w:t>GET /api/v1/sgi/document/{docNo}</w:t>
       </w:r>
       <w:r>
         <w:t xml:space="preserve"> — Document aggregate API</w:t>
@@ -11803,17 +13247,17 @@
         <w:br/>
         <w:t>-- โหลดเอกสารฉบับเต็ม 12 ส่วนในคำขอเดียว</w:t>
         <w:br/>
-        <w:t>SELECT * FROM compensation_documents      WHERE doc_no = :docNo;</w:t>
+        <w:t>SELECT * FROM sgi_compensation_documents      WHERE doc_no = :docNo;</w:t>
         <w:br/>
-        <w:t>SELECT * FROM document_new_stores          WHERE doc_no = :docNo;</w:t>
+        <w:t>SELECT * FROM sgi_document_new_stores          WHERE doc_no = :docNo;</w:t>
         <w:br/>
-        <w:t>SELECT * FROM document_competitors         WHERE doc_no = :docNo;</w:t>
+        <w:t>SELECT * FROM sgi_document_competitors         WHERE doc_no = :docNo;</w:t>
         <w:br/>
-        <w:t>SELECT * FROM document_external_factors    WHERE doc_no = :docNo;</w:t>
+        <w:t>SELECT * FROM sgi_document_external_factors    WHERE doc_no = :docNo;</w:t>
         <w:br/>
-        <w:t>SELECT * FROM document_attachments         WHERE doc_no = :docNo;</w:t>
+        <w:t>SELECT * FROM sgi_document_attachments         WHERE doc_no = :docNo;</w:t>
         <w:br/>
-        <w:t>SELECT * FROM consideration_logs           WHERE doc_no = :docNo ORDER BY action_datetime;</w:t>
+        <w:t>SELECT * FROM sgi_consideration_logs           WHERE doc_no = :docNo ORDER BY action_datetime;</w:t>
       </w:r>
     </w:p>
     <w:p>
@@ -11821,7 +13265,7 @@
         <w:rPr>
           <w:b/>
         </w:rPr>
-        <w:t>GET /api/v1/sbpgi/master/competitors</w:t>
+        <w:t>GET /api/v1/sgi/master/competitors</w:t>
       </w:r>
       <w:r>
         <w:t xml:space="preserve"> — </w:t>
@@ -11854,7 +13298,7 @@
         <w:br/>
         <w:t>SELECT competitor_code, name_th, name_en, remark, is_active</w:t>
         <w:br/>
-        <w:t>FROM competitors</w:t>
+        <w:t>FROM sgi_competitors</w:t>
         <w:br/>
         <w:t>WHERE (:q IS NULL OR name_th LIKE :q OR name_en LIKE :q)</w:t>
         <w:br/>
@@ -11980,7 +13424,7 @@
                 <w:rFonts w:ascii="Arial" w:hAnsi="Arial" w:eastAsia="Arial" w:cs="Tahoma"/>
                 <w:sz w:val="18"/>
               </w:rPr>
-              <w:t>compensation_documents</w:t>
+              <w:t>sgi_compensation_documents</w:t>
             </w:r>
           </w:p>
         </w:tc>
@@ -12005,7 +13449,7 @@
                 <w:rFonts w:ascii="Arial" w:hAnsi="Arial" w:eastAsia="Arial" w:cs="Tahoma"/>
                 <w:sz w:val="18"/>
               </w:rPr>
-              <w:t>CREATE UNIQUE INDEX uk_compensation_documents_business ON compensation_documents (impacted_store_code, account_year, account_month, round_no);</w:t>
+              <w:t>CREATE UNIQUE INDEX uk_compensation_documents_business ON sgi_compensation_documents (impacted_store_code, account_year, account_month, round_no);</w:t>
             </w:r>
           </w:p>
         </w:tc>
@@ -12030,7 +13474,7 @@
                 <w:rFonts w:ascii="Arial" w:hAnsi="Arial" w:eastAsia="Arial" w:cs="Tahoma"/>
                 <w:sz w:val="18"/>
               </w:rPr>
-              <w:t>ข้อเสนอ — อนุมานจากเงื่อนไข query ที่เอกสารนี้ระบุ ต้องยืนยันกับ DBA ก่อนใช้จริง</w:t>
+              <w:t>อนุมานจากเงื่อนไข query ที่เอกสารนี้ระบุ — สร้างพร้อมสคริปต์ deploy ของ SGI</w:t>
             </w:r>
           </w:p>
         </w:tc>
@@ -12060,7 +13504,7 @@
                 <w:rFonts w:ascii="Arial" w:hAnsi="Arial" w:eastAsia="Arial" w:cs="Tahoma"/>
                 <w:sz w:val="18"/>
               </w:rPr>
-              <w:t>document_new_stores</w:t>
+              <w:t>sgi_document_new_stores</w:t>
             </w:r>
           </w:p>
         </w:tc>
@@ -12085,7 +13529,7 @@
                 <w:rFonts w:ascii="Arial" w:hAnsi="Arial" w:eastAsia="Arial" w:cs="Tahoma"/>
                 <w:sz w:val="18"/>
               </w:rPr>
-              <w:t>CREATE INDEX idx_document_new_stores_doc_no ON document_new_stores (doc_no);</w:t>
+              <w:t>CREATE INDEX idx_document_new_stores_doc_no ON sgi_document_new_stores (doc_no);</w:t>
             </w:r>
           </w:p>
         </w:tc>
@@ -12110,7 +13554,7 @@
                 <w:rFonts w:ascii="Arial" w:hAnsi="Arial" w:eastAsia="Arial" w:cs="Tahoma"/>
                 <w:sz w:val="18"/>
               </w:rPr>
-              <w:t>ข้อเสนอ — อนุมานจากเงื่อนไข query ที่เอกสารนี้ระบุ ต้องยืนยันกับ DBA ก่อนใช้จริง</w:t>
+              <w:t>อนุมานจากเงื่อนไข query ที่เอกสารนี้ระบุ — สร้างพร้อมสคริปต์ deploy ของ SGI</w:t>
             </w:r>
           </w:p>
         </w:tc>
@@ -12140,7 +13584,7 @@
                 <w:rFonts w:ascii="Arial" w:hAnsi="Arial" w:eastAsia="Arial" w:cs="Tahoma"/>
                 <w:sz w:val="18"/>
               </w:rPr>
-              <w:t>document_competitors</w:t>
+              <w:t>sgi_document_competitors</w:t>
             </w:r>
           </w:p>
         </w:tc>
@@ -12165,7 +13609,7 @@
                 <w:rFonts w:ascii="Arial" w:hAnsi="Arial" w:eastAsia="Arial" w:cs="Tahoma"/>
                 <w:sz w:val="18"/>
               </w:rPr>
-              <w:t>CREATE INDEX idx_document_competitors_doc_no ON document_competitors (doc_no, source_system);</w:t>
+              <w:t>CREATE INDEX idx_document_competitors_doc_no ON sgi_document_competitors (doc_no, source_system);</w:t>
             </w:r>
           </w:p>
         </w:tc>
@@ -12190,7 +13634,7 @@
                 <w:rFonts w:ascii="Arial" w:hAnsi="Arial" w:eastAsia="Arial" w:cs="Tahoma"/>
                 <w:sz w:val="18"/>
               </w:rPr>
-              <w:t>ข้อเสนอ — อนุมานจากเงื่อนไข query ที่เอกสารนี้ระบุ ต้องยืนยันกับ DBA ก่อนใช้จริง</w:t>
+              <w:t>อนุมานจากเงื่อนไข query ที่เอกสารนี้ระบุ — สร้างพร้อมสคริปต์ deploy ของ SGI</w:t>
             </w:r>
           </w:p>
         </w:tc>
@@ -12220,7 +13664,7 @@
                 <w:rFonts w:ascii="Arial" w:hAnsi="Arial" w:eastAsia="Arial" w:cs="Tahoma"/>
                 <w:sz w:val="18"/>
               </w:rPr>
-              <w:t>document_external_factors</w:t>
+              <w:t>sgi_document_external_factors</w:t>
             </w:r>
           </w:p>
         </w:tc>
@@ -12245,7 +13689,7 @@
                 <w:rFonts w:ascii="Arial" w:hAnsi="Arial" w:eastAsia="Arial" w:cs="Tahoma"/>
                 <w:sz w:val="18"/>
               </w:rPr>
-              <w:t>CREATE INDEX idx_document_external_factors_doc_no ON document_external_factors (doc_no);</w:t>
+              <w:t>CREATE INDEX idx_document_external_factors_doc_no ON sgi_document_external_factors (doc_no);</w:t>
             </w:r>
           </w:p>
         </w:tc>
@@ -12270,7 +13714,7 @@
                 <w:rFonts w:ascii="Arial" w:hAnsi="Arial" w:eastAsia="Arial" w:cs="Tahoma"/>
                 <w:sz w:val="18"/>
               </w:rPr>
-              <w:t>ข้อเสนอ — อนุมานจากเงื่อนไข query ที่เอกสารนี้ระบุ ต้องยืนยันกับ DBA ก่อนใช้จริง</w:t>
+              <w:t>อนุมานจากเงื่อนไข query ที่เอกสารนี้ระบุ — สร้างพร้อมสคริปต์ deploy ของ SGI</w:t>
             </w:r>
           </w:p>
         </w:tc>
@@ -12300,7 +13744,7 @@
                 <w:rFonts w:ascii="Arial" w:hAnsi="Arial" w:eastAsia="Arial" w:cs="Tahoma"/>
                 <w:sz w:val="18"/>
               </w:rPr>
-              <w:t>document_attachments</w:t>
+              <w:t>sgi_document_attachments</w:t>
             </w:r>
           </w:p>
         </w:tc>
@@ -12325,7 +13769,7 @@
                 <w:rFonts w:ascii="Arial" w:hAnsi="Arial" w:eastAsia="Arial" w:cs="Tahoma"/>
                 <w:sz w:val="18"/>
               </w:rPr>
-              <w:t>CREATE INDEX idx_document_attachments_doc_no ON document_attachments (doc_no, section_code);</w:t>
+              <w:t>CREATE INDEX idx_document_attachments_doc_no ON sgi_document_attachments (doc_no, section_code);</w:t>
             </w:r>
           </w:p>
         </w:tc>
@@ -12350,7 +13794,7 @@
                 <w:rFonts w:ascii="Arial" w:hAnsi="Arial" w:eastAsia="Arial" w:cs="Tahoma"/>
                 <w:sz w:val="18"/>
               </w:rPr>
-              <w:t>ข้อเสนอ — อนุมานจากเงื่อนไข query ที่เอกสารนี้ระบุ ต้องยืนยันกับ DBA ก่อนใช้จริง</w:t>
+              <w:t>อนุมานจากเงื่อนไข query ที่เอกสารนี้ระบุ — สร้างพร้อมสคริปต์ deploy ของ SGI</w:t>
             </w:r>
           </w:p>
         </w:tc>
@@ -12380,7 +13824,7 @@
                 <w:rFonts w:ascii="Arial" w:hAnsi="Arial" w:eastAsia="Arial" w:cs="Tahoma"/>
                 <w:sz w:val="18"/>
               </w:rPr>
-              <w:t>consideration_logs</w:t>
+              <w:t>sgi_consideration_logs</w:t>
             </w:r>
           </w:p>
         </w:tc>
@@ -12405,7 +13849,7 @@
                 <w:rFonts w:ascii="Arial" w:hAnsi="Arial" w:eastAsia="Arial" w:cs="Tahoma"/>
                 <w:sz w:val="18"/>
               </w:rPr>
-              <w:t>CREATE INDEX idx_consideration_logs_doc_no ON consideration_logs (doc_no, action_datetime DESC);</w:t>
+              <w:t>CREATE INDEX idx_consideration_logs_doc_no ON sgi_consideration_logs (doc_no, action_datetime DESC);</w:t>
             </w:r>
           </w:p>
         </w:tc>
@@ -12430,7 +13874,7 @@
                 <w:rFonts w:ascii="Arial" w:hAnsi="Arial" w:eastAsia="Arial" w:cs="Tahoma"/>
                 <w:sz w:val="18"/>
               </w:rPr>
-              <w:t>ข้อเสนอ — อนุมานจากเงื่อนไข query ที่เอกสารนี้ระบุ ต้องยืนยันกับ DBA ก่อนใช้จริง</w:t>
+              <w:t>อนุมานจากเงื่อนไข query ที่เอกสารนี้ระบุ — สร้างพร้อมสคริปต์ deploy ของ SGI</w:t>
             </w:r>
           </w:p>
         </w:tc>
@@ -12463,7 +13907,7 @@
         <w:rPr>
           <w:rFonts w:ascii="Courier New" w:hAnsi="Courier New" w:eastAsia="Courier New" w:cs="Tahoma"/>
         </w:rPr>
-        <w:t>sql/deploy-sbpgi-*.sql</w:t>
+        <w:t>sql/deploy-sgi-*.sql</w:t>
       </w:r>
       <w:r>
         <w:t xml:space="preserve"> แบบ idempotent (</w:t>
@@ -14488,7 +15932,7 @@
                 <w:rFonts w:ascii="Courier New" w:hAnsi="Courier New" w:eastAsia="Courier New" w:cs="Tahoma"/>
                 <w:sz w:val="18"/>
               </w:rPr>
-              <w:t>GET /api/v1/sbpgi/document/{docNo}</w:t>
+              <w:t>GET /api/v1/sgi/document/{docNo}</w:t>
             </w:r>
           </w:p>
         </w:tc>
@@ -14568,7 +16012,7 @@
                 <w:rFonts w:ascii="Courier New" w:hAnsi="Courier New" w:eastAsia="Courier New" w:cs="Tahoma"/>
                 <w:sz w:val="18"/>
               </w:rPr>
-              <w:t>GET /api/v1/sbpgi/master/competitors</w:t>
+              <w:t>GET /api/v1/sgi/master/competitors</w:t>
             </w:r>
           </w:p>
         </w:tc>
